--- a/Museum_Heist_TDD.docx
+++ b/Museum_Heist_TDD.docx
@@ -13677,37 +13677,37 @@
               <w:rPr>
                 <w:sz w:val="16"/>
               </w:rPr>
-              <w:t>Center Screen Trace</w:t>
-            </w:r>
-            <w:r>
-              <w:rPr>
-                <w:sz w:val="16"/>
-              </w:rPr>
-              <w:t>와</w:t>
-            </w:r>
-            <w:r>
-              <w:rPr>
-                <w:sz w:val="16"/>
-              </w:rPr>
-              <w:t xml:space="preserve"> Camera Forward</w:t>
-            </w:r>
-            <w:r>
-              <w:rPr>
-                <w:sz w:val="16"/>
-              </w:rPr>
-              <w:t>로</w:t>
-            </w:r>
-            <w:r>
-              <w:rPr>
-                <w:sz w:val="16"/>
-              </w:rPr>
-              <w:t xml:space="preserve"> </w:t>
-            </w:r>
-            <w:r>
-              <w:rPr>
-                <w:sz w:val="16"/>
-              </w:rPr>
-              <w:t>교체</w:t>
+              <w:t>World Interaction은 BeginOverlap/EndOverlap 후보 관리로, 투척·Flashlight는 Camera Forward로 교체</w:t>
+            </w:r>
+            <w:r>
+              <w:rPr>
+                <w:sz w:val="16"/>
+              </w:rPr>
+              <w:t/>
+            </w:r>
+            <w:r>
+              <w:rPr>
+                <w:sz w:val="16"/>
+              </w:rPr>
+              <w:t xml:space="preserve"/>
+            </w:r>
+            <w:r>
+              <w:rPr>
+                <w:sz w:val="16"/>
+              </w:rPr>
+              <w:t/>
+            </w:r>
+            <w:r>
+              <w:rPr>
+                <w:sz w:val="16"/>
+              </w:rPr>
+              <w:t xml:space="preserve"/>
+            </w:r>
+            <w:r>
+              <w:rPr>
+                <w:sz w:val="16"/>
+              </w:rPr>
+              <w:t/>
             </w:r>
           </w:p>
         </w:tc>
@@ -25195,55 +25195,55 @@
         </w:numPr>
       </w:pPr>
       <w:r>
-        <w:t>Center Screen Trace</w:t>
-      </w:r>
-      <w:r>
-        <w:t>로</w:t>
-      </w:r>
-      <w:r>
-        <w:t xml:space="preserve"> Painting Case</w:t>
-      </w:r>
-      <w:r>
-        <w:t>를</w:t>
-      </w:r>
-      <w:r>
-        <w:t xml:space="preserve"> </w:t>
-      </w:r>
-      <w:r>
-        <w:t>조준하고</w:t>
-      </w:r>
-      <w:r>
-        <w:t xml:space="preserve"> </w:t>
-      </w:r>
-      <w:r>
-        <w:t>서버가</w:t>
-      </w:r>
-      <w:r>
-        <w:t xml:space="preserve"> </w:t>
-      </w:r>
-      <w:r>
-        <w:t>거리</w:t>
-      </w:r>
-      <w:r>
-        <w:t>·</w:t>
-      </w:r>
-      <w:r>
-        <w:t>상태</w:t>
-      </w:r>
-      <w:r>
-        <w:t>·Owner</w:t>
-      </w:r>
-      <w:r>
-        <w:t>를</w:t>
-      </w:r>
-      <w:r>
-        <w:t xml:space="preserve"> </w:t>
-      </w:r>
-      <w:r>
-        <w:t>검증한다</w:t>
-      </w:r>
-      <w:r>
-        <w:t>.</w:t>
+        <w:t>Player Capsule과 Painting Case Interaction Collision의 BeginOverlap/EndOverlap로 후보를 관리하고 서버가 현재 Overlap·상태·Owner를 검증한다.</w:t>
+      </w:r>
+      <w:r>
+        <w:t/>
+      </w:r>
+      <w:r>
+        <w:t xml:space="preserve"/>
+      </w:r>
+      <w:r>
+        <w:t/>
+      </w:r>
+      <w:r>
+        <w:t xml:space="preserve"/>
+      </w:r>
+      <w:r>
+        <w:t/>
+      </w:r>
+      <w:r>
+        <w:t xml:space="preserve"/>
+      </w:r>
+      <w:r>
+        <w:t/>
+      </w:r>
+      <w:r>
+        <w:t xml:space="preserve"/>
+      </w:r>
+      <w:r>
+        <w:t/>
+      </w:r>
+      <w:r>
+        <w:t/>
+      </w:r>
+      <w:r>
+        <w:t/>
+      </w:r>
+      <w:r>
+        <w:t/>
+      </w:r>
+      <w:r>
+        <w:t/>
+      </w:r>
+      <w:r>
+        <w:t xml:space="preserve"/>
+      </w:r>
+      <w:r>
+        <w:t/>
+      </w:r>
+      <w:r>
+        <w:t/>
       </w:r>
     </w:p>
     <w:p>

--- a/Museum_Heist_TDD.docx
+++ b/Museum_Heist_TDD.docx
@@ -15498,124 +15498,7 @@
     </w:p>
     <w:p>
       <w:r>
-        <w:t>단일</w:t>
-      </w:r>
-      <w:r>
-        <w:t xml:space="preserve"> </w:t>
-      </w:r>
-      <w:r>
-        <w:t>베이스</w:t>
-      </w:r>
-      <w:r>
-        <w:t xml:space="preserve"> </w:t>
-      </w:r>
-      <w:r>
-        <w:t>바디</w:t>
-      </w:r>
-      <w:r>
-        <w:t xml:space="preserve"> </w:t>
-      </w:r>
-      <w:r>
-        <w:t>메시</w:t>
-      </w:r>
-      <w:r>
-        <w:t xml:space="preserve"> </w:t>
-      </w:r>
-      <w:r>
-        <w:t>위에</w:t>
-      </w:r>
-      <w:r>
-        <w:t xml:space="preserve"> </w:t>
-      </w:r>
-      <w:r>
-        <w:t>모자</w:t>
-      </w:r>
-      <w:r>
-        <w:t>·</w:t>
-      </w:r>
-      <w:r>
-        <w:t>의상</w:t>
-      </w:r>
-      <w:r>
-        <w:t xml:space="preserve"> </w:t>
-      </w:r>
-      <w:r>
-        <w:t>메시를</w:t>
-      </w:r>
-      <w:r>
-        <w:t xml:space="preserve"> Socket/Layer</w:t>
-      </w:r>
-      <w:r>
-        <w:t>로</w:t>
-      </w:r>
-      <w:r>
-        <w:t xml:space="preserve"> </w:t>
-      </w:r>
-      <w:r>
-        <w:t>조립하고</w:t>
-      </w:r>
-      <w:r>
-        <w:t xml:space="preserve">, </w:t>
-      </w:r>
-      <w:r>
-        <w:t>피부</w:t>
-      </w:r>
-      <w:r>
-        <w:t>·</w:t>
-      </w:r>
-      <w:r>
-        <w:t>모자</w:t>
-      </w:r>
-      <w:r>
-        <w:t>·</w:t>
-      </w:r>
-      <w:r>
-        <w:t>옷</w:t>
-      </w:r>
-      <w:r>
-        <w:t xml:space="preserve"> </w:t>
-      </w:r>
-      <w:r>
-        <w:t>색상을</w:t>
-      </w:r>
-      <w:r>
-        <w:t xml:space="preserve"> Dynamic Material Instance</w:t>
-      </w:r>
-      <w:r>
-        <w:t>로</w:t>
-      </w:r>
-      <w:r>
-        <w:t xml:space="preserve"> </w:t>
-      </w:r>
-      <w:r>
-        <w:t>교체한다</w:t>
-      </w:r>
-      <w:r>
-        <w:t xml:space="preserve">. </w:t>
-      </w:r>
-      <w:r>
-        <w:t>기존</w:t>
-      </w:r>
-      <w:r>
-        <w:t xml:space="preserve"> </w:t>
-      </w:r>
-      <w:r>
-        <w:t>구조를</w:t>
-      </w:r>
-      <w:r>
-        <w:t xml:space="preserve"> </w:t>
-      </w:r>
-      <w:r>
-        <w:t>그대로</w:t>
-      </w:r>
-      <w:r>
-        <w:t xml:space="preserve"> </w:t>
-      </w:r>
-      <w:r>
-        <w:t>재사용한다</w:t>
-      </w:r>
-      <w:r>
-        <w:t>.</w:t>
+        <w:t>단일 베이스 바디 메시 위에 모자·의상 메시를 Socket/Layer로 조립하고, 피부·모자·옷 색상을 Dynamic Material Instance로 교체한다. 기존 구조를 그대로 재사용한다.</w:t>
       </w:r>
     </w:p>
     <w:tbl>
@@ -17420,113 +17303,43 @@
     </w:p>
     <w:p>
       <w:r>
-        <w:t>배낭은</w:t>
-      </w:r>
-      <w:r>
-        <w:t xml:space="preserve"> </w:t>
-      </w:r>
-      <w:r>
-        <w:t>가로</w:t>
-      </w:r>
-      <w:r>
-        <w:t xml:space="preserve"> 4</w:t>
-      </w:r>
-      <w:r>
-        <w:t>칸</w:t>
-      </w:r>
-      <w:r>
-        <w:t xml:space="preserve"> × </w:t>
-      </w:r>
-      <w:r>
-        <w:t>세로</w:t>
-      </w:r>
-      <w:r>
-        <w:t xml:space="preserve"> 5</w:t>
-      </w:r>
-      <w:r>
-        <w:t>칸</w:t>
-      </w:r>
-      <w:r>
-        <w:t xml:space="preserve">, </w:t>
-      </w:r>
-      <w:r>
-        <w:t>총</w:t>
-      </w:r>
-      <w:r>
-        <w:t xml:space="preserve"> 20</w:t>
-      </w:r>
-      <w:r>
-        <w:t>칸이다</w:t>
-      </w:r>
-      <w:r>
-        <w:t xml:space="preserve">. </w:t>
-      </w:r>
-      <w:r>
-        <w:t>완전한</w:t>
-      </w:r>
-      <w:r>
-        <w:t xml:space="preserve"> </w:t>
-      </w:r>
-      <w:r>
-        <w:t>테트리스</w:t>
-      </w:r>
-      <w:r>
-        <w:t xml:space="preserve"> UX</w:t>
-      </w:r>
-      <w:r>
-        <w:t>보다</w:t>
-      </w:r>
-      <w:r>
-        <w:t xml:space="preserve"> </w:t>
-      </w:r>
-      <w:r>
-        <w:t>서버</w:t>
-      </w:r>
-      <w:r>
-        <w:t xml:space="preserve"> </w:t>
-      </w:r>
-      <w:r>
-        <w:t>권한</w:t>
-      </w:r>
-      <w:r>
-        <w:t xml:space="preserve"> </w:t>
-      </w:r>
-      <w:r>
-        <w:t>무게</w:t>
-      </w:r>
-      <w:r>
-        <w:t xml:space="preserve"> </w:t>
-      </w:r>
-      <w:r>
-        <w:t>선택과</w:t>
-      </w:r>
-      <w:r>
-        <w:t xml:space="preserve"> </w:t>
-      </w:r>
-      <w:r>
-        <w:t>월드</w:t>
-      </w:r>
-      <w:r>
-        <w:t xml:space="preserve"> </w:t>
-      </w:r>
-      <w:r>
-        <w:t>드롭의</w:t>
-      </w:r>
-      <w:r>
-        <w:t xml:space="preserve"> </w:t>
-      </w:r>
-      <w:r>
-        <w:t>안정성을</w:t>
-      </w:r>
-      <w:r>
-        <w:t xml:space="preserve"> </w:t>
-      </w:r>
-      <w:r>
-        <w:t>우선한다</w:t>
-      </w:r>
-      <w:r>
-        <w:t>.</w:t>
-      </w:r>
+        <w:t>배낭은 가로 4칸 × 세로 5칸, 총 20칸이다. Painting/Object Original과 Loose Loot는 동일한 Owner-only FastArray Item Instance와 GridSlot을 사용한다. Original 전용 Carry Entry, CarryMode와 별도 UI 카드는 사용하지 않는다.</w:t>
+      </w:r>
+      <w:r/>
+      <w:r/>
+      <w:r/>
+      <w:r/>
+      <w:r/>
+      <w:r/>
+      <w:r/>
+      <w:r/>
+      <w:r/>
+      <w:r/>
+      <w:r/>
+      <w:r/>
+      <w:r/>
+      <w:r/>
+      <w:r/>
+      <w:r/>
+      <w:r/>
+      <w:r/>
+      <w:r/>
+      <w:r/>
+      <w:r/>
+      <w:r/>
+      <w:r/>
+      <w:r/>
+      <w:r/>
+      <w:r/>
+      <w:r/>
+      <w:r/>
+      <w:r/>
+      <w:r/>
+      <w:r/>
+      <w:r/>
+      <w:r/>
+      <w:r/>
+      <w:r/>
     </w:p>
     <w:p>
       <w:pPr>
@@ -17537,67 +17350,7 @@
         </w:numPr>
       </w:pPr>
       <w:r>
-        <w:t>Tab</w:t>
-      </w:r>
-      <w:r>
-        <w:t>으로</w:t>
-      </w:r>
-      <w:r>
-        <w:t xml:space="preserve"> </w:t>
-      </w:r>
-      <w:r>
-        <w:t>열고</w:t>
-      </w:r>
-      <w:r>
-        <w:t xml:space="preserve"> </w:t>
-      </w:r>
-      <w:r>
-        <w:t>닫으며</w:t>
-      </w:r>
-      <w:r>
-        <w:t xml:space="preserve">, </w:t>
-      </w:r>
-      <w:r>
-        <w:t>열린</w:t>
-      </w:r>
-      <w:r>
-        <w:t xml:space="preserve"> </w:t>
-      </w:r>
-      <w:r>
-        <w:t>동안</w:t>
-      </w:r>
-      <w:r>
-        <w:t xml:space="preserve"> </w:t>
-      </w:r>
-      <w:r>
-        <w:t>이동</w:t>
-      </w:r>
-      <w:r>
-        <w:t>·</w:t>
-      </w:r>
-      <w:r>
-        <w:t>시점</w:t>
-      </w:r>
-      <w:r>
-        <w:t>·</w:t>
-      </w:r>
-      <w:r>
-        <w:t>월드</w:t>
-      </w:r>
-      <w:r>
-        <w:t xml:space="preserve"> Interaction</w:t>
-      </w:r>
-      <w:r>
-        <w:t>을</w:t>
-      </w:r>
-      <w:r>
-        <w:t xml:space="preserve"> </w:t>
-      </w:r>
-      <w:r>
-        <w:t>차단한다</w:t>
-      </w:r>
-      <w:r>
-        <w:t>.</w:t>
+        <w:t>ReplicaReady에서 E 교체 승인이 완료될 때 DT_ArtifactData의 GridWidth/Height, Weight, ArtifactValue와 Required Target 여부를 Item Instance에 복사하고 빈 GridSlot에 즉시 자동 배치한다. Grid/Weight 사전 검증이 실패하면 교체와 회수를 모두 커밋하지 않는다.</w:t>
       </w:r>
     </w:p>
     <w:p>
@@ -17672,65 +17425,27 @@
         </w:numPr>
       </w:pPr>
       <w:r>
-        <w:t>인벤토리</w:t>
-      </w:r>
-      <w:r>
-        <w:t xml:space="preserve"> </w:t>
-      </w:r>
-      <w:r>
-        <w:t>밖으로</w:t>
-      </w:r>
-      <w:r>
-        <w:t xml:space="preserve"> </w:t>
-      </w:r>
-      <w:r>
-        <w:t>드래그하면</w:t>
-      </w:r>
-      <w:r>
-        <w:t xml:space="preserve"> </w:t>
-      </w:r>
-      <w:r>
-        <w:t>서버</w:t>
-      </w:r>
-      <w:r>
-        <w:t xml:space="preserve"> </w:t>
-      </w:r>
-      <w:r>
-        <w:t>승인</w:t>
-      </w:r>
-      <w:r>
-        <w:t xml:space="preserve"> </w:t>
-      </w:r>
-      <w:r>
-        <w:t>후</w:t>
-      </w:r>
-      <w:r>
-        <w:t xml:space="preserve"> </w:t>
-      </w:r>
-      <w:r>
-        <w:t>플레이어</w:t>
-      </w:r>
-      <w:r>
-        <w:t xml:space="preserve"> </w:t>
-      </w:r>
-      <w:r>
-        <w:t>전방에</w:t>
-      </w:r>
-      <w:r>
-        <w:t xml:space="preserve"> </w:t>
-      </w:r>
-      <w:r>
-        <w:t>월드</w:t>
-      </w:r>
-      <w:r>
-        <w:t xml:space="preserve"> </w:t>
-      </w:r>
-      <w:r>
-        <w:t>드롭한다</w:t>
-      </w:r>
-      <w:r>
-        <w:t>.</w:t>
-      </w:r>
+        <w:t>인벤토리 밖으로 드래그하면 서버 승인 후 플레이어 전방에 월드 드롭한다. Original Drop은 Source Display Case의 Carrier 상태와 함께 원자적으로 갱신한다.</w:t>
+      </w:r>
+      <w:r/>
+      <w:r/>
+      <w:r/>
+      <w:r/>
+      <w:r/>
+      <w:r/>
+      <w:r/>
+      <w:r/>
+      <w:r/>
+      <w:r/>
+      <w:r/>
+      <w:r/>
+      <w:r/>
+      <w:r/>
+      <w:r/>
+      <w:r/>
+      <w:r/>
+      <w:r/>
+      <w:r/>
     </w:p>
     <w:p>
       <w:pPr>
@@ -17771,71 +17486,29 @@
         </w:numPr>
       </w:pPr>
       <w:r>
-        <w:t>공간</w:t>
-      </w:r>
-      <w:r>
-        <w:t xml:space="preserve"> </w:t>
-      </w:r>
-      <w:r>
-        <w:t>부족</w:t>
-      </w:r>
-      <w:r>
-        <w:t xml:space="preserve">, </w:t>
-      </w:r>
-      <w:r>
-        <w:t>겹침</w:t>
-      </w:r>
-      <w:r>
-        <w:t xml:space="preserve">, </w:t>
-      </w:r>
-      <w:r>
-        <w:t>경계</w:t>
-      </w:r>
-      <w:r>
-        <w:t xml:space="preserve"> </w:t>
-      </w:r>
-      <w:r>
-        <w:t>초과</w:t>
-      </w:r>
-      <w:r>
-        <w:t xml:space="preserve">, </w:t>
-      </w:r>
-      <w:r>
-        <w:t>존재하지</w:t>
-      </w:r>
-      <w:r>
-        <w:t xml:space="preserve"> </w:t>
-      </w:r>
-      <w:r>
-        <w:t>않는</w:t>
-      </w:r>
-      <w:r>
-        <w:t xml:space="preserve"> InstanceId </w:t>
-      </w:r>
-      <w:r>
-        <w:t>요청은</w:t>
-      </w:r>
-      <w:r>
-        <w:t xml:space="preserve"> </w:t>
-      </w:r>
-      <w:r>
-        <w:t>거부하고</w:t>
-      </w:r>
-      <w:r>
-        <w:t xml:space="preserve"> Confirmed Snapshot</w:t>
-      </w:r>
-      <w:r>
-        <w:t>을</w:t>
-      </w:r>
-      <w:r>
-        <w:t xml:space="preserve"> </w:t>
-      </w:r>
-      <w:r>
-        <w:t>유지한다</w:t>
-      </w:r>
-      <w:r>
-        <w:t>.</w:t>
-      </w:r>
+        <w:t>공간 부족, Weight 초과, 겹침, 경계 초과, 존재하지 않는 InstanceId 요청은 거부하고 Confirmed Snapshot과 전시 케이스/World Drop 상태를 유지한다.</w:t>
+      </w:r>
+      <w:r/>
+      <w:r/>
+      <w:r/>
+      <w:r/>
+      <w:r/>
+      <w:r/>
+      <w:r/>
+      <w:r/>
+      <w:r/>
+      <w:r/>
+      <w:r/>
+      <w:r/>
+      <w:r/>
+      <w:r/>
+      <w:r/>
+      <w:r/>
+      <w:r/>
+      <w:r/>
+      <w:r/>
+      <w:r/>
+      <w:r/>
     </w:p>
     <w:p>
       <w:pPr>
@@ -18803,86 +18476,34 @@
     </w:p>
     <w:p>
       <w:r>
-        <w:t>Painting</w:t>
-      </w:r>
-      <w:r>
-        <w:t>은</w:t>
-      </w:r>
-      <w:r>
-        <w:t xml:space="preserve"> </w:t>
-      </w:r>
-      <w:r>
-        <w:t>더</w:t>
-      </w:r>
-      <w:r>
-        <w:t xml:space="preserve"> </w:t>
-      </w:r>
-      <w:r>
-        <w:t>이상</w:t>
-      </w:r>
-      <w:r>
-        <w:t xml:space="preserve"> </w:t>
-      </w:r>
-      <w:r>
-        <w:t>일반</w:t>
-      </w:r>
-      <w:r>
-        <w:t xml:space="preserve"> Loose Loot</w:t>
-      </w:r>
-      <w:r>
-        <w:t>이</w:t>
-      </w:r>
-      <w:r>
-        <w:t xml:space="preserve"> </w:t>
-      </w:r>
-      <w:r>
-        <w:t>아니다</w:t>
-      </w:r>
-      <w:r>
-        <w:t xml:space="preserve">. </w:t>
-      </w:r>
-      <w:r>
-        <w:t>출시의</w:t>
-      </w:r>
-      <w:r>
-        <w:t xml:space="preserve"> </w:t>
-      </w:r>
-      <w:r>
-        <w:t>필수</w:t>
-      </w:r>
-      <w:r>
-        <w:t xml:space="preserve"> Painting</w:t>
-      </w:r>
-      <w:r>
-        <w:t>은</w:t>
-      </w:r>
-      <w:r>
-        <w:t xml:space="preserve"> Display Case</w:t>
-      </w:r>
-      <w:r>
-        <w:t>와</w:t>
-      </w:r>
-      <w:r>
-        <w:t xml:space="preserve"> </w:t>
-      </w:r>
-      <w:r>
-        <w:t>연결된</w:t>
-      </w:r>
-      <w:r>
-        <w:t xml:space="preserve"> Target Artifact</w:t>
-      </w:r>
-      <w:r>
-        <w:t>로</w:t>
-      </w:r>
-      <w:r>
-        <w:t xml:space="preserve"> </w:t>
-      </w:r>
-      <w:r>
-        <w:t>분리한다</w:t>
-      </w:r>
-      <w:r>
-        <w:t>.</w:t>
-      </w:r>
+        <w:t>Painting은 일반 Loose Loot Row가 아니라 Display Case와 연결된 Artifact다. 단, Original 획득 후의 보유 위치는 별도 Carry Slot이 아니라 동일한 4×5 Grid Item Instance다.</w:t>
+      </w:r>
+      <w:r/>
+      <w:r/>
+      <w:r/>
+      <w:r/>
+      <w:r/>
+      <w:r/>
+      <w:r/>
+      <w:r/>
+      <w:r/>
+      <w:r/>
+      <w:r/>
+      <w:r/>
+      <w:r/>
+      <w:r/>
+      <w:r/>
+      <w:r/>
+      <w:r/>
+      <w:r/>
+      <w:r/>
+      <w:r/>
+      <w:r/>
+      <w:r/>
+      <w:r/>
+      <w:r/>
+      <w:r/>
+      <w:r/>
     </w:p>
     <w:p>
       <w:pPr>
@@ -24197,16 +23818,8 @@
             <w:vAlign w:val="center"/>
           </w:tcPr>
           <w:p>
-            <w:pPr>
-              <w:pStyle w:val="TableText"/>
-              <w:jc w:val="center"/>
-            </w:pPr>
-            <w:r>
-              <w:rPr>
-                <w:b/>
-                <w:color w:val="17365D"/>
-              </w:rPr>
-              <w:t>State Flow / Secured → Observed → ForgeryInProgress → ReplicaReady → ReplicaPlaced → OriginalAvailable → OriginalRemoved → Inspecting → Completed | Suspected → Alarmed</w:t>
+            <w:r>
+              <w:t>State Flow / Secured → Observed → ForgeryInProgress → ReplicaReady; ReplicaReady --R→ ForgeryInProgress; ReplicaReady --E atomic→ ReplicaPlaced → OriginalAvailable → OriginalRemoved; 이후 Inspecting → Completed | Suspected → Alarmed</w:t>
             </w:r>
           </w:p>
         </w:tc>
@@ -24610,13 +24223,7 @@
             <w:vAlign w:val="center"/>
           </w:tcPr>
           <w:p>
-            <w:pPr>
-              <w:pStyle w:val="TableText"/>
-            </w:pPr>
-            <w:r>
-              <w:rPr>
-                <w:sz w:val="16"/>
-              </w:rPr>
+            <w:r>
               <w:t>ReplicaReady</w:t>
             </w:r>
           </w:p>
@@ -24627,26 +24234,8 @@
             <w:vAlign w:val="center"/>
           </w:tcPr>
           <w:p>
-            <w:pPr>
-              <w:pStyle w:val="TableText"/>
-            </w:pPr>
-            <w:r>
-              <w:rPr>
-                <w:sz w:val="16"/>
-              </w:rPr>
-              <w:t>점수</w:t>
-            </w:r>
-            <w:r>
-              <w:rPr>
-                <w:sz w:val="16"/>
-              </w:rPr>
-              <w:t xml:space="preserve"> </w:t>
-            </w:r>
-            <w:r>
-              <w:rPr>
-                <w:sz w:val="16"/>
-              </w:rPr>
-              <w:t>확정</w:t>
+            <w:r>
+              <w:t>서버 Score/Texture 후보 확정, Owner Lock 유지, 활성 Forgery UI Session 종료</w:t>
             </w:r>
           </w:p>
         </w:tc>
@@ -24656,26 +24245,8 @@
             <w:vAlign w:val="center"/>
           </w:tcPr>
           <w:p>
-            <w:pPr>
-              <w:pStyle w:val="TableText"/>
-            </w:pPr>
-            <w:r>
-              <w:rPr>
-                <w:sz w:val="16"/>
-              </w:rPr>
-              <w:t>제출</w:t>
-            </w:r>
-            <w:r>
-              <w:rPr>
-                <w:sz w:val="16"/>
-              </w:rPr>
-              <w:t xml:space="preserve"> </w:t>
-            </w:r>
-            <w:r>
-              <w:rPr>
-                <w:sz w:val="16"/>
-              </w:rPr>
-              <w:t>결과</w:t>
+            <w:r>
+              <w:t>Gameplay 복귀. Owner에게 회수 대기 Outline과 ‘E 회수 | R 다시 그리기’ 월드 안내</w:t>
             </w:r>
           </w:p>
         </w:tc>
@@ -24691,13 +24262,7 @@
             <w:vAlign w:val="center"/>
           </w:tcPr>
           <w:p>
-            <w:pPr>
-              <w:pStyle w:val="TableText"/>
-            </w:pPr>
-            <w:r>
-              <w:rPr>
-                <w:sz w:val="16"/>
-              </w:rPr>
+            <w:r>
               <w:t>ReplicaPlaced</w:t>
             </w:r>
           </w:p>
@@ -24708,26 +24273,8 @@
             <w:vAlign w:val="center"/>
           </w:tcPr>
           <w:p>
-            <w:pPr>
-              <w:pStyle w:val="TableText"/>
-            </w:pPr>
-            <w:r>
-              <w:rPr>
-                <w:sz w:val="16"/>
-              </w:rPr>
-              <w:t>가짜</w:t>
-            </w:r>
-            <w:r>
-              <w:rPr>
-                <w:sz w:val="16"/>
-              </w:rPr>
-              <w:t xml:space="preserve"> </w:t>
-            </w:r>
-            <w:r>
-              <w:rPr>
-                <w:sz w:val="16"/>
-              </w:rPr>
-              <w:t>배치</w:t>
+            <w:r>
+              <w:t>E Confirm 트랜잭션 내부의 Replica commit</w:t>
             </w:r>
           </w:p>
         </w:tc>
@@ -24737,32 +24284,8 @@
             <w:vAlign w:val="center"/>
           </w:tcPr>
           <w:p>
-            <w:pPr>
-              <w:pStyle w:val="TableText"/>
-            </w:pPr>
-            <w:r>
-              <w:rPr>
-                <w:sz w:val="16"/>
-              </w:rPr>
-              <w:t xml:space="preserve">Case </w:t>
-            </w:r>
-            <w:r>
-              <w:rPr>
-                <w:sz w:val="16"/>
-              </w:rPr>
-              <w:t>비주얼</w:t>
-            </w:r>
-            <w:r>
-              <w:rPr>
-                <w:sz w:val="16"/>
-              </w:rPr>
-              <w:t xml:space="preserve"> </w:t>
-            </w:r>
-            <w:r>
-              <w:rPr>
-                <w:sz w:val="16"/>
-              </w:rPr>
-              <w:t>교체</w:t>
+            <w:r>
+              <w:t>짧은 교체 연출, 독립 입력 상태로 머물지 않음</w:t>
             </w:r>
           </w:p>
         </w:tc>
@@ -24778,13 +24301,7 @@
             <w:vAlign w:val="center"/>
           </w:tcPr>
           <w:p>
-            <w:pPr>
-              <w:pStyle w:val="TableText"/>
-            </w:pPr>
-            <w:r>
-              <w:rPr>
-                <w:sz w:val="16"/>
-              </w:rPr>
+            <w:r>
               <w:t>OriginalAvailable</w:t>
             </w:r>
           </w:p>
@@ -24795,38 +24312,8 @@
             <w:vAlign w:val="center"/>
           </w:tcPr>
           <w:p>
-            <w:pPr>
-              <w:pStyle w:val="TableText"/>
-            </w:pPr>
-            <w:r>
-              <w:rPr>
-                <w:sz w:val="16"/>
-              </w:rPr>
-              <w:t>원본</w:t>
-            </w:r>
-            <w:r>
-              <w:rPr>
-                <w:sz w:val="16"/>
-              </w:rPr>
-              <w:t xml:space="preserve"> </w:t>
-            </w:r>
-            <w:r>
-              <w:rPr>
-                <w:sz w:val="16"/>
-              </w:rPr>
-              <w:t>회수</w:t>
-            </w:r>
-            <w:r>
-              <w:rPr>
-                <w:sz w:val="16"/>
-              </w:rPr>
-              <w:t xml:space="preserve"> </w:t>
-            </w:r>
-            <w:r>
-              <w:rPr>
-                <w:sz w:val="16"/>
-              </w:rPr>
-              <w:t>가능</w:t>
+            <w:r>
+              <w:t>E Confirm 트랜잭션 내부의 Grid 사전 검증 통과</w:t>
             </w:r>
           </w:p>
         </w:tc>
@@ -24836,14 +24323,8 @@
             <w:vAlign w:val="center"/>
           </w:tcPr>
           <w:p>
-            <w:pPr>
-              <w:pStyle w:val="TableText"/>
-            </w:pPr>
-            <w:r>
-              <w:rPr>
-                <w:sz w:val="16"/>
-              </w:rPr>
-              <w:t>Pickup Prompt</w:t>
+            <w:r>
+              <w:t>독립 Pickup Prompt 없이 즉시 OriginalRemoved로 진행</w:t>
             </w:r>
           </w:p>
         </w:tc>
@@ -24859,13 +24340,7 @@
             <w:vAlign w:val="center"/>
           </w:tcPr>
           <w:p>
-            <w:pPr>
-              <w:pStyle w:val="TableText"/>
-            </w:pPr>
-            <w:r>
-              <w:rPr>
-                <w:sz w:val="16"/>
-              </w:rPr>
+            <w:r>
               <w:t>OriginalRemoved</w:t>
             </w:r>
           </w:p>
@@ -24876,38 +24351,8 @@
             <w:vAlign w:val="center"/>
           </w:tcPr>
           <w:p>
-            <w:pPr>
-              <w:pStyle w:val="TableText"/>
-            </w:pPr>
-            <w:r>
-              <w:rPr>
-                <w:sz w:val="16"/>
-              </w:rPr>
-              <w:t>목표</w:t>
-            </w:r>
-            <w:r>
-              <w:rPr>
-                <w:sz w:val="16"/>
-              </w:rPr>
-              <w:t xml:space="preserve"> </w:t>
-            </w:r>
-            <w:r>
-              <w:rPr>
-                <w:sz w:val="16"/>
-              </w:rPr>
-              <w:t>운반</w:t>
-            </w:r>
-            <w:r>
-              <w:rPr>
-                <w:sz w:val="16"/>
-              </w:rPr>
-              <w:t xml:space="preserve"> </w:t>
-            </w:r>
-            <w:r>
-              <w:rPr>
-                <w:sz w:val="16"/>
-              </w:rPr>
-              <w:t>중</w:t>
+            <w:r>
+              <w:t>Original Item Instance가 4×5 Grid에 추가됨</w:t>
             </w:r>
           </w:p>
         </w:tc>
@@ -24917,14 +24362,8 @@
             <w:vAlign w:val="center"/>
           </w:tcPr>
           <w:p>
-            <w:pPr>
-              <w:pStyle w:val="TableText"/>
-            </w:pPr>
-            <w:r>
-              <w:rPr>
-                <w:sz w:val="16"/>
-              </w:rPr>
-              <w:t>Carrier HUD</w:t>
+            <w:r>
+              <w:t>Inventory/HUD 즉시 갱신 + 교체 소음</w:t>
             </w:r>
           </w:p>
         </w:tc>
@@ -25375,37 +24814,79 @@
         </w:numPr>
       </w:pPr>
       <w:r>
-        <w:t xml:space="preserve">Cancel/Arrest/Disconnect/Match End </w:t>
-      </w:r>
-      <w:r>
-        <w:t>시</w:t>
-      </w:r>
-      <w:r>
-        <w:t xml:space="preserve"> Lock</w:t>
-      </w:r>
-      <w:r>
-        <w:t>과</w:t>
-      </w:r>
-      <w:r>
-        <w:t xml:space="preserve"> </w:t>
-      </w:r>
-      <w:r>
-        <w:t>모든</w:t>
-      </w:r>
-      <w:r>
-        <w:t xml:space="preserve"> </w:t>
-      </w:r>
-      <w:r>
-        <w:t>입력을</w:t>
-      </w:r>
-      <w:r>
-        <w:t xml:space="preserve"> </w:t>
-      </w:r>
-      <w:r>
-        <w:t>복원한다</w:t>
-      </w:r>
-      <w:r>
-        <w:t>.</w:t>
+        <w:t>활성 Drawing 중 Cancel/Arrest/Disconnect/Match End/비정상 범위 이탈 시 Session을 정리한다. Submit으로 ReplicaReady가 확정된 뒤에는 EndOverlap이 후보를 폐기하지 않으며, Owner가 다시 접근할 때까지 Case Lock과 후보 데이터를 유지한다.</w:t>
+      </w:r>
+    </w:p>
+    <w:p>
+      <w:pPr>
+        <w:pStyle w:val="31"/>
+        <w:numPr>
+          <w:ilvl w:val="0"/>
+          <w:numId w:val="21"/>
+        </w:numPr>
+      </w:pPr>
+      <w:r>
+        <w:t>Replica Review / Atomic Swap</w:t>
+      </w:r>
+    </w:p>
+    <w:p>
+      <w:pPr>
+        <w:pStyle w:val="a0"/>
+        <w:numPr>
+          <w:ilvl w:val="0"/>
+          <w:numId w:val="21"/>
+        </w:numPr>
+      </w:pPr>
+      <w:r>
+        <w:t>Submit RPC는 Stroke 검증, 서버 Score 계산과 Replica Texture 후보 생성까지만 처리한다. Case는 Session Owner Lock을 유지한 채 ReplicaReady로 전환하고, Forgery Component의 활성 UI Session은 종료해 Gameplay Input, 이동과 시점을 즉시 복원한다.</w:t>
+      </w:r>
+    </w:p>
+    <w:p>
+      <w:pPr>
+        <w:pStyle w:val="a0"/>
+        <w:numPr>
+          <w:ilvl w:val="0"/>
+          <w:numId w:val="21"/>
+        </w:numPr>
+      </w:pPr>
+      <w:r>
+        <w:t>ReplicaReady는 Submit 시점의 연속 Overlap을 요구하지 않는다. EndOverlap 시 상호작용 후보에서만 빠지고 Case의 Owner Lock과 Replica 후보는 유지한다. Owner가 나중에 동일 Case Interaction Collision에 다시 BeginOverlap한 뒤 E Confirm 또는 R Redraw를 요청하면 서버가 현재 Overlap·Owner·거리·Case State를 다시 검증한다.</w:t>
+      </w:r>
+    </w:p>
+    <w:p>
+      <w:pPr>
+        <w:pStyle w:val="a0"/>
+        <w:numPr>
+          <w:ilvl w:val="0"/>
+          <w:numId w:val="21"/>
+        </w:numPr>
+      </w:pPr>
+      <w:r>
+        <w:t>R Redraw는 Replica 후보와 Score를 폐기하고 Case를 ForgeryInProgress로 되돌린 뒤 새 SessionEndServerTime을 발급한다.</w:t>
+      </w:r>
+    </w:p>
+    <w:p>
+      <w:pPr>
+        <w:pStyle w:val="a0"/>
+        <w:numPr>
+          <w:ilvl w:val="0"/>
+          <w:numId w:val="21"/>
+        </w:numPr>
+      </w:pPr>
+      <w:r>
+        <w:t>E Confirm은 Grid/Weight 사전 검증, Replica commit, OriginalRemoved, Inventory FastArray 추가, Carrier/Objective 갱신을 하나의 서버 트랜잭션으로 처리한다. 실패 시 ReplicaReady와 기존 Inventory를 유지한다.</w:t>
+      </w:r>
+    </w:p>
+    <w:p>
+      <w:pPr>
+        <w:pStyle w:val="a0"/>
+        <w:numPr>
+          <w:ilvl w:val="0"/>
+          <w:numId w:val="21"/>
+        </w:numPr>
+      </w:pPr>
+      <w:r>
+        <w:t>성공한 E Confirm은 ReplicaSwap SoundPing과 Multicast/Blueprint Audio·World Feedback을 발생시킨다. Guard는 서버 SoundPing으로 InvestigateNoise에 진입하며 Inspection은 최소 교체 유예 시간 이후 활성화한다.</w:t>
       </w:r>
     </w:p>
     <w:p>
@@ -25470,31 +24951,7 @@
         </w:numPr>
       </w:pPr>
       <w:r>
-        <w:t xml:space="preserve">Stroke Count, Point Count, </w:t>
-      </w:r>
-      <w:r>
-        <w:t>좌표</w:t>
-      </w:r>
-      <w:r>
-        <w:t xml:space="preserve"> </w:t>
-      </w:r>
-      <w:r>
-        <w:t>범위</w:t>
-      </w:r>
-      <w:r>
-        <w:t>, Brush Size, Payload Size</w:t>
-      </w:r>
-      <w:r>
-        <w:t>를</w:t>
-      </w:r>
-      <w:r>
-        <w:t xml:space="preserve"> </w:t>
-      </w:r>
-      <w:r>
-        <w:t>검증한다</w:t>
-      </w:r>
-      <w:r>
-        <w:t>.</w:t>
+        <w:t>Stroke Count, Point Count, 좌표 범위, 서버가 승인한 Brush Size Preset, Payload Size를 검증한다. UI는 현재 Point Budget과 Raster Resolution을 표시한다.</w:t>
       </w:r>
     </w:p>
     <w:p>
@@ -28429,47 +27886,21 @@
         </w:numPr>
       </w:pPr>
       <w:r>
-        <w:t>기존</w:t>
-      </w:r>
-      <w:r>
-        <w:t xml:space="preserve"> Vent Actor/Room</w:t>
-      </w:r>
-      <w:r>
-        <w:t>을</w:t>
-      </w:r>
-      <w:r>
-        <w:t xml:space="preserve"> </w:t>
-      </w:r>
-      <w:r>
-        <w:t>재사용하되</w:t>
-      </w:r>
-      <w:r>
-        <w:t xml:space="preserve"> </w:t>
-      </w:r>
-      <w:r>
-        <w:t>선착순</w:t>
-      </w:r>
-      <w:r>
-        <w:t xml:space="preserve"> </w:t>
-      </w:r>
-      <w:r>
-        <w:t>소비</w:t>
-      </w:r>
-      <w:r>
-        <w:t xml:space="preserve"> </w:t>
-      </w:r>
-      <w:r>
-        <w:t>구조를</w:t>
-      </w:r>
-      <w:r>
-        <w:t xml:space="preserve"> </w:t>
-      </w:r>
-      <w:r>
-        <w:t>제거한다</w:t>
-      </w:r>
-      <w:r>
-        <w:t>.</w:t>
-      </w:r>
+        <w:t>기존 Vent Actor/Room을 재사용하되 선착순 소비 구조와 아이템별 반복 전달 구조를 제거한다.</w:t>
+      </w:r>
+      <w:r/>
+      <w:r/>
+      <w:r/>
+      <w:r/>
+      <w:r/>
+      <w:r/>
+      <w:r/>
+      <w:r/>
+      <w:r/>
+      <w:r/>
+      <w:r/>
+      <w:r/>
+      <w:r/>
     </w:p>
     <w:p>
       <w:pPr>
@@ -28480,53 +27911,23 @@
         </w:numPr>
       </w:pPr>
       <w:r>
-        <w:t>활성</w:t>
-      </w:r>
-      <w:r>
-        <w:t xml:space="preserve"> </w:t>
-      </w:r>
-      <w:r>
-        <w:t>출구는</w:t>
-      </w:r>
-      <w:r>
-        <w:t xml:space="preserve"> </w:t>
-      </w:r>
-      <w:r>
-        <w:t>팀이</w:t>
-      </w:r>
-      <w:r>
-        <w:t xml:space="preserve"> </w:t>
-      </w:r>
-      <w:r>
-        <w:t>공유하며</w:t>
-      </w:r>
-      <w:r>
-        <w:t xml:space="preserve"> </w:t>
-      </w:r>
-      <w:r>
-        <w:t>플레이어별</w:t>
-      </w:r>
-      <w:r>
-        <w:t xml:space="preserve"> </w:t>
-      </w:r>
-      <w:r>
-        <w:t>탈출</w:t>
-      </w:r>
-      <w:r>
-        <w:t xml:space="preserve"> </w:t>
-      </w:r>
-      <w:r>
-        <w:t>상태만</w:t>
-      </w:r>
-      <w:r>
-        <w:t xml:space="preserve"> </w:t>
-      </w:r>
-      <w:r>
-        <w:t>기록한다</w:t>
-      </w:r>
-      <w:r>
-        <w:t>.</w:t>
-      </w:r>
+        <w:t>활성 출구는 팀이 공유하며 Player별 Cast 완료 시 그 Player Grid의 모든 유효 Original과 Loose Loot를 하나의 서버 Deposit Payload로 일괄 처리한다.</w:t>
+      </w:r>
+      <w:r/>
+      <w:r/>
+      <w:r/>
+      <w:r/>
+      <w:r/>
+      <w:r/>
+      <w:r/>
+      <w:r/>
+      <w:r/>
+      <w:r/>
+      <w:r/>
+      <w:r/>
+      <w:r/>
+      <w:r/>
+      <w:r/>
     </w:p>
     <w:p>
       <w:pPr>
@@ -28537,47 +27938,21 @@
         </w:numPr>
       </w:pPr>
       <w:r>
-        <w:t>최소</w:t>
-      </w:r>
-      <w:r>
-        <w:t xml:space="preserve"> </w:t>
-      </w:r>
-      <w:r>
-        <w:t>한</w:t>
-      </w:r>
-      <w:r>
-        <w:t xml:space="preserve"> </w:t>
-      </w:r>
-      <w:r>
-        <w:t>명이</w:t>
-      </w:r>
-      <w:r>
-        <w:t xml:space="preserve"> Original</w:t>
-      </w:r>
-      <w:r>
-        <w:t>을</w:t>
-      </w:r>
-      <w:r>
-        <w:t xml:space="preserve"> </w:t>
-      </w:r>
-      <w:r>
-        <w:t>소지하고</w:t>
-      </w:r>
-      <w:r>
-        <w:t xml:space="preserve"> </w:t>
-      </w:r>
-      <w:r>
-        <w:t>탈출해야</w:t>
-      </w:r>
-      <w:r>
-        <w:t xml:space="preserve"> Team Success</w:t>
-      </w:r>
-      <w:r>
-        <w:t>다</w:t>
-      </w:r>
-      <w:r>
-        <w:t>.</w:t>
-      </w:r>
+        <w:t>Team Success는 Required Target Original이 Secured되고 Secured Value가 Loot Value Quota 이상일 때만 확정한다.</w:t>
+      </w:r>
+      <w:r/>
+      <w:r/>
+      <w:r/>
+      <w:r/>
+      <w:r/>
+      <w:r/>
+      <w:r/>
+      <w:r/>
+      <w:r/>
+      <w:r/>
+      <w:r/>
+      <w:r/>
+      <w:r/>
     </w:p>
     <w:p>
       <w:pPr>
@@ -35157,13 +34532,7 @@
             <w:vAlign w:val="center"/>
           </w:tcPr>
           <w:p>
-            <w:pPr>
-              <w:pStyle w:val="TableText"/>
-            </w:pPr>
-            <w:r>
-              <w:rPr>
-                <w:sz w:val="16"/>
-              </w:rPr>
+            <w:r>
               <w:t>Surface Forgery</w:t>
             </w:r>
           </w:p>
@@ -35174,32 +34543,8 @@
             <w:vAlign w:val="center"/>
           </w:tcPr>
           <w:p>
-            <w:pPr>
-              <w:pStyle w:val="TableText"/>
-            </w:pPr>
-            <w:r>
-              <w:rPr>
-                <w:sz w:val="16"/>
-              </w:rPr>
-              <w:t xml:space="preserve">Stage, RemainingTime, Palette/Stroke, Validation, Result, Team/Alert </w:t>
-            </w:r>
-            <w:r>
-              <w:rPr>
-                <w:sz w:val="16"/>
-              </w:rPr>
-              <w:t>최소</w:t>
-            </w:r>
-            <w:r>
-              <w:rPr>
-                <w:sz w:val="16"/>
-              </w:rPr>
-              <w:t xml:space="preserve"> </w:t>
-            </w:r>
-            <w:r>
-              <w:rPr>
-                <w:sz w:val="16"/>
-              </w:rPr>
-              <w:t>정보</w:t>
+            <w:r>
+              <w:t>Stage, RemainingTime, Palette/Brush/PointBudget/Raster, Validation, Team/Alert 최소 정보. Submit 후 Widget은 닫히며 ReplicaReady E/R은 World HUD Prompt가 표시</w:t>
             </w:r>
           </w:p>
         </w:tc>
@@ -35562,13 +34907,7 @@
             <w:vAlign w:val="center"/>
           </w:tcPr>
           <w:p>
-            <w:pPr>
-              <w:pStyle w:val="TableText"/>
-            </w:pPr>
-            <w:r>
-              <w:rPr>
-                <w:sz w:val="16"/>
-              </w:rPr>
+            <w:r>
               <w:t>Inventory Full</w:t>
             </w:r>
           </w:p>
@@ -35579,62 +34918,8 @@
             <w:vAlign w:val="center"/>
           </w:tcPr>
           <w:p>
-            <w:pPr>
-              <w:pStyle w:val="TableText"/>
-            </w:pPr>
-            <w:r>
-              <w:rPr>
-                <w:sz w:val="16"/>
-              </w:rPr>
-              <w:t>배낭</w:t>
-            </w:r>
-            <w:r>
-              <w:rPr>
-                <w:sz w:val="16"/>
-              </w:rPr>
-              <w:t xml:space="preserve"> </w:t>
-            </w:r>
-            <w:r>
-              <w:rPr>
-                <w:sz w:val="16"/>
-              </w:rPr>
-              <w:t>가득</w:t>
-            </w:r>
-            <w:r>
-              <w:rPr>
-                <w:sz w:val="16"/>
-              </w:rPr>
-              <w:t xml:space="preserve"> + </w:t>
-            </w:r>
-            <w:r>
-              <w:rPr>
-                <w:sz w:val="16"/>
-              </w:rPr>
-              <w:t>획득</w:t>
-            </w:r>
-            <w:r>
-              <w:rPr>
-                <w:sz w:val="16"/>
-              </w:rPr>
-              <w:t xml:space="preserve"> </w:t>
-            </w:r>
-            <w:r>
-              <w:rPr>
-                <w:sz w:val="16"/>
-              </w:rPr>
-              <w:t>거부</w:t>
-            </w:r>
-            <w:r>
-              <w:rPr>
-                <w:sz w:val="16"/>
-              </w:rPr>
-              <w:t xml:space="preserve"> </w:t>
-            </w:r>
-            <w:r>
-              <w:rPr>
-                <w:sz w:val="16"/>
-              </w:rPr>
-              <w:t>사유</w:t>
+            <w:r>
+              <w:t>ReplicaReady 유지 + 교체/회수 거부 사유 + 배낭 공간 정리 안내</w:t>
             </w:r>
           </w:p>
         </w:tc>
@@ -37019,13 +36304,7 @@
             <w:vAlign w:val="center"/>
           </w:tcPr>
           <w:p>
-            <w:pPr>
-              <w:pStyle w:val="TableText"/>
-            </w:pPr>
-            <w:r>
-              <w:rPr>
-                <w:sz w:val="16"/>
-              </w:rPr>
+            <w:r>
               <w:t>ArtifactSwapped</w:t>
             </w:r>
           </w:p>
@@ -37036,14 +36315,8 @@
             <w:vAlign w:val="center"/>
           </w:tcPr>
           <w:p>
-            <w:pPr>
-              <w:pStyle w:val="TableText"/>
-            </w:pPr>
-            <w:r>
-              <w:rPr>
-                <w:sz w:val="16"/>
-              </w:rPr>
-              <w:t>CaseId, ArtifactId, Quality, RequiredTarget</w:t>
+            <w:r>
+              <w:t>CaseId, ArtifactId, Quality, RequiredTarget, InventoryInstanceId, GridPosition, ReplicaSwapNoiseRadius</w:t>
             </w:r>
           </w:p>
         </w:tc>
@@ -39130,13 +38403,7 @@
             <w:vAlign w:val="center"/>
           </w:tcPr>
           <w:p>
-            <w:pPr>
-              <w:pStyle w:val="TableText"/>
-            </w:pPr>
-            <w:r>
-              <w:rPr>
-                <w:sz w:val="16"/>
-              </w:rPr>
+            <w:r>
               <w:t>EHeistSoundPingType</w:t>
             </w:r>
           </w:p>
@@ -39147,14 +38414,8 @@
             <w:vAlign w:val="center"/>
           </w:tcPr>
           <w:p>
-            <w:pPr>
-              <w:pStyle w:val="TableText"/>
-            </w:pPr>
-            <w:r>
-              <w:rPr>
-                <w:sz w:val="16"/>
-              </w:rPr>
-              <w:t>None / Footstep / GlassBreak / CoinImpact / StunHit</w:t>
+            <w:r>
+              <w:t>None / Footstep / GlassBreak / CoinImpact / StunHit / ReplicaSwap</w:t>
             </w:r>
           </w:p>
         </w:tc>
@@ -41362,6 +40623,68 @@
           </w:p>
         </w:tc>
       </w:tr>
+      <w:tr>
+        <w:tc>
+          <w:tcPr>
+            <w:tcW w:type="dxa" w:w="1151"/>
+          </w:tcPr>
+          <w:p>
+            <w:r>
+              <w:t>Ping_ReplicaSwap</w:t>
+            </w:r>
+          </w:p>
+        </w:tc>
+        <w:tc>
+          <w:tcPr>
+            <w:tcW w:type="dxa" w:w="1808"/>
+          </w:tcPr>
+          <w:p>
+            <w:r>
+              <w:t>1000</w:t>
+            </w:r>
+          </w:p>
+        </w:tc>
+        <w:tc>
+          <w:tcPr>
+            <w:tcW w:type="dxa" w:w="1808"/>
+          </w:tcPr>
+          <w:p>
+            <w:r>
+              <w:t>1.5</w:t>
+            </w:r>
+          </w:p>
+        </w:tc>
+        <w:tc>
+          <w:tcPr>
+            <w:tcW w:type="dxa" w:w="1808"/>
+          </w:tcPr>
+          <w:p>
+            <w:r>
+              <w:t>—</w:t>
+            </w:r>
+          </w:p>
+        </w:tc>
+        <w:tc>
+          <w:tcPr>
+            <w:tcW w:type="dxa" w:w="1644"/>
+          </w:tcPr>
+          <w:p>
+            <w:r>
+              <w:t>Yes</w:t>
+            </w:r>
+          </w:p>
+        </w:tc>
+        <w:tc>
+          <w:tcPr>
+            <w:tcW w:type="dxa" w:w="1645"/>
+          </w:tcPr>
+          <w:p>
+            <w:r>
+              <w:t>None / Server-only</w:t>
+            </w:r>
+          </w:p>
+        </w:tc>
+      </w:tr>
     </w:tbl>
     <w:p>
       <w:pPr>
@@ -41403,14 +40726,10 @@
     </w:p>
     <w:p>
       <w:r>
-        <w:t xml:space="preserve">ArtifactId, DisplayName, ArtifactValue, Weight, GridWidth/Height </w:t>
-      </w:r>
-      <w:r>
-        <w:t>또는</w:t>
-      </w:r>
-      <w:r>
-        <w:t xml:space="preserve"> CarryMode, ForgeryType, TemplateId, MinimumScore, BaseInspectionDelay, VisualActorClass.</w:t>
-      </w:r>
+        <w:t>ArtifactId, DisplayName, ArtifactValue, Weight, GridWidth, GridHeight, ForgeryType, TemplateId, MinimumScore, BaseInspectionDelay, VisualActorClass. CarryMode 필드는 두지 않으며 모든 Original은 GridWidth/Height를 사용한다.</w:t>
+      </w:r>
+      <w:r/>
+      <w:r/>
     </w:p>
     <w:p>
       <w:pPr>
@@ -42125,14 +41444,8 @@
             <w:vAlign w:val="center"/>
           </w:tcPr>
           <w:p>
-            <w:pPr>
-              <w:pStyle w:val="TableText"/>
-            </w:pPr>
-            <w:r>
-              <w:rPr>
-                <w:sz w:val="16"/>
-              </w:rPr>
-              <w:t>InstanceId, ItemId, TopLeft, W/H/Weight, Rotation</w:t>
+            <w:r>
+              <w:t>InstanceId, ItemId, TopLeft, BaseGridSize, Weight, Rotation, ContractValue, bOriginalArtifact, bRequiredTarget, SourceDisplayCase</w:t>
             </w:r>
           </w:p>
         </w:tc>
@@ -43770,14 +43083,7 @@
             <w:vAlign w:val="center"/>
           </w:tcPr>
           <w:p>
-            <w:pPr>
-              <w:pStyle w:val="TableText"/>
-            </w:pPr>
-            <w:r>
-              <w:rPr>
-                <w:sz w:val="16"/>
-              </w:rPr>
-              <w:lastRenderedPageBreak/>
+            <w:r>
               <w:t>Surface Forgery</w:t>
             </w:r>
           </w:p>
@@ -43788,38 +43094,8 @@
             <w:vAlign w:val="center"/>
           </w:tcPr>
           <w:p>
-            <w:pPr>
-              <w:pStyle w:val="TableText"/>
-            </w:pPr>
-            <w:r>
-              <w:rPr>
-                <w:sz w:val="16"/>
-              </w:rPr>
-              <w:t>Owner-only, 20~45</w:t>
-            </w:r>
-            <w:r>
-              <w:rPr>
-                <w:sz w:val="16"/>
-              </w:rPr>
-              <w:t>초</w:t>
-            </w:r>
-            <w:r>
-              <w:rPr>
-                <w:sz w:val="16"/>
-              </w:rPr>
-              <w:t xml:space="preserve">, Auto Submit, </w:t>
-            </w:r>
-            <w:r>
-              <w:rPr>
-                <w:sz w:val="16"/>
-              </w:rPr>
-              <w:t>서버</w:t>
-            </w:r>
-            <w:r>
-              <w:rPr>
-                <w:sz w:val="16"/>
-              </w:rPr>
-              <w:t xml:space="preserve"> OpenCV, Cleanup</w:t>
+            <w:r>
+              <w:t>Owner-only, 20~45초, 서버 OpenCV, Submit 즉시 Gameplay 복귀, 재접근 ReplicaReady E/R 분기, Atomic Swap+Grid Add, ReplicaSwap Guard Noise, Cleanup</w:t>
             </w:r>
           </w:p>
         </w:tc>
@@ -47073,40 +46349,13 @@
             </w:tcMar>
           </w:tcPr>
           <w:p>
-            <w:pPr>
-              <w:pStyle w:val="CodeBlock"/>
-            </w:pPr>
-            <w:r>
-              <w:rPr>
-                <w:rFonts w:ascii="Consolas" w:eastAsia="Consolas" w:hAnsi="Consolas" w:cs="Consolas"/>
-              </w:rPr>
-              <w:t>Carried Original/Loot → Drop or Player Extraction Cast</w:t>
-            </w:r>
-            <w:r>
+            <w:r>
+              <w:t>Grid-held Original/Loot → Drop or Player Extraction Cast</w:t>
               <w:br/>
-            </w:r>
-            <w:r>
-              <w:rPr>
-                <w:rFonts w:ascii="Consolas" w:eastAsia="Consolas" w:hAnsi="Consolas" w:cs="Consolas"/>
-              </w:rPr>
-              <w:t>→ Server validates Exit/Phase/Player/Inventory</w:t>
-            </w:r>
-            <w:r>
+              <w:t>→ Server validates Exit/Phase/Player and every Grid Item Instance</w:t>
               <w:br/>
-            </w:r>
-            <w:r>
-              <w:rPr>
-                <w:rFonts w:ascii="Consolas" w:eastAsia="Consolas" w:hAnsi="Consolas" w:cs="Consolas"/>
-              </w:rPr>
-              <w:t>→ Deposit mutation → SecuredValue / RequiredTargetSecured</w:t>
-            </w:r>
-            <w:r>
+              <w:t>→ One Deposit removes all valid Grid loot → SecuredValue / RequiredTargetSecured</w:t>
               <w:br/>
-            </w:r>
-            <w:r>
-              <w:rPr>
-                <w:rFonts w:ascii="Consolas" w:eastAsia="Consolas" w:hAnsi="Consolas" w:cs="Consolas"/>
-              </w:rPr>
               <w:t>→ Outcome evaluation → Team Result replication</w:t>
             </w:r>
           </w:p>
@@ -47127,56 +46376,24 @@
         </w:numPr>
       </w:pPr>
       <w:r>
-        <w:t>Shared Extraction</w:t>
-      </w:r>
-      <w:r>
-        <w:t>은</w:t>
-      </w:r>
-      <w:r>
-        <w:t xml:space="preserve"> </w:t>
-      </w:r>
-      <w:r>
-        <w:t>공용</w:t>
-      </w:r>
-      <w:r>
-        <w:t xml:space="preserve"> Exit Actor</w:t>
-      </w:r>
-      <w:r>
-        <w:t>를</w:t>
-      </w:r>
-      <w:r>
-        <w:t xml:space="preserve"> </w:t>
-      </w:r>
-      <w:r>
-        <w:t>사용하지만</w:t>
-      </w:r>
-      <w:r>
-        <w:t xml:space="preserve"> Player</w:t>
-      </w:r>
-      <w:r>
-        <w:t>별</w:t>
-      </w:r>
-      <w:r>
-        <w:t xml:space="preserve"> Cast</w:t>
-      </w:r>
-      <w:r>
-        <w:t>와</w:t>
-      </w:r>
-      <w:r>
-        <w:t xml:space="preserve"> Deposit</w:t>
-      </w:r>
-      <w:r>
-        <w:t>을</w:t>
-      </w:r>
-      <w:r>
-        <w:t xml:space="preserve"> </w:t>
-      </w:r>
-      <w:r>
-        <w:t>처리한다</w:t>
-      </w:r>
-      <w:r>
-        <w:t>.</w:t>
-      </w:r>
+        <w:t>Shared Extraction은 공용 Exit Actor를 사용하지만 Player별 Cast와 Deposit을 처리한다. Deposit Payload는 해당 Player의 4×5 Grid에서 모든 Loot/Original Item Instance를 검증·수집하고 한 번에 제거한 뒤 Secured Value와 Required Target 상태를 확정한다.</w:t>
+      </w:r>
+      <w:r/>
+      <w:r/>
+      <w:r/>
+      <w:r/>
+      <w:r/>
+      <w:r/>
+      <w:r/>
+      <w:r/>
+      <w:r/>
+      <w:r/>
+      <w:r/>
+      <w:r/>
+      <w:r/>
+      <w:r/>
+      <w:r/>
+      <w:r/>
     </w:p>
     <w:p>
       <w:pPr>
@@ -49837,11 +49054,7 @@
             <w:vAlign w:val="center"/>
           </w:tcPr>
           <w:p>
-            <w:pPr>
-              <w:pStyle w:val="TableText"/>
-            </w:pPr>
-            <w:r>
-              <w:lastRenderedPageBreak/>
+            <w:r>
               <w:t>Surface Replica</w:t>
             </w:r>
           </w:p>
@@ -49852,11 +49065,8 @@
             <w:vAlign w:val="center"/>
           </w:tcPr>
           <w:p>
-            <w:pPr>
-              <w:pStyle w:val="TableText"/>
-            </w:pPr>
-            <w:r>
-              <w:t>Palette/Packed Indices/Score Revision</w:t>
+            <w:r>
+              <w:t>Preview/Committed Palette·Packed Indices·Score/Swap Revision</w:t>
             </w:r>
           </w:p>
         </w:tc>
@@ -49866,11 +49076,8 @@
             <w:vAlign w:val="center"/>
           </w:tcPr>
           <w:p>
-            <w:pPr>
-              <w:pStyle w:val="TableText"/>
-            </w:pPr>
-            <w:r>
-              <w:t>Painting Case</w:t>
+            <w:r>
+              <w:t>Painting Case + Owner Forgery Component</w:t>
             </w:r>
           </w:p>
         </w:tc>

--- a/Museum_Heist_TDD.docx
+++ b/Museum_Heist_TDD.docx
@@ -24951,7 +24951,10 @@
         </w:numPr>
       </w:pPr>
       <w:r>
-        <w:t>Stroke Count, Point Count, 좌표 범위, 서버가 승인한 Brush Size Preset, Payload Size를 검증한다. UI는 현재 Point Budget과 Raster Resolution을 표시한다.</w:t>
+        <w:t>Stroke Count, Point Count, 좌표 범위, Stroke별 BrushPresetIndex 배열 수와 허용 범위, Payload Size를 검증한다. 허용 Brush Preset은 Template 비율과 무관한 고정 소 0.015 / 중 0.030 / 대 0.050 세 단계다. Brush Preset 변경은 이후 새로 시작하는 Stroke에만 적용하고 이미 그린 Stroke의 굵기는 유지하며 Eraser 반경에는 영향을 주지 않는다. UI는 숫자 대신 소/중/대와 Point Budget, 256×256 Score Raster Resolution을 표시한다.</w:t>
+      </w:r>
+      <w:r>
+        <w:t xml:space="preserve"> Local Preview의 전체 256×256 OpenCV 평가는 Pointer Drawing/Erase 중에는 실행하지 않고, 마지막 Stroke 변경 후 0.5초 Idle 시 한 번만 재계산한다. 새 Pointer 입력은 Idle 대기를 다시 시작하며, 이 최적화는 Submit 시 서버 권한 최종 평가에는 적용하지 않는다.</w:t>
       </w:r>
     </w:p>
     <w:p>
@@ -25005,68 +25008,28 @@
         </w:numPr>
       </w:pPr>
       <w:r>
-        <w:t xml:space="preserve">Submit </w:t>
-      </w:r>
-      <w:r>
-        <w:t>시</w:t>
-      </w:r>
-      <w:r>
-        <w:t xml:space="preserve"> </w:t>
-      </w:r>
-      <w:r>
-        <w:t>또는</w:t>
-      </w:r>
-      <w:r>
-        <w:t xml:space="preserve"> </w:t>
-      </w:r>
-      <w:r>
-        <w:t>제한된</w:t>
-      </w:r>
-      <w:r>
-        <w:t xml:space="preserve"> Chunk</w:t>
-      </w:r>
-      <w:r>
-        <w:t>로</w:t>
-      </w:r>
-      <w:r>
-        <w:t xml:space="preserve"> </w:t>
-      </w:r>
-      <w:r>
-        <w:t>전달하며</w:t>
-      </w:r>
-      <w:r>
-        <w:t xml:space="preserve"> Client</w:t>
-      </w:r>
-      <w:r>
-        <w:t>는</w:t>
-      </w:r>
-      <w:r>
-        <w:t xml:space="preserve"> </w:t>
-      </w:r>
-      <w:r>
-        <w:t>최종</w:t>
-      </w:r>
-      <w:r>
-        <w:t xml:space="preserve"> Score</w:t>
-      </w:r>
-      <w:r>
-        <w:t>를</w:t>
-      </w:r>
-      <w:r>
-        <w:t xml:space="preserve"> </w:t>
-      </w:r>
-      <w:r>
-        <w:t>보내지</w:t>
-      </w:r>
-      <w:r>
-        <w:t xml:space="preserve"> </w:t>
-      </w:r>
-      <w:r>
-        <w:t>않는다</w:t>
-      </w:r>
-      <w:r>
-        <w:t>.</w:t>
-      </w:r>
+        <w:t>Client는 Submit 시 Stroke Payload만 RPC로 전달하며 최종 Score를 보내지 않는다. 서버가 만든 256×256 Replica Palette Raster는 FHeistReplicaPaintingData 전용 NetSerialize가 Palette와 4-bit Packed Index Buffer를 연속 바이트로 직렬화한다. Packed Buffer는 32,768 bytes이며 일반 반영형 배열 요소 직렬화로 64KB Actor Bunch 제한을 초과하지 않는다.</w:t>
+      </w:r>
+      <w:r/>
+      <w:r/>
+      <w:r/>
+      <w:r/>
+      <w:r/>
+      <w:r/>
+      <w:r/>
+      <w:r/>
+      <w:r/>
+      <w:r/>
+      <w:r/>
+      <w:r/>
+      <w:r/>
+      <w:r/>
+      <w:r/>
+      <w:r/>
+      <w:r/>
+      <w:r/>
+      <w:r/>
+      <w:r/>
     </w:p>
     <w:p>
       <w:pPr>
@@ -34544,7 +34507,7 @@
           </w:tcPr>
           <w:p>
             <w:r>
-              <w:t>Stage, RemainingTime, Palette/Brush/PointBudget/Raster, Validation, Team/Alert 최소 정보. Submit 후 Widget은 닫히며 ReplicaReady E/R은 World HUD Prompt가 표시</w:t>
+              <w:t>DrawingVisible, ReferenceImage(800×800), RemainingTime, Palette/Brush 소·중·대/PointBudget/Raster(256×256), Team/Alert 최소 정보. Brush 변경은 새 Stroke에만 적용. 별도 Observation/Validation/Result Container 없이 Submit 수락 후 Widget을 닫고 ReplicaReady E/R은 World HUD Prompt로 표시</w:t>
             </w:r>
           </w:p>
         </w:tc>
@@ -34737,71 +34700,29 @@
     </w:p>
     <w:p>
       <w:r>
-        <w:t>상단</w:t>
-      </w:r>
-      <w:r>
-        <w:t xml:space="preserve">: Artifact Name / Remaining Time / Alert. </w:t>
-      </w:r>
-      <w:r>
-        <w:t>중앙</w:t>
-      </w:r>
-      <w:r>
-        <w:t xml:space="preserve">: Reference </w:t>
-      </w:r>
-      <w:r>
-        <w:t>또는</w:t>
-      </w:r>
-      <w:r>
-        <w:t xml:space="preserve"> Drawing Canvas. </w:t>
-      </w:r>
-      <w:r>
-        <w:t>하단</w:t>
-      </w:r>
-      <w:r>
-        <w:t xml:space="preserve">: Ink/Stroke, Brush, Erase, Submit, Cancel. </w:t>
-      </w:r>
-      <w:r>
-        <w:t>서버</w:t>
-      </w:r>
-      <w:r>
-        <w:t xml:space="preserve"> </w:t>
-      </w:r>
-      <w:r>
-        <w:t>판정</w:t>
-      </w:r>
-      <w:r>
-        <w:t xml:space="preserve"> </w:t>
-      </w:r>
-      <w:r>
-        <w:t>중에는</w:t>
-      </w:r>
-      <w:r>
-        <w:t xml:space="preserve"> </w:t>
-      </w:r>
-      <w:r>
-        <w:t>입력을</w:t>
-      </w:r>
-      <w:r>
-        <w:t xml:space="preserve"> </w:t>
-      </w:r>
-      <w:r>
-        <w:t>잠그고</w:t>
-      </w:r>
-      <w:r>
-        <w:t xml:space="preserve"> Validation Pending</w:t>
-      </w:r>
-      <w:r>
-        <w:t>을</w:t>
-      </w:r>
-      <w:r>
-        <w:t xml:space="preserve"> </w:t>
-      </w:r>
-      <w:r>
-        <w:t>표시한다</w:t>
-      </w:r>
-      <w:r>
-        <w:t>.</w:t>
-      </w:r>
+        <w:t>Surface Forgery 전용 WBP는 800×800 Reference Image, Drawing Canvas, Remaining Time, Palette/Brush/Erase/Submit/Cancel, Team/Alert 최소 정보만 표시한다. 화면의 Reference Image 크기와 별개로 서버 Score 및 Replica Palette Raster는 256×256으로 정규화한다. Observation/Validation/Result 단계와 전용 Container는 만들지 않는다. 서버가 Submit을 수락하면 Widget을 닫고 ReplicaReady E/R은 World HUD Prompt로 안내한다.</w:t>
+      </w:r>
+      <w:r/>
+      <w:r/>
+      <w:r/>
+      <w:r/>
+      <w:r/>
+      <w:r/>
+      <w:r/>
+      <w:r/>
+      <w:r/>
+      <w:r/>
+      <w:r/>
+      <w:r/>
+      <w:r/>
+      <w:r/>
+      <w:r/>
+      <w:r/>
+      <w:r/>
+      <w:r/>
+      <w:r/>
+      <w:r/>
+      <w:r/>
     </w:p>
     <w:p>
       <w:pPr>

--- a/Museum_Heist_TDD.docx
+++ b/Museum_Heist_TDD.docx
@@ -24951,10 +24951,7 @@
         </w:numPr>
       </w:pPr>
       <w:r>
-        <w:t>Stroke Count, Point Count, 좌표 범위, Stroke별 BrushPresetIndex 배열 수와 허용 범위, Payload Size를 검증한다. 허용 Brush Preset은 Template 비율과 무관한 고정 소 0.015 / 중 0.030 / 대 0.050 세 단계다. Brush Preset 변경은 이후 새로 시작하는 Stroke에만 적용하고 이미 그린 Stroke의 굵기는 유지하며 Eraser 반경에는 영향을 주지 않는다. UI는 숫자 대신 소/중/대와 Point Budget, 256×256 Score Raster Resolution을 표시한다.</w:t>
-      </w:r>
-      <w:r>
-        <w:t xml:space="preserve"> Local Preview의 전체 256×256 OpenCV 평가는 Pointer Drawing/Erase 중에는 실행하지 않고, 마지막 Stroke 변경 후 0.5초 Idle 시 한 번만 재계산한다. 새 Pointer 입력은 Idle 대기를 다시 시작하며, 이 최적화는 Submit 시 서버 권한 최종 평가에는 적용하지 않는다.</w:t>
+        <w:t>Stroke Count, Point Count, 좌표 범위, Stroke별 BrushPresetIndex 배열 수와 허용 범위, Payload Size를 검증한다. 허용 Brush Preset은 Template 비율과 무관한 고정 정규화 지름 소 0.020 / 중 0.040 / 대 0.080 세 단계이며, 800×800 Drawing Surface 기준 16 / 32 / 64 px다. Brush Preset 변경은 이후 새로 시작하는 Stroke에만 적용하고 이미 그린 Stroke의 굵기는 유지하며 Eraser 반경에는 영향을 주지 않는다. Local Painter와 화면 Raster는 전송 Point Budget과 분리해 제한 없이 유지하고, Submit 시에만 로컬 데이터를 변경하지 않는 전송용 복사본을 단순화한다. 정규화 좌표는 X/Y를 각각 16-bit Unsigned Integer로 양자화해 uint32 하나에 Packing한다. Template Transport Point Budget은 Easy 4096, Medium 5120, Hard 6144이며 48 KiB Payload 검증을 유지한다. 일반 UI는 Point Budget과 Score Raster Resolution을 노출하지 않고 Palette, Brush Size, 남은 시간과 예상 점수만 표시한다. Local Preview의 256×256 OpenCV 평가는 Pointer 입력 중 최대 1.25초 간격, Pointer Release 뒤 0.12초 기준으로 갱신하며 입력 Event마다 타이머를 다시 시작하지 않는다. Submit 시 서버 권한 최종 평가는 항상 전체 256×256 경로를 사용한다.</w:t>
       </w:r>
     </w:p>
     <w:p>
@@ -25008,28 +25005,8 @@
         </w:numPr>
       </w:pPr>
       <w:r>
-        <w:t>Client는 Submit 시 Stroke Payload만 RPC로 전달하며 최종 Score를 보내지 않는다. 서버가 만든 256×256 Replica Palette Raster는 FHeistReplicaPaintingData 전용 NetSerialize가 Palette와 4-bit Packed Index Buffer를 연속 바이트로 직렬화한다. Packed Buffer는 32,768 bytes이며 일반 반영형 배열 요소 직렬화로 64KB Actor Bunch 제한을 초과하지 않는다.</w:t>
-      </w:r>
-      <w:r/>
-      <w:r/>
-      <w:r/>
-      <w:r/>
-      <w:r/>
-      <w:r/>
-      <w:r/>
-      <w:r/>
-      <w:r/>
-      <w:r/>
-      <w:r/>
-      <w:r/>
-      <w:r/>
-      <w:r/>
-      <w:r/>
-      <w:r/>
-      <w:r/>
-      <w:r/>
-      <w:r/>
-      <w:r/>
+        <w:t>Client는 Submit 시 16-bit X/Y Pair로 Packing한 Stroke Point, Stroke별 Point Count, PaletteIndex와 BrushPresetIndex만 RPC로 전달하며 최종 Score를 보내지 않는다. 서버는 Packed Point를 정규화 FVector2D로 복원해 범위, 배열 구성, Point Budget, Payload Size와 Session Revision을 검증한다. 서버가 만든 256×256 Replica Palette Raster는 FHeistReplicaPaintingData 전용 NetSerialize가 Palette와 4-bit Packed Index Buffer를 연속 바이트로 직렬화한다. Packed Buffer는 32,768 bytes이며 일반 반영형 배열 요소 직렬화로 64KB Actor Bunch 제한을 초과하지 않는다.</w:t>
+      </w:r>
     </w:p>
     <w:p>
       <w:pPr>

--- a/Museum_Heist_TDD.docx
+++ b/Museum_Heist_TDD.docx
@@ -17460,12 +17460,9 @@
     </w:p>
     <w:p>
       <w:r>
-        <w:t xml:space="preserve">v1.0의 활성 Exhibit는 AHeistPaintingDisplayCaseActor와 AHeistObjectDisplayCaseActor다. Sculpture/Ceramic은 Object Assembly Vertical Slice의 Required Family이며, </w:t>
+        <w:t>v1.0의 활성 Exhibit는 AHeistPaintingDisplayCaseActor와 AHeistObjectDisplayCaseActor다. Sculpture/Ceramic은 Object Assembly Vertical Slice의 Required Family이며 BP_ObjectDisplayCase 공용 Shell을 사용한다. AHeistDisplayCaseActor, AHeistSculptureDisplayCaseActor와 BP_SculptureDisplayCase는 제거됐다.</w:t>
       </w:r>
-      <w:r>
-        <w:lastRenderedPageBreak/>
-        <w:t>AHeistSculptureDisplayCaseActor/BP_SculptureDisplayCase는 기존 Asset 호환 Alias로만 보존한다. Legacy AHeistDisplayCaseActor는 Painting serialized/C++ reference 호환 Alias다.</w:t>
-      </w:r>
+      <w:r/>
     </w:p>
     <w:tbl>
       <w:tblPr>
@@ -25384,13 +25381,7 @@
             <w:vAlign w:val="center"/>
           </w:tcPr>
           <w:p>
-            <w:pPr>
-              <w:pStyle w:val="TableText"/>
-            </w:pPr>
-            <w:r>
-              <w:rPr>
-                <w:sz w:val="16"/>
-              </w:rPr>
+            <w:r>
               <w:t>Owner-only Full-Screen Part/Socket Preview</w:t>
             </w:r>
           </w:p>
@@ -29276,7 +29267,7 @@
     </w:p>
     <w:p>
       <w:r>
-        <w:t>공통 필드: ItemId, ItemTag, ItemType, DisplayName, Icon, WorldActorClass, Width, Height, Weight, bCanDrop, bCanUseQuickSlot, bCanRotate, bReleaseRequired.</w:t>
+        <w:t>공통 필드: ItemId, ItemTag, ItemType, DisplayName, Icon, Width, Height, Weight, bCanDrop, bCanUseQuickSlot, bCanRotate, bReleaseRequired. World Visual은 Loot/Artifact/Template Data가 소유하며 Item Row마다 Actor Class를 선택하지 않는다.</w:t>
       </w:r>
     </w:p>
     <w:tbl>
@@ -30134,7 +30125,7 @@
     </w:p>
     <w:p>
       <w:r>
-        <w:t>필드: ItemId, Grade, Value, SpawnCategory, SpawnWeight. Piñata/경쟁 Reveal 필드는 Deprecated이며 신규 Row에서는 사용하지 않는다.</w:t>
+        <w:t>필드: ItemId, LootGrade, ScoreValue, SpawnCategory, SpawnWeight, WorldMesh, WorldMaterials, WorldVisualRelativeTransform. Spawn Actor Class는 Row가 소유하지 않고 공용 BP_Loot 하나를 시스템 설정이 소유한다. Piñata/경쟁 Reveal 필드는 Deprecated이며 신규 Row에서는 사용하지 않는다.</w:t>
       </w:r>
     </w:p>
     <w:p>
@@ -31296,7 +31287,7 @@
     </w:p>
     <w:p>
       <w:r>
-        <w:t>ArtifactId, DisplayName, ArtifactValue, Weight, GridWidth, GridHeight, ForgeryType, TemplateId, MinimumScore, BaseInspectionDelay, VisualActorClass. CarryMode 필드는 두지 않으며 모든 Original은 GridWidth/Height를 사용한다.</w:t>
+        <w:t>ArtifactId, DisplayName, ArtifactValue, Weight, GridWidth, GridHeight, ForgeryType, ForgeryTemplateId, MinimumForgeryScore, BaseInspectionDelay, OriginalWorldMesh, OriginalWorldMaterials, OriginalWorldVisualRelativeTransform. VisualActorClass는 제거됐다. Painting Visual은 Surface Template Texture로, Object Original/Replica는 Object Template/Part Mesh와 Material Data로 해석하며 Dropped Original은 Artifact Row의 Original World Visual을 사용한다. CarryMode 필드는 두지 않으며 모든 Original은 GridWidth/Height를 사용한다.</w:t>
       </w:r>
     </w:p>
     <w:p>
@@ -32340,7 +32331,7 @@
         </w:numPr>
       </w:pPr>
       <w:r>
-        <w:t>SoftClass는 기대 Base Class 파생 여부</w:t>
+        <w:t>UsableItem 등 실제 Spawn Class 필드는 기대 Base Class 파생 여부를 검증한다. Loot/Artifact Row에는 Variant별 Actor Class를 두지 않는다.</w:t>
       </w:r>
     </w:p>
     <w:p>
@@ -32608,14 +32599,8 @@
             <w:vAlign w:val="center"/>
           </w:tcPr>
           <w:p>
-            <w:pPr>
-              <w:pStyle w:val="TableText"/>
-            </w:pPr>
-            <w:r>
-              <w:rPr>
-                <w:sz w:val="16"/>
-              </w:rPr>
-              <w:t>공통 모듈 + M01/M02/M03 테마, Painting/Object Case, Exit, Signage, Floor Plan</w:t>
+            <w:r>
+              <w:t>공통 모듈 + M01/M02/M03 테마, BP_PaintingDisplayCase 1종, BP_ObjectDisplayCase 1종, BP_Vent 1종, Signage, Floor Plan</w:t>
             </w:r>
           </w:p>
         </w:tc>
@@ -32728,14 +32713,8 @@
             <w:vAlign w:val="center"/>
           </w:tcPr>
           <w:p>
-            <w:pPr>
-              <w:pStyle w:val="TableText"/>
-            </w:pPr>
-            <w:r>
-              <w:rPr>
-                <w:sz w:val="16"/>
-              </w:rPr>
-              <w:t>Crown, Vase, Sword, Necklace 등 최소 5종</w:t>
+            <w:r>
+              <w:t>Crown, Vase, Sword, Necklace 등 최소 5개 Data Variant + 공용 BP_Loot 1종. Item별 Actor Blueprint 금지.</w:t>
             </w:r>
           </w:p>
         </w:tc>
@@ -33289,14 +33268,8 @@
             <w:vAlign w:val="center"/>
           </w:tcPr>
           <w:p>
-            <w:pPr>
-              <w:pStyle w:val="TableText"/>
-            </w:pPr>
-            <w:r>
-              <w:rPr>
-                <w:sz w:val="16"/>
-              </w:rPr>
-              <w:t>Owner-only, 25~35초, 서버 Part/Socket/Orientation, Compact Replica, Cleanup</w:t>
+            <w:r>
+              <w:t>Owner-only, 25~35초, 서버 Part/Socket/Orientation, BP_ObjectDisplayCase 단일 Shell, Data 기반 Original/Replica 재구성, Original 회수·Deposit, Compact Replica, Cleanup</w:t>
             </w:r>
           </w:p>
         </w:tc>
@@ -36175,6 +36148,503 @@
     <w:tbl>
       <w:tblPr>
         <w:tblStyle w:val="af9"/>
+        <w:tblW w:type="dxa" w:w="9866"/>
+        <w:tblLayout w:type="fixed"/>
+        <w:tblLook w:firstColumn="1" w:firstRow="1" w:lastColumn="0" w:lastRow="0" w:noHBand="0" w:noVBand="1" w:val="04A0"/>
+        <w:tblInd w:type="dxa" w:w="120"/>
+      </w:tblPr>
+      <w:tblGrid>
+        <w:gridCol w:w="2200"/>
+        <w:gridCol w:w="3200"/>
+        <w:gridCol w:w="4466"/>
+      </w:tblGrid>
+      <w:tr>
+        <w:tc>
+          <w:tcPr>
+            <w:tcW w:type="dxa" w:w="2200"/>
+            <w:vAlign w:val="center"/>
+            <w:tcMar>
+              <w:top w:w="80" w:type="dxa"/>
+              <w:left w:w="120" w:type="dxa"/>
+              <w:bottom w:w="80" w:type="dxa"/>
+              <w:right w:w="120" w:type="dxa"/>
+            </w:tcMar>
+          </w:tcPr>
+          <w:p>
+            <w:pPr>
+              <w:jc w:val="left"/>
+            </w:pPr>
+            <w:r>
+              <w:rPr>
+                <w:b/>
+              </w:rPr>
+              <w:t>Gameplay Family</w:t>
+            </w:r>
+          </w:p>
+        </w:tc>
+        <w:tc>
+          <w:tcPr>
+            <w:tcW w:type="dxa" w:w="3200"/>
+            <w:vAlign w:val="center"/>
+            <w:tcMar>
+              <w:top w:w="80" w:type="dxa"/>
+              <w:left w:w="120" w:type="dxa"/>
+              <w:bottom w:w="80" w:type="dxa"/>
+              <w:right w:w="120" w:type="dxa"/>
+            </w:tcMar>
+          </w:tcPr>
+          <w:p>
+            <w:pPr>
+              <w:jc w:val="center"/>
+            </w:pPr>
+            <w:r>
+              <w:rPr>
+                <w:b/>
+              </w:rPr>
+              <w:t>Canonical Blueprint Shell</w:t>
+            </w:r>
+          </w:p>
+        </w:tc>
+        <w:tc>
+          <w:tcPr>
+            <w:tcW w:type="dxa" w:w="4466"/>
+            <w:vAlign w:val="center"/>
+            <w:tcMar>
+              <w:top w:w="80" w:type="dxa"/>
+              <w:left w:w="120" w:type="dxa"/>
+              <w:bottom w:w="80" w:type="dxa"/>
+              <w:right w:w="120" w:type="dxa"/>
+            </w:tcMar>
+          </w:tcPr>
+          <w:p>
+            <w:pPr>
+              <w:jc w:val="left"/>
+            </w:pPr>
+            <w:r>
+              <w:rPr>
+                <w:b/>
+              </w:rPr>
+              <w:t>Data-owned Variant</w:t>
+            </w:r>
+          </w:p>
+        </w:tc>
+      </w:tr>
+      <w:tr>
+        <w:tc>
+          <w:tcPr>
+            <w:tcW w:type="dxa" w:w="2200"/>
+            <w:vAlign w:val="center"/>
+            <w:tcMar>
+              <w:top w:w="80" w:type="dxa"/>
+              <w:left w:w="120" w:type="dxa"/>
+              <w:bottom w:w="80" w:type="dxa"/>
+              <w:right w:w="120" w:type="dxa"/>
+            </w:tcMar>
+          </w:tcPr>
+          <w:p>
+            <w:pPr>
+              <w:jc w:val="left"/>
+            </w:pPr>
+            <w:r>
+              <w:t>Loose Loot World Pickup</w:t>
+            </w:r>
+          </w:p>
+        </w:tc>
+        <w:tc>
+          <w:tcPr>
+            <w:tcW w:type="dxa" w:w="3200"/>
+            <w:vAlign w:val="center"/>
+            <w:tcMar>
+              <w:top w:w="80" w:type="dxa"/>
+              <w:left w:w="120" w:type="dxa"/>
+              <w:bottom w:w="80" w:type="dxa"/>
+              <w:right w:w="120" w:type="dxa"/>
+            </w:tcMar>
+          </w:tcPr>
+          <w:p>
+            <w:pPr>
+              <w:jc w:val="center"/>
+            </w:pPr>
+            <w:r>
+              <w:t>AHeistLootActor / BP_Loot</w:t>
+            </w:r>
+          </w:p>
+        </w:tc>
+        <w:tc>
+          <w:tcPr>
+            <w:tcW w:type="dxa" w:w="4466"/>
+            <w:vAlign w:val="center"/>
+            <w:tcMar>
+              <w:top w:w="80" w:type="dxa"/>
+              <w:left w:w="120" w:type="dxa"/>
+              <w:bottom w:w="80" w:type="dxa"/>
+              <w:right w:w="120" w:type="dxa"/>
+            </w:tcMar>
+          </w:tcPr>
+          <w:p>
+            <w:pPr>
+              <w:jc w:val="left"/>
+            </w:pPr>
+            <w:r>
+              <w:t>ItemId → DT_ItemData + DT_LootData Mesh/Material/Visual Transform</w:t>
+            </w:r>
+          </w:p>
+        </w:tc>
+      </w:tr>
+      <w:tr>
+        <w:tc>
+          <w:tcPr>
+            <w:tcW w:type="dxa" w:w="2200"/>
+            <w:vAlign w:val="center"/>
+            <w:tcMar>
+              <w:top w:w="80" w:type="dxa"/>
+              <w:left w:w="120" w:type="dxa"/>
+              <w:bottom w:w="80" w:type="dxa"/>
+              <w:right w:w="120" w:type="dxa"/>
+            </w:tcMar>
+          </w:tcPr>
+          <w:p>
+            <w:pPr>
+              <w:jc w:val="left"/>
+            </w:pPr>
+            <w:r>
+              <w:t>Dropped Original Recovery</w:t>
+            </w:r>
+          </w:p>
+        </w:tc>
+        <w:tc>
+          <w:tcPr>
+            <w:tcW w:type="dxa" w:w="3200"/>
+            <w:vAlign w:val="center"/>
+            <w:tcMar>
+              <w:top w:w="80" w:type="dxa"/>
+              <w:left w:w="120" w:type="dxa"/>
+              <w:bottom w:w="80" w:type="dxa"/>
+              <w:right w:w="120" w:type="dxa"/>
+            </w:tcMar>
+          </w:tcPr>
+          <w:p>
+            <w:pPr>
+              <w:jc w:val="center"/>
+            </w:pPr>
+            <w:r>
+              <w:t>AHeistDroppedOriginalActor / BP_DroppedOriginal</w:t>
+            </w:r>
+          </w:p>
+        </w:tc>
+        <w:tc>
+          <w:tcPr>
+            <w:tcW w:type="dxa" w:w="4466"/>
+            <w:vAlign w:val="center"/>
+            <w:tcMar>
+              <w:top w:w="80" w:type="dxa"/>
+              <w:left w:w="120" w:type="dxa"/>
+              <w:bottom w:w="80" w:type="dxa"/>
+              <w:right w:w="120" w:type="dxa"/>
+            </w:tcMar>
+          </w:tcPr>
+          <w:p>
+            <w:pPr>
+              <w:jc w:val="left"/>
+            </w:pPr>
+            <w:r>
+              <w:t>Replicated ArtifactId → Artifact/Original Visual Data</w:t>
+            </w:r>
+          </w:p>
+        </w:tc>
+      </w:tr>
+      <w:tr>
+        <w:tc>
+          <w:tcPr>
+            <w:tcW w:type="dxa" w:w="2200"/>
+            <w:vAlign w:val="center"/>
+            <w:tcMar>
+              <w:top w:w="80" w:type="dxa"/>
+              <w:left w:w="120" w:type="dxa"/>
+              <w:bottom w:w="80" w:type="dxa"/>
+              <w:right w:w="120" w:type="dxa"/>
+            </w:tcMar>
+          </w:tcPr>
+          <w:p>
+            <w:pPr>
+              <w:jc w:val="left"/>
+            </w:pPr>
+            <w:r>
+              <w:t>Painting Display Case</w:t>
+            </w:r>
+          </w:p>
+        </w:tc>
+        <w:tc>
+          <w:tcPr>
+            <w:tcW w:type="dxa" w:w="3200"/>
+            <w:vAlign w:val="center"/>
+            <w:tcMar>
+              <w:top w:w="80" w:type="dxa"/>
+              <w:left w:w="120" w:type="dxa"/>
+              <w:bottom w:w="80" w:type="dxa"/>
+              <w:right w:w="120" w:type="dxa"/>
+            </w:tcMar>
+          </w:tcPr>
+          <w:p>
+            <w:pPr>
+              <w:jc w:val="center"/>
+            </w:pPr>
+            <w:r>
+              <w:t>AHeistPaintingDisplayCaseActor / BP_PaintingDisplayCase</w:t>
+            </w:r>
+          </w:p>
+        </w:tc>
+        <w:tc>
+          <w:tcPr>
+            <w:tcW w:type="dxa" w:w="4466"/>
+            <w:vAlign w:val="center"/>
+            <w:tcMar>
+              <w:top w:w="80" w:type="dxa"/>
+              <w:left w:w="120" w:type="dxa"/>
+              <w:bottom w:w="80" w:type="dxa"/>
+              <w:right w:w="120" w:type="dxa"/>
+            </w:tcMar>
+          </w:tcPr>
+          <w:p>
+            <w:pPr>
+              <w:jc w:val="left"/>
+            </w:pPr>
+            <w:r>
+              <w:t>CaseId/ArtifactId → DT_ArtifactData + DT_ForgeryTemplate</w:t>
+            </w:r>
+          </w:p>
+        </w:tc>
+      </w:tr>
+      <w:tr>
+        <w:tc>
+          <w:tcPr>
+            <w:tcW w:type="dxa" w:w="2200"/>
+            <w:vAlign w:val="center"/>
+            <w:tcMar>
+              <w:top w:w="80" w:type="dxa"/>
+              <w:left w:w="120" w:type="dxa"/>
+              <w:bottom w:w="80" w:type="dxa"/>
+              <w:right w:w="120" w:type="dxa"/>
+            </w:tcMar>
+          </w:tcPr>
+          <w:p>
+            <w:pPr>
+              <w:jc w:val="left"/>
+            </w:pPr>
+            <w:r>
+              <w:t>Object Assembly Display Case</w:t>
+            </w:r>
+          </w:p>
+        </w:tc>
+        <w:tc>
+          <w:tcPr>
+            <w:tcW w:type="dxa" w:w="3200"/>
+            <w:vAlign w:val="center"/>
+            <w:tcMar>
+              <w:top w:w="80" w:type="dxa"/>
+              <w:left w:w="120" w:type="dxa"/>
+              <w:bottom w:w="80" w:type="dxa"/>
+              <w:right w:w="120" w:type="dxa"/>
+            </w:tcMar>
+          </w:tcPr>
+          <w:p>
+            <w:pPr>
+              <w:jc w:val="center"/>
+            </w:pPr>
+            <w:r>
+              <w:t>AHeistObjectDisplayCaseActor / BP_ObjectDisplayCase</w:t>
+            </w:r>
+          </w:p>
+        </w:tc>
+        <w:tc>
+          <w:tcPr>
+            <w:tcW w:type="dxa" w:w="4466"/>
+            <w:vAlign w:val="center"/>
+            <w:tcMar>
+              <w:top w:w="80" w:type="dxa"/>
+              <w:left w:w="120" w:type="dxa"/>
+              <w:bottom w:w="80" w:type="dxa"/>
+              <w:right w:w="120" w:type="dxa"/>
+            </w:tcMar>
+          </w:tcPr>
+          <w:p>
+            <w:pPr>
+              <w:jc w:val="left"/>
+            </w:pPr>
+            <w:r>
+              <w:t>CaseId/ArtifactId → Object Template + Part Mesh/Material Data</w:t>
+            </w:r>
+          </w:p>
+        </w:tc>
+      </w:tr>
+      <w:tr>
+        <w:tc>
+          <w:tcPr>
+            <w:tcW w:type="dxa" w:w="2200"/>
+            <w:vAlign w:val="center"/>
+            <w:tcMar>
+              <w:top w:w="80" w:type="dxa"/>
+              <w:left w:w="120" w:type="dxa"/>
+              <w:bottom w:w="80" w:type="dxa"/>
+              <w:right w:w="120" w:type="dxa"/>
+            </w:tcMar>
+          </w:tcPr>
+          <w:p>
+            <w:pPr>
+              <w:jc w:val="left"/>
+            </w:pPr>
+            <w:r>
+              <w:t>Shared Extraction</w:t>
+            </w:r>
+          </w:p>
+        </w:tc>
+        <w:tc>
+          <w:tcPr>
+            <w:tcW w:type="dxa" w:w="3200"/>
+            <w:vAlign w:val="center"/>
+            <w:tcMar>
+              <w:top w:w="80" w:type="dxa"/>
+              <w:left w:w="120" w:type="dxa"/>
+              <w:bottom w:w="80" w:type="dxa"/>
+              <w:right w:w="120" w:type="dxa"/>
+            </w:tcMar>
+          </w:tcPr>
+          <w:p>
+            <w:pPr>
+              <w:jc w:val="center"/>
+            </w:pPr>
+            <w:r>
+              <w:t>AHeistVentActor / BP_Vent</w:t>
+            </w:r>
+          </w:p>
+        </w:tc>
+        <w:tc>
+          <w:tcPr>
+            <w:tcW w:type="dxa" w:w="4466"/>
+            <w:vAlign w:val="center"/>
+            <w:tcMar>
+              <w:top w:w="80" w:type="dxa"/>
+              <w:left w:w="120" w:type="dxa"/>
+              <w:bottom w:w="80" w:type="dxa"/>
+              <w:right w:w="120" w:type="dxa"/>
+            </w:tcMar>
+          </w:tcPr>
+          <w:p>
+            <w:pPr>
+              <w:jc w:val="left"/>
+            </w:pPr>
+            <w:r>
+              <w:t>Map Instance Identity + common Vent Presentation</w:t>
+            </w:r>
+          </w:p>
+        </w:tc>
+      </w:tr>
+      <w:tr>
+        <w:tc>
+          <w:tcPr>
+            <w:tcW w:type="dxa" w:w="2200"/>
+            <w:vAlign w:val="center"/>
+            <w:tcMar>
+              <w:top w:w="80" w:type="dxa"/>
+              <w:left w:w="120" w:type="dxa"/>
+              <w:bottom w:w="80" w:type="dxa"/>
+              <w:right w:w="120" w:type="dxa"/>
+            </w:tcMar>
+          </w:tcPr>
+          <w:p>
+            <w:pPr>
+              <w:jc w:val="left"/>
+            </w:pPr>
+            <w:r>
+              <w:t>Loot Spawn Point</w:t>
+            </w:r>
+          </w:p>
+        </w:tc>
+        <w:tc>
+          <w:tcPr>
+            <w:tcW w:type="dxa" w:w="3200"/>
+            <w:vAlign w:val="center"/>
+            <w:tcMar>
+              <w:top w:w="80" w:type="dxa"/>
+              <w:left w:w="120" w:type="dxa"/>
+              <w:bottom w:w="80" w:type="dxa"/>
+              <w:right w:w="120" w:type="dxa"/>
+            </w:tcMar>
+          </w:tcPr>
+          <w:p>
+            <w:pPr>
+              <w:jc w:val="center"/>
+            </w:pPr>
+            <w:r>
+              <w:t>AHeistLootSpawnPoint / BP_LootSpawnPoint</w:t>
+            </w:r>
+          </w:p>
+        </w:tc>
+        <w:tc>
+          <w:tcPr>
+            <w:tcW w:type="dxa" w:w="4466"/>
+            <w:vAlign w:val="center"/>
+            <w:tcMar>
+              <w:top w:w="80" w:type="dxa"/>
+              <w:left w:w="120" w:type="dxa"/>
+              <w:bottom w:w="80" w:type="dxa"/>
+              <w:right w:w="120" w:type="dxa"/>
+            </w:tcMar>
+          </w:tcPr>
+          <w:p>
+            <w:pPr>
+              <w:jc w:val="left"/>
+            </w:pPr>
+            <w:r>
+              <w:t>Spawn Category/Zone/Transform</w:t>
+            </w:r>
+          </w:p>
+        </w:tc>
+      </w:tr>
+    </w:tbl>
+    <w:p>
+      <w:pPr>
+        <w:pStyle w:val="a0"/>
+      </w:pPr>
+      <w:r>
+        <w:t>Mesh, Material, Texture, Icon, Visual Transform 또는 Balance만 다른 Variant는 Data Row로 추가하고 Actor Blueprint를 만들지 않는다.</w:t>
+      </w:r>
+    </w:p>
+    <w:p>
+      <w:pPr>
+        <w:pStyle w:val="a0"/>
+      </w:pPr>
+      <w:r>
+        <w:t>Loose Loot와 Dropped Original은 서버 상태와 회수 Transaction이 다르므로 각각 하나의 공용 Shell을 유지한다.</w:t>
+      </w:r>
+    </w:p>
+    <w:p>
+      <w:pPr>
+        <w:pStyle w:val="a0"/>
+      </w:pPr>
+      <w:r>
+        <w:t>BP_SculptureDisplayCase, BP_CeramicDisplayCase와 Item별 Loot BP는 제거됐으며 신규 Map, Data Row 또는 Debug Fixture에서 다시 생성하거나 참조하지 않는다.</w:t>
+      </w:r>
+    </w:p>
+    <w:p>
+      <w:pPr>
+        <w:pStyle w:val="a0"/>
+      </w:pPr>
+      <w:r>
+        <w:t>서버는 Row Id와 Revision을 확정·복제하고 Client는 같은 Data Row에서 Mesh/Material을 해석한다. Blueprint의 ItemId/ArtifactId Switch로 Asset을 하드코딩하지 않는다.</w:t>
+      </w:r>
+    </w:p>
+    <w:p>
+      <w:pPr>
+        <w:pStyle w:val="a0"/>
+      </w:pPr>
+      <w:r>
+        <w:t>Debug Spawn도 Canonical Blueprint Shell을 로드하며 실패 시 순수 C++ Actor로 Fallback하지 않고 FAIL/BLOCKED로 처리한다.</w:t>
+      </w:r>
+    </w:p>
+    <w:tbl>
+      <w:tblPr>
+        <w:tblStyle w:val="af9"/>
         <w:tblW w:w="9864" w:type="dxa"/>
         <w:jc w:val="center"/>
         <w:tblLayout w:type="fixed"/>
@@ -36415,14 +36885,8 @@
             <w:vAlign w:val="center"/>
           </w:tcPr>
           <w:p>
-            <w:pPr>
-              <w:pStyle w:val="TableText"/>
-            </w:pPr>
-            <w:r>
-              <w:rPr>
-                <w:sz w:val="16"/>
-              </w:rPr>
-              <w:t>ArtifactId, Family, Value, Weight, ForgeryType, TemplatePool</w:t>
+            <w:r>
+              <w:t>ArtifactId, Family, Value, Weight, ForgeryType, TemplateId. Actor Class 없음.</w:t>
             </w:r>
           </w:p>
         </w:tc>
@@ -36432,14 +36896,8 @@
             <w:vAlign w:val="center"/>
           </w:tcPr>
           <w:p>
-            <w:pPr>
-              <w:pStyle w:val="TableText"/>
-            </w:pPr>
-            <w:r>
-              <w:rPr>
-                <w:sz w:val="16"/>
-              </w:rPr>
-              <w:t>Value&gt;0, Case/Family 호환</w:t>
+            <w:r>
+              <w:t>Value&gt;0, Case/Family/Template 호환, Presentation Data 해석 가능</w:t>
             </w:r>
           </w:p>
         </w:tc>
@@ -36559,6 +37017,38 @@
         </w:tc>
       </w:tr>
       <w:tr>
+        <w:tc>
+          <w:tcPr>
+            <w:tcW w:type="dxa" w:w="2137"/>
+          </w:tcPr>
+          <w:p>
+            <w:r>
+              <w:t>FHeistObjectAssemblyPartRow</w:t>
+            </w:r>
+          </w:p>
+        </w:tc>
+        <w:tc>
+          <w:tcPr>
+            <w:tcW w:type="dxa" w:w="3617"/>
+          </w:tcPr>
+          <w:p>
+            <w:r>
+              <w:t>PartId, FamilyId, StaticMesh, Socket, Orientation, Material Variant Data</w:t>
+            </w:r>
+          </w:p>
+        </w:tc>
+        <w:tc>
+          <w:tcPr>
+            <w:tcW w:type="dxa" w:w="4110"/>
+          </w:tcPr>
+          <w:p>
+            <w:r>
+              <w:t>Mesh/Socket/Orientation/MaterialId가 Family 안에서 해석 가능</w:t>
+            </w:r>
+          </w:p>
+        </w:tc>
+      </w:tr>
+      <w:tr>
         <w:trPr>
           <w:cantSplit/>
           <w:jc w:val="center"/>
@@ -36586,14 +37076,8 @@
             <w:vAlign w:val="center"/>
           </w:tcPr>
           <w:p>
-            <w:pPr>
-              <w:pStyle w:val="TableText"/>
-            </w:pPr>
-            <w:r>
-              <w:rPr>
-                <w:sz w:val="16"/>
-              </w:rPr>
-              <w:t>ItemId, Value, Weight, Grid, SpawnCategory</w:t>
+            <w:r>
+              <w:t>ItemId, Value, SpawnCategory, SpawnWeight, WorldMesh, WorldMaterials, VisualRelativeTransform</w:t>
             </w:r>
           </w:p>
         </w:tc>
@@ -36603,14 +37087,8 @@
             <w:vAlign w:val="center"/>
           </w:tcPr>
           <w:p>
-            <w:pPr>
-              <w:pStyle w:val="TableText"/>
-            </w:pPr>
-            <w:r>
-              <w:rPr>
-                <w:sz w:val="16"/>
-              </w:rPr>
-              <w:t>Value/Weight/Grid 유효</w:t>
+            <w:r>
+              <w:t>Item Row 존재, Visual Asset 유효, Actor Class 없음</w:t>
             </w:r>
           </w:p>
         </w:tc>

--- a/Museum_Heist_TDD.docx
+++ b/Museum_Heist_TDD.docx
@@ -100,14 +100,8 @@
             </w:tcMar>
           </w:tcPr>
           <w:p>
-            <w:pPr>
-              <w:pStyle w:val="TableText"/>
-            </w:pPr>
-            <w:r>
-              <w:rPr>
-                <w:sz w:val="19"/>
-              </w:rPr>
-              <w:t>Rev 11 · 2026-08-01</w:t>
+            <w:r>
+              <w:t>Rev 12 · 2026-08-09</w:t>
             </w:r>
           </w:p>
         </w:tc>
@@ -570,7 +564,7 @@
       <w:r>
         <w:fldChar w:fldCharType="separate"/>
       </w:r>
-      <w:hyperlink w:anchor="_Toc237090504" w:history="1">
+      <w:hyperlink w:anchor="_Toc237172704" w:history="1">
         <w:r>
           <w:rPr>
             <w:rStyle w:val="aff1"/>
@@ -597,7 +591,7 @@
             <w:noProof/>
             <w:webHidden/>
           </w:rPr>
-          <w:instrText xml:space="preserve"> PAGEREF _Toc237090504 \h </w:instrText>
+          <w:instrText xml:space="preserve"> PAGEREF _Toc237172704 \h </w:instrText>
         </w:r>
         <w:r>
           <w:rPr>
@@ -646,7 +640,7 @@
           <w14:ligatures w14:val="standardContextual"/>
         </w:rPr>
       </w:pPr>
-      <w:hyperlink w:anchor="_Toc237090505" w:history="1">
+      <w:hyperlink w:anchor="_Toc237172705" w:history="1">
         <w:r>
           <w:rPr>
             <w:rStyle w:val="aff1"/>
@@ -673,7 +667,7 @@
             <w:noProof/>
             <w:webHidden/>
           </w:rPr>
-          <w:instrText xml:space="preserve"> PAGEREF _Toc237090505 \h </w:instrText>
+          <w:instrText xml:space="preserve"> PAGEREF _Toc237172705 \h </w:instrText>
         </w:r>
         <w:r>
           <w:rPr>
@@ -722,7 +716,7 @@
           <w14:ligatures w14:val="standardContextual"/>
         </w:rPr>
       </w:pPr>
-      <w:hyperlink w:anchor="_Toc237090506" w:history="1">
+      <w:hyperlink w:anchor="_Toc237172706" w:history="1">
         <w:r>
           <w:rPr>
             <w:rStyle w:val="aff1"/>
@@ -749,7 +743,7 @@
             <w:noProof/>
             <w:webHidden/>
           </w:rPr>
-          <w:instrText xml:space="preserve"> PAGEREF _Toc237090506 \h </w:instrText>
+          <w:instrText xml:space="preserve"> PAGEREF _Toc237172706 \h </w:instrText>
         </w:r>
         <w:r>
           <w:rPr>
@@ -798,7 +792,7 @@
           <w14:ligatures w14:val="standardContextual"/>
         </w:rPr>
       </w:pPr>
-      <w:hyperlink w:anchor="_Toc237090507" w:history="1">
+      <w:hyperlink w:anchor="_Toc237172707" w:history="1">
         <w:r>
           <w:rPr>
             <w:rStyle w:val="aff1"/>
@@ -825,7 +819,7 @@
             <w:noProof/>
             <w:webHidden/>
           </w:rPr>
-          <w:instrText xml:space="preserve"> PAGEREF _Toc237090507 \h </w:instrText>
+          <w:instrText xml:space="preserve"> PAGEREF _Toc237172707 \h </w:instrText>
         </w:r>
         <w:r>
           <w:rPr>
@@ -874,7 +868,7 @@
           <w14:ligatures w14:val="standardContextual"/>
         </w:rPr>
       </w:pPr>
-      <w:hyperlink w:anchor="_Toc237090508" w:history="1">
+      <w:hyperlink w:anchor="_Toc237172708" w:history="1">
         <w:r>
           <w:rPr>
             <w:rStyle w:val="aff1"/>
@@ -901,7 +895,7 @@
             <w:noProof/>
             <w:webHidden/>
           </w:rPr>
-          <w:instrText xml:space="preserve"> PAGEREF _Toc237090508 \h </w:instrText>
+          <w:instrText xml:space="preserve"> PAGEREF _Toc237172708 \h </w:instrText>
         </w:r>
         <w:r>
           <w:rPr>
@@ -950,7 +944,7 @@
           <w14:ligatures w14:val="standardContextual"/>
         </w:rPr>
       </w:pPr>
-      <w:hyperlink w:anchor="_Toc237090509" w:history="1">
+      <w:hyperlink w:anchor="_Toc237172709" w:history="1">
         <w:r>
           <w:rPr>
             <w:rStyle w:val="aff1"/>
@@ -977,7 +971,7 @@
             <w:noProof/>
             <w:webHidden/>
           </w:rPr>
-          <w:instrText xml:space="preserve"> PAGEREF _Toc237090509 \h </w:instrText>
+          <w:instrText xml:space="preserve"> PAGEREF _Toc237172709 \h </w:instrText>
         </w:r>
         <w:r>
           <w:rPr>
@@ -1026,7 +1020,7 @@
           <w14:ligatures w14:val="standardContextual"/>
         </w:rPr>
       </w:pPr>
-      <w:hyperlink w:anchor="_Toc237090510" w:history="1">
+      <w:hyperlink w:anchor="_Toc237172710" w:history="1">
         <w:r>
           <w:rPr>
             <w:rStyle w:val="aff1"/>
@@ -1053,7 +1047,7 @@
             <w:noProof/>
             <w:webHidden/>
           </w:rPr>
-          <w:instrText xml:space="preserve"> PAGEREF _Toc237090510 \h </w:instrText>
+          <w:instrText xml:space="preserve"> PAGEREF _Toc237172710 \h </w:instrText>
         </w:r>
         <w:r>
           <w:rPr>
@@ -1102,7 +1096,7 @@
           <w14:ligatures w14:val="standardContextual"/>
         </w:rPr>
       </w:pPr>
-      <w:hyperlink w:anchor="_Toc237090511" w:history="1">
+      <w:hyperlink w:anchor="_Toc237172711" w:history="1">
         <w:r>
           <w:rPr>
             <w:rStyle w:val="aff1"/>
@@ -1129,7 +1123,7 @@
             <w:noProof/>
             <w:webHidden/>
           </w:rPr>
-          <w:instrText xml:space="preserve"> PAGEREF _Toc237090511 \h </w:instrText>
+          <w:instrText xml:space="preserve"> PAGEREF _Toc237172711 \h </w:instrText>
         </w:r>
         <w:r>
           <w:rPr>
@@ -1178,7 +1172,7 @@
           <w14:ligatures w14:val="standardContextual"/>
         </w:rPr>
       </w:pPr>
-      <w:hyperlink w:anchor="_Toc237090512" w:history="1">
+      <w:hyperlink w:anchor="_Toc237172712" w:history="1">
         <w:r>
           <w:rPr>
             <w:rStyle w:val="aff1"/>
@@ -1205,7 +1199,7 @@
             <w:noProof/>
             <w:webHidden/>
           </w:rPr>
-          <w:instrText xml:space="preserve"> PAGEREF _Toc237090512 \h </w:instrText>
+          <w:instrText xml:space="preserve"> PAGEREF _Toc237172712 \h </w:instrText>
         </w:r>
         <w:r>
           <w:rPr>
@@ -1254,7 +1248,7 @@
           <w14:ligatures w14:val="standardContextual"/>
         </w:rPr>
       </w:pPr>
-      <w:hyperlink w:anchor="_Toc237090513" w:history="1">
+      <w:hyperlink w:anchor="_Toc237172713" w:history="1">
         <w:r>
           <w:rPr>
             <w:rStyle w:val="aff1"/>
@@ -1281,7 +1275,7 @@
             <w:noProof/>
             <w:webHidden/>
           </w:rPr>
-          <w:instrText xml:space="preserve"> PAGEREF _Toc237090513 \h </w:instrText>
+          <w:instrText xml:space="preserve"> PAGEREF _Toc237172713 \h </w:instrText>
         </w:r>
         <w:r>
           <w:rPr>
@@ -1330,7 +1324,7 @@
           <w14:ligatures w14:val="standardContextual"/>
         </w:rPr>
       </w:pPr>
-      <w:hyperlink w:anchor="_Toc237090514" w:history="1">
+      <w:hyperlink w:anchor="_Toc237172714" w:history="1">
         <w:r>
           <w:rPr>
             <w:rStyle w:val="aff1"/>
@@ -1357,7 +1351,7 @@
             <w:noProof/>
             <w:webHidden/>
           </w:rPr>
-          <w:instrText xml:space="preserve"> PAGEREF _Toc237090514 \h </w:instrText>
+          <w:instrText xml:space="preserve"> PAGEREF _Toc237172714 \h </w:instrText>
         </w:r>
         <w:r>
           <w:rPr>
@@ -1405,7 +1399,7 @@
           <w14:ligatures w14:val="standardContextual"/>
         </w:rPr>
       </w:pPr>
-      <w:hyperlink w:anchor="_Toc237090515" w:history="1">
+      <w:hyperlink w:anchor="_Toc237172715" w:history="1">
         <w:r>
           <w:rPr>
             <w:rStyle w:val="aff1"/>
@@ -1432,7 +1426,7 @@
             <w:noProof/>
             <w:webHidden/>
           </w:rPr>
-          <w:instrText xml:space="preserve"> PAGEREF _Toc237090515 \h </w:instrText>
+          <w:instrText xml:space="preserve"> PAGEREF _Toc237172715 \h </w:instrText>
         </w:r>
         <w:r>
           <w:rPr>
@@ -1481,7 +1475,7 @@
           <w14:ligatures w14:val="standardContextual"/>
         </w:rPr>
       </w:pPr>
-      <w:hyperlink w:anchor="_Toc237090516" w:history="1">
+      <w:hyperlink w:anchor="_Toc237172716" w:history="1">
         <w:r>
           <w:rPr>
             <w:rStyle w:val="aff1"/>
@@ -1508,7 +1502,15 @@
             <w:noProof/>
             <w:webHidden/>
           </w:rPr>
-          <w:instrText xml:space="preserve"> PAGEREF _Toc237090516 \h </w:instrText>
+          <w:instrText xml:space="preserve"> PAGERE</w:instrText>
+        </w:r>
+        <w:r>
+          <w:rPr>
+            <w:noProof/>
+            <w:webHidden/>
+          </w:rPr>
+          <w:lastRenderedPageBreak/>
+          <w:instrText xml:space="preserve">F _Toc237172716 \h </w:instrText>
         </w:r>
         <w:r>
           <w:rPr>
@@ -1557,7 +1559,7 @@
           <w14:ligatures w14:val="standardContextual"/>
         </w:rPr>
       </w:pPr>
-      <w:hyperlink w:anchor="_Toc237090517" w:history="1">
+      <w:hyperlink w:anchor="_Toc237172717" w:history="1">
         <w:r>
           <w:rPr>
             <w:rStyle w:val="aff1"/>
@@ -1584,7 +1586,7 @@
             <w:noProof/>
             <w:webHidden/>
           </w:rPr>
-          <w:instrText xml:space="preserve"> PAGEREF _Toc237090517 \h </w:instrText>
+          <w:instrText xml:space="preserve"> PAGEREF _Toc237172717 \h </w:instrText>
         </w:r>
         <w:r>
           <w:rPr>
@@ -1633,7 +1635,7 @@
           <w14:ligatures w14:val="standardContextual"/>
         </w:rPr>
       </w:pPr>
-      <w:hyperlink w:anchor="_Toc237090518" w:history="1">
+      <w:hyperlink w:anchor="_Toc237172718" w:history="1">
         <w:r>
           <w:rPr>
             <w:rStyle w:val="aff1"/>
@@ -1660,7 +1662,7 @@
             <w:noProof/>
             <w:webHidden/>
           </w:rPr>
-          <w:instrText xml:space="preserve"> PAGEREF _Toc237090518 \h </w:instrText>
+          <w:instrText xml:space="preserve"> PAGEREF _Toc237172718 \h </w:instrText>
         </w:r>
         <w:r>
           <w:rPr>
@@ -1709,7 +1711,7 @@
           <w14:ligatures w14:val="standardContextual"/>
         </w:rPr>
       </w:pPr>
-      <w:hyperlink w:anchor="_Toc237090519" w:history="1">
+      <w:hyperlink w:anchor="_Toc237172719" w:history="1">
         <w:r>
           <w:rPr>
             <w:rStyle w:val="aff1"/>
@@ -1736,7 +1738,7 @@
             <w:noProof/>
             <w:webHidden/>
           </w:rPr>
-          <w:instrText xml:space="preserve"> PAGEREF _Toc237090519 \h </w:instrText>
+          <w:instrText xml:space="preserve"> PAGEREF _Toc237172719 \h </w:instrText>
         </w:r>
         <w:r>
           <w:rPr>
@@ -1785,7 +1787,7 @@
           <w14:ligatures w14:val="standardContextual"/>
         </w:rPr>
       </w:pPr>
-      <w:hyperlink w:anchor="_Toc237090520" w:history="1">
+      <w:hyperlink w:anchor="_Toc237172720" w:history="1">
         <w:r>
           <w:rPr>
             <w:rStyle w:val="aff1"/>
@@ -1812,7 +1814,7 @@
             <w:noProof/>
             <w:webHidden/>
           </w:rPr>
-          <w:instrText xml:space="preserve"> PAGEREF _Toc237090520 \h </w:instrText>
+          <w:instrText xml:space="preserve"> PAGEREF _Toc237172720 \h </w:instrText>
         </w:r>
         <w:r>
           <w:rPr>
@@ -1861,7 +1863,7 @@
           <w14:ligatures w14:val="standardContextual"/>
         </w:rPr>
       </w:pPr>
-      <w:hyperlink w:anchor="_Toc237090521" w:history="1">
+      <w:hyperlink w:anchor="_Toc237172721" w:history="1">
         <w:r>
           <w:rPr>
             <w:rStyle w:val="aff1"/>
@@ -1888,7 +1890,7 @@
             <w:noProof/>
             <w:webHidden/>
           </w:rPr>
-          <w:instrText xml:space="preserve"> PAGEREF _Toc237090521 \h </w:instrText>
+          <w:instrText xml:space="preserve"> PAGEREF _Toc237172721 \h </w:instrText>
         </w:r>
         <w:r>
           <w:rPr>
@@ -1937,7 +1939,7 @@
           <w14:ligatures w14:val="standardContextual"/>
         </w:rPr>
       </w:pPr>
-      <w:hyperlink w:anchor="_Toc237090522" w:history="1">
+      <w:hyperlink w:anchor="_Toc237172722" w:history="1">
         <w:r>
           <w:rPr>
             <w:rStyle w:val="aff1"/>
@@ -1964,7 +1966,7 @@
             <w:noProof/>
             <w:webHidden/>
           </w:rPr>
-          <w:instrText xml:space="preserve"> PAGEREF _Toc237090522 \h </w:instrText>
+          <w:instrText xml:space="preserve"> PAGEREF _Toc237172722 \h </w:instrText>
         </w:r>
         <w:r>
           <w:rPr>
@@ -2013,7 +2015,7 @@
           <w14:ligatures w14:val="standardContextual"/>
         </w:rPr>
       </w:pPr>
-      <w:hyperlink w:anchor="_Toc237090523" w:history="1">
+      <w:hyperlink w:anchor="_Toc237172723" w:history="1">
         <w:r>
           <w:rPr>
             <w:rStyle w:val="aff1"/>
@@ -2040,7 +2042,7 @@
             <w:noProof/>
             <w:webHidden/>
           </w:rPr>
-          <w:instrText xml:space="preserve"> PAGEREF _Toc237090523 \h </w:instrText>
+          <w:instrText xml:space="preserve"> PAGEREF _Toc237172723 \h </w:instrText>
         </w:r>
         <w:r>
           <w:rPr>
@@ -2089,7 +2091,7 @@
           <w14:ligatures w14:val="standardContextual"/>
         </w:rPr>
       </w:pPr>
-      <w:hyperlink w:anchor="_Toc237090524" w:history="1">
+      <w:hyperlink w:anchor="_Toc237172724" w:history="1">
         <w:r>
           <w:rPr>
             <w:rStyle w:val="aff1"/>
@@ -2116,7 +2118,7 @@
             <w:noProof/>
             <w:webHidden/>
           </w:rPr>
-          <w:instrText xml:space="preserve"> PAGEREF _Toc237090524 \h </w:instrText>
+          <w:instrText xml:space="preserve"> PAGEREF _Toc237172724 \h </w:instrText>
         </w:r>
         <w:r>
           <w:rPr>
@@ -2165,7 +2167,7 @@
           <w14:ligatures w14:val="standardContextual"/>
         </w:rPr>
       </w:pPr>
-      <w:hyperlink w:anchor="_Toc237090525" w:history="1">
+      <w:hyperlink w:anchor="_Toc237172725" w:history="1">
         <w:r>
           <w:rPr>
             <w:rStyle w:val="aff1"/>
@@ -2192,7 +2194,7 @@
             <w:noProof/>
             <w:webHidden/>
           </w:rPr>
-          <w:instrText xml:space="preserve"> PAGEREF _Toc237090525 \h </w:instrText>
+          <w:instrText xml:space="preserve"> PAGEREF _Toc237172725 \h </w:instrText>
         </w:r>
         <w:r>
           <w:rPr>
@@ -2241,7 +2243,7 @@
           <w14:ligatures w14:val="standardContextual"/>
         </w:rPr>
       </w:pPr>
-      <w:hyperlink w:anchor="_Toc237090526" w:history="1">
+      <w:hyperlink w:anchor="_Toc237172726" w:history="1">
         <w:r>
           <w:rPr>
             <w:rStyle w:val="aff1"/>
@@ -2268,7 +2270,7 @@
             <w:noProof/>
             <w:webHidden/>
           </w:rPr>
-          <w:instrText xml:space="preserve"> PAGEREF _Toc237090526 \h </w:instrText>
+          <w:instrText xml:space="preserve"> PAGEREF _Toc237172726 \h </w:instrText>
         </w:r>
         <w:r>
           <w:rPr>
@@ -2317,7 +2319,7 @@
           <w14:ligatures w14:val="standardContextual"/>
         </w:rPr>
       </w:pPr>
-      <w:hyperlink w:anchor="_Toc237090527" w:history="1">
+      <w:hyperlink w:anchor="_Toc237172727" w:history="1">
         <w:r>
           <w:rPr>
             <w:rStyle w:val="aff1"/>
@@ -2344,7 +2346,7 @@
             <w:noProof/>
             <w:webHidden/>
           </w:rPr>
-          <w:instrText xml:space="preserve"> PAGEREF _Toc237090527 \h </w:instrText>
+          <w:instrText xml:space="preserve"> PAGEREF _Toc237172727 \h </w:instrText>
         </w:r>
         <w:r>
           <w:rPr>
@@ -2393,7 +2395,7 @@
           <w14:ligatures w14:val="standardContextual"/>
         </w:rPr>
       </w:pPr>
-      <w:hyperlink w:anchor="_Toc237090528" w:history="1">
+      <w:hyperlink w:anchor="_Toc237172728" w:history="1">
         <w:r>
           <w:rPr>
             <w:rStyle w:val="aff1"/>
@@ -2420,7 +2422,7 @@
             <w:noProof/>
             <w:webHidden/>
           </w:rPr>
-          <w:instrText xml:space="preserve"> PAGEREF _Toc237090528 \h </w:instrText>
+          <w:instrText xml:space="preserve"> PAGEREF _Toc237172728 \h </w:instrText>
         </w:r>
         <w:r>
           <w:rPr>
@@ -2469,7 +2471,7 @@
           <w14:ligatures w14:val="standardContextual"/>
         </w:rPr>
       </w:pPr>
-      <w:hyperlink w:anchor="_Toc237090529" w:history="1">
+      <w:hyperlink w:anchor="_Toc237172729" w:history="1">
         <w:r>
           <w:rPr>
             <w:rStyle w:val="aff1"/>
@@ -2496,7 +2498,7 @@
             <w:noProof/>
             <w:webHidden/>
           </w:rPr>
-          <w:instrText xml:space="preserve"> PAGEREF _Toc237090529 \h </w:instrText>
+          <w:instrText xml:space="preserve"> PAGEREF _Toc237172729 \h </w:instrText>
         </w:r>
         <w:r>
           <w:rPr>
@@ -2545,7 +2547,7 @@
           <w14:ligatures w14:val="standardContextual"/>
         </w:rPr>
       </w:pPr>
-      <w:hyperlink w:anchor="_Toc237090530" w:history="1">
+      <w:hyperlink w:anchor="_Toc237172730" w:history="1">
         <w:r>
           <w:rPr>
             <w:rStyle w:val="aff1"/>
@@ -2572,7 +2574,7 @@
             <w:noProof/>
             <w:webHidden/>
           </w:rPr>
-          <w:instrText xml:space="preserve"> PAGEREF _Toc237090530 \h </w:instrText>
+          <w:instrText xml:space="preserve"> PAGEREF _Toc237172730 \h </w:instrText>
         </w:r>
         <w:r>
           <w:rPr>
@@ -2621,7 +2623,7 @@
           <w14:ligatures w14:val="standardContextual"/>
         </w:rPr>
       </w:pPr>
-      <w:hyperlink w:anchor="_Toc237090531" w:history="1">
+      <w:hyperlink w:anchor="_Toc237172731" w:history="1">
         <w:r>
           <w:rPr>
             <w:rStyle w:val="aff1"/>
@@ -2648,7 +2650,7 @@
             <w:noProof/>
             <w:webHidden/>
           </w:rPr>
-          <w:instrText xml:space="preserve"> PAGEREF _Toc237090531 \h </w:instrText>
+          <w:instrText xml:space="preserve"> PAGEREF _Toc237172731 \h </w:instrText>
         </w:r>
         <w:r>
           <w:rPr>
@@ -2697,7 +2699,7 @@
           <w14:ligatures w14:val="standardContextual"/>
         </w:rPr>
       </w:pPr>
-      <w:hyperlink w:anchor="_Toc237090532" w:history="1">
+      <w:hyperlink w:anchor="_Toc237172732" w:history="1">
         <w:r>
           <w:rPr>
             <w:rStyle w:val="aff1"/>
@@ -2724,7 +2726,7 @@
             <w:noProof/>
             <w:webHidden/>
           </w:rPr>
-          <w:instrText xml:space="preserve"> PAGEREF _Toc237090532 \h </w:instrText>
+          <w:instrText xml:space="preserve"> PAGEREF _Toc237172732 \h </w:instrText>
         </w:r>
         <w:r>
           <w:rPr>
@@ -2744,7 +2746,7 @@
             <w:noProof/>
             <w:webHidden/>
           </w:rPr>
-          <w:t>14</w:t>
+          <w:t>15</w:t>
         </w:r>
         <w:r>
           <w:rPr>
@@ -2773,7 +2775,7 @@
           <w14:ligatures w14:val="standardContextual"/>
         </w:rPr>
       </w:pPr>
-      <w:hyperlink w:anchor="_Toc237090533" w:history="1">
+      <w:hyperlink w:anchor="_Toc237172733" w:history="1">
         <w:r>
           <w:rPr>
             <w:rStyle w:val="aff1"/>
@@ -2800,7 +2802,7 @@
             <w:noProof/>
             <w:webHidden/>
           </w:rPr>
-          <w:instrText xml:space="preserve"> PAGEREF _Toc237090533 \h </w:instrText>
+          <w:instrText xml:space="preserve"> PAGEREF _Toc237172733 \h </w:instrText>
         </w:r>
         <w:r>
           <w:rPr>
@@ -2820,7 +2822,7 @@
             <w:noProof/>
             <w:webHidden/>
           </w:rPr>
-          <w:t>14</w:t>
+          <w:t>15</w:t>
         </w:r>
         <w:r>
           <w:rPr>
@@ -2849,7 +2851,7 @@
           <w14:ligatures w14:val="standardContextual"/>
         </w:rPr>
       </w:pPr>
-      <w:hyperlink w:anchor="_Toc237090534" w:history="1">
+      <w:hyperlink w:anchor="_Toc237172734" w:history="1">
         <w:r>
           <w:rPr>
             <w:rStyle w:val="aff1"/>
@@ -2876,7 +2878,7 @@
             <w:noProof/>
             <w:webHidden/>
           </w:rPr>
-          <w:instrText xml:space="preserve"> PAGEREF _Toc237090534 \h </w:instrText>
+          <w:instrText xml:space="preserve"> PAGEREF _Toc237172734 \h </w:instrText>
         </w:r>
         <w:r>
           <w:rPr>
@@ -2925,7 +2927,7 @@
           <w14:ligatures w14:val="standardContextual"/>
         </w:rPr>
       </w:pPr>
-      <w:hyperlink w:anchor="_Toc237090535" w:history="1">
+      <w:hyperlink w:anchor="_Toc237172735" w:history="1">
         <w:r>
           <w:rPr>
             <w:rStyle w:val="aff1"/>
@@ -2952,7 +2954,7 @@
             <w:noProof/>
             <w:webHidden/>
           </w:rPr>
-          <w:instrText xml:space="preserve"> PAGEREF _Toc237090535 \h </w:instrText>
+          <w:instrText xml:space="preserve"> PAGEREF _Toc237172735 \h </w:instrText>
         </w:r>
         <w:r>
           <w:rPr>
@@ -3001,7 +3003,7 @@
           <w14:ligatures w14:val="standardContextual"/>
         </w:rPr>
       </w:pPr>
-      <w:hyperlink w:anchor="_Toc237090536" w:history="1">
+      <w:hyperlink w:anchor="_Toc237172736" w:history="1">
         <w:r>
           <w:rPr>
             <w:rStyle w:val="aff1"/>
@@ -3028,7 +3030,7 @@
             <w:noProof/>
             <w:webHidden/>
           </w:rPr>
-          <w:instrText xml:space="preserve"> PAGEREF _Toc237090536 \h </w:instrText>
+          <w:instrText xml:space="preserve"> PAGEREF _Toc237172736 \h </w:instrText>
         </w:r>
         <w:r>
           <w:rPr>
@@ -3048,7 +3050,7 @@
             <w:noProof/>
             <w:webHidden/>
           </w:rPr>
-          <w:t>15</w:t>
+          <w:t>16</w:t>
         </w:r>
         <w:r>
           <w:rPr>
@@ -3077,7 +3079,7 @@
           <w14:ligatures w14:val="standardContextual"/>
         </w:rPr>
       </w:pPr>
-      <w:hyperlink w:anchor="_Toc237090537" w:history="1">
+      <w:hyperlink w:anchor="_Toc237172737" w:history="1">
         <w:r>
           <w:rPr>
             <w:rStyle w:val="aff1"/>
@@ -3104,7 +3106,7 @@
             <w:noProof/>
             <w:webHidden/>
           </w:rPr>
-          <w:instrText xml:space="preserve"> PAGEREF _Toc237090537 \h </w:instrText>
+          <w:instrText xml:space="preserve"> PAGEREF _Toc237172737 \h </w:instrText>
         </w:r>
         <w:r>
           <w:rPr>
@@ -3124,7 +3126,7 @@
             <w:noProof/>
             <w:webHidden/>
           </w:rPr>
-          <w:t>15</w:t>
+          <w:t>16</w:t>
         </w:r>
         <w:r>
           <w:rPr>
@@ -3153,7 +3155,7 @@
           <w14:ligatures w14:val="standardContextual"/>
         </w:rPr>
       </w:pPr>
-      <w:hyperlink w:anchor="_Toc237090538" w:history="1">
+      <w:hyperlink w:anchor="_Toc237172738" w:history="1">
         <w:r>
           <w:rPr>
             <w:rStyle w:val="aff1"/>
@@ -3180,7 +3182,7 @@
             <w:noProof/>
             <w:webHidden/>
           </w:rPr>
-          <w:instrText xml:space="preserve"> PAGEREF _Toc237090538 \h </w:instrText>
+          <w:instrText xml:space="preserve"> PAGEREF _Toc237172738 \h </w:instrText>
         </w:r>
         <w:r>
           <w:rPr>
@@ -3200,7 +3202,7 @@
             <w:noProof/>
             <w:webHidden/>
           </w:rPr>
-          <w:t>15</w:t>
+          <w:t>16</w:t>
         </w:r>
         <w:r>
           <w:rPr>
@@ -3229,7 +3231,7 @@
           <w14:ligatures w14:val="standardContextual"/>
         </w:rPr>
       </w:pPr>
-      <w:hyperlink w:anchor="_Toc237090539" w:history="1">
+      <w:hyperlink w:anchor="_Toc237172739" w:history="1">
         <w:r>
           <w:rPr>
             <w:rStyle w:val="aff1"/>
@@ -3256,7 +3258,7 @@
             <w:noProof/>
             <w:webHidden/>
           </w:rPr>
-          <w:instrText xml:space="preserve"> PAGEREF _Toc237090539 \h </w:instrText>
+          <w:instrText xml:space="preserve"> PAGEREF _Toc237172739 \h </w:instrText>
         </w:r>
         <w:r>
           <w:rPr>
@@ -3305,7 +3307,7 @@
           <w14:ligatures w14:val="standardContextual"/>
         </w:rPr>
       </w:pPr>
-      <w:hyperlink w:anchor="_Toc237090540" w:history="1">
+      <w:hyperlink w:anchor="_Toc237172740" w:history="1">
         <w:r>
           <w:rPr>
             <w:rStyle w:val="aff1"/>
@@ -3332,7 +3334,7 @@
             <w:noProof/>
             <w:webHidden/>
           </w:rPr>
-          <w:instrText xml:space="preserve"> PAGEREF _Toc237090540 \h </w:instrText>
+          <w:instrText xml:space="preserve"> PAGEREF _Toc237172740 \h </w:instrText>
         </w:r>
         <w:r>
           <w:rPr>
@@ -3381,13 +3383,13 @@
           <w14:ligatures w14:val="standardContextual"/>
         </w:rPr>
       </w:pPr>
-      <w:hyperlink w:anchor="_Toc237090541" w:history="1">
+      <w:hyperlink w:anchor="_Toc237172741" w:history="1">
         <w:r>
           <w:rPr>
             <w:rStyle w:val="aff1"/>
             <w:noProof/>
           </w:rPr>
-          <w:t>6. Replica Review / Atomic Swap</w:t>
+          <w:t>2.6.4 Replica Review / Atomic Swap</w:t>
         </w:r>
         <w:r>
           <w:rPr>
@@ -3408,7 +3410,7 @@
             <w:noProof/>
             <w:webHidden/>
           </w:rPr>
-          <w:instrText xml:space="preserve"> PAGEREF _Toc237090541 \h </w:instrText>
+          <w:instrText xml:space="preserve"> PAGEREF _Toc237172741 \h </w:instrText>
         </w:r>
         <w:r>
           <w:rPr>
@@ -3457,13 +3459,13 @@
           <w14:ligatures w14:val="standardContextual"/>
         </w:rPr>
       </w:pPr>
-      <w:hyperlink w:anchor="_Toc237090542" w:history="1">
+      <w:hyperlink w:anchor="_Toc237172742" w:history="1">
         <w:r>
           <w:rPr>
             <w:rStyle w:val="aff1"/>
             <w:noProof/>
           </w:rPr>
-          <w:t>2.6.4 Stroke 데이터와 서버 판정</w:t>
+          <w:t>2.6.5 Stroke 데이터와 서버 판정</w:t>
         </w:r>
         <w:r>
           <w:rPr>
@@ -3484,7 +3486,7 @@
             <w:noProof/>
             <w:webHidden/>
           </w:rPr>
-          <w:instrText xml:space="preserve"> PAGEREF _Toc237090542 \h </w:instrText>
+          <w:instrText xml:space="preserve"> PAGEREF _Toc237172742 \h </w:instrText>
         </w:r>
         <w:r>
           <w:rPr>
@@ -3533,13 +3535,13 @@
           <w14:ligatures w14:val="standardContextual"/>
         </w:rPr>
       </w:pPr>
-      <w:hyperlink w:anchor="_Toc237090543" w:history="1">
+      <w:hyperlink w:anchor="_Toc237172743" w:history="1">
         <w:r>
           <w:rPr>
             <w:rStyle w:val="aff1"/>
             <w:noProof/>
           </w:rPr>
-          <w:t>2.6.5 Forgery Score</w:t>
+          <w:t>2.6.6 Forgery Score And Replica Acceptance</w:t>
         </w:r>
         <w:r>
           <w:rPr>
@@ -3560,7 +3562,7 @@
             <w:noProof/>
             <w:webHidden/>
           </w:rPr>
-          <w:instrText xml:space="preserve"> PAGEREF _Toc237090543 \h </w:instrText>
+          <w:instrText xml:space="preserve"> PAGEREF _Toc237172743 \h </w:instrText>
         </w:r>
         <w:r>
           <w:rPr>
@@ -3580,7 +3582,7 @@
             <w:noProof/>
             <w:webHidden/>
           </w:rPr>
-          <w:t>18</w:t>
+          <w:t>19</w:t>
         </w:r>
         <w:r>
           <w:rPr>
@@ -3609,13 +3611,13 @@
           <w14:ligatures w14:val="standardContextual"/>
         </w:rPr>
       </w:pPr>
-      <w:hyperlink w:anchor="_Toc237090544" w:history="1">
+      <w:hyperlink w:anchor="_Toc237172744" w:history="1">
         <w:r>
           <w:rPr>
             <w:rStyle w:val="aff1"/>
             <w:noProof/>
           </w:rPr>
-          <w:t>2.6.6 Template 데이터</w:t>
+          <w:t>2.6.7 Template 데이터</w:t>
         </w:r>
         <w:r>
           <w:rPr>
@@ -3636,7 +3638,7 @@
             <w:noProof/>
             <w:webHidden/>
           </w:rPr>
-          <w:instrText xml:space="preserve"> PAGEREF _Toc237090544 \h </w:instrText>
+          <w:instrText xml:space="preserve"> PAGEREF _Toc237172744 \h </w:instrText>
         </w:r>
         <w:r>
           <w:rPr>
@@ -3685,7 +3687,7 @@
           <w14:ligatures w14:val="standardContextual"/>
         </w:rPr>
       </w:pPr>
-      <w:hyperlink w:anchor="_Toc237090545" w:history="1">
+      <w:hyperlink w:anchor="_Toc237172745" w:history="1">
         <w:r>
           <w:rPr>
             <w:rStyle w:val="aff1"/>
@@ -3712,7 +3714,7 @@
             <w:noProof/>
             <w:webHidden/>
           </w:rPr>
-          <w:instrText xml:space="preserve"> PAGEREF _Toc237090545 \h </w:instrText>
+          <w:instrText xml:space="preserve"> PAGEREF _Toc237172745 \h </w:instrText>
         </w:r>
         <w:r>
           <w:rPr>
@@ -3732,7 +3734,7 @@
             <w:noProof/>
             <w:webHidden/>
           </w:rPr>
-          <w:t>19</w:t>
+          <w:t>20</w:t>
         </w:r>
         <w:r>
           <w:rPr>
@@ -3761,7 +3763,7 @@
           <w14:ligatures w14:val="standardContextual"/>
         </w:rPr>
       </w:pPr>
-      <w:hyperlink w:anchor="_Toc237090546" w:history="1">
+      <w:hyperlink w:anchor="_Toc237172746" w:history="1">
         <w:r>
           <w:rPr>
             <w:rStyle w:val="aff1"/>
@@ -3788,7 +3790,7 @@
             <w:noProof/>
             <w:webHidden/>
           </w:rPr>
-          <w:instrText xml:space="preserve"> PAGEREF _Toc237090546 \h </w:instrText>
+          <w:instrText xml:space="preserve"> PAGEREF _Toc237172746 \h </w:instrText>
         </w:r>
         <w:r>
           <w:rPr>
@@ -3808,7 +3810,7 @@
             <w:noProof/>
             <w:webHidden/>
           </w:rPr>
-          <w:t>19</w:t>
+          <w:t>20</w:t>
         </w:r>
         <w:r>
           <w:rPr>
@@ -3837,7 +3839,7 @@
           <w14:ligatures w14:val="standardContextual"/>
         </w:rPr>
       </w:pPr>
-      <w:hyperlink w:anchor="_Toc237090547" w:history="1">
+      <w:hyperlink w:anchor="_Toc237172747" w:history="1">
         <w:r>
           <w:rPr>
             <w:rStyle w:val="aff1"/>
@@ -3864,7 +3866,7 @@
             <w:noProof/>
             <w:webHidden/>
           </w:rPr>
-          <w:instrText xml:space="preserve"> PAGEREF _Toc237090547 \h </w:instrText>
+          <w:instrText xml:space="preserve"> PAGEREF _Toc237172747 \h </w:instrText>
         </w:r>
         <w:r>
           <w:rPr>
@@ -3884,7 +3886,7 @@
             <w:noProof/>
             <w:webHidden/>
           </w:rPr>
-          <w:t>19</w:t>
+          <w:t>20</w:t>
         </w:r>
         <w:r>
           <w:rPr>
@@ -3913,7 +3915,7 @@
           <w14:ligatures w14:val="standardContextual"/>
         </w:rPr>
       </w:pPr>
-      <w:hyperlink w:anchor="_Toc237090548" w:history="1">
+      <w:hyperlink w:anchor="_Toc237172748" w:history="1">
         <w:r>
           <w:rPr>
             <w:rStyle w:val="aff1"/>
@@ -3940,7 +3942,7 @@
             <w:noProof/>
             <w:webHidden/>
           </w:rPr>
-          <w:instrText xml:space="preserve"> PAGEREF _Toc237090548 \h </w:instrText>
+          <w:instrText xml:space="preserve"> PAGEREF _Toc237172748 \h </w:instrText>
         </w:r>
         <w:r>
           <w:rPr>
@@ -3989,7 +3991,7 @@
           <w14:ligatures w14:val="standardContextual"/>
         </w:rPr>
       </w:pPr>
-      <w:hyperlink w:anchor="_Toc237090549" w:history="1">
+      <w:hyperlink w:anchor="_Toc237172749" w:history="1">
         <w:r>
           <w:rPr>
             <w:rStyle w:val="aff1"/>
@@ -4016,7 +4018,7 @@
             <w:noProof/>
             <w:webHidden/>
           </w:rPr>
-          <w:instrText xml:space="preserve"> PAGEREF _Toc237090549 \h </w:instrText>
+          <w:instrText xml:space="preserve"> PAGEREF _Toc237172749 \h </w:instrText>
         </w:r>
         <w:r>
           <w:rPr>
@@ -4036,7 +4038,7 @@
             <w:noProof/>
             <w:webHidden/>
           </w:rPr>
-          <w:t>20</w:t>
+          <w:t>21</w:t>
         </w:r>
         <w:r>
           <w:rPr>
@@ -4064,7 +4066,7 @@
           <w14:ligatures w14:val="standardContextual"/>
         </w:rPr>
       </w:pPr>
-      <w:hyperlink w:anchor="_Toc237090550" w:history="1">
+      <w:hyperlink w:anchor="_Toc237172750" w:history="1">
         <w:r>
           <w:rPr>
             <w:rStyle w:val="aff1"/>
@@ -4091,7 +4093,7 @@
             <w:noProof/>
             <w:webHidden/>
           </w:rPr>
-          <w:instrText xml:space="preserve"> PAGEREF _Toc237090550 \h </w:instrText>
+          <w:instrText xml:space="preserve"> PAGEREF _Toc237172750 \h </w:instrText>
         </w:r>
         <w:r>
           <w:rPr>
@@ -4111,7 +4113,7 @@
             <w:noProof/>
             <w:webHidden/>
           </w:rPr>
-          <w:t>21</w:t>
+          <w:t>22</w:t>
         </w:r>
         <w:r>
           <w:rPr>
@@ -4140,7 +4142,7 @@
           <w14:ligatures w14:val="standardContextual"/>
         </w:rPr>
       </w:pPr>
-      <w:hyperlink w:anchor="_Toc237090551" w:history="1">
+      <w:hyperlink w:anchor="_Toc237172751" w:history="1">
         <w:r>
           <w:rPr>
             <w:rStyle w:val="aff1"/>
@@ -4167,7 +4169,7 @@
             <w:noProof/>
             <w:webHidden/>
           </w:rPr>
-          <w:instrText xml:space="preserve"> PAGEREF _Toc237090551 \h </w:instrText>
+          <w:instrText xml:space="preserve"> PAGEREF _Toc237172751 \h </w:instrText>
         </w:r>
         <w:r>
           <w:rPr>
@@ -4187,7 +4189,7 @@
             <w:noProof/>
             <w:webHidden/>
           </w:rPr>
-          <w:t>21</w:t>
+          <w:t>22</w:t>
         </w:r>
         <w:r>
           <w:rPr>
@@ -4216,7 +4218,7 @@
           <w14:ligatures w14:val="standardContextual"/>
         </w:rPr>
       </w:pPr>
-      <w:hyperlink w:anchor="_Toc237090552" w:history="1">
+      <w:hyperlink w:anchor="_Toc237172752" w:history="1">
         <w:r>
           <w:rPr>
             <w:rStyle w:val="aff1"/>
@@ -4243,7 +4245,7 @@
             <w:noProof/>
             <w:webHidden/>
           </w:rPr>
-          <w:instrText xml:space="preserve"> PAGEREF _Toc237090552 \h </w:instrText>
+          <w:instrText xml:space="preserve"> PAGEREF _Toc237172752 \h </w:instrText>
         </w:r>
         <w:r>
           <w:rPr>
@@ -4263,7 +4265,7 @@
             <w:noProof/>
             <w:webHidden/>
           </w:rPr>
-          <w:t>21</w:t>
+          <w:t>22</w:t>
         </w:r>
         <w:r>
           <w:rPr>
@@ -4292,7 +4294,7 @@
           <w14:ligatures w14:val="standardContextual"/>
         </w:rPr>
       </w:pPr>
-      <w:hyperlink w:anchor="_Toc237090553" w:history="1">
+      <w:hyperlink w:anchor="_Toc237172753" w:history="1">
         <w:r>
           <w:rPr>
             <w:rStyle w:val="aff1"/>
@@ -4319,7 +4321,7 @@
             <w:noProof/>
             <w:webHidden/>
           </w:rPr>
-          <w:instrText xml:space="preserve"> PAGEREF _Toc237090553 \h </w:instrText>
+          <w:instrText xml:space="preserve"> PAGEREF _Toc237172753 \h </w:instrText>
         </w:r>
         <w:r>
           <w:rPr>
@@ -4339,7 +4341,7 @@
             <w:noProof/>
             <w:webHidden/>
           </w:rPr>
-          <w:t>21</w:t>
+          <w:t>22</w:t>
         </w:r>
         <w:r>
           <w:rPr>
@@ -4368,7 +4370,7 @@
           <w14:ligatures w14:val="standardContextual"/>
         </w:rPr>
       </w:pPr>
-      <w:hyperlink w:anchor="_Toc237090554" w:history="1">
+      <w:hyperlink w:anchor="_Toc237172754" w:history="1">
         <w:r>
           <w:rPr>
             <w:rStyle w:val="aff1"/>
@@ -4395,7 +4397,7 @@
             <w:noProof/>
             <w:webHidden/>
           </w:rPr>
-          <w:instrText xml:space="preserve"> PAGEREF _Toc237090554 \h </w:instrText>
+          <w:instrText xml:space="preserve"> PAGEREF _Toc237172754 \h </w:instrText>
         </w:r>
         <w:r>
           <w:rPr>
@@ -4415,7 +4417,7 @@
             <w:noProof/>
             <w:webHidden/>
           </w:rPr>
-          <w:t>21</w:t>
+          <w:t>22</w:t>
         </w:r>
         <w:r>
           <w:rPr>
@@ -4444,7 +4446,7 @@
           <w14:ligatures w14:val="standardContextual"/>
         </w:rPr>
       </w:pPr>
-      <w:hyperlink w:anchor="_Toc237090555" w:history="1">
+      <w:hyperlink w:anchor="_Toc237172755" w:history="1">
         <w:r>
           <w:rPr>
             <w:rStyle w:val="aff1"/>
@@ -4471,7 +4473,7 @@
             <w:noProof/>
             <w:webHidden/>
           </w:rPr>
-          <w:instrText xml:space="preserve"> PAGEREF _Toc237090555 \h </w:instrText>
+          <w:instrText xml:space="preserve"> PAGEREF _Toc237172755 \h </w:instrText>
         </w:r>
         <w:r>
           <w:rPr>
@@ -4491,7 +4493,7 @@
             <w:noProof/>
             <w:webHidden/>
           </w:rPr>
-          <w:t>22</w:t>
+          <w:t>23</w:t>
         </w:r>
         <w:r>
           <w:rPr>
@@ -4520,7 +4522,7 @@
           <w14:ligatures w14:val="standardContextual"/>
         </w:rPr>
       </w:pPr>
-      <w:hyperlink w:anchor="_Toc237090556" w:history="1">
+      <w:hyperlink w:anchor="_Toc237172756" w:history="1">
         <w:r>
           <w:rPr>
             <w:rStyle w:val="aff1"/>
@@ -4547,7 +4549,7 @@
             <w:noProof/>
             <w:webHidden/>
           </w:rPr>
-          <w:instrText xml:space="preserve"> PAGEREF _Toc237090556 \h </w:instrText>
+          <w:instrText xml:space="preserve"> PAGEREF _Toc237172756 \h </w:instrText>
         </w:r>
         <w:r>
           <w:rPr>
@@ -4567,7 +4569,7 @@
             <w:noProof/>
             <w:webHidden/>
           </w:rPr>
-          <w:t>22</w:t>
+          <w:t>23</w:t>
         </w:r>
         <w:r>
           <w:rPr>
@@ -4596,7 +4598,7 @@
           <w14:ligatures w14:val="standardContextual"/>
         </w:rPr>
       </w:pPr>
-      <w:hyperlink w:anchor="_Toc237090557" w:history="1">
+      <w:hyperlink w:anchor="_Toc237172757" w:history="1">
         <w:r>
           <w:rPr>
             <w:rStyle w:val="aff1"/>
@@ -4623,7 +4625,7 @@
             <w:noProof/>
             <w:webHidden/>
           </w:rPr>
-          <w:instrText xml:space="preserve"> PAGEREF _Toc237090557 \h </w:instrText>
+          <w:instrText xml:space="preserve"> PAGEREF _Toc237172757 \h </w:instrText>
         </w:r>
         <w:r>
           <w:rPr>
@@ -4643,7 +4645,7 @@
             <w:noProof/>
             <w:webHidden/>
           </w:rPr>
-          <w:t>22</w:t>
+          <w:t>23</w:t>
         </w:r>
         <w:r>
           <w:rPr>
@@ -4672,7 +4674,7 @@
           <w14:ligatures w14:val="standardContextual"/>
         </w:rPr>
       </w:pPr>
-      <w:hyperlink w:anchor="_Toc237090558" w:history="1">
+      <w:hyperlink w:anchor="_Toc237172758" w:history="1">
         <w:r>
           <w:rPr>
             <w:rStyle w:val="aff1"/>
@@ -4699,7 +4701,7 @@
             <w:noProof/>
             <w:webHidden/>
           </w:rPr>
-          <w:instrText xml:space="preserve"> PAGEREF _Toc237090558 \h </w:instrText>
+          <w:instrText xml:space="preserve"> PAGEREF _Toc237172758 \h </w:instrText>
         </w:r>
         <w:r>
           <w:rPr>
@@ -4719,7 +4721,7 @@
             <w:noProof/>
             <w:webHidden/>
           </w:rPr>
-          <w:t>22</w:t>
+          <w:t>23</w:t>
         </w:r>
         <w:r>
           <w:rPr>
@@ -4748,7 +4750,7 @@
           <w14:ligatures w14:val="standardContextual"/>
         </w:rPr>
       </w:pPr>
-      <w:hyperlink w:anchor="_Toc237090559" w:history="1">
+      <w:hyperlink w:anchor="_Toc237172759" w:history="1">
         <w:r>
           <w:rPr>
             <w:rStyle w:val="aff1"/>
@@ -4775,7 +4777,7 @@
             <w:noProof/>
             <w:webHidden/>
           </w:rPr>
-          <w:instrText xml:space="preserve"> PAGEREF _Toc237090559 \h </w:instrText>
+          <w:instrText xml:space="preserve"> PAGEREF _Toc237172759 \h </w:instrText>
         </w:r>
         <w:r>
           <w:rPr>
@@ -4795,7 +4797,7 @@
             <w:noProof/>
             <w:webHidden/>
           </w:rPr>
-          <w:t>23</w:t>
+          <w:t>24</w:t>
         </w:r>
         <w:r>
           <w:rPr>
@@ -4824,7 +4826,7 @@
           <w14:ligatures w14:val="standardContextual"/>
         </w:rPr>
       </w:pPr>
-      <w:hyperlink w:anchor="_Toc237090560" w:history="1">
+      <w:hyperlink w:anchor="_Toc237172760" w:history="1">
         <w:r>
           <w:rPr>
             <w:rStyle w:val="aff1"/>
@@ -4851,7 +4853,7 @@
             <w:noProof/>
             <w:webHidden/>
           </w:rPr>
-          <w:instrText xml:space="preserve"> PAGEREF _Toc237090560 \h </w:instrText>
+          <w:instrText xml:space="preserve"> PAGEREF _Toc237172760 \h </w:instrText>
         </w:r>
         <w:r>
           <w:rPr>
@@ -4871,7 +4873,7 @@
             <w:noProof/>
             <w:webHidden/>
           </w:rPr>
-          <w:t>23</w:t>
+          <w:t>24</w:t>
         </w:r>
         <w:r>
           <w:rPr>
@@ -4900,7 +4902,7 @@
           <w14:ligatures w14:val="standardContextual"/>
         </w:rPr>
       </w:pPr>
-      <w:hyperlink w:anchor="_Toc237090561" w:history="1">
+      <w:hyperlink w:anchor="_Toc237172761" w:history="1">
         <w:r>
           <w:rPr>
             <w:rStyle w:val="aff1"/>
@@ -4927,7 +4929,7 @@
             <w:noProof/>
             <w:webHidden/>
           </w:rPr>
-          <w:instrText xml:space="preserve"> PAGEREF _Toc237090561 \h </w:instrText>
+          <w:instrText xml:space="preserve"> PAGEREF _Toc237172761 \h </w:instrText>
         </w:r>
         <w:r>
           <w:rPr>
@@ -4947,7 +4949,7 @@
             <w:noProof/>
             <w:webHidden/>
           </w:rPr>
-          <w:t>23</w:t>
+          <w:t>24</w:t>
         </w:r>
         <w:r>
           <w:rPr>
@@ -4976,7 +4978,7 @@
           <w14:ligatures w14:val="standardContextual"/>
         </w:rPr>
       </w:pPr>
-      <w:hyperlink w:anchor="_Toc237090562" w:history="1">
+      <w:hyperlink w:anchor="_Toc237172762" w:history="1">
         <w:r>
           <w:rPr>
             <w:rStyle w:val="aff1"/>
@@ -5003,7 +5005,7 @@
             <w:noProof/>
             <w:webHidden/>
           </w:rPr>
-          <w:instrText xml:space="preserve"> PAGEREF _Toc237090562 \h </w:instrText>
+          <w:instrText xml:space="preserve"> PAGEREF _Toc237172762 \h </w:instrText>
         </w:r>
         <w:r>
           <w:rPr>
@@ -5023,7 +5025,7 @@
             <w:noProof/>
             <w:webHidden/>
           </w:rPr>
-          <w:t>23</w:t>
+          <w:t>24</w:t>
         </w:r>
         <w:r>
           <w:rPr>
@@ -5052,7 +5054,7 @@
           <w14:ligatures w14:val="standardContextual"/>
         </w:rPr>
       </w:pPr>
-      <w:hyperlink w:anchor="_Toc237090563" w:history="1">
+      <w:hyperlink w:anchor="_Toc237172763" w:history="1">
         <w:r>
           <w:rPr>
             <w:rStyle w:val="aff1"/>
@@ -5079,7 +5081,7 @@
             <w:noProof/>
             <w:webHidden/>
           </w:rPr>
-          <w:instrText xml:space="preserve"> PAGEREF _Toc237090563 \h </w:instrText>
+          <w:instrText xml:space="preserve"> PAGEREF _Toc237172763 \h </w:instrText>
         </w:r>
         <w:r>
           <w:rPr>
@@ -5099,7 +5101,7 @@
             <w:noProof/>
             <w:webHidden/>
           </w:rPr>
-          <w:t>24</w:t>
+          <w:t>25</w:t>
         </w:r>
         <w:r>
           <w:rPr>
@@ -5128,7 +5130,7 @@
           <w14:ligatures w14:val="standardContextual"/>
         </w:rPr>
       </w:pPr>
-      <w:hyperlink w:anchor="_Toc237090564" w:history="1">
+      <w:hyperlink w:anchor="_Toc237172764" w:history="1">
         <w:r>
           <w:rPr>
             <w:rStyle w:val="aff1"/>
@@ -5155,7 +5157,7 @@
             <w:noProof/>
             <w:webHidden/>
           </w:rPr>
-          <w:instrText xml:space="preserve"> PAGEREF _Toc237090564 \h </w:instrText>
+          <w:instrText xml:space="preserve"> PAGEREF _Toc237172764 \h </w:instrText>
         </w:r>
         <w:r>
           <w:rPr>
@@ -5175,7 +5177,7 @@
             <w:noProof/>
             <w:webHidden/>
           </w:rPr>
-          <w:t>24</w:t>
+          <w:t>25</w:t>
         </w:r>
         <w:r>
           <w:rPr>
@@ -5204,7 +5206,7 @@
           <w14:ligatures w14:val="standardContextual"/>
         </w:rPr>
       </w:pPr>
-      <w:hyperlink w:anchor="_Toc237090565" w:history="1">
+      <w:hyperlink w:anchor="_Toc237172765" w:history="1">
         <w:r>
           <w:rPr>
             <w:rStyle w:val="aff1"/>
@@ -5231,7 +5233,7 @@
             <w:noProof/>
             <w:webHidden/>
           </w:rPr>
-          <w:instrText xml:space="preserve"> PAGEREF _Toc237090565 \h </w:instrText>
+          <w:instrText xml:space="preserve"> PAGEREF _Toc237172765 \h </w:instrText>
         </w:r>
         <w:r>
           <w:rPr>
@@ -5251,7 +5253,7 @@
             <w:noProof/>
             <w:webHidden/>
           </w:rPr>
-          <w:t>24</w:t>
+          <w:t>25</w:t>
         </w:r>
         <w:r>
           <w:rPr>
@@ -5280,7 +5282,7 @@
           <w14:ligatures w14:val="standardContextual"/>
         </w:rPr>
       </w:pPr>
-      <w:hyperlink w:anchor="_Toc237090566" w:history="1">
+      <w:hyperlink w:anchor="_Toc237172766" w:history="1">
         <w:r>
           <w:rPr>
             <w:rStyle w:val="aff1"/>
@@ -5307,7 +5309,7 @@
             <w:noProof/>
             <w:webHidden/>
           </w:rPr>
-          <w:instrText xml:space="preserve"> PAGEREF _Toc237090566 \h </w:instrText>
+          <w:instrText xml:space="preserve"> PAGEREF _Toc237172766 \h </w:instrText>
         </w:r>
         <w:r>
           <w:rPr>
@@ -5327,7 +5329,7 @@
             <w:noProof/>
             <w:webHidden/>
           </w:rPr>
-          <w:t>24</w:t>
+          <w:t>25</w:t>
         </w:r>
         <w:r>
           <w:rPr>
@@ -5356,7 +5358,7 @@
           <w14:ligatures w14:val="standardContextual"/>
         </w:rPr>
       </w:pPr>
-      <w:hyperlink w:anchor="_Toc237090567" w:history="1">
+      <w:hyperlink w:anchor="_Toc237172767" w:history="1">
         <w:r>
           <w:rPr>
             <w:rStyle w:val="aff1"/>
@@ -5383,7 +5385,8 @@
             <w:noProof/>
             <w:webHidden/>
           </w:rPr>
-          <w:instrText xml:space="preserve"> PAGEREF _Toc237090567 \h </w:instrText>
+          <w:lastRenderedPageBreak/>
+          <w:instrText xml:space="preserve"> PAGEREF _Toc237172767 \h </w:instrText>
         </w:r>
         <w:r>
           <w:rPr>
@@ -5403,7 +5406,7 @@
             <w:noProof/>
             <w:webHidden/>
           </w:rPr>
-          <w:t>25</w:t>
+          <w:t>26</w:t>
         </w:r>
         <w:r>
           <w:rPr>
@@ -5432,7 +5435,7 @@
           <w14:ligatures w14:val="standardContextual"/>
         </w:rPr>
       </w:pPr>
-      <w:hyperlink w:anchor="_Toc237090568" w:history="1">
+      <w:hyperlink w:anchor="_Toc237172768" w:history="1">
         <w:r>
           <w:rPr>
             <w:rStyle w:val="aff1"/>
@@ -5459,7 +5462,7 @@
             <w:noProof/>
             <w:webHidden/>
           </w:rPr>
-          <w:instrText xml:space="preserve"> PAGEREF _Toc237090568 \h </w:instrText>
+          <w:instrText xml:space="preserve"> PAGEREF _Toc237172768 \h </w:instrText>
         </w:r>
         <w:r>
           <w:rPr>
@@ -5479,7 +5482,7 @@
             <w:noProof/>
             <w:webHidden/>
           </w:rPr>
-          <w:t>25</w:t>
+          <w:t>26</w:t>
         </w:r>
         <w:r>
           <w:rPr>
@@ -5508,7 +5511,7 @@
           <w14:ligatures w14:val="standardContextual"/>
         </w:rPr>
       </w:pPr>
-      <w:hyperlink w:anchor="_Toc237090569" w:history="1">
+      <w:hyperlink w:anchor="_Toc237172769" w:history="1">
         <w:r>
           <w:rPr>
             <w:rStyle w:val="aff1"/>
@@ -5535,7 +5538,7 @@
             <w:noProof/>
             <w:webHidden/>
           </w:rPr>
-          <w:instrText xml:space="preserve"> PAGEREF _Toc237090569 \h </w:instrText>
+          <w:instrText xml:space="preserve"> PAGEREF _Toc237172769 \h </w:instrText>
         </w:r>
         <w:r>
           <w:rPr>
@@ -5555,7 +5558,7 @@
             <w:noProof/>
             <w:webHidden/>
           </w:rPr>
-          <w:t>25</w:t>
+          <w:t>27</w:t>
         </w:r>
         <w:r>
           <w:rPr>
@@ -5583,7 +5586,7 @@
           <w14:ligatures w14:val="standardContextual"/>
         </w:rPr>
       </w:pPr>
-      <w:hyperlink w:anchor="_Toc237090570" w:history="1">
+      <w:hyperlink w:anchor="_Toc237172770" w:history="1">
         <w:r>
           <w:rPr>
             <w:rStyle w:val="aff1"/>
@@ -5610,7 +5613,7 @@
             <w:noProof/>
             <w:webHidden/>
           </w:rPr>
-          <w:instrText xml:space="preserve"> PAGEREF _Toc237090570 \h </w:instrText>
+          <w:instrText xml:space="preserve"> PAGEREF _Toc237172770 \h </w:instrText>
         </w:r>
         <w:r>
           <w:rPr>
@@ -5630,7 +5633,7 @@
             <w:noProof/>
             <w:webHidden/>
           </w:rPr>
-          <w:t>27</w:t>
+          <w:t>28</w:t>
         </w:r>
         <w:r>
           <w:rPr>
@@ -5659,7 +5662,7 @@
           <w14:ligatures w14:val="standardContextual"/>
         </w:rPr>
       </w:pPr>
-      <w:hyperlink w:anchor="_Toc237090571" w:history="1">
+      <w:hyperlink w:anchor="_Toc237172771" w:history="1">
         <w:r>
           <w:rPr>
             <w:rStyle w:val="aff1"/>
@@ -5686,7 +5689,7 @@
             <w:noProof/>
             <w:webHidden/>
           </w:rPr>
-          <w:instrText xml:space="preserve"> PAGEREF _Toc237090571 \h </w:instrText>
+          <w:instrText xml:space="preserve"> PAGEREF _Toc237172771 \h </w:instrText>
         </w:r>
         <w:r>
           <w:rPr>
@@ -5706,7 +5709,7 @@
             <w:noProof/>
             <w:webHidden/>
           </w:rPr>
-          <w:t>27</w:t>
+          <w:t>28</w:t>
         </w:r>
         <w:r>
           <w:rPr>
@@ -5735,7 +5738,7 @@
           <w14:ligatures w14:val="standardContextual"/>
         </w:rPr>
       </w:pPr>
-      <w:hyperlink w:anchor="_Toc237090572" w:history="1">
+      <w:hyperlink w:anchor="_Toc237172772" w:history="1">
         <w:r>
           <w:rPr>
             <w:rStyle w:val="aff1"/>
@@ -5762,7 +5765,7 @@
             <w:noProof/>
             <w:webHidden/>
           </w:rPr>
-          <w:instrText xml:space="preserve"> PAGEREF _Toc237090572 \h </w:instrText>
+          <w:instrText xml:space="preserve"> PAGEREF _Toc237172772 \h </w:instrText>
         </w:r>
         <w:r>
           <w:rPr>
@@ -5782,7 +5785,7 @@
             <w:noProof/>
             <w:webHidden/>
           </w:rPr>
-          <w:t>27</w:t>
+          <w:t>28</w:t>
         </w:r>
         <w:r>
           <w:rPr>
@@ -5811,7 +5814,7 @@
           <w14:ligatures w14:val="standardContextual"/>
         </w:rPr>
       </w:pPr>
-      <w:hyperlink w:anchor="_Toc237090573" w:history="1">
+      <w:hyperlink w:anchor="_Toc237172773" w:history="1">
         <w:r>
           <w:rPr>
             <w:rStyle w:val="aff1"/>
@@ -5838,7 +5841,7 @@
             <w:noProof/>
             <w:webHidden/>
           </w:rPr>
-          <w:instrText xml:space="preserve"> PAGEREF _Toc237090573 \h </w:instrText>
+          <w:instrText xml:space="preserve"> PAGEREF _Toc237172773 \h </w:instrText>
         </w:r>
         <w:r>
           <w:rPr>
@@ -5858,7 +5861,7 @@
             <w:noProof/>
             <w:webHidden/>
           </w:rPr>
-          <w:t>27</w:t>
+          <w:t>28</w:t>
         </w:r>
         <w:r>
           <w:rPr>
@@ -5887,7 +5890,7 @@
           <w14:ligatures w14:val="standardContextual"/>
         </w:rPr>
       </w:pPr>
-      <w:hyperlink w:anchor="_Toc237090574" w:history="1">
+      <w:hyperlink w:anchor="_Toc237172774" w:history="1">
         <w:r>
           <w:rPr>
             <w:rStyle w:val="aff1"/>
@@ -5914,7 +5917,7 @@
             <w:noProof/>
             <w:webHidden/>
           </w:rPr>
-          <w:instrText xml:space="preserve"> PAGEREF _Toc237090574 \h </w:instrText>
+          <w:instrText xml:space="preserve"> PAGEREF _Toc237172774 \h </w:instrText>
         </w:r>
         <w:r>
           <w:rPr>
@@ -5934,7 +5937,7 @@
             <w:noProof/>
             <w:webHidden/>
           </w:rPr>
-          <w:t>27</w:t>
+          <w:t>28</w:t>
         </w:r>
         <w:r>
           <w:rPr>
@@ -5963,7 +5966,7 @@
           <w14:ligatures w14:val="standardContextual"/>
         </w:rPr>
       </w:pPr>
-      <w:hyperlink w:anchor="_Toc237090575" w:history="1">
+      <w:hyperlink w:anchor="_Toc237172775" w:history="1">
         <w:r>
           <w:rPr>
             <w:rStyle w:val="aff1"/>
@@ -5990,7 +5993,7 @@
             <w:noProof/>
             <w:webHidden/>
           </w:rPr>
-          <w:instrText xml:space="preserve"> PAGEREF _Toc237090575 \h </w:instrText>
+          <w:instrText xml:space="preserve"> PAGEREF _Toc237172775 \h </w:instrText>
         </w:r>
         <w:r>
           <w:rPr>
@@ -6010,7 +6013,7 @@
             <w:noProof/>
             <w:webHidden/>
           </w:rPr>
-          <w:t>28</w:t>
+          <w:t>29</w:t>
         </w:r>
         <w:r>
           <w:rPr>
@@ -6039,7 +6042,7 @@
           <w14:ligatures w14:val="standardContextual"/>
         </w:rPr>
       </w:pPr>
-      <w:hyperlink w:anchor="_Toc237090576" w:history="1">
+      <w:hyperlink w:anchor="_Toc237172776" w:history="1">
         <w:r>
           <w:rPr>
             <w:rStyle w:val="aff1"/>
@@ -6066,7 +6069,7 @@
             <w:noProof/>
             <w:webHidden/>
           </w:rPr>
-          <w:instrText xml:space="preserve"> PAGEREF _Toc237090576 \h </w:instrText>
+          <w:instrText xml:space="preserve"> PAGEREF _Toc237172776 \h </w:instrText>
         </w:r>
         <w:r>
           <w:rPr>
@@ -6086,7 +6089,7 @@
             <w:noProof/>
             <w:webHidden/>
           </w:rPr>
-          <w:t>28</w:t>
+          <w:t>29</w:t>
         </w:r>
         <w:r>
           <w:rPr>
@@ -6115,7 +6118,7 @@
           <w14:ligatures w14:val="standardContextual"/>
         </w:rPr>
       </w:pPr>
-      <w:hyperlink w:anchor="_Toc237090577" w:history="1">
+      <w:hyperlink w:anchor="_Toc237172777" w:history="1">
         <w:r>
           <w:rPr>
             <w:rStyle w:val="aff1"/>
@@ -6142,7 +6145,7 @@
             <w:noProof/>
             <w:webHidden/>
           </w:rPr>
-          <w:instrText xml:space="preserve"> PAGEREF _Toc237090577 \h </w:instrText>
+          <w:instrText xml:space="preserve"> PAGEREF _Toc237172777 \h </w:instrText>
         </w:r>
         <w:r>
           <w:rPr>
@@ -6162,7 +6165,7 @@
             <w:noProof/>
             <w:webHidden/>
           </w:rPr>
-          <w:t>28</w:t>
+          <w:t>29</w:t>
         </w:r>
         <w:r>
           <w:rPr>
@@ -6191,7 +6194,7 @@
           <w14:ligatures w14:val="standardContextual"/>
         </w:rPr>
       </w:pPr>
-      <w:hyperlink w:anchor="_Toc237090578" w:history="1">
+      <w:hyperlink w:anchor="_Toc237172778" w:history="1">
         <w:r>
           <w:rPr>
             <w:rStyle w:val="aff1"/>
@@ -6218,7 +6221,7 @@
             <w:noProof/>
             <w:webHidden/>
           </w:rPr>
-          <w:instrText xml:space="preserve"> PAGEREF _Toc237090578 \h </w:instrText>
+          <w:instrText xml:space="preserve"> PAGEREF _Toc237172778 \h </w:instrText>
         </w:r>
         <w:r>
           <w:rPr>
@@ -6238,7 +6241,7 @@
             <w:noProof/>
             <w:webHidden/>
           </w:rPr>
-          <w:t>28</w:t>
+          <w:t>30</w:t>
         </w:r>
         <w:r>
           <w:rPr>
@@ -6267,7 +6270,7 @@
           <w14:ligatures w14:val="standardContextual"/>
         </w:rPr>
       </w:pPr>
-      <w:hyperlink w:anchor="_Toc237090579" w:history="1">
+      <w:hyperlink w:anchor="_Toc237172779" w:history="1">
         <w:r>
           <w:rPr>
             <w:rStyle w:val="aff1"/>
@@ -6294,7 +6297,7 @@
             <w:noProof/>
             <w:webHidden/>
           </w:rPr>
-          <w:instrText xml:space="preserve"> PAGEREF _Toc237090579 \h </w:instrText>
+          <w:instrText xml:space="preserve"> PAGEREF _Toc237172779 \h </w:instrText>
         </w:r>
         <w:r>
           <w:rPr>
@@ -6314,7 +6317,7 @@
             <w:noProof/>
             <w:webHidden/>
           </w:rPr>
-          <w:t>29</w:t>
+          <w:t>30</w:t>
         </w:r>
         <w:r>
           <w:rPr>
@@ -6343,7 +6346,7 @@
           <w14:ligatures w14:val="standardContextual"/>
         </w:rPr>
       </w:pPr>
-      <w:hyperlink w:anchor="_Toc237090580" w:history="1">
+      <w:hyperlink w:anchor="_Toc237172780" w:history="1">
         <w:r>
           <w:rPr>
             <w:rStyle w:val="aff1"/>
@@ -6370,7 +6373,7 @@
             <w:noProof/>
             <w:webHidden/>
           </w:rPr>
-          <w:instrText xml:space="preserve"> PAGEREF _Toc237090580 \h </w:instrText>
+          <w:instrText xml:space="preserve"> PAGEREF _Toc237172780 \h </w:instrText>
         </w:r>
         <w:r>
           <w:rPr>
@@ -6390,7 +6393,7 @@
             <w:noProof/>
             <w:webHidden/>
           </w:rPr>
-          <w:t>29</w:t>
+          <w:t>30</w:t>
         </w:r>
         <w:r>
           <w:rPr>
@@ -6419,7 +6422,7 @@
           <w14:ligatures w14:val="standardContextual"/>
         </w:rPr>
       </w:pPr>
-      <w:hyperlink w:anchor="_Toc237090581" w:history="1">
+      <w:hyperlink w:anchor="_Toc237172781" w:history="1">
         <w:r>
           <w:rPr>
             <w:rStyle w:val="aff1"/>
@@ -6446,7 +6449,7 @@
             <w:noProof/>
             <w:webHidden/>
           </w:rPr>
-          <w:instrText xml:space="preserve"> PAGEREF _Toc237090581 \h </w:instrText>
+          <w:instrText xml:space="preserve"> PAGEREF _Toc237172781 \h </w:instrText>
         </w:r>
         <w:r>
           <w:rPr>
@@ -6466,7 +6469,7 @@
             <w:noProof/>
             <w:webHidden/>
           </w:rPr>
-          <w:t>29</w:t>
+          <w:t>31</w:t>
         </w:r>
         <w:r>
           <w:rPr>
@@ -6495,7 +6498,7 @@
           <w14:ligatures w14:val="standardContextual"/>
         </w:rPr>
       </w:pPr>
-      <w:hyperlink w:anchor="_Toc237090582" w:history="1">
+      <w:hyperlink w:anchor="_Toc237172782" w:history="1">
         <w:r>
           <w:rPr>
             <w:rStyle w:val="aff1"/>
@@ -6522,7 +6525,7 @@
             <w:noProof/>
             <w:webHidden/>
           </w:rPr>
-          <w:instrText xml:space="preserve"> PAGEREF _Toc237090582 \h </w:instrText>
+          <w:instrText xml:space="preserve"> PAGEREF _Toc237172782 \h </w:instrText>
         </w:r>
         <w:r>
           <w:rPr>
@@ -6542,7 +6545,7 @@
             <w:noProof/>
             <w:webHidden/>
           </w:rPr>
-          <w:t>29</w:t>
+          <w:t>31</w:t>
         </w:r>
         <w:r>
           <w:rPr>
@@ -6571,7 +6574,7 @@
           <w14:ligatures w14:val="standardContextual"/>
         </w:rPr>
       </w:pPr>
-      <w:hyperlink w:anchor="_Toc237090583" w:history="1">
+      <w:hyperlink w:anchor="_Toc237172783" w:history="1">
         <w:r>
           <w:rPr>
             <w:rStyle w:val="aff1"/>
@@ -6598,7 +6601,7 @@
             <w:noProof/>
             <w:webHidden/>
           </w:rPr>
-          <w:instrText xml:space="preserve"> PAGEREF _Toc237090583 \h </w:instrText>
+          <w:instrText xml:space="preserve"> PAGEREF _Toc237172783 \h </w:instrText>
         </w:r>
         <w:r>
           <w:rPr>
@@ -6618,7 +6621,7 @@
             <w:noProof/>
             <w:webHidden/>
           </w:rPr>
-          <w:t>30</w:t>
+          <w:t>31</w:t>
         </w:r>
         <w:r>
           <w:rPr>
@@ -6647,7 +6650,7 @@
           <w14:ligatures w14:val="standardContextual"/>
         </w:rPr>
       </w:pPr>
-      <w:hyperlink w:anchor="_Toc237090584" w:history="1">
+      <w:hyperlink w:anchor="_Toc237172784" w:history="1">
         <w:r>
           <w:rPr>
             <w:rStyle w:val="aff1"/>
@@ -6674,7 +6677,7 @@
             <w:noProof/>
             <w:webHidden/>
           </w:rPr>
-          <w:instrText xml:space="preserve"> PAGEREF _Toc237090584 \h </w:instrText>
+          <w:instrText xml:space="preserve"> PAGEREF _Toc237172784 \h </w:instrText>
         </w:r>
         <w:r>
           <w:rPr>
@@ -6694,7 +6697,7 @@
             <w:noProof/>
             <w:webHidden/>
           </w:rPr>
-          <w:t>30</w:t>
+          <w:t>31</w:t>
         </w:r>
         <w:r>
           <w:rPr>
@@ -6723,7 +6726,7 @@
           <w14:ligatures w14:val="standardContextual"/>
         </w:rPr>
       </w:pPr>
-      <w:hyperlink w:anchor="_Toc237090585" w:history="1">
+      <w:hyperlink w:anchor="_Toc237172785" w:history="1">
         <w:r>
           <w:rPr>
             <w:rStyle w:val="aff1"/>
@@ -6750,7 +6753,7 @@
             <w:noProof/>
             <w:webHidden/>
           </w:rPr>
-          <w:instrText xml:space="preserve"> PAGEREF _Toc237090585 \h </w:instrText>
+          <w:instrText xml:space="preserve"> PAGEREF _Toc237172785 \h </w:instrText>
         </w:r>
         <w:r>
           <w:rPr>
@@ -6770,7 +6773,7 @@
             <w:noProof/>
             <w:webHidden/>
           </w:rPr>
-          <w:t>30</w:t>
+          <w:t>31</w:t>
         </w:r>
         <w:r>
           <w:rPr>
@@ -6799,7 +6802,7 @@
           <w14:ligatures w14:val="standardContextual"/>
         </w:rPr>
       </w:pPr>
-      <w:hyperlink w:anchor="_Toc237090586" w:history="1">
+      <w:hyperlink w:anchor="_Toc237172786" w:history="1">
         <w:r>
           <w:rPr>
             <w:rStyle w:val="aff1"/>
@@ -6826,7 +6829,7 @@
             <w:noProof/>
             <w:webHidden/>
           </w:rPr>
-          <w:instrText xml:space="preserve"> PAGEREF _Toc237090586 \h </w:instrText>
+          <w:instrText xml:space="preserve"> PAGEREF _Toc237172786 \h </w:instrText>
         </w:r>
         <w:r>
           <w:rPr>
@@ -6846,7 +6849,7 @@
             <w:noProof/>
             <w:webHidden/>
           </w:rPr>
-          <w:t>30</w:t>
+          <w:t>32</w:t>
         </w:r>
         <w:r>
           <w:rPr>
@@ -6875,7 +6878,7 @@
           <w14:ligatures w14:val="standardContextual"/>
         </w:rPr>
       </w:pPr>
-      <w:hyperlink w:anchor="_Toc237090587" w:history="1">
+      <w:hyperlink w:anchor="_Toc237172787" w:history="1">
         <w:r>
           <w:rPr>
             <w:rStyle w:val="aff1"/>
@@ -6902,7 +6905,7 @@
             <w:noProof/>
             <w:webHidden/>
           </w:rPr>
-          <w:instrText xml:space="preserve"> PAGEREF _Toc237090587 \h </w:instrText>
+          <w:instrText xml:space="preserve"> PAGEREF _Toc237172787 \h </w:instrText>
         </w:r>
         <w:r>
           <w:rPr>
@@ -6922,7 +6925,7 @@
             <w:noProof/>
             <w:webHidden/>
           </w:rPr>
-          <w:t>31</w:t>
+          <w:t>32</w:t>
         </w:r>
         <w:r>
           <w:rPr>
@@ -6951,7 +6954,7 @@
           <w14:ligatures w14:val="standardContextual"/>
         </w:rPr>
       </w:pPr>
-      <w:hyperlink w:anchor="_Toc237090588" w:history="1">
+      <w:hyperlink w:anchor="_Toc237172788" w:history="1">
         <w:r>
           <w:rPr>
             <w:rStyle w:val="aff1"/>
@@ -6978,7 +6981,7 @@
             <w:noProof/>
             <w:webHidden/>
           </w:rPr>
-          <w:instrText xml:space="preserve"> PAGEREF _Toc237090588 \h </w:instrText>
+          <w:instrText xml:space="preserve"> PAGEREF _Toc237172788 \h </w:instrText>
         </w:r>
         <w:r>
           <w:rPr>
@@ -6998,7 +7001,7 @@
             <w:noProof/>
             <w:webHidden/>
           </w:rPr>
-          <w:t>31</w:t>
+          <w:t>32</w:t>
         </w:r>
         <w:r>
           <w:rPr>
@@ -7027,7 +7030,7 @@
           <w14:ligatures w14:val="standardContextual"/>
         </w:rPr>
       </w:pPr>
-      <w:hyperlink w:anchor="_Toc237090589" w:history="1">
+      <w:hyperlink w:anchor="_Toc237172789" w:history="1">
         <w:r>
           <w:rPr>
             <w:rStyle w:val="aff1"/>
@@ -7054,7 +7057,7 @@
             <w:noProof/>
             <w:webHidden/>
           </w:rPr>
-          <w:instrText xml:space="preserve"> PAGEREF _Toc237090589 \h </w:instrText>
+          <w:instrText xml:space="preserve"> PAGEREF _Toc237172789 \h </w:instrText>
         </w:r>
         <w:r>
           <w:rPr>
@@ -7074,7 +7077,7 @@
             <w:noProof/>
             <w:webHidden/>
           </w:rPr>
-          <w:t>31</w:t>
+          <w:t>33</w:t>
         </w:r>
         <w:r>
           <w:rPr>
@@ -7103,7 +7106,7 @@
           <w14:ligatures w14:val="standardContextual"/>
         </w:rPr>
       </w:pPr>
-      <w:hyperlink w:anchor="_Toc237090590" w:history="1">
+      <w:hyperlink w:anchor="_Toc237172790" w:history="1">
         <w:r>
           <w:rPr>
             <w:rStyle w:val="aff1"/>
@@ -7130,7 +7133,7 @@
             <w:noProof/>
             <w:webHidden/>
           </w:rPr>
-          <w:instrText xml:space="preserve"> PAGEREF _Toc237090590 \h </w:instrText>
+          <w:instrText xml:space="preserve"> PAGEREF _Toc237172790 \h </w:instrText>
         </w:r>
         <w:r>
           <w:rPr>
@@ -7150,7 +7153,7 @@
             <w:noProof/>
             <w:webHidden/>
           </w:rPr>
-          <w:t>31</w:t>
+          <w:t>33</w:t>
         </w:r>
         <w:r>
           <w:rPr>
@@ -7179,7 +7182,7 @@
           <w14:ligatures w14:val="standardContextual"/>
         </w:rPr>
       </w:pPr>
-      <w:hyperlink w:anchor="_Toc237090591" w:history="1">
+      <w:hyperlink w:anchor="_Toc237172791" w:history="1">
         <w:r>
           <w:rPr>
             <w:rStyle w:val="aff1"/>
@@ -7206,7 +7209,7 @@
             <w:noProof/>
             <w:webHidden/>
           </w:rPr>
-          <w:instrText xml:space="preserve"> PAGEREF _Toc237090591 \h </w:instrText>
+          <w:instrText xml:space="preserve"> PAGEREF _Toc237172791 \h </w:instrText>
         </w:r>
         <w:r>
           <w:rPr>
@@ -7226,7 +7229,7 @@
             <w:noProof/>
             <w:webHidden/>
           </w:rPr>
-          <w:t>32</w:t>
+          <w:t>33</w:t>
         </w:r>
         <w:r>
           <w:rPr>
@@ -7255,7 +7258,7 @@
           <w14:ligatures w14:val="standardContextual"/>
         </w:rPr>
       </w:pPr>
-      <w:hyperlink w:anchor="_Toc237090592" w:history="1">
+      <w:hyperlink w:anchor="_Toc237172792" w:history="1">
         <w:r>
           <w:rPr>
             <w:rStyle w:val="aff1"/>
@@ -7282,7 +7285,7 @@
             <w:noProof/>
             <w:webHidden/>
           </w:rPr>
-          <w:instrText xml:space="preserve"> PAGEREF _Toc237090592 \h </w:instrText>
+          <w:instrText xml:space="preserve"> PAGEREF _Toc237172792 \h </w:instrText>
         </w:r>
         <w:r>
           <w:rPr>
@@ -7302,7 +7305,7 @@
             <w:noProof/>
             <w:webHidden/>
           </w:rPr>
-          <w:t>32</w:t>
+          <w:t>34</w:t>
         </w:r>
         <w:r>
           <w:rPr>
@@ -7331,7 +7334,7 @@
           <w14:ligatures w14:val="standardContextual"/>
         </w:rPr>
       </w:pPr>
-      <w:hyperlink w:anchor="_Toc237090593" w:history="1">
+      <w:hyperlink w:anchor="_Toc237172793" w:history="1">
         <w:r>
           <w:rPr>
             <w:rStyle w:val="aff1"/>
@@ -7358,7 +7361,7 @@
             <w:noProof/>
             <w:webHidden/>
           </w:rPr>
-          <w:instrText xml:space="preserve"> PAGEREF _Toc237090593 \h </w:instrText>
+          <w:instrText xml:space="preserve"> PAGEREF _Toc237172793 \h </w:instrText>
         </w:r>
         <w:r>
           <w:rPr>
@@ -7378,7 +7381,7 @@
             <w:noProof/>
             <w:webHidden/>
           </w:rPr>
-          <w:t>32</w:t>
+          <w:t>34</w:t>
         </w:r>
         <w:r>
           <w:rPr>
@@ -7407,7 +7410,7 @@
           <w14:ligatures w14:val="standardContextual"/>
         </w:rPr>
       </w:pPr>
-      <w:hyperlink w:anchor="_Toc237090594" w:history="1">
+      <w:hyperlink w:anchor="_Toc237172794" w:history="1">
         <w:r>
           <w:rPr>
             <w:rStyle w:val="aff1"/>
@@ -7434,7 +7437,7 @@
             <w:noProof/>
             <w:webHidden/>
           </w:rPr>
-          <w:instrText xml:space="preserve"> PAGEREF _Toc237090594 \h </w:instrText>
+          <w:instrText xml:space="preserve"> PAGEREF _Toc237172794 \h </w:instrText>
         </w:r>
         <w:r>
           <w:rPr>
@@ -7454,7 +7457,7 @@
             <w:noProof/>
             <w:webHidden/>
           </w:rPr>
-          <w:t>32</w:t>
+          <w:t>34</w:t>
         </w:r>
         <w:r>
           <w:rPr>
@@ -7483,13 +7486,13 @@
           <w14:ligatures w14:val="standardContextual"/>
         </w:rPr>
       </w:pPr>
-      <w:hyperlink w:anchor="_Toc237090595" w:history="1">
+      <w:hyperlink w:anchor="_Toc237172795" w:history="1">
         <w:r>
           <w:rPr>
             <w:rStyle w:val="aff1"/>
             <w:noProof/>
           </w:rPr>
-          <w:t>4.4.3 Forgery / Assembly Timer and Auto Submit</w:t>
+          <w:t>4.4.3 Forgery / Assembly Timer and Timeout Handling</w:t>
         </w:r>
         <w:r>
           <w:rPr>
@@ -7510,7 +7513,7 @@
             <w:noProof/>
             <w:webHidden/>
           </w:rPr>
-          <w:instrText xml:space="preserve"> PAGEREF _Toc237090595 \h </w:instrText>
+          <w:instrText xml:space="preserve"> PAGEREF _Toc237172795 \h </w:instrText>
         </w:r>
         <w:r>
           <w:rPr>
@@ -7530,7 +7533,7 @@
             <w:noProof/>
             <w:webHidden/>
           </w:rPr>
-          <w:t>33</w:t>
+          <w:t>34</w:t>
         </w:r>
         <w:r>
           <w:rPr>
@@ -7559,7 +7562,7 @@
           <w14:ligatures w14:val="standardContextual"/>
         </w:rPr>
       </w:pPr>
-      <w:hyperlink w:anchor="_Toc237090596" w:history="1">
+      <w:hyperlink w:anchor="_Toc237172796" w:history="1">
         <w:r>
           <w:rPr>
             <w:rStyle w:val="aff1"/>
@@ -7586,7 +7589,7 @@
             <w:noProof/>
             <w:webHidden/>
           </w:rPr>
-          <w:instrText xml:space="preserve"> PAGEREF _Toc237090596 \h </w:instrText>
+          <w:instrText xml:space="preserve"> PAGEREF _Toc237172796 \h </w:instrText>
         </w:r>
         <w:r>
           <w:rPr>
@@ -7606,7 +7609,7 @@
             <w:noProof/>
             <w:webHidden/>
           </w:rPr>
-          <w:t>33</w:t>
+          <w:t>35</w:t>
         </w:r>
         <w:r>
           <w:rPr>
@@ -7635,7 +7638,7 @@
           <w14:ligatures w14:val="standardContextual"/>
         </w:rPr>
       </w:pPr>
-      <w:hyperlink w:anchor="_Toc237090597" w:history="1">
+      <w:hyperlink w:anchor="_Toc237172797" w:history="1">
         <w:r>
           <w:rPr>
             <w:rStyle w:val="aff1"/>
@@ -7662,7 +7665,7 @@
             <w:noProof/>
             <w:webHidden/>
           </w:rPr>
-          <w:instrText xml:space="preserve"> PAGEREF _Toc237090597 \h </w:instrText>
+          <w:instrText xml:space="preserve"> PAGEREF _Toc237172797 \h </w:instrText>
         </w:r>
         <w:r>
           <w:rPr>
@@ -7682,7 +7685,7 @@
             <w:noProof/>
             <w:webHidden/>
           </w:rPr>
-          <w:t>33</w:t>
+          <w:t>35</w:t>
         </w:r>
         <w:r>
           <w:rPr>
@@ -7711,7 +7714,7 @@
           <w14:ligatures w14:val="standardContextual"/>
         </w:rPr>
       </w:pPr>
-      <w:hyperlink w:anchor="_Toc237090598" w:history="1">
+      <w:hyperlink w:anchor="_Toc237172798" w:history="1">
         <w:r>
           <w:rPr>
             <w:rStyle w:val="aff1"/>
@@ -7738,7 +7741,7 @@
             <w:noProof/>
             <w:webHidden/>
           </w:rPr>
-          <w:instrText xml:space="preserve"> PAGEREF _Toc237090598 \h </w:instrText>
+          <w:instrText xml:space="preserve"> PAGEREF _Toc237172798 \h </w:instrText>
         </w:r>
         <w:r>
           <w:rPr>
@@ -7758,7 +7761,7 @@
             <w:noProof/>
             <w:webHidden/>
           </w:rPr>
-          <w:t>34</w:t>
+          <w:t>36</w:t>
         </w:r>
         <w:r>
           <w:rPr>
@@ -7787,7 +7790,7 @@
           <w14:ligatures w14:val="standardContextual"/>
         </w:rPr>
       </w:pPr>
-      <w:hyperlink w:anchor="_Toc237090599" w:history="1">
+      <w:hyperlink w:anchor="_Toc237172799" w:history="1">
         <w:r>
           <w:rPr>
             <w:rStyle w:val="aff1"/>
@@ -7814,7 +7817,7 @@
             <w:noProof/>
             <w:webHidden/>
           </w:rPr>
-          <w:instrText xml:space="preserve"> PAGEREF _Toc237090599 \h </w:instrText>
+          <w:instrText xml:space="preserve"> PAGEREF _Toc237172799 \h </w:instrText>
         </w:r>
         <w:r>
           <w:rPr>
@@ -7834,7 +7837,7 @@
             <w:noProof/>
             <w:webHidden/>
           </w:rPr>
-          <w:t>34</w:t>
+          <w:t>36</w:t>
         </w:r>
         <w:r>
           <w:rPr>
@@ -7863,7 +7866,7 @@
           <w14:ligatures w14:val="standardContextual"/>
         </w:rPr>
       </w:pPr>
-      <w:hyperlink w:anchor="_Toc237090600" w:history="1">
+      <w:hyperlink w:anchor="_Toc237172800" w:history="1">
         <w:r>
           <w:rPr>
             <w:rStyle w:val="aff1"/>
@@ -7890,7 +7893,7 @@
             <w:noProof/>
             <w:webHidden/>
           </w:rPr>
-          <w:instrText xml:space="preserve"> PAGEREF _Toc237090600 \h </w:instrText>
+          <w:instrText xml:space="preserve"> PAGEREF _Toc237172800 \h </w:instrText>
         </w:r>
         <w:r>
           <w:rPr>
@@ -7910,7 +7913,7 @@
             <w:noProof/>
             <w:webHidden/>
           </w:rPr>
-          <w:t>35</w:t>
+          <w:t>36</w:t>
         </w:r>
         <w:r>
           <w:rPr>
@@ -7939,7 +7942,7 @@
           <w14:ligatures w14:val="standardContextual"/>
         </w:rPr>
       </w:pPr>
-      <w:hyperlink w:anchor="_Toc237090601" w:history="1">
+      <w:hyperlink w:anchor="_Toc237172801" w:history="1">
         <w:r>
           <w:rPr>
             <w:rStyle w:val="aff1"/>
@@ -7966,7 +7969,7 @@
             <w:noProof/>
             <w:webHidden/>
           </w:rPr>
-          <w:instrText xml:space="preserve"> PAGEREF _Toc237090601 \h </w:instrText>
+          <w:instrText xml:space="preserve"> PAGEREF _Toc237172801 \h </w:instrText>
         </w:r>
         <w:r>
           <w:rPr>
@@ -7986,7 +7989,7 @@
             <w:noProof/>
             <w:webHidden/>
           </w:rPr>
-          <w:t>35</w:t>
+          <w:t>37</w:t>
         </w:r>
         <w:r>
           <w:rPr>
@@ -8015,7 +8018,7 @@
           <w14:ligatures w14:val="standardContextual"/>
         </w:rPr>
       </w:pPr>
-      <w:hyperlink w:anchor="_Toc237090602" w:history="1">
+      <w:hyperlink w:anchor="_Toc237172802" w:history="1">
         <w:r>
           <w:rPr>
             <w:rStyle w:val="aff1"/>
@@ -8042,7 +8045,7 @@
             <w:noProof/>
             <w:webHidden/>
           </w:rPr>
-          <w:instrText xml:space="preserve"> PAGEREF _Toc237090602 \h </w:instrText>
+          <w:instrText xml:space="preserve"> PAGEREF _Toc237172802 \h </w:instrText>
         </w:r>
         <w:r>
           <w:rPr>
@@ -8062,7 +8065,7 @@
             <w:noProof/>
             <w:webHidden/>
           </w:rPr>
-          <w:t>35</w:t>
+          <w:t>37</w:t>
         </w:r>
         <w:r>
           <w:rPr>
@@ -8091,7 +8094,7 @@
           <w14:ligatures w14:val="standardContextual"/>
         </w:rPr>
       </w:pPr>
-      <w:hyperlink w:anchor="_Toc237090603" w:history="1">
+      <w:hyperlink w:anchor="_Toc237172803" w:history="1">
         <w:r>
           <w:rPr>
             <w:rStyle w:val="aff1"/>
@@ -8118,7 +8121,7 @@
             <w:noProof/>
             <w:webHidden/>
           </w:rPr>
-          <w:instrText xml:space="preserve"> PAGEREF _Toc237090603 \h </w:instrText>
+          <w:instrText xml:space="preserve"> PAGEREF _Toc237172803 \h </w:instrText>
         </w:r>
         <w:r>
           <w:rPr>
@@ -8138,7 +8141,7 @@
             <w:noProof/>
             <w:webHidden/>
           </w:rPr>
-          <w:t>36</w:t>
+          <w:t>39</w:t>
         </w:r>
         <w:r>
           <w:rPr>
@@ -8167,7 +8170,7 @@
           <w14:ligatures w14:val="standardContextual"/>
         </w:rPr>
       </w:pPr>
-      <w:hyperlink w:anchor="_Toc237090604" w:history="1">
+      <w:hyperlink w:anchor="_Toc237172804" w:history="1">
         <w:r>
           <w:rPr>
             <w:rStyle w:val="aff1"/>
@@ -8194,7 +8197,7 @@
             <w:noProof/>
             <w:webHidden/>
           </w:rPr>
-          <w:instrText xml:space="preserve"> PAGEREF _Toc237090604 \h </w:instrText>
+          <w:instrText xml:space="preserve"> PAGEREF _Toc237172804 \h </w:instrText>
         </w:r>
         <w:r>
           <w:rPr>
@@ -8214,7 +8217,7 @@
             <w:noProof/>
             <w:webHidden/>
           </w:rPr>
-          <w:t>36</w:t>
+          <w:t>39</w:t>
         </w:r>
         <w:r>
           <w:rPr>
@@ -8243,7 +8246,7 @@
           <w14:ligatures w14:val="standardContextual"/>
         </w:rPr>
       </w:pPr>
-      <w:hyperlink w:anchor="_Toc237090605" w:history="1">
+      <w:hyperlink w:anchor="_Toc237172805" w:history="1">
         <w:r>
           <w:rPr>
             <w:rStyle w:val="aff1"/>
@@ -8270,7 +8273,7 @@
             <w:noProof/>
             <w:webHidden/>
           </w:rPr>
-          <w:instrText xml:space="preserve"> PAGEREF _Toc237090605 \h </w:instrText>
+          <w:instrText xml:space="preserve"> PAGEREF _Toc237172805 \h </w:instrText>
         </w:r>
         <w:r>
           <w:rPr>
@@ -8290,7 +8293,7 @@
             <w:noProof/>
             <w:webHidden/>
           </w:rPr>
-          <w:t>36</w:t>
+          <w:t>39</w:t>
         </w:r>
         <w:r>
           <w:rPr>
@@ -8318,7 +8321,7 @@
           <w14:ligatures w14:val="standardContextual"/>
         </w:rPr>
       </w:pPr>
-      <w:hyperlink w:anchor="_Toc237090606" w:history="1">
+      <w:hyperlink w:anchor="_Toc237172806" w:history="1">
         <w:r>
           <w:rPr>
             <w:rStyle w:val="aff1"/>
@@ -8345,7 +8348,7 @@
             <w:noProof/>
             <w:webHidden/>
           </w:rPr>
-          <w:instrText xml:space="preserve"> PAGEREF _Toc237090606 \h </w:instrText>
+          <w:instrText xml:space="preserve"> PAGEREF _Toc237172806 \h </w:instrText>
         </w:r>
         <w:r>
           <w:rPr>
@@ -8365,7 +8368,7 @@
             <w:noProof/>
             <w:webHidden/>
           </w:rPr>
-          <w:t>37</w:t>
+          <w:t>40</w:t>
         </w:r>
         <w:r>
           <w:rPr>
@@ -8405,7 +8408,7 @@
           <w:numId w:val="10"/>
         </w:numPr>
       </w:pPr>
-      <w:bookmarkStart w:id="0" w:name="_Toc237090504"/>
+      <w:bookmarkStart w:id="0" w:name="_Toc237172704"/>
       <w:r>
         <w:lastRenderedPageBreak/>
         <w:t>기술</w:t>
@@ -8438,7 +8441,7 @@
           <w:numId w:val="10"/>
         </w:numPr>
       </w:pPr>
-      <w:bookmarkStart w:id="1" w:name="_Toc237090505"/>
+      <w:bookmarkStart w:id="1" w:name="_Toc237172705"/>
       <w:r>
         <w:t>Network Authority / Data</w:t>
       </w:r>
@@ -8452,7 +8455,7 @@
           <w:numId w:val="10"/>
         </w:numPr>
       </w:pPr>
-      <w:bookmarkStart w:id="2" w:name="_Toc237090506"/>
+      <w:bookmarkStart w:id="2" w:name="_Toc237172706"/>
       <w:r>
         <w:t>Authority Flow</w:t>
       </w:r>
@@ -8511,7 +8514,7 @@
           <w:numId w:val="10"/>
         </w:numPr>
       </w:pPr>
-      <w:bookmarkStart w:id="3" w:name="_Toc237090507"/>
+      <w:bookmarkStart w:id="3" w:name="_Toc237172707"/>
       <w:r>
         <w:t>Client Cannot Commit</w:t>
       </w:r>
@@ -8597,7 +8600,7 @@
           <w:numId w:val="10"/>
         </w:numPr>
       </w:pPr>
-      <w:bookmarkStart w:id="4" w:name="_Toc237090508"/>
+      <w:bookmarkStart w:id="4" w:name="_Toc237172708"/>
       <w:r>
         <w:t>Data Tables</w:t>
       </w:r>
@@ -9010,7 +9013,7 @@
           <w:numId w:val="10"/>
         </w:numPr>
       </w:pPr>
-      <w:bookmarkStart w:id="5" w:name="_Toc237090509"/>
+      <w:bookmarkStart w:id="5" w:name="_Toc237172709"/>
       <w:r>
         <w:t>W1~W3 Implementation Baseline</w:t>
       </w:r>
@@ -9024,7 +9027,7 @@
           <w:numId w:val="10"/>
         </w:numPr>
       </w:pPr>
-      <w:bookmarkStart w:id="6" w:name="_Toc237090510"/>
+      <w:bookmarkStart w:id="6" w:name="_Toc237172710"/>
       <w:r>
         <w:t>W1 — Core Multiplayer / Inventory</w:t>
       </w:r>
@@ -9320,7 +9323,7 @@
           <w:numId w:val="10"/>
         </w:numPr>
       </w:pPr>
-      <w:bookmarkStart w:id="7" w:name="_Toc237090511"/>
+      <w:bookmarkStart w:id="7" w:name="_Toc237172711"/>
       <w:r>
         <w:t>W2 — Blueprint / UI / Guard Shell</w:t>
       </w:r>
@@ -9693,7 +9696,7 @@
           <w:numId w:val="10"/>
         </w:numPr>
       </w:pPr>
-      <w:bookmarkStart w:id="8" w:name="_Toc237090512"/>
+      <w:bookmarkStart w:id="8" w:name="_Toc237172712"/>
       <w:r>
         <w:t>W3 Start Rule</w:t>
       </w:r>
@@ -9757,7 +9760,7 @@
           <w:numId w:val="10"/>
         </w:numPr>
       </w:pPr>
-      <w:bookmarkStart w:id="9" w:name="_Toc237090513"/>
+      <w:bookmarkStart w:id="9" w:name="_Toc237172713"/>
       <w:r>
         <w:t>Risk / Cut Rules</w:t>
       </w:r>
@@ -10130,7 +10133,7 @@
           <w:numId w:val="10"/>
         </w:numPr>
       </w:pPr>
-      <w:bookmarkStart w:id="10" w:name="_Toc237090514"/>
+      <w:bookmarkStart w:id="10" w:name="_Toc237172714"/>
       <w:r>
         <w:lastRenderedPageBreak/>
         <w:t>Automatic Cut Order</w:t>
@@ -10260,7 +10263,7 @@
           <w:numId w:val="10"/>
         </w:numPr>
       </w:pPr>
-      <w:bookmarkStart w:id="11" w:name="_Toc237090515"/>
+      <w:bookmarkStart w:id="11" w:name="_Toc237172715"/>
       <w:r>
         <w:lastRenderedPageBreak/>
         <w:t>런타임</w:t>
@@ -10281,7 +10284,7 @@
           <w:numId w:val="10"/>
         </w:numPr>
       </w:pPr>
-      <w:bookmarkStart w:id="12" w:name="_Toc237090516"/>
+      <w:bookmarkStart w:id="12" w:name="_Toc237172716"/>
       <w:r>
         <w:t>구현</w:t>
       </w:r>
@@ -10307,7 +10310,7 @@
           <w:numId w:val="10"/>
         </w:numPr>
       </w:pPr>
-      <w:bookmarkStart w:id="13" w:name="_Toc237090517"/>
+      <w:bookmarkStart w:id="13" w:name="_Toc237172717"/>
       <w:r>
         <w:t>재사용</w:t>
       </w:r>
@@ -10902,7 +10905,7 @@
           <w:numId w:val="10"/>
         </w:numPr>
       </w:pPr>
-      <w:bookmarkStart w:id="14" w:name="_Toc237090518"/>
+      <w:bookmarkStart w:id="14" w:name="_Toc237172718"/>
       <w:r>
         <w:t xml:space="preserve">Legacy </w:t>
       </w:r>
@@ -11431,7 +11434,7 @@
           <w:numId w:val="10"/>
         </w:numPr>
       </w:pPr>
-      <w:bookmarkStart w:id="15" w:name="_Toc237090519"/>
+      <w:bookmarkStart w:id="15" w:name="_Toc237172719"/>
       <w:r>
         <w:lastRenderedPageBreak/>
         <w:t>캐릭터</w:t>
@@ -11470,7 +11473,7 @@
           <w:numId w:val="10"/>
         </w:numPr>
       </w:pPr>
-      <w:bookmarkStart w:id="16" w:name="_Toc237090520"/>
+      <w:bookmarkStart w:id="16" w:name="_Toc237172720"/>
       <w:r>
         <w:t>기본</w:t>
       </w:r>
@@ -11913,14 +11916,8 @@
             <w:vAlign w:val="center"/>
           </w:tcPr>
           <w:p>
-            <w:pPr>
-              <w:pStyle w:val="TableText"/>
-            </w:pPr>
-            <w:r>
-              <w:rPr>
-                <w:sz w:val="16"/>
-              </w:rPr>
-              <w:t>Template 범위 20~45초 / Early Submit / Auto Submit</w:t>
+            <w:r>
+              <w:t>Template 범위 20~45초 / 70점 Early Submit / Timeout Discard + nearby Guard once</w:t>
             </w:r>
           </w:p>
         </w:tc>
@@ -11970,14 +11967,8 @@
             <w:vAlign w:val="center"/>
           </w:tcPr>
           <w:p>
-            <w:pPr>
-              <w:pStyle w:val="TableText"/>
-            </w:pPr>
-            <w:r>
-              <w:rPr>
-                <w:sz w:val="16"/>
-              </w:rPr>
-              <w:t>Template 범위 25~35초 / Early Submit / Auto Submit</w:t>
+            <w:r>
+              <w:t>Template 범위 25~35초 / 70점 Early Submit / Timeout Discard + nearby Guard once</w:t>
             </w:r>
           </w:p>
         </w:tc>
@@ -12167,7 +12158,7 @@
           <w:numId w:val="10"/>
         </w:numPr>
       </w:pPr>
-      <w:bookmarkStart w:id="17" w:name="_Toc237090521"/>
+      <w:bookmarkStart w:id="17" w:name="_Toc237172721"/>
       <w:r>
         <w:t>1</w:t>
       </w:r>
@@ -12244,7 +12235,7 @@
           <w:numId w:val="10"/>
         </w:numPr>
       </w:pPr>
-      <w:bookmarkStart w:id="18" w:name="_Toc237090522"/>
+      <w:bookmarkStart w:id="18" w:name="_Toc237172722"/>
       <w:r>
         <w:t>커스터마이징</w:t>
       </w:r>
@@ -12731,6 +12722,7 @@
               <w:pStyle w:val="TableText"/>
             </w:pPr>
             <w:r>
+              <w:lastRenderedPageBreak/>
               <w:t>HAT_00</w:t>
             </w:r>
           </w:p>
@@ -13495,7 +13487,7 @@
           <w:numId w:val="10"/>
         </w:numPr>
       </w:pPr>
-      <w:bookmarkStart w:id="19" w:name="_Toc237090523"/>
+      <w:bookmarkStart w:id="19" w:name="_Toc237172723"/>
       <w:r>
         <w:t xml:space="preserve">Grid Inventory, Loose Loot </w:t>
       </w:r>
@@ -13518,7 +13510,7 @@
           <w:numId w:val="10"/>
         </w:numPr>
       </w:pPr>
-      <w:bookmarkStart w:id="20" w:name="_Toc237090524"/>
+      <w:bookmarkStart w:id="20" w:name="_Toc237172724"/>
       <w:r>
         <w:t xml:space="preserve">Grid Inventory </w:t>
       </w:r>
@@ -13589,6 +13581,7 @@
         </w:numPr>
       </w:pPr>
       <w:r>
+        <w:lastRenderedPageBreak/>
         <w:t>공간 부족, Weight 초과, 겹침, 경계 초과, 존재하지 않는 InstanceId 요청은 거부하고 Confirmed Snapshot과 전시 케이스/World Drop 상태를 유지한다.</w:t>
       </w:r>
     </w:p>
@@ -13600,9 +13593,8 @@
           <w:numId w:val="10"/>
         </w:numPr>
       </w:pPr>
-      <w:bookmarkStart w:id="21" w:name="_Toc237090525"/>
+      <w:bookmarkStart w:id="21" w:name="_Toc237172725"/>
       <w:r>
-        <w:lastRenderedPageBreak/>
         <w:t xml:space="preserve">Loose Loot </w:t>
       </w:r>
       <w:r>
@@ -14467,7 +14459,7 @@
           <w:numId w:val="10"/>
         </w:numPr>
       </w:pPr>
-      <w:bookmarkStart w:id="22" w:name="_Toc237090526"/>
+      <w:bookmarkStart w:id="22" w:name="_Toc237172726"/>
       <w:r>
         <w:t>무게</w:t>
       </w:r>
@@ -14542,7 +14534,7 @@
           <w:numId w:val="10"/>
         </w:numPr>
       </w:pPr>
-      <w:bookmarkStart w:id="23" w:name="_Toc237090527"/>
+      <w:bookmarkStart w:id="23" w:name="_Toc237172727"/>
       <w:r>
         <w:t>QuickSlot</w:t>
       </w:r>
@@ -14801,7 +14793,7 @@
           <w:numId w:val="10"/>
         </w:numPr>
       </w:pPr>
-      <w:bookmarkStart w:id="24" w:name="_Toc237090528"/>
+      <w:bookmarkStart w:id="24" w:name="_Toc237172728"/>
       <w:r>
         <w:t xml:space="preserve">First-Person </w:t>
       </w:r>
@@ -14839,7 +14831,7 @@
           <w:numId w:val="10"/>
         </w:numPr>
       </w:pPr>
-      <w:bookmarkStart w:id="25" w:name="_Toc237090529"/>
+      <w:bookmarkStart w:id="25" w:name="_Toc237172729"/>
       <w:r>
         <w:t>손전등</w:t>
       </w:r>
@@ -14958,6 +14950,7 @@
               <w:pStyle w:val="TableText"/>
             </w:pPr>
             <w:r>
+              <w:lastRenderedPageBreak/>
               <w:t>Inner Cone</w:t>
             </w:r>
           </w:p>
@@ -15102,7 +15095,6 @@
               <w:pStyle w:val="TableText"/>
             </w:pPr>
             <w:r>
-              <w:lastRenderedPageBreak/>
               <w:t>Intensity</w:t>
             </w:r>
           </w:p>
@@ -15246,7 +15238,7 @@
           <w:numId w:val="10"/>
         </w:numPr>
       </w:pPr>
-      <w:bookmarkStart w:id="26" w:name="_Toc237090530"/>
+      <w:bookmarkStart w:id="26" w:name="_Toc237172730"/>
       <w:r>
         <w:t>Noise Level</w:t>
       </w:r>
@@ -15815,7 +15807,7 @@
           <w:numId w:val="10"/>
         </w:numPr>
       </w:pPr>
-      <w:bookmarkStart w:id="27" w:name="_Toc237090531"/>
+      <w:bookmarkStart w:id="27" w:name="_Toc237172731"/>
       <w:r>
         <w:t xml:space="preserve">Guard SoundPing </w:t>
       </w:r>
@@ -16099,8 +16091,9 @@
           <w:numId w:val="10"/>
         </w:numPr>
       </w:pPr>
-      <w:bookmarkStart w:id="28" w:name="_Toc237090532"/>
+      <w:bookmarkStart w:id="28" w:name="_Toc237172732"/>
       <w:r>
+        <w:lastRenderedPageBreak/>
         <w:t xml:space="preserve">Guard PvE AI </w:t>
       </w:r>
       <w:r>
@@ -16116,7 +16109,7 @@
           <w:numId w:val="10"/>
         </w:numPr>
       </w:pPr>
-      <w:bookmarkStart w:id="29" w:name="_Toc237090533"/>
+      <w:bookmarkStart w:id="29" w:name="_Toc237172733"/>
       <w:r>
         <w:t>기본</w:t>
       </w:r>
@@ -16331,7 +16324,6 @@
               <w:rPr>
                 <w:sz w:val="16"/>
               </w:rPr>
-              <w:lastRenderedPageBreak/>
               <w:t>Guard_Alert_Low</w:t>
             </w:r>
           </w:p>
@@ -16652,7 +16644,7 @@
           <w:numId w:val="10"/>
         </w:numPr>
       </w:pPr>
-      <w:bookmarkStart w:id="30" w:name="_Toc237090534"/>
+      <w:bookmarkStart w:id="30" w:name="_Toc237172734"/>
       <w:r>
         <w:t>상태</w:t>
       </w:r>
@@ -17156,14 +17148,8 @@
             <w:vAlign w:val="center"/>
           </w:tcPr>
           <w:p>
-            <w:pPr>
-              <w:pStyle w:val="TableText"/>
-            </w:pPr>
-            <w:r>
-              <w:rPr>
-                <w:sz w:val="16"/>
-              </w:rPr>
-              <w:t>통과/의심/Alarm</w:t>
+            <w:r>
+              <w:t>Completed 또는 검사 중단. Quality 기반 Alert 없음</w:t>
             </w:r>
           </w:p>
         </w:tc>
@@ -17330,7 +17316,7 @@
           <w:numId w:val="10"/>
         </w:numPr>
       </w:pPr>
-      <w:bookmarkStart w:id="31" w:name="_Toc237090535"/>
+      <w:bookmarkStart w:id="31" w:name="_Toc237172735"/>
       <w:r>
         <w:t>InspectExhibit</w:t>
       </w:r>
@@ -17345,7 +17331,7 @@
         </w:numPr>
       </w:pPr>
       <w:r>
-        <w:t>Replica가 배치된 Display Case는 검사 대기열 또는 검사 가능 상태가 된다.</w:t>
+        <w:t>Quality 70 이상으로 승인되어 Replica가 배치된 Display Case만 검사 대기열 또는 검사 가능 상태가 된다.</w:t>
       </w:r>
     </w:p>
     <w:p>
@@ -17357,7 +17343,7 @@
         </w:numPr>
       </w:pPr>
       <w:r>
-        <w:t>Guard는 Case 위치로 이동한 뒤 서버가 Inspection Duration과 Forgery Score를 평가한다.</w:t>
+        <w:t>Guard는 Case 위치로 이동해 Artifact의 BaseInspectionDelay 동안 InspectExhibit 연출을 수행한다. 승인된 70~100 Quality는 Inspection Duration 입력으로 사용하지 않는다.</w:t>
       </w:r>
     </w:p>
     <w:p>
@@ -17381,7 +17367,7 @@
         </w:numPr>
       </w:pPr>
       <w:r>
-        <w:t>점수가 높으면 통과 또는 긴 지연, 낮으면 Suspicious/Alarmed로 전이한다.</w:t>
+        <w:t>검사가 정상 완료되면 Case를 Completed로 전환한다. Forgery Quality로 Suspicious, Alarmed, Lockdown 또는 Alert contribution을 만들지 않는다.</w:t>
       </w:r>
     </w:p>
     <w:p>
@@ -17392,8 +17378,9 @@
           <w:numId w:val="10"/>
         </w:numPr>
       </w:pPr>
-      <w:bookmarkStart w:id="32" w:name="_Toc237090536"/>
+      <w:bookmarkStart w:id="32" w:name="_Toc237172736"/>
       <w:r>
+        <w:lastRenderedPageBreak/>
         <w:t>Arrest</w:t>
       </w:r>
       <w:r>
@@ -17426,7 +17413,7 @@
           <w:numId w:val="10"/>
         </w:numPr>
       </w:pPr>
-      <w:bookmarkStart w:id="33" w:name="_Toc237090537"/>
+      <w:bookmarkStart w:id="33" w:name="_Toc237172737"/>
       <w:r>
         <w:t xml:space="preserve">Target Artifact, Exhibit Case Isolation </w:t>
       </w:r>
@@ -17449,7 +17436,7 @@
           <w:numId w:val="10"/>
         </w:numPr>
       </w:pPr>
-      <w:bookmarkStart w:id="34" w:name="_Toc237090538"/>
+      <w:bookmarkStart w:id="34" w:name="_Toc237172738"/>
       <w:r>
         <w:t xml:space="preserve">Artifact / Exhibit Case </w:t>
       </w:r>
@@ -17462,7 +17449,6 @@
       <w:r>
         <w:t>v1.0의 활성 Exhibit는 AHeistPaintingDisplayCaseActor와 AHeistObjectDisplayCaseActor다. Sculpture/Ceramic은 Object Assembly Vertical Slice의 Required Family이며 BP_ObjectDisplayCase 공용 Shell을 사용한다. AHeistDisplayCaseActor, AHeistSculptureDisplayCaseActor와 BP_SculptureDisplayCase는 제거됐다.</w:t>
       </w:r>
-      <w:r/>
     </w:p>
     <w:tbl>
       <w:tblPr>
@@ -17683,11 +17669,8 @@
             <w:vAlign w:val="center"/>
           </w:tcPr>
           <w:p>
-            <w:pPr>
-              <w:pStyle w:val="TableText"/>
-            </w:pPr>
-            <w:r>
-              <w:t>Guard InspectExhibit와 Quality Score 대상</w:t>
+            <w:r>
+              <w:t>승인된 Replica의 Guard InspectExhibit 연출 대상</w:t>
             </w:r>
           </w:p>
         </w:tc>
@@ -17813,9 +17796,6 @@
             <w:vAlign w:val="center"/>
           </w:tcPr>
           <w:p>
-            <w:pPr>
-              <w:pStyle w:val="TableText"/>
-            </w:pPr>
             <w:r>
               <w:t>Quality 영향</w:t>
             </w:r>
@@ -17827,11 +17807,8 @@
             <w:vAlign w:val="center"/>
           </w:tcPr>
           <w:p>
-            <w:pPr>
-              <w:pStyle w:val="TableText"/>
-            </w:pPr>
-            <w:r>
-              <w:t>Quota가 아니라 Inspection Delay와 Alert 압박</w:t>
+            <w:r>
+              <w:t>70점 Replica 승인과 Result Recap. Quota/Inspection Delay/Alert에 영향 없음</w:t>
             </w:r>
           </w:p>
         </w:tc>
@@ -17864,7 +17841,7 @@
           <w:numId w:val="10"/>
         </w:numPr>
       </w:pPr>
-      <w:bookmarkStart w:id="35" w:name="_Toc237090539"/>
+      <w:bookmarkStart w:id="35" w:name="_Toc237172739"/>
       <w:r>
         <w:t xml:space="preserve">Painting Display Case </w:t>
       </w:r>
@@ -17915,13 +17892,7 @@
           </w:tcPr>
           <w:p>
             <w:r>
-              <w:t xml:space="preserve">State Flow / Secured → Observed → ForgeryInProgress → ReplicaReady; ReplicaReady --R→ ForgeryInProgress; ReplicaReady --E atomic→ ReplicaPlaced → OriginalAvailable → OriginalRemoved; </w:t>
-            </w:r>
-            <w:r>
-              <w:t>이후</w:t>
-            </w:r>
-            <w:r>
-              <w:t xml:space="preserve"> Inspecting → Completed | Suspected → Alarmed</w:t>
+              <w:t>State Flow / Secured → Observed → ForgeryInProgress → ReplicaReady; ReplicaReady --R→ ForgeryInProgress; ReplicaReady --E atomic→ ReplicaPlaced → OriginalAvailable → OriginalRemoved; 이후 Inspecting → Completed | Suspected → Alarmed</w:t>
             </w:r>
           </w:p>
         </w:tc>
@@ -17974,6 +17945,7 @@
                 <w:color w:val="17365D"/>
                 <w:sz w:val="17"/>
               </w:rPr>
+              <w:lastRenderedPageBreak/>
               <w:t>상태</w:t>
             </w:r>
           </w:p>
@@ -18227,37 +18199,7 @@
           </w:tcPr>
           <w:p>
             <w:r>
-              <w:t>서버</w:t>
-            </w:r>
-            <w:r>
-              <w:t xml:space="preserve"> Score/Texture </w:t>
-            </w:r>
-            <w:r>
-              <w:t>후보</w:t>
-            </w:r>
-            <w:r>
-              <w:t xml:space="preserve"> </w:t>
-            </w:r>
-            <w:r>
-              <w:t>확정</w:t>
-            </w:r>
-            <w:r>
-              <w:t xml:space="preserve">, Owner Lock </w:t>
-            </w:r>
-            <w:r>
-              <w:t>유지</w:t>
-            </w:r>
-            <w:r>
-              <w:t xml:space="preserve">, </w:t>
-            </w:r>
-            <w:r>
-              <w:t>활성</w:t>
-            </w:r>
-            <w:r>
-              <w:t xml:space="preserve"> Forgery UI Session </w:t>
-            </w:r>
-            <w:r>
-              <w:t>종료</w:t>
+              <w:t>서버 Score 70 이상과 Texture 후보 확정, Owner Lock 유지, 활성 Forgery UI Session 종료</w:t>
             </w:r>
           </w:p>
         </w:tc>
@@ -18268,64 +18210,7 @@
           </w:tcPr>
           <w:p>
             <w:r>
-              <w:t xml:space="preserve">Gameplay </w:t>
-            </w:r>
-            <w:r>
-              <w:t>복귀</w:t>
-            </w:r>
-            <w:r>
-              <w:t>. Owner</w:t>
-            </w:r>
-            <w:r>
-              <w:t>에게</w:t>
-            </w:r>
-            <w:r>
-              <w:t xml:space="preserve"> </w:t>
-            </w:r>
-            <w:r>
-              <w:t>회수</w:t>
-            </w:r>
-            <w:r>
-              <w:t xml:space="preserve"> </w:t>
-            </w:r>
-            <w:r>
-              <w:t>대기</w:t>
-            </w:r>
-            <w:r>
-              <w:t xml:space="preserve"> Outline</w:t>
-            </w:r>
-            <w:r>
-              <w:t>과</w:t>
-            </w:r>
-            <w:r>
-              <w:t xml:space="preserve"> ‘E </w:t>
-            </w:r>
-            <w:r>
-              <w:t>회수</w:t>
-            </w:r>
-            <w:r>
-              <w:t xml:space="preserve"> | R </w:t>
-            </w:r>
-            <w:r>
-              <w:t>다시</w:t>
-            </w:r>
-            <w:r>
-              <w:t xml:space="preserve"> </w:t>
-            </w:r>
-            <w:r>
-              <w:t>그리기</w:t>
-            </w:r>
-            <w:r>
-              <w:t xml:space="preserve">’ </w:t>
-            </w:r>
-            <w:r>
-              <w:t>월드</w:t>
-            </w:r>
-            <w:r>
-              <w:t xml:space="preserve"> </w:t>
-            </w:r>
-            <w:r>
-              <w:t>안내</w:t>
+              <w:t>Gameplay 복귀. Owner에게 회수 대기 Outline과 ‘E 회수 | R 다시 그리기’ 월드 안내</w:t>
             </w:r>
           </w:p>
         </w:tc>
@@ -18353,19 +18238,7 @@
           </w:tcPr>
           <w:p>
             <w:r>
-              <w:t xml:space="preserve">E Confirm </w:t>
-            </w:r>
-            <w:r>
-              <w:t>트랜잭션</w:t>
-            </w:r>
-            <w:r>
-              <w:t xml:space="preserve"> </w:t>
-            </w:r>
-            <w:r>
-              <w:t>내부의</w:t>
-            </w:r>
-            <w:r>
-              <w:t xml:space="preserve"> Replica commit</w:t>
+              <w:t>E Confirm 트랜잭션 내부의 Replica commit</w:t>
             </w:r>
           </w:p>
         </w:tc>
@@ -18376,49 +18249,7 @@
           </w:tcPr>
           <w:p>
             <w:r>
-              <w:t>짧은</w:t>
-            </w:r>
-            <w:r>
-              <w:t xml:space="preserve"> </w:t>
-            </w:r>
-            <w:r>
-              <w:t>교체</w:t>
-            </w:r>
-            <w:r>
-              <w:t xml:space="preserve"> </w:t>
-            </w:r>
-            <w:r>
-              <w:t>연출</w:t>
-            </w:r>
-            <w:r>
-              <w:t xml:space="preserve">, </w:t>
-            </w:r>
-            <w:r>
-              <w:t>독립</w:t>
-            </w:r>
-            <w:r>
-              <w:t xml:space="preserve"> </w:t>
-            </w:r>
-            <w:r>
-              <w:t>입력</w:t>
-            </w:r>
-            <w:r>
-              <w:t xml:space="preserve"> </w:t>
-            </w:r>
-            <w:r>
-              <w:t>상태로</w:t>
-            </w:r>
-            <w:r>
-              <w:t xml:space="preserve"> </w:t>
-            </w:r>
-            <w:r>
-              <w:t>머물지</w:t>
-            </w:r>
-            <w:r>
-              <w:t xml:space="preserve"> </w:t>
-            </w:r>
-            <w:r>
-              <w:t>않음</w:t>
+              <w:t>짧은 교체 연출, 독립 입력 상태로 머물지 않음</w:t>
             </w:r>
           </w:p>
         </w:tc>
@@ -18446,34 +18277,7 @@
           </w:tcPr>
           <w:p>
             <w:r>
-              <w:t xml:space="preserve">E Confirm </w:t>
-            </w:r>
-            <w:r>
-              <w:t>트랜잭션</w:t>
-            </w:r>
-            <w:r>
-              <w:t xml:space="preserve"> </w:t>
-            </w:r>
-            <w:r>
-              <w:t>내부의</w:t>
-            </w:r>
-            <w:r>
-              <w:t xml:space="preserve"> Grid </w:t>
-            </w:r>
-            <w:r>
-              <w:t>사전</w:t>
-            </w:r>
-            <w:r>
-              <w:t xml:space="preserve"> </w:t>
-            </w:r>
-            <w:r>
-              <w:t>검증</w:t>
-            </w:r>
-            <w:r>
-              <w:t xml:space="preserve"> </w:t>
-            </w:r>
-            <w:r>
-              <w:t>통과</w:t>
+              <w:t>E Confirm 트랜잭션 내부의 Grid 사전 검증 통과</w:t>
             </w:r>
           </w:p>
         </w:tc>
@@ -18484,31 +18288,7 @@
           </w:tcPr>
           <w:p>
             <w:r>
-              <w:t>독립</w:t>
-            </w:r>
-            <w:r>
-              <w:t xml:space="preserve"> Pickup Prompt </w:t>
-            </w:r>
-            <w:r>
-              <w:t>없이</w:t>
-            </w:r>
-            <w:r>
-              <w:t xml:space="preserve"> </w:t>
-            </w:r>
-            <w:r>
-              <w:t>즉시</w:t>
-            </w:r>
-            <w:r>
-              <w:t xml:space="preserve"> OriginalRemoved</w:t>
-            </w:r>
-            <w:r>
-              <w:t>로</w:t>
-            </w:r>
-            <w:r>
-              <w:t xml:space="preserve"> </w:t>
-            </w:r>
-            <w:r>
-              <w:t>진행</w:t>
+              <w:t>독립 Pickup Prompt 없이 즉시 OriginalRemoved로 진행</w:t>
             </w:r>
           </w:p>
         </w:tc>
@@ -18525,7 +18305,6 @@
           </w:tcPr>
           <w:p>
             <w:r>
-              <w:lastRenderedPageBreak/>
               <w:t>OriginalRemoved</w:t>
             </w:r>
           </w:p>
@@ -18537,22 +18316,7 @@
           </w:tcPr>
           <w:p>
             <w:r>
-              <w:t>Original Item Instance</w:t>
-            </w:r>
-            <w:r>
-              <w:t>가</w:t>
-            </w:r>
-            <w:r>
-              <w:t xml:space="preserve"> 4×5 Grid</w:t>
-            </w:r>
-            <w:r>
-              <w:t>에</w:t>
-            </w:r>
-            <w:r>
-              <w:t xml:space="preserve"> </w:t>
-            </w:r>
-            <w:r>
-              <w:t>추가됨</w:t>
+              <w:t>Original Item Instance가 4×5 Grid에 추가됨</w:t>
             </w:r>
           </w:p>
         </w:tc>
@@ -18563,28 +18327,7 @@
           </w:tcPr>
           <w:p>
             <w:r>
-              <w:t xml:space="preserve">Inventory/HUD </w:t>
-            </w:r>
-            <w:r>
-              <w:t>즉시</w:t>
-            </w:r>
-            <w:r>
-              <w:t xml:space="preserve"> </w:t>
-            </w:r>
-            <w:r>
-              <w:t>갱신</w:t>
-            </w:r>
-            <w:r>
-              <w:t xml:space="preserve"> + </w:t>
-            </w:r>
-            <w:r>
-              <w:t>교체</w:t>
-            </w:r>
-            <w:r>
-              <w:t xml:space="preserve"> </w:t>
-            </w:r>
-            <w:r>
-              <w:t>소음</w:t>
+              <w:t>Inventory/HUD 즉시 갱신 + 교체 소음</w:t>
             </w:r>
           </w:p>
         </w:tc>
@@ -18617,14 +18360,8 @@
             <w:vAlign w:val="center"/>
           </w:tcPr>
           <w:p>
-            <w:pPr>
-              <w:pStyle w:val="TableText"/>
-            </w:pPr>
-            <w:r>
-              <w:rPr>
-                <w:sz w:val="16"/>
-              </w:rPr>
-              <w:t>Guard Token</w:t>
+            <w:r>
+              <w:t>Guard Token, BaseInspectionDelay</w:t>
             </w:r>
           </w:p>
         </w:tc>
@@ -18674,14 +18411,8 @@
             <w:vAlign w:val="center"/>
           </w:tcPr>
           <w:p>
-            <w:pPr>
-              <w:pStyle w:val="TableText"/>
-            </w:pPr>
-            <w:r>
-              <w:rPr>
-                <w:sz w:val="16"/>
-              </w:rPr>
-              <w:t>검사 통과/팀 탈출</w:t>
+            <w:r>
+              <w:t>검사 완료/팀 탈출</w:t>
             </w:r>
           </w:p>
         </w:tc>
@@ -18714,14 +18445,8 @@
             <w:vAlign w:val="center"/>
           </w:tcPr>
           <w:p>
-            <w:pPr>
-              <w:pStyle w:val="TableText"/>
-            </w:pPr>
-            <w:r>
-              <w:rPr>
-                <w:sz w:val="16"/>
-              </w:rPr>
-              <w:t>Suspected/Alarmed</w:t>
+            <w:r>
+              <w:t>SubmissionRejected</w:t>
             </w:r>
           </w:p>
         </w:tc>
@@ -18731,14 +18456,8 @@
             <w:vAlign w:val="center"/>
           </w:tcPr>
           <w:p>
-            <w:pPr>
-              <w:pStyle w:val="TableText"/>
-            </w:pPr>
-            <w:r>
-              <w:rPr>
-                <w:sz w:val="16"/>
-              </w:rPr>
-              <w:t>검사 실패</w:t>
+            <w:r>
+              <w:t>서버 Score 70 미만</w:t>
             </w:r>
           </w:p>
         </w:tc>
@@ -18748,14 +18467,8 @@
             <w:vAlign w:val="center"/>
           </w:tcPr>
           <w:p>
-            <w:pPr>
-              <w:pStyle w:val="TableText"/>
-            </w:pPr>
-            <w:r>
-              <w:rPr>
-                <w:sz w:val="16"/>
-              </w:rPr>
-              <w:t>Alert 상승</w:t>
+            <w:r>
+              <w:t>Session/UI 유지, Replica와 Alert 변화 없음</w:t>
             </w:r>
           </w:p>
         </w:tc>
@@ -18774,7 +18487,7 @@
           <w:numId w:val="10"/>
         </w:numPr>
       </w:pPr>
-      <w:bookmarkStart w:id="36" w:name="_Toc237090540"/>
+      <w:bookmarkStart w:id="36" w:name="_Toc237172740"/>
       <w:r>
         <w:t>Observation / Full-Screen Mode</w:t>
       </w:r>
@@ -18844,11 +18557,11 @@
       <w:pPr>
         <w:pStyle w:val="31"/>
         <w:numPr>
-          <w:ilvl w:val="0"/>
-          <w:numId w:val="21"/>
+          <w:ilvl w:val="2"/>
+          <w:numId w:val="10"/>
         </w:numPr>
       </w:pPr>
-      <w:bookmarkStart w:id="37" w:name="_Toc237090541"/>
+      <w:bookmarkStart w:id="37" w:name="_Toc237172741"/>
       <w:r>
         <w:t>Replica Review / Atomic Swap</w:t>
       </w:r>
@@ -18863,7 +18576,11 @@
         </w:numPr>
       </w:pPr>
       <w:r>
-        <w:t>Submit RPC는 Stroke 검증, 서버 Score 계산과 Replica Texture 후보 생성까지만 처리한다. Case는 Session Owner Lock을 유지한 채 ReplicaReady로 전환하고, Forgery Component의 활성 UI Session은 종료해 Gameplay Input, 이동과 시점을 즉시 복원한다.</w:t>
+        <w:t xml:space="preserve">Submit RPC는 Stroke 검증과 서버 Score 계산을 수행한다. Artifact MinimumForgeryScore와 프로젝트 하한 0.70 중 큰 값을 만족할 때만 Replica Texture 후보를 만들고 Case를 </w:t>
+      </w:r>
+      <w:r>
+        <w:lastRenderedPageBreak/>
+        <w:t>ReplicaReady로 전환한 뒤 UI Session을 종료한다. 기준 미달은 QualityBelowMinimum으로 거부하고 Session, 입력 화면과 남은 Timer를 유지한다.</w:t>
       </w:r>
     </w:p>
     <w:p>
@@ -18922,9 +18639,8 @@
           <w:numId w:val="10"/>
         </w:numPr>
       </w:pPr>
-      <w:bookmarkStart w:id="38" w:name="_Toc237090542"/>
+      <w:bookmarkStart w:id="38" w:name="_Toc237172742"/>
       <w:r>
-        <w:lastRenderedPageBreak/>
         <w:t xml:space="preserve">Stroke </w:t>
       </w:r>
       <w:r>
@@ -18965,7 +18681,7 @@
         </w:numPr>
       </w:pPr>
       <w:r>
-        <w:t>Stroke Count, Point Count, 좌표 범위, Stroke별 BrushPresetIndex 배열 수와 허용 범위, Payload Size를 검증한다. 허용 Brush Preset은 Template 비율과 무관한 고정 정규화 지름 소 0.020 / 중 0.040 / 대 0.080 세 단계이며, 800×800 Drawing Surface 기준 16 / 32 / 64 px다. Brush Preset 변경은 이후 새로 시작하는 Stroke에만 적용하고 이미 그린 Stroke의 굵기는 유지하며 Eraser 반경에는 영향을 주지 않는다. Local Painter와 화면 Raster는 전송 Point Budget과 분리해 제한 없이 유지하고, Submit 시에만 로컬 데이터를 변경하지 않는 전송용 복사본을 단순화한다. 정규화 좌표는 X/Y를 각각 16-bit Unsigned Integer로 양자화해 uint32 하나에 Packing한다. Template Transport Point Budget은 Easy 4096, Medium 5120, Hard 6144이며 48 KiB Payload 검증을 유지한다. 일반 UI는 Point Budget과 Score Raster Resolution을 노출하지 않고 Palette, Brush Size, 남은 시간과 예상 점수만 표시한다. Local Preview의 256×256 OpenCV 평가는 Pointer 입력 중 최대 1.25초 간격, Pointer Release 뒤 0.12초 기준으로 갱신하며 입력 Event마다 타이머를 다시 시작하지 않는다. Submit 시 서버 권한 최종 평가는 항상 전체 256×256 경로를 사용한다.</w:t>
+        <w:t>Stroke Count, Point Count, 좌표 범위, Stroke별 BrushPresetIndex 배열 수와 허용 범위, Payload Size를 검증한다. 허용 Brush Preset은 Template 비율과 무관한 고정 정규화 지름 소 0.020 / 중 0.040 / 대 0.080 세 단계이며, 800×800 Drawing Surface 기준 16 / 32 / 64 px다. Brush Preset 변경은 이후 새로 시작하는 Stroke에만 적용하고 이미 그린 Stroke의 굵기는 유지하며 Eraser 반경에는 영향을 주지 않는다. Local Painter와 화면 Raster는 전송 Point Budget과 분리해 제한 없이 유지하고, Submit 시에만 로컬 데이터를 변경하지 않는 전송용 복사본을 단순화한다. 정규화 좌표는 X/Y를 각각 16-bit Unsigned Integer로 양자화해 uint32 하나에 Packing한다. Template Transport Point Budget은 Easy 4096, Medium 5120, Hard 6144이며 48 KiB Payload 검증을 유지한다. 일반 UI는 Point Budget과 Score Raster Resolution을 노출하지 않고 공통 설명, Quality 70 Required, Palette, Brush Size, 남은 시간과 예상 점수를 표시한다. Local Preview의 256×256 OpenCV 평가는 Pointer 입력 중 최대 1.25초 간격, Pointer Release 뒤 0.12초 기준으로 갱신하며 입력 Event마다 타이머를 다시 시작하지 않는다. Local Preview가 70 미만이면 Submit Button을 비활성화하지만, Submit 시 서버 권한 최종 평가는 항상 전체 256×256 경로를 사용한다.</w:t>
       </w:r>
     </w:p>
     <w:p>
@@ -18989,7 +18705,11 @@
         </w:numPr>
       </w:pPr>
       <w:r>
-        <w:t>Client는 Submit 시 16-bit X/Y Pair로 Packing한 Stroke Point, Stroke별 Point Count, PaletteIndex와 BrushPresetIndex만 RPC로 전달하며 최종 Score를 보내지 않는다. 서버는 Packed Point를 정규화 FVector2D로 복원해 범위, 배열 구성, Point Budget, Payload Size와 Session Revision을 검증한다. 서버가 만든 256×256 Replica Palette Raster는 FHeistReplicaPaintingData 전용 NetSerialize가 Palette와 4-bit Packed Index Buffer를 연속 바이트로 직렬화한다. Packed Buffer는 32,768 bytes이며 일반 반영형 배열 요소 직렬화로 64KB Actor Bunch 제한을 초과하지 않는다.</w:t>
+        <w:t xml:space="preserve">Client는 Submit 시 16-bit X/Y Pair로 Packing한 Stroke Point, Stroke별 Point Count, PaletteIndex와 BrushPresetIndex만 RPC로 전달하며 최종 Score를 보내지 않는다. 서버는 Packed </w:t>
+      </w:r>
+      <w:r>
+        <w:lastRenderedPageBreak/>
+        <w:t>Point를 정규화 FVector2D로 복원해 범위, 배열 구성, Point Budget, Payload Size와 Session Revision을 검증한다. 서버가 만든 256×256 Replica Palette Raster는 FHeistReplicaPaintingData 전용 NetSerialize가 Palette와 4-bit Packed Index Buffer를 연속 바이트로 직렬화한다. Packed Buffer는 32,768 bytes이며 일반 반영형 배열 요소 직렬화로 64KB Actor Bunch 제한을 초과하지 않는다.</w:t>
       </w:r>
     </w:p>
     <w:p>
@@ -19000,9 +18720,9 @@
           <w:numId w:val="10"/>
         </w:numPr>
       </w:pPr>
-      <w:bookmarkStart w:id="39" w:name="_Toc237090543"/>
+      <w:bookmarkStart w:id="39" w:name="_Toc237172743"/>
       <w:r>
-        <w:t>Forgery Score</w:t>
+        <w:t>Forgery Score And Replica Acceptance</w:t>
       </w:r>
       <w:bookmarkEnd w:id="39"/>
     </w:p>
@@ -19036,16 +18756,8 @@
             <w:vAlign w:val="center"/>
           </w:tcPr>
           <w:p>
-            <w:pPr>
-              <w:pStyle w:val="TableText"/>
-              <w:jc w:val="center"/>
-            </w:pPr>
-            <w:r>
-              <w:rPr>
-                <w:b/>
-                <w:color w:val="17365D"/>
-              </w:rPr>
-              <w:t>Score Formula / Final = OpenCV Shape/Color Similarity × Paint Completeness를 기본으로 0~100 Clamp한다. Foreground Union만 Color ROI로 사용하고, 과소 제출은 완성도 계수, 과잉 칠하기는 Anti-Fill Cap, 시간 초과는 TimeoutPenalty로 조정한다.</w:t>
+            <w:r>
+              <w:t>Score Formula / Final = OpenCV Shape/Color Similarity × Paint Completeness를 기본으로 0~100 Clamp한다. Foreground Union만 Color ROI로 사용하고, 과소 제출은 완성도 계수, 과잉 칠하기는 Anti-Fill Cap을 적용한다. Timeout은 제출과 Score 계산을 수행하지 않고 작업을 폐기한다.</w:t>
             </w:r>
           </w:p>
         </w:tc>
@@ -19113,16 +18825,8 @@
             <w:vAlign w:val="center"/>
           </w:tcPr>
           <w:p>
-            <w:pPr>
-              <w:pStyle w:val="TableText"/>
-              <w:jc w:val="center"/>
-            </w:pPr>
-            <w:r>
-              <w:rPr>
-                <w:b/>
-                <w:color w:val="17365D"/>
-              </w:rPr>
-              <w:t>검사 결과</w:t>
+            <w:r>
+              <w:t>서버 제출 결과</w:t>
             </w:r>
           </w:p>
         </w:tc>
@@ -19152,11 +18856,8 @@
             <w:vAlign w:val="center"/>
           </w:tcPr>
           <w:p>
-            <w:pPr>
-              <w:pStyle w:val="TableText"/>
-            </w:pPr>
-            <w:r>
-              <w:t>통과 가능 또는 매우 긴 지연</w:t>
+            <w:r>
+              <w:t>Accepted / ReplicaReady / Quality 기반 Alert 없음</w:t>
             </w:r>
           </w:p>
         </w:tc>
@@ -19186,11 +18887,8 @@
             <w:vAlign w:val="center"/>
           </w:tcPr>
           <w:p>
-            <w:pPr>
-              <w:pStyle w:val="TableText"/>
-            </w:pPr>
-            <w:r>
-              <w:t>긴 검사 후 낮은 Alert</w:t>
+            <w:r>
+              <w:t>Accepted / ReplicaReady / Quality 기반 Alert 없음</w:t>
             </w:r>
           </w:p>
         </w:tc>
@@ -19220,11 +18918,8 @@
             <w:vAlign w:val="center"/>
           </w:tcPr>
           <w:p>
-            <w:pPr>
-              <w:pStyle w:val="TableText"/>
-            </w:pPr>
-            <w:r>
-              <w:t>중간 지연 후 Suspicious/Searching</w:t>
+            <w:r>
+              <w:t>QualityBelowMinimum / Session과 UI 유지 / Replica 없음</w:t>
             </w:r>
           </w:p>
         </w:tc>
@@ -19254,11 +18949,8 @@
             <w:vAlign w:val="center"/>
           </w:tcPr>
           <w:p>
-            <w:pPr>
-              <w:pStyle w:val="TableText"/>
-            </w:pPr>
-            <w:r>
-              <w:t>첫 검사에서 빠른 Alert</w:t>
+            <w:r>
+              <w:t>QualityBelowMinimum / Session과 UI 유지 / Replica 없음</w:t>
             </w:r>
           </w:p>
         </w:tc>
@@ -19288,11 +18980,8 @@
             <w:vAlign w:val="center"/>
           </w:tcPr>
           <w:p>
-            <w:pPr>
-              <w:pStyle w:val="TableText"/>
-            </w:pPr>
-            <w:r>
-              <w:t>배치 직후 또는 매우 짧은 시간 내 Alarmed</w:t>
+            <w:r>
+              <w:t>QualityBelowMinimum / Session과 UI 유지 / Replica 없음</w:t>
             </w:r>
           </w:p>
         </w:tc>
@@ -19311,9 +19000,8 @@
           <w:numId w:val="10"/>
         </w:numPr>
       </w:pPr>
-      <w:bookmarkStart w:id="40" w:name="_Toc237090544"/>
+      <w:bookmarkStart w:id="40" w:name="_Toc237172744"/>
       <w:r>
-        <w:lastRenderedPageBreak/>
         <w:t xml:space="preserve">Template </w:t>
       </w:r>
       <w:r>
@@ -19822,14 +19510,8 @@
             <w:vAlign w:val="center"/>
           </w:tcPr>
           <w:p>
-            <w:pPr>
-              <w:pStyle w:val="TableText"/>
-            </w:pPr>
-            <w:r>
-              <w:rPr>
-                <w:sz w:val="16"/>
-              </w:rPr>
-              <w:t>시간 초과 감점</w:t>
+            <w:r>
+              <w:t>호환 필드. Timeout은 Score를 계산하지 않으므로 런타임 제출 경로에서 적용하지 않음</w:t>
             </w:r>
           </w:p>
         </w:tc>
@@ -19892,6 +19574,7 @@
               <w:rPr>
                 <w:sz w:val="16"/>
               </w:rPr>
+              <w:lastRenderedPageBreak/>
               <w:t>BackgroundColorTolerance</w:t>
             </w:r>
           </w:p>
@@ -20245,14 +19928,8 @@
             <w:vAlign w:val="center"/>
           </w:tcPr>
           <w:p>
-            <w:pPr>
-              <w:pStyle w:val="TableText"/>
-            </w:pPr>
-            <w:r>
-              <w:rPr>
-                <w:sz w:val="16"/>
-              </w:rPr>
-              <w:t>AutoSubmitPolicy</w:t>
+            <w:r>
+              <w:t>TimeoutPolicy</w:t>
             </w:r>
           </w:p>
         </w:tc>
@@ -20262,14 +19939,8 @@
             <w:vAlign w:val="center"/>
           </w:tcPr>
           <w:p>
-            <w:pPr>
-              <w:pStyle w:val="TableText"/>
-            </w:pPr>
-            <w:r>
-              <w:rPr>
-                <w:sz w:val="16"/>
-              </w:rPr>
-              <w:t>유효 Stroke는 Timeout Submit, 빈 Canvas는 Cancel</w:t>
+            <w:r>
+              <w:t>Stroke 유무와 관계없이 작업 폐기, Replica 없음, 근처 Guard 한 명 1회 조사, Alert unchanged</w:t>
             </w:r>
           </w:p>
         </w:tc>
@@ -20288,7 +19959,7 @@
           <w:numId w:val="10"/>
         </w:numPr>
       </w:pPr>
-      <w:bookmarkStart w:id="41" w:name="_Toc237090545"/>
+      <w:bookmarkStart w:id="41" w:name="_Toc237172745"/>
       <w:r>
         <w:t xml:space="preserve">Alert, Lockdown, Shared Extraction </w:t>
       </w:r>
@@ -20311,7 +19982,7 @@
           <w:numId w:val="10"/>
         </w:numPr>
       </w:pPr>
-      <w:bookmarkStart w:id="42" w:name="_Toc237090546"/>
+      <w:bookmarkStart w:id="42" w:name="_Toc237172746"/>
       <w:r>
         <w:t>Alert Level</w:t>
       </w:r>
@@ -20669,7 +20340,7 @@
           <w:numId w:val="10"/>
         </w:numPr>
       </w:pPr>
-      <w:bookmarkStart w:id="43" w:name="_Toc237090547"/>
+      <w:bookmarkStart w:id="43" w:name="_Toc237172747"/>
       <w:r>
         <w:t>Shared Extraction</w:t>
       </w:r>
@@ -20720,7 +20391,6 @@
         </w:numPr>
       </w:pPr>
       <w:r>
-        <w:lastRenderedPageBreak/>
         <w:t>Original Carrier가 Disconnect하면 Original을 월드 드롭하고 Case/Objective가 영구 실패하지 않게 한다.</w:t>
       </w:r>
     </w:p>
@@ -20744,7 +20414,7 @@
           <w:numId w:val="10"/>
         </w:numPr>
       </w:pPr>
-      <w:bookmarkStart w:id="44" w:name="_Toc237090548"/>
+      <w:bookmarkStart w:id="44" w:name="_Toc237172748"/>
       <w:r>
         <w:t>성공</w:t>
       </w:r>
@@ -20910,6 +20580,7 @@
               <w:pStyle w:val="TableText"/>
             </w:pPr>
             <w:r>
+              <w:lastRenderedPageBreak/>
               <w:t>Contract Failed</w:t>
             </w:r>
           </w:p>
@@ -20977,7 +20648,7 @@
           <w:numId w:val="10"/>
         </w:numPr>
       </w:pPr>
-      <w:bookmarkStart w:id="45" w:name="_Toc237090549"/>
+      <w:bookmarkStart w:id="45" w:name="_Toc237172749"/>
       <w:r>
         <w:t>Team Reward / Contribution</w:t>
       </w:r>
@@ -21013,16 +20684,8 @@
             <w:vAlign w:val="center"/>
           </w:tcPr>
           <w:p>
-            <w:pPr>
-              <w:pStyle w:val="TableText"/>
-              <w:jc w:val="center"/>
-            </w:pPr>
-            <w:r>
-              <w:rPr>
-                <w:b/>
-                <w:color w:val="17365D"/>
-              </w:rPr>
-              <w:t>Contract Value Rule Secured Value는 Artifact/Loot Raw Value의 Deposit 합이다. Forgery Quality는 Quota를 곱하거나 삭제하지 않고 Guard Inspection Delay와 Alert Pressure를 결정한다.</w:t>
+            <w:r>
+              <w:t>Contract Value Rule Secured Value는 Artifact/Loot Raw Value의 Deposit 합이다. Forgery Quality는 70점 Replica 승인과 Result Recap에만 사용하며 Quota, Guard Inspection Delay, Alert Pressure를 변경하지 않는다.</w:t>
             </w:r>
           </w:p>
         </w:tc>
@@ -21440,7 +21103,7 @@
           <w:numId w:val="10"/>
         </w:numPr>
       </w:pPr>
-      <w:bookmarkStart w:id="46" w:name="_Toc237090550"/>
+      <w:bookmarkStart w:id="46" w:name="_Toc237172750"/>
       <w:r>
         <w:lastRenderedPageBreak/>
         <w:t>멀티플레이</w:t>
@@ -21467,7 +21130,7 @@
           <w:numId w:val="10"/>
         </w:numPr>
       </w:pPr>
-      <w:bookmarkStart w:id="47" w:name="_Toc237090551"/>
+      <w:bookmarkStart w:id="47" w:name="_Toc237172751"/>
       <w:r>
         <w:t>멀티플레이어</w:t>
       </w:r>
@@ -21493,7 +21156,7 @@
           <w:numId w:val="10"/>
         </w:numPr>
       </w:pPr>
-      <w:bookmarkStart w:id="48" w:name="_Toc237090552"/>
+      <w:bookmarkStart w:id="48" w:name="_Toc237172752"/>
       <w:r>
         <w:t>네트워크</w:t>
       </w:r>
@@ -21912,7 +21575,7 @@
           <w:numId w:val="10"/>
         </w:numPr>
       </w:pPr>
-      <w:bookmarkStart w:id="49" w:name="_Toc237090553"/>
+      <w:bookmarkStart w:id="49" w:name="_Toc237172753"/>
       <w:r>
         <w:t>주요</w:t>
       </w:r>
@@ -22666,7 +22329,7 @@
           <w:numId w:val="10"/>
         </w:numPr>
       </w:pPr>
-      <w:bookmarkStart w:id="50" w:name="_Toc237090554"/>
+      <w:bookmarkStart w:id="50" w:name="_Toc237172754"/>
       <w:r>
         <w:t>서버</w:t>
       </w:r>
@@ -22804,7 +22467,7 @@
           <w:numId w:val="10"/>
         </w:numPr>
       </w:pPr>
-      <w:bookmarkStart w:id="51" w:name="_Toc237090555"/>
+      <w:bookmarkStart w:id="51" w:name="_Toc237172755"/>
       <w:r>
         <w:t xml:space="preserve">Disconnect </w:t>
       </w:r>
@@ -23068,7 +22731,7 @@
           <w:numId w:val="10"/>
         </w:numPr>
       </w:pPr>
-      <w:bookmarkStart w:id="52" w:name="_Toc237090556"/>
+      <w:bookmarkStart w:id="52" w:name="_Toc237172756"/>
       <w:r>
         <w:t>필수</w:t>
       </w:r>
@@ -23205,7 +22868,7 @@
           <w:numId w:val="10"/>
         </w:numPr>
       </w:pPr>
-      <w:bookmarkStart w:id="53" w:name="_Toc237090557"/>
+      <w:bookmarkStart w:id="53" w:name="_Toc237172757"/>
       <w:r>
         <w:t xml:space="preserve">Gameplay Architecture, FastArray </w:t>
       </w:r>
@@ -23225,7 +22888,7 @@
           <w:numId w:val="10"/>
         </w:numPr>
       </w:pPr>
-      <w:bookmarkStart w:id="54" w:name="_Toc237090558"/>
+      <w:bookmarkStart w:id="54" w:name="_Toc237172758"/>
       <w:r>
         <w:t>책임</w:t>
       </w:r>
@@ -23685,7 +23348,7 @@
           <w:numId w:val="10"/>
         </w:numPr>
       </w:pPr>
-      <w:bookmarkStart w:id="55" w:name="_Toc237090559"/>
+      <w:bookmarkStart w:id="55" w:name="_Toc237172759"/>
       <w:r>
         <w:t xml:space="preserve">FastArray </w:t>
       </w:r>
@@ -23750,7 +23413,7 @@
           <w:numId w:val="10"/>
         </w:numPr>
       </w:pPr>
-      <w:bookmarkStart w:id="56" w:name="_Toc237090560"/>
+      <w:bookmarkStart w:id="56" w:name="_Toc237172760"/>
       <w:r>
         <w:t>서버</w:t>
       </w:r>
@@ -24129,7 +23792,7 @@
           <w:numId w:val="10"/>
         </w:numPr>
       </w:pPr>
-      <w:bookmarkStart w:id="57" w:name="_Toc237090561"/>
+      <w:bookmarkStart w:id="57" w:name="_Toc237172761"/>
       <w:r>
         <w:t>GameplayTag Dictionary</w:t>
       </w:r>
@@ -24424,7 +24087,7 @@
           <w:numId w:val="10"/>
         </w:numPr>
       </w:pPr>
-      <w:bookmarkStart w:id="58" w:name="_Toc237090562"/>
+      <w:bookmarkStart w:id="58" w:name="_Toc237172762"/>
       <w:r>
         <w:t xml:space="preserve">Tag Query </w:t>
       </w:r>
@@ -24723,7 +24386,7 @@
           <w:numId w:val="10"/>
         </w:numPr>
       </w:pPr>
-      <w:bookmarkStart w:id="59" w:name="_Toc237090563"/>
+      <w:bookmarkStart w:id="59" w:name="_Toc237172763"/>
       <w:r>
         <w:t xml:space="preserve">HUD, UI/UX </w:t>
       </w:r>
@@ -24746,7 +24409,7 @@
           <w:numId w:val="10"/>
         </w:numPr>
       </w:pPr>
-      <w:bookmarkStart w:id="60" w:name="_Toc237090564"/>
+      <w:bookmarkStart w:id="60" w:name="_Toc237172764"/>
       <w:r>
         <w:t xml:space="preserve">UI </w:t>
       </w:r>
@@ -24988,7 +24651,7 @@
           <w:numId w:val="10"/>
         </w:numPr>
       </w:pPr>
-      <w:bookmarkStart w:id="61" w:name="_Toc237090565"/>
+      <w:bookmarkStart w:id="61" w:name="_Toc237172765"/>
       <w:r>
         <w:t>화면</w:t>
       </w:r>
@@ -25521,7 +25184,7 @@
           <w:numId w:val="10"/>
         </w:numPr>
       </w:pPr>
-      <w:bookmarkStart w:id="62" w:name="_Toc237090566"/>
+      <w:bookmarkStart w:id="62" w:name="_Toc237172766"/>
       <w:r>
         <w:t xml:space="preserve">MVVM </w:t>
       </w:r>
@@ -25599,7 +25262,7 @@
           <w:numId w:val="10"/>
         </w:numPr>
       </w:pPr>
-      <w:bookmarkStart w:id="63" w:name="_Toc237090567"/>
+      <w:bookmarkStart w:id="63" w:name="_Toc237172767"/>
       <w:r>
         <w:t xml:space="preserve">ViewModel </w:t>
       </w:r>
@@ -25904,181 +25567,7 @@
           </w:tcPr>
           <w:p>
             <w:r>
-              <w:t xml:space="preserve">DrawingVisible, Responsive Reference/Drawing Surface, RemainingTime, Palette/Brush </w:t>
-            </w:r>
-            <w:r>
-              <w:t>소</w:t>
-            </w:r>
-            <w:r>
-              <w:t>·</w:t>
-            </w:r>
-            <w:r>
-              <w:t>중</w:t>
-            </w:r>
-            <w:r>
-              <w:t>·</w:t>
-            </w:r>
-            <w:r>
-              <w:t>대</w:t>
-            </w:r>
-            <w:r>
-              <w:t>/</w:t>
-            </w:r>
-            <w:r>
-              <w:t>예상</w:t>
-            </w:r>
-            <w:r>
-              <w:t xml:space="preserve"> </w:t>
-            </w:r>
-            <w:r>
-              <w:t>점수</w:t>
-            </w:r>
-            <w:r>
-              <w:t xml:space="preserve">, Team/Alert </w:t>
-            </w:r>
-            <w:r>
-              <w:t>최소</w:t>
-            </w:r>
-            <w:r>
-              <w:t xml:space="preserve"> </w:t>
-            </w:r>
-            <w:r>
-              <w:t>정보</w:t>
-            </w:r>
-            <w:r>
-              <w:t>. PointBudget</w:t>
-            </w:r>
-            <w:r>
-              <w:t>과</w:t>
-            </w:r>
-            <w:r>
-              <w:t xml:space="preserve"> Score Raster Resolution</w:t>
-            </w:r>
-            <w:r>
-              <w:t>은</w:t>
-            </w:r>
-            <w:r>
-              <w:t xml:space="preserve"> Debug Dump</w:t>
-            </w:r>
-            <w:r>
-              <w:t>에서만</w:t>
-            </w:r>
-            <w:r>
-              <w:t xml:space="preserve"> </w:t>
-            </w:r>
-            <w:r>
-              <w:t>확인한다</w:t>
-            </w:r>
-            <w:r>
-              <w:t xml:space="preserve">. </w:t>
-            </w:r>
-            <w:r>
-              <w:t>서버</w:t>
-            </w:r>
-            <w:r>
-              <w:t xml:space="preserve"> Score </w:t>
-            </w:r>
-            <w:r>
-              <w:t>및</w:t>
-            </w:r>
-            <w:r>
-              <w:t xml:space="preserve"> Replica Raster</w:t>
-            </w:r>
-            <w:r>
-              <w:t>는</w:t>
-            </w:r>
-            <w:r>
-              <w:t xml:space="preserve"> 256×256</w:t>
-            </w:r>
-            <w:r>
-              <w:t>을</w:t>
-            </w:r>
-            <w:r>
-              <w:t xml:space="preserve"> </w:t>
-            </w:r>
-            <w:r>
-              <w:t>사용한다</w:t>
-            </w:r>
-            <w:r>
-              <w:t xml:space="preserve">. Brush </w:t>
-            </w:r>
-            <w:r>
-              <w:t>변경은</w:t>
-            </w:r>
-            <w:r>
-              <w:t xml:space="preserve"> </w:t>
-            </w:r>
-            <w:r>
-              <w:t>새</w:t>
-            </w:r>
-            <w:r>
-              <w:t xml:space="preserve"> Stroke</w:t>
-            </w:r>
-            <w:r>
-              <w:t>에만</w:t>
-            </w:r>
-            <w:r>
-              <w:t xml:space="preserve"> </w:t>
-            </w:r>
-            <w:r>
-              <w:t>적용한다</w:t>
-            </w:r>
-            <w:r>
-              <w:t xml:space="preserve">. </w:t>
-            </w:r>
-            <w:r>
-              <w:t>별도</w:t>
-            </w:r>
-            <w:r>
-              <w:t xml:space="preserve"> Observation/Validation/Result Container </w:t>
-            </w:r>
-            <w:r>
-              <w:t>없이</w:t>
-            </w:r>
-            <w:r>
-              <w:t xml:space="preserve"> Submit </w:t>
-            </w:r>
-            <w:r>
-              <w:t>수락</w:t>
-            </w:r>
-            <w:r>
-              <w:t xml:space="preserve"> </w:t>
-            </w:r>
-            <w:r>
-              <w:t>후</w:t>
-            </w:r>
-            <w:r>
-              <w:t xml:space="preserve"> Widget</w:t>
-            </w:r>
-            <w:r>
-              <w:t>을</w:t>
-            </w:r>
-            <w:r>
-              <w:t xml:space="preserve"> </w:t>
-            </w:r>
-            <w:r>
-              <w:t>닫고</w:t>
-            </w:r>
-            <w:r>
-              <w:t xml:space="preserve"> ReplicaReady E/R</w:t>
-            </w:r>
-            <w:r>
-              <w:t>은</w:t>
-            </w:r>
-            <w:r>
-              <w:t xml:space="preserve"> World HUD Prompt</w:t>
-            </w:r>
-            <w:r>
-              <w:t>로</w:t>
-            </w:r>
-            <w:r>
-              <w:t xml:space="preserve"> </w:t>
-            </w:r>
-            <w:r>
-              <w:t>표시한다</w:t>
-            </w:r>
-            <w:r>
-              <w:t>.</w:t>
+              <w:t>공통 Title/Instruction/Quality 70 Required/Preview Score/RemainingTime/Submit/Cancel, Responsive Reference/Drawing Surface, Palette/Brush 소·중·대, Team/Alert 최소 정보. PointBudget과 Score Raster Resolution은 Debug Dump에서만 확인한다. 서버 Score 및 Replica Raster는 256×256을 사용한다. Brush 변경은 새 Stroke에만 적용한다. 별도 Result Container 없이 70점 이상 Submit 수락 후 Widget을 닫고 ReplicaReady E/R은 World HUD Prompt로 표시한다.</w:t>
             </w:r>
           </w:p>
         </w:tc>
@@ -26111,14 +25600,8 @@
             <w:vAlign w:val="center"/>
           </w:tcPr>
           <w:p>
-            <w:pPr>
-              <w:pStyle w:val="TableText"/>
-            </w:pPr>
-            <w:r>
-              <w:rPr>
-                <w:sz w:val="16"/>
-              </w:rPr>
-              <w:t>Template, Part/Socket/Orientation/Material, RemainingTime, Validation, Result</w:t>
+            <w:r>
+              <w:t>공통 Title/Instruction/Quality 70 Required/Preview Score/RemainingTime/Submit/Cancel, Template, Part/Socket/Orientation/Material, Validation. Surface와 같은 Button Label, Enter/Escape, Timer와 기준 미달 문구를 사용한다.</w:t>
             </w:r>
           </w:p>
         </w:tc>
@@ -26257,7 +25740,7 @@
           <w:numId w:val="10"/>
         </w:numPr>
       </w:pPr>
-      <w:bookmarkStart w:id="64" w:name="_Toc237090568"/>
+      <w:bookmarkStart w:id="64" w:name="_Toc237172768"/>
       <w:r>
         <w:t xml:space="preserve">Forgery </w:t>
       </w:r>
@@ -26271,7 +25754,7 @@
     </w:p>
     <w:p>
       <w:r>
-        <w:t>Surface Forgery 전용 WBP는 Responsive Reference/Drawing Surface, Remaining Time, Palette/Brush/Erase/Submit/Cancel, Team/Alert 최소 정보만 표시한다. Pointer 입력은 실제 Drawing Surface Geometry에서 정규화하고 화면 크기와 DPI가 달라도 표시 좌표와 일치해야 한다. 서버 Score 및 Replica Palette Raster는 256×256으로 정규화한다. Observation/Validation/Result 단계와 전용 Container는 만들지 않는다. 서버가 Submit을 수락하면 Widget을 닫고 ReplicaReady E/R은 World HUD Prompt로 안내한다.</w:t>
+        <w:t>Surface Forgery와 Object Assembly WBP는 공통 순서로 Mode Title, 한 문장 Instruction, QUALITY 70 REQUIRED, Preview Score, Remaining Time, Submit, Cancel과 Team/Alert 최소 정보를 표시한다. Submit/Cancel Label, Enter/Escape 입력, Timer 표기와 기준 미달 상태 문구를 동일하게 사용하고, Palette/Brush/Erase와 Part/Socket/Orientation/Material 작업 영역만 모드별로 다르게 둔다. Surface Pointer 입력은 실제 Drawing Surface Geometry에서 정규화하고 화면 크기와 DPI가 달라도 표시 좌표와 일치해야 하며 서버 Score와 Replica Palette Raster는 256×256으로 정규화한다. 별도 Result Container를 만들지 않고 서버가 70점 이상 Submit을 수락하면 Widget을 닫으며 ReplicaReady E/R은 World HUD Prompt로 안내한다.</w:t>
       </w:r>
     </w:p>
     <w:p>
@@ -26282,8 +25765,9 @@
           <w:numId w:val="10"/>
         </w:numPr>
       </w:pPr>
-      <w:bookmarkStart w:id="65" w:name="_Toc237090569"/>
+      <w:bookmarkStart w:id="65" w:name="_Toc237172769"/>
       <w:r>
+        <w:lastRenderedPageBreak/>
         <w:t>상호작용</w:t>
       </w:r>
       <w:r>
@@ -26390,58 +25874,7 @@
           </w:tcPr>
           <w:p>
             <w:r>
-              <w:t xml:space="preserve">ReplicaReady </w:t>
-            </w:r>
-            <w:r>
-              <w:t>유지</w:t>
-            </w:r>
-            <w:r>
-              <w:t xml:space="preserve"> + </w:t>
-            </w:r>
-            <w:r>
-              <w:t>교체</w:t>
-            </w:r>
-            <w:r>
-              <w:t>/</w:t>
-            </w:r>
-            <w:r>
-              <w:t>회수</w:t>
-            </w:r>
-            <w:r>
-              <w:t xml:space="preserve"> </w:t>
-            </w:r>
-            <w:r>
-              <w:t>거부</w:t>
-            </w:r>
-            <w:r>
-              <w:t xml:space="preserve"> </w:t>
-            </w:r>
-            <w:r>
-              <w:t>사유</w:t>
-            </w:r>
-            <w:r>
-              <w:t xml:space="preserve"> + </w:t>
-            </w:r>
-            <w:r>
-              <w:t>배낭</w:t>
-            </w:r>
-            <w:r>
-              <w:t xml:space="preserve"> </w:t>
-            </w:r>
-            <w:r>
-              <w:t>공간</w:t>
-            </w:r>
-            <w:r>
-              <w:t xml:space="preserve"> </w:t>
-            </w:r>
-            <w:r>
-              <w:t>정리</w:t>
-            </w:r>
-            <w:r>
-              <w:t xml:space="preserve"> </w:t>
-            </w:r>
-            <w:r>
-              <w:t>안내</w:t>
+              <w:t>ReplicaReady 유지 + 교체/회수 거부 사유 + 배낭 공간 정리 안내</w:t>
             </w:r>
           </w:p>
         </w:tc>
@@ -26514,14 +25947,8 @@
             <w:vAlign w:val="center"/>
           </w:tcPr>
           <w:p>
-            <w:pPr>
-              <w:pStyle w:val="TableText"/>
-            </w:pPr>
-            <w:r>
-              <w:rPr>
-                <w:sz w:val="16"/>
-              </w:rPr>
-              <w:t>거리/상태/Lockdown/Template 사유</w:t>
+            <w:r>
+              <w:t>거리/상태/Lockdown/Template/QualityBelowMinimum 사유. 70 미만은 Session 유지</w:t>
             </w:r>
           </w:p>
         </w:tc>
@@ -26664,7 +26091,6 @@
               <w:rPr>
                 <w:sz w:val="16"/>
               </w:rPr>
-              <w:lastRenderedPageBreak/>
               <w:t>Detection/Stun/Arrest</w:t>
             </w:r>
           </w:p>
@@ -26807,6 +26233,31 @@
           </w:p>
         </w:tc>
       </w:tr>
+      <w:tr>
+        <w:trPr>
+          <w:jc w:val="center"/>
+        </w:trPr>
+        <w:tc>
+          <w:tcPr>
+            <w:tcW w:w="2630" w:type="dxa"/>
+          </w:tcPr>
+          <w:p>
+            <w:r>
+              <w:t>Forgery/Assembly Timeout</w:t>
+            </w:r>
+          </w:p>
+        </w:tc>
+        <w:tc>
+          <w:tcPr>
+            <w:tcW w:w="7234" w:type="dxa"/>
+          </w:tcPr>
+          <w:p>
+            <w:r>
+              <w:t>작업 폐기 + Replica 없음 + 근처 Guard 한 명 1회 InvestigateNoise + Alert unchanged</w:t>
+            </w:r>
+          </w:p>
+        </w:tc>
+      </w:tr>
     </w:tbl>
     <w:p>
       <w:pPr>
@@ -26821,7 +26272,7 @@
           <w:numId w:val="10"/>
         </w:numPr>
       </w:pPr>
-      <w:bookmarkStart w:id="66" w:name="_Toc237090570"/>
+      <w:bookmarkStart w:id="66" w:name="_Toc237172770"/>
       <w:r>
         <w:lastRenderedPageBreak/>
         <w:t>데이터</w:t>
@@ -26848,7 +26299,7 @@
           <w:numId w:val="10"/>
         </w:numPr>
       </w:pPr>
-      <w:bookmarkStart w:id="67" w:name="_Toc237090571"/>
+      <w:bookmarkStart w:id="67" w:name="_Toc237172771"/>
       <w:r>
         <w:t xml:space="preserve">Debug, Telemetry, KPI </w:t>
       </w:r>
@@ -26868,7 +26319,7 @@
           <w:numId w:val="10"/>
         </w:numPr>
       </w:pPr>
-      <w:bookmarkStart w:id="68" w:name="_Toc237090572"/>
+      <w:bookmarkStart w:id="68" w:name="_Toc237172772"/>
       <w:r>
         <w:t>Debug Command</w:t>
       </w:r>
@@ -27095,14 +26546,8 @@
             <w:vAlign w:val="center"/>
           </w:tcPr>
           <w:p>
-            <w:pPr>
-              <w:pStyle w:val="TableText"/>
-            </w:pPr>
-            <w:r>
-              <w:rPr>
-                <w:sz w:val="16"/>
-              </w:rPr>
-              <w:t>서버 검사 테스트용 개발 전용</w:t>
+            <w:r>
+              <w:t>70점 Replica 승인 경계 테스트용 개발 전용</w:t>
             </w:r>
           </w:p>
         </w:tc>
@@ -27281,7 +26726,7 @@
           <w:numId w:val="10"/>
         </w:numPr>
       </w:pPr>
-      <w:bookmarkStart w:id="69" w:name="_Toc237090573"/>
+      <w:bookmarkStart w:id="69" w:name="_Toc237172773"/>
       <w:r>
         <w:t>Telemetry / Log Event</w:t>
       </w:r>
@@ -27508,14 +26953,8 @@
             <w:vAlign w:val="center"/>
           </w:tcPr>
           <w:p>
-            <w:pPr>
-              <w:pStyle w:val="TableText"/>
-            </w:pPr>
-            <w:r>
-              <w:rPr>
-                <w:sz w:val="16"/>
-              </w:rPr>
-              <w:t>Quality, Duration, EntryCount/StrokeCount, AutoSubmit</w:t>
+            <w:r>
+              <w:t>Quality, Duration, EntryCount/StrokeCount, Accepted, RejectReason</w:t>
             </w:r>
           </w:p>
         </w:tc>
@@ -27788,6 +27227,31 @@
           </w:p>
         </w:tc>
       </w:tr>
+      <w:tr>
+        <w:trPr>
+          <w:jc w:val="center"/>
+        </w:trPr>
+        <w:tc>
+          <w:tcPr>
+            <w:tcW w:w="2630" w:type="dxa"/>
+          </w:tcPr>
+          <w:p>
+            <w:r>
+              <w:t>ForgeryTimeout</w:t>
+            </w:r>
+          </w:p>
+        </w:tc>
+        <w:tc>
+          <w:tcPr>
+            <w:tcW w:w="7234" w:type="dxa"/>
+          </w:tcPr>
+          <w:p>
+            <w:r>
+              <w:t>PlayerId, CaseId, ForgeryType, NearbyGuardId, AlertChanged=false, OneShot=true</w:t>
+            </w:r>
+          </w:p>
+        </w:tc>
+      </w:tr>
     </w:tbl>
     <w:p>
       <w:pPr>
@@ -27802,7 +27266,7 @@
           <w:numId w:val="10"/>
         </w:numPr>
       </w:pPr>
-      <w:bookmarkStart w:id="70" w:name="_Toc237090574"/>
+      <w:bookmarkStart w:id="70" w:name="_Toc237172774"/>
       <w:r>
         <w:t>Playtest KPI</w:t>
       </w:r>
@@ -27979,6 +27443,7 @@
               <w:rPr>
                 <w:sz w:val="16"/>
               </w:rPr>
+              <w:lastRenderedPageBreak/>
               <w:t>Major Exhibit Interactions</w:t>
             </w:r>
           </w:p>
@@ -28069,14 +27534,8 @@
             <w:vAlign w:val="center"/>
           </w:tcPr>
           <w:p>
-            <w:pPr>
-              <w:pStyle w:val="TableText"/>
-            </w:pPr>
-            <w:r>
-              <w:rPr>
-                <w:sz w:val="16"/>
-              </w:rPr>
-              <w:t>20~45초, 조기 제출과 Timeout Submit 사용</w:t>
+            <w:r>
+              <w:t>20~45초, 70점 조기 제출 또는 Timeout 폐기 발생</w:t>
             </w:r>
           </w:p>
         </w:tc>
@@ -28139,7 +27598,6 @@
               <w:rPr>
                 <w:sz w:val="16"/>
               </w:rPr>
-              <w:lastRenderedPageBreak/>
               <w:t>Quality Distribution</w:t>
             </w:r>
           </w:p>
@@ -28150,14 +27608,8 @@
             <w:vAlign w:val="center"/>
           </w:tcPr>
           <w:p>
-            <w:pPr>
-              <w:pStyle w:val="TableText"/>
-            </w:pPr>
-            <w:r>
-              <w:rPr>
-                <w:sz w:val="16"/>
-              </w:rPr>
-              <w:t>중앙값 50~75, 전부 0/100 편향 금지</w:t>
+            <w:r>
+              <w:t>승인 Replica 중앙값 70~85, 70점 경계와 100점 편향을 모두 관찰</w:t>
             </w:r>
           </w:p>
         </w:tc>
@@ -28270,14 +27722,8 @@
             <w:vAlign w:val="center"/>
           </w:tcPr>
           <w:p>
-            <w:pPr>
-              <w:pStyle w:val="TableText"/>
-            </w:pPr>
-            <w:r>
-              <w:rPr>
-                <w:sz w:val="16"/>
-              </w:rPr>
-              <w:t>낮은 Replica, Coin 실수, Drop/Recovery 등 기억할 사건이 매치당 1회 이상</w:t>
+            <w:r>
+              <w:t>70점대 Replica, Timeout 조사, Coin 실수, Drop/Recovery 등 기억할 사건이 매치당 1회 이상</w:t>
             </w:r>
           </w:p>
         </w:tc>
@@ -28336,7 +27782,7 @@
           <w:numId w:val="10"/>
         </w:numPr>
       </w:pPr>
-      <w:bookmarkStart w:id="71" w:name="_Toc237090575"/>
+      <w:bookmarkStart w:id="71" w:name="_Toc237172775"/>
       <w:r>
         <w:t xml:space="preserve">Release QA </w:t>
       </w:r>
@@ -28473,7 +27919,7 @@
           <w:numId w:val="10"/>
         </w:numPr>
       </w:pPr>
-      <w:bookmarkStart w:id="72" w:name="_Toc237090576"/>
+      <w:bookmarkStart w:id="72" w:name="_Toc237172776"/>
       <w:r>
         <w:t xml:space="preserve">DataTable / DataAsset </w:t>
       </w:r>
@@ -28496,7 +27942,7 @@
           <w:numId w:val="10"/>
         </w:numPr>
       </w:pPr>
-      <w:bookmarkStart w:id="73" w:name="_Toc237090577"/>
+      <w:bookmarkStart w:id="73" w:name="_Toc237172777"/>
       <w:r>
         <w:t>데이터</w:t>
       </w:r>
@@ -28723,6 +28169,7 @@
     </w:p>
     <w:p>
       <w:r>
+        <w:lastRenderedPageBreak/>
         <w:t>RowName, GameplayTag, DisplayName을 혼용하지 않는다. RowName = ItemId 검증을 Data Validation에 포함한다.</w:t>
       </w:r>
     </w:p>
@@ -28734,7 +28181,7 @@
           <w:numId w:val="10"/>
         </w:numPr>
       </w:pPr>
-      <w:bookmarkStart w:id="74" w:name="_Toc237090578"/>
+      <w:bookmarkStart w:id="74" w:name="_Toc237172778"/>
       <w:r>
         <w:t>주요</w:t>
       </w:r>
@@ -28954,7 +28401,6 @@
               <w:rPr>
                 <w:sz w:val="16"/>
               </w:rPr>
-              <w:lastRenderedPageBreak/>
               <w:t>EHeistTargetType</w:t>
             </w:r>
           </w:p>
@@ -29259,7 +28705,7 @@
           <w:numId w:val="10"/>
         </w:numPr>
       </w:pPr>
-      <w:bookmarkStart w:id="75" w:name="_Toc237090579"/>
+      <w:bookmarkStart w:id="75" w:name="_Toc237172779"/>
       <w:r>
         <w:t>DT_ItemMaster</w:t>
       </w:r>
@@ -30117,7 +29563,7 @@
           <w:numId w:val="10"/>
         </w:numPr>
       </w:pPr>
-      <w:bookmarkStart w:id="76" w:name="_Toc237090580"/>
+      <w:bookmarkStart w:id="76" w:name="_Toc237172780"/>
       <w:r>
         <w:t>DT_LootData</w:t>
       </w:r>
@@ -30136,8 +29582,9 @@
           <w:numId w:val="10"/>
         </w:numPr>
       </w:pPr>
-      <w:bookmarkStart w:id="77" w:name="_Toc237090581"/>
+      <w:bookmarkStart w:id="77" w:name="_Toc237172781"/>
       <w:r>
+        <w:lastRenderedPageBreak/>
         <w:t>DT_UsableItemData</w:t>
       </w:r>
       <w:bookmarkEnd w:id="77"/>
@@ -30449,7 +29896,7 @@
           <w:numId w:val="10"/>
         </w:numPr>
       </w:pPr>
-      <w:bookmarkStart w:id="78" w:name="_Toc237090582"/>
+      <w:bookmarkStart w:id="78" w:name="_Toc237172782"/>
       <w:r>
         <w:t>DT_SoundPingData</w:t>
       </w:r>
@@ -30658,7 +30105,6 @@
               <w:rPr>
                 <w:sz w:val="16"/>
               </w:rPr>
-              <w:lastRenderedPageBreak/>
               <w:t>Ping_Footstep_Walk</w:t>
             </w:r>
           </w:p>
@@ -31260,7 +30706,7 @@
           <w:numId w:val="10"/>
         </w:numPr>
       </w:pPr>
-      <w:bookmarkStart w:id="79" w:name="_Toc237090583"/>
+      <w:bookmarkStart w:id="79" w:name="_Toc237172783"/>
       <w:r>
         <w:t>DT_GuardData</w:t>
       </w:r>
@@ -31279,7 +30725,7 @@
           <w:numId w:val="10"/>
         </w:numPr>
       </w:pPr>
-      <w:bookmarkStart w:id="80" w:name="_Toc237090584"/>
+      <w:bookmarkStart w:id="80" w:name="_Toc237172784"/>
       <w:r>
         <w:t>DT_ArtifactData</w:t>
       </w:r>
@@ -31298,7 +30744,7 @@
           <w:numId w:val="10"/>
         </w:numPr>
       </w:pPr>
-      <w:bookmarkStart w:id="81" w:name="_Toc237090585"/>
+      <w:bookmarkStart w:id="81" w:name="_Toc237172785"/>
       <w:r>
         <w:t>DT_ForgeryTemplate</w:t>
       </w:r>
@@ -31317,8 +30763,9 @@
           <w:numId w:val="10"/>
         </w:numPr>
       </w:pPr>
-      <w:bookmarkStart w:id="82" w:name="_Toc237090586"/>
+      <w:bookmarkStart w:id="82" w:name="_Toc237172786"/>
       <w:r>
+        <w:lastRenderedPageBreak/>
         <w:t>기타</w:t>
       </w:r>
       <w:r>
@@ -31817,7 +31264,6 @@
               <w:rPr>
                 <w:sz w:val="16"/>
               </w:rPr>
-              <w:lastRenderedPageBreak/>
               <w:t>Map Blueprint Defaults / Lobby Config</w:t>
             </w:r>
           </w:p>
@@ -31854,7 +31300,7 @@
           <w:numId w:val="10"/>
         </w:numPr>
       </w:pPr>
-      <w:bookmarkStart w:id="83" w:name="_Toc237090587"/>
+      <w:bookmarkStart w:id="83" w:name="_Toc237172787"/>
       <w:r>
         <w:t xml:space="preserve">Runtime </w:t>
       </w:r>
@@ -32304,7 +31750,7 @@
           <w:numId w:val="10"/>
         </w:numPr>
       </w:pPr>
-      <w:bookmarkStart w:id="84" w:name="_Toc237090588"/>
+      <w:bookmarkStart w:id="84" w:name="_Toc237172788"/>
       <w:r>
         <w:t>Validation</w:t>
       </w:r>
@@ -32402,8 +31848,9 @@
           <w:numId w:val="10"/>
         </w:numPr>
       </w:pPr>
-      <w:bookmarkStart w:id="85" w:name="_Toc237090589"/>
+      <w:bookmarkStart w:id="85" w:name="_Toc237172789"/>
       <w:r>
+        <w:lastRenderedPageBreak/>
         <w:t>최소</w:t>
       </w:r>
       <w:r>
@@ -32440,7 +31887,7 @@
           <w:numId w:val="10"/>
         </w:numPr>
       </w:pPr>
-      <w:bookmarkStart w:id="86" w:name="_Toc237090590"/>
+      <w:bookmarkStart w:id="86" w:name="_Toc237172790"/>
       <w:r>
         <w:t>최소</w:t>
       </w:r>
@@ -32857,7 +32304,6 @@
               <w:rPr>
                 <w:sz w:val="16"/>
               </w:rPr>
-              <w:lastRenderedPageBreak/>
               <w:t>VFX</w:t>
             </w:r>
           </w:p>
@@ -32934,7 +32380,7 @@
           <w:numId w:val="10"/>
         </w:numPr>
       </w:pPr>
-      <w:bookmarkStart w:id="87" w:name="_Toc237090591"/>
+      <w:bookmarkStart w:id="87" w:name="_Toc237172791"/>
       <w:r>
         <w:t>시스템</w:t>
       </w:r>
@@ -33199,43 +32645,7 @@
           </w:tcPr>
           <w:p>
             <w:r>
-              <w:t>Owner-only, 20~45</w:t>
-            </w:r>
-            <w:r>
-              <w:t>초</w:t>
-            </w:r>
-            <w:r>
-              <w:t xml:space="preserve">, </w:t>
-            </w:r>
-            <w:r>
-              <w:t>서버</w:t>
-            </w:r>
-            <w:r>
-              <w:t xml:space="preserve"> OpenCV, Submit </w:t>
-            </w:r>
-            <w:r>
-              <w:t>즉시</w:t>
-            </w:r>
-            <w:r>
-              <w:t xml:space="preserve"> Gameplay </w:t>
-            </w:r>
-            <w:r>
-              <w:t>복귀</w:t>
-            </w:r>
-            <w:r>
-              <w:t xml:space="preserve">, </w:t>
-            </w:r>
-            <w:r>
-              <w:t>재접근</w:t>
-            </w:r>
-            <w:r>
-              <w:t xml:space="preserve"> ReplicaReady E/R </w:t>
-            </w:r>
-            <w:r>
-              <w:t>분기</w:t>
-            </w:r>
-            <w:r>
-              <w:t>, Atomic Swap+Grid Add, ReplicaSwap Guard Noise, Cleanup</w:t>
+              <w:t>Owner-only, 20~45초, 서버 OpenCV, 70점 승인 Gate, 공통 UI Shell, 승인 Submit 즉시 Gameplay 복귀, 기준 미달 Session 유지, Timeout 폐기+근처 Guard 1회, 재접근 ReplicaReady E/R, Atomic Swap+Grid Add, ReplicaSwap Guard Noise, Cleanup</w:t>
             </w:r>
           </w:p>
         </w:tc>
@@ -33269,7 +32679,7 @@
           </w:tcPr>
           <w:p>
             <w:r>
-              <w:t>Owner-only, 25~35초, 서버 Part/Socket/Orientation, BP_ObjectDisplayCase 단일 Shell, Data 기반 Original/Replica 재구성, Original 회수·Deposit, Compact Replica, Cleanup</w:t>
+              <w:t>Owner-only, 25~35초, 서버 Part/Socket/Orientation, 70점 승인 Gate, Surface와 공통 UI Shell, 기준 미달 Session 유지, Timeout 폐기+근처 Guard 1회, BP_ObjectDisplayCase 단일 Shell, Data 기반 Original/Replica 재구성, Original 회수·Deposit, Compact Replica, Cleanup</w:t>
             </w:r>
           </w:p>
         </w:tc>
@@ -33448,8 +32858,9 @@
           <w:numId w:val="10"/>
         </w:numPr>
       </w:pPr>
-      <w:bookmarkStart w:id="88" w:name="_Toc237090592"/>
+      <w:bookmarkStart w:id="88" w:name="_Toc237172792"/>
       <w:r>
+        <w:lastRenderedPageBreak/>
         <w:t>Contract Run Runtime Contracts</w:t>
       </w:r>
       <w:bookmarkEnd w:id="88"/>
@@ -33462,7 +32873,7 @@
           <w:numId w:val="10"/>
         </w:numPr>
       </w:pPr>
-      <w:bookmarkStart w:id="89" w:name="_Toc237090593"/>
+      <w:bookmarkStart w:id="89" w:name="_Toc237172793"/>
       <w:r>
         <w:t>Contract Snapshot</w:t>
       </w:r>
@@ -33931,7 +33342,7 @@
           <w:numId w:val="10"/>
         </w:numPr>
       </w:pPr>
-      <w:bookmarkStart w:id="90" w:name="_Toc237090594"/>
+      <w:bookmarkStart w:id="90" w:name="_Toc237172794"/>
       <w:r>
         <w:t>Exhibit Assignment Snapshot</w:t>
       </w:r>
@@ -34091,7 +33502,6 @@
               <w:pStyle w:val="TableText"/>
             </w:pPr>
             <w:r>
-              <w:lastRenderedPageBreak/>
               <w:t>ForgeryType</w:t>
             </w:r>
           </w:p>
@@ -34241,9 +33651,9 @@
           <w:numId w:val="10"/>
         </w:numPr>
       </w:pPr>
-      <w:bookmarkStart w:id="91" w:name="_Toc237090595"/>
+      <w:bookmarkStart w:id="91" w:name="_Toc237172795"/>
       <w:r>
-        <w:t>Forgery / Assembly Timer and Auto Submit</w:t>
+        <w:t>Forgery / Assembly Timer and Timeout Handling</w:t>
       </w:r>
       <w:bookmarkEnd w:id="91"/>
     </w:p>
@@ -34358,15 +33768,7 @@
             <w:vAlign w:val="center"/>
           </w:tcPr>
           <w:p>
-            <w:pPr>
-              <w:pStyle w:val="TableText"/>
-              <w:jc w:val="center"/>
-            </w:pPr>
-            <w:r>
-              <w:rPr>
-                <w:b/>
-                <w:color w:val="17365D"/>
-              </w:rPr>
+            <w:r>
               <w:t>Timeout</w:t>
             </w:r>
           </w:p>
@@ -34425,11 +33827,8 @@
             <w:vAlign w:val="center"/>
           </w:tcPr>
           <w:p>
-            <w:pPr>
-              <w:pStyle w:val="TableText"/>
-            </w:pPr>
-            <w:r>
-              <w:t>유효 Stroke 존재: Auto Submit / 없음: Cancel</w:t>
+            <w:r>
+              <w:t>작업 폐기 / Replica 없음 / 근처 Guard 한 명 1회 조사 / Alert unchanged</w:t>
             </w:r>
           </w:p>
         </w:tc>
@@ -34449,6 +33848,7 @@
               <w:pStyle w:val="TableText"/>
             </w:pPr>
             <w:r>
+              <w:lastRenderedPageBreak/>
               <w:t>Object Assembly</w:t>
             </w:r>
           </w:p>
@@ -34487,11 +33887,8 @@
             <w:vAlign w:val="center"/>
           </w:tcPr>
           <w:p>
-            <w:pPr>
-              <w:pStyle w:val="TableText"/>
-            </w:pPr>
-            <w:r>
-              <w:t>유효 Part 배치 존재: Auto Submit / 없음: Cancel</w:t>
+            <w:r>
+              <w:t>작업 폐기 / Replica 없음 / 근처 Guard 한 명 1회 조사 / Alert unchanged</w:t>
             </w:r>
           </w:p>
         </w:tc>
@@ -34523,7 +33920,7 @@
         </w:numPr>
       </w:pPr>
       <w:r>
-        <w:t>Client는 최종 Quality를 전송하지 않는다. 서버 Evaluator 결과만 확정값이다.</w:t>
+        <w:t>Client는 예상 Quality로 Submit 활성 여부만 안내하며 최종 Quality를 전송하지 않는다. 서버 Evaluator 결과만 확정값이고 70점 이상일 때만 ReplicaReady를 승인한다.</w:t>
       </w:r>
     </w:p>
     <w:p>
@@ -34535,7 +33932,7 @@
         </w:numPr>
       </w:pPr>
       <w:r>
-        <w:t>Cancel/Timeout/Arrest/Disconnect/EndPlay/Match End에서 Case Session Lock을 해제한다.</w:t>
+        <w:t>Cancel/Timeout/Arrest/Disconnect/EndPlay/Match End에서 Case Session Lock을 해제한다. Timeout은 Surface Stroke/Object Entry와 Preview를 폐기하고 Replica를 생성하지 않으며, Case 반경 ForgeryTimeoutInvestigationRadius 안의 Patrol/ReturnToPatrol Guard 중 가장 가까운 한 명에게 한 번만 InvestigateNoise를 요청한다. Timeout 자체는 Alert를 변경하지 않는다.</w:t>
       </w:r>
     </w:p>
     <w:p>
@@ -34546,7 +33943,7 @@
           <w:numId w:val="10"/>
         </w:numPr>
       </w:pPr>
-      <w:bookmarkStart w:id="92" w:name="_Toc237090596"/>
+      <w:bookmarkStart w:id="92" w:name="_Toc237172796"/>
       <w:r>
         <w:t>Locomotion, Weight and Footstep</w:t>
       </w:r>
@@ -34838,7 +34235,7 @@
           <w:numId w:val="10"/>
         </w:numPr>
       </w:pPr>
-      <w:bookmarkStart w:id="93" w:name="_Toc237090597"/>
+      <w:bookmarkStart w:id="93" w:name="_Toc237172797"/>
       <w:r>
         <w:t>Identity, Nameplate and Team Status</w:t>
       </w:r>
@@ -35005,7 +34402,6 @@
               <w:pStyle w:val="TableText"/>
             </w:pPr>
             <w:r>
-              <w:lastRenderedPageBreak/>
               <w:t>Character / Component</w:t>
             </w:r>
           </w:p>
@@ -35114,6 +34510,7 @@
         </w:numPr>
       </w:pPr>
       <w:r>
+        <w:lastRenderedPageBreak/>
         <w:t>Local Owning Player의 Nameplate는 숨기고 Remote Player는 2~2,500cm에서 표시하며 원거리 Fade를 적용한다.</w:t>
       </w:r>
     </w:p>
@@ -35137,7 +34534,7 @@
           <w:numId w:val="10"/>
         </w:numPr>
       </w:pPr>
-      <w:bookmarkStart w:id="94" w:name="_Toc237090598"/>
+      <w:bookmarkStart w:id="94" w:name="_Toc237172798"/>
       <w:r>
         <w:t>Floor Plan Projection and Information Policy</w:t>
       </w:r>
@@ -35442,7 +34839,7 @@
           <w:numId w:val="10"/>
         </w:numPr>
       </w:pPr>
-      <w:bookmarkStart w:id="95" w:name="_Toc237090599"/>
+      <w:bookmarkStart w:id="95" w:name="_Toc237172799"/>
       <w:r>
         <w:t>Drop, Recovery, Deposit and Outcome</w:t>
       </w:r>
@@ -35520,7 +34917,6 @@
         </w:numPr>
       </w:pPr>
       <w:r>
-        <w:lastRenderedPageBreak/>
         <w:t>먼저 Escaped한 Player는 다시 Gameplay State로 돌아오지 않으며 Team Status에서 관찰만 한다.</w:t>
       </w:r>
     </w:p>
@@ -35544,7 +34940,7 @@
           <w:numId w:val="10"/>
         </w:numPr>
       </w:pPr>
-      <w:bookmarkStart w:id="96" w:name="_Toc237090600"/>
+      <w:bookmarkStart w:id="96" w:name="_Toc237172800"/>
       <w:r>
         <w:t>Greed Decision Telemetry Contract</w:t>
       </w:r>
@@ -35589,6 +34985,7 @@
               <w:rPr>
                 <w:rFonts w:ascii="Consolas" w:eastAsia="Consolas" w:hAnsi="Consolas" w:cs="Consolas"/>
               </w:rPr>
+              <w:lastRenderedPageBreak/>
               <w:t>DecisionScore=0.40×Gain+0.25×Survival+0.20×Extraction−0.10×Alert−0.05×RecoveryRisk</w:t>
             </w:r>
           </w:p>
@@ -36114,7 +35511,7 @@
           <w:numId w:val="10"/>
         </w:numPr>
       </w:pPr>
-      <w:bookmarkStart w:id="97" w:name="_Toc237090601"/>
+      <w:bookmarkStart w:id="97" w:name="_Toc237172801"/>
       <w:r>
         <w:t xml:space="preserve">Contract DataTable, DataAsset </w:t>
       </w:r>
@@ -36134,7 +35531,7 @@
           <w:numId w:val="10"/>
         </w:numPr>
       </w:pPr>
-      <w:bookmarkStart w:id="98" w:name="_Toc237090602"/>
+      <w:bookmarkStart w:id="98" w:name="_Toc237172802"/>
       <w:r>
         <w:t>Data Ownership</w:t>
       </w:r>
@@ -36148,10 +35545,10 @@
     <w:tbl>
       <w:tblPr>
         <w:tblStyle w:val="af9"/>
-        <w:tblW w:type="dxa" w:w="9866"/>
+        <w:tblW w:w="9866" w:type="dxa"/>
+        <w:tblInd w:w="120" w:type="dxa"/>
         <w:tblLayout w:type="fixed"/>
-        <w:tblLook w:firstColumn="1" w:firstRow="1" w:lastColumn="0" w:lastRow="0" w:noHBand="0" w:noVBand="1" w:val="04A0"/>
-        <w:tblInd w:type="dxa" w:w="120"/>
+        <w:tblLook w:val="04A0" w:firstRow="1" w:lastRow="0" w:firstColumn="1" w:lastColumn="0" w:noHBand="0" w:noVBand="1"/>
       </w:tblPr>
       <w:tblGrid>
         <w:gridCol w:w="2200"/>
@@ -36161,19 +35558,16 @@
       <w:tr>
         <w:tc>
           <w:tcPr>
-            <w:tcW w:type="dxa" w:w="2200"/>
-            <w:vAlign w:val="center"/>
+            <w:tcW w:w="2200" w:type="dxa"/>
             <w:tcMar>
               <w:top w:w="80" w:type="dxa"/>
               <w:left w:w="120" w:type="dxa"/>
               <w:bottom w:w="80" w:type="dxa"/>
               <w:right w:w="120" w:type="dxa"/>
             </w:tcMar>
-          </w:tcPr>
-          <w:p>
-            <w:pPr>
-              <w:jc w:val="left"/>
-            </w:pPr>
+            <w:vAlign w:val="center"/>
+          </w:tcPr>
+          <w:p>
             <w:r>
               <w:rPr>
                 <w:b/>
@@ -36184,14 +35578,14 @@
         </w:tc>
         <w:tc>
           <w:tcPr>
-            <w:tcW w:type="dxa" w:w="3200"/>
-            <w:vAlign w:val="center"/>
+            <w:tcW w:w="3200" w:type="dxa"/>
             <w:tcMar>
               <w:top w:w="80" w:type="dxa"/>
               <w:left w:w="120" w:type="dxa"/>
               <w:bottom w:w="80" w:type="dxa"/>
               <w:right w:w="120" w:type="dxa"/>
             </w:tcMar>
+            <w:vAlign w:val="center"/>
           </w:tcPr>
           <w:p>
             <w:pPr>
@@ -36207,19 +35601,16 @@
         </w:tc>
         <w:tc>
           <w:tcPr>
-            <w:tcW w:type="dxa" w:w="4466"/>
-            <w:vAlign w:val="center"/>
+            <w:tcW w:w="4466" w:type="dxa"/>
             <w:tcMar>
               <w:top w:w="80" w:type="dxa"/>
               <w:left w:w="120" w:type="dxa"/>
               <w:bottom w:w="80" w:type="dxa"/>
               <w:right w:w="120" w:type="dxa"/>
             </w:tcMar>
-          </w:tcPr>
-          <w:p>
-            <w:pPr>
-              <w:jc w:val="left"/>
-            </w:pPr>
+            <w:vAlign w:val="center"/>
+          </w:tcPr>
+          <w:p>
             <w:r>
               <w:rPr>
                 <w:b/>
@@ -36232,19 +35623,16 @@
       <w:tr>
         <w:tc>
           <w:tcPr>
-            <w:tcW w:type="dxa" w:w="2200"/>
-            <w:vAlign w:val="center"/>
+            <w:tcW w:w="2200" w:type="dxa"/>
             <w:tcMar>
               <w:top w:w="80" w:type="dxa"/>
               <w:left w:w="120" w:type="dxa"/>
               <w:bottom w:w="80" w:type="dxa"/>
               <w:right w:w="120" w:type="dxa"/>
             </w:tcMar>
-          </w:tcPr>
-          <w:p>
-            <w:pPr>
-              <w:jc w:val="left"/>
-            </w:pPr>
+            <w:vAlign w:val="center"/>
+          </w:tcPr>
+          <w:p>
             <w:r>
               <w:t>Loose Loot World Pickup</w:t>
             </w:r>
@@ -36252,14 +35640,14 @@
         </w:tc>
         <w:tc>
           <w:tcPr>
-            <w:tcW w:type="dxa" w:w="3200"/>
-            <w:vAlign w:val="center"/>
+            <w:tcW w:w="3200" w:type="dxa"/>
             <w:tcMar>
               <w:top w:w="80" w:type="dxa"/>
               <w:left w:w="120" w:type="dxa"/>
               <w:bottom w:w="80" w:type="dxa"/>
               <w:right w:w="120" w:type="dxa"/>
             </w:tcMar>
+            <w:vAlign w:val="center"/>
           </w:tcPr>
           <w:p>
             <w:pPr>
@@ -36272,19 +35660,16 @@
         </w:tc>
         <w:tc>
           <w:tcPr>
-            <w:tcW w:type="dxa" w:w="4466"/>
-            <w:vAlign w:val="center"/>
+            <w:tcW w:w="4466" w:type="dxa"/>
             <w:tcMar>
               <w:top w:w="80" w:type="dxa"/>
               <w:left w:w="120" w:type="dxa"/>
               <w:bottom w:w="80" w:type="dxa"/>
               <w:right w:w="120" w:type="dxa"/>
             </w:tcMar>
-          </w:tcPr>
-          <w:p>
-            <w:pPr>
-              <w:jc w:val="left"/>
-            </w:pPr>
+            <w:vAlign w:val="center"/>
+          </w:tcPr>
+          <w:p>
             <w:r>
               <w:t>ItemId → DT_ItemData + DT_LootData Mesh/Material/Visual Transform</w:t>
             </w:r>
@@ -36294,19 +35679,16 @@
       <w:tr>
         <w:tc>
           <w:tcPr>
-            <w:tcW w:type="dxa" w:w="2200"/>
-            <w:vAlign w:val="center"/>
+            <w:tcW w:w="2200" w:type="dxa"/>
             <w:tcMar>
               <w:top w:w="80" w:type="dxa"/>
               <w:left w:w="120" w:type="dxa"/>
               <w:bottom w:w="80" w:type="dxa"/>
               <w:right w:w="120" w:type="dxa"/>
             </w:tcMar>
-          </w:tcPr>
-          <w:p>
-            <w:pPr>
-              <w:jc w:val="left"/>
-            </w:pPr>
+            <w:vAlign w:val="center"/>
+          </w:tcPr>
+          <w:p>
             <w:r>
               <w:t>Dropped Original Recovery</w:t>
             </w:r>
@@ -36314,14 +35696,14 @@
         </w:tc>
         <w:tc>
           <w:tcPr>
-            <w:tcW w:type="dxa" w:w="3200"/>
-            <w:vAlign w:val="center"/>
+            <w:tcW w:w="3200" w:type="dxa"/>
             <w:tcMar>
               <w:top w:w="80" w:type="dxa"/>
               <w:left w:w="120" w:type="dxa"/>
               <w:bottom w:w="80" w:type="dxa"/>
               <w:right w:w="120" w:type="dxa"/>
             </w:tcMar>
+            <w:vAlign w:val="center"/>
           </w:tcPr>
           <w:p>
             <w:pPr>
@@ -36334,19 +35716,16 @@
         </w:tc>
         <w:tc>
           <w:tcPr>
-            <w:tcW w:type="dxa" w:w="4466"/>
-            <w:vAlign w:val="center"/>
+            <w:tcW w:w="4466" w:type="dxa"/>
             <w:tcMar>
               <w:top w:w="80" w:type="dxa"/>
               <w:left w:w="120" w:type="dxa"/>
               <w:bottom w:w="80" w:type="dxa"/>
               <w:right w:w="120" w:type="dxa"/>
             </w:tcMar>
-          </w:tcPr>
-          <w:p>
-            <w:pPr>
-              <w:jc w:val="left"/>
-            </w:pPr>
+            <w:vAlign w:val="center"/>
+          </w:tcPr>
+          <w:p>
             <w:r>
               <w:t>Replicated ArtifactId → Artifact/Original Visual Data</w:t>
             </w:r>
@@ -36356,19 +35735,16 @@
       <w:tr>
         <w:tc>
           <w:tcPr>
-            <w:tcW w:type="dxa" w:w="2200"/>
-            <w:vAlign w:val="center"/>
+            <w:tcW w:w="2200" w:type="dxa"/>
             <w:tcMar>
               <w:top w:w="80" w:type="dxa"/>
               <w:left w:w="120" w:type="dxa"/>
               <w:bottom w:w="80" w:type="dxa"/>
               <w:right w:w="120" w:type="dxa"/>
             </w:tcMar>
-          </w:tcPr>
-          <w:p>
-            <w:pPr>
-              <w:jc w:val="left"/>
-            </w:pPr>
+            <w:vAlign w:val="center"/>
+          </w:tcPr>
+          <w:p>
             <w:r>
               <w:t>Painting Display Case</w:t>
             </w:r>
@@ -36376,14 +35752,14 @@
         </w:tc>
         <w:tc>
           <w:tcPr>
-            <w:tcW w:type="dxa" w:w="3200"/>
-            <w:vAlign w:val="center"/>
+            <w:tcW w:w="3200" w:type="dxa"/>
             <w:tcMar>
               <w:top w:w="80" w:type="dxa"/>
               <w:left w:w="120" w:type="dxa"/>
               <w:bottom w:w="80" w:type="dxa"/>
               <w:right w:w="120" w:type="dxa"/>
             </w:tcMar>
+            <w:vAlign w:val="center"/>
           </w:tcPr>
           <w:p>
             <w:pPr>
@@ -36396,19 +35772,16 @@
         </w:tc>
         <w:tc>
           <w:tcPr>
-            <w:tcW w:type="dxa" w:w="4466"/>
-            <w:vAlign w:val="center"/>
+            <w:tcW w:w="4466" w:type="dxa"/>
             <w:tcMar>
               <w:top w:w="80" w:type="dxa"/>
               <w:left w:w="120" w:type="dxa"/>
               <w:bottom w:w="80" w:type="dxa"/>
               <w:right w:w="120" w:type="dxa"/>
             </w:tcMar>
-          </w:tcPr>
-          <w:p>
-            <w:pPr>
-              <w:jc w:val="left"/>
-            </w:pPr>
+            <w:vAlign w:val="center"/>
+          </w:tcPr>
+          <w:p>
             <w:r>
               <w:t>CaseId/ArtifactId → DT_ArtifactData + DT_ForgeryTemplate</w:t>
             </w:r>
@@ -36418,19 +35791,16 @@
       <w:tr>
         <w:tc>
           <w:tcPr>
-            <w:tcW w:type="dxa" w:w="2200"/>
-            <w:vAlign w:val="center"/>
+            <w:tcW w:w="2200" w:type="dxa"/>
             <w:tcMar>
               <w:top w:w="80" w:type="dxa"/>
               <w:left w:w="120" w:type="dxa"/>
               <w:bottom w:w="80" w:type="dxa"/>
               <w:right w:w="120" w:type="dxa"/>
             </w:tcMar>
-          </w:tcPr>
-          <w:p>
-            <w:pPr>
-              <w:jc w:val="left"/>
-            </w:pPr>
+            <w:vAlign w:val="center"/>
+          </w:tcPr>
+          <w:p>
             <w:r>
               <w:t>Object Assembly Display Case</w:t>
             </w:r>
@@ -36438,14 +35808,14 @@
         </w:tc>
         <w:tc>
           <w:tcPr>
-            <w:tcW w:type="dxa" w:w="3200"/>
-            <w:vAlign w:val="center"/>
+            <w:tcW w:w="3200" w:type="dxa"/>
             <w:tcMar>
               <w:top w:w="80" w:type="dxa"/>
               <w:left w:w="120" w:type="dxa"/>
               <w:bottom w:w="80" w:type="dxa"/>
               <w:right w:w="120" w:type="dxa"/>
             </w:tcMar>
+            <w:vAlign w:val="center"/>
           </w:tcPr>
           <w:p>
             <w:pPr>
@@ -36458,19 +35828,16 @@
         </w:tc>
         <w:tc>
           <w:tcPr>
-            <w:tcW w:type="dxa" w:w="4466"/>
-            <w:vAlign w:val="center"/>
+            <w:tcW w:w="4466" w:type="dxa"/>
             <w:tcMar>
               <w:top w:w="80" w:type="dxa"/>
               <w:left w:w="120" w:type="dxa"/>
               <w:bottom w:w="80" w:type="dxa"/>
               <w:right w:w="120" w:type="dxa"/>
             </w:tcMar>
-          </w:tcPr>
-          <w:p>
-            <w:pPr>
-              <w:jc w:val="left"/>
-            </w:pPr>
+            <w:vAlign w:val="center"/>
+          </w:tcPr>
+          <w:p>
             <w:r>
               <w:t>CaseId/ArtifactId → Object Template + Part Mesh/Material Data</w:t>
             </w:r>
@@ -36480,19 +35847,16 @@
       <w:tr>
         <w:tc>
           <w:tcPr>
-            <w:tcW w:type="dxa" w:w="2200"/>
-            <w:vAlign w:val="center"/>
+            <w:tcW w:w="2200" w:type="dxa"/>
             <w:tcMar>
               <w:top w:w="80" w:type="dxa"/>
               <w:left w:w="120" w:type="dxa"/>
               <w:bottom w:w="80" w:type="dxa"/>
               <w:right w:w="120" w:type="dxa"/>
             </w:tcMar>
-          </w:tcPr>
-          <w:p>
-            <w:pPr>
-              <w:jc w:val="left"/>
-            </w:pPr>
+            <w:vAlign w:val="center"/>
+          </w:tcPr>
+          <w:p>
             <w:r>
               <w:t>Shared Extraction</w:t>
             </w:r>
@@ -36500,14 +35864,14 @@
         </w:tc>
         <w:tc>
           <w:tcPr>
-            <w:tcW w:type="dxa" w:w="3200"/>
-            <w:vAlign w:val="center"/>
+            <w:tcW w:w="3200" w:type="dxa"/>
             <w:tcMar>
               <w:top w:w="80" w:type="dxa"/>
               <w:left w:w="120" w:type="dxa"/>
               <w:bottom w:w="80" w:type="dxa"/>
               <w:right w:w="120" w:type="dxa"/>
             </w:tcMar>
+            <w:vAlign w:val="center"/>
           </w:tcPr>
           <w:p>
             <w:pPr>
@@ -36520,19 +35884,16 @@
         </w:tc>
         <w:tc>
           <w:tcPr>
-            <w:tcW w:type="dxa" w:w="4466"/>
-            <w:vAlign w:val="center"/>
+            <w:tcW w:w="4466" w:type="dxa"/>
             <w:tcMar>
               <w:top w:w="80" w:type="dxa"/>
               <w:left w:w="120" w:type="dxa"/>
               <w:bottom w:w="80" w:type="dxa"/>
               <w:right w:w="120" w:type="dxa"/>
             </w:tcMar>
-          </w:tcPr>
-          <w:p>
-            <w:pPr>
-              <w:jc w:val="left"/>
-            </w:pPr>
+            <w:vAlign w:val="center"/>
+          </w:tcPr>
+          <w:p>
             <w:r>
               <w:t>Map Instance Identity + common Vent Presentation</w:t>
             </w:r>
@@ -36542,19 +35903,16 @@
       <w:tr>
         <w:tc>
           <w:tcPr>
-            <w:tcW w:type="dxa" w:w="2200"/>
-            <w:vAlign w:val="center"/>
+            <w:tcW w:w="2200" w:type="dxa"/>
             <w:tcMar>
               <w:top w:w="80" w:type="dxa"/>
               <w:left w:w="120" w:type="dxa"/>
               <w:bottom w:w="80" w:type="dxa"/>
               <w:right w:w="120" w:type="dxa"/>
             </w:tcMar>
-          </w:tcPr>
-          <w:p>
-            <w:pPr>
-              <w:jc w:val="left"/>
-            </w:pPr>
+            <w:vAlign w:val="center"/>
+          </w:tcPr>
+          <w:p>
             <w:r>
               <w:t>Loot Spawn Point</w:t>
             </w:r>
@@ -36562,40 +35920,42 @@
         </w:tc>
         <w:tc>
           <w:tcPr>
-            <w:tcW w:type="dxa" w:w="3200"/>
-            <w:vAlign w:val="center"/>
+            <w:tcW w:w="3200" w:type="dxa"/>
             <w:tcMar>
               <w:top w:w="80" w:type="dxa"/>
               <w:left w:w="120" w:type="dxa"/>
               <w:bottom w:w="80" w:type="dxa"/>
               <w:right w:w="120" w:type="dxa"/>
             </w:tcMar>
+            <w:vAlign w:val="center"/>
           </w:tcPr>
           <w:p>
             <w:pPr>
               <w:jc w:val="center"/>
             </w:pPr>
             <w:r>
-              <w:t>AHeistLootSpawnPoint / BP_LootSpawnPoint</w:t>
-            </w:r>
-          </w:p>
-        </w:tc>
-        <w:tc>
-          <w:tcPr>
-            <w:tcW w:type="dxa" w:w="4466"/>
-            <w:vAlign w:val="center"/>
+              <w:t xml:space="preserve">AHeistLootSpawnPoint / </w:t>
+            </w:r>
+            <w:r>
+              <w:lastRenderedPageBreak/>
+              <w:t>BP_LootSpawnPoint</w:t>
+            </w:r>
+          </w:p>
+        </w:tc>
+        <w:tc>
+          <w:tcPr>
+            <w:tcW w:w="4466" w:type="dxa"/>
             <w:tcMar>
               <w:top w:w="80" w:type="dxa"/>
               <w:left w:w="120" w:type="dxa"/>
               <w:bottom w:w="80" w:type="dxa"/>
               <w:right w:w="120" w:type="dxa"/>
             </w:tcMar>
-          </w:tcPr>
-          <w:p>
-            <w:pPr>
-              <w:jc w:val="left"/>
-            </w:pPr>
-            <w:r>
+            <w:vAlign w:val="center"/>
+          </w:tcPr>
+          <w:p>
+            <w:r>
+              <w:lastRenderedPageBreak/>
               <w:t>Spawn Category/Zone/Transform</w:t>
             </w:r>
           </w:p>
@@ -36886,7 +36246,7 @@
           </w:tcPr>
           <w:p>
             <w:r>
-              <w:t>ArtifactId, Family, Value, Weight, ForgeryType, TemplateId. Actor Class 없음.</w:t>
+              <w:t>ArtifactId, Family, Value, Weight, ForgeryType, TemplateId, MinimumForgeryScore(0.70~1.0). Actor Class 없음.</w:t>
             </w:r>
           </w:p>
         </w:tc>
@@ -36897,7 +36257,7 @@
           </w:tcPr>
           <w:p>
             <w:r>
-              <w:t>Value&gt;0, Case/Family/Template 호환, Presentation Data 해석 가능</w:t>
+              <w:t>Value&gt;0, MinimumForgeryScore&gt;=0.70, Case/Family/Template 호환, Presentation Data 해석 가능</w:t>
             </w:r>
           </w:p>
         </w:tc>
@@ -37017,9 +36377,12 @@
         </w:tc>
       </w:tr>
       <w:tr>
-        <w:tc>
-          <w:tcPr>
-            <w:tcW w:type="dxa" w:w="2137"/>
+        <w:trPr>
+          <w:jc w:val="center"/>
+        </w:trPr>
+        <w:tc>
+          <w:tcPr>
+            <w:tcW w:w="2137" w:type="dxa"/>
           </w:tcPr>
           <w:p>
             <w:r>
@@ -37029,7 +36392,7 @@
         </w:tc>
         <w:tc>
           <w:tcPr>
-            <w:tcW w:type="dxa" w:w="3617"/>
+            <w:tcW w:w="3617" w:type="dxa"/>
           </w:tcPr>
           <w:p>
             <w:r>
@@ -37039,7 +36402,7 @@
         </w:tc>
         <w:tc>
           <w:tcPr>
-            <w:tcW w:type="dxa" w:w="4110"/>
+            <w:tcW w:w="4110" w:type="dxa"/>
           </w:tcPr>
           <w:p>
             <w:r>
@@ -37164,7 +36527,7 @@
           <w:numId w:val="10"/>
         </w:numPr>
       </w:pPr>
-      <w:bookmarkStart w:id="99" w:name="_Toc237090603"/>
+      <w:bookmarkStart w:id="99" w:name="_Toc237172803"/>
       <w:r>
         <w:lastRenderedPageBreak/>
         <w:t>Contract Row Starting Example</w:t>
@@ -37685,7 +37048,7 @@
           <w:numId w:val="10"/>
         </w:numPr>
       </w:pPr>
-      <w:bookmarkStart w:id="100" w:name="_Toc237090604"/>
+      <w:bookmarkStart w:id="100" w:name="_Toc237172804"/>
       <w:r>
         <w:t>Runtime Snapshot and Replication</w:t>
       </w:r>
@@ -38082,7 +37445,7 @@
           <w:numId w:val="10"/>
         </w:numPr>
       </w:pPr>
-      <w:bookmarkStart w:id="101" w:name="_Toc237090605"/>
+      <w:bookmarkStart w:id="101" w:name="_Toc237172805"/>
       <w:r>
         <w:t>Data Validation Rules</w:t>
       </w:r>
@@ -38109,7 +37472,7 @@
         </w:numPr>
       </w:pPr>
       <w:r>
-        <w:t>Forgery Quality Field를 Contract Value 또는 Quota Field로 재사용하지 않는다.</w:t>
+        <w:t>Forgery Quality Field를 Contract Value 또는 Quota Field로 재사용하지 않는다. Artifact MinimumForgeryScore는 0.70~1.0만 유효하며 프로젝트 공통 하한 0.70보다 낮게 설정해도 런타임 승인 기준은 70점이다.</w:t>
       </w:r>
     </w:p>
     <w:p>
@@ -38164,7 +37527,7 @@
       <w:pPr>
         <w:pStyle w:val="AppendixHeading"/>
       </w:pPr>
-      <w:bookmarkStart w:id="102" w:name="_Toc237090606"/>
+      <w:bookmarkStart w:id="102" w:name="_Toc237172806"/>
       <w:r>
         <w:lastRenderedPageBreak/>
         <w:t>Appendix C — Comprehensive Definition of Done</w:t>
@@ -38386,7 +37749,7 @@
         <w:sz w:val="17"/>
       </w:rPr>
       <w:tab/>
-      <w:t>Rev 11</w:t>
+      <w:t>Rev 12</w:t>
     </w:r>
   </w:p>
 </w:hdr>

--- a/Museum_Heist_TDD.docx
+++ b/Museum_Heist_TDD.docx
@@ -18681,7 +18681,7 @@
         </w:numPr>
       </w:pPr>
       <w:r>
-        <w:t>Stroke Count, Point Count, 좌표 범위, Stroke별 BrushPresetIndex 배열 수와 허용 범위, Payload Size를 검증한다. 허용 Brush Preset은 Template 비율과 무관한 고정 정규화 지름 소 0.020 / 중 0.040 / 대 0.080 세 단계이며, 800×800 Drawing Surface 기준 16 / 32 / 64 px다. Brush Preset 변경은 이후 새로 시작하는 Stroke에만 적용하고 이미 그린 Stroke의 굵기는 유지하며 Eraser 반경에는 영향을 주지 않는다. Local Painter와 화면 Raster는 전송 Point Budget과 분리해 제한 없이 유지하고, Submit 시에만 로컬 데이터를 변경하지 않는 전송용 복사본을 단순화한다. 정규화 좌표는 X/Y를 각각 16-bit Unsigned Integer로 양자화해 uint32 하나에 Packing한다. Template Transport Point Budget은 Easy 4096, Medium 5120, Hard 6144이며 48 KiB Payload 검증을 유지한다. 일반 UI는 Point Budget과 Score Raster Resolution을 노출하지 않고 공통 설명, Quality 70 Required, Palette, Brush Size, 남은 시간과 예상 점수를 표시한다. Local Preview의 256×256 OpenCV 평가는 Pointer 입력 중 최대 1.25초 간격, Pointer Release 뒤 0.12초 기준으로 갱신하며 입력 Event마다 타이머를 다시 시작하지 않는다. Local Preview가 70 미만이면 Submit Button을 비활성화하지만, Submit 시 서버 권한 최종 평가는 항상 전체 256×256 경로를 사용한다.</w:t>
+        <w:t>Stroke Count, Point Count, 좌표 범위, Stroke별 BrushPresetIndex 배열 수와 허용 범위, Payload Size를 검증한다. 허용 Brush Preset은 Template 비율과 무관한 고정 정규화 지름 소 0.020 / 중 0.040 / 대 0.080 세 단계이며, 800×800 Drawing Surface 기준 16 / 32 / 64 px다. Brush Preset 변경은 이후 새로 시작하는 Stroke에만 적용하고 이미 그린 Stroke의 굵기는 유지하며 Eraser 반경에는 영향을 주지 않는다. Local Painter와 화면 Raster는 전송 Point Budget과 분리해 제한 없이 유지하고, Submit 시에만 로컬 데이터를 변경하지 않는 전송용 복사본을 단순화한다. 정규화 좌표는 X/Y를 각각 16-bit Unsigned Integer로 양자화해 uint32 하나에 Packing한다. Template Transport Point Budget은 Easy 4096, Medium 5120, Hard 6144이며 48 KiB Payload 검증을 유지한다. 일반 UI는 Point Budget과 Score Raster Resolution을 노출하지 않고 Palette, Brush Size, 남은 시간과 ‘예상 품질 {점수}/100 · 제출 가능 70+’ 단일 표시를 사용한다. 작업 방법 Instruction과 별도 Mode Status는 튜토리얼 및 통합 Footer가 담당한다. Local Preview의 256×256 OpenCV 평가는 Pointer 입력 중 최대 1.25초 간격, Pointer Release 뒤 0.12초 기준으로 갱신하며 입력 Event마다 타이머를 다시 시작하지 않는다. Local Preview가 70 미만이면 Submit Button을 비활성화하지만, Submit 시 서버 권한 최종 평가는 항상 전체 256×256 경로를 사용한다.</w:t>
       </w:r>
     </w:p>
     <w:p>
@@ -25045,7 +25045,7 @@
           </w:tcPr>
           <w:p>
             <w:r>
-              <w:t>Owner-only Full-Screen Part/Socket Preview</w:t>
+              <w:t>Owner-only Full-Screen 2D Part Tray / Assembly Canvas</w:t>
             </w:r>
           </w:p>
         </w:tc>
@@ -25567,7 +25567,7 @@
           </w:tcPr>
           <w:p>
             <w:r>
-              <w:t>공통 Title/Instruction/Quality 70 Required/Preview Score/RemainingTime/Submit/Cancel, Responsive Reference/Drawing Surface, Palette/Brush 소·중·대, Team/Alert 최소 정보. PointBudget과 Score Raster Resolution은 Debug Dump에서만 확인한다. 서버 Score 및 Replica Raster는 256×256을 사용한다. Brush 변경은 새 Stroke에만 적용한다. 별도 Result Container 없이 70점 이상 Submit 수락 후 Widget을 닫고 ReplicaReady E/R은 World HUD Prompt로 표시한다.</w:t>
+              <w:t>한글 공통 Title/예상 품질 {점수}/100·제출 가능 70+/RemainingTime/Submit/Cancel/통합 Footer. InstructionText와 ModeStatusText는 사용하지 않는다. Responsive Reference/Drawing Surface, Palette, 시각적 Brush 소·중·대. 작업 화면에는 별도 서버 점수, QualityRequirement, Alert Warning, Lockdown Countdown을 표시하지 않는다.</w:t>
             </w:r>
           </w:p>
         </w:tc>
@@ -25601,7 +25601,7 @@
           </w:tcPr>
           <w:p>
             <w:r>
-              <w:t>공통 Title/Instruction/Quality 70 Required/Preview Score/RemainingTime/Submit/Cancel, Template, Part/Socket/Orientation/Material, Validation. Surface와 같은 Button Label, Enter/Escape, Timer와 기준 미달 문구를 사용한다.</w:t>
+              <w:t>한글 공통 Shell + 2D Part Tray/Assembly Canvas Drag &amp; Drop. Original/Template Name/정답 실루엣/UViewport와 Part·Socket 순회 버튼을 표시하지 않는다. Drop은 가장 가까운 호환 Socket Anchor로 양자화하고 Wheel 회전, 우클릭 제거, R Reset을 사용하며 중간 좌표는 복제하지 않는다.</w:t>
             </w:r>
           </w:p>
         </w:tc>
@@ -25754,7 +25754,7 @@
     </w:p>
     <w:p>
       <w:r>
-        <w:t>Surface Forgery와 Object Assembly WBP는 공통 순서로 Mode Title, 한 문장 Instruction, QUALITY 70 REQUIRED, Preview Score, Remaining Time, Submit, Cancel과 Team/Alert 최소 정보를 표시한다. Submit/Cancel Label, Enter/Escape 입력, Timer 표기와 기준 미달 상태 문구를 동일하게 사용하고, Palette/Brush/Erase와 Part/Socket/Orientation/Material 작업 영역만 모드별로 다르게 둔다. Surface Pointer 입력은 실제 Drawing Surface Geometry에서 정규화하고 화면 크기와 DPI가 달라도 표시 좌표와 일치해야 하며 서버 Score와 Replica Palette Raster는 256×256으로 정규화한다. 별도 Result Container를 만들지 않고 서버가 70점 이상 Submit을 수락하면 Widget을 닫으며 ReplicaReady E/R은 World HUD Prompt로 안내한다.</w:t>
+        <w:t>Surface Forgery와 Object Assembly WBP는 한글 중심으로 Mode Title, ‘예상 품질 {점수}/100 · 제출 가능 70+’ 단일 표시, Remaining Time, Submit, Cancel과 통합 하단 안내 순서를 공유한다. 별도 InstructionText와 ModeStatusText는 만들지 않는다. 별도 QualityRequirementText, 서버 점수, Template Name, Alert Warning과 Lockdown Countdown은 표시하지 않는다. 두 모드가 표시 중 Alert가 Quiet을 벗어나면 Widget은 서버 Cancel Request를 한 번만 보내고 복제된 Session 종료에 따라 닫으며 Gameplay Input을 복원한다. Surface 작업 영역은 Palette와 Drawing Content 안의 시각적 소/중/대 Brush 선택을 사용한다. Object Assembly는 Original/정답 실루엣과 UViewport Preview를 노출하지 않고 2D Part Tray와 Canvas Drag &amp; Drop을 사용한다. Drop 좌표는 가장 가까운 숨은 Socket Anchor로 양자화하고 회전은 승인된 Orientation Step만 사용하며, 중간 좌표는 복제하지 않고 Submit 시 기존 PartId/SocketId/QuantizedOrientation/MaterialId Payload만 전송한다. Surface Pointer 입력은 실제 Drawing Surface Geometry에서 정규화하고 서버 Score와 Replica Palette Raster는 256×256으로 정규화한다. 별도 Result Container를 만들지 않고 서버가 70점 이상 Submit을 수락하면 Widget을 닫으며 ReplicaReady E/R은 World HUD Prompt로 안내한다.</w:t>
       </w:r>
     </w:p>
     <w:p>
@@ -32679,7 +32679,7 @@
           </w:tcPr>
           <w:p>
             <w:r>
-              <w:t>Owner-only, 25~35초, 서버 Part/Socket/Orientation, 70점 승인 Gate, Surface와 공통 UI Shell, 기준 미달 Session 유지, Timeout 폐기+근처 Guard 1회, BP_ObjectDisplayCase 단일 Shell, Data 기반 Original/Replica 재구성, Original 회수·Deposit, Compact Replica, Cleanup</w:t>
+              <w:t>Owner-only, 25~35초, 기억 기반 2D Part Tray/Canvas Drag &amp; Drop, 숨은 Socket Anchor 양자화, 서버 Part/Socket/Orientation 70점 승인 Gate, 기준 미달 Session 유지, Timeout 폐기+근처 Guard 1회, Compact Payload 기반 3D Replica 재구성, Original 회수·Deposit, Cleanup</w:t>
             </w:r>
           </w:p>
         </w:tc>
@@ -33920,7 +33920,7 @@
         </w:numPr>
       </w:pPr>
       <w:r>
-        <w:t>Client는 예상 Quality로 Submit 활성 여부만 안내하며 최종 Quality를 전송하지 않는다. 서버 Evaluator 결과만 확정값이고 70점 이상일 때만 ReplicaReady를 승인한다.</w:t>
+        <w:t>Client는 ‘예상 품질’ 하나로 Submit 활성 여부만 안내하며 별도 서버 점수나 확정값을 표시·전송하지 않는다. 서버 Evaluator 결과만 확정값이고 70점 이상일 때만 ReplicaReady를 승인한다.</w:t>
       </w:r>
     </w:p>
     <w:p>

--- a/Museum_Heist_TDD.docx
+++ b/Museum_Heist_TDD.docx
@@ -101,7 +101,7 @@
           </w:tcPr>
           <w:p>
             <w:r>
-              <w:t>Rev 12 · 2026-08-09</w:t>
+              <w:t>Rev 13 · 2026-08-15</w:t>
             </w:r>
           </w:p>
         </w:tc>
@@ -25754,7 +25754,7 @@
     </w:p>
     <w:p>
       <w:r>
-        <w:t>Surface Forgery와 Object Assembly WBP는 한글 중심으로 Mode Title, ‘예상 품질 {점수}/100 · 제출 가능 70+’ 단일 표시, Remaining Time, Submit, Cancel과 통합 하단 안내 순서를 공유한다. 별도 InstructionText와 ModeStatusText는 만들지 않는다. 별도 QualityRequirementText, 서버 점수, Template Name, Alert Warning과 Lockdown Countdown은 표시하지 않는다. 두 모드가 표시 중 Alert가 Quiet을 벗어나면 Widget은 서버 Cancel Request를 한 번만 보내고 복제된 Session 종료에 따라 닫으며 Gameplay Input을 복원한다. Surface 작업 영역은 Palette와 Drawing Content 안의 시각적 소/중/대 Brush 선택을 사용한다. Object Assembly는 Original/정답 실루엣과 UViewport Preview를 노출하지 않고 2D Part Tray와 Canvas Drag &amp; Drop을 사용한다. Drop 좌표는 가장 가까운 숨은 Socket Anchor로 양자화하고 회전은 승인된 Orientation Step만 사용하며, 중간 좌표는 복제하지 않고 Submit 시 기존 PartId/SocketId/QuantizedOrientation/MaterialId Payload만 전송한다. Surface Pointer 입력은 실제 Drawing Surface Geometry에서 정규화하고 서버 Score와 Replica Palette Raster는 256×256으로 정규화한다. 별도 Result Container를 만들지 않고 서버가 70점 이상 Submit을 수락하면 Widget을 닫으며 ReplicaReady E/R은 World HUD Prompt로 안내한다.</w:t>
+        <w:t>Surface Forgery와 Object Assembly WBP는 한글 중심으로 Mode Title, ‘예상 품질 {점수}/100 · 제출 가능 70+’ 단일 표시, Remaining Time, Submit, Cancel과 통합 하단 안내 순서를 공유한다. 별도 InstructionText와 ModeStatusText는 만들지 않는다. 별도 QualityRequirementText, 서버 점수, Template Name, Alert Warning과 Lockdown Countdown은 표시하지 않는다. 두 모드가 표시 중 Suspicious/Searching에서는 Session을 유지한다. Alarmed/Lockdown 진입 시 AHeistGameMode가 활성 Session을 AlertDanger로 서버에서 먼저 취소하고 Widget은 별도 Cancel Request 없이 즉시 닫아 Gameplay Input을 복원한다. Alarmed/Lockdown 중 신규 Observation과 Session Begin은 서버가 거부하며 Case Lock을 남기지 않는다. Surface 작업 영역은 Palette와 Drawing Content 안의 시각적 소/중/대 Brush 선택을 사용한다. Object Assembly는 Original/정답 실루엣과 UViewport Preview를 노출하지 않고 2D Part Tray와 Canvas Drag &amp; Drop을 사용한다. Drop 좌표는 가장 가까운 숨은 Socket Anchor로 양자화하고 회전은 승인된 Orientation Step만 사용하며, 중간 좌표는 복제하지 않고 Submit 시 기존 PartId/SocketId/QuantizedOrientation/MaterialId Payload만 전송한다. Surface Pointer 입력은 실제 Drawing Surface Geometry에서 정규화하고 서버 Score와 Replica Palette Raster는 256×256으로 정규화한다. 별도 Result Container를 만들지 않고 서버가 70점 이상 Submit을 수락하면 Widget을 닫으며 ReplicaReady E/R은 World HUD Prompt로 안내한다.</w:t>
       </w:r>
     </w:p>
     <w:p>
@@ -37749,7 +37749,7 @@
         <w:sz w:val="17"/>
       </w:rPr>
       <w:tab/>
-      <w:t>Rev 12</w:t>
+      <w:t>Rev 13</w:t>
     </w:r>
   </w:p>
 </w:hdr>

--- a/Museum_Heist_TDD.docx
+++ b/Museum_Heist_TDD.docx
@@ -564,7 +564,7 @@
       <w:r>
         <w:fldChar w:fldCharType="separate"/>
       </w:r>
-      <w:hyperlink w:anchor="_Toc237172704" w:history="1">
+      <w:hyperlink w:anchor="_Toc237735155" w:history="1">
         <w:r>
           <w:rPr>
             <w:rStyle w:val="aff1"/>
@@ -591,7 +591,7 @@
             <w:noProof/>
             <w:webHidden/>
           </w:rPr>
-          <w:instrText xml:space="preserve"> PAGEREF _Toc237172704 \h </w:instrText>
+          <w:instrText xml:space="preserve"> PAGEREF _Toc237735155 \h </w:instrText>
         </w:r>
         <w:r>
           <w:rPr>
@@ -640,7 +640,7 @@
           <w14:ligatures w14:val="standardContextual"/>
         </w:rPr>
       </w:pPr>
-      <w:hyperlink w:anchor="_Toc237172705" w:history="1">
+      <w:hyperlink w:anchor="_Toc237735156" w:history="1">
         <w:r>
           <w:rPr>
             <w:rStyle w:val="aff1"/>
@@ -667,7 +667,7 @@
             <w:noProof/>
             <w:webHidden/>
           </w:rPr>
-          <w:instrText xml:space="preserve"> PAGEREF _Toc237172705 \h </w:instrText>
+          <w:instrText xml:space="preserve"> PAGEREF _Toc237735156 \h </w:instrText>
         </w:r>
         <w:r>
           <w:rPr>
@@ -716,7 +716,7 @@
           <w14:ligatures w14:val="standardContextual"/>
         </w:rPr>
       </w:pPr>
-      <w:hyperlink w:anchor="_Toc237172706" w:history="1">
+      <w:hyperlink w:anchor="_Toc237735157" w:history="1">
         <w:r>
           <w:rPr>
             <w:rStyle w:val="aff1"/>
@@ -743,7 +743,7 @@
             <w:noProof/>
             <w:webHidden/>
           </w:rPr>
-          <w:instrText xml:space="preserve"> PAGEREF _Toc237172706 \h </w:instrText>
+          <w:instrText xml:space="preserve"> PAGEREF _Toc237735157 \h </w:instrText>
         </w:r>
         <w:r>
           <w:rPr>
@@ -792,7 +792,7 @@
           <w14:ligatures w14:val="standardContextual"/>
         </w:rPr>
       </w:pPr>
-      <w:hyperlink w:anchor="_Toc237172707" w:history="1">
+      <w:hyperlink w:anchor="_Toc237735158" w:history="1">
         <w:r>
           <w:rPr>
             <w:rStyle w:val="aff1"/>
@@ -819,7 +819,7 @@
             <w:noProof/>
             <w:webHidden/>
           </w:rPr>
-          <w:instrText xml:space="preserve"> PAGEREF _Toc237172707 \h </w:instrText>
+          <w:instrText xml:space="preserve"> PAGEREF _Toc237735158 \h </w:instrText>
         </w:r>
         <w:r>
           <w:rPr>
@@ -868,7 +868,7 @@
           <w14:ligatures w14:val="standardContextual"/>
         </w:rPr>
       </w:pPr>
-      <w:hyperlink w:anchor="_Toc237172708" w:history="1">
+      <w:hyperlink w:anchor="_Toc237735159" w:history="1">
         <w:r>
           <w:rPr>
             <w:rStyle w:val="aff1"/>
@@ -895,7 +895,7 @@
             <w:noProof/>
             <w:webHidden/>
           </w:rPr>
-          <w:instrText xml:space="preserve"> PAGEREF _Toc237172708 \h </w:instrText>
+          <w:instrText xml:space="preserve"> PAGEREF _Toc237735159 \h </w:instrText>
         </w:r>
         <w:r>
           <w:rPr>
@@ -944,7 +944,7 @@
           <w14:ligatures w14:val="standardContextual"/>
         </w:rPr>
       </w:pPr>
-      <w:hyperlink w:anchor="_Toc237172709" w:history="1">
+      <w:hyperlink w:anchor="_Toc237735160" w:history="1">
         <w:r>
           <w:rPr>
             <w:rStyle w:val="aff1"/>
@@ -971,7 +971,7 @@
             <w:noProof/>
             <w:webHidden/>
           </w:rPr>
-          <w:instrText xml:space="preserve"> PAGEREF _Toc237172709 \h </w:instrText>
+          <w:instrText xml:space="preserve"> PAGEREF _Toc237735160 \h </w:instrText>
         </w:r>
         <w:r>
           <w:rPr>
@@ -1020,7 +1020,7 @@
           <w14:ligatures w14:val="standardContextual"/>
         </w:rPr>
       </w:pPr>
-      <w:hyperlink w:anchor="_Toc237172710" w:history="1">
+      <w:hyperlink w:anchor="_Toc237735161" w:history="1">
         <w:r>
           <w:rPr>
             <w:rStyle w:val="aff1"/>
@@ -1047,7 +1047,7 @@
             <w:noProof/>
             <w:webHidden/>
           </w:rPr>
-          <w:instrText xml:space="preserve"> PAGEREF _Toc237172710 \h </w:instrText>
+          <w:instrText xml:space="preserve"> PAGEREF _Toc237735161 \h </w:instrText>
         </w:r>
         <w:r>
           <w:rPr>
@@ -1096,7 +1096,7 @@
           <w14:ligatures w14:val="standardContextual"/>
         </w:rPr>
       </w:pPr>
-      <w:hyperlink w:anchor="_Toc237172711" w:history="1">
+      <w:hyperlink w:anchor="_Toc237735162" w:history="1">
         <w:r>
           <w:rPr>
             <w:rStyle w:val="aff1"/>
@@ -1123,7 +1123,7 @@
             <w:noProof/>
             <w:webHidden/>
           </w:rPr>
-          <w:instrText xml:space="preserve"> PAGEREF _Toc237172711 \h </w:instrText>
+          <w:instrText xml:space="preserve"> PAGEREF _Toc237735162 \h </w:instrText>
         </w:r>
         <w:r>
           <w:rPr>
@@ -1172,7 +1172,7 @@
           <w14:ligatures w14:val="standardContextual"/>
         </w:rPr>
       </w:pPr>
-      <w:hyperlink w:anchor="_Toc237172712" w:history="1">
+      <w:hyperlink w:anchor="_Toc237735163" w:history="1">
         <w:r>
           <w:rPr>
             <w:rStyle w:val="aff1"/>
@@ -1199,7 +1199,7 @@
             <w:noProof/>
             <w:webHidden/>
           </w:rPr>
-          <w:instrText xml:space="preserve"> PAGEREF _Toc237172712 \h </w:instrText>
+          <w:instrText xml:space="preserve"> PAGEREF _Toc237735163 \h </w:instrText>
         </w:r>
         <w:r>
           <w:rPr>
@@ -1248,7 +1248,7 @@
           <w14:ligatures w14:val="standardContextual"/>
         </w:rPr>
       </w:pPr>
-      <w:hyperlink w:anchor="_Toc237172713" w:history="1">
+      <w:hyperlink w:anchor="_Toc237735164" w:history="1">
         <w:r>
           <w:rPr>
             <w:rStyle w:val="aff1"/>
@@ -1275,7 +1275,7 @@
             <w:noProof/>
             <w:webHidden/>
           </w:rPr>
-          <w:instrText xml:space="preserve"> PAGEREF _Toc237172713 \h </w:instrText>
+          <w:instrText xml:space="preserve"> PAGEREF _Toc237735164 \h </w:instrText>
         </w:r>
         <w:r>
           <w:rPr>
@@ -1324,7 +1324,7 @@
           <w14:ligatures w14:val="standardContextual"/>
         </w:rPr>
       </w:pPr>
-      <w:hyperlink w:anchor="_Toc237172714" w:history="1">
+      <w:hyperlink w:anchor="_Toc237735165" w:history="1">
         <w:r>
           <w:rPr>
             <w:rStyle w:val="aff1"/>
@@ -1351,7 +1351,7 @@
             <w:noProof/>
             <w:webHidden/>
           </w:rPr>
-          <w:instrText xml:space="preserve"> PAGEREF _Toc237172714 \h </w:instrText>
+          <w:instrText xml:space="preserve"> PAGEREF _Toc237735165 \h </w:instrText>
         </w:r>
         <w:r>
           <w:rPr>
@@ -1399,7 +1399,7 @@
           <w14:ligatures w14:val="standardContextual"/>
         </w:rPr>
       </w:pPr>
-      <w:hyperlink w:anchor="_Toc237172715" w:history="1">
+      <w:hyperlink w:anchor="_Toc237735166" w:history="1">
         <w:r>
           <w:rPr>
             <w:rStyle w:val="aff1"/>
@@ -1426,7 +1426,7 @@
             <w:noProof/>
             <w:webHidden/>
           </w:rPr>
-          <w:instrText xml:space="preserve"> PAGEREF _Toc237172715 \h </w:instrText>
+          <w:instrText xml:space="preserve"> PAGEREF _Toc237735166 \h </w:instrText>
         </w:r>
         <w:r>
           <w:rPr>
@@ -1475,7 +1475,7 @@
           <w14:ligatures w14:val="standardContextual"/>
         </w:rPr>
       </w:pPr>
-      <w:hyperlink w:anchor="_Toc237172716" w:history="1">
+      <w:hyperlink w:anchor="_Toc237735167" w:history="1">
         <w:r>
           <w:rPr>
             <w:rStyle w:val="aff1"/>
@@ -1502,15 +1502,7 @@
             <w:noProof/>
             <w:webHidden/>
           </w:rPr>
-          <w:instrText xml:space="preserve"> PAGERE</w:instrText>
-        </w:r>
-        <w:r>
-          <w:rPr>
-            <w:noProof/>
-            <w:webHidden/>
-          </w:rPr>
-          <w:lastRenderedPageBreak/>
-          <w:instrText xml:space="preserve">F _Toc237172716 \h </w:instrText>
+          <w:instrText xml:space="preserve"> PAGEREF _Toc237735167 \h </w:instrText>
         </w:r>
         <w:r>
           <w:rPr>
@@ -1559,7 +1551,7 @@
           <w14:ligatures w14:val="standardContextual"/>
         </w:rPr>
       </w:pPr>
-      <w:hyperlink w:anchor="_Toc237172717" w:history="1">
+      <w:hyperlink w:anchor="_Toc237735168" w:history="1">
         <w:r>
           <w:rPr>
             <w:rStyle w:val="aff1"/>
@@ -1586,7 +1578,7 @@
             <w:noProof/>
             <w:webHidden/>
           </w:rPr>
-          <w:instrText xml:space="preserve"> PAGEREF _Toc237172717 \h </w:instrText>
+          <w:instrText xml:space="preserve"> PAGEREF _Toc237735168 \h </w:instrText>
         </w:r>
         <w:r>
           <w:rPr>
@@ -1635,7 +1627,7 @@
           <w14:ligatures w14:val="standardContextual"/>
         </w:rPr>
       </w:pPr>
-      <w:hyperlink w:anchor="_Toc237172718" w:history="1">
+      <w:hyperlink w:anchor="_Toc237735169" w:history="1">
         <w:r>
           <w:rPr>
             <w:rStyle w:val="aff1"/>
@@ -1662,7 +1654,7 @@
             <w:noProof/>
             <w:webHidden/>
           </w:rPr>
-          <w:instrText xml:space="preserve"> PAGEREF _Toc237172718 \h </w:instrText>
+          <w:instrText xml:space="preserve"> PAGEREF _Toc237735169 \h </w:instrText>
         </w:r>
         <w:r>
           <w:rPr>
@@ -1711,7 +1703,7 @@
           <w14:ligatures w14:val="standardContextual"/>
         </w:rPr>
       </w:pPr>
-      <w:hyperlink w:anchor="_Toc237172719" w:history="1">
+      <w:hyperlink w:anchor="_Toc237735170" w:history="1">
         <w:r>
           <w:rPr>
             <w:rStyle w:val="aff1"/>
@@ -1738,7 +1730,7 @@
             <w:noProof/>
             <w:webHidden/>
           </w:rPr>
-          <w:instrText xml:space="preserve"> PAGEREF _Toc237172719 \h </w:instrText>
+          <w:instrText xml:space="preserve"> PAGEREF _Toc237735170 \h </w:instrText>
         </w:r>
         <w:r>
           <w:rPr>
@@ -1787,7 +1779,7 @@
           <w14:ligatures w14:val="standardContextual"/>
         </w:rPr>
       </w:pPr>
-      <w:hyperlink w:anchor="_Toc237172720" w:history="1">
+      <w:hyperlink w:anchor="_Toc237735171" w:history="1">
         <w:r>
           <w:rPr>
             <w:rStyle w:val="aff1"/>
@@ -1814,7 +1806,7 @@
             <w:noProof/>
             <w:webHidden/>
           </w:rPr>
-          <w:instrText xml:space="preserve"> PAGEREF _Toc237172720 \h </w:instrText>
+          <w:instrText xml:space="preserve"> PAGEREF _Toc237735171 \h </w:instrText>
         </w:r>
         <w:r>
           <w:rPr>
@@ -1863,7 +1855,7 @@
           <w14:ligatures w14:val="standardContextual"/>
         </w:rPr>
       </w:pPr>
-      <w:hyperlink w:anchor="_Toc237172721" w:history="1">
+      <w:hyperlink w:anchor="_Toc237735172" w:history="1">
         <w:r>
           <w:rPr>
             <w:rStyle w:val="aff1"/>
@@ -1890,7 +1882,7 @@
             <w:noProof/>
             <w:webHidden/>
           </w:rPr>
-          <w:instrText xml:space="preserve"> PAGEREF _Toc237172721 \h </w:instrText>
+          <w:instrText xml:space="preserve"> PAGEREF _Toc237735172 \h </w:instrText>
         </w:r>
         <w:r>
           <w:rPr>
@@ -1939,7 +1931,7 @@
           <w14:ligatures w14:val="standardContextual"/>
         </w:rPr>
       </w:pPr>
-      <w:hyperlink w:anchor="_Toc237172722" w:history="1">
+      <w:hyperlink w:anchor="_Toc237735173" w:history="1">
         <w:r>
           <w:rPr>
             <w:rStyle w:val="aff1"/>
@@ -1966,7 +1958,7 @@
             <w:noProof/>
             <w:webHidden/>
           </w:rPr>
-          <w:instrText xml:space="preserve"> PAGEREF _Toc237172722 \h </w:instrText>
+          <w:instrText xml:space="preserve"> PAGEREF _Toc237735173 \h </w:instrText>
         </w:r>
         <w:r>
           <w:rPr>
@@ -2015,7 +2007,7 @@
           <w14:ligatures w14:val="standardContextual"/>
         </w:rPr>
       </w:pPr>
-      <w:hyperlink w:anchor="_Toc237172723" w:history="1">
+      <w:hyperlink w:anchor="_Toc237735174" w:history="1">
         <w:r>
           <w:rPr>
             <w:rStyle w:val="aff1"/>
@@ -2042,7 +2034,7 @@
             <w:noProof/>
             <w:webHidden/>
           </w:rPr>
-          <w:instrText xml:space="preserve"> PAGEREF _Toc237172723 \h </w:instrText>
+          <w:instrText xml:space="preserve"> PAGEREF _Toc237735174 \h </w:instrText>
         </w:r>
         <w:r>
           <w:rPr>
@@ -2091,7 +2083,7 @@
           <w14:ligatures w14:val="standardContextual"/>
         </w:rPr>
       </w:pPr>
-      <w:hyperlink w:anchor="_Toc237172724" w:history="1">
+      <w:hyperlink w:anchor="_Toc237735175" w:history="1">
         <w:r>
           <w:rPr>
             <w:rStyle w:val="aff1"/>
@@ -2118,7 +2110,7 @@
             <w:noProof/>
             <w:webHidden/>
           </w:rPr>
-          <w:instrText xml:space="preserve"> PAGEREF _Toc237172724 \h </w:instrText>
+          <w:instrText xml:space="preserve"> PAGEREF _Toc237735175 \h </w:instrText>
         </w:r>
         <w:r>
           <w:rPr>
@@ -2167,7 +2159,7 @@
           <w14:ligatures w14:val="standardContextual"/>
         </w:rPr>
       </w:pPr>
-      <w:hyperlink w:anchor="_Toc237172725" w:history="1">
+      <w:hyperlink w:anchor="_Toc237735176" w:history="1">
         <w:r>
           <w:rPr>
             <w:rStyle w:val="aff1"/>
@@ -2194,7 +2186,7 @@
             <w:noProof/>
             <w:webHidden/>
           </w:rPr>
-          <w:instrText xml:space="preserve"> PAGEREF _Toc237172725 \h </w:instrText>
+          <w:instrText xml:space="preserve"> PAGEREF _Toc237735176 \h </w:instrText>
         </w:r>
         <w:r>
           <w:rPr>
@@ -2243,7 +2235,7 @@
           <w14:ligatures w14:val="standardContextual"/>
         </w:rPr>
       </w:pPr>
-      <w:hyperlink w:anchor="_Toc237172726" w:history="1">
+      <w:hyperlink w:anchor="_Toc237735177" w:history="1">
         <w:r>
           <w:rPr>
             <w:rStyle w:val="aff1"/>
@@ -2270,7 +2262,7 @@
             <w:noProof/>
             <w:webHidden/>
           </w:rPr>
-          <w:instrText xml:space="preserve"> PAGEREF _Toc237172726 \h </w:instrText>
+          <w:instrText xml:space="preserve"> PAGEREF _Toc237735177 \h </w:instrText>
         </w:r>
         <w:r>
           <w:rPr>
@@ -2319,7 +2311,7 @@
           <w14:ligatures w14:val="standardContextual"/>
         </w:rPr>
       </w:pPr>
-      <w:hyperlink w:anchor="_Toc237172727" w:history="1">
+      <w:hyperlink w:anchor="_Toc237735178" w:history="1">
         <w:r>
           <w:rPr>
             <w:rStyle w:val="aff1"/>
@@ -2346,7 +2338,7 @@
             <w:noProof/>
             <w:webHidden/>
           </w:rPr>
-          <w:instrText xml:space="preserve"> PAGEREF _Toc237172727 \h </w:instrText>
+          <w:instrText xml:space="preserve"> PAGEREF _Toc237735178 \h </w:instrText>
         </w:r>
         <w:r>
           <w:rPr>
@@ -2395,7 +2387,7 @@
           <w14:ligatures w14:val="standardContextual"/>
         </w:rPr>
       </w:pPr>
-      <w:hyperlink w:anchor="_Toc237172728" w:history="1">
+      <w:hyperlink w:anchor="_Toc237735179" w:history="1">
         <w:r>
           <w:rPr>
             <w:rStyle w:val="aff1"/>
@@ -2422,7 +2414,7 @@
             <w:noProof/>
             <w:webHidden/>
           </w:rPr>
-          <w:instrText xml:space="preserve"> PAGEREF _Toc237172728 \h </w:instrText>
+          <w:instrText xml:space="preserve"> PAGEREF _Toc237735179 \h </w:instrText>
         </w:r>
         <w:r>
           <w:rPr>
@@ -2471,7 +2463,7 @@
           <w14:ligatures w14:val="standardContextual"/>
         </w:rPr>
       </w:pPr>
-      <w:hyperlink w:anchor="_Toc237172729" w:history="1">
+      <w:hyperlink w:anchor="_Toc237735180" w:history="1">
         <w:r>
           <w:rPr>
             <w:rStyle w:val="aff1"/>
@@ -2498,7 +2490,7 @@
             <w:noProof/>
             <w:webHidden/>
           </w:rPr>
-          <w:instrText xml:space="preserve"> PAGEREF _Toc237172729 \h </w:instrText>
+          <w:instrText xml:space="preserve"> PAGEREF _Toc237735180 \h </w:instrText>
         </w:r>
         <w:r>
           <w:rPr>
@@ -2547,7 +2539,7 @@
           <w14:ligatures w14:val="standardContextual"/>
         </w:rPr>
       </w:pPr>
-      <w:hyperlink w:anchor="_Toc237172730" w:history="1">
+      <w:hyperlink w:anchor="_Toc237735181" w:history="1">
         <w:r>
           <w:rPr>
             <w:rStyle w:val="aff1"/>
@@ -2574,7 +2566,7 @@
             <w:noProof/>
             <w:webHidden/>
           </w:rPr>
-          <w:instrText xml:space="preserve"> PAGEREF _Toc237172730 \h </w:instrText>
+          <w:instrText xml:space="preserve"> PAGEREF _Toc237735181 \h </w:instrText>
         </w:r>
         <w:r>
           <w:rPr>
@@ -2623,7 +2615,7 @@
           <w14:ligatures w14:val="standardContextual"/>
         </w:rPr>
       </w:pPr>
-      <w:hyperlink w:anchor="_Toc237172731" w:history="1">
+      <w:hyperlink w:anchor="_Toc237735182" w:history="1">
         <w:r>
           <w:rPr>
             <w:rStyle w:val="aff1"/>
@@ -2650,7 +2642,7 @@
             <w:noProof/>
             <w:webHidden/>
           </w:rPr>
-          <w:instrText xml:space="preserve"> PAGEREF _Toc237172731 \h </w:instrText>
+          <w:instrText xml:space="preserve"> PAGEREF _Toc237735182 \h </w:instrText>
         </w:r>
         <w:r>
           <w:rPr>
@@ -2699,7 +2691,7 @@
           <w14:ligatures w14:val="standardContextual"/>
         </w:rPr>
       </w:pPr>
-      <w:hyperlink w:anchor="_Toc237172732" w:history="1">
+      <w:hyperlink w:anchor="_Toc237735183" w:history="1">
         <w:r>
           <w:rPr>
             <w:rStyle w:val="aff1"/>
@@ -2726,7 +2718,7 @@
             <w:noProof/>
             <w:webHidden/>
           </w:rPr>
-          <w:instrText xml:space="preserve"> PAGEREF _Toc237172732 \h </w:instrText>
+          <w:instrText xml:space="preserve"> PAGEREF _Toc237735183 \h </w:instrText>
         </w:r>
         <w:r>
           <w:rPr>
@@ -2775,7 +2767,7 @@
           <w14:ligatures w14:val="standardContextual"/>
         </w:rPr>
       </w:pPr>
-      <w:hyperlink w:anchor="_Toc237172733" w:history="1">
+      <w:hyperlink w:anchor="_Toc237735184" w:history="1">
         <w:r>
           <w:rPr>
             <w:rStyle w:val="aff1"/>
@@ -2802,7 +2794,7 @@
             <w:noProof/>
             <w:webHidden/>
           </w:rPr>
-          <w:instrText xml:space="preserve"> PAGEREF _Toc237172733 \h </w:instrText>
+          <w:instrText xml:space="preserve"> PAGEREF _Toc237735184 \h </w:instrText>
         </w:r>
         <w:r>
           <w:rPr>
@@ -2851,7 +2843,7 @@
           <w14:ligatures w14:val="standardContextual"/>
         </w:rPr>
       </w:pPr>
-      <w:hyperlink w:anchor="_Toc237172734" w:history="1">
+      <w:hyperlink w:anchor="_Toc237735185" w:history="1">
         <w:r>
           <w:rPr>
             <w:rStyle w:val="aff1"/>
@@ -2878,7 +2870,7 @@
             <w:noProof/>
             <w:webHidden/>
           </w:rPr>
-          <w:instrText xml:space="preserve"> PAGEREF _Toc237172734 \h </w:instrText>
+          <w:instrText xml:space="preserve"> PAGEREF _Toc237735185 \h </w:instrText>
         </w:r>
         <w:r>
           <w:rPr>
@@ -2927,7 +2919,7 @@
           <w14:ligatures w14:val="standardContextual"/>
         </w:rPr>
       </w:pPr>
-      <w:hyperlink w:anchor="_Toc237172735" w:history="1">
+      <w:hyperlink w:anchor="_Toc237735186" w:history="1">
         <w:r>
           <w:rPr>
             <w:rStyle w:val="aff1"/>
@@ -2954,7 +2946,7 @@
             <w:noProof/>
             <w:webHidden/>
           </w:rPr>
-          <w:instrText xml:space="preserve"> PAGEREF _Toc237172735 \h </w:instrText>
+          <w:instrText xml:space="preserve"> PAGEREF _Toc237735186 \h </w:instrText>
         </w:r>
         <w:r>
           <w:rPr>
@@ -3003,7 +2995,7 @@
           <w14:ligatures w14:val="standardContextual"/>
         </w:rPr>
       </w:pPr>
-      <w:hyperlink w:anchor="_Toc237172736" w:history="1">
+      <w:hyperlink w:anchor="_Toc237735187" w:history="1">
         <w:r>
           <w:rPr>
             <w:rStyle w:val="aff1"/>
@@ -3030,7 +3022,7 @@
             <w:noProof/>
             <w:webHidden/>
           </w:rPr>
-          <w:instrText xml:space="preserve"> PAGEREF _Toc237172736 \h </w:instrText>
+          <w:instrText xml:space="preserve"> PAGEREF _Toc237735187 \h </w:instrText>
         </w:r>
         <w:r>
           <w:rPr>
@@ -3079,7 +3071,7 @@
           <w14:ligatures w14:val="standardContextual"/>
         </w:rPr>
       </w:pPr>
-      <w:hyperlink w:anchor="_Toc237172737" w:history="1">
+      <w:hyperlink w:anchor="_Toc237735188" w:history="1">
         <w:r>
           <w:rPr>
             <w:rStyle w:val="aff1"/>
@@ -3106,7 +3098,7 @@
             <w:noProof/>
             <w:webHidden/>
           </w:rPr>
-          <w:instrText xml:space="preserve"> PAGEREF _Toc237172737 \h </w:instrText>
+          <w:instrText xml:space="preserve"> PAGEREF _Toc237735188 \h </w:instrText>
         </w:r>
         <w:r>
           <w:rPr>
@@ -3155,7 +3147,7 @@
           <w14:ligatures w14:val="standardContextual"/>
         </w:rPr>
       </w:pPr>
-      <w:hyperlink w:anchor="_Toc237172738" w:history="1">
+      <w:hyperlink w:anchor="_Toc237735189" w:history="1">
         <w:r>
           <w:rPr>
             <w:rStyle w:val="aff1"/>
@@ -3182,7 +3174,7 @@
             <w:noProof/>
             <w:webHidden/>
           </w:rPr>
-          <w:instrText xml:space="preserve"> PAGEREF _Toc237172738 \h </w:instrText>
+          <w:instrText xml:space="preserve"> PAGEREF _Toc237735189 \h </w:instrText>
         </w:r>
         <w:r>
           <w:rPr>
@@ -3231,7 +3223,7 @@
           <w14:ligatures w14:val="standardContextual"/>
         </w:rPr>
       </w:pPr>
-      <w:hyperlink w:anchor="_Toc237172739" w:history="1">
+      <w:hyperlink w:anchor="_Toc237735190" w:history="1">
         <w:r>
           <w:rPr>
             <w:rStyle w:val="aff1"/>
@@ -3258,7 +3250,7 @@
             <w:noProof/>
             <w:webHidden/>
           </w:rPr>
-          <w:instrText xml:space="preserve"> PAGEREF _Toc237172739 \h </w:instrText>
+          <w:instrText xml:space="preserve"> PAGEREF _Toc237735190 \h </w:instrText>
         </w:r>
         <w:r>
           <w:rPr>
@@ -3307,7 +3299,7 @@
           <w14:ligatures w14:val="standardContextual"/>
         </w:rPr>
       </w:pPr>
-      <w:hyperlink w:anchor="_Toc237172740" w:history="1">
+      <w:hyperlink w:anchor="_Toc237735191" w:history="1">
         <w:r>
           <w:rPr>
             <w:rStyle w:val="aff1"/>
@@ -3334,7 +3326,7 @@
             <w:noProof/>
             <w:webHidden/>
           </w:rPr>
-          <w:instrText xml:space="preserve"> PAGEREF _Toc237172740 \h </w:instrText>
+          <w:instrText xml:space="preserve"> PAGEREF _Toc237735191 \h </w:instrText>
         </w:r>
         <w:r>
           <w:rPr>
@@ -3383,7 +3375,7 @@
           <w14:ligatures w14:val="standardContextual"/>
         </w:rPr>
       </w:pPr>
-      <w:hyperlink w:anchor="_Toc237172741" w:history="1">
+      <w:hyperlink w:anchor="_Toc237735192" w:history="1">
         <w:r>
           <w:rPr>
             <w:rStyle w:val="aff1"/>
@@ -3410,7 +3402,7 @@
             <w:noProof/>
             <w:webHidden/>
           </w:rPr>
-          <w:instrText xml:space="preserve"> PAGEREF _Toc237172741 \h </w:instrText>
+          <w:instrText xml:space="preserve"> PAGEREF _Toc237735192 \h </w:instrText>
         </w:r>
         <w:r>
           <w:rPr>
@@ -3459,7 +3451,7 @@
           <w14:ligatures w14:val="standardContextual"/>
         </w:rPr>
       </w:pPr>
-      <w:hyperlink w:anchor="_Toc237172742" w:history="1">
+      <w:hyperlink w:anchor="_Toc237735193" w:history="1">
         <w:r>
           <w:rPr>
             <w:rStyle w:val="aff1"/>
@@ -3486,7 +3478,7 @@
             <w:noProof/>
             <w:webHidden/>
           </w:rPr>
-          <w:instrText xml:space="preserve"> PAGEREF _Toc237172742 \h </w:instrText>
+          <w:instrText xml:space="preserve"> PAGEREF _Toc237735193 \h </w:instrText>
         </w:r>
         <w:r>
           <w:rPr>
@@ -3535,7 +3527,7 @@
           <w14:ligatures w14:val="standardContextual"/>
         </w:rPr>
       </w:pPr>
-      <w:hyperlink w:anchor="_Toc237172743" w:history="1">
+      <w:hyperlink w:anchor="_Toc237735194" w:history="1">
         <w:r>
           <w:rPr>
             <w:rStyle w:val="aff1"/>
@@ -3562,7 +3554,7 @@
             <w:noProof/>
             <w:webHidden/>
           </w:rPr>
-          <w:instrText xml:space="preserve"> PAGEREF _Toc237172743 \h </w:instrText>
+          <w:instrText xml:space="preserve"> PAGEREF _Toc237735194 \h </w:instrText>
         </w:r>
         <w:r>
           <w:rPr>
@@ -3611,7 +3603,7 @@
           <w14:ligatures w14:val="standardContextual"/>
         </w:rPr>
       </w:pPr>
-      <w:hyperlink w:anchor="_Toc237172744" w:history="1">
+      <w:hyperlink w:anchor="_Toc237735195" w:history="1">
         <w:r>
           <w:rPr>
             <w:rStyle w:val="aff1"/>
@@ -3638,7 +3630,7 @@
             <w:noProof/>
             <w:webHidden/>
           </w:rPr>
-          <w:instrText xml:space="preserve"> PAGEREF _Toc237172744 \h </w:instrText>
+          <w:instrText xml:space="preserve"> PAGEREF _Toc237735195 \h </w:instrText>
         </w:r>
         <w:r>
           <w:rPr>
@@ -3687,7 +3679,7 @@
           <w14:ligatures w14:val="standardContextual"/>
         </w:rPr>
       </w:pPr>
-      <w:hyperlink w:anchor="_Toc237172745" w:history="1">
+      <w:hyperlink w:anchor="_Toc237735196" w:history="1">
         <w:r>
           <w:rPr>
             <w:rStyle w:val="aff1"/>
@@ -3714,7 +3706,7 @@
             <w:noProof/>
             <w:webHidden/>
           </w:rPr>
-          <w:instrText xml:space="preserve"> PAGEREF _Toc237172745 \h </w:instrText>
+          <w:instrText xml:space="preserve"> PAGEREF _Toc237735196 \h </w:instrText>
         </w:r>
         <w:r>
           <w:rPr>
@@ -3763,7 +3755,7 @@
           <w14:ligatures w14:val="standardContextual"/>
         </w:rPr>
       </w:pPr>
-      <w:hyperlink w:anchor="_Toc237172746" w:history="1">
+      <w:hyperlink w:anchor="_Toc237735197" w:history="1">
         <w:r>
           <w:rPr>
             <w:rStyle w:val="aff1"/>
@@ -3790,7 +3782,7 @@
             <w:noProof/>
             <w:webHidden/>
           </w:rPr>
-          <w:instrText xml:space="preserve"> PAGEREF _Toc237172746 \h </w:instrText>
+          <w:instrText xml:space="preserve"> PAGEREF _Toc237735197 \h </w:instrText>
         </w:r>
         <w:r>
           <w:rPr>
@@ -3839,7 +3831,7 @@
           <w14:ligatures w14:val="standardContextual"/>
         </w:rPr>
       </w:pPr>
-      <w:hyperlink w:anchor="_Toc237172747" w:history="1">
+      <w:hyperlink w:anchor="_Toc237735198" w:history="1">
         <w:r>
           <w:rPr>
             <w:rStyle w:val="aff1"/>
@@ -3866,7 +3858,7 @@
             <w:noProof/>
             <w:webHidden/>
           </w:rPr>
-          <w:instrText xml:space="preserve"> PAGEREF _Toc237172747 \h </w:instrText>
+          <w:instrText xml:space="preserve"> PAGEREF _Toc237735198 \h </w:instrText>
         </w:r>
         <w:r>
           <w:rPr>
@@ -3915,7 +3907,7 @@
           <w14:ligatures w14:val="standardContextual"/>
         </w:rPr>
       </w:pPr>
-      <w:hyperlink w:anchor="_Toc237172748" w:history="1">
+      <w:hyperlink w:anchor="_Toc237735199" w:history="1">
         <w:r>
           <w:rPr>
             <w:rStyle w:val="aff1"/>
@@ -3942,7 +3934,7 @@
             <w:noProof/>
             <w:webHidden/>
           </w:rPr>
-          <w:instrText xml:space="preserve"> PAGEREF _Toc237172748 \h </w:instrText>
+          <w:instrText xml:space="preserve"> PAGEREF _Toc237735199 \h </w:instrText>
         </w:r>
         <w:r>
           <w:rPr>
@@ -3991,7 +3983,7 @@
           <w14:ligatures w14:val="standardContextual"/>
         </w:rPr>
       </w:pPr>
-      <w:hyperlink w:anchor="_Toc237172749" w:history="1">
+      <w:hyperlink w:anchor="_Toc237735200" w:history="1">
         <w:r>
           <w:rPr>
             <w:rStyle w:val="aff1"/>
@@ -4018,7 +4010,7 @@
             <w:noProof/>
             <w:webHidden/>
           </w:rPr>
-          <w:instrText xml:space="preserve"> PAGEREF _Toc237172749 \h </w:instrText>
+          <w:instrText xml:space="preserve"> PAGEREF _Toc237735200 \h </w:instrText>
         </w:r>
         <w:r>
           <w:rPr>
@@ -4066,7 +4058,7 @@
           <w14:ligatures w14:val="standardContextual"/>
         </w:rPr>
       </w:pPr>
-      <w:hyperlink w:anchor="_Toc237172750" w:history="1">
+      <w:hyperlink w:anchor="_Toc237735201" w:history="1">
         <w:r>
           <w:rPr>
             <w:rStyle w:val="aff1"/>
@@ -4093,7 +4085,7 @@
             <w:noProof/>
             <w:webHidden/>
           </w:rPr>
-          <w:instrText xml:space="preserve"> PAGEREF _Toc237172750 \h </w:instrText>
+          <w:instrText xml:space="preserve"> PAGEREF _Toc237735201 \h </w:instrText>
         </w:r>
         <w:r>
           <w:rPr>
@@ -4142,7 +4134,7 @@
           <w14:ligatures w14:val="standardContextual"/>
         </w:rPr>
       </w:pPr>
-      <w:hyperlink w:anchor="_Toc237172751" w:history="1">
+      <w:hyperlink w:anchor="_Toc237735202" w:history="1">
         <w:r>
           <w:rPr>
             <w:rStyle w:val="aff1"/>
@@ -4169,7 +4161,7 @@
             <w:noProof/>
             <w:webHidden/>
           </w:rPr>
-          <w:instrText xml:space="preserve"> PAGEREF _Toc237172751 \h </w:instrText>
+          <w:instrText xml:space="preserve"> PAGEREF _Toc237735202 \h </w:instrText>
         </w:r>
         <w:r>
           <w:rPr>
@@ -4218,7 +4210,7 @@
           <w14:ligatures w14:val="standardContextual"/>
         </w:rPr>
       </w:pPr>
-      <w:hyperlink w:anchor="_Toc237172752" w:history="1">
+      <w:hyperlink w:anchor="_Toc237735203" w:history="1">
         <w:r>
           <w:rPr>
             <w:rStyle w:val="aff1"/>
@@ -4245,7 +4237,7 @@
             <w:noProof/>
             <w:webHidden/>
           </w:rPr>
-          <w:instrText xml:space="preserve"> PAGEREF _Toc237172752 \h </w:instrText>
+          <w:instrText xml:space="preserve"> PAGEREF _Toc237735203 \h </w:instrText>
         </w:r>
         <w:r>
           <w:rPr>
@@ -4294,7 +4286,7 @@
           <w14:ligatures w14:val="standardContextual"/>
         </w:rPr>
       </w:pPr>
-      <w:hyperlink w:anchor="_Toc237172753" w:history="1">
+      <w:hyperlink w:anchor="_Toc237735204" w:history="1">
         <w:r>
           <w:rPr>
             <w:rStyle w:val="aff1"/>
@@ -4321,7 +4313,7 @@
             <w:noProof/>
             <w:webHidden/>
           </w:rPr>
-          <w:instrText xml:space="preserve"> PAGEREF _Toc237172753 \h </w:instrText>
+          <w:instrText xml:space="preserve"> PAGEREF _Toc237735204 \h </w:instrText>
         </w:r>
         <w:r>
           <w:rPr>
@@ -4370,7 +4362,7 @@
           <w14:ligatures w14:val="standardContextual"/>
         </w:rPr>
       </w:pPr>
-      <w:hyperlink w:anchor="_Toc237172754" w:history="1">
+      <w:hyperlink w:anchor="_Toc237735205" w:history="1">
         <w:r>
           <w:rPr>
             <w:rStyle w:val="aff1"/>
@@ -4397,7 +4389,7 @@
             <w:noProof/>
             <w:webHidden/>
           </w:rPr>
-          <w:instrText xml:space="preserve"> PAGEREF _Toc237172754 \h </w:instrText>
+          <w:instrText xml:space="preserve"> PAGEREF _Toc237735205 \h </w:instrText>
         </w:r>
         <w:r>
           <w:rPr>
@@ -4446,7 +4438,7 @@
           <w14:ligatures w14:val="standardContextual"/>
         </w:rPr>
       </w:pPr>
-      <w:hyperlink w:anchor="_Toc237172755" w:history="1">
+      <w:hyperlink w:anchor="_Toc237735206" w:history="1">
         <w:r>
           <w:rPr>
             <w:rStyle w:val="aff1"/>
@@ -4473,7 +4465,7 @@
             <w:noProof/>
             <w:webHidden/>
           </w:rPr>
-          <w:instrText xml:space="preserve"> PAGEREF _Toc237172755 \h </w:instrText>
+          <w:instrText xml:space="preserve"> PAGEREF _Toc237735206 \h </w:instrText>
         </w:r>
         <w:r>
           <w:rPr>
@@ -4522,7 +4514,7 @@
           <w14:ligatures w14:val="standardContextual"/>
         </w:rPr>
       </w:pPr>
-      <w:hyperlink w:anchor="_Toc237172756" w:history="1">
+      <w:hyperlink w:anchor="_Toc237735207" w:history="1">
         <w:r>
           <w:rPr>
             <w:rStyle w:val="aff1"/>
@@ -4549,7 +4541,7 @@
             <w:noProof/>
             <w:webHidden/>
           </w:rPr>
-          <w:instrText xml:space="preserve"> PAGEREF _Toc237172756 \h </w:instrText>
+          <w:instrText xml:space="preserve"> PAGEREF _Toc237735207 \h </w:instrText>
         </w:r>
         <w:r>
           <w:rPr>
@@ -4598,7 +4590,7 @@
           <w14:ligatures w14:val="standardContextual"/>
         </w:rPr>
       </w:pPr>
-      <w:hyperlink w:anchor="_Toc237172757" w:history="1">
+      <w:hyperlink w:anchor="_Toc237735208" w:history="1">
         <w:r>
           <w:rPr>
             <w:rStyle w:val="aff1"/>
@@ -4625,7 +4617,7 @@
             <w:noProof/>
             <w:webHidden/>
           </w:rPr>
-          <w:instrText xml:space="preserve"> PAGEREF _Toc237172757 \h </w:instrText>
+          <w:instrText xml:space="preserve"> PAGEREF _Toc237735208 \h </w:instrText>
         </w:r>
         <w:r>
           <w:rPr>
@@ -4674,7 +4666,7 @@
           <w14:ligatures w14:val="standardContextual"/>
         </w:rPr>
       </w:pPr>
-      <w:hyperlink w:anchor="_Toc237172758" w:history="1">
+      <w:hyperlink w:anchor="_Toc237735209" w:history="1">
         <w:r>
           <w:rPr>
             <w:rStyle w:val="aff1"/>
@@ -4701,7 +4693,7 @@
             <w:noProof/>
             <w:webHidden/>
           </w:rPr>
-          <w:instrText xml:space="preserve"> PAGEREF _Toc237172758 \h </w:instrText>
+          <w:instrText xml:space="preserve"> PAGEREF _Toc237735209 \h </w:instrText>
         </w:r>
         <w:r>
           <w:rPr>
@@ -4750,7 +4742,7 @@
           <w14:ligatures w14:val="standardContextual"/>
         </w:rPr>
       </w:pPr>
-      <w:hyperlink w:anchor="_Toc237172759" w:history="1">
+      <w:hyperlink w:anchor="_Toc237735210" w:history="1">
         <w:r>
           <w:rPr>
             <w:rStyle w:val="aff1"/>
@@ -4777,7 +4769,7 @@
             <w:noProof/>
             <w:webHidden/>
           </w:rPr>
-          <w:instrText xml:space="preserve"> PAGEREF _Toc237172759 \h </w:instrText>
+          <w:instrText xml:space="preserve"> PAGEREF _Toc237735210 \h </w:instrText>
         </w:r>
         <w:r>
           <w:rPr>
@@ -4826,7 +4818,7 @@
           <w14:ligatures w14:val="standardContextual"/>
         </w:rPr>
       </w:pPr>
-      <w:hyperlink w:anchor="_Toc237172760" w:history="1">
+      <w:hyperlink w:anchor="_Toc237735211" w:history="1">
         <w:r>
           <w:rPr>
             <w:rStyle w:val="aff1"/>
@@ -4853,7 +4845,7 @@
             <w:noProof/>
             <w:webHidden/>
           </w:rPr>
-          <w:instrText xml:space="preserve"> PAGEREF _Toc237172760 \h </w:instrText>
+          <w:instrText xml:space="preserve"> PAGEREF _Toc237735211 \h </w:instrText>
         </w:r>
         <w:r>
           <w:rPr>
@@ -4902,7 +4894,7 @@
           <w14:ligatures w14:val="standardContextual"/>
         </w:rPr>
       </w:pPr>
-      <w:hyperlink w:anchor="_Toc237172761" w:history="1">
+      <w:hyperlink w:anchor="_Toc237735212" w:history="1">
         <w:r>
           <w:rPr>
             <w:rStyle w:val="aff1"/>
@@ -4929,7 +4921,7 @@
             <w:noProof/>
             <w:webHidden/>
           </w:rPr>
-          <w:instrText xml:space="preserve"> PAGEREF _Toc237172761 \h </w:instrText>
+          <w:instrText xml:space="preserve"> PAGEREF _Toc237735212 \h </w:instrText>
         </w:r>
         <w:r>
           <w:rPr>
@@ -4978,7 +4970,7 @@
           <w14:ligatures w14:val="standardContextual"/>
         </w:rPr>
       </w:pPr>
-      <w:hyperlink w:anchor="_Toc237172762" w:history="1">
+      <w:hyperlink w:anchor="_Toc237735213" w:history="1">
         <w:r>
           <w:rPr>
             <w:rStyle w:val="aff1"/>
@@ -5005,7 +4997,7 @@
             <w:noProof/>
             <w:webHidden/>
           </w:rPr>
-          <w:instrText xml:space="preserve"> PAGEREF _Toc237172762 \h </w:instrText>
+          <w:instrText xml:space="preserve"> PAGEREF _Toc237735213 \h </w:instrText>
         </w:r>
         <w:r>
           <w:rPr>
@@ -5054,7 +5046,7 @@
           <w14:ligatures w14:val="standardContextual"/>
         </w:rPr>
       </w:pPr>
-      <w:hyperlink w:anchor="_Toc237172763" w:history="1">
+      <w:hyperlink w:anchor="_Toc237735214" w:history="1">
         <w:r>
           <w:rPr>
             <w:rStyle w:val="aff1"/>
@@ -5081,7 +5073,7 @@
             <w:noProof/>
             <w:webHidden/>
           </w:rPr>
-          <w:instrText xml:space="preserve"> PAGEREF _Toc237172763 \h </w:instrText>
+          <w:instrText xml:space="preserve"> PAGEREF _Toc237735214 \h </w:instrText>
         </w:r>
         <w:r>
           <w:rPr>
@@ -5130,7 +5122,7 @@
           <w14:ligatures w14:val="standardContextual"/>
         </w:rPr>
       </w:pPr>
-      <w:hyperlink w:anchor="_Toc237172764" w:history="1">
+      <w:hyperlink w:anchor="_Toc237735215" w:history="1">
         <w:r>
           <w:rPr>
             <w:rStyle w:val="aff1"/>
@@ -5157,7 +5149,7 @@
             <w:noProof/>
             <w:webHidden/>
           </w:rPr>
-          <w:instrText xml:space="preserve"> PAGEREF _Toc237172764 \h </w:instrText>
+          <w:instrText xml:space="preserve"> PAGEREF _Toc237735215 \h </w:instrText>
         </w:r>
         <w:r>
           <w:rPr>
@@ -5206,7 +5198,7 @@
           <w14:ligatures w14:val="standardContextual"/>
         </w:rPr>
       </w:pPr>
-      <w:hyperlink w:anchor="_Toc237172765" w:history="1">
+      <w:hyperlink w:anchor="_Toc237735216" w:history="1">
         <w:r>
           <w:rPr>
             <w:rStyle w:val="aff1"/>
@@ -5233,7 +5225,7 @@
             <w:noProof/>
             <w:webHidden/>
           </w:rPr>
-          <w:instrText xml:space="preserve"> PAGEREF _Toc237172765 \h </w:instrText>
+          <w:instrText xml:space="preserve"> PAGEREF _Toc237735216 \h </w:instrText>
         </w:r>
         <w:r>
           <w:rPr>
@@ -5282,7 +5274,7 @@
           <w14:ligatures w14:val="standardContextual"/>
         </w:rPr>
       </w:pPr>
-      <w:hyperlink w:anchor="_Toc237172766" w:history="1">
+      <w:hyperlink w:anchor="_Toc237735217" w:history="1">
         <w:r>
           <w:rPr>
             <w:rStyle w:val="aff1"/>
@@ -5309,7 +5301,7 @@
             <w:noProof/>
             <w:webHidden/>
           </w:rPr>
-          <w:instrText xml:space="preserve"> PAGEREF _Toc237172766 \h </w:instrText>
+          <w:instrText xml:space="preserve"> PAGEREF _Toc237735217 \h </w:instrText>
         </w:r>
         <w:r>
           <w:rPr>
@@ -5358,7 +5350,7 @@
           <w14:ligatures w14:val="standardContextual"/>
         </w:rPr>
       </w:pPr>
-      <w:hyperlink w:anchor="_Toc237172767" w:history="1">
+      <w:hyperlink w:anchor="_Toc237735218" w:history="1">
         <w:r>
           <w:rPr>
             <w:rStyle w:val="aff1"/>
@@ -5385,8 +5377,7 @@
             <w:noProof/>
             <w:webHidden/>
           </w:rPr>
-          <w:lastRenderedPageBreak/>
-          <w:instrText xml:space="preserve"> PAGEREF _Toc237172767 \h </w:instrText>
+          <w:instrText xml:space="preserve"> PAGEREF _Toc237735218 \h </w:instrText>
         </w:r>
         <w:r>
           <w:rPr>
@@ -5435,7 +5426,7 @@
           <w14:ligatures w14:val="standardContextual"/>
         </w:rPr>
       </w:pPr>
-      <w:hyperlink w:anchor="_Toc237172768" w:history="1">
+      <w:hyperlink w:anchor="_Toc237735219" w:history="1">
         <w:r>
           <w:rPr>
             <w:rStyle w:val="aff1"/>
@@ -5462,7 +5453,7 @@
             <w:noProof/>
             <w:webHidden/>
           </w:rPr>
-          <w:instrText xml:space="preserve"> PAGEREF _Toc237172768 \h </w:instrText>
+          <w:instrText xml:space="preserve"> PAGEREF _Toc237735219 \h </w:instrText>
         </w:r>
         <w:r>
           <w:rPr>
@@ -5511,7 +5502,7 @@
           <w14:ligatures w14:val="standardContextual"/>
         </w:rPr>
       </w:pPr>
-      <w:hyperlink w:anchor="_Toc237172769" w:history="1">
+      <w:hyperlink w:anchor="_Toc237735220" w:history="1">
         <w:r>
           <w:rPr>
             <w:rStyle w:val="aff1"/>
@@ -5538,7 +5529,7 @@
             <w:noProof/>
             <w:webHidden/>
           </w:rPr>
-          <w:instrText xml:space="preserve"> PAGEREF _Toc237172769 \h </w:instrText>
+          <w:instrText xml:space="preserve"> PAGEREF _Toc237735220 \h </w:instrText>
         </w:r>
         <w:r>
           <w:rPr>
@@ -5586,7 +5577,7 @@
           <w14:ligatures w14:val="standardContextual"/>
         </w:rPr>
       </w:pPr>
-      <w:hyperlink w:anchor="_Toc237172770" w:history="1">
+      <w:hyperlink w:anchor="_Toc237735221" w:history="1">
         <w:r>
           <w:rPr>
             <w:rStyle w:val="aff1"/>
@@ -5613,7 +5604,7 @@
             <w:noProof/>
             <w:webHidden/>
           </w:rPr>
-          <w:instrText xml:space="preserve"> PAGEREF _Toc237172770 \h </w:instrText>
+          <w:instrText xml:space="preserve"> PAGEREF _Toc237735221 \h </w:instrText>
         </w:r>
         <w:r>
           <w:rPr>
@@ -5662,7 +5653,7 @@
           <w14:ligatures w14:val="standardContextual"/>
         </w:rPr>
       </w:pPr>
-      <w:hyperlink w:anchor="_Toc237172771" w:history="1">
+      <w:hyperlink w:anchor="_Toc237735222" w:history="1">
         <w:r>
           <w:rPr>
             <w:rStyle w:val="aff1"/>
@@ -5689,7 +5680,7 @@
             <w:noProof/>
             <w:webHidden/>
           </w:rPr>
-          <w:instrText xml:space="preserve"> PAGEREF _Toc237172771 \h </w:instrText>
+          <w:instrText xml:space="preserve"> PAGEREF _Toc237735222 \h </w:instrText>
         </w:r>
         <w:r>
           <w:rPr>
@@ -5738,7 +5729,7 @@
           <w14:ligatures w14:val="standardContextual"/>
         </w:rPr>
       </w:pPr>
-      <w:hyperlink w:anchor="_Toc237172772" w:history="1">
+      <w:hyperlink w:anchor="_Toc237735223" w:history="1">
         <w:r>
           <w:rPr>
             <w:rStyle w:val="aff1"/>
@@ -5765,7 +5756,7 @@
             <w:noProof/>
             <w:webHidden/>
           </w:rPr>
-          <w:instrText xml:space="preserve"> PAGEREF _Toc237172772 \h </w:instrText>
+          <w:instrText xml:space="preserve"> PAGEREF _Toc237735223 \h </w:instrText>
         </w:r>
         <w:r>
           <w:rPr>
@@ -5814,7 +5805,7 @@
           <w14:ligatures w14:val="standardContextual"/>
         </w:rPr>
       </w:pPr>
-      <w:hyperlink w:anchor="_Toc237172773" w:history="1">
+      <w:hyperlink w:anchor="_Toc237735224" w:history="1">
         <w:r>
           <w:rPr>
             <w:rStyle w:val="aff1"/>
@@ -5841,7 +5832,7 @@
             <w:noProof/>
             <w:webHidden/>
           </w:rPr>
-          <w:instrText xml:space="preserve"> PAGEREF _Toc237172773 \h </w:instrText>
+          <w:instrText xml:space="preserve"> PAGEREF _Toc237735224 \h </w:instrText>
         </w:r>
         <w:r>
           <w:rPr>
@@ -5890,7 +5881,7 @@
           <w14:ligatures w14:val="standardContextual"/>
         </w:rPr>
       </w:pPr>
-      <w:hyperlink w:anchor="_Toc237172774" w:history="1">
+      <w:hyperlink w:anchor="_Toc237735225" w:history="1">
         <w:r>
           <w:rPr>
             <w:rStyle w:val="aff1"/>
@@ -5917,7 +5908,7 @@
             <w:noProof/>
             <w:webHidden/>
           </w:rPr>
-          <w:instrText xml:space="preserve"> PAGEREF _Toc237172774 \h </w:instrText>
+          <w:instrText xml:space="preserve"> PAGEREF _Toc237735225 \h </w:instrText>
         </w:r>
         <w:r>
           <w:rPr>
@@ -5966,7 +5957,7 @@
           <w14:ligatures w14:val="standardContextual"/>
         </w:rPr>
       </w:pPr>
-      <w:hyperlink w:anchor="_Toc237172775" w:history="1">
+      <w:hyperlink w:anchor="_Toc237735226" w:history="1">
         <w:r>
           <w:rPr>
             <w:rStyle w:val="aff1"/>
@@ -5993,7 +5984,7 @@
             <w:noProof/>
             <w:webHidden/>
           </w:rPr>
-          <w:instrText xml:space="preserve"> PAGEREF _Toc237172775 \h </w:instrText>
+          <w:instrText xml:space="preserve"> PAGEREF _Toc237735226 \h </w:instrText>
         </w:r>
         <w:r>
           <w:rPr>
@@ -6042,7 +6033,7 @@
           <w14:ligatures w14:val="standardContextual"/>
         </w:rPr>
       </w:pPr>
-      <w:hyperlink w:anchor="_Toc237172776" w:history="1">
+      <w:hyperlink w:anchor="_Toc237735227" w:history="1">
         <w:r>
           <w:rPr>
             <w:rStyle w:val="aff1"/>
@@ -6069,7 +6060,7 @@
             <w:noProof/>
             <w:webHidden/>
           </w:rPr>
-          <w:instrText xml:space="preserve"> PAGEREF _Toc237172776 \h </w:instrText>
+          <w:instrText xml:space="preserve"> PAGEREF _Toc237735227 \h </w:instrText>
         </w:r>
         <w:r>
           <w:rPr>
@@ -6118,7 +6109,7 @@
           <w14:ligatures w14:val="standardContextual"/>
         </w:rPr>
       </w:pPr>
-      <w:hyperlink w:anchor="_Toc237172777" w:history="1">
+      <w:hyperlink w:anchor="_Toc237735228" w:history="1">
         <w:r>
           <w:rPr>
             <w:rStyle w:val="aff1"/>
@@ -6145,7 +6136,7 @@
             <w:noProof/>
             <w:webHidden/>
           </w:rPr>
-          <w:instrText xml:space="preserve"> PAGEREF _Toc237172777 \h </w:instrText>
+          <w:instrText xml:space="preserve"> PAGEREF _Toc237735228 \h </w:instrText>
         </w:r>
         <w:r>
           <w:rPr>
@@ -6194,7 +6185,7 @@
           <w14:ligatures w14:val="standardContextual"/>
         </w:rPr>
       </w:pPr>
-      <w:hyperlink w:anchor="_Toc237172778" w:history="1">
+      <w:hyperlink w:anchor="_Toc237735229" w:history="1">
         <w:r>
           <w:rPr>
             <w:rStyle w:val="aff1"/>
@@ -6221,7 +6212,7 @@
             <w:noProof/>
             <w:webHidden/>
           </w:rPr>
-          <w:instrText xml:space="preserve"> PAGEREF _Toc237172778 \h </w:instrText>
+          <w:instrText xml:space="preserve"> PAGEREF _Toc237735229 \h </w:instrText>
         </w:r>
         <w:r>
           <w:rPr>
@@ -6270,7 +6261,7 @@
           <w14:ligatures w14:val="standardContextual"/>
         </w:rPr>
       </w:pPr>
-      <w:hyperlink w:anchor="_Toc237172779" w:history="1">
+      <w:hyperlink w:anchor="_Toc237735230" w:history="1">
         <w:r>
           <w:rPr>
             <w:rStyle w:val="aff1"/>
@@ -6297,7 +6288,7 @@
             <w:noProof/>
             <w:webHidden/>
           </w:rPr>
-          <w:instrText xml:space="preserve"> PAGEREF _Toc237172779 \h </w:instrText>
+          <w:instrText xml:space="preserve"> PAGEREF _Toc237735230 \h </w:instrText>
         </w:r>
         <w:r>
           <w:rPr>
@@ -6346,7 +6337,7 @@
           <w14:ligatures w14:val="standardContextual"/>
         </w:rPr>
       </w:pPr>
-      <w:hyperlink w:anchor="_Toc237172780" w:history="1">
+      <w:hyperlink w:anchor="_Toc237735231" w:history="1">
         <w:r>
           <w:rPr>
             <w:rStyle w:val="aff1"/>
@@ -6373,7 +6364,7 @@
             <w:noProof/>
             <w:webHidden/>
           </w:rPr>
-          <w:instrText xml:space="preserve"> PAGEREF _Toc237172780 \h </w:instrText>
+          <w:instrText xml:space="preserve"> PAGEREF _Toc237735231 \h </w:instrText>
         </w:r>
         <w:r>
           <w:rPr>
@@ -6422,7 +6413,7 @@
           <w14:ligatures w14:val="standardContextual"/>
         </w:rPr>
       </w:pPr>
-      <w:hyperlink w:anchor="_Toc237172781" w:history="1">
+      <w:hyperlink w:anchor="_Toc237735232" w:history="1">
         <w:r>
           <w:rPr>
             <w:rStyle w:val="aff1"/>
@@ -6449,7 +6440,7 @@
             <w:noProof/>
             <w:webHidden/>
           </w:rPr>
-          <w:instrText xml:space="preserve"> PAGEREF _Toc237172781 \h </w:instrText>
+          <w:instrText xml:space="preserve"> PAGEREF _Toc237735232 \h </w:instrText>
         </w:r>
         <w:r>
           <w:rPr>
@@ -6498,7 +6489,7 @@
           <w14:ligatures w14:val="standardContextual"/>
         </w:rPr>
       </w:pPr>
-      <w:hyperlink w:anchor="_Toc237172782" w:history="1">
+      <w:hyperlink w:anchor="_Toc237735233" w:history="1">
         <w:r>
           <w:rPr>
             <w:rStyle w:val="aff1"/>
@@ -6525,7 +6516,7 @@
             <w:noProof/>
             <w:webHidden/>
           </w:rPr>
-          <w:instrText xml:space="preserve"> PAGEREF _Toc237172782 \h </w:instrText>
+          <w:instrText xml:space="preserve"> PAGEREF _Toc237735233 \h </w:instrText>
         </w:r>
         <w:r>
           <w:rPr>
@@ -6574,7 +6565,7 @@
           <w14:ligatures w14:val="standardContextual"/>
         </w:rPr>
       </w:pPr>
-      <w:hyperlink w:anchor="_Toc237172783" w:history="1">
+      <w:hyperlink w:anchor="_Toc237735234" w:history="1">
         <w:r>
           <w:rPr>
             <w:rStyle w:val="aff1"/>
@@ -6601,7 +6592,7 @@
             <w:noProof/>
             <w:webHidden/>
           </w:rPr>
-          <w:instrText xml:space="preserve"> PAGEREF _Toc237172783 \h </w:instrText>
+          <w:instrText xml:space="preserve"> PAGEREF _Toc237735234 \h </w:instrText>
         </w:r>
         <w:r>
           <w:rPr>
@@ -6650,7 +6641,7 @@
           <w14:ligatures w14:val="standardContextual"/>
         </w:rPr>
       </w:pPr>
-      <w:hyperlink w:anchor="_Toc237172784" w:history="1">
+      <w:hyperlink w:anchor="_Toc237735235" w:history="1">
         <w:r>
           <w:rPr>
             <w:rStyle w:val="aff1"/>
@@ -6677,7 +6668,7 @@
             <w:noProof/>
             <w:webHidden/>
           </w:rPr>
-          <w:instrText xml:space="preserve"> PAGEREF _Toc237172784 \h </w:instrText>
+          <w:instrText xml:space="preserve"> PAGEREF _Toc237735235 \h </w:instrText>
         </w:r>
         <w:r>
           <w:rPr>
@@ -6726,7 +6717,7 @@
           <w14:ligatures w14:val="standardContextual"/>
         </w:rPr>
       </w:pPr>
-      <w:hyperlink w:anchor="_Toc237172785" w:history="1">
+      <w:hyperlink w:anchor="_Toc237735236" w:history="1">
         <w:r>
           <w:rPr>
             <w:rStyle w:val="aff1"/>
@@ -6753,7 +6744,7 @@
             <w:noProof/>
             <w:webHidden/>
           </w:rPr>
-          <w:instrText xml:space="preserve"> PAGEREF _Toc237172785 \h </w:instrText>
+          <w:instrText xml:space="preserve"> PAGEREF _Toc237735236 \h </w:instrText>
         </w:r>
         <w:r>
           <w:rPr>
@@ -6802,7 +6793,7 @@
           <w14:ligatures w14:val="standardContextual"/>
         </w:rPr>
       </w:pPr>
-      <w:hyperlink w:anchor="_Toc237172786" w:history="1">
+      <w:hyperlink w:anchor="_Toc237735237" w:history="1">
         <w:r>
           <w:rPr>
             <w:rStyle w:val="aff1"/>
@@ -6829,7 +6820,7 @@
             <w:noProof/>
             <w:webHidden/>
           </w:rPr>
-          <w:instrText xml:space="preserve"> PAGEREF _Toc237172786 \h </w:instrText>
+          <w:instrText xml:space="preserve"> PAGEREF _Toc237735237 \h </w:instrText>
         </w:r>
         <w:r>
           <w:rPr>
@@ -6878,7 +6869,7 @@
           <w14:ligatures w14:val="standardContextual"/>
         </w:rPr>
       </w:pPr>
-      <w:hyperlink w:anchor="_Toc237172787" w:history="1">
+      <w:hyperlink w:anchor="_Toc237735238" w:history="1">
         <w:r>
           <w:rPr>
             <w:rStyle w:val="aff1"/>
@@ -6905,7 +6896,7 @@
             <w:noProof/>
             <w:webHidden/>
           </w:rPr>
-          <w:instrText xml:space="preserve"> PAGEREF _Toc237172787 \h </w:instrText>
+          <w:instrText xml:space="preserve"> PAGEREF _Toc237735238 \h </w:instrText>
         </w:r>
         <w:r>
           <w:rPr>
@@ -6954,7 +6945,7 @@
           <w14:ligatures w14:val="standardContextual"/>
         </w:rPr>
       </w:pPr>
-      <w:hyperlink w:anchor="_Toc237172788" w:history="1">
+      <w:hyperlink w:anchor="_Toc237735239" w:history="1">
         <w:r>
           <w:rPr>
             <w:rStyle w:val="aff1"/>
@@ -6981,7 +6972,7 @@
             <w:noProof/>
             <w:webHidden/>
           </w:rPr>
-          <w:instrText xml:space="preserve"> PAGEREF _Toc237172788 \h </w:instrText>
+          <w:instrText xml:space="preserve"> PAGEREF _Toc237735239 \h </w:instrText>
         </w:r>
         <w:r>
           <w:rPr>
@@ -7030,7 +7021,7 @@
           <w14:ligatures w14:val="standardContextual"/>
         </w:rPr>
       </w:pPr>
-      <w:hyperlink w:anchor="_Toc237172789" w:history="1">
+      <w:hyperlink w:anchor="_Toc237735240" w:history="1">
         <w:r>
           <w:rPr>
             <w:rStyle w:val="aff1"/>
@@ -7057,7 +7048,7 @@
             <w:noProof/>
             <w:webHidden/>
           </w:rPr>
-          <w:instrText xml:space="preserve"> PAGEREF _Toc237172789 \h </w:instrText>
+          <w:instrText xml:space="preserve"> PAGEREF _Toc237735240 \h </w:instrText>
         </w:r>
         <w:r>
           <w:rPr>
@@ -7106,7 +7097,7 @@
           <w14:ligatures w14:val="standardContextual"/>
         </w:rPr>
       </w:pPr>
-      <w:hyperlink w:anchor="_Toc237172790" w:history="1">
+      <w:hyperlink w:anchor="_Toc237735241" w:history="1">
         <w:r>
           <w:rPr>
             <w:rStyle w:val="aff1"/>
@@ -7133,7 +7124,7 @@
             <w:noProof/>
             <w:webHidden/>
           </w:rPr>
-          <w:instrText xml:space="preserve"> PAGEREF _Toc237172790 \h </w:instrText>
+          <w:instrText xml:space="preserve"> PAGEREF _Toc237735241 \h </w:instrText>
         </w:r>
         <w:r>
           <w:rPr>
@@ -7182,7 +7173,7 @@
           <w14:ligatures w14:val="standardContextual"/>
         </w:rPr>
       </w:pPr>
-      <w:hyperlink w:anchor="_Toc237172791" w:history="1">
+      <w:hyperlink w:anchor="_Toc237735242" w:history="1">
         <w:r>
           <w:rPr>
             <w:rStyle w:val="aff1"/>
@@ -7209,7 +7200,7 @@
             <w:noProof/>
             <w:webHidden/>
           </w:rPr>
-          <w:instrText xml:space="preserve"> PAGEREF _Toc237172791 \h </w:instrText>
+          <w:instrText xml:space="preserve"> PAGEREF _Toc237735242 \h </w:instrText>
         </w:r>
         <w:r>
           <w:rPr>
@@ -7258,7 +7249,7 @@
           <w14:ligatures w14:val="standardContextual"/>
         </w:rPr>
       </w:pPr>
-      <w:hyperlink w:anchor="_Toc237172792" w:history="1">
+      <w:hyperlink w:anchor="_Toc237735243" w:history="1">
         <w:r>
           <w:rPr>
             <w:rStyle w:val="aff1"/>
@@ -7285,7 +7276,7 @@
             <w:noProof/>
             <w:webHidden/>
           </w:rPr>
-          <w:instrText xml:space="preserve"> PAGEREF _Toc237172792 \h </w:instrText>
+          <w:instrText xml:space="preserve"> PAGEREF _Toc237735243 \h </w:instrText>
         </w:r>
         <w:r>
           <w:rPr>
@@ -7334,7 +7325,7 @@
           <w14:ligatures w14:val="standardContextual"/>
         </w:rPr>
       </w:pPr>
-      <w:hyperlink w:anchor="_Toc237172793" w:history="1">
+      <w:hyperlink w:anchor="_Toc237735244" w:history="1">
         <w:r>
           <w:rPr>
             <w:rStyle w:val="aff1"/>
@@ -7361,7 +7352,7 @@
             <w:noProof/>
             <w:webHidden/>
           </w:rPr>
-          <w:instrText xml:space="preserve"> PAGEREF _Toc237172793 \h </w:instrText>
+          <w:instrText xml:space="preserve"> PAGEREF _Toc237735244 \h </w:instrText>
         </w:r>
         <w:r>
           <w:rPr>
@@ -7410,7 +7401,7 @@
           <w14:ligatures w14:val="standardContextual"/>
         </w:rPr>
       </w:pPr>
-      <w:hyperlink w:anchor="_Toc237172794" w:history="1">
+      <w:hyperlink w:anchor="_Toc237735245" w:history="1">
         <w:r>
           <w:rPr>
             <w:rStyle w:val="aff1"/>
@@ -7437,7 +7428,7 @@
             <w:noProof/>
             <w:webHidden/>
           </w:rPr>
-          <w:instrText xml:space="preserve"> PAGEREF _Toc237172794 \h </w:instrText>
+          <w:instrText xml:space="preserve"> PAGEREF _Toc237735245 \h </w:instrText>
         </w:r>
         <w:r>
           <w:rPr>
@@ -7486,7 +7477,7 @@
           <w14:ligatures w14:val="standardContextual"/>
         </w:rPr>
       </w:pPr>
-      <w:hyperlink w:anchor="_Toc237172795" w:history="1">
+      <w:hyperlink w:anchor="_Toc237735246" w:history="1">
         <w:r>
           <w:rPr>
             <w:rStyle w:val="aff1"/>
@@ -7513,7 +7504,7 @@
             <w:noProof/>
             <w:webHidden/>
           </w:rPr>
-          <w:instrText xml:space="preserve"> PAGEREF _Toc237172795 \h </w:instrText>
+          <w:instrText xml:space="preserve"> PAGEREF _Toc237735246 \h </w:instrText>
         </w:r>
         <w:r>
           <w:rPr>
@@ -7562,7 +7553,7 @@
           <w14:ligatures w14:val="standardContextual"/>
         </w:rPr>
       </w:pPr>
-      <w:hyperlink w:anchor="_Toc237172796" w:history="1">
+      <w:hyperlink w:anchor="_Toc237735247" w:history="1">
         <w:r>
           <w:rPr>
             <w:rStyle w:val="aff1"/>
@@ -7589,7 +7580,7 @@
             <w:noProof/>
             <w:webHidden/>
           </w:rPr>
-          <w:instrText xml:space="preserve"> PAGEREF _Toc237172796 \h </w:instrText>
+          <w:instrText xml:space="preserve"> PAGEREF _Toc237735247 \h </w:instrText>
         </w:r>
         <w:r>
           <w:rPr>
@@ -7638,7 +7629,7 @@
           <w14:ligatures w14:val="standardContextual"/>
         </w:rPr>
       </w:pPr>
-      <w:hyperlink w:anchor="_Toc237172797" w:history="1">
+      <w:hyperlink w:anchor="_Toc237735248" w:history="1">
         <w:r>
           <w:rPr>
             <w:rStyle w:val="aff1"/>
@@ -7665,7 +7656,7 @@
             <w:noProof/>
             <w:webHidden/>
           </w:rPr>
-          <w:instrText xml:space="preserve"> PAGEREF _Toc237172797 \h </w:instrText>
+          <w:instrText xml:space="preserve"> PAGEREF _Toc237735248 \h </w:instrText>
         </w:r>
         <w:r>
           <w:rPr>
@@ -7714,7 +7705,7 @@
           <w14:ligatures w14:val="standardContextual"/>
         </w:rPr>
       </w:pPr>
-      <w:hyperlink w:anchor="_Toc237172798" w:history="1">
+      <w:hyperlink w:anchor="_Toc237735249" w:history="1">
         <w:r>
           <w:rPr>
             <w:rStyle w:val="aff1"/>
@@ -7741,7 +7732,7 @@
             <w:noProof/>
             <w:webHidden/>
           </w:rPr>
-          <w:instrText xml:space="preserve"> PAGEREF _Toc237172798 \h </w:instrText>
+          <w:instrText xml:space="preserve"> PAGEREF _Toc237735249 \h </w:instrText>
         </w:r>
         <w:r>
           <w:rPr>
@@ -7790,7 +7781,7 @@
           <w14:ligatures w14:val="standardContextual"/>
         </w:rPr>
       </w:pPr>
-      <w:hyperlink w:anchor="_Toc237172799" w:history="1">
+      <w:hyperlink w:anchor="_Toc237735250" w:history="1">
         <w:r>
           <w:rPr>
             <w:rStyle w:val="aff1"/>
@@ -7817,7 +7808,7 @@
             <w:noProof/>
             <w:webHidden/>
           </w:rPr>
-          <w:instrText xml:space="preserve"> PAGEREF _Toc237172799 \h </w:instrText>
+          <w:instrText xml:space="preserve"> PAGEREF _Toc237735250 \h </w:instrText>
         </w:r>
         <w:r>
           <w:rPr>
@@ -7866,7 +7857,7 @@
           <w14:ligatures w14:val="standardContextual"/>
         </w:rPr>
       </w:pPr>
-      <w:hyperlink w:anchor="_Toc237172800" w:history="1">
+      <w:hyperlink w:anchor="_Toc237735251" w:history="1">
         <w:r>
           <w:rPr>
             <w:rStyle w:val="aff1"/>
@@ -7893,7 +7884,7 @@
             <w:noProof/>
             <w:webHidden/>
           </w:rPr>
-          <w:instrText xml:space="preserve"> PAGEREF _Toc237172800 \h </w:instrText>
+          <w:instrText xml:space="preserve"> PAGEREF _Toc237735251 \h </w:instrText>
         </w:r>
         <w:r>
           <w:rPr>
@@ -7942,7 +7933,7 @@
           <w14:ligatures w14:val="standardContextual"/>
         </w:rPr>
       </w:pPr>
-      <w:hyperlink w:anchor="_Toc237172801" w:history="1">
+      <w:hyperlink w:anchor="_Toc237735252" w:history="1">
         <w:r>
           <w:rPr>
             <w:rStyle w:val="aff1"/>
@@ -7969,7 +7960,7 @@
             <w:noProof/>
             <w:webHidden/>
           </w:rPr>
-          <w:instrText xml:space="preserve"> PAGEREF _Toc237172801 \h </w:instrText>
+          <w:instrText xml:space="preserve"> PAGEREF _Toc237735252 \h </w:instrText>
         </w:r>
         <w:r>
           <w:rPr>
@@ -8018,7 +8009,7 @@
           <w14:ligatures w14:val="standardContextual"/>
         </w:rPr>
       </w:pPr>
-      <w:hyperlink w:anchor="_Toc237172802" w:history="1">
+      <w:hyperlink w:anchor="_Toc237735253" w:history="1">
         <w:r>
           <w:rPr>
             <w:rStyle w:val="aff1"/>
@@ -8045,7 +8036,7 @@
             <w:noProof/>
             <w:webHidden/>
           </w:rPr>
-          <w:instrText xml:space="preserve"> PAGEREF _Toc237172802 \h </w:instrText>
+          <w:instrText xml:space="preserve"> PAGEREF _Toc237735253 \h </w:instrText>
         </w:r>
         <w:r>
           <w:rPr>
@@ -8094,7 +8085,7 @@
           <w14:ligatures w14:val="standardContextual"/>
         </w:rPr>
       </w:pPr>
-      <w:hyperlink w:anchor="_Toc237172803" w:history="1">
+      <w:hyperlink w:anchor="_Toc237735254" w:history="1">
         <w:r>
           <w:rPr>
             <w:rStyle w:val="aff1"/>
@@ -8121,7 +8112,7 @@
             <w:noProof/>
             <w:webHidden/>
           </w:rPr>
-          <w:instrText xml:space="preserve"> PAGEREF _Toc237172803 \h </w:instrText>
+          <w:instrText xml:space="preserve"> PAGEREF _Toc237735254 \h </w:instrText>
         </w:r>
         <w:r>
           <w:rPr>
@@ -8170,7 +8161,7 @@
           <w14:ligatures w14:val="standardContextual"/>
         </w:rPr>
       </w:pPr>
-      <w:hyperlink w:anchor="_Toc237172804" w:history="1">
+      <w:hyperlink w:anchor="_Toc237735255" w:history="1">
         <w:r>
           <w:rPr>
             <w:rStyle w:val="aff1"/>
@@ -8197,7 +8188,7 @@
             <w:noProof/>
             <w:webHidden/>
           </w:rPr>
-          <w:instrText xml:space="preserve"> PAGEREF _Toc237172804 \h </w:instrText>
+          <w:instrText xml:space="preserve"> PAGEREF _Toc237735255 \h </w:instrText>
         </w:r>
         <w:r>
           <w:rPr>
@@ -8246,7 +8237,7 @@
           <w14:ligatures w14:val="standardContextual"/>
         </w:rPr>
       </w:pPr>
-      <w:hyperlink w:anchor="_Toc237172805" w:history="1">
+      <w:hyperlink w:anchor="_Toc237735256" w:history="1">
         <w:r>
           <w:rPr>
             <w:rStyle w:val="aff1"/>
@@ -8273,7 +8264,7 @@
             <w:noProof/>
             <w:webHidden/>
           </w:rPr>
-          <w:instrText xml:space="preserve"> PAGEREF _Toc237172805 \h </w:instrText>
+          <w:instrText xml:space="preserve"> PAGEREF _Toc237735256 \h </w:instrText>
         </w:r>
         <w:r>
           <w:rPr>
@@ -8321,7 +8312,7 @@
           <w14:ligatures w14:val="standardContextual"/>
         </w:rPr>
       </w:pPr>
-      <w:hyperlink w:anchor="_Toc237172806" w:history="1">
+      <w:hyperlink w:anchor="_Toc237735257" w:history="1">
         <w:r>
           <w:rPr>
             <w:rStyle w:val="aff1"/>
@@ -8348,7 +8339,7 @@
             <w:noProof/>
             <w:webHidden/>
           </w:rPr>
-          <w:instrText xml:space="preserve"> PAGEREF _Toc237172806 \h </w:instrText>
+          <w:instrText xml:space="preserve"> PAGEREF _Toc237735257 \h </w:instrText>
         </w:r>
         <w:r>
           <w:rPr>
@@ -8408,7 +8399,7 @@
           <w:numId w:val="10"/>
         </w:numPr>
       </w:pPr>
-      <w:bookmarkStart w:id="0" w:name="_Toc237172704"/>
+      <w:bookmarkStart w:id="0" w:name="_Toc237735155"/>
       <w:r>
         <w:lastRenderedPageBreak/>
         <w:t>기술</w:t>
@@ -8441,7 +8432,7 @@
           <w:numId w:val="10"/>
         </w:numPr>
       </w:pPr>
-      <w:bookmarkStart w:id="1" w:name="_Toc237172705"/>
+      <w:bookmarkStart w:id="1" w:name="_Toc237735156"/>
       <w:r>
         <w:t>Network Authority / Data</w:t>
       </w:r>
@@ -8455,7 +8446,7 @@
           <w:numId w:val="10"/>
         </w:numPr>
       </w:pPr>
-      <w:bookmarkStart w:id="2" w:name="_Toc237172706"/>
+      <w:bookmarkStart w:id="2" w:name="_Toc237735157"/>
       <w:r>
         <w:t>Authority Flow</w:t>
       </w:r>
@@ -8514,7 +8505,7 @@
           <w:numId w:val="10"/>
         </w:numPr>
       </w:pPr>
-      <w:bookmarkStart w:id="3" w:name="_Toc237172707"/>
+      <w:bookmarkStart w:id="3" w:name="_Toc237735158"/>
       <w:r>
         <w:t>Client Cannot Commit</w:t>
       </w:r>
@@ -8600,7 +8591,7 @@
           <w:numId w:val="10"/>
         </w:numPr>
       </w:pPr>
-      <w:bookmarkStart w:id="4" w:name="_Toc237172708"/>
+      <w:bookmarkStart w:id="4" w:name="_Toc237735159"/>
       <w:r>
         <w:t>Data Tables</w:t>
       </w:r>
@@ -9013,7 +9004,7 @@
           <w:numId w:val="10"/>
         </w:numPr>
       </w:pPr>
-      <w:bookmarkStart w:id="5" w:name="_Toc237172709"/>
+      <w:bookmarkStart w:id="5" w:name="_Toc237735160"/>
       <w:r>
         <w:t>W1~W3 Implementation Baseline</w:t>
       </w:r>
@@ -9027,7 +9018,7 @@
           <w:numId w:val="10"/>
         </w:numPr>
       </w:pPr>
-      <w:bookmarkStart w:id="6" w:name="_Toc237172710"/>
+      <w:bookmarkStart w:id="6" w:name="_Toc237735161"/>
       <w:r>
         <w:t>W1 — Core Multiplayer / Inventory</w:t>
       </w:r>
@@ -9323,7 +9314,7 @@
           <w:numId w:val="10"/>
         </w:numPr>
       </w:pPr>
-      <w:bookmarkStart w:id="7" w:name="_Toc237172711"/>
+      <w:bookmarkStart w:id="7" w:name="_Toc237735162"/>
       <w:r>
         <w:t>W2 — Blueprint / UI / Guard Shell</w:t>
       </w:r>
@@ -9660,7 +9651,7 @@
               <w:rPr>
                 <w:sz w:val="16"/>
               </w:rPr>
-              <w:t>Gap Tracker / Rare Loot / Winner UI</w:t>
+              <w:t>Gap Tracker / Winner / Rare Loot 경쟁 UI</w:t>
             </w:r>
           </w:p>
         </w:tc>
@@ -9677,7 +9668,7 @@
               <w:rPr>
                 <w:sz w:val="16"/>
               </w:rPr>
-              <w:t>Legacy 또는 Repurpose</w:t>
+              <w:t>제거. Optional Rare Artifact가 승인되면 기존 타이머·방향 마커·Widget을 재사용하지 않고 현재 계약으로 재설계</w:t>
             </w:r>
           </w:p>
         </w:tc>
@@ -9696,7 +9687,7 @@
           <w:numId w:val="10"/>
         </w:numPr>
       </w:pPr>
-      <w:bookmarkStart w:id="8" w:name="_Toc237172712"/>
+      <w:bookmarkStart w:id="8" w:name="_Toc237735163"/>
       <w:r>
         <w:t>W3 Start Rule</w:t>
       </w:r>
@@ -9760,7 +9751,7 @@
           <w:numId w:val="10"/>
         </w:numPr>
       </w:pPr>
-      <w:bookmarkStart w:id="9" w:name="_Toc237172713"/>
+      <w:bookmarkStart w:id="9" w:name="_Toc237735164"/>
       <w:r>
         <w:t>Risk / Cut Rules</w:t>
       </w:r>
@@ -10133,7 +10124,7 @@
           <w:numId w:val="10"/>
         </w:numPr>
       </w:pPr>
-      <w:bookmarkStart w:id="10" w:name="_Toc237172714"/>
+      <w:bookmarkStart w:id="10" w:name="_Toc237735165"/>
       <w:r>
         <w:lastRenderedPageBreak/>
         <w:t>Automatic Cut Order</w:t>
@@ -10263,7 +10254,7 @@
           <w:numId w:val="10"/>
         </w:numPr>
       </w:pPr>
-      <w:bookmarkStart w:id="11" w:name="_Toc237172715"/>
+      <w:bookmarkStart w:id="11" w:name="_Toc237735166"/>
       <w:r>
         <w:lastRenderedPageBreak/>
         <w:t>런타임</w:t>
@@ -10284,7 +10275,7 @@
           <w:numId w:val="10"/>
         </w:numPr>
       </w:pPr>
-      <w:bookmarkStart w:id="12" w:name="_Toc237172716"/>
+      <w:bookmarkStart w:id="12" w:name="_Toc237735167"/>
       <w:r>
         <w:t>구현</w:t>
       </w:r>
@@ -10310,7 +10301,7 @@
           <w:numId w:val="10"/>
         </w:numPr>
       </w:pPr>
-      <w:bookmarkStart w:id="13" w:name="_Toc237172717"/>
+      <w:bookmarkStart w:id="13" w:name="_Toc237735168"/>
       <w:r>
         <w:t>재사용</w:t>
       </w:r>
@@ -10905,7 +10896,7 @@
           <w:numId w:val="10"/>
         </w:numPr>
       </w:pPr>
-      <w:bookmarkStart w:id="14" w:name="_Toc237172718"/>
+      <w:bookmarkStart w:id="14" w:name="_Toc237735169"/>
       <w:r>
         <w:t xml:space="preserve">Legacy </w:t>
       </w:r>
@@ -11341,7 +11332,7 @@
               <w:rPr>
                 <w:sz w:val="16"/>
               </w:rPr>
-              <w:t>Deferred</w:t>
+              <w:t>Remove</w:t>
             </w:r>
           </w:p>
         </w:tc>
@@ -11358,7 +11349,7 @@
               <w:rPr>
                 <w:sz w:val="16"/>
               </w:rPr>
-              <w:t>Optional Objective로 재설계 전까지 비활성</w:t>
+              <w:t>v1.0 Runtime State·Timer·방향 Marker·Widget을 제거한다. Optional Rare Artifact는 Stretch 승인 후 새 계약으로 재설계한다.</w:t>
             </w:r>
           </w:p>
         </w:tc>
@@ -11434,7 +11425,7 @@
           <w:numId w:val="10"/>
         </w:numPr>
       </w:pPr>
-      <w:bookmarkStart w:id="15" w:name="_Toc237172719"/>
+      <w:bookmarkStart w:id="15" w:name="_Toc237735170"/>
       <w:r>
         <w:lastRenderedPageBreak/>
         <w:t>캐릭터</w:t>
@@ -11473,7 +11464,7 @@
           <w:numId w:val="10"/>
         </w:numPr>
       </w:pPr>
-      <w:bookmarkStart w:id="16" w:name="_Toc237172720"/>
+      <w:bookmarkStart w:id="16" w:name="_Toc237735171"/>
       <w:r>
         <w:t>기본</w:t>
       </w:r>
@@ -12158,7 +12149,7 @@
           <w:numId w:val="10"/>
         </w:numPr>
       </w:pPr>
-      <w:bookmarkStart w:id="17" w:name="_Toc237172721"/>
+      <w:bookmarkStart w:id="17" w:name="_Toc237735172"/>
       <w:r>
         <w:t>1</w:t>
       </w:r>
@@ -12235,7 +12226,7 @@
           <w:numId w:val="10"/>
         </w:numPr>
       </w:pPr>
-      <w:bookmarkStart w:id="18" w:name="_Toc237172722"/>
+      <w:bookmarkStart w:id="18" w:name="_Toc237735173"/>
       <w:r>
         <w:t>커스터마이징</w:t>
       </w:r>
@@ -13487,7 +13478,7 @@
           <w:numId w:val="10"/>
         </w:numPr>
       </w:pPr>
-      <w:bookmarkStart w:id="19" w:name="_Toc237172723"/>
+      <w:bookmarkStart w:id="19" w:name="_Toc237735174"/>
       <w:r>
         <w:t xml:space="preserve">Grid Inventory, Loose Loot </w:t>
       </w:r>
@@ -13510,7 +13501,7 @@
           <w:numId w:val="10"/>
         </w:numPr>
       </w:pPr>
-      <w:bookmarkStart w:id="20" w:name="_Toc237172724"/>
+      <w:bookmarkStart w:id="20" w:name="_Toc237735175"/>
       <w:r>
         <w:t xml:space="preserve">Grid Inventory </w:t>
       </w:r>
@@ -13593,7 +13584,7 @@
           <w:numId w:val="10"/>
         </w:numPr>
       </w:pPr>
-      <w:bookmarkStart w:id="21" w:name="_Toc237172725"/>
+      <w:bookmarkStart w:id="21" w:name="_Toc237735176"/>
       <w:r>
         <w:t xml:space="preserve">Loose Loot </w:t>
       </w:r>
@@ -14459,7 +14450,7 @@
           <w:numId w:val="10"/>
         </w:numPr>
       </w:pPr>
-      <w:bookmarkStart w:id="22" w:name="_Toc237172726"/>
+      <w:bookmarkStart w:id="22" w:name="_Toc237735177"/>
       <w:r>
         <w:t>무게</w:t>
       </w:r>
@@ -14534,7 +14525,7 @@
           <w:numId w:val="10"/>
         </w:numPr>
       </w:pPr>
-      <w:bookmarkStart w:id="23" w:name="_Toc237172727"/>
+      <w:bookmarkStart w:id="23" w:name="_Toc237735178"/>
       <w:r>
         <w:t>QuickSlot</w:t>
       </w:r>
@@ -14793,7 +14784,7 @@
           <w:numId w:val="10"/>
         </w:numPr>
       </w:pPr>
-      <w:bookmarkStart w:id="24" w:name="_Toc237172728"/>
+      <w:bookmarkStart w:id="24" w:name="_Toc237735179"/>
       <w:r>
         <w:t xml:space="preserve">First-Person </w:t>
       </w:r>
@@ -14831,7 +14822,7 @@
           <w:numId w:val="10"/>
         </w:numPr>
       </w:pPr>
-      <w:bookmarkStart w:id="25" w:name="_Toc237172729"/>
+      <w:bookmarkStart w:id="25" w:name="_Toc237735180"/>
       <w:r>
         <w:t>손전등</w:t>
       </w:r>
@@ -15238,7 +15229,7 @@
           <w:numId w:val="10"/>
         </w:numPr>
       </w:pPr>
-      <w:bookmarkStart w:id="26" w:name="_Toc237172730"/>
+      <w:bookmarkStart w:id="26" w:name="_Toc237735181"/>
       <w:r>
         <w:t>Noise Level</w:t>
       </w:r>
@@ -15807,7 +15798,7 @@
           <w:numId w:val="10"/>
         </w:numPr>
       </w:pPr>
-      <w:bookmarkStart w:id="27" w:name="_Toc237172731"/>
+      <w:bookmarkStart w:id="27" w:name="_Toc237735182"/>
       <w:r>
         <w:t xml:space="preserve">Guard SoundPing </w:t>
       </w:r>
@@ -16091,7 +16082,7 @@
           <w:numId w:val="10"/>
         </w:numPr>
       </w:pPr>
-      <w:bookmarkStart w:id="28" w:name="_Toc237172732"/>
+      <w:bookmarkStart w:id="28" w:name="_Toc237735183"/>
       <w:r>
         <w:lastRenderedPageBreak/>
         <w:t xml:space="preserve">Guard PvE AI </w:t>
@@ -16109,7 +16100,7 @@
           <w:numId w:val="10"/>
         </w:numPr>
       </w:pPr>
-      <w:bookmarkStart w:id="29" w:name="_Toc237172733"/>
+      <w:bookmarkStart w:id="29" w:name="_Toc237735184"/>
       <w:r>
         <w:t>기본</w:t>
       </w:r>
@@ -16644,7 +16635,7 @@
           <w:numId w:val="10"/>
         </w:numPr>
       </w:pPr>
-      <w:bookmarkStart w:id="30" w:name="_Toc237172734"/>
+      <w:bookmarkStart w:id="30" w:name="_Toc237735185"/>
       <w:r>
         <w:t>상태</w:t>
       </w:r>
@@ -17316,7 +17307,7 @@
           <w:numId w:val="10"/>
         </w:numPr>
       </w:pPr>
-      <w:bookmarkStart w:id="31" w:name="_Toc237172735"/>
+      <w:bookmarkStart w:id="31" w:name="_Toc237735186"/>
       <w:r>
         <w:t>InspectExhibit</w:t>
       </w:r>
@@ -17378,7 +17369,7 @@
           <w:numId w:val="10"/>
         </w:numPr>
       </w:pPr>
-      <w:bookmarkStart w:id="32" w:name="_Toc237172736"/>
+      <w:bookmarkStart w:id="32" w:name="_Toc237735187"/>
       <w:r>
         <w:lastRenderedPageBreak/>
         <w:t>Arrest</w:t>
@@ -17413,7 +17404,7 @@
           <w:numId w:val="10"/>
         </w:numPr>
       </w:pPr>
-      <w:bookmarkStart w:id="33" w:name="_Toc237172737"/>
+      <w:bookmarkStart w:id="33" w:name="_Toc237735188"/>
       <w:r>
         <w:t xml:space="preserve">Target Artifact, Exhibit Case Isolation </w:t>
       </w:r>
@@ -17436,7 +17427,7 @@
           <w:numId w:val="10"/>
         </w:numPr>
       </w:pPr>
-      <w:bookmarkStart w:id="34" w:name="_Toc237172738"/>
+      <w:bookmarkStart w:id="34" w:name="_Toc237735189"/>
       <w:r>
         <w:t xml:space="preserve">Artifact / Exhibit Case </w:t>
       </w:r>
@@ -17841,7 +17832,7 @@
           <w:numId w:val="10"/>
         </w:numPr>
       </w:pPr>
-      <w:bookmarkStart w:id="35" w:name="_Toc237172739"/>
+      <w:bookmarkStart w:id="35" w:name="_Toc237735190"/>
       <w:r>
         <w:t xml:space="preserve">Painting Display Case </w:t>
       </w:r>
@@ -17892,7 +17883,7 @@
           </w:tcPr>
           <w:p>
             <w:r>
-              <w:t>State Flow / Secured → Observed → ForgeryInProgress → ReplicaReady; ReplicaReady --R→ ForgeryInProgress; ReplicaReady --E atomic→ ReplicaPlaced → OriginalAvailable → OriginalRemoved; 이후 Inspecting → Completed | Suspected → Alarmed</w:t>
+              <w:t>State Flow / Secured → Observed → ForgeryInProgress → ReplicaReady; ReplicaReady --R→ ForgeryInProgress; ReplicaReady --E atomic→ ReplicaPlaced → OriginalAvailable → OriginalRemoved; 이후 Inspecting → Completed</w:t>
             </w:r>
           </w:p>
         </w:tc>
@@ -18487,7 +18478,7 @@
           <w:numId w:val="10"/>
         </w:numPr>
       </w:pPr>
-      <w:bookmarkStart w:id="36" w:name="_Toc237172740"/>
+      <w:bookmarkStart w:id="36" w:name="_Toc237735191"/>
       <w:r>
         <w:t>Observation / Full-Screen Mode</w:t>
       </w:r>
@@ -18561,7 +18552,7 @@
           <w:numId w:val="10"/>
         </w:numPr>
       </w:pPr>
-      <w:bookmarkStart w:id="37" w:name="_Toc237172741"/>
+      <w:bookmarkStart w:id="37" w:name="_Toc237735192"/>
       <w:r>
         <w:t>Replica Review / Atomic Swap</w:t>
       </w:r>
@@ -18639,7 +18630,7 @@
           <w:numId w:val="10"/>
         </w:numPr>
       </w:pPr>
-      <w:bookmarkStart w:id="38" w:name="_Toc237172742"/>
+      <w:bookmarkStart w:id="38" w:name="_Toc237735193"/>
       <w:r>
         <w:t xml:space="preserve">Stroke </w:t>
       </w:r>
@@ -18705,11 +18696,8 @@
         </w:numPr>
       </w:pPr>
       <w:r>
-        <w:t xml:space="preserve">Client는 Submit 시 16-bit X/Y Pair로 Packing한 Stroke Point, Stroke별 Point Count, PaletteIndex와 BrushPresetIndex만 RPC로 전달하며 최종 Score를 보내지 않는다. 서버는 Packed </w:t>
-      </w:r>
-      <w:r>
         <w:lastRenderedPageBreak/>
-        <w:t>Point를 정규화 FVector2D로 복원해 범위, 배열 구성, Point Budget, Payload Size와 Session Revision을 검증한다. 서버가 만든 256×256 Replica Palette Raster는 FHeistReplicaPaintingData 전용 NetSerialize가 Palette와 4-bit Packed Index Buffer를 연속 바이트로 직렬화한다. Packed Buffer는 32,768 bytes이며 일반 반영형 배열 요소 직렬화로 64KB Actor Bunch 제한을 초과하지 않는다.</w:t>
+        <w:t>Client는 Submit 시 16-bit X/Y Pair로 Packing한 Stroke Point, Stroke별 Point Count, PaletteIndex와 BrushPresetIndex만 RPC로 전달하며 최종 Score를 보내지 않는다. 서버는 Packed Point를 정규화 FVector2D로 복원해 범위, 배열 구성, Point Budget, Payload Size와 Session Revision을 검증한다. 서버가 만든 256×256 Replica Palette Raster는 FHeistReplicaPaintingData 전용 NetSerialize가 Palette와 4-bit Packed Index Buffer를 연속 바이트로 직렬화한다. Packed Buffer는 32,768 bytes이며 일반 반영형 배열 요소 직렬화로 64KB Actor Bunch 제한을 초과하지 않는다.</w:t>
       </w:r>
     </w:p>
     <w:p>
@@ -18720,7 +18708,7 @@
           <w:numId w:val="10"/>
         </w:numPr>
       </w:pPr>
-      <w:bookmarkStart w:id="39" w:name="_Toc237172743"/>
+      <w:bookmarkStart w:id="39" w:name="_Toc237735194"/>
       <w:r>
         <w:t>Forgery Score And Replica Acceptance</w:t>
       </w:r>
@@ -19000,7 +18988,7 @@
           <w:numId w:val="10"/>
         </w:numPr>
       </w:pPr>
-      <w:bookmarkStart w:id="40" w:name="_Toc237172744"/>
+      <w:bookmarkStart w:id="40" w:name="_Toc237735195"/>
       <w:r>
         <w:t xml:space="preserve">Template </w:t>
       </w:r>
@@ -19500,7 +19488,7 @@
               <w:rPr>
                 <w:sz w:val="16"/>
               </w:rPr>
-              <w:t>TimeoutPenalty</w:t>
+              <w:t>BackgroundFilterMode</w:t>
             </w:r>
           </w:p>
         </w:tc>
@@ -19510,8 +19498,14 @@
             <w:vAlign w:val="center"/>
           </w:tcPr>
           <w:p>
-            <w:r>
-              <w:t>호환 필드. Timeout은 Score를 계산하지 않으므로 런타임 제출 경로에서 적용하지 않음</w:t>
+            <w:pPr>
+              <w:pStyle w:val="TableText"/>
+            </w:pPr>
+            <w:r>
+              <w:rPr>
+                <w:sz w:val="16"/>
+              </w:rPr>
+              <w:t>None / Black / White</w:t>
             </w:r>
           </w:p>
         </w:tc>
@@ -19534,7 +19528,7 @@
               <w:rPr>
                 <w:sz w:val="16"/>
               </w:rPr>
-              <w:t>BackgroundFilterMode</w:t>
+              <w:t>BackgroundColorTolerance</w:t>
             </w:r>
           </w:p>
         </w:tc>
@@ -19551,7 +19545,7 @@
               <w:rPr>
                 <w:sz w:val="16"/>
               </w:rPr>
-              <w:t>None / Black / White</w:t>
+              <w:t>Black/White 배경 제외 허용 오차</w:t>
             </w:r>
           </w:p>
         </w:tc>
@@ -19575,7 +19569,7 @@
                 <w:sz w:val="16"/>
               </w:rPr>
               <w:lastRenderedPageBreak/>
-              <w:t>BackgroundColorTolerance</w:t>
+              <w:t>AllowedPalette</w:t>
             </w:r>
           </w:p>
         </w:tc>
@@ -19592,7 +19586,7 @@
               <w:rPr>
                 <w:sz w:val="16"/>
               </w:rPr>
-              <w:t>Black/White 배경 제외 허용 오차</w:t>
+              <w:t>플레이어 선택 가능 2~8색</w:t>
             </w:r>
           </w:p>
         </w:tc>
@@ -19615,7 +19609,7 @@
               <w:rPr>
                 <w:sz w:val="16"/>
               </w:rPr>
-              <w:t>AllowedPalette</w:t>
+              <w:t>ShapeAccuracyWeight</w:t>
             </w:r>
           </w:p>
         </w:tc>
@@ -19632,7 +19626,7 @@
               <w:rPr>
                 <w:sz w:val="16"/>
               </w:rPr>
-              <w:t>플레이어 선택 가능 2~8색</w:t>
+              <w:t>OpenCV 양방향 Distance Shape 가중치</w:t>
             </w:r>
           </w:p>
         </w:tc>
@@ -19655,7 +19649,7 @@
               <w:rPr>
                 <w:sz w:val="16"/>
               </w:rPr>
-              <w:t>ShapeAccuracyWeight</w:t>
+              <w:t>ColorAccuracyWeight</w:t>
             </w:r>
           </w:p>
         </w:tc>
@@ -19672,7 +19666,7 @@
               <w:rPr>
                 <w:sz w:val="16"/>
               </w:rPr>
-              <w:t>OpenCV 양방향 Distance Shape 가중치</w:t>
+              <w:t>Lab SSIM + Palette Histogram 가중치</w:t>
             </w:r>
           </w:p>
         </w:tc>
@@ -19695,7 +19689,7 @@
               <w:rPr>
                 <w:sz w:val="16"/>
               </w:rPr>
-              <w:t>ColorAccuracyWeight</w:t>
+              <w:t>MaximumPaintToReferenceRatio</w:t>
             </w:r>
           </w:p>
         </w:tc>
@@ -19712,7 +19706,7 @@
               <w:rPr>
                 <w:sz w:val="16"/>
               </w:rPr>
-              <w:t>Lab SSIM + Palette Histogram 가중치</w:t>
+              <w:t>Anti-Fill 판정 기준</w:t>
             </w:r>
           </w:p>
         </w:tc>
@@ -19735,7 +19729,7 @@
               <w:rPr>
                 <w:sz w:val="16"/>
               </w:rPr>
-              <w:t>MaximumPaintToReferenceRatio</w:t>
+              <w:t>OverpaintScoreCap</w:t>
             </w:r>
           </w:p>
         </w:tc>
@@ -19752,7 +19746,7 @@
               <w:rPr>
                 <w:sz w:val="16"/>
               </w:rPr>
-              <w:t>Anti-Fill 판정 기준</w:t>
+              <w:t>과잉 칠하기 최대 점수</w:t>
             </w:r>
           </w:p>
         </w:tc>
@@ -19775,7 +19769,7 @@
               <w:rPr>
                 <w:sz w:val="16"/>
               </w:rPr>
-              <w:t>OverpaintScoreCap</w:t>
+              <w:t>SourceLicense</w:t>
             </w:r>
           </w:p>
         </w:tc>
@@ -19792,7 +19786,7 @@
               <w:rPr>
                 <w:sz w:val="16"/>
               </w:rPr>
-              <w:t>과잉 칠하기 최대 점수</w:t>
+              <w:t>Public Domain / 직접 제작 / 상업 라이선스와 증빙</w:t>
             </w:r>
           </w:p>
         </w:tc>
@@ -19815,7 +19809,7 @@
               <w:rPr>
                 <w:sz w:val="16"/>
               </w:rPr>
-              <w:t>SourceLicense</w:t>
+              <w:t>SimplificationNotes</w:t>
             </w:r>
           </w:p>
         </w:tc>
@@ -19832,7 +19826,7 @@
               <w:rPr>
                 <w:sz w:val="16"/>
               </w:rPr>
-              <w:t>Public Domain / 직접 제작 / 상업 라이선스와 증빙</w:t>
+              <w:t>15초 내 식별 가능한 실루엣과 주요 덩어리 변환 기준</w:t>
             </w:r>
           </w:p>
         </w:tc>
@@ -19855,7 +19849,7 @@
               <w:rPr>
                 <w:sz w:val="16"/>
               </w:rPr>
-              <w:t>SimplificationNotes</w:t>
+              <w:t>RecommendedPaletteCount</w:t>
             </w:r>
           </w:p>
         </w:tc>
@@ -19872,7 +19866,7 @@
               <w:rPr>
                 <w:sz w:val="16"/>
               </w:rPr>
-              <w:t>15초 내 식별 가능한 실루엣과 주요 덩어리 변환 기준</w:t>
+              <w:t>일반 3~5색, 허용 범위 2~8색</w:t>
             </w:r>
           </w:p>
         </w:tc>
@@ -19888,46 +19882,6 @@
             <w:vAlign w:val="center"/>
           </w:tcPr>
           <w:p>
-            <w:pPr>
-              <w:pStyle w:val="TableText"/>
-            </w:pPr>
-            <w:r>
-              <w:rPr>
-                <w:sz w:val="16"/>
-              </w:rPr>
-              <w:t>RecommendedPaletteCount</w:t>
-            </w:r>
-          </w:p>
-        </w:tc>
-        <w:tc>
-          <w:tcPr>
-            <w:tcW w:w="7234" w:type="dxa"/>
-            <w:vAlign w:val="center"/>
-          </w:tcPr>
-          <w:p>
-            <w:pPr>
-              <w:pStyle w:val="TableText"/>
-            </w:pPr>
-            <w:r>
-              <w:rPr>
-                <w:sz w:val="16"/>
-              </w:rPr>
-              <w:t>일반 3~5색, 허용 범위 2~8색</w:t>
-            </w:r>
-          </w:p>
-        </w:tc>
-      </w:tr>
-      <w:tr>
-        <w:trPr>
-          <w:cantSplit/>
-          <w:jc w:val="center"/>
-        </w:trPr>
-        <w:tc>
-          <w:tcPr>
-            <w:tcW w:w="2630" w:type="dxa"/>
-            <w:vAlign w:val="center"/>
-          </w:tcPr>
-          <w:p>
             <w:r>
               <w:t>TimeoutPolicy</w:t>
             </w:r>
@@ -19959,7 +19913,7 @@
           <w:numId w:val="10"/>
         </w:numPr>
       </w:pPr>
-      <w:bookmarkStart w:id="41" w:name="_Toc237172745"/>
+      <w:bookmarkStart w:id="41" w:name="_Toc237735196"/>
       <w:r>
         <w:t xml:space="preserve">Alert, Lockdown, Shared Extraction </w:t>
       </w:r>
@@ -19982,7 +19936,7 @@
           <w:numId w:val="10"/>
         </w:numPr>
       </w:pPr>
-      <w:bookmarkStart w:id="42" w:name="_Toc237172746"/>
+      <w:bookmarkStart w:id="42" w:name="_Toc237735197"/>
       <w:r>
         <w:t>Alert Level</w:t>
       </w:r>
@@ -20340,7 +20294,7 @@
           <w:numId w:val="10"/>
         </w:numPr>
       </w:pPr>
-      <w:bookmarkStart w:id="43" w:name="_Toc237172747"/>
+      <w:bookmarkStart w:id="43" w:name="_Toc237735198"/>
       <w:r>
         <w:t>Shared Extraction</w:t>
       </w:r>
@@ -20414,7 +20368,7 @@
           <w:numId w:val="10"/>
         </w:numPr>
       </w:pPr>
-      <w:bookmarkStart w:id="44" w:name="_Toc237172748"/>
+      <w:bookmarkStart w:id="44" w:name="_Toc237735199"/>
       <w:r>
         <w:t>성공</w:t>
       </w:r>
@@ -20648,7 +20602,7 @@
           <w:numId w:val="10"/>
         </w:numPr>
       </w:pPr>
-      <w:bookmarkStart w:id="45" w:name="_Toc237172749"/>
+      <w:bookmarkStart w:id="45" w:name="_Toc237735200"/>
       <w:r>
         <w:t>Team Reward / Contribution</w:t>
       </w:r>
@@ -21103,7 +21057,7 @@
           <w:numId w:val="10"/>
         </w:numPr>
       </w:pPr>
-      <w:bookmarkStart w:id="46" w:name="_Toc237172750"/>
+      <w:bookmarkStart w:id="46" w:name="_Toc237735201"/>
       <w:r>
         <w:lastRenderedPageBreak/>
         <w:t>멀티플레이</w:t>
@@ -21130,7 +21084,7 @@
           <w:numId w:val="10"/>
         </w:numPr>
       </w:pPr>
-      <w:bookmarkStart w:id="47" w:name="_Toc237172751"/>
+      <w:bookmarkStart w:id="47" w:name="_Toc237735202"/>
       <w:r>
         <w:t>멀티플레이어</w:t>
       </w:r>
@@ -21156,7 +21110,7 @@
           <w:numId w:val="10"/>
         </w:numPr>
       </w:pPr>
-      <w:bookmarkStart w:id="48" w:name="_Toc237172752"/>
+      <w:bookmarkStart w:id="48" w:name="_Toc237735203"/>
       <w:r>
         <w:t>네트워크</w:t>
       </w:r>
@@ -21575,7 +21529,7 @@
           <w:numId w:val="10"/>
         </w:numPr>
       </w:pPr>
-      <w:bookmarkStart w:id="49" w:name="_Toc237172753"/>
+      <w:bookmarkStart w:id="49" w:name="_Toc237735204"/>
       <w:r>
         <w:t>주요</w:t>
       </w:r>
@@ -22329,7 +22283,7 @@
           <w:numId w:val="10"/>
         </w:numPr>
       </w:pPr>
-      <w:bookmarkStart w:id="50" w:name="_Toc237172754"/>
+      <w:bookmarkStart w:id="50" w:name="_Toc237735205"/>
       <w:r>
         <w:t>서버</w:t>
       </w:r>
@@ -22467,7 +22421,7 @@
           <w:numId w:val="10"/>
         </w:numPr>
       </w:pPr>
-      <w:bookmarkStart w:id="51" w:name="_Toc237172755"/>
+      <w:bookmarkStart w:id="51" w:name="_Toc237735206"/>
       <w:r>
         <w:t xml:space="preserve">Disconnect </w:t>
       </w:r>
@@ -22731,7 +22685,7 @@
           <w:numId w:val="10"/>
         </w:numPr>
       </w:pPr>
-      <w:bookmarkStart w:id="52" w:name="_Toc237172756"/>
+      <w:bookmarkStart w:id="52" w:name="_Toc237735207"/>
       <w:r>
         <w:t>필수</w:t>
       </w:r>
@@ -22868,7 +22822,7 @@
           <w:numId w:val="10"/>
         </w:numPr>
       </w:pPr>
-      <w:bookmarkStart w:id="53" w:name="_Toc237172757"/>
+      <w:bookmarkStart w:id="53" w:name="_Toc237735208"/>
       <w:r>
         <w:t xml:space="preserve">Gameplay Architecture, FastArray </w:t>
       </w:r>
@@ -22888,7 +22842,7 @@
           <w:numId w:val="10"/>
         </w:numPr>
       </w:pPr>
-      <w:bookmarkStart w:id="54" w:name="_Toc237172758"/>
+      <w:bookmarkStart w:id="54" w:name="_Toc237735209"/>
       <w:r>
         <w:t>책임</w:t>
       </w:r>
@@ -23348,7 +23302,7 @@
           <w:numId w:val="10"/>
         </w:numPr>
       </w:pPr>
-      <w:bookmarkStart w:id="55" w:name="_Toc237172759"/>
+      <w:bookmarkStart w:id="55" w:name="_Toc237735210"/>
       <w:r>
         <w:t xml:space="preserve">FastArray </w:t>
       </w:r>
@@ -23413,7 +23367,7 @@
           <w:numId w:val="10"/>
         </w:numPr>
       </w:pPr>
-      <w:bookmarkStart w:id="56" w:name="_Toc237172760"/>
+      <w:bookmarkStart w:id="56" w:name="_Toc237735211"/>
       <w:r>
         <w:t>서버</w:t>
       </w:r>
@@ -23792,7 +23746,7 @@
           <w:numId w:val="10"/>
         </w:numPr>
       </w:pPr>
-      <w:bookmarkStart w:id="57" w:name="_Toc237172761"/>
+      <w:bookmarkStart w:id="57" w:name="_Toc237735212"/>
       <w:r>
         <w:t>GameplayTag Dictionary</w:t>
       </w:r>
@@ -24087,7 +24041,7 @@
           <w:numId w:val="10"/>
         </w:numPr>
       </w:pPr>
-      <w:bookmarkStart w:id="58" w:name="_Toc237172762"/>
+      <w:bookmarkStart w:id="58" w:name="_Toc237735213"/>
       <w:r>
         <w:t xml:space="preserve">Tag Query </w:t>
       </w:r>
@@ -24386,7 +24340,7 @@
           <w:numId w:val="10"/>
         </w:numPr>
       </w:pPr>
-      <w:bookmarkStart w:id="59" w:name="_Toc237172763"/>
+      <w:bookmarkStart w:id="59" w:name="_Toc237735214"/>
       <w:r>
         <w:t xml:space="preserve">HUD, UI/UX </w:t>
       </w:r>
@@ -24409,7 +24363,7 @@
           <w:numId w:val="10"/>
         </w:numPr>
       </w:pPr>
-      <w:bookmarkStart w:id="60" w:name="_Toc237172764"/>
+      <w:bookmarkStart w:id="60" w:name="_Toc237735215"/>
       <w:r>
         <w:t xml:space="preserve">UI </w:t>
       </w:r>
@@ -24651,7 +24605,7 @@
           <w:numId w:val="10"/>
         </w:numPr>
       </w:pPr>
-      <w:bookmarkStart w:id="61" w:name="_Toc237172765"/>
+      <w:bookmarkStart w:id="61" w:name="_Toc237735216"/>
       <w:r>
         <w:t>화면</w:t>
       </w:r>
@@ -25184,7 +25138,7 @@
           <w:numId w:val="10"/>
         </w:numPr>
       </w:pPr>
-      <w:bookmarkStart w:id="62" w:name="_Toc237172766"/>
+      <w:bookmarkStart w:id="62" w:name="_Toc237735217"/>
       <w:r>
         <w:t xml:space="preserve">MVVM </w:t>
       </w:r>
@@ -25262,7 +25216,7 @@
           <w:numId w:val="10"/>
         </w:numPr>
       </w:pPr>
-      <w:bookmarkStart w:id="63" w:name="_Toc237172767"/>
+      <w:bookmarkStart w:id="63" w:name="_Toc237735218"/>
       <w:r>
         <w:t xml:space="preserve">ViewModel </w:t>
       </w:r>
@@ -25740,7 +25694,7 @@
           <w:numId w:val="10"/>
         </w:numPr>
       </w:pPr>
-      <w:bookmarkStart w:id="64" w:name="_Toc237172768"/>
+      <w:bookmarkStart w:id="64" w:name="_Toc237735219"/>
       <w:r>
         <w:t xml:space="preserve">Forgery </w:t>
       </w:r>
@@ -25754,7 +25708,11 @@
     </w:p>
     <w:p>
       <w:r>
-        <w:t>Surface Forgery와 Object Assembly WBP는 한글 중심으로 Mode Title, ‘예상 품질 {점수}/100 · 제출 가능 70+’ 단일 표시, Remaining Time, Submit, Cancel과 통합 하단 안내 순서를 공유한다. 별도 InstructionText와 ModeStatusText는 만들지 않는다. 별도 QualityRequirementText, 서버 점수, Template Name, Alert Warning과 Lockdown Countdown은 표시하지 않는다. 두 모드가 표시 중 Suspicious/Searching에서는 Session을 유지한다. Alarmed/Lockdown 진입 시 AHeistGameMode가 활성 Session을 AlertDanger로 서버에서 먼저 취소하고 Widget은 별도 Cancel Request 없이 즉시 닫아 Gameplay Input을 복원한다. Alarmed/Lockdown 중 신규 Observation과 Session Begin은 서버가 거부하며 Case Lock을 남기지 않는다. Surface 작업 영역은 Palette와 Drawing Content 안의 시각적 소/중/대 Brush 선택을 사용한다. Object Assembly는 Original/정답 실루엣과 UViewport Preview를 노출하지 않고 2D Part Tray와 Canvas Drag &amp; Drop을 사용한다. Drop 좌표는 가장 가까운 숨은 Socket Anchor로 양자화하고 회전은 승인된 Orientation Step만 사용하며, 중간 좌표는 복제하지 않고 Submit 시 기존 PartId/SocketId/QuantizedOrientation/MaterialId Payload만 전송한다. Surface Pointer 입력은 실제 Drawing Surface Geometry에서 정규화하고 서버 Score와 Replica Palette Raster는 256×256으로 정규화한다. 별도 Result Container를 만들지 않고 서버가 70점 이상 Submit을 수락하면 Widget을 닫으며 ReplicaReady E/R은 World HUD Prompt로 안내한다.</w:t>
+        <w:t xml:space="preserve">Surface Forgery와 Object Assembly WBP는 한글 중심으로 Mode Title, ‘예상 품질 {점수}/100 · 제출 가능 70+’ 단일 표시, Remaining Time, Submit, Cancel과 통합 하단 안내 순서를 공유한다. 별도 InstructionText와 ModeStatusText는 만들지 않는다. 별도 QualityRequirementText, 서버 점수, Template Name, Alert Warning과 Lockdown Countdown은 표시하지 않는다. 두 모드가 표시 중 Suspicious/Searching에서는 Session을 유지한다. Alarmed/Lockdown 진입 시 AHeistGameMode가 활성 Session을 AlertDanger로 서버에서 먼저 취소하고 Widget은 별도 Cancel Request 없이 즉시 닫아 Gameplay Input을 복원한다. Alarmed/Lockdown 중 신규 Observation과 Session Begin은 서버가 거부하며 Case Lock을 남기지 않는다. Surface 작업 영역은 Palette와 Drawing Content 안의 시각적 소/중/대 Brush 선택을 사용한다. Object Assembly는 Original/정답 실루엣과 UViewport Preview를 </w:t>
+      </w:r>
+      <w:r>
+        <w:lastRenderedPageBreak/>
+        <w:t>노출하지 않고 2D Part Tray와 Canvas Drag &amp; Drop을 사용한다. Drop 좌표는 가장 가까운 숨은 Socket Anchor로 양자화하고 회전은 승인된 Orientation Step만 사용하며, 중간 좌표는 복제하지 않고 Submit 시 기존 PartId/SocketId/QuantizedOrientation/MaterialId Payload만 전송한다. Surface Pointer 입력은 실제 Drawing Surface Geometry에서 정규화하고 서버 Score와 Replica Palette Raster는 256×256으로 정규화한다. 별도 Result Container를 만들지 않고 서버가 70점 이상 Submit을 수락하면 Widget을 닫으며 ReplicaReady E/R은 World HUD Prompt로 안내한다.</w:t>
       </w:r>
     </w:p>
     <w:p>
@@ -25765,9 +25723,8 @@
           <w:numId w:val="10"/>
         </w:numPr>
       </w:pPr>
-      <w:bookmarkStart w:id="65" w:name="_Toc237172769"/>
+      <w:bookmarkStart w:id="65" w:name="_Toc237735220"/>
       <w:r>
-        <w:lastRenderedPageBreak/>
         <w:t>상호작용</w:t>
       </w:r>
       <w:r>
@@ -26272,7 +26229,7 @@
           <w:numId w:val="10"/>
         </w:numPr>
       </w:pPr>
-      <w:bookmarkStart w:id="66" w:name="_Toc237172770"/>
+      <w:bookmarkStart w:id="66" w:name="_Toc237735221"/>
       <w:r>
         <w:lastRenderedPageBreak/>
         <w:t>데이터</w:t>
@@ -26299,7 +26256,7 @@
           <w:numId w:val="10"/>
         </w:numPr>
       </w:pPr>
-      <w:bookmarkStart w:id="67" w:name="_Toc237172771"/>
+      <w:bookmarkStart w:id="67" w:name="_Toc237735222"/>
       <w:r>
         <w:t xml:space="preserve">Debug, Telemetry, KPI </w:t>
       </w:r>
@@ -26319,7 +26276,7 @@
           <w:numId w:val="10"/>
         </w:numPr>
       </w:pPr>
-      <w:bookmarkStart w:id="68" w:name="_Toc237172772"/>
+      <w:bookmarkStart w:id="68" w:name="_Toc237735223"/>
       <w:r>
         <w:t>Debug Command</w:t>
       </w:r>
@@ -26726,7 +26683,7 @@
           <w:numId w:val="10"/>
         </w:numPr>
       </w:pPr>
-      <w:bookmarkStart w:id="69" w:name="_Toc237172773"/>
+      <w:bookmarkStart w:id="69" w:name="_Toc237735224"/>
       <w:r>
         <w:t>Telemetry / Log Event</w:t>
       </w:r>
@@ -27266,7 +27223,7 @@
           <w:numId w:val="10"/>
         </w:numPr>
       </w:pPr>
-      <w:bookmarkStart w:id="70" w:name="_Toc237172774"/>
+      <w:bookmarkStart w:id="70" w:name="_Toc237735225"/>
       <w:r>
         <w:t>Playtest KPI</w:t>
       </w:r>
@@ -27782,7 +27739,7 @@
           <w:numId w:val="10"/>
         </w:numPr>
       </w:pPr>
-      <w:bookmarkStart w:id="71" w:name="_Toc237172775"/>
+      <w:bookmarkStart w:id="71" w:name="_Toc237735226"/>
       <w:r>
         <w:t xml:space="preserve">Release QA </w:t>
       </w:r>
@@ -27919,7 +27876,7 @@
           <w:numId w:val="10"/>
         </w:numPr>
       </w:pPr>
-      <w:bookmarkStart w:id="72" w:name="_Toc237172776"/>
+      <w:bookmarkStart w:id="72" w:name="_Toc237735227"/>
       <w:r>
         <w:t xml:space="preserve">DataTable / DataAsset </w:t>
       </w:r>
@@ -27942,7 +27899,7 @@
           <w:numId w:val="10"/>
         </w:numPr>
       </w:pPr>
-      <w:bookmarkStart w:id="73" w:name="_Toc237172777"/>
+      <w:bookmarkStart w:id="73" w:name="_Toc237735228"/>
       <w:r>
         <w:t>데이터</w:t>
       </w:r>
@@ -28181,7 +28138,7 @@
           <w:numId w:val="10"/>
         </w:numPr>
       </w:pPr>
-      <w:bookmarkStart w:id="74" w:name="_Toc237172778"/>
+      <w:bookmarkStart w:id="74" w:name="_Toc237735229"/>
       <w:r>
         <w:t>주요</w:t>
       </w:r>
@@ -28705,7 +28662,7 @@
           <w:numId w:val="10"/>
         </w:numPr>
       </w:pPr>
-      <w:bookmarkStart w:id="75" w:name="_Toc237172779"/>
+      <w:bookmarkStart w:id="75" w:name="_Toc237735230"/>
       <w:r>
         <w:t>DT_ItemMaster</w:t>
       </w:r>
@@ -29563,7 +29520,7 @@
           <w:numId w:val="10"/>
         </w:numPr>
       </w:pPr>
-      <w:bookmarkStart w:id="76" w:name="_Toc237172780"/>
+      <w:bookmarkStart w:id="76" w:name="_Toc237735231"/>
       <w:r>
         <w:t>DT_LootData</w:t>
       </w:r>
@@ -29582,7 +29539,7 @@
           <w:numId w:val="10"/>
         </w:numPr>
       </w:pPr>
-      <w:bookmarkStart w:id="77" w:name="_Toc237172781"/>
+      <w:bookmarkStart w:id="77" w:name="_Toc237735232"/>
       <w:r>
         <w:lastRenderedPageBreak/>
         <w:t>DT_UsableItemData</w:t>
@@ -29896,7 +29853,7 @@
           <w:numId w:val="10"/>
         </w:numPr>
       </w:pPr>
-      <w:bookmarkStart w:id="78" w:name="_Toc237172782"/>
+      <w:bookmarkStart w:id="78" w:name="_Toc237735233"/>
       <w:r>
         <w:t>DT_SoundPingData</w:t>
       </w:r>
@@ -30706,7 +30663,7 @@
           <w:numId w:val="10"/>
         </w:numPr>
       </w:pPr>
-      <w:bookmarkStart w:id="79" w:name="_Toc237172783"/>
+      <w:bookmarkStart w:id="79" w:name="_Toc237735234"/>
       <w:r>
         <w:t>DT_GuardData</w:t>
       </w:r>
@@ -30725,7 +30682,7 @@
           <w:numId w:val="10"/>
         </w:numPr>
       </w:pPr>
-      <w:bookmarkStart w:id="80" w:name="_Toc237172784"/>
+      <w:bookmarkStart w:id="80" w:name="_Toc237735235"/>
       <w:r>
         <w:t>DT_ArtifactData</w:t>
       </w:r>
@@ -30744,7 +30701,7 @@
           <w:numId w:val="10"/>
         </w:numPr>
       </w:pPr>
-      <w:bookmarkStart w:id="81" w:name="_Toc237172785"/>
+      <w:bookmarkStart w:id="81" w:name="_Toc237735236"/>
       <w:r>
         <w:t>DT_ForgeryTemplate</w:t>
       </w:r>
@@ -30752,7 +30709,7 @@
     </w:p>
     <w:p>
       <w:r>
-        <w:t>TemplateId, ReferenceImage, ReferenceMask, BackgroundFilterMode/Tolerance, AllowedPalette, Observation/Forgery Duration, Stroke/Brush Limit, Shape/Color Weight, Paint Ratio/Overpaint Cap, TimeoutPenalty.</w:t>
+        <w:t>TemplateId, ReferenceImage, ReferenceMask, BackgroundFilterMode/Tolerance, AllowedPalette, Observation/Forgery Duration, Stroke/Brush Limit, Shape/Color Weight, Paint Ratio/Overpaint Cap.</w:t>
       </w:r>
     </w:p>
     <w:p>
@@ -30763,7 +30720,7 @@
           <w:numId w:val="10"/>
         </w:numPr>
       </w:pPr>
-      <w:bookmarkStart w:id="82" w:name="_Toc237172786"/>
+      <w:bookmarkStart w:id="82" w:name="_Toc237735237"/>
       <w:r>
         <w:lastRenderedPageBreak/>
         <w:t>기타</w:t>
@@ -31300,7 +31257,7 @@
           <w:numId w:val="10"/>
         </w:numPr>
       </w:pPr>
-      <w:bookmarkStart w:id="83" w:name="_Toc237172787"/>
+      <w:bookmarkStart w:id="83" w:name="_Toc237735238"/>
       <w:r>
         <w:t xml:space="preserve">Runtime </w:t>
       </w:r>
@@ -31750,7 +31707,7 @@
           <w:numId w:val="10"/>
         </w:numPr>
       </w:pPr>
-      <w:bookmarkStart w:id="84" w:name="_Toc237172788"/>
+      <w:bookmarkStart w:id="84" w:name="_Toc237735239"/>
       <w:r>
         <w:t>Validation</w:t>
       </w:r>
@@ -31848,7 +31805,7 @@
           <w:numId w:val="10"/>
         </w:numPr>
       </w:pPr>
-      <w:bookmarkStart w:id="85" w:name="_Toc237172789"/>
+      <w:bookmarkStart w:id="85" w:name="_Toc237735240"/>
       <w:r>
         <w:lastRenderedPageBreak/>
         <w:t>최소</w:t>
@@ -31887,7 +31844,7 @@
           <w:numId w:val="10"/>
         </w:numPr>
       </w:pPr>
-      <w:bookmarkStart w:id="86" w:name="_Toc237172790"/>
+      <w:bookmarkStart w:id="86" w:name="_Toc237735241"/>
       <w:r>
         <w:t>최소</w:t>
       </w:r>
@@ -32380,7 +32337,7 @@
           <w:numId w:val="10"/>
         </w:numPr>
       </w:pPr>
-      <w:bookmarkStart w:id="87" w:name="_Toc237172791"/>
+      <w:bookmarkStart w:id="87" w:name="_Toc237735242"/>
       <w:r>
         <w:t>시스템</w:t>
       </w:r>
@@ -32858,7 +32815,7 @@
           <w:numId w:val="10"/>
         </w:numPr>
       </w:pPr>
-      <w:bookmarkStart w:id="88" w:name="_Toc237172792"/>
+      <w:bookmarkStart w:id="88" w:name="_Toc237735243"/>
       <w:r>
         <w:lastRenderedPageBreak/>
         <w:t>Contract Run Runtime Contracts</w:t>
@@ -32873,7 +32830,7 @@
           <w:numId w:val="10"/>
         </w:numPr>
       </w:pPr>
-      <w:bookmarkStart w:id="89" w:name="_Toc237172793"/>
+      <w:bookmarkStart w:id="89" w:name="_Toc237735244"/>
       <w:r>
         <w:t>Contract Snapshot</w:t>
       </w:r>
@@ -33342,7 +33299,7 @@
           <w:numId w:val="10"/>
         </w:numPr>
       </w:pPr>
-      <w:bookmarkStart w:id="90" w:name="_Toc237172794"/>
+      <w:bookmarkStart w:id="90" w:name="_Toc237735245"/>
       <w:r>
         <w:t>Exhibit Assignment Snapshot</w:t>
       </w:r>
@@ -33651,7 +33608,7 @@
           <w:numId w:val="10"/>
         </w:numPr>
       </w:pPr>
-      <w:bookmarkStart w:id="91" w:name="_Toc237172795"/>
+      <w:bookmarkStart w:id="91" w:name="_Toc237735246"/>
       <w:r>
         <w:t>Forgery / Assembly Timer and Timeout Handling</w:t>
       </w:r>
@@ -33943,7 +33900,7 @@
           <w:numId w:val="10"/>
         </w:numPr>
       </w:pPr>
-      <w:bookmarkStart w:id="92" w:name="_Toc237172796"/>
+      <w:bookmarkStart w:id="92" w:name="_Toc237735247"/>
       <w:r>
         <w:t>Locomotion, Weight and Footstep</w:t>
       </w:r>
@@ -34235,7 +34192,7 @@
           <w:numId w:val="10"/>
         </w:numPr>
       </w:pPr>
-      <w:bookmarkStart w:id="93" w:name="_Toc237172797"/>
+      <w:bookmarkStart w:id="93" w:name="_Toc237735248"/>
       <w:r>
         <w:t>Identity, Nameplate and Team Status</w:t>
       </w:r>
@@ -34534,7 +34491,7 @@
           <w:numId w:val="10"/>
         </w:numPr>
       </w:pPr>
-      <w:bookmarkStart w:id="94" w:name="_Toc237172798"/>
+      <w:bookmarkStart w:id="94" w:name="_Toc237735249"/>
       <w:r>
         <w:t>Floor Plan Projection and Information Policy</w:t>
       </w:r>
@@ -34839,7 +34796,7 @@
           <w:numId w:val="10"/>
         </w:numPr>
       </w:pPr>
-      <w:bookmarkStart w:id="95" w:name="_Toc237172799"/>
+      <w:bookmarkStart w:id="95" w:name="_Toc237735250"/>
       <w:r>
         <w:t>Drop, Recovery, Deposit and Outcome</w:t>
       </w:r>
@@ -34940,7 +34897,7 @@
           <w:numId w:val="10"/>
         </w:numPr>
       </w:pPr>
-      <w:bookmarkStart w:id="96" w:name="_Toc237172800"/>
+      <w:bookmarkStart w:id="96" w:name="_Toc237735251"/>
       <w:r>
         <w:t>Greed Decision Telemetry Contract</w:t>
       </w:r>
@@ -35511,7 +35468,7 @@
           <w:numId w:val="10"/>
         </w:numPr>
       </w:pPr>
-      <w:bookmarkStart w:id="97" w:name="_Toc237172801"/>
+      <w:bookmarkStart w:id="97" w:name="_Toc237735252"/>
       <w:r>
         <w:t xml:space="preserve">Contract DataTable, DataAsset </w:t>
       </w:r>
@@ -35531,7 +35488,7 @@
           <w:numId w:val="10"/>
         </w:numPr>
       </w:pPr>
-      <w:bookmarkStart w:id="98" w:name="_Toc237172802"/>
+      <w:bookmarkStart w:id="98" w:name="_Toc237735253"/>
       <w:r>
         <w:t>Data Ownership</w:t>
       </w:r>
@@ -36527,7 +36484,7 @@
           <w:numId w:val="10"/>
         </w:numPr>
       </w:pPr>
-      <w:bookmarkStart w:id="99" w:name="_Toc237172803"/>
+      <w:bookmarkStart w:id="99" w:name="_Toc237735254"/>
       <w:r>
         <w:lastRenderedPageBreak/>
         <w:t>Contract Row Starting Example</w:t>
@@ -37048,7 +37005,7 @@
           <w:numId w:val="10"/>
         </w:numPr>
       </w:pPr>
-      <w:bookmarkStart w:id="100" w:name="_Toc237172804"/>
+      <w:bookmarkStart w:id="100" w:name="_Toc237735255"/>
       <w:r>
         <w:t>Runtime Snapshot and Replication</w:t>
       </w:r>
@@ -37445,7 +37402,7 @@
           <w:numId w:val="10"/>
         </w:numPr>
       </w:pPr>
-      <w:bookmarkStart w:id="101" w:name="_Toc237172805"/>
+      <w:bookmarkStart w:id="101" w:name="_Toc237735256"/>
       <w:r>
         <w:t>Data Validation Rules</w:t>
       </w:r>
@@ -37527,7 +37484,7 @@
       <w:pPr>
         <w:pStyle w:val="AppendixHeading"/>
       </w:pPr>
-      <w:bookmarkStart w:id="102" w:name="_Toc237172806"/>
+      <w:bookmarkStart w:id="102" w:name="_Toc237735257"/>
       <w:r>
         <w:lastRenderedPageBreak/>
         <w:t>Appendix C — Comprehensive Definition of Done</w:t>

--- a/Museum_Heist_TDD.docx
+++ b/Museum_Heist_TDD.docx
@@ -101,7 +101,7 @@
           </w:tcPr>
           <w:p>
             <w:r>
-              <w:t>Rev 13 · 2026-08-15</w:t>
+              <w:t>Rev 14 · 2026-08-18</w:t>
             </w:r>
           </w:p>
         </w:tc>
@@ -8808,7 +8808,7 @@
               <w:rPr>
                 <w:sz w:val="16"/>
               </w:rPr>
-              <w:t>Object Template</w:t>
+              <w:t>Deferred Object Template</w:t>
             </w:r>
           </w:p>
         </w:tc>
@@ -8825,7 +8825,7 @@
               <w:rPr>
                 <w:sz w:val="16"/>
               </w:rPr>
-              <w:t>Core, Part/Socket/Orientation/Material 정답과 Score Weights</w:t>
+              <w:t>기존 Schema/Asset 호환 보존. v1 Runtime Assignment와 Cook 비활성</w:t>
             </w:r>
           </w:p>
         </w:tc>
@@ -9124,7 +9124,7 @@
               <w:pStyle w:val="TableText"/>
             </w:pPr>
             <w:r>
-              <w:t>1~4인 PvE Session</w:t>
+              <w:t>2~4인 PvE Session; 1인 PIE/Disconnect fallback 보존</w:t>
             </w:r>
           </w:p>
         </w:tc>
@@ -9588,7 +9588,7 @@
               <w:rPr>
                 <w:sz w:val="16"/>
               </w:rPr>
-              <w:t>Team Result / 1~4 Session으로 수정</w:t>
+              <w:t>Team Result / 2~4 Session / Host Start Gate로 수정</w:t>
             </w:r>
           </w:p>
         </w:tc>
@@ -9669,6 +9669,30 @@
                 <w:sz w:val="16"/>
               </w:rPr>
               <w:t>제거. Optional Rare Artifact가 승인되면 기존 타이머·방향 마커·Widget을 재사용하지 않고 현재 계약으로 재설계</w:t>
+            </w:r>
+          </w:p>
+        </w:tc>
+      </w:tr>
+      <w:tr>
+        <w:tc>
+          <w:tcPr>
+            <w:tcW w:type="dxa" w:w="2630"/>
+            <w:vAlign w:val="center"/>
+          </w:tcPr>
+          <w:p>
+            <w:r>
+              <w:t>CCTV / Laser / Hold Button</w:t>
+            </w:r>
+          </w:p>
+        </w:tc>
+        <w:tc>
+          <w:tcPr>
+            <w:tcW w:type="dxa" w:w="7234"/>
+            <w:vAlign w:val="center"/>
+          </w:tcPr>
+          <w:p>
+            <w:r>
+              <w:t>신규 v1 보안 협동 Actor. 기존 Interaction·Alert·Guard 조사 패턴 재사용</w:t>
             </w:r>
           </w:p>
         </w:tc>
@@ -10167,7 +10191,7 @@
         </w:numPr>
       </w:pPr>
       <w:r>
-        <w:t>추가 Object Assembly Kit / Template 초과분</w:t>
+        <w:t>CCTV 해킹·파괴, 다중 Laser Network와 Object Assembly 신규 Content</w:t>
       </w:r>
     </w:p>
     <w:p>
@@ -10235,7 +10259,7 @@
                 <w:b/>
                 <w:color w:val="17365D"/>
               </w:rPr>
-              <w:t>Do Not Cut First-Person PvE, Surface/Object Forgery, Contract Target/Quota, Walk/Sprint, Nameplate/Team Status, Floor Plan, 상태 피드백, Guard Inspection/Alert, Extraction Deposit, Online Session과 Packaging은 게임 정체성과 진행 가독성에 필수다.</w:t>
+              <w:t>Do Not Cut First-Person PvE, Surface Forgery, Contract Target/Quota, Walk/Sprint, Nameplate/Team Status, Floor Plan, 상태 피드백, Patrol/CCTV/Laser, Guard Inspection/Alert, Extraction Deposit, Online Session과 Packaging은 게임 정체성과 진행 가독성에 필수다.</w:t>
             </w:r>
           </w:p>
         </w:tc>
@@ -10461,7 +10485,7 @@
               <w:rPr>
                 <w:sz w:val="16"/>
               </w:rPr>
-              <w:t>1 Host + 3 Client Listen Server, PlayerState/GameState Replication</w:t>
+              <w:t>최대 1 Host + 3 Client Listen Server, PlayerState/GameState Replication</w:t>
             </w:r>
           </w:p>
         </w:tc>
@@ -10478,7 +10502,7 @@
               <w:rPr>
                 <w:sz w:val="16"/>
               </w:rPr>
-              <w:t>1~4인으로 조건 완화, 권한 구조 유지</w:t>
+              <w:t>공개 시작은 2~4인, PlayerId/1인 fallback은 유지</w:t>
             </w:r>
           </w:p>
         </w:tc>
@@ -11924,14 +11948,8 @@
             <w:vAlign w:val="center"/>
           </w:tcPr>
           <w:p>
-            <w:pPr>
-              <w:pStyle w:val="TableText"/>
-            </w:pPr>
-            <w:r>
-              <w:rPr>
-                <w:sz w:val="16"/>
-              </w:rPr>
-              <w:t>Object Assembly</w:t>
+            <w:r>
+              <w:t>CCTV Detection</w:t>
             </w:r>
           </w:p>
         </w:tc>
@@ -11948,7 +11966,7 @@
               <w:rPr>
                 <w:sz w:val="16"/>
               </w:rPr>
-              <w:t>30초 기본</w:t>
+              <w:t>1.35초 기본</w:t>
             </w:r>
           </w:p>
         </w:tc>
@@ -11959,7 +11977,7 @@
           </w:tcPr>
           <w:p>
             <w:r>
-              <w:t>Template 범위 25~35초 / 70점 Early Submit / Timeout Discard + nearby Guard once</w:t>
+              <w:t>0.15초 후보 검사 / 1.2~1.5초 Build-up / 사건당 Alert + nearby Guard once / Cooldown</w:t>
             </w:r>
           </w:p>
         </w:tc>
@@ -13512,7 +13530,7 @@
     </w:p>
     <w:p>
       <w:r>
-        <w:t>배낭은 가로 4칸 × 세로 5칸, 총 20칸이다. Painting/Object Original과 Loose Loot는 동일한 Owner-only FastArray Item Instance와 GridSlot을 사용한다. Original 전용 Carry Entry, CarryMode와 별도 UI 카드는 사용하지 않는다.</w:t>
+        <w:t>배낭은 가로 4칸 × 세로 5칸, 총 20칸이다. v1.0 Painting Original과 Loose Loot는 동일한 Owner-only FastArray Item Instance와 GridSlot을 사용한다. Original 전용 Carry Entry, CarryMode와 별도 UI 카드는 사용하지 않는다.</w:t>
       </w:r>
     </w:p>
     <w:p>
@@ -14773,7 +14791,7 @@
         </w:numPr>
       </w:pPr>
       <w:r>
-        <w:t>Forgery/Inventory/Arrest 상태에서는 사용 요청을 거부한다.</w:t>
+        <w:t>Forgery/Inventory/Map/Security Hold/Arrest 상태에서는 사용 요청을 거부한다.</w:t>
       </w:r>
     </w:p>
     <w:p>
@@ -17364,6 +17382,39 @@
     <w:p>
       <w:pPr>
         <w:pStyle w:val="31"/>
+      </w:pPr>
+      <w:r>
+        <w:t>CCTV와 Cooperative Laser</w:t>
+      </w:r>
+    </w:p>
+    <w:p>
+      <w:r>
+        <w:t>AHeistSecurityCameraActor는 서버 Timer에서 Overlap 후보만 0.15초 간격으로 거리·각도·LOS 검사한다. 기본 Detection Build-up은 1.35초, 허용 범위는 1.2~1.5초이며 완전 발각만 Suspicious와 근처 Guard 1회 Investigate를 요청한다. Client는 Sweep Epoch, LED/Cone과 Audio Presentation만 소비한다.</w:t>
+      </w:r>
+    </w:p>
+    <w:p>
+      <w:r>
+        <w:t>AHeistLaserBarrierActor는 물리 차단을 만들지 않는 서버 권한 경보선이다. 활성 Beam 통과는 사건당 Alert와 근처 Guard 조사를 한 번만 발생시키고, Player를 공간 안에 가두지 않는다.</w:t>
+      </w:r>
+    </w:p>
+    <w:p>
+      <w:r>
+        <w:t>AHeistSecurityHoldButtonActor는 AHeistInteractableActor를 상속한다. Input Started/Completed를 Reliable Server Request로 전달하며 Holder PlayerState, Bypass State와 Revision을 복제한다. 한 Player만 Holder가 될 수 있고 Client는 상태를 직접 확정하지 않는다.</w:t>
+      </w:r>
+    </w:p>
+    <w:p>
+      <w:r>
+        <w:t>Input Release, EndOverlap, 거리 초과, Stun, Arrest, Escape, Disconnect, Match End, Travel에서 Hold를 강제 해제하고 0.75초 Rearm Grace 뒤 Barrier를 활성화한다. 내부 Player는 활성 Beam을 경보 비용으로 통과할 수 있어 Soft-lock되지 않는다.</w:t>
+      </w:r>
+    </w:p>
+    <w:p>
+      <w:r>
+        <w:t>Laser Barrier는 Protected Painting Case를 EditInstanceOnly 직접 참조한다. Data Validation은 연결된 Artifact가 FourStar이고 v1 Painting Assignment인지 확인한다. Forgery Quality는 Laser 배치 기준으로 사용하지 않는다.</w:t>
+      </w:r>
+    </w:p>
+    <w:p>
+      <w:pPr>
+        <w:pStyle w:val="31"/>
         <w:numPr>
           <w:ilvl w:val="2"/>
           <w:numId w:val="10"/>
@@ -17438,7 +17489,7 @@
     </w:p>
     <w:p>
       <w:r>
-        <w:t>v1.0의 활성 Exhibit는 AHeistPaintingDisplayCaseActor와 AHeistObjectDisplayCaseActor다. Sculpture/Ceramic은 Object Assembly Vertical Slice의 Required Family이며 BP_ObjectDisplayCase 공용 Shell을 사용한다. AHeistDisplayCaseActor, AHeistSculptureDisplayCaseActor와 BP_SculptureDisplayCase는 제거됐다.</w:t>
+        <w:t>v1.0의 활성 Exhibit는 AHeistPaintingDisplayCaseActor 하나다. Required/Optional Assignment는 ForgeryType=Drawing인 Painting Case만 사용한다. AHeistObjectDisplayCaseActor와 BP_ObjectDisplayCase는 삭제하지 않고 Deferred Expansion Canonical Shell로 보존하며 Release Map, Assignment, UI Entry와 Cook에서는 비활성화한다.</w:t>
       </w:r>
     </w:p>
     <w:tbl>
@@ -17568,7 +17619,7 @@
               <w:pStyle w:val="TableText"/>
             </w:pPr>
             <w:r>
-              <w:t>Surface Observation/Forgery 또는 Object Assembly → Replica → Original</w:t>
+              <w:t>Surface Observation/Forgery → Replica → Painting Original</w:t>
             </w:r>
           </w:p>
         </w:tc>
@@ -17616,7 +17667,7 @@
               <w:pStyle w:val="TableText"/>
             </w:pPr>
             <w:r>
-              <w:t>Painting/Object Case State + Contract Assignment</w:t>
+              <w:t>Painting Case State + Contract Assignment</w:t>
             </w:r>
           </w:p>
         </w:tc>
@@ -17709,7 +17760,7 @@
               <w:pStyle w:val="TableText"/>
             </w:pPr>
             <w:r>
-              <w:t>Surface 36개 + Sculpture/Ceramic Object Template 최소 12개</w:t>
+              <w:t>Surface 36개. Object Template/Part Data는 Deferred Expansion 보존</w:t>
             </w:r>
           </w:p>
         </w:tc>
@@ -19908,6 +19959,29 @@
     <w:p>
       <w:pPr>
         <w:pStyle w:val="21"/>
+      </w:pPr>
+      <w:r>
+        <w:t>Deferred Expansion: Object Assembly</w:t>
+      </w:r>
+    </w:p>
+    <w:p>
+      <w:r>
+        <w:t>Object Assembly C++ Class, Component, ViewModel, Widget, Enum/Struct, Template/Part Data, Blueprint Shell과 SourceArt는 삭제하지 않고 보존한다. 이 절과 기존 세부 계약은 재활성화 시의 호환 경계다.</w:t>
+      </w:r>
+    </w:p>
+    <w:p>
+      <w:r>
+        <w:t>v1 Release Feature Gate는 Object Assembly를 비활성화한다. Object Case는 Assignment 후보에서 제외하고 직접 Begin은 FeatureDisabled로 거부하며 ObjectAssemblyWidgetClass와 Result Assembly 열을 노출하지 않는다.</w:t>
+      </w:r>
+    </w:p>
+    <w:p>
+      <w:r>
+        <w:t>Release Map과 Cook에는 BP_ObjectDisplayCase, WBP_HeistObjectAssembly, ObjectAssembly Runtime Art의 활성 참조를 남기지 않는다. 보존 경로는 Compile·Load·Cleanup·Serialization 호환만 검증하고 신규 Content를 추가하지 않는다.</w:t>
+      </w:r>
+    </w:p>
+    <w:p>
+      <w:pPr>
+        <w:pStyle w:val="21"/>
         <w:numPr>
           <w:ilvl w:val="1"/>
           <w:numId w:val="10"/>
@@ -20781,7 +20855,7 @@
               <w:rPr>
                 <w:sz w:val="16"/>
               </w:rPr>
-              <w:t>Assemblies / BestAssemblyQuality</w:t>
+              <w:t>Assemblies / BestAssemblyQuality (Deferred Compatibility)</w:t>
             </w:r>
           </w:p>
         </w:tc>
@@ -20798,7 +20872,7 @@
               <w:rPr>
                 <w:sz w:val="16"/>
               </w:rPr>
-              <w:t>Object Assembly 기여</w:t>
+              <w:t>v1 Result UI 비노출; 기존 Snapshot/Serialization 호환만 유지</w:t>
             </w:r>
           </w:p>
         </w:tc>
@@ -21263,14 +21337,8 @@
             <w:vAlign w:val="center"/>
           </w:tcPr>
           <w:p>
-            <w:pPr>
-              <w:pStyle w:val="TableText"/>
-            </w:pPr>
-            <w:r>
-              <w:rPr>
-                <w:sz w:val="16"/>
-              </w:rPr>
-              <w:t>1~4</w:t>
+            <w:r>
+              <w:t>2~4 Release / 1인 internal fallback</w:t>
             </w:r>
           </w:p>
         </w:tc>
@@ -21520,6 +21588,29 @@
       <w:pPr>
         <w:spacing w:after="20"/>
       </w:pPr>
+    </w:p>
+    <w:p>
+      <w:pPr>
+        <w:pStyle w:val="31"/>
+      </w:pPr>
+      <w:r>
+        <w:t>Release Player Count / Session Start</w:t>
+      </w:r>
+    </w:p>
+    <w:p>
+      <w:r>
+        <w:t>공개 제품은 2~4인 Listen Server를 지원하고 최대 Public Connection은 4를 유지한다. Lobby에서 Host를 포함해 2명 미만이면 Start Request를 서버가 MinimumPlayersRequired로 거부한다.</w:t>
+      </w:r>
+    </w:p>
+    <w:p>
+      <w:r>
+        <w:t>MatchStart 시 Crew Count로 Quota와 Exhibit Assignment를 한 번 확정한다. InGame 이후 Join In Progress는 허용하지 않으며, 진행 중 2→1 이탈은 즉시 Match Fail이나 Quota 재계산을 만들지 않는다.</w:t>
+      </w:r>
+    </w:p>
+    <w:p>
+      <w:r>
+        <w:t>PlayerId 1~4, 1인 Balance Row와 직접 Gameplay PIE는 Slot/Disconnect/자동화 fallback으로 보존하지만 Release Support와 Completion Gate에는 포함하지 않는다.</w:t>
+      </w:r>
     </w:p>
     <w:p>
       <w:pPr>
@@ -21945,7 +22036,7 @@
               <w:rPr>
                 <w:sz w:val="16"/>
               </w:rPr>
-              <w:t>Painting/Object Case State</w:t>
+              <w:t>Painting Case State</w:t>
             </w:r>
           </w:p>
         </w:tc>
@@ -22002,7 +22093,7 @@
               <w:rPr>
                 <w:sz w:val="16"/>
               </w:rPr>
-              <w:t>Forgery/Assembly Result</w:t>
+              <w:t>Surface Forgery Result</w:t>
             </w:r>
           </w:p>
         </w:tc>
@@ -22265,6 +22356,41 @@
                 <w:sz w:val="16"/>
               </w:rPr>
               <w:t>전체</w:t>
+            </w:r>
+          </w:p>
+        </w:tc>
+      </w:tr>
+      <w:tr>
+        <w:tc>
+          <w:tcPr>
+            <w:tcW w:type="dxa" w:w="2137"/>
+            <w:vAlign w:val="center"/>
+          </w:tcPr>
+          <w:p>
+            <w:r>
+              <w:t>CCTV / Laser / Hold State</w:t>
+            </w:r>
+          </w:p>
+        </w:tc>
+        <w:tc>
+          <w:tcPr>
+            <w:tcW w:type="dxa" w:w="3617"/>
+            <w:vAlign w:val="center"/>
+          </w:tcPr>
+          <w:p>
+            <w:r>
+              <w:t>Security Actor + Holder PlayerState</w:t>
+            </w:r>
+          </w:p>
+        </w:tc>
+        <w:tc>
+          <w:tcPr>
+            <w:tcW w:type="dxa" w:w="4110"/>
+            <w:vAlign w:val="center"/>
+          </w:tcPr>
+          <w:p>
+            <w:r>
+              <w:t>Relevant Client / 전체</w:t>
             </w:r>
           </w:p>
         </w:tc>
@@ -22402,7 +22528,7 @@
               <w:pStyle w:val="TableText"/>
             </w:pPr>
             <w:r>
-              <w:t>Input, Local drawing preview, ViewModel/Widget presentation, movement prediction</w:t>
+              <w:t>Input, Local drawing preview, CCTV/Laser presentation, ViewModel/Widget presentation, movement prediction</w:t>
             </w:r>
           </w:p>
         </w:tc>
@@ -22550,7 +22676,7 @@
               <w:pStyle w:val="TableText"/>
             </w:pPr>
             <w:r>
-              <w:t>Client Quit during run</w:t>
+              <w:t>Client Quit during run (2→1 포함)</w:t>
             </w:r>
           </w:p>
         </w:tc>
@@ -22564,7 +22690,7 @@
               <w:pStyle w:val="TableText"/>
             </w:pPr>
             <w:r>
-              <w:t>Loose Loot/Original을 월드 드롭, Session/Case Lock 해제, 나머지 인원 계속</w:t>
+              <w:t>Loose Loot/Original을 월드 드롭하고 Session/Case/Security Hold를 해제하며 남은 1명도 계속</w:t>
             </w:r>
           </w:p>
         </w:tc>
@@ -23163,7 +23289,7 @@
               <w:rPr>
                 <w:sz w:val="16"/>
               </w:rPr>
-              <w:t>Inventory/Interaction/Action/Vision/Noise/Forgery/Object Assembly</w:t>
+              <w:t>Inventory/Interaction/Action/Vision/Noise/Forgery + Deferred Object Assembly</w:t>
             </w:r>
           </w:p>
         </w:tc>
@@ -23203,7 +23329,7 @@
               <w:rPr>
                 <w:sz w:val="16"/>
               </w:rPr>
-              <w:t>Loot, Painting/Object Case, Vent/Extraction, Coin, Guard</w:t>
+              <w:t>Loot, Painting Case, Vent/Extraction, Coin, Guard, CCTV, Laser Barrier/Hold Button</w:t>
             </w:r>
           </w:p>
         </w:tc>
@@ -23852,7 +23978,7 @@
               <w:pStyle w:val="TableText"/>
             </w:pPr>
             <w:r>
-              <w:t>State.Arrested / State.Disabled / State.Forgery / State.Assembly / State.CarryingOriginal</w:t>
+              <w:t>State.Arrested / State.Disabled / State.Forgery / State.CarryingOriginal / State.SecurityHold (Assembly retained only)</w:t>
             </w:r>
           </w:p>
         </w:tc>
@@ -23954,7 +24080,7 @@
               <w:pStyle w:val="TableText"/>
             </w:pPr>
             <w:r>
-              <w:t>Event.SoundPing.* / Event.Alert.* / Event.Contract.* / Event.Objective.*</w:t>
+              <w:t>Event.SoundPing.* / Event.Alert.* / Event.Security.* / Event.Contract.* / Event.Objective.*</w:t>
             </w:r>
           </w:p>
         </w:tc>
@@ -24147,11 +24273,8 @@
             <w:vAlign w:val="center"/>
           </w:tcPr>
           <w:p>
-            <w:pPr>
-              <w:pStyle w:val="TableText"/>
-            </w:pPr>
-            <w:r>
-              <w:t>Arrested, Disabled, Stunned, Forgery, Assembly, Inventory, Map, Escaped</w:t>
+            <w:r>
+              <w:t>Arrested, Disabled, Stunned, Forgery, SecurityHold, Inventory, Map, Escaped</w:t>
             </w:r>
           </w:p>
         </w:tc>
@@ -24185,7 +24308,7 @@
               <w:pStyle w:val="TableText"/>
             </w:pPr>
             <w:r>
-              <w:t>Arrested, Disabled, Stunned, Forgery, Assembly, Inventory, Map, Extracting</w:t>
+              <w:t>Arrested, Disabled, Stunned, Forgery, SecurityHold, Inventory, Map, Extracting</w:t>
             </w:r>
           </w:p>
         </w:tc>
@@ -24215,11 +24338,8 @@
             <w:vAlign w:val="center"/>
           </w:tcPr>
           <w:p>
-            <w:pPr>
-              <w:pStyle w:val="TableText"/>
-            </w:pPr>
-            <w:r>
-              <w:t>Arrested, Disabled, Stunned, Forgery, Assembly, Inventory, Map, Escaped</w:t>
+            <w:r>
+              <w:t>Arrested, Disabled, Stunned, Forgery, SecurityHold, Inventory, Map, Escaped</w:t>
             </w:r>
           </w:p>
         </w:tc>
@@ -24253,7 +24373,7 @@
               <w:pStyle w:val="TableText"/>
             </w:pPr>
             <w:r>
-              <w:t>Arrested, Stunned, Forgery, Assembly, Map, Extracting</w:t>
+              <w:t>Arrested, Stunned, Forgery, SecurityHold, Map, Extracting</w:t>
             </w:r>
           </w:p>
         </w:tc>
@@ -24287,7 +24407,7 @@
               <w:pStyle w:val="TableText"/>
             </w:pPr>
             <w:r>
-              <w:t>Arrested, Stunned, Forgery, Assembly, Inventory, Extracting</w:t>
+              <w:t>Arrested, Stunned, Forgery, SecurityHold, Inventory, Extracting</w:t>
             </w:r>
           </w:p>
         </w:tc>
@@ -24307,7 +24427,7 @@
               <w:pStyle w:val="TableText"/>
             </w:pPr>
             <w:r>
-              <w:t>Begin Forgery/Assembly</w:t>
+              <w:t>Begin Forgery / Hold Security Button</w:t>
             </w:r>
           </w:p>
         </w:tc>
@@ -24765,7 +24885,7 @@
               <w:rPr>
                 <w:sz w:val="16"/>
               </w:rPr>
-              <w:t>WBP_Lobby, Player Slot 1~4 + Map Selection/Random + Ready/Start/Leave</w:t>
+              <w:t>WBP_Lobby, Player Slot 1~4 + Map Selection/Random + Host Start/Leave; 2인 미만 사유 표시</w:t>
             </w:r>
           </w:p>
         </w:tc>
@@ -24981,14 +25101,8 @@
             <w:vAlign w:val="center"/>
           </w:tcPr>
           <w:p>
-            <w:pPr>
-              <w:pStyle w:val="TableText"/>
-            </w:pPr>
-            <w:r>
-              <w:rPr>
-                <w:sz w:val="16"/>
-              </w:rPr>
-              <w:t>Object Assembly</w:t>
+            <w:r>
+              <w:t>Object Assembly (Deferred Asset)</w:t>
             </w:r>
           </w:p>
         </w:tc>
@@ -24999,7 +25113,7 @@
           </w:tcPr>
           <w:p>
             <w:r>
-              <w:t>Owner-only Full-Screen 2D Part Tray / Assembly Canvas</w:t>
+              <w:t>Deferred Expansion asset; v1 HUD에서 생성하지 않음</w:t>
             </w:r>
           </w:p>
         </w:tc>
@@ -25537,14 +25651,8 @@
             <w:vAlign w:val="center"/>
           </w:tcPr>
           <w:p>
-            <w:pPr>
-              <w:pStyle w:val="TableText"/>
-            </w:pPr>
-            <w:r>
-              <w:rPr>
-                <w:sz w:val="16"/>
-              </w:rPr>
-              <w:t>Object Assembly</w:t>
+            <w:r>
+              <w:t>Object Assembly ViewModel (Deferred)</w:t>
             </w:r>
           </w:p>
         </w:tc>
@@ -25555,7 +25663,7 @@
           </w:tcPr>
           <w:p>
             <w:r>
-              <w:t>한글 공통 Shell + 2D Part Tray/Assembly Canvas Drag &amp; Drop. Original/Template Name/정답 실루엣/UViewport와 Part·Socket 순회 버튼을 표시하지 않는다. Drop은 가장 가까운 호환 Socket Anchor로 양자화하고 Wheel 회전, 우클릭 제거, R Reset을 사용하며 중간 좌표는 복제하지 않는다.</w:t>
+              <w:t>Deferred Expansion ViewModel/Widget 호환 보존. v1 Player-facing Entry와 Result에는 표시하지 않는다.</w:t>
             </w:r>
           </w:p>
         </w:tc>
@@ -25708,11 +25816,7 @@
     </w:p>
     <w:p>
       <w:r>
-        <w:t xml:space="preserve">Surface Forgery와 Object Assembly WBP는 한글 중심으로 Mode Title, ‘예상 품질 {점수}/100 · 제출 가능 70+’ 단일 표시, Remaining Time, Submit, Cancel과 통합 하단 안내 순서를 공유한다. 별도 InstructionText와 ModeStatusText는 만들지 않는다. 별도 QualityRequirementText, 서버 점수, Template Name, Alert Warning과 Lockdown Countdown은 표시하지 않는다. 두 모드가 표시 중 Suspicious/Searching에서는 Session을 유지한다. Alarmed/Lockdown 진입 시 AHeistGameMode가 활성 Session을 AlertDanger로 서버에서 먼저 취소하고 Widget은 별도 Cancel Request 없이 즉시 닫아 Gameplay Input을 복원한다. Alarmed/Lockdown 중 신규 Observation과 Session Begin은 서버가 거부하며 Case Lock을 남기지 않는다. Surface 작업 영역은 Palette와 Drawing Content 안의 시각적 소/중/대 Brush 선택을 사용한다. Object Assembly는 Original/정답 실루엣과 UViewport Preview를 </w:t>
-      </w:r>
-      <w:r>
-        <w:lastRenderedPageBreak/>
-        <w:t>노출하지 않고 2D Part Tray와 Canvas Drag &amp; Drop을 사용한다. Drop 좌표는 가장 가까운 숨은 Socket Anchor로 양자화하고 회전은 승인된 Orientation Step만 사용하며, 중간 좌표는 복제하지 않고 Submit 시 기존 PartId/SocketId/QuantizedOrientation/MaterialId Payload만 전송한다. Surface Pointer 입력은 실제 Drawing Surface Geometry에서 정규화하고 서버 Score와 Replica Palette Raster는 256×256으로 정규화한다. 별도 Result Container를 만들지 않고 서버가 70점 이상 Submit을 수락하면 Widget을 닫으며 ReplicaReady E/R은 World HUD Prompt로 안내한다.</w:t>
+        <w:t>v1.0 Surface Forgery WBP는 한글 중심 Mode Title, ‘예상 품질 {점수}/100 · 제출 가능 70+’ 단일 표시, Remaining Time, Submit, Cancel과 통합 하단 안내를 사용한다. InstructionText, ModeStatusText, 별도 QualityRequirementText, 서버 점수, Alert Warning과 Lockdown Countdown은 표시하지 않는다. Suspicious/Searching에서는 Session을 유지하고 Alarmed/Lockdown 진입 시 AHeistGameMode가 활성 Session을 AlertDanger로 서버에서 먼저 취소한다. Widget은 즉시 닫아 Gameplay Input을 복원하며 위험 단계 신규 Observation/Session Begin은 서버가 거부한다. Surface 작업 영역은 Palette와 Drawing Content 안의 시각적 소/중/대 Brush를 사용한다. Pointer 입력은 실제 Drawing Surface Geometry에서 정규화하고 서버 Score와 Replica Palette Raster는 256×256으로 정규화한다. 서버가 70점 이상 Submit을 수락하면 Widget을 닫고 ReplicaReady E/R은 World HUD Prompt로 안내한다. WBP_HeistObjectAssembly는 Deferred Expansion 자산으로 보존하되 v1 HUD에서 생성·표시하지 않는다.</w:t>
       </w:r>
     </w:p>
     <w:p>
@@ -25894,7 +25998,7 @@
               <w:rPr>
                 <w:sz w:val="16"/>
               </w:rPr>
-              <w:t>Forgery/Assembly Rejected</w:t>
+              <w:t>Forgery Rejected / Security Hold Rejected</w:t>
             </w:r>
           </w:p>
         </w:tc>
@@ -25905,7 +26009,7 @@
           </w:tcPr>
           <w:p>
             <w:r>
-              <w:t>거리/상태/Lockdown/Template/QualityBelowMinimum 사유. 70 미만은 Session 유지</w:t>
+              <w:t>Forgery는 거리/상태/Lockdown/Template/QualityBelowMinimum, Hold는 거리/Owner/Player State 사유. 70 미만은 Forgery Session 유지</w:t>
             </w:r>
           </w:p>
         </w:tc>
@@ -26200,7 +26304,7 @@
           </w:tcPr>
           <w:p>
             <w:r>
-              <w:t>Forgery/Assembly Timeout</w:t>
+              <w:t>Forgery Timeout</w:t>
             </w:r>
           </w:p>
         </w:tc>
@@ -26210,7 +26314,31 @@
           </w:tcPr>
           <w:p>
             <w:r>
-              <w:t>작업 폐기 + Replica 없음 + 근처 Guard 한 명 1회 InvestigateNoise + Alert unchanged</w:t>
+              <w:t>Stroke 폐기 + Replica 없음 + 근처 Guard 한 명 1회 InvestigateNoise + Alert unchanged</w:t>
+            </w:r>
+          </w:p>
+        </w:tc>
+      </w:tr>
+      <w:tr>
+        <w:tc>
+          <w:tcPr>
+            <w:tcW w:type="dxa" w:w="2630"/>
+            <w:vAlign w:val="center"/>
+          </w:tcPr>
+          <w:p>
+            <w:r>
+              <w:t>CCTV/Laser</w:t>
+            </w:r>
+          </w:p>
+        </w:tc>
+        <w:tc>
+          <w:tcPr>
+            <w:tcW w:type="dxa" w:w="7234"/>
+            <w:vAlign w:val="center"/>
+          </w:tcPr>
+          <w:p>
+            <w:r>
+              <w:t>Build-up·Trip·Hold/Release를 World Visual + Audio + Owner Warning으로 표시. Guard/CCTV 위치 Cone HUD 금지</w:t>
             </w:r>
           </w:p>
         </w:tc>
@@ -27209,6 +27337,54 @@
           </w:p>
         </w:tc>
       </w:tr>
+      <w:tr>
+        <w:tc>
+          <w:tcPr>
+            <w:tcW w:type="dxa" w:w="2630"/>
+            <w:vAlign w:val="center"/>
+          </w:tcPr>
+          <w:p>
+            <w:r>
+              <w:t>SecurityCameraDetected</w:t>
+            </w:r>
+          </w:p>
+        </w:tc>
+        <w:tc>
+          <w:tcPr>
+            <w:tcW w:type="dxa" w:w="7234"/>
+            <w:vAlign w:val="center"/>
+          </w:tcPr>
+          <w:p>
+            <w:r>
+              <w:t>CameraId, PlayerId, BuildUp, AlertChanged, GuardId</w:t>
+            </w:r>
+          </w:p>
+        </w:tc>
+      </w:tr>
+      <w:tr>
+        <w:tc>
+          <w:tcPr>
+            <w:tcW w:type="dxa" w:w="2630"/>
+            <w:vAlign w:val="center"/>
+          </w:tcPr>
+          <w:p>
+            <w:r>
+              <w:t>LaserHoldChanged / LaserTripped</w:t>
+            </w:r>
+          </w:p>
+        </w:tc>
+        <w:tc>
+          <w:tcPr>
+            <w:tcW w:type="dxa" w:w="7234"/>
+            <w:vAlign w:val="center"/>
+          </w:tcPr>
+          <w:p>
+            <w:r>
+              <w:t>BarrierId, HolderPlayerId, Active, Reason, AlertChanged, GuardId</w:t>
+            </w:r>
+          </w:p>
+        </w:tc>
+      </w:tr>
     </w:tbl>
     <w:p>
       <w:pPr>
@@ -27337,7 +27513,7 @@
               <w:rPr>
                 <w:sz w:val="16"/>
               </w:rPr>
-              <w:t>1~4인 80% 이상 완주</w:t>
+              <w:t>2인·3인·4인 80% 이상 완주</w:t>
             </w:r>
           </w:p>
         </w:tc>
@@ -27418,7 +27594,7 @@
               <w:rPr>
                 <w:sz w:val="16"/>
               </w:rPr>
-              <w:t>Solo 2~3 / 2인 3~4 / 3~4인 4~6</w:t>
+              <w:t>2인 3~4 / 3인 4~5 / 4인 4~6</w:t>
             </w:r>
           </w:p>
         </w:tc>
@@ -27515,7 +27691,7 @@
               <w:rPr>
                 <w:sz w:val="16"/>
               </w:rPr>
-              <w:t>Object Duration</w:t>
+              <w:t>Security Cooperation</w:t>
             </w:r>
           </w:p>
         </w:tc>
@@ -27532,7 +27708,7 @@
               <w:rPr>
                 <w:sz w:val="16"/>
               </w:rPr>
-              <w:t>25~35초, Part/Socket/Orientation 이해</w:t>
+              <w:t>CCTV Build-up을 읽고 Laser Hold 2~5초 안에 팀원이 통과</w:t>
             </w:r>
           </w:p>
         </w:tc>
@@ -28523,7 +28699,7 @@
               <w:rPr>
                 <w:sz w:val="16"/>
               </w:rPr>
-              <w:t>None / Drawing / Assembly</w:t>
+              <w:t>None / Drawing / Assembly(Deferred Compatibility)</w:t>
             </w:r>
           </w:p>
         </w:tc>
@@ -30981,7 +31157,7 @@
               <w:rPr>
                 <w:sz w:val="16"/>
               </w:rPr>
-              <w:t>DT_ObjectAssemblyTemplate</w:t>
+              <w:t>DT_ObjectAssemblyTemplate (Deferred)</w:t>
             </w:r>
           </w:p>
         </w:tc>
@@ -30998,7 +31174,7 @@
               <w:rPr>
                 <w:sz w:val="16"/>
               </w:rPr>
-              <w:t>Core/Part/Socket/Orientation/Material/Score Data</w:t>
+              <w:t>Schema/Asset 호환 보존; v1 Runtime 미사용</w:t>
             </w:r>
           </w:p>
         </w:tc>
@@ -31239,6 +31415,30 @@
                 <w:sz w:val="16"/>
               </w:rPr>
               <w:t>Map Asset, Display Name, Eligible Case/Guard/Loot/Exit Preset. 신규 Manager 없음.</w:t>
+            </w:r>
+          </w:p>
+        </w:tc>
+      </w:tr>
+      <w:tr>
+        <w:tc>
+          <w:tcPr>
+            <w:tcW w:type="dxa" w:w="2630"/>
+            <w:vAlign w:val="center"/>
+          </w:tcPr>
+          <w:p>
+            <w:r>
+              <w:t>Map-authored Security Actors</w:t>
+            </w:r>
+          </w:p>
+        </w:tc>
+        <w:tc>
+          <w:tcPr>
+            <w:tcW w:type="dxa" w:w="7234"/>
+            <w:vAlign w:val="center"/>
+          </w:tcPr>
+          <w:p>
+            <w:r>
+              <w:t>CCTV Sweep/Range, Laser ProtectedCase, Hold Button Direct Link. 신규 Manager 없음.</w:t>
             </w:r>
           </w:p>
         </w:tc>
@@ -31551,7 +31751,7 @@
               <w:rPr>
                 <w:sz w:val="16"/>
               </w:rPr>
-              <w:t>FHeistObjectAssemblyResult</w:t>
+              <w:t>FHeistObjectAssemblyResult (Deferred)</w:t>
             </w:r>
           </w:p>
         </w:tc>
@@ -31568,7 +31768,7 @@
               <w:rPr>
                 <w:sz w:val="16"/>
               </w:rPr>
-              <w:t>Part/Socket/Orientation/Material/Completeness, Quality, Replica</w:t>
+              <w:t>기존 NetSerialize/Save 호환 보존; v1 Result UI 비노출</w:t>
             </w:r>
           </w:p>
         </w:tc>
@@ -31689,6 +31889,30 @@
                 <w:sz w:val="16"/>
               </w:rPr>
               <w:t>Forgery/Assembly, Carry, Secured Loot, Distraction, Rescue, Alarm, Escape</w:t>
+            </w:r>
+          </w:p>
+        </w:tc>
+      </w:tr>
+      <w:tr>
+        <w:tc>
+          <w:tcPr>
+            <w:tcW w:type="dxa" w:w="2630"/>
+            <w:vAlign w:val="center"/>
+          </w:tcPr>
+          <w:p>
+            <w:r>
+              <w:t>FHeistSecurityPresentationState</w:t>
+            </w:r>
+          </w:p>
+        </w:tc>
+        <w:tc>
+          <w:tcPr>
+            <w:tcW w:type="dxa" w:w="7234"/>
+            <w:vAlign w:val="center"/>
+          </w:tcPr>
+          <w:p>
+            <w:r>
+              <w:t>ActorId, State, HolderPlayerId, Revision, ServerEpoch; Gameplay 판정은 Actor Authority 소유</w:t>
             </w:r>
           </w:p>
         </w:tc>
@@ -31970,7 +32194,7 @@
               <w:rPr>
                 <w:sz w:val="16"/>
               </w:rPr>
-              <w:t>Base Body 1, Remote Nameplate, Walk/Sprint/Carry/Heavy/Forgery/Assembly/Stun/Arrest Pose</w:t>
+              <w:t>Base Body 1, Remote Nameplate, Walk/Sprint/Carry/Heavy/Forgery/Stun/Arrest Pose; Assembly Pose는 Deferred</w:t>
             </w:r>
           </w:p>
         </w:tc>
@@ -32004,7 +32228,7 @@
           </w:tcPr>
           <w:p>
             <w:r>
-              <w:t>공통 모듈 + M01/M02/M03 테마, BP_PaintingDisplayCase 1종, BP_ObjectDisplayCase 1종, BP_Vent 1종, Signage, Floor Plan</w:t>
+              <w:t>공통 모듈 + M01/M02/M03 테마, BP_PaintingDisplayCase, BP_Vent, BP_SecurityCamera, BP_LaserBarrier, BP_SecurityHoldButton, Signage, Floor Plan</w:t>
             </w:r>
           </w:p>
         </w:tc>
@@ -32084,7 +32308,7 @@
               <w:rPr>
                 <w:sz w:val="16"/>
               </w:rPr>
-              <w:t>Sculpture/Ceramic Kit 최소 2종, Object Assembly Template 최소 12개</w:t>
+              <w:t>기존 Kit/Template/SourceArt 보존; v1 Release/Cook 수량 기준 없음</w:t>
             </w:r>
           </w:p>
         </w:tc>
@@ -32238,7 +32462,7 @@
               <w:rPr>
                 <w:sz w:val="16"/>
               </w:rPr>
-              <w:t>Title, Lobby, HUD, Nameplate, Inventory, Map, Surface/Object Forgery, Result, Popup</w:t>
+              <w:t>Title, Lobby, HUD, Nameplate, Inventory, Map, Surface Forgery, Result, Popup; Assembly WBP는 Deferred</w:t>
             </w:r>
           </w:p>
         </w:tc>
@@ -32318,7 +32542,7 @@
               <w:rPr>
                 <w:sz w:val="16"/>
               </w:rPr>
-              <w:t>Walk/Sprint/Heavy, Guard, Surface/Object Forgery, Contract, Alert, Result</w:t>
+              <w:t>Walk/Sprint/Heavy, Guard, CCTV, Laser/Button, Surface Forgery, Contract, Alert, Result</w:t>
             </w:r>
           </w:p>
         </w:tc>
@@ -32454,7 +32678,7 @@
               <w:rPr>
                 <w:sz w:val="16"/>
               </w:rPr>
-              <w:t>Required Target/Quota/Assignment/Carried/Secured/Outcome 서버 확정과 1~4인 일치</w:t>
+              <w:t>Required Target/Quota/Assignment/Carried/Secured/Outcome 서버 확정과 2인·3인·4인 일치</w:t>
             </w:r>
           </w:p>
         </w:tc>
@@ -32618,14 +32842,8 @@
             <w:vAlign w:val="center"/>
           </w:tcPr>
           <w:p>
-            <w:pPr>
-              <w:pStyle w:val="TableText"/>
-            </w:pPr>
-            <w:r>
-              <w:rPr>
-                <w:sz w:val="16"/>
-              </w:rPr>
-              <w:t>Object Assembly</w:t>
+            <w:r>
+              <w:t>Object Assembly Compatibility</w:t>
             </w:r>
           </w:p>
         </w:tc>
@@ -32636,7 +32854,7 @@
           </w:tcPr>
           <w:p>
             <w:r>
-              <w:t>Owner-only, 25~35초, 기억 기반 2D Part Tray/Canvas Drag &amp; Drop, 숨은 Socket Anchor 양자화, 서버 Part/Socket/Orientation 70점 승인 Gate, 기준 미달 Session 유지, Timeout 폐기+근처 Guard 1회, Compact Payload 기반 3D Replica 재구성, Original 회수·Deposit, Cleanup</w:t>
+              <w:t>Deferred Expansion. Class/Data/NetSerialize/Cleanup 호환을 보존하되 v1 Assignment/UI/Map/Cook/Release Gate에서 비활성</w:t>
             </w:r>
           </w:p>
         </w:tc>
@@ -32796,7 +33014,7 @@
               <w:rPr>
                 <w:sz w:val="16"/>
               </w:rPr>
-              <w:t>3 Map × 1~4인, Development/Shipping, Crash/Blocker 0</w:t>
+              <w:t>3 Map × 2인/3인/4인, Development/Shipping, Crash/Blocker 0</w:t>
             </w:r>
           </w:p>
         </w:tc>
@@ -33262,25 +33480,11 @@
               <w:rPr>
                 <w:rFonts w:ascii="Consolas" w:eastAsia="Consolas" w:hAnsi="Consolas" w:cs="Consolas"/>
               </w:rPr>
-              <w:t>Contract Definition → Server Seed → Eligible Case Filter</w:t>
-            </w:r>
-            <w:r>
+              <w:t>Contract Definition → Server Seed → Eligible Painting Case Filter</w:t>
               <w:br/>
-            </w:r>
-            <w:r>
-              <w:rPr>
-                <w:rFonts w:ascii="Consolas" w:eastAsia="Consolas" w:hAnsi="Consolas" w:cs="Consolas"/>
-              </w:rPr>
-              <w:t>→ Required Target 선택 → Optional Exhibit 활성화</w:t>
-            </w:r>
-            <w:r>
+              <w:t>→ Required Target 선택 → Optional Painting 활성화</w:t>
               <w:br/>
-            </w:r>
-            <w:r>
-              <w:rPr>
-                <w:rFonts w:ascii="Consolas" w:eastAsia="Consolas" w:hAnsi="Consolas" w:cs="Consolas"/>
-              </w:rPr>
-              <w:t>→ Surface/Object Shuffle Bag → Replicated Assignment Snapshot</w:t>
+              <w:t>→ Surface Shuffle Bag → Replicated Assignment Snapshot</w:t>
             </w:r>
           </w:p>
         </w:tc>
@@ -33473,7 +33677,7 @@
               <w:pStyle w:val="TableText"/>
             </w:pPr>
             <w:r>
-              <w:t>Surface 또는 Object이며 Case Class와 일치</w:t>
+              <w:t>v1은 Drawing이며 Painting Case Class와 일치; Assembly는 Deferred</w:t>
             </w:r>
           </w:p>
         </w:tc>
@@ -33585,7 +33789,7 @@
         </w:numPr>
       </w:pPr>
       <w:r>
-        <w:t>Object Assembly는 별도 Family Pool과 Shuffle Bag을 사용한다.</w:t>
+        <w:t>Object Assembly Family Pool과 Shuffle Bag Schema는 Deferred Expansion 호환용으로 보존하지만 v1 Assignment에서는 호출하지 않는다.</w:t>
       </w:r>
     </w:p>
     <w:p>
@@ -33608,11 +33812,9 @@
           <w:numId w:val="10"/>
         </w:numPr>
       </w:pPr>
-      <w:bookmarkStart w:id="91" w:name="_Toc237735246"/>
       <w:r>
-        <w:t>Forgery / Assembly Timer and Timeout Handling</w:t>
+        <w:t>Surface Forgery Timer and Timeout Handling / Assembly Deferred</w:t>
       </w:r>
-      <w:bookmarkEnd w:id="91"/>
     </w:p>
     <w:tbl>
       <w:tblPr>
@@ -33785,7 +33987,7 @@
           </w:tcPr>
           <w:p>
             <w:r>
-              <w:t>작업 폐기 / Replica 없음 / 근처 Guard 한 명 1회 조사 / Alert unchanged</w:t>
+              <w:t>Stroke 폐기 / Replica 없음 / 근처 Guard 한 명 1회 조사 / Alert unchanged</w:t>
             </w:r>
           </w:p>
         </w:tc>
@@ -33801,12 +34003,8 @@
             <w:vAlign w:val="center"/>
           </w:tcPr>
           <w:p>
-            <w:pPr>
-              <w:pStyle w:val="TableText"/>
-            </w:pPr>
-            <w:r>
-              <w:lastRenderedPageBreak/>
-              <w:t>Object Assembly</w:t>
+            <w:r>
+              <w:t>Object Assembly (Deferred)</w:t>
             </w:r>
           </w:p>
         </w:tc>
@@ -33820,7 +34018,7 @@
               <w:pStyle w:val="TableText"/>
             </w:pPr>
             <w:r>
-              <w:t>30s</w:t>
+              <w:t>Deferred</w:t>
             </w:r>
           </w:p>
         </w:tc>
@@ -33834,7 +34032,7 @@
               <w:pStyle w:val="TableText"/>
             </w:pPr>
             <w:r>
-              <w:t>25~35s</w:t>
+              <w:t>재활성화 시 별도 승인</w:t>
             </w:r>
           </w:p>
         </w:tc>
@@ -33845,7 +34043,7 @@
           </w:tcPr>
           <w:p>
             <w:r>
-              <w:t>작업 폐기 / Replica 없음 / 근처 Guard 한 명 1회 조사 / Alert unchanged</w:t>
+              <w:t>v1 Runtime 진입 없음 / FeatureDisabled</w:t>
             </w:r>
           </w:p>
         </w:tc>
@@ -34169,7 +34367,7 @@
         </w:numPr>
       </w:pPr>
       <w:r>
-        <w:t>Inventory, Map, Forgery, Assembly, Stun, Arrest, Escaped 상태에서 Sprint를 허용하지 않는다.</w:t>
+        <w:t>Inventory, Map, Forgery, Security Hold, Stun, Arrest, Escaped 상태에서 Sprint를 허용하지 않는다. Assembly 차단값은 Deferred 호환용으로만 남는다.</w:t>
       </w:r>
     </w:p>
     <w:p>
@@ -35759,7 +35957,7 @@
           </w:tcPr>
           <w:p>
             <w:r>
-              <w:t>Object Assembly Display Case</w:t>
+              <w:t>Object Assembly Display Case (Deferred)</w:t>
             </w:r>
           </w:p>
         </w:tc>
@@ -35779,7 +35977,7 @@
               <w:jc w:val="center"/>
             </w:pPr>
             <w:r>
-              <w:t>AHeistObjectDisplayCaseActor / BP_ObjectDisplayCase</w:t>
+              <w:t>AHeistObjectDisplayCaseActor / BP_ObjectDisplayCase (retained, v1 inactive)</w:t>
             </w:r>
           </w:p>
         </w:tc>
@@ -35796,7 +35994,7 @@
           </w:tcPr>
           <w:p>
             <w:r>
-              <w:t>CaseId/ArtifactId → Object Template + Part Mesh/Material Data</w:t>
+              <w:t>기존 Data 호환 보존; Release Map/Assignment/Cook 제외</w:t>
             </w:r>
           </w:p>
         </w:tc>
@@ -35914,6 +36112,41 @@
             <w:r>
               <w:lastRenderedPageBreak/>
               <w:t>Spawn Category/Zone/Transform</w:t>
+            </w:r>
+          </w:p>
+        </w:tc>
+      </w:tr>
+      <w:tr>
+        <w:tc>
+          <w:tcPr>
+            <w:tcW w:type="dxa" w:w="2200"/>
+            <w:vAlign w:val="center"/>
+          </w:tcPr>
+          <w:p>
+            <w:r>
+              <w:t>Museum Security</w:t>
+            </w:r>
+          </w:p>
+        </w:tc>
+        <w:tc>
+          <w:tcPr>
+            <w:tcW w:type="dxa" w:w="3200"/>
+            <w:vAlign w:val="center"/>
+          </w:tcPr>
+          <w:p>
+            <w:r>
+              <w:t>AHeistSecurityCameraActor / AHeistLaserBarrierActor / AHeistSecurityHoldButtonActor</w:t>
+            </w:r>
+          </w:p>
+        </w:tc>
+        <w:tc>
+          <w:tcPr>
+            <w:tcW w:type="dxa" w:w="4466"/>
+            <w:vAlign w:val="center"/>
+          </w:tcPr>
+          <w:p>
+            <w:r>
+              <w:t>Map-authored Transform/Links + C++ Authority + BP Presentation</w:t>
             </w:r>
           </w:p>
         </w:tc>
@@ -36105,14 +36338,8 @@
             <w:vAlign w:val="center"/>
           </w:tcPr>
           <w:p>
-            <w:pPr>
-              <w:pStyle w:val="TableText"/>
-            </w:pPr>
-            <w:r>
-              <w:rPr>
-                <w:sz w:val="16"/>
-              </w:rPr>
-              <w:t>Quota&gt;0, PlayerCount 1~4, Count 범위</w:t>
+            <w:r>
+              <w:t>Quota&gt;0, Release PlayerCount 2~4, internal 1P fallback Row 허용, Count 범위</w:t>
             </w:r>
           </w:p>
         </w:tc>
@@ -36294,7 +36521,7 @@
               <w:rPr>
                 <w:sz w:val="16"/>
               </w:rPr>
-              <w:t>FHeistObjectAssemblyTemplateRow</w:t>
+              <w:t>FHeistObjectAssemblyTemplateRow (Deferred)</w:t>
             </w:r>
           </w:p>
         </w:tc>
@@ -36328,7 +36555,7 @@
               <w:rPr>
                 <w:sz w:val="16"/>
               </w:rPr>
-              <w:t>Parts 3~5, Timer 25~35, 호환/중복 검증</w:t>
+              <w:t>기존 Asset 무결성 검증만 유지; v1 Assignment 금지</w:t>
             </w:r>
           </w:p>
         </w:tc>
@@ -36343,7 +36570,7 @@
           </w:tcPr>
           <w:p>
             <w:r>
-              <w:t>FHeistObjectAssemblyPartRow</w:t>
+              <w:t>FHeistObjectAssemblyPartRow (Deferred)</w:t>
             </w:r>
           </w:p>
         </w:tc>
@@ -36363,7 +36590,7 @@
           </w:tcPr>
           <w:p>
             <w:r>
-              <w:t>Mesh/Socket/Orientation/MaterialId가 Family 안에서 해석 가능</w:t>
+              <w:t>기존 Family Data 무결성만 유지; 신규 Content 금지</w:t>
             </w:r>
           </w:p>
         </w:tc>
@@ -36701,7 +36928,7 @@
               <w:rPr>
                 <w:sz w:val="16"/>
               </w:rPr>
-              <w:t>Solo 기준. Required Target 하나만으로는 Quota를 충족하지 않음</w:t>
+              <w:t>내부 계산 기준. Release 최소 2P Quota는 6,400</w:t>
             </w:r>
           </w:p>
         </w:tc>
@@ -36741,7 +36968,7 @@
               <w:rPr>
                 <w:sz w:val="16"/>
               </w:rPr>
-              <w:t>1.0 / 1.6 / 2.2 / 2.8</w:t>
+              <w:t>1.0 fallback / 1.6 / 2.2 / 2.8</w:t>
             </w:r>
           </w:p>
         </w:tc>
@@ -36751,14 +36978,8 @@
             <w:vAlign w:val="center"/>
           </w:tcPr>
           <w:p>
-            <w:pPr>
-              <w:pStyle w:val="TableText"/>
-            </w:pPr>
-            <w:r>
-              <w:rPr>
-                <w:sz w:val="16"/>
-              </w:rPr>
-              <w:t>1~4인</w:t>
+            <w:r>
+              <w:t>1P internal fallback / Release 2~4P</w:t>
             </w:r>
           </w:p>
         </w:tc>
@@ -36791,14 +37012,8 @@
             <w:vAlign w:val="center"/>
           </w:tcPr>
           <w:p>
-            <w:pPr>
-              <w:pStyle w:val="TableText"/>
-            </w:pPr>
-            <w:r>
-              <w:rPr>
-                <w:sz w:val="16"/>
-              </w:rPr>
-              <w:t>2</w:t>
+            <w:r>
+              <w:t>3 / 4 / 5</w:t>
             </w:r>
           </w:p>
         </w:tc>
@@ -36815,7 +37030,7 @@
               <w:rPr>
                 <w:sz w:val="16"/>
               </w:rPr>
-              <w:t>Required 외</w:t>
+              <w:t>Release 2P / 3P / 4P Required 외</w:t>
             </w:r>
           </w:p>
         </w:tc>
@@ -36848,14 +37063,8 @@
             <w:vAlign w:val="center"/>
           </w:tcPr>
           <w:p>
-            <w:pPr>
-              <w:pStyle w:val="TableText"/>
-            </w:pPr>
-            <w:r>
-              <w:rPr>
-                <w:sz w:val="16"/>
-              </w:rPr>
-              <w:t>5</w:t>
+            <w:r>
+              <w:t>5 / 6 / 8</w:t>
             </w:r>
           </w:p>
         </w:tc>
@@ -36872,7 +37081,7 @@
               <w:rPr>
                 <w:sz w:val="16"/>
               </w:rPr>
-              <w:t>4인 기준</w:t>
+              <w:t>Release 2P / 3P / 4P</w:t>
             </w:r>
           </w:p>
         </w:tc>
@@ -37321,7 +37530,7 @@
               <w:pStyle w:val="TableText"/>
             </w:pPr>
             <w:r>
-              <w:t>Part/Socket/Orientation/Material/Revision</w:t>
+              <w:t>Deferred Serialization 호환; v1 Runtime 미사용</w:t>
             </w:r>
           </w:p>
         </w:tc>
@@ -37384,6 +37593,41 @@
             </w:pPr>
             <w:r>
               <w:t>GameState</w:t>
+            </w:r>
+          </w:p>
+        </w:tc>
+      </w:tr>
+      <w:tr>
+        <w:tc>
+          <w:tcPr>
+            <w:tcW w:type="dxa" w:w="2137"/>
+            <w:vAlign w:val="center"/>
+          </w:tcPr>
+          <w:p>
+            <w:r>
+              <w:t>Security State</w:t>
+            </w:r>
+          </w:p>
+        </w:tc>
+        <w:tc>
+          <w:tcPr>
+            <w:tcW w:type="dxa" w:w="3617"/>
+            <w:vAlign w:val="center"/>
+          </w:tcPr>
+          <w:p>
+            <w:r>
+              <w:t>Camera Sweep/Detection Revision, Laser Active/Holder/Revision</w:t>
+            </w:r>
+          </w:p>
+        </w:tc>
+        <w:tc>
+          <w:tcPr>
+            <w:tcW w:type="dxa" w:w="4110"/>
+            <w:vAlign w:val="center"/>
+          </w:tcPr>
+          <w:p>
+            <w:r>
+              <w:t>각 Security Actor + PlayerState reference</w:t>
             </w:r>
           </w:p>
         </w:tc>
@@ -37536,7 +37780,7 @@
         </w:numPr>
       </w:pPr>
       <w:r>
-        <w:t>Gameplay: 1~4인이 반복 Surface/Object Forgery, Original 회수, Drop/Recovery, Deposit과 Outcome까지 완주한다.</w:t>
+        <w:t>Gameplay: 2인·3인·4인이 반복 Surface Forgery, Patrol/CCTV/Laser 협동, Original 회수, Drop/Recovery, Deposit과 Outcome까지 완주한다.</w:t>
       </w:r>
     </w:p>
     <w:p>
@@ -37584,7 +37828,7 @@
         </w:numPr>
       </w:pPr>
       <w:r>
-        <w:t>Release: Development/Shipping Package, Steam Session/Travel, 3 Map × Solo/4인 Regression, Critical 0을 확인한다.</w:t>
+        <w:t>Release: Development/Shipping Package, Steam Session/Travel, 3 Map × 2인/3인/4인 Regression, Critical 0을 확인한다. 1인 직접 PIE는 내부 fallback 검증으로 분리한다.</w:t>
       </w:r>
     </w:p>
     <w:sectPr>

--- a/Museum_Heist_TDD.docx
+++ b/Museum_Heist_TDD.docx
@@ -11158,6 +11158,63 @@
           </w:p>
         </w:tc>
       </w:tr>
+      <w:tr>
+        <w:trPr>
+          <w:cantSplit/>
+          <w:jc w:val="center"/>
+        </w:trPr>
+        <w:tc>
+          <w:tcPr>
+            <w:tcW w:w="2137" w:type="dxa"/>
+            <w:vAlign w:val="center"/>
+          </w:tcPr>
+          <w:p>
+            <w:pPr>
+              <w:pStyle w:val="TableText"/>
+            </w:pPr>
+            <w:r>
+              <w:rPr>
+                <w:sz w:val="16"/>
+              </w:rPr>
+              <w:t>Team Voice</w:t>
+            </w:r>
+          </w:p>
+        </w:tc>
+        <w:tc>
+          <w:tcPr>
+            <w:tcW w:w="3617" w:type="dxa"/>
+            <w:vAlign w:val="center"/>
+          </w:tcPr>
+          <w:p>
+            <w:pPr>
+              <w:pStyle w:val="TableText"/>
+            </w:pPr>
+            <w:r>
+              <w:rPr>
+                <w:sz w:val="16"/>
+              </w:rPr>
+              <w:t>OnlineSubsystem Voice API와 PlayerState UniqueId 사용 가능</w:t>
+            </w:r>
+          </w:p>
+        </w:tc>
+        <w:tc>
+          <w:tcPr>
+            <w:tcW w:w="4110" w:type="dxa"/>
+            <w:vAlign w:val="center"/>
+          </w:tcPr>
+          <w:p>
+            <w:pPr>
+              <w:pStyle w:val="TableText"/>
+            </w:pPr>
+            <w:r>
+              <w:rPr>
+                <w:sz w:val="16"/>
+              </w:rPr>
+              <w:t>Steam V PTT, UVOIPTalker 거리 감쇠, Speaking/Mute Hook, Voice SoundPing으로 확장</w:t>
+            </w:r>
+          </w:p>
+        </w:tc>
+      </w:tr>
     </w:tbl>
     <w:p>
       <w:pPr>
@@ -12398,6 +12455,120 @@
                 <w:sz w:val="16"/>
               </w:rPr>
               <w:t>Head Bob/Camera Roll/Sprint FOV Kick 없음</w:t>
+            </w:r>
+          </w:p>
+        </w:tc>
+      </w:tr>
+      <w:tr>
+        <w:trPr>
+          <w:cantSplit/>
+          <w:jc w:val="center"/>
+        </w:trPr>
+        <w:tc>
+          <w:tcPr>
+            <w:tcW w:w="2137" w:type="dxa"/>
+            <w:vAlign w:val="center"/>
+          </w:tcPr>
+          <w:p>
+            <w:pPr>
+              <w:pStyle w:val="TableText"/>
+            </w:pPr>
+            <w:r>
+              <w:rPr>
+                <w:sz w:val="16"/>
+              </w:rPr>
+              <w:t>Voice Output</w:t>
+            </w:r>
+          </w:p>
+        </w:tc>
+        <w:tc>
+          <w:tcPr>
+            <w:tcW w:w="3617" w:type="dxa"/>
+            <w:vAlign w:val="center"/>
+          </w:tcPr>
+          <w:p>
+            <w:pPr>
+              <w:pStyle w:val="TableText"/>
+            </w:pPr>
+            <w:r>
+              <w:rPr>
+                <w:sz w:val="16"/>
+              </w:rPr>
+              <w:t>250cm + 1,250cm Falloff</w:t>
+            </w:r>
+          </w:p>
+        </w:tc>
+        <w:tc>
+          <w:tcPr>
+            <w:tcW w:w="4110" w:type="dxa"/>
+            <w:vAlign w:val="center"/>
+          </w:tcPr>
+          <w:p>
+            <w:pPr>
+              <w:pStyle w:val="TableText"/>
+            </w:pPr>
+            <w:r>
+              <w:rPr>
+                <w:sz w:val="16"/>
+              </w:rPr>
+              <w:t>V Hold PTT / InGame spatial / Lobby·Result non-spatial</w:t>
+            </w:r>
+          </w:p>
+        </w:tc>
+      </w:tr>
+      <w:tr>
+        <w:trPr>
+          <w:cantSplit/>
+          <w:jc w:val="center"/>
+        </w:trPr>
+        <w:tc>
+          <w:tcPr>
+            <w:tcW w:w="2137" w:type="dxa"/>
+            <w:vAlign w:val="center"/>
+          </w:tcPr>
+          <w:p>
+            <w:pPr>
+              <w:pStyle w:val="TableText"/>
+            </w:pPr>
+            <w:r>
+              <w:rPr>
+                <w:sz w:val="16"/>
+              </w:rPr>
+              <w:t>Voice Guard Noise</w:t>
+            </w:r>
+          </w:p>
+        </w:tc>
+        <w:tc>
+          <w:tcPr>
+            <w:tcW w:w="3617" w:type="dxa"/>
+            <w:vAlign w:val="center"/>
+          </w:tcPr>
+          <w:p>
+            <w:pPr>
+              <w:pStyle w:val="TableText"/>
+            </w:pPr>
+            <w:r>
+              <w:rPr>
+                <w:sz w:val="16"/>
+              </w:rPr>
+              <w:t>800cm / 0.8초</w:t>
+            </w:r>
+          </w:p>
+        </w:tc>
+        <w:tc>
+          <w:tcPr>
+            <w:tcW w:w="4110" w:type="dxa"/>
+            <w:vAlign w:val="center"/>
+          </w:tcPr>
+          <w:p>
+            <w:pPr>
+              <w:pStyle w:val="TableText"/>
+            </w:pPr>
+            <w:r>
+              <w:rPr>
+                <w:sz w:val="16"/>
+              </w:rPr>
+              <w:t>Online Voice 실제 발화 감지 / Alert 직접 증가 없음</w:t>
             </w:r>
           </w:p>
         </w:tc>
@@ -16040,6 +16211,80 @@
           </w:p>
         </w:tc>
       </w:tr>
+      <w:tr>
+        <w:trPr>
+          <w:cantSplit/>
+          <w:jc w:val="center"/>
+        </w:trPr>
+        <w:tc>
+          <w:tcPr>
+            <w:tcW w:w="1644" w:type="dxa"/>
+            <w:vAlign w:val="center"/>
+          </w:tcPr>
+          <w:p>
+            <w:pPr>
+              <w:pStyle w:val="TableText"/>
+            </w:pPr>
+            <w:r>
+              <w:rPr>
+                <w:sz w:val="16"/>
+              </w:rPr>
+              <w:t>Voice Speech</w:t>
+            </w:r>
+          </w:p>
+        </w:tc>
+        <w:tc>
+          <w:tcPr>
+            <w:tcW w:w="2795" w:type="dxa"/>
+            <w:vAlign w:val="center"/>
+          </w:tcPr>
+          <w:p>
+            <w:pPr>
+              <w:pStyle w:val="TableText"/>
+            </w:pPr>
+            <w:r>
+              <w:rPr>
+                <w:sz w:val="16"/>
+              </w:rPr>
+              <w:t>800 cm</w:t>
+            </w:r>
+          </w:p>
+        </w:tc>
+        <w:tc>
+          <w:tcPr>
+            <w:tcW w:w="2795" w:type="dxa"/>
+            <w:vAlign w:val="center"/>
+          </w:tcPr>
+          <w:p>
+            <w:pPr>
+              <w:pStyle w:val="TableText"/>
+            </w:pPr>
+            <w:r>
+              <w:rPr>
+                <w:sz w:val="16"/>
+              </w:rPr>
+              <w:t>Footstep보다 높은 우선순위 Investigate</w:t>
+            </w:r>
+          </w:p>
+        </w:tc>
+        <w:tc>
+          <w:tcPr>
+            <w:tcW w:w="2630" w:type="dxa"/>
+            <w:vAlign w:val="center"/>
+          </w:tcPr>
+          <w:p>
+            <w:pPr>
+              <w:pStyle w:val="TableText"/>
+            </w:pPr>
+            <w:r>
+              <w:rPr>
+                <w:sz w:val="16"/>
+              </w:rPr>
+              <w:t>Server-only / Player UI SoundPing 없음</w:t>
+            </w:r>
+          </w:p>
+        </w:tc>
+      </w:tr>
     </w:tbl>
     <w:p>
       <w:pPr>
@@ -16257,6 +16502,40 @@
             </w:pPr>
             <w:r>
               <w:t>3</w:t>
+            </w:r>
+          </w:p>
+        </w:tc>
+        <w:tc>
+          <w:tcPr>
+            <w:tcW w:w="7234" w:type="dxa"/>
+            <w:vAlign w:val="center"/>
+          </w:tcPr>
+          <w:p>
+            <w:pPr>
+              <w:pStyle w:val="TableText"/>
+            </w:pPr>
+            <w:r>
+              <w:t>Voice</w:t>
+            </w:r>
+          </w:p>
+        </w:tc>
+      </w:tr>
+      <w:tr>
+        <w:trPr>
+          <w:cantSplit/>
+          <w:jc w:val="center"/>
+        </w:trPr>
+        <w:tc>
+          <w:tcPr>
+            <w:tcW w:w="2630" w:type="dxa"/>
+            <w:vAlign w:val="center"/>
+          </w:tcPr>
+          <w:p>
+            <w:pPr>
+              <w:pStyle w:val="TableText"/>
+            </w:pPr>
+            <w:r>
+              <w:t>4</w:t>
             </w:r>
           </w:p>
         </w:tc>
@@ -22747,6 +23026,46 @@
           </w:p>
         </w:tc>
       </w:tr>
+      <w:tr>
+        <w:trPr>
+          <w:cantSplit/>
+          <w:jc w:val="center"/>
+        </w:trPr>
+        <w:tc>
+          <w:tcPr>
+            <w:tcW w:w="2630" w:type="dxa"/>
+            <w:vAlign w:val="center"/>
+          </w:tcPr>
+          <w:p>
+            <w:pPr>
+              <w:pStyle w:val="TableText"/>
+            </w:pPr>
+            <w:r>
+              <w:rPr>
+                <w:sz w:val="16"/>
+              </w:rPr>
+              <w:t>Voice</w:t>
+            </w:r>
+          </w:p>
+        </w:tc>
+        <w:tc>
+          <w:tcPr>
+            <w:tcW w:w="7234" w:type="dxa"/>
+            <w:vAlign w:val="center"/>
+          </w:tcPr>
+          <w:p>
+            <w:pPr>
+              <w:pStyle w:val="TableText"/>
+            </w:pPr>
+            <w:r>
+              <w:rPr>
+                <w:sz w:val="16"/>
+              </w:rPr>
+              <w:t>Steam Online Voice는 음성 전송을 담당하고 UVOIPTalker는 Client 재생 위치/감쇠를 담당한다. Guard 결과만 Server RPC 검증 후 SoundPing으로 확정한다.</w:t>
+            </w:r>
+          </w:p>
+        </w:tc>
+      </w:tr>
     </w:tbl>
     <w:p>
       <w:pPr>
@@ -23065,6 +23384,32 @@
       </w:r>
       <w:r>
         <w:t>.</w:t>
+      </w:r>
+    </w:p>
+    <w:p>
+      <w:pPr/>
+      <w:r>
+        <w:t>보이스 출력 음소거와 Guard Hearing은 서로 다른 계약이다. 특정 동료를 로컬에서 음소거해도 서버의 Voice SoundPing에는 영향이 없다. PTT 해제, 입력 음소거, 유효하지 않은 Player/Pawn, 비 InGame Phase는 발화 보고와 Guard Hearing을 중단한다.</w:t>
+      </w:r>
+    </w:p>
+    <w:p>
+      <w:pPr/>
+      <w:r>
+        <w:t>Client는 PTT 중 IOnlineVoice::IsLocalPlayerTalking이 실제 발화를 보고할 때만 저빈도 발화 상태를 Server RPC로 전달한다. 서버는 PlayerController Ownership, Match Phase, Character Gameplay 가능 상태와 최소 0.8초 간격을 검증하고, 서버가 가진 Character 위치에서 반경 800cm의 Voice SoundPing을 생성한다. PCM, 녹음 파일, 전사 텍스트는 RPC·Replication·Telemetry에 포함하지 않는다.</w:t>
+      </w:r>
+    </w:p>
+    <w:p>
+      <w:pPr/>
+      <w:r>
+        <w:t>Steam Online Voice와 UVOIPTalker를 사용한다. V Hold Push-to-Talk만 지원하고 Open Mic은 v1 범위에서 제외한다. Lobby/Result는 비공간 팀 음성, InGame은 Character Mesh에 부착된 공간 음성으로 운용하며 0~250cm 정상 음량, 250~1,500cm 감쇠, 1,500cm 밖 무음을 기본값으로 한다.</w:t>
+      </w:r>
+    </w:p>
+    <w:p>
+      <w:pPr>
+        <w:pStyle w:val="31"/>
+      </w:pPr>
+      <w:r>
+        <w:t>Steam Proximity Voice / Guard Speech Noise</w:t>
       </w:r>
     </w:p>
     <w:p>
@@ -23973,7 +24318,7 @@
               <w:pStyle w:val="TableText"/>
             </w:pPr>
             <w:r>
-              <w:t>Pickup, Inventory placement, Weight/Speed, Tool spawn/effect, Guard detection consequence, Forgery score, Replica/Original, Alert, Extraction, Result</w:t>
+              <w:t>Pickup, Inventory placement, Weight/Speed, Tool spawn/effect, Guard detection consequence, Forgery score, Replica/Original, Alert, Extraction, Result, Voice 발화 보고 검증·Authoritative SoundPing</w:t>
             </w:r>
           </w:p>
         </w:tc>
@@ -23987,7 +24332,7 @@
               <w:pStyle w:val="TableText"/>
             </w:pPr>
             <w:r>
-              <w:t>Input, Local drawing preview, CCTV/Laser presentation, ViewModel/Widget presentation, movement prediction</w:t>
+              <w:t>Input, Local drawing preview, CCTV/Laser presentation, ViewModel/Widget presentation, movement prediction, PTT·Online Voice 발화 상태·UVOIPTalker 공간 재생·로컬 음소거</w:t>
             </w:r>
           </w:p>
         </w:tc>
@@ -24665,7 +25010,7 @@
               <w:rPr>
                 <w:sz w:val="16"/>
               </w:rPr>
-              <w:t>Input Mode, Server RPC Entry, Owner HUD/Map/Forgery UI</w:t>
+              <w:t>Input Mode, Server RPC Entry, Owner HUD/Map/Forgery UI, V PTT와 Mic Activity Report</w:t>
             </w:r>
           </w:p>
         </w:tc>
@@ -24705,7 +25050,7 @@
               <w:rPr>
                 <w:sz w:val="16"/>
               </w:rPr>
-              <w:t>Camera, Walk/Sprint, Weight-resolved Movement, Status Presentation Hook</w:t>
+              <w:t>Camera, Walk/Sprint, Weight-resolved Movement, Status Presentation Hook, UVOIPTalker Source</w:t>
             </w:r>
           </w:p>
         </w:tc>
@@ -24745,7 +25090,7 @@
               <w:rPr>
                 <w:sz w:val="16"/>
               </w:rPr>
-              <w:t>Inventory/Interaction/Action/Vision/Noise/Forgery + Deferred Object Assembly</w:t>
+              <w:t>Inventory/Interaction/Action/Vision/Noise/Forgery + Deferred Object Assembly. Noise가 Voice SoundPing Rate Limit/Emit 소유</w:t>
             </w:r>
           </w:p>
         </w:tc>
@@ -26335,7 +26680,7 @@
               <w:rPr>
                 <w:sz w:val="16"/>
               </w:rPr>
-              <w:t>WBP_Lobby, Player Slot 1~4 + Map Selection/Random + Host Start/Leave; 2인 미만 사유 표시</w:t>
+              <w:t>WBP_Lobby, Player Slot 1~4 + Map Selection/Random + Host Start/Leave; 2인 미만 사유, Speaking/Mute Binding Hook</w:t>
             </w:r>
           </w:p>
         </w:tc>
@@ -26375,7 +26720,7 @@
               <w:rPr>
                 <w:sz w:val="16"/>
               </w:rPr>
-              <w:t>기존 WBP_HeistHUD에 Contract/Team/Status Layer 확장</w:t>
+              <w:t>기존 WBP_HeistHUD에 Contract/Team/Status Layer 확장. Speaking/Mute Hook만 제공하며 레이아웃은 UI 개편에서 확정</w:t>
             </w:r>
           </w:p>
         </w:tc>
@@ -26895,7 +27240,7 @@
               <w:rPr>
                 <w:sz w:val="16"/>
               </w:rPr>
-              <w:t>Target, Carried, Secured, Quota, Alert, Lockdown, Carrier, Team Status, Weight, Action</w:t>
+              <w:t>Target, Carried, Secured, Quota, Alert, Lockdown, Carrier, Team Status, Weight, Action, Voice Speaking/Mute</w:t>
             </w:r>
           </w:p>
         </w:tc>
@@ -26935,7 +27280,7 @@
               <w:rPr>
                 <w:sz w:val="16"/>
               </w:rPr>
-              <w:t>PlayerState Identity, Color, Distance, Crew Status</w:t>
+              <w:t>PlayerState Identity, Color, Distance, Crew Status, Voice Speaking</w:t>
             </w:r>
           </w:p>
         </w:tc>
@@ -27191,7 +27536,7 @@
               <w:rPr>
                 <w:sz w:val="16"/>
               </w:rPr>
-              <w:t>Connected/Identity/SelectedMap/Random/JoinCode/Ready/Leave</w:t>
+              <w:t>Connected/Identity/SelectedMap/Random/JoinCode/Ready/Leave, Voice Speaking/Mute</w:t>
             </w:r>
           </w:p>
         </w:tc>
@@ -27822,6 +28167,34 @@
           </w:p>
         </w:tc>
       </w:tr>
+      <w:tr>
+        <w:trPr>
+          <w:cantSplit/>
+          <w:jc w:val="center"/>
+        </w:trPr>
+        <w:tc>
+          <w:tcPr>
+            <w:tcW w:w="2630" w:type="dxa"/>
+            <w:vAlign w:val="center"/>
+          </w:tcPr>
+          <w:p>
+            <w:r>
+              <w:t>Voice</w:t>
+            </w:r>
+          </w:p>
+        </w:tc>
+        <w:tc>
+          <w:tcPr>
+            <w:tcW w:w="7234" w:type="dxa"/>
+            <w:vAlign w:val="center"/>
+          </w:tcPr>
+          <w:p>
+            <w:r>
+              <w:t>PTT 상태·실제 Speaking·개별 Mute를 구분한다. Guard Hearing은 화면 SoundPing을 만들지 않고 Guard Investigate 월드/오디오 반응으로만 드러낸다.</w:t>
+            </w:r>
+          </w:p>
+        </w:tc>
+      </w:tr>
     </w:tbl>
     <w:p>
       <w:pPr>
@@ -28876,6 +29249,34 @@
           </w:p>
         </w:tc>
       </w:tr>
+      <w:tr>
+        <w:trPr>
+          <w:cantSplit/>
+          <w:jc w:val="center"/>
+        </w:trPr>
+        <w:tc>
+          <w:tcPr>
+            <w:tcW w:w="2630" w:type="dxa"/>
+            <w:vAlign w:val="center"/>
+          </w:tcPr>
+          <w:p>
+            <w:r>
+              <w:t>VoiceActivity</w:t>
+            </w:r>
+          </w:p>
+        </w:tc>
+        <w:tc>
+          <w:tcPr>
+            <w:tcW w:w="7234" w:type="dxa"/>
+            <w:vAlign w:val="center"/>
+          </w:tcPr>
+          <w:p>
+            <w:r>
+              <w:t>PlayerId, Phase, Speaking, GuardPingEmitted, AcceptedGuardCount. PCM·녹음·전사·Amplitude 원본은 기록하지 않음</w:t>
+            </w:r>
+          </w:p>
+        </w:tc>
+      </w:tr>
     </w:tbl>
     <w:p>
       <w:pPr>
@@ -29390,6 +29791,46 @@
           </w:p>
         </w:tc>
       </w:tr>
+      <w:tr>
+        <w:trPr>
+          <w:cantSplit/>
+          <w:jc w:val="center"/>
+        </w:trPr>
+        <w:tc>
+          <w:tcPr>
+            <w:tcW w:w="2630" w:type="dxa"/>
+            <w:vAlign w:val="center"/>
+          </w:tcPr>
+          <w:p>
+            <w:pPr>
+              <w:pStyle w:val="TableText"/>
+            </w:pPr>
+            <w:r>
+              <w:rPr>
+                <w:sz w:val="16"/>
+              </w:rPr>
+              <w:t>Voice Readability</w:t>
+            </w:r>
+          </w:p>
+        </w:tc>
+        <w:tc>
+          <w:tcPr>
+            <w:tcW w:w="7234" w:type="dxa"/>
+            <w:vAlign w:val="center"/>
+          </w:tcPr>
+          <w:p>
+            <w:pPr>
+              <w:pStyle w:val="TableText"/>
+            </w:pPr>
+            <w:r>
+              <w:rPr>
+                <w:sz w:val="16"/>
+              </w:rPr>
+              <w:t>Steam Package 2인 이상에서 V PTT, 250/1,500cm 감쇠, Speaking/Mute, 800cm Guard 조사 계약을 구분해 확인</w:t>
+            </w:r>
+          </w:p>
+        </w:tc>
+      </w:tr>
     </w:tbl>
     <w:p>
       <w:pPr>
@@ -30105,7 +30546,7 @@
           </w:tcPr>
           <w:p>
             <w:r>
-              <w:t>None / Footstep / GlassBreak / CoinImpact / StunHit / ReplicaSwap</w:t>
+              <w:t>None / Footstep / GlassBreak / CoinImpact / StunHit / ReplicaSwap / Voice</w:t>
             </w:r>
           </w:p>
         </w:tc>
@@ -35933,6 +36374,54 @@
             </w:pPr>
             <w:r>
               <w:t>Stamina 없이 속도와 소음의 교환을 형성</w:t>
+            </w:r>
+          </w:p>
+        </w:tc>
+      </w:tr>
+      <w:tr>
+        <w:trPr>
+          <w:cantSplit/>
+          <w:jc w:val="center"/>
+        </w:trPr>
+        <w:tc>
+          <w:tcPr>
+            <w:tcW w:w="2466" w:type="dxa"/>
+            <w:vAlign w:val="center"/>
+          </w:tcPr>
+          <w:p>
+            <w:pPr>
+              <w:pStyle w:val="TableText"/>
+            </w:pPr>
+            <w:r>
+              <w:t>Voice Speech</w:t>
+            </w:r>
+          </w:p>
+        </w:tc>
+        <w:tc>
+          <w:tcPr>
+            <w:tcW w:w="1973" w:type="dxa"/>
+            <w:vAlign w:val="center"/>
+          </w:tcPr>
+          <w:p>
+            <w:pPr>
+              <w:pStyle w:val="TableText"/>
+            </w:pPr>
+            <w:r>
+              <w:t>800 cm</w:t>
+            </w:r>
+          </w:p>
+        </w:tc>
+        <w:tc>
+          <w:tcPr>
+            <w:tcW w:w="5425" w:type="dxa"/>
+            <w:vAlign w:val="center"/>
+          </w:tcPr>
+          <w:p>
+            <w:pPr>
+              <w:pStyle w:val="TableText"/>
+            </w:pPr>
+            <w:r>
+              <w:t>PTT + IOnlineVoice 실제 발화를 Client가 보고하고 Server가 Phase·Pawn·0.8초 Rate Limit을 검증해 Authoritative Location에서 생성</w:t>
             </w:r>
           </w:p>
         </w:tc>

--- a/Museum_Heist_TDD.docx
+++ b/Museum_Heist_TDD.docx
@@ -102,7 +102,7 @@
           </w:tcPr>
           <w:p>
             <w:r>
-              <w:t>Rev 14 · 2026-08-18</w:t>
+              <w:t>Rev 15 · 2026-08-23</w:t>
             </w:r>
           </w:p>
         </w:tc>
@@ -201,14 +201,8 @@
             </w:tcMar>
           </w:tcPr>
           <w:p>
-            <w:pPr>
-              <w:pStyle w:val="TableText"/>
-            </w:pPr>
-            <w:r>
-              <w:rPr>
-                <w:sz w:val="19"/>
-              </w:rPr>
-              <w:t>Unreal Engine 5.8 · C++ Authority · Listen Server · Steam Session · Data-driven Runtime</w:t>
+            <w:r>
+              <w:t>2~4인 협동 · Server Alert Meter 0~10 · Main HUD Mission/TeamCard/QuickSlot · Surface-only v1 · Assembly Deferred</w:t>
             </w:r>
           </w:p>
         </w:tc>
@@ -12283,7 +12277,7 @@
           </w:tcPr>
           <w:p>
             <w:r>
-              <w:t>0.15초 후보 검사 / 1.2~1.5초 Build-up / 사건당 Alert + nearby Guard once / Cooldown</w:t>
+              <w:t>0.15초 후보 검사 / 1.2~1.5초 Build-up / 사건당 경계도 +0.5 + nearby Guard once / Cooldown</w:t>
             </w:r>
           </w:p>
         </w:tc>
@@ -17914,330 +17908,12 @@
     </w:p>
     <w:p>
       <w:r>
-        <w:t>AHeistSecurityCameraActor</w:t>
-      </w:r>
-      <w:r>
-        <w:t>는</w:t>
-      </w:r>
-      <w:r>
-        <w:t xml:space="preserve"> </w:t>
-      </w:r>
-      <w:r>
-        <w:t>서버</w:t>
-      </w:r>
-      <w:r>
-        <w:t xml:space="preserve"> Timer</w:t>
-      </w:r>
-      <w:r>
-        <w:t>에서</w:t>
-      </w:r>
-      <w:r>
-        <w:t xml:space="preserve"> Overlap </w:t>
-      </w:r>
-      <w:r>
-        <w:t>후보만</w:t>
-      </w:r>
-      <w:r>
-        <w:t xml:space="preserve"> 0.15</w:t>
-      </w:r>
-      <w:r>
-        <w:t>초</w:t>
-      </w:r>
-      <w:r>
-        <w:t xml:space="preserve"> </w:t>
-      </w:r>
-      <w:r>
-        <w:t>간격으로</w:t>
-      </w:r>
-      <w:r>
-        <w:t xml:space="preserve"> </w:t>
-      </w:r>
-      <w:r>
-        <w:t>거리</w:t>
-      </w:r>
-      <w:r>
-        <w:t>·</w:t>
-      </w:r>
-      <w:r>
-        <w:t>각도</w:t>
-      </w:r>
-      <w:r>
-        <w:t xml:space="preserve">·LOS </w:t>
-      </w:r>
-      <w:r>
-        <w:t>검사한다</w:t>
-      </w:r>
-      <w:r>
-        <w:t xml:space="preserve">. </w:t>
-      </w:r>
-      <w:r>
-        <w:t>기본</w:t>
-      </w:r>
-      <w:r>
-        <w:t xml:space="preserve"> Detection Build-up</w:t>
-      </w:r>
-      <w:r>
-        <w:t>은</w:t>
-      </w:r>
-      <w:r>
-        <w:t xml:space="preserve"> 1.35</w:t>
-      </w:r>
-      <w:r>
-        <w:t>초</w:t>
-      </w:r>
-      <w:r>
-        <w:t xml:space="preserve">, </w:t>
-      </w:r>
-      <w:r>
-        <w:t>허용</w:t>
-      </w:r>
-      <w:r>
-        <w:t xml:space="preserve"> </w:t>
-      </w:r>
-      <w:r>
-        <w:t>범위는</w:t>
-      </w:r>
-      <w:r>
-        <w:t xml:space="preserve"> 1.2~1.5</w:t>
-      </w:r>
-      <w:r>
-        <w:t>초이며</w:t>
-      </w:r>
-      <w:r>
-        <w:t xml:space="preserve"> </w:t>
-      </w:r>
-      <w:r>
-        <w:t>완전</w:t>
-      </w:r>
-      <w:r>
-        <w:t xml:space="preserve"> </w:t>
-      </w:r>
-      <w:r>
-        <w:t>발각만</w:t>
-      </w:r>
-      <w:r>
-        <w:t xml:space="preserve"> Suspicious</w:t>
-      </w:r>
-      <w:r>
-        <w:t>와</w:t>
-      </w:r>
-      <w:r>
-        <w:t xml:space="preserve"> </w:t>
-      </w:r>
-      <w:r>
-        <w:t>근처</w:t>
-      </w:r>
-      <w:r>
-        <w:t xml:space="preserve"> Guard 1</w:t>
-      </w:r>
-      <w:r>
-        <w:t>회</w:t>
-      </w:r>
-      <w:r>
-        <w:t xml:space="preserve"> Investigate</w:t>
-      </w:r>
-      <w:r>
-        <w:t>를</w:t>
-      </w:r>
-      <w:r>
-        <w:t xml:space="preserve"> </w:t>
-      </w:r>
-      <w:r>
-        <w:t>요청한다</w:t>
-      </w:r>
-      <w:r>
-        <w:t>. Client</w:t>
-      </w:r>
-      <w:r>
-        <w:t>는</w:t>
-      </w:r>
-      <w:r>
-        <w:t xml:space="preserve"> Sweep Epoch, LED/Cone</w:t>
-      </w:r>
-      <w:r>
-        <w:t>과</w:t>
-      </w:r>
-      <w:r>
-        <w:t xml:space="preserve"> Audio Presentation</w:t>
-      </w:r>
-      <w:r>
-        <w:t>만</w:t>
-      </w:r>
-      <w:r>
-        <w:t xml:space="preserve"> </w:t>
-      </w:r>
-      <w:r>
-        <w:t>소비한다</w:t>
-      </w:r>
-      <w:r>
-        <w:t>.</w:t>
+        <w:t>AHeistSecurityCameraActor는 서버 Timer에서 Overlap 후보만 0.15초 간격으로 거리·각도·LOS 검사한다. 기본 Detection Build-up은 1.35초, 허용 범위는 1.2~1.5초이며 완전 발각만 서버 경계도 +0.5와 근처 Guard 1회 Investigate를 요청한다. Client는 Sweep Epoch, LED/Cone과 Audio Presentation만 소비한다.</w:t>
       </w:r>
     </w:p>
     <w:p>
       <w:r>
-        <w:t>AHeistLaserBarrierActor</w:t>
-      </w:r>
-      <w:r>
-        <w:t>는</w:t>
-      </w:r>
-      <w:r>
-        <w:t xml:space="preserve"> </w:t>
-      </w:r>
-      <w:r>
-        <w:t>물리</w:t>
-      </w:r>
-      <w:r>
-        <w:t xml:space="preserve"> </w:t>
-      </w:r>
-      <w:r>
-        <w:t>차단을</w:t>
-      </w:r>
-      <w:r>
-        <w:t xml:space="preserve"> </w:t>
-      </w:r>
-      <w:r>
-        <w:t>만들지</w:t>
-      </w:r>
-      <w:r>
-        <w:t xml:space="preserve"> </w:t>
-      </w:r>
-      <w:r>
-        <w:t>않는</w:t>
-      </w:r>
-      <w:r>
-        <w:t xml:space="preserve"> </w:t>
-      </w:r>
-      <w:r>
-        <w:t>서버</w:t>
-      </w:r>
-      <w:r>
-        <w:t xml:space="preserve"> </w:t>
-      </w:r>
-      <w:r>
-        <w:t>권한</w:t>
-      </w:r>
-      <w:r>
-        <w:t xml:space="preserve"> </w:t>
-      </w:r>
-      <w:r>
-        <w:t>경보선이다</w:t>
-      </w:r>
-      <w:r>
-        <w:t xml:space="preserve">. </w:t>
-      </w:r>
-      <w:r>
-        <w:t>활성</w:t>
-      </w:r>
-      <w:r>
-        <w:t xml:space="preserve"> Beam </w:t>
-      </w:r>
-      <w:r>
-        <w:t>통과는</w:t>
-      </w:r>
-      <w:r>
-        <w:t xml:space="preserve"> </w:t>
-      </w:r>
-      <w:r>
-        <w:t>사건당</w:t>
-      </w:r>
-      <w:r>
-        <w:t xml:space="preserve"> Suspicious Alert </w:t>
-      </w:r>
-      <w:r>
-        <w:t>요청과</w:t>
-      </w:r>
-      <w:r>
-        <w:t xml:space="preserve"> </w:t>
-      </w:r>
-      <w:r>
-        <w:t>근처</w:t>
-      </w:r>
-      <w:r>
-        <w:t xml:space="preserve"> Guard </w:t>
-      </w:r>
-      <w:r>
-        <w:t>조사를</w:t>
-      </w:r>
-      <w:r>
-        <w:t xml:space="preserve"> </w:t>
-      </w:r>
-      <w:r>
-        <w:t>한</w:t>
-      </w:r>
-      <w:r>
-        <w:t xml:space="preserve"> </w:t>
-      </w:r>
-      <w:r>
-        <w:t>번만</w:t>
-      </w:r>
-      <w:r>
-        <w:t xml:space="preserve"> </w:t>
-      </w:r>
-      <w:r>
-        <w:t>발생시키며</w:t>
-      </w:r>
-      <w:r>
-        <w:t xml:space="preserve"> Stun </w:t>
-      </w:r>
-      <w:r>
-        <w:t>또는</w:t>
-      </w:r>
-      <w:r>
-        <w:t xml:space="preserve"> Damage</w:t>
-      </w:r>
-      <w:r>
-        <w:t>를</w:t>
-      </w:r>
-      <w:r>
-        <w:t xml:space="preserve"> </w:t>
-      </w:r>
-      <w:r>
-        <w:t>직접</w:t>
-      </w:r>
-      <w:r>
-        <w:t xml:space="preserve"> </w:t>
-      </w:r>
-      <w:r>
-        <w:t>적용하지</w:t>
-      </w:r>
-      <w:r>
-        <w:t xml:space="preserve"> </w:t>
-      </w:r>
-      <w:r>
-        <w:t>않고</w:t>
-      </w:r>
-      <w:r>
-        <w:t>, Player</w:t>
-      </w:r>
-      <w:r>
-        <w:t>를</w:t>
-      </w:r>
-      <w:r>
-        <w:t xml:space="preserve"> </w:t>
-      </w:r>
-      <w:r>
-        <w:t>공간</w:t>
-      </w:r>
-      <w:r>
-        <w:t xml:space="preserve"> </w:t>
-      </w:r>
-      <w:r>
-        <w:t>안에</w:t>
-      </w:r>
-      <w:r>
-        <w:t xml:space="preserve"> </w:t>
-      </w:r>
-      <w:r>
-        <w:t>가두지</w:t>
-      </w:r>
-      <w:r>
-        <w:t xml:space="preserve"> </w:t>
-      </w:r>
-      <w:r>
-        <w:t>않는다</w:t>
-      </w:r>
-      <w:r>
-        <w:t>.</w:t>
+        <w:t>AHeistLaserBarrierActor는 물리 차단을 만들지 않는 서버 권한 경보선이다. 활성 Beam 통과는 사건당 서버 경계도 +0.5와 근처 Guard 조사를 한 번만 발생시키며 Stun 또는 Damage를 직접 적용하지 않고, Player를 공간 안에 가두지 않는다.</w:t>
       </w:r>
     </w:p>
     <w:p>
@@ -21488,16 +21164,8 @@
             <w:vAlign w:val="center"/>
           </w:tcPr>
           <w:p>
-            <w:pPr>
-              <w:pStyle w:val="TableText"/>
-              <w:jc w:val="center"/>
-            </w:pPr>
-            <w:r>
-              <w:rPr>
-                <w:b/>
-                <w:color w:val="17365D"/>
-              </w:rPr>
-              <w:t>Level</w:t>
+            <w:r>
+              <w:t>Alert Meter / 내부 Level</w:t>
             </w:r>
           </w:p>
         </w:tc>
@@ -21514,15 +21182,7 @@
             <w:vAlign w:val="center"/>
           </w:tcPr>
           <w:p>
-            <w:pPr>
-              <w:pStyle w:val="TableText"/>
-              <w:jc w:val="center"/>
-            </w:pPr>
-            <w:r>
-              <w:rPr>
-                <w:b/>
-                <w:color w:val="17365D"/>
-              </w:rPr>
+            <w:r>
               <w:t>월드 변화</w:t>
             </w:r>
           </w:p>
@@ -21540,15 +21200,7 @@
             <w:vAlign w:val="center"/>
           </w:tcPr>
           <w:p>
-            <w:pPr>
-              <w:pStyle w:val="TableText"/>
-              <w:jc w:val="center"/>
-            </w:pPr>
-            <w:r>
-              <w:rPr>
-                <w:b/>
-                <w:color w:val="17365D"/>
-              </w:rPr>
+            <w:r>
               <w:t>UI/Audio</w:t>
             </w:r>
           </w:p>
@@ -21565,11 +21217,8 @@
             <w:vAlign w:val="center"/>
           </w:tcPr>
           <w:p>
-            <w:pPr>
-              <w:pStyle w:val="TableText"/>
-            </w:pPr>
-            <w:r>
-              <w:t>Quiet</w:t>
+            <w:r>
+              <w:t>0.0 / Quiet</w:t>
             </w:r>
           </w:p>
         </w:tc>
@@ -21579,9 +21228,6 @@
             <w:vAlign w:val="center"/>
           </w:tcPr>
           <w:p>
-            <w:pPr>
-              <w:pStyle w:val="TableText"/>
-            </w:pPr>
             <w:r>
               <w:t>기본 순찰</w:t>
             </w:r>
@@ -21593,11 +21239,8 @@
             <w:vAlign w:val="center"/>
           </w:tcPr>
           <w:p>
-            <w:pPr>
-              <w:pStyle w:val="TableText"/>
-            </w:pPr>
-            <w:r>
-              <w:t>중립 HUD</w:t>
+            <w:r>
+              <w:t>빈 별 10개</w:t>
             </w:r>
           </w:p>
         </w:tc>
@@ -21613,11 +21256,8 @@
             <w:vAlign w:val="center"/>
           </w:tcPr>
           <w:p>
-            <w:pPr>
-              <w:pStyle w:val="TableText"/>
-            </w:pPr>
-            <w:r>
-              <w:t>Suspicious</w:t>
+            <w:r>
+              <w:t>0.5~3.5 / Suspicious</w:t>
             </w:r>
           </w:p>
         </w:tc>
@@ -21627,11 +21267,8 @@
             <w:vAlign w:val="center"/>
           </w:tcPr>
           <w:p>
-            <w:pPr>
-              <w:pStyle w:val="TableText"/>
-            </w:pPr>
-            <w:r>
-              <w:t>검사/조사 빈도 증가</w:t>
+            <w:r>
+              <w:t>사건 조사 빈도 증가</w:t>
             </w:r>
           </w:p>
         </w:tc>
@@ -21641,11 +21278,8 @@
             <w:vAlign w:val="center"/>
           </w:tcPr>
           <w:p>
-            <w:pPr>
-              <w:pStyle w:val="TableText"/>
-            </w:pPr>
-            <w:r>
-              <w:t>경고색</w:t>
+            <w:r>
+              <w:t>반/찬 별 + 사건 Text</w:t>
             </w:r>
           </w:p>
         </w:tc>
@@ -21661,11 +21295,8 @@
             <w:vAlign w:val="center"/>
           </w:tcPr>
           <w:p>
-            <w:pPr>
-              <w:pStyle w:val="TableText"/>
-            </w:pPr>
-            <w:r>
-              <w:t>Searching</w:t>
+            <w:r>
+              <w:t>4.0~6.5 / Searching</w:t>
             </w:r>
           </w:p>
         </w:tc>
@@ -21675,9 +21306,6 @@
             <w:vAlign w:val="center"/>
           </w:tcPr>
           <w:p>
-            <w:pPr>
-              <w:pStyle w:val="TableText"/>
-            </w:pPr>
             <w:r>
               <w:t>Zone 수색·출구 감시</w:t>
             </w:r>
@@ -21689,9 +21317,6 @@
             <w:vAlign w:val="center"/>
           </w:tcPr>
           <w:p>
-            <w:pPr>
-              <w:pStyle w:val="TableText"/>
-            </w:pPr>
             <w:r>
               <w:t>긴장 BGM</w:t>
             </w:r>
@@ -21709,11 +21334,8 @@
             <w:vAlign w:val="center"/>
           </w:tcPr>
           <w:p>
-            <w:pPr>
-              <w:pStyle w:val="TableText"/>
-            </w:pPr>
-            <w:r>
-              <w:t>Alarmed</w:t>
+            <w:r>
+              <w:t>7.0~9.5 / Alarmed</w:t>
             </w:r>
           </w:p>
         </w:tc>
@@ -21723,11 +21345,8 @@
             <w:vAlign w:val="center"/>
           </w:tcPr>
           <w:p>
-            <w:pPr>
-              <w:pStyle w:val="TableText"/>
-            </w:pPr>
-            <w:r>
-              <w:t>적극 추격·Lockdown Timer</w:t>
+            <w:r>
+              <w:t>적극 추격·신규 Forgery 차단</w:t>
             </w:r>
           </w:p>
         </w:tc>
@@ -21737,9 +21356,6 @@
             <w:vAlign w:val="center"/>
           </w:tcPr>
           <w:p>
-            <w:pPr>
-              <w:pStyle w:val="TableText"/>
-            </w:pPr>
             <w:r>
               <w:t>경보/위험 HUD</w:t>
             </w:r>
@@ -21757,11 +21373,8 @@
             <w:vAlign w:val="center"/>
           </w:tcPr>
           <w:p>
-            <w:pPr>
-              <w:pStyle w:val="TableText"/>
-            </w:pPr>
-            <w:r>
-              <w:t>Lockdown</w:t>
+            <w:r>
+              <w:t>10.0 / Lockdown</w:t>
             </w:r>
           </w:p>
         </w:tc>
@@ -21771,11 +21384,8 @@
             <w:vAlign w:val="center"/>
           </w:tcPr>
           <w:p>
-            <w:pPr>
-              <w:pStyle w:val="TableText"/>
-            </w:pPr>
-            <w:r>
-              <w:t>봉쇄·탈출 제한 또는 실패</w:t>
+            <w:r>
+              <w:t>즉시 봉쇄·종료 판정</w:t>
             </w:r>
           </w:p>
         </w:tc>
@@ -21785,9 +21395,6 @@
             <w:vAlign w:val="center"/>
           </w:tcPr>
           <w:p>
-            <w:pPr>
-              <w:pStyle w:val="TableText"/>
-            </w:pPr>
             <w:r>
               <w:t>전역 경고</w:t>
             </w:r>
@@ -21799,6 +21406,9 @@
       <w:pPr>
         <w:spacing w:after="20"/>
       </w:pPr>
+      <w:r>
+        <w:t>AHeistGameState는 AlertMeter 0.0~10.0, 내부 EHeistAlertLevel, LastTriggerId와 Revision을 복제한다. GameMode만 0.5 단위 증가를 확정하며 Guard 포획 성공은 +1.0, CCTV 완전 발각과 Laser 접촉은 각각 +0.5다. 시간 경과 자동 상승과 Lockdown Countdown은 사용하지 않고 10.0 도달 시 즉시 Lockdown과 종료 판정을 실행한다.</w:t>
+      </w:r>
     </w:p>
     <w:p>
       <w:pPr>
@@ -23771,14 +23381,8 @@
             <w:vAlign w:val="center"/>
           </w:tcPr>
           <w:p>
-            <w:pPr>
-              <w:pStyle w:val="TableText"/>
-            </w:pPr>
-            <w:r>
-              <w:rPr>
-                <w:sz w:val="16"/>
-              </w:rPr>
-              <w:t>Alert / Lockdown</w:t>
+            <w:r>
+              <w:t>Alert Meter / Internal Level / Lockdown</w:t>
             </w:r>
           </w:p>
         </w:tc>
@@ -24704,7 +24308,7 @@
         </w:numPr>
       </w:pPr>
       <w:r>
-        <w:t>Lockdown Timer 중복 생성</w:t>
+        <w:t>동일 CCTV/Laser/Guard 포획 IncidentId의 경계도 중복 증가</w:t>
       </w:r>
     </w:p>
     <w:p>
@@ -24883,14 +24487,8 @@
             <w:vAlign w:val="center"/>
           </w:tcPr>
           <w:p>
-            <w:pPr>
-              <w:pStyle w:val="TableText"/>
-            </w:pPr>
-            <w:r>
-              <w:rPr>
-                <w:sz w:val="16"/>
-              </w:rPr>
-              <w:t>Contract Row/Seed, Required Target/Quota/Assignment, Phase, Alert, Outcome 판정</w:t>
+            <w:r>
+              <w:t>Contract Row/Seed, Required Target/Quota/Assignment, Phase, Alert Meter 증가·Level 파생, Outcome 판정</w:t>
             </w:r>
           </w:p>
         </w:tc>
@@ -24923,14 +24521,8 @@
             <w:vAlign w:val="center"/>
           </w:tcPr>
           <w:p>
-            <w:pPr>
-              <w:pStyle w:val="TableText"/>
-            </w:pPr>
-            <w:r>
-              <w:rPr>
-                <w:sz w:val="16"/>
-              </w:rPr>
-              <w:t>Contract/Assignment/Alert/Lockdown/Result 전역 Replicated Snapshot</w:t>
+            <w:r>
+              <w:t>Contract/Assignment/AlertMeter/InternalLevel/Lockdown/Result 전역 Replicated Snapshot</w:t>
             </w:r>
           </w:p>
         </w:tc>
@@ -26331,15 +25923,7 @@
             <w:vAlign w:val="center"/>
           </w:tcPr>
           <w:p>
-            <w:pPr>
-              <w:pStyle w:val="TableText"/>
-              <w:jc w:val="center"/>
-            </w:pPr>
-            <w:r>
-              <w:rPr>
-                <w:b/>
-                <w:color w:val="17365D"/>
-              </w:rPr>
+            <w:r>
               <w:t>순위</w:t>
             </w:r>
           </w:p>
@@ -26357,15 +25941,7 @@
             <w:vAlign w:val="center"/>
           </w:tcPr>
           <w:p>
-            <w:pPr>
-              <w:pStyle w:val="TableText"/>
-              <w:jc w:val="center"/>
-            </w:pPr>
-            <w:r>
-              <w:rPr>
-                <w:b/>
-                <w:color w:val="17365D"/>
-              </w:rPr>
+            <w:r>
               <w:t>정보</w:t>
             </w:r>
           </w:p>
@@ -26382,9 +25958,6 @@
             <w:vAlign w:val="center"/>
           </w:tcPr>
           <w:p>
-            <w:pPr>
-              <w:pStyle w:val="TableText"/>
-            </w:pPr>
             <w:r>
               <w:t>P0</w:t>
             </w:r>
@@ -26396,11 +25969,8 @@
             <w:vAlign w:val="center"/>
           </w:tcPr>
           <w:p>
-            <w:pPr>
-              <w:pStyle w:val="TableText"/>
-            </w:pPr>
-            <w:r>
-              <w:t>Required Target, Secured/Quota, Interaction, Forgery Timer, Detection/Alert, Lockdown</w:t>
+            <w:r>
+              <w:t>미션 남은 시간, 필수 목표 작품명/획득색, Interaction, Detection/Stun/Arrest</w:t>
             </w:r>
           </w:p>
         </w:tc>
@@ -26416,9 +25986,6 @@
             <w:vAlign w:val="center"/>
           </w:tcPr>
           <w:p>
-            <w:pPr>
-              <w:pStyle w:val="TableText"/>
-            </w:pPr>
             <w:r>
               <w:t>P1</w:t>
             </w:r>
@@ -26430,11 +25997,8 @@
             <w:vAlign w:val="center"/>
           </w:tcPr>
           <w:p>
-            <w:pPr>
-              <w:pStyle w:val="TableText"/>
-            </w:pPr>
-            <w:r>
-              <w:t>Carried Value, Original Carrier/Dropped, Team Status, Exit/Map</w:t>
+            <w:r>
+              <w:t>0~10 경계도, 사건 Text, TeamCard 1~4, Original Carrier/상태</w:t>
             </w:r>
           </w:p>
         </w:tc>
@@ -26450,9 +26014,6 @@
             <w:vAlign w:val="center"/>
           </w:tcPr>
           <w:p>
-            <w:pPr>
-              <w:pStyle w:val="TableText"/>
-            </w:pPr>
             <w:r>
               <w:t>P2</w:t>
             </w:r>
@@ -26464,11 +26025,8 @@
             <w:vAlign w:val="center"/>
           </w:tcPr>
           <w:p>
-            <w:pPr>
-              <w:pStyle w:val="TableText"/>
-            </w:pPr>
-            <w:r>
-              <w:t>Weight, Coin, Optional Exhibit/Loose Loot Value</w:t>
+            <w:r>
+              <w:t>Inventory [TAB] 상태색, QuickSlot 1~3, Exit/Map</w:t>
             </w:r>
           </w:p>
         </w:tc>
@@ -26484,9 +26042,6 @@
             <w:vAlign w:val="center"/>
           </w:tcPr>
           <w:p>
-            <w:pPr>
-              <w:pStyle w:val="TableText"/>
-            </w:pPr>
             <w:r>
               <w:t>P3</w:t>
             </w:r>
@@ -26498,9 +26053,6 @@
             <w:vAlign w:val="center"/>
           </w:tcPr>
           <w:p>
-            <w:pPr>
-              <w:pStyle w:val="TableText"/>
-            </w:pPr>
             <w:r>
               <w:t>Popup, Cosmetic Feedback, Extended Contribution</w:t>
             </w:r>
@@ -26713,14 +26265,8 @@
             <w:vAlign w:val="center"/>
           </w:tcPr>
           <w:p>
-            <w:pPr>
-              <w:pStyle w:val="TableText"/>
-            </w:pPr>
-            <w:r>
-              <w:rPr>
-                <w:sz w:val="16"/>
-              </w:rPr>
-              <w:t>기존 WBP_HeistHUD에 Contract/Team/Status Layer 확장. Speaking/Mute Hook만 제공하며 레이아웃은 UI 개편에서 확정</w:t>
+            <w:r>
+              <w:t>기존 WBP_HeistHUD의 합의된 영역만 변경. 좌상단 미션/MM : SS/필수 목표, 중앙 상단 10칸 경계도+사건 Text, 우상단 고정 WBP_TeamCard×4, 좌하단 Inventory [TAB] 상태색, 우하단 WBP_QuickSlot×3. 기존 Interaction/ActionProgress/Popup은 유지</w:t>
             </w:r>
           </w:p>
         </w:tc>
@@ -27233,14 +26779,8 @@
             <w:vAlign w:val="center"/>
           </w:tcPr>
           <w:p>
-            <w:pPr>
-              <w:pStyle w:val="TableText"/>
-            </w:pPr>
-            <w:r>
-              <w:rPr>
-                <w:sz w:val="16"/>
-              </w:rPr>
-              <w:t>Target, Carried, Secured, Quota, Alert, Lockdown, Carrier, Team Status, Weight, Action, Voice Speaking/Mute</w:t>
+            <w:r>
+              <w:t>MissionEndServerTime, RequiredTargetDisplayName/Acquired, AlertMeter 0~10, LastAlertTrigger/EventText, TeamCard 1~4 Identity/Status/Voice, LocalWeightRatio, QuickSlot 1~3, Action. Carried/Secured/Quota/예상 점수/LockdownCountdown은 Main HUD 비노출</w:t>
             </w:r>
           </w:p>
         </w:tc>
@@ -27393,14 +26933,8 @@
             <w:vAlign w:val="center"/>
           </w:tcPr>
           <w:p>
-            <w:pPr>
-              <w:pStyle w:val="TableText"/>
-            </w:pPr>
-            <w:r>
-              <w:rPr>
-                <w:sz w:val="16"/>
-              </w:rPr>
-              <w:t>Coin InstanceId, Icon, Count, Cooldown</w:t>
+            <w:r>
+              <w:t>Slot 1~3, Item InstanceId, Icon, Count, Key Label. HUD에서는 ItemId/Assignment/Clear UI를 표시하지 않음</w:t>
             </w:r>
           </w:p>
         </w:tc>
@@ -27914,14 +27448,8 @@
             <w:vAlign w:val="center"/>
           </w:tcPr>
           <w:p>
-            <w:pPr>
-              <w:pStyle w:val="TableText"/>
-            </w:pPr>
-            <w:r>
-              <w:rPr>
-                <w:sz w:val="16"/>
-              </w:rPr>
-              <w:t>Text + Icon/Color + Audio</w:t>
+            <w:r>
+              <w:t>0.5 단위 단색 별 이미지 갱신 + LastTrigger 사건 Text + Audio. Countdown Text 없음</w:t>
             </w:r>
           </w:p>
         </w:tc>
@@ -27954,14 +27482,8 @@
             <w:vAlign w:val="center"/>
           </w:tcPr>
           <w:p>
-            <w:pPr>
-              <w:pStyle w:val="TableText"/>
-            </w:pPr>
-            <w:r>
-              <w:rPr>
-                <w:sz w:val="16"/>
-              </w:rPr>
-              <w:t>Local Screen + World/Nameplate + Audio 중 2채널 이상</w:t>
+            <w:r>
+              <w:t>발각 원인/기절/감옥 이송 EventText + Local Screen + World/TeamCard + Audio 중 2채널 이상</w:t>
             </w:r>
           </w:p>
         </w:tc>
@@ -28135,34 +27657,7 @@
           </w:tcPr>
           <w:p>
             <w:r>
-              <w:t>Build-up·Trip·Hold/Release</w:t>
-            </w:r>
-            <w:r>
-              <w:t>를</w:t>
-            </w:r>
-            <w:r>
-              <w:t xml:space="preserve"> World Visual + Audio + Owner Warning</w:t>
-            </w:r>
-            <w:r>
-              <w:t>으로</w:t>
-            </w:r>
-            <w:r>
-              <w:t xml:space="preserve"> </w:t>
-            </w:r>
-            <w:r>
-              <w:t>표시</w:t>
-            </w:r>
-            <w:r>
-              <w:t xml:space="preserve">. Guard/CCTV </w:t>
-            </w:r>
-            <w:r>
-              <w:t>위치</w:t>
-            </w:r>
-            <w:r>
-              <w:t xml:space="preserve"> Cone HUD </w:t>
-            </w:r>
-            <w:r>
-              <w:t>금지</w:t>
+              <w:t>CCTV 완전 발각과 Laser Trip은 경계도 +0.5 및 근처 Guard 1회 조사. Build-up·Trip·Hold/Release는 World Visual + Audio + 사건 Text로 표시</w:t>
             </w:r>
           </w:p>
         </w:tc>
@@ -28345,14 +27840,8 @@
             <w:vAlign w:val="center"/>
           </w:tcPr>
           <w:p>
-            <w:pPr>
-              <w:pStyle w:val="TableText"/>
-            </w:pPr>
-            <w:r>
-              <w:rPr>
-                <w:sz w:val="16"/>
-              </w:rPr>
-              <w:t>HeistSetAlert &lt;Level&gt;</w:t>
+            <w:r>
+              <w:t>HeistSetAlertMeter &lt;0..10&gt;</w:t>
             </w:r>
           </w:p>
         </w:tc>
@@ -28362,14 +27851,8 @@
             <w:vAlign w:val="center"/>
           </w:tcPr>
           <w:p>
-            <w:pPr>
-              <w:pStyle w:val="TableText"/>
-            </w:pPr>
-            <w:r>
-              <w:rPr>
-                <w:sz w:val="16"/>
-              </w:rPr>
-              <w:t>Alert/Lockdown 전이</w:t>
+            <w:r>
+              <w:t>0.5 단위 경계도/Internal Level/Lockdown 경계 테스트</w:t>
             </w:r>
           </w:p>
         </w:tc>
@@ -28955,14 +28438,8 @@
             <w:vAlign w:val="center"/>
           </w:tcPr>
           <w:p>
-            <w:pPr>
-              <w:pStyle w:val="TableText"/>
-            </w:pPr>
-            <w:r>
-              <w:rPr>
-                <w:sz w:val="16"/>
-              </w:rPr>
-              <w:t>From, To, Reason</w:t>
+            <w:r>
+              <w:t>MeterBefore, MeterAfter, InternalLevelBefore, InternalLevelAfter, TriggerId, Delta</w:t>
             </w:r>
           </w:p>
         </w:tc>
@@ -29216,7 +28693,7 @@
           </w:tcPr>
           <w:p>
             <w:r>
-              <w:t>CameraId, PlayerId, BuildUp, AlertChanged, GuardId</w:t>
+              <w:t>CameraId, PlayerId, BuildUp, AlertDelta=0.5, GuardId</w:t>
             </w:r>
           </w:p>
         </w:tc>
@@ -29244,7 +28721,7 @@
           </w:tcPr>
           <w:p>
             <w:r>
-              <w:t>BarrierId, HolderPlayerId, Active, Reason, AlertChanged, GuardId</w:t>
+              <w:t>BarrierId, HolderPlayerId, Active, Reason, AlertDelta=0.5, GuardId</w:t>
             </w:r>
           </w:p>
         </w:tc>
@@ -33295,14 +32772,8 @@
             <w:vAlign w:val="center"/>
           </w:tcPr>
           <w:p>
-            <w:pPr>
-              <w:pStyle w:val="TableText"/>
-            </w:pPr>
-            <w:r>
-              <w:rPr>
-                <w:sz w:val="16"/>
-              </w:rPr>
-              <w:t>Movement, Contract, Alert, Lockdown, Player Count Scaling</w:t>
+            <w:r>
+              <w:t>Movement, Contract, Alert Meter 0~10, 사건별 증가량/Level Threshold, Player Count Scaling</w:t>
             </w:r>
           </w:p>
         </w:tc>
@@ -33624,14 +33095,8 @@
             <w:vAlign w:val="center"/>
           </w:tcPr>
           <w:p>
-            <w:pPr>
-              <w:pStyle w:val="TableText"/>
-            </w:pPr>
-            <w:r>
-              <w:rPr>
-                <w:sz w:val="16"/>
-              </w:rPr>
-              <w:t>ContractId, Target Case/Artifact, Quota, Carried, Secured, Outcome, Revision</w:t>
+            <w:r>
+              <w:t>ContractId, Target Case/Artifact/DisplayName, EndServerTime, Quota, Carried, Secured, Outcome, Revision</w:t>
             </w:r>
           </w:p>
         </w:tc>
@@ -35114,11 +34579,8 @@
             <w:vAlign w:val="center"/>
           </w:tcPr>
           <w:p>
-            <w:pPr>
-              <w:pStyle w:val="TableText"/>
-            </w:pPr>
-            <w:r>
-              <w:t>ContractId / ContractRevision</w:t>
+            <w:r>
+              <w:t>ContractId / ContractRevision / EndServerTime</w:t>
             </w:r>
           </w:p>
         </w:tc>
@@ -35128,11 +34590,8 @@
             <w:vAlign w:val="center"/>
           </w:tcPr>
           <w:p>
-            <w:pPr>
-              <w:pStyle w:val="TableText"/>
-            </w:pPr>
-            <w:r>
-              <w:t>Server가 매치 시작 시 확정</w:t>
+            <w:r>
+              <w:t>Server가 매치 시작 시 확정; HUD MM : SS의 권한 기준</w:t>
             </w:r>
           </w:p>
         </w:tc>
@@ -35210,11 +34669,8 @@
             <w:vAlign w:val="center"/>
           </w:tcPr>
           <w:p>
-            <w:pPr>
-              <w:pStyle w:val="TableText"/>
-            </w:pPr>
-            <w:r>
-              <w:t>RequiredTargetCaseId</w:t>
+            <w:r>
+              <w:t>RequiredTargetCaseId / ArtifactId / DisplayName</w:t>
             </w:r>
           </w:p>
         </w:tc>
@@ -35224,11 +34680,8 @@
             <w:vAlign w:val="center"/>
           </w:tcPr>
           <w:p>
-            <w:pPr>
-              <w:pStyle w:val="TableText"/>
-            </w:pPr>
-            <w:r>
-              <w:t>반드시 Secured되어야 하는 Exhibit</w:t>
+            <w:r>
+              <w:t>반드시 Secured되어야 하는 Exhibit와 Player-facing 작품명</w:t>
             </w:r>
           </w:p>
         </w:tc>
@@ -37353,14 +36806,8 @@
             <w:vAlign w:val="center"/>
           </w:tcPr>
           <w:p>
-            <w:pPr>
-              <w:pStyle w:val="TableText"/>
-            </w:pPr>
-            <w:r>
-              <w:rPr>
-                <w:sz w:val="16"/>
-              </w:rPr>
-              <w:t>Searching 이상 또는 Lockdown 60초 이내</w:t>
+            <w:r>
+              <w:t>AlertMeter ≥ 7.0 또는 MissionTime &lt; 60초</w:t>
             </w:r>
           </w:p>
         </w:tc>

--- a/Museum_Heist_TDD.docx
+++ b/Museum_Heist_TDD.docx
@@ -39263,7 +39263,7 @@
         </w:numPr>
       </w:pPr>
       <w:r>
-        <w:t>DataTableImports JSON을 Source of Truth로 사용하는 Table은 JSON 수정 후 Reimport한다.</w:t>
+        <w:t>ProjectResources/DataTableImports JSON을 Source of Truth로 사용하는 Table은 JSON 수정 후 Reimport한다.</w:t>
       </w:r>
     </w:p>
     <w:p>

--- a/Museum_Heist_TDD.docx
+++ b/Museum_Heist_TDD.docx
@@ -18619,7 +18619,7 @@
               <w:pStyle w:val="TableText"/>
             </w:pPr>
             <w:r>
-              <w:t>Surface 36개. Object Template/Part Data는 Deferred Expansion 보존</w:t>
+              <w:t>Surface 맵별 40종, 총 120종 카탈로그와 매치별 활성 20종. Object Template/Part Data는 Deferred Expansion 보존</w:t>
             </w:r>
           </w:p>
         </w:tc>
@@ -19902,6 +19902,15 @@
         <w:t>데이터</w:t>
       </w:r>
       <w:bookmarkEnd w:id="41"/>
+    </w:p>
+    <w:p/>
+    <w:p>
+      <w:pPr>
+        <w:pStyle w:val="31"/>
+      </w:pPr>
+      <w:r>
+        <w:t>DT_ForgeryTemplate은 M01/M02/M03마다 유효한 Surface Template 40개를 보유한다. 서버는 MatchStart에 맵 Pool의 Shuffle Bag에서 20개를 중복 없이 Draw하고, Required Target Case를 첫 배정으로 고정한 뒤 나머지 활성 Painting Case에 하나씩 배정한다. Case는 Assigned TemplateId, ReferenceImage와 AssignmentRevision을 복제하며, Forgery 준비는 GameState의 단일 Template이 아니라 상호작용한 Case의 Assigned TemplateId를 검증·사용한다. 개발 중 카탈로그 또는 배치 Case가 부족하면 min(20, 유효 Template 수, 유효 Painting Case 수)만 안전하게 배정하고 INCOMPLETE를 기록한다. Release Gate는 각 맵 40개 카탈로그와 활성 Painting Case 20개를 모두 요구한다.</w:t>
+      </w:r>
     </w:p>
     <w:tbl>
       <w:tblPr>
@@ -33684,10 +33693,7 @@
               <w:pStyle w:val="TableText"/>
             </w:pPr>
             <w:r>
-              <w:rPr>
-                <w:sz w:val="16"/>
-              </w:rPr>
-              <w:t>M01/M02/M03 각 12개, 총 36개 Reference/Mask/Palette/Preview</w:t>
+              <w:t>M01/M02/M03 각 40개, 총 120개 Reference/Mask/Palette/Preview. 매치별 맵 Pool에서 20개 활성 배정</w:t>
             </w:r>
           </w:p>
         </w:tc>
@@ -35184,7 +35190,7 @@
         </w:numPr>
       </w:pPr>
       <w:r>
-        <w:t>Surface Template은 맵별 Shuffle Bag을 사용하며 같은 Match Assignment 안에서 중복하지 않는다.</w:t>
+        <w:t>Surface Template은 맵별 40종 Shuffle Bag을 사용하며 MatchStart에 최대 20종을 Draw하고 같은 Match Assignment 안에서 중복하지 않는다.</w:t>
       </w:r>
     </w:p>
     <w:p>
@@ -37862,10 +37868,7 @@
               <w:pStyle w:val="TableText"/>
             </w:pPr>
             <w:r>
-              <w:rPr>
-                <w:sz w:val="16"/>
-              </w:rPr>
-              <w:t>ContractId, TargetPool, BaseQuota, Multipliers, Min/Max Exhibits, MatchDuration, ExtractionRule</w:t>
+              <w:t>ContractId, TargetPool, BaseQuota, Multipliers, Min/Max Exhibits, SurfaceCatalogSize(40), MatchPaintingCount(20), MatchDuration, ExtractionRule</w:t>
             </w:r>
           </w:p>
         </w:tc>

--- a/Museum_Heist_TDD.docx
+++ b/Museum_Heist_TDD.docx
@@ -10788,7 +10788,7 @@
               <w:rPr>
                 <w:sz w:val="16"/>
               </w:rPr>
-              <w:t>4×5 Grid, FastArray, InstanceId, 이동/회전/드롭/재획득</w:t>
+              <w:t>5×5 Grid, FastArray, InstanceId, 이동/회전/드롭/재획득</w:t>
             </w:r>
           </w:p>
         </w:tc>
@@ -13941,7 +13941,7 @@
     </w:p>
     <w:p>
       <w:r>
-        <w:t>배낭은 가로 4칸 × 세로 5칸, 총 20칸이다. v1.0 Painting Original과 Loose Loot는 동일한 Owner-only FastArray Item Instance와 GridSlot을 사용한다. Original 전용 Carry Entry, CarryMode와 별도 UI 카드는 사용하지 않는다.</w:t>
+        <w:t>배낭은 가로 5칸 × 세로 5칸, 총 25칸이다. v1.0 Painting Original과 Loose Loot는 동일한 Owner-only FastArray Item Instance와 GridSlot을 사용한다. Original 전용 Carry Entry, CarryMode와 별도 UI 카드는 사용하지 않는다.</w:t>
       </w:r>
     </w:p>
     <w:p>
@@ -13953,7 +13953,7 @@
         </w:numPr>
       </w:pPr>
       <w:r>
-        <w:t>ReplicaReady에서 E 교체 승인이 완료될 때 DT_ArtifactData의 GridWidth/Height, Weight, ArtifactValue와 Required Target 여부를 Item Instance에 복사하고 빈 GridSlot에 즉시 자동 배치한다. Grid/Weight 사전 검증이 실패하면 교체와 회수를 모두 커밋하지 않는다.</w:t>
+        <w:t>ReplicaReady에서 E 교체 승인이 완료될 때 Painting Original의 BaseGridSize는 배정된 Surface Template 난이도로 서버가 확정한다. 하(Easy, AllowedPalette 4)는 1×2, 중(Medium, AllowedPalette 5)은 2×2, 상(Hard, AllowedPalette 6)은 3×2를 사용한다. Weight, ArtifactValue와 Required Target 여부는 DT_ArtifactData에서 Item Instance로 복사하고 빈 GridSlot에 즉시 자동 배치한다. Grid/Weight 사전 검증이 실패하면 교체와 회수를 모두 커밋하지 않는다.</w:t>
       </w:r>
     </w:p>
     <w:p>
@@ -14866,7 +14866,7 @@
     </w:p>
     <w:p>
       <w:r>
-        <w:t>Painting은 일반 Loose Loot Row가 아니라 Display Case와 연결된 Artifact다. 단, Original 획득 후의 보유 위치는 별도 Carry Slot이 아니라 동일한 4×5 Grid Item Instance다.</w:t>
+        <w:t>Painting은 일반 Loose Loot Row가 아니라 Display Case와 연결된 Artifact다. 단, Original 획득 후의 보유 위치는 별도 Carry Slot이 아니라 동일한 5×5 Grid Item Instance다. Surface Template 난이도와 Original BaseGridSize의 매핑은 하 1×2, 중 2×2, 상 3×2로 고정하며 서버가 배정된 Template에서 해석한다.</w:t>
       </w:r>
     </w:p>
     <w:p>
@@ -19214,7 +19214,7 @@
           </w:tcPr>
           <w:p>
             <w:r>
-              <w:t>Original Item Instance가 4×5 Grid에 추가됨</w:t>
+              <w:t>Original Item Instance가 5×5 Grid에 추가됨</w:t>
             </w:r>
           </w:p>
         </w:tc>
@@ -25014,7 +25014,7 @@
               <w:rPr>
                 <w:sz w:val="16"/>
               </w:rPr>
-              <w:t>TopLeft/Width/Height가 4×5 밖</w:t>
+              <w:t>TopLeft/Width/Height가 5×5 밖</w:t>
             </w:r>
           </w:p>
         </w:tc>
@@ -26395,7 +26395,7 @@
               <w:rPr>
                 <w:sz w:val="16"/>
               </w:rPr>
-              <w:t>기존 4×5 UI 유지</w:t>
+              <w:t>기존 5×5 UI 유지</w:t>
             </w:r>
           </w:p>
         </w:tc>
@@ -36592,7 +36592,7 @@
         </w:numPr>
       </w:pPr>
       <w:r>
-        <w:t>Shared Extraction은 공용 Exit Actor를 사용하지만 Player별 Cast와 Deposit을 처리한다. Deposit Payload는 해당 Player의 4×5 Grid에서 모든 Loot/Original Item Instance를 검증·수집하고 한 번에 제거한 뒤 Secured Value와 Required Target 상태를 확정한다.</w:t>
+        <w:t>Shared Extraction은 공용 Exit Actor를 사용하지만 Player별 Cast와 Deposit을 처리한다. Deposit Payload는 해당 Player의 5×5 Grid에서 모든 Loot/Original Item Instance를 검증·수집하고 한 번에 제거한 뒤 Secured Value와 Required Target 상태를 확정한다.</w:t>
       </w:r>
     </w:p>
     <w:p>

--- a/Museum_Heist_TDD.docx
+++ b/Museum_Heist_TDD.docx
@@ -30955,7 +30955,7 @@
     </w:p>
     <w:p>
       <w:r>
-        <w:t>필드: ItemId, LootGrade, ScoreValue, SpawnCategory, SpawnWeight, WorldMesh, WorldMaterials, WorldVisualRelativeTransform. Spawn Actor Class는 Row가 소유하지 않고 공용 BP_Loot 하나를 시스템 설정이 소유한다. Piñata/경쟁 Reveal 필드는 Deprecated이며 신규 Row에서는 사용하지 않는다.</w:t>
+        <w:t>필드: ItemId, LootGrade, ScoreValue, SpawnCategory, SpawnWeight, WorldMesh, WorldMaterials, WorldVisualRelativeTransform. Spawn Actor Class는 Row가 소유하지 않고 공용 BP_Loot 하나를 시스템 설정이 소유한다. Piñata/경쟁 Reveal 필드는 Deprecated이며 신규 Row에서는 사용하지 않는다. v1 MatchStart는 DA_GameBalance의 Vault 1개와 Exhibition 4개를 공급하고, 카테고리별 서버 Seed와 SpawnWeight로 Item을 선택한다.</w:t>
       </w:r>
     </w:p>
     <w:p>
@@ -32468,7 +32468,7 @@
               <w:rPr>
                 <w:sz w:val="16"/>
               </w:rPr>
-              <w:t>Zone/Room Candidate, Min/Max, Weight</w:t>
+              <w:t>확장용 Spawn Profile(미사용). v1: DA_GameBalance Vault 1 / Exhibition 4, DT_LootData SpawnWeight 기반 Seed 선택</w:t>
             </w:r>
           </w:p>
         </w:tc>

--- a/Museum_Heist_TDD.docx
+++ b/Museum_Heist_TDD.docx
@@ -21384,7 +21384,7 @@
         </w:numPr>
       </w:pPr>
       <w:r>
-        <w:t>180초 이후 Server Request Entry가 현재 Inventory를 판정한다. Loose Loot가 있으면 LooseLootOnly Payload로 Mid-run Settlement를 수행하고, 없으면 FullEscape Payload로 기존 Final Escape를 수행한다. Client는 정산 모드를 선택하거나 확정하지 않는다.</w:t>
+        <w:t>AHeistGameState는 기존 EscapePhase 상태와 함께 EscapePhaseUnlockServerTime(float, 미설정 -1)을 복제한다. 서버 InitializeEscapePhase는 InGame이고 ContractSnapshot.Outcome이 None일 때만 현재 서버 시각에 개방 지연을 더해 저장한다. 종료 Outcome 또는 비 InGame 초기화에서는 -1로 되돌리고, SetMatchPhase의 비 InGame 전환에서도 -1로 정리한다. 0초도 유효한 시각이며, UI는 읽기 전용 Getter와 서버 시각의 차이로 남은 시간을 표시한다. 이 표시는 서버의 개방 판정과 요청 검증을 변경하지 않는다.</w:t>
       </w:r>
     </w:p>
     <w:p>
@@ -21396,7 +21396,43 @@
         </w:numPr>
       </w:pPr>
       <w:r>
+        <w:t>180초 이후 Server Request Entry가 현재 Inventory를 판정한다. Loose Loot가 있으면 LooseLootOnly Payload로 Mid-run Settlement를 수행하고, 없으면 FullEscape Payload로 기존 Final Escape를 수행한다. Client는 정산 모드를 선택하거나 확정하지 않는다.</w:t>
+      </w:r>
+    </w:p>
+    <w:p>
+      <w:pPr>
+        <w:pStyle w:val="a0"/>
+        <w:numPr>
+          <w:ilvl w:val="0"/>
+          <w:numId w:val="11"/>
+        </w:numPr>
+      </w:pPr>
+      <w:r>
         <w:t>Mid-run Settlement는 Loot Item만 제거하고 Secured Value/Player Contribution을 한 번 갱신하며 MarkEscaped, Original Weight, Source Case Carrier, Required Target 상태를 변경하지 않는다. FullEscape만 남은 Loot와 모든 Original을 일괄 Deposit하고 MarkEscaped를 확정한다.</w:t>
+      </w:r>
+    </w:p>
+    <w:p>
+      <w:pPr>
+        <w:pStyle w:val="a0"/>
+        <w:numPr>
+          <w:ilvl w:val="0"/>
+          <w:numId w:val="11"/>
+        </w:numPr>
+      </w:pPr>
+      <w:r>
+        <w:t>Mid-run Settlement Commit 이후 기존 Owner Client_ReceivePopupFeedback RPC에 optional bool bVentSettlement=false를 전달해 확정 팝업과 정산음을 함께 요청한다. 기존 2개 매개변수 Popup Delegate는 유지하고, PlayerController의 로컬 FHeistVentFeedbackRequested(bool bSettlement)가 정산 수신과 HandleEscapePhasePresentationChanged의 Local Controller 개방 이벤트를 HUD에 전달한다. 새 RPC는 추가하지 않는다.</w:t>
+      </w:r>
+    </w:p>
+    <w:p>
+      <w:pPr>
+        <w:pStyle w:val="a0"/>
+        <w:numPr>
+          <w:ilvl w:val="0"/>
+          <w:numId w:val="11"/>
+        </w:numPr>
+      </w:pPr>
+      <w:r>
+        <w:t>HUD는 Setup/Destruct에서 Vent Feedback Delegate를 구독·해제한다. 개방은 기존 임시 EventText와 Class Defaults의 VentOpenedSound, 정산은 기존 Popup과 VentSettlementSound로 표시한다. 두 사운드는 단일 VentFeedbackAudioComponent를 공유하고 HUD 정리 시 재생과 Component를 정리한다.</w:t>
       </w:r>
     </w:p>
     <w:p>
@@ -26659,7 +26695,7 @@
               <w:rPr>
                 <w:sz w:val="16"/>
               </w:rPr>
-              <w:t>Confirmed Snapshot, Grid Size, Item Payload</w:t>
+              <w:t>Confirmed Snapshot, Grid Size, Item Payload. 기존 SummaryText는 배낭 상태와 서버 Contract Snapshot의 팀 목표(Quota)·운반(Carried)·확보(Secured)를 함께 표시한다. Main HUD에 가치 숫자를 추가하지 않는다.</w:t>
             </w:r>
           </w:p>
         </w:tc>
@@ -26925,6 +26961,18 @@
         <w:t>피드백</w:t>
       </w:r>
       <w:bookmarkEnd w:id="70"/>
+    </w:p>
+    <w:p>
+      <w:pPr>
+        <w:pStyle w:val="a0"/>
+        <w:numPr>
+          <w:ilvl w:val="0"/>
+          <w:numId w:val="11"/>
+        </w:numPr>
+      </w:pPr>
+      <w:r>
+        <w:t>Interaction Target은 현재 Overlap 중이고 CanInteract를 만족하는 가장 가까운 Actor를 계속 사용한다. 유효 Target이 없을 때만 기존 Overlap 집합의 잠긴 Vent를 안내 전용으로 표시하며, 이 Vent를 요청 가능한 Target으로 승격하지 않는다. Vent의 서버 활성 변경과 OnRep_VentActive는 Local PlayerController의 기존 InteractionComponent.RefreshInteractionTarget을 호출해 실제 활성 상태 도착 시 정지 중인 Player의 Prompt도 갱신한다.</w:t>
+      </w:r>
     </w:p>
     <w:tbl>
       <w:tblPr>

--- a/Museum_Heist_TDD.docx
+++ b/Museum_Heist_TDD.docx
@@ -63,6 +63,7 @@
       <w:tr>
         <w:trPr>
           <w:cantSplit/>
+          <w:tblHeader/>
           <w:jc w:val="center"/>
         </w:trPr>
         <w:tc>
@@ -79,6 +80,7 @@
           <w:p>
             <w:pPr>
               <w:pStyle w:val="TableText"/>
+              <w:keepNext/>
             </w:pPr>
             <w:r>
               <w:rPr>
@@ -101,12 +103,15 @@
             </w:tcMar>
           </w:tcPr>
           <w:p>
+            <w:pPr>
+              <w:keepNext/>
+            </w:pPr>
             <w:r>
               <w:t>Rev 16 · 2026-08-27</w:t>
             </w:r>
             <w:r>
               <w:br/>
-              <w:t>문서 정합성 검토 · 2026-09-07</w:t>
+              <w:t>문서 정합성 검토 · 2026-09-09</w:t>
             </w:r>
           </w:p>
         </w:tc>
@@ -241,6 +246,7 @@
       <w:tr>
         <w:trPr>
           <w:cantSplit/>
+          <w:tblHeader/>
           <w:jc w:val="center"/>
         </w:trPr>
         <w:tc>
@@ -258,6 +264,7 @@
           <w:p>
             <w:pPr>
               <w:pStyle w:val="TableText"/>
+              <w:keepNext/>
               <w:jc w:val="center"/>
             </w:pPr>
             <w:r>
@@ -284,6 +291,7 @@
           <w:p>
             <w:pPr>
               <w:pStyle w:val="TableText"/>
+              <w:keepNext/>
               <w:jc w:val="center"/>
             </w:pPr>
             <w:r>
@@ -469,7 +477,10 @@
     </w:tbl>
     <w:p>
       <w:pPr>
-        <w:spacing w:after="20"/>
+        <w:spacing w:after="0" w:line="20" w:lineRule="exact"/>
+        <w:rPr>
+          <w:sz w:val="2"/>
+        </w:rPr>
       </w:pPr>
     </w:p>
     <w:tbl>
@@ -528,7 +539,10 @@
     </w:tbl>
     <w:p>
       <w:pPr>
-        <w:spacing w:after="20"/>
+        <w:spacing w:after="0" w:line="20" w:lineRule="exact"/>
+        <w:rPr>
+          <w:sz w:val="2"/>
+        </w:rPr>
       </w:pPr>
     </w:p>
     <w:p>
@@ -565,7 +579,7 @@
       <w:r>
         <w:fldChar w:fldCharType="separate"/>
       </w:r>
-      <w:hyperlink w:anchor="_Toc239689044" w:history="1">
+      <w:hyperlink w:anchor="_Toc239829929" w:history="1">
         <w:r>
           <w:rPr>
             <w:rStyle w:val="aff1"/>
@@ -592,7 +606,7 @@
             <w:noProof/>
             <w:webHidden/>
           </w:rPr>
-          <w:instrText xml:space="preserve"> PAGEREF _Toc239689044 \h </w:instrText>
+          <w:instrText xml:space="preserve"> PAGEREF _Toc239829929 \h </w:instrText>
         </w:r>
         <w:r>
           <w:rPr>
@@ -641,7 +655,7 @@
           <w14:ligatures w14:val="standardContextual"/>
         </w:rPr>
       </w:pPr>
-      <w:hyperlink w:anchor="_Toc239689045" w:history="1">
+      <w:hyperlink w:anchor="_Toc239829930" w:history="1">
         <w:r>
           <w:rPr>
             <w:rStyle w:val="aff1"/>
@@ -668,7 +682,7 @@
             <w:noProof/>
             <w:webHidden/>
           </w:rPr>
-          <w:instrText xml:space="preserve"> PAGEREF _Toc239689045 \h </w:instrText>
+          <w:instrText xml:space="preserve"> PAGEREF _Toc239829930 \h </w:instrText>
         </w:r>
         <w:r>
           <w:rPr>
@@ -717,7 +731,7 @@
           <w14:ligatures w14:val="standardContextual"/>
         </w:rPr>
       </w:pPr>
-      <w:hyperlink w:anchor="_Toc239689046" w:history="1">
+      <w:hyperlink w:anchor="_Toc239829931" w:history="1">
         <w:r>
           <w:rPr>
             <w:rStyle w:val="aff1"/>
@@ -744,7 +758,7 @@
             <w:noProof/>
             <w:webHidden/>
           </w:rPr>
-          <w:instrText xml:space="preserve"> PAGEREF _Toc239689046 \h </w:instrText>
+          <w:instrText xml:space="preserve"> PAGEREF _Toc239829931 \h </w:instrText>
         </w:r>
         <w:r>
           <w:rPr>
@@ -793,7 +807,7 @@
           <w14:ligatures w14:val="standardContextual"/>
         </w:rPr>
       </w:pPr>
-      <w:hyperlink w:anchor="_Toc239689047" w:history="1">
+      <w:hyperlink w:anchor="_Toc239829932" w:history="1">
         <w:r>
           <w:rPr>
             <w:rStyle w:val="aff1"/>
@@ -820,7 +834,7 @@
             <w:noProof/>
             <w:webHidden/>
           </w:rPr>
-          <w:instrText xml:space="preserve"> PAGEREF _Toc239689047 \h </w:instrText>
+          <w:instrText xml:space="preserve"> PAGEREF _Toc239829932 \h </w:instrText>
         </w:r>
         <w:r>
           <w:rPr>
@@ -869,7 +883,7 @@
           <w14:ligatures w14:val="standardContextual"/>
         </w:rPr>
       </w:pPr>
-      <w:hyperlink w:anchor="_Toc239689048" w:history="1">
+      <w:hyperlink w:anchor="_Toc239829933" w:history="1">
         <w:r>
           <w:rPr>
             <w:rStyle w:val="aff1"/>
@@ -896,7 +910,7 @@
             <w:noProof/>
             <w:webHidden/>
           </w:rPr>
-          <w:instrText xml:space="preserve"> PAGEREF _Toc239689048 \h </w:instrText>
+          <w:instrText xml:space="preserve"> PAGEREF _Toc239829933 \h </w:instrText>
         </w:r>
         <w:r>
           <w:rPr>
@@ -945,7 +959,7 @@
           <w14:ligatures w14:val="standardContextual"/>
         </w:rPr>
       </w:pPr>
-      <w:hyperlink w:anchor="_Toc239689049" w:history="1">
+      <w:hyperlink w:anchor="_Toc239829934" w:history="1">
         <w:r>
           <w:rPr>
             <w:rStyle w:val="aff1"/>
@@ -972,7 +986,7 @@
             <w:noProof/>
             <w:webHidden/>
           </w:rPr>
-          <w:instrText xml:space="preserve"> PAGEREF _Toc239689049 \h </w:instrText>
+          <w:instrText xml:space="preserve"> PAGEREF _Toc239829934 \h </w:instrText>
         </w:r>
         <w:r>
           <w:rPr>
@@ -1021,7 +1035,7 @@
           <w14:ligatures w14:val="standardContextual"/>
         </w:rPr>
       </w:pPr>
-      <w:hyperlink w:anchor="_Toc239689050" w:history="1">
+      <w:hyperlink w:anchor="_Toc239829935" w:history="1">
         <w:r>
           <w:rPr>
             <w:rStyle w:val="aff1"/>
@@ -1048,7 +1062,7 @@
             <w:noProof/>
             <w:webHidden/>
           </w:rPr>
-          <w:instrText xml:space="preserve"> PAGEREF _Toc239689050 \h </w:instrText>
+          <w:instrText xml:space="preserve"> PAGEREF _Toc239829935 \h </w:instrText>
         </w:r>
         <w:r>
           <w:rPr>
@@ -1097,7 +1111,7 @@
           <w14:ligatures w14:val="standardContextual"/>
         </w:rPr>
       </w:pPr>
-      <w:hyperlink w:anchor="_Toc239689051" w:history="1">
+      <w:hyperlink w:anchor="_Toc239829936" w:history="1">
         <w:r>
           <w:rPr>
             <w:rStyle w:val="aff1"/>
@@ -1124,7 +1138,7 @@
             <w:noProof/>
             <w:webHidden/>
           </w:rPr>
-          <w:instrText xml:space="preserve"> PAGEREF _Toc239689051 \h </w:instrText>
+          <w:instrText xml:space="preserve"> PAGEREF _Toc239829936 \h </w:instrText>
         </w:r>
         <w:r>
           <w:rPr>
@@ -1173,7 +1187,7 @@
           <w14:ligatures w14:val="standardContextual"/>
         </w:rPr>
       </w:pPr>
-      <w:hyperlink w:anchor="_Toc239689052" w:history="1">
+      <w:hyperlink w:anchor="_Toc239829937" w:history="1">
         <w:r>
           <w:rPr>
             <w:rStyle w:val="aff1"/>
@@ -1200,7 +1214,7 @@
             <w:noProof/>
             <w:webHidden/>
           </w:rPr>
-          <w:instrText xml:space="preserve"> PAGEREF _Toc239689052 \h </w:instrText>
+          <w:instrText xml:space="preserve"> PAGEREF _Toc239829937 \h </w:instrText>
         </w:r>
         <w:r>
           <w:rPr>
@@ -1249,7 +1263,7 @@
           <w14:ligatures w14:val="standardContextual"/>
         </w:rPr>
       </w:pPr>
-      <w:hyperlink w:anchor="_Toc239689053" w:history="1">
+      <w:hyperlink w:anchor="_Toc239829938" w:history="1">
         <w:r>
           <w:rPr>
             <w:rStyle w:val="aff1"/>
@@ -1276,7 +1290,7 @@
             <w:noProof/>
             <w:webHidden/>
           </w:rPr>
-          <w:instrText xml:space="preserve"> PAGEREF _Toc239689053 \h </w:instrText>
+          <w:instrText xml:space="preserve"> PAGEREF _Toc239829938 \h </w:instrText>
         </w:r>
         <w:r>
           <w:rPr>
@@ -1325,7 +1339,7 @@
           <w14:ligatures w14:val="standardContextual"/>
         </w:rPr>
       </w:pPr>
-      <w:hyperlink w:anchor="_Toc239689054" w:history="1">
+      <w:hyperlink w:anchor="_Toc239829939" w:history="1">
         <w:r>
           <w:rPr>
             <w:rStyle w:val="aff1"/>
@@ -1352,7 +1366,7 @@
             <w:noProof/>
             <w:webHidden/>
           </w:rPr>
-          <w:instrText xml:space="preserve"> PAGEREF _Toc239689054 \h </w:instrText>
+          <w:instrText xml:space="preserve"> PAGEREF _Toc239829939 \h </w:instrText>
         </w:r>
         <w:r>
           <w:rPr>
@@ -1400,7 +1414,7 @@
           <w14:ligatures w14:val="standardContextual"/>
         </w:rPr>
       </w:pPr>
-      <w:hyperlink w:anchor="_Toc239689055" w:history="1">
+      <w:hyperlink w:anchor="_Toc239829940" w:history="1">
         <w:r>
           <w:rPr>
             <w:rStyle w:val="aff1"/>
@@ -1427,7 +1441,7 @@
             <w:noProof/>
             <w:webHidden/>
           </w:rPr>
-          <w:instrText xml:space="preserve"> PAGEREF _Toc239689055 \h </w:instrText>
+          <w:instrText xml:space="preserve"> PAGEREF _Toc239829940 \h </w:instrText>
         </w:r>
         <w:r>
           <w:rPr>
@@ -1476,7 +1490,7 @@
           <w14:ligatures w14:val="standardContextual"/>
         </w:rPr>
       </w:pPr>
-      <w:hyperlink w:anchor="_Toc239689056" w:history="1">
+      <w:hyperlink w:anchor="_Toc239829941" w:history="1">
         <w:r>
           <w:rPr>
             <w:rStyle w:val="aff1"/>
@@ -1503,7 +1517,7 @@
             <w:noProof/>
             <w:webHidden/>
           </w:rPr>
-          <w:instrText xml:space="preserve"> PAGEREF _Toc239689056 \h </w:instrText>
+          <w:instrText xml:space="preserve"> PAGEREF _Toc239829941 \h </w:instrText>
         </w:r>
         <w:r>
           <w:rPr>
@@ -1552,7 +1566,7 @@
           <w14:ligatures w14:val="standardContextual"/>
         </w:rPr>
       </w:pPr>
-      <w:hyperlink w:anchor="_Toc239689057" w:history="1">
+      <w:hyperlink w:anchor="_Toc239829942" w:history="1">
         <w:r>
           <w:rPr>
             <w:rStyle w:val="aff1"/>
@@ -1579,7 +1593,7 @@
             <w:noProof/>
             <w:webHidden/>
           </w:rPr>
-          <w:instrText xml:space="preserve"> PAGEREF _Toc239689057 \h </w:instrText>
+          <w:instrText xml:space="preserve"> PAGEREF _Toc239829942 \h </w:instrText>
         </w:r>
         <w:r>
           <w:rPr>
@@ -1628,7 +1642,7 @@
           <w14:ligatures w14:val="standardContextual"/>
         </w:rPr>
       </w:pPr>
-      <w:hyperlink w:anchor="_Toc239689058" w:history="1">
+      <w:hyperlink w:anchor="_Toc239829943" w:history="1">
         <w:r>
           <w:rPr>
             <w:rStyle w:val="aff1"/>
@@ -1655,7 +1669,7 @@
             <w:noProof/>
             <w:webHidden/>
           </w:rPr>
-          <w:instrText xml:space="preserve"> PAGEREF _Toc239689058 \h </w:instrText>
+          <w:instrText xml:space="preserve"> PAGEREF _Toc239829943 \h </w:instrText>
         </w:r>
         <w:r>
           <w:rPr>
@@ -1704,7 +1718,7 @@
           <w14:ligatures w14:val="standardContextual"/>
         </w:rPr>
       </w:pPr>
-      <w:hyperlink w:anchor="_Toc239689059" w:history="1">
+      <w:hyperlink w:anchor="_Toc239829944" w:history="1">
         <w:r>
           <w:rPr>
             <w:rStyle w:val="aff1"/>
@@ -1731,7 +1745,7 @@
             <w:noProof/>
             <w:webHidden/>
           </w:rPr>
-          <w:instrText xml:space="preserve"> PAGEREF _Toc239689059 \h </w:instrText>
+          <w:instrText xml:space="preserve"> PAGEREF _Toc239829944 \h </w:instrText>
         </w:r>
         <w:r>
           <w:rPr>
@@ -1780,7 +1794,7 @@
           <w14:ligatures w14:val="standardContextual"/>
         </w:rPr>
       </w:pPr>
-      <w:hyperlink w:anchor="_Toc239689060" w:history="1">
+      <w:hyperlink w:anchor="_Toc239829945" w:history="1">
         <w:r>
           <w:rPr>
             <w:rStyle w:val="aff1"/>
@@ -1807,7 +1821,7 @@
             <w:noProof/>
             <w:webHidden/>
           </w:rPr>
-          <w:instrText xml:space="preserve"> PAGEREF _Toc239689060 \h </w:instrText>
+          <w:instrText xml:space="preserve"> PAGEREF _Toc239829945 \h </w:instrText>
         </w:r>
         <w:r>
           <w:rPr>
@@ -1856,7 +1870,7 @@
           <w14:ligatures w14:val="standardContextual"/>
         </w:rPr>
       </w:pPr>
-      <w:hyperlink w:anchor="_Toc239689061" w:history="1">
+      <w:hyperlink w:anchor="_Toc239829946" w:history="1">
         <w:r>
           <w:rPr>
             <w:rStyle w:val="aff1"/>
@@ -1883,7 +1897,7 @@
             <w:noProof/>
             <w:webHidden/>
           </w:rPr>
-          <w:instrText xml:space="preserve"> PAGEREF _Toc239689061 \h </w:instrText>
+          <w:instrText xml:space="preserve"> PAGEREF _Toc239829946 \h </w:instrText>
         </w:r>
         <w:r>
           <w:rPr>
@@ -1932,7 +1946,7 @@
           <w14:ligatures w14:val="standardContextual"/>
         </w:rPr>
       </w:pPr>
-      <w:hyperlink w:anchor="_Toc239689062" w:history="1">
+      <w:hyperlink w:anchor="_Toc239829947" w:history="1">
         <w:r>
           <w:rPr>
             <w:rStyle w:val="aff1"/>
@@ -1959,7 +1973,7 @@
             <w:noProof/>
             <w:webHidden/>
           </w:rPr>
-          <w:instrText xml:space="preserve"> PAGEREF _Toc239689062 \h </w:instrText>
+          <w:instrText xml:space="preserve"> PAGEREF _Toc239829947 \h </w:instrText>
         </w:r>
         <w:r>
           <w:rPr>
@@ -2008,7 +2022,7 @@
           <w14:ligatures w14:val="standardContextual"/>
         </w:rPr>
       </w:pPr>
-      <w:hyperlink w:anchor="_Toc239689063" w:history="1">
+      <w:hyperlink w:anchor="_Toc239829948" w:history="1">
         <w:r>
           <w:rPr>
             <w:rStyle w:val="aff1"/>
@@ -2035,7 +2049,7 @@
             <w:noProof/>
             <w:webHidden/>
           </w:rPr>
-          <w:instrText xml:space="preserve"> PAGEREF _Toc239689063 \h </w:instrText>
+          <w:instrText xml:space="preserve"> PAGEREF _Toc239829948 \h </w:instrText>
         </w:r>
         <w:r>
           <w:rPr>
@@ -2055,7 +2069,7 @@
             <w:noProof/>
             <w:webHidden/>
           </w:rPr>
-          <w:t>13</w:t>
+          <w:t>12</w:t>
         </w:r>
         <w:r>
           <w:rPr>
@@ -2084,7 +2098,7 @@
           <w14:ligatures w14:val="standardContextual"/>
         </w:rPr>
       </w:pPr>
-      <w:hyperlink w:anchor="_Toc239689064" w:history="1">
+      <w:hyperlink w:anchor="_Toc239829949" w:history="1">
         <w:r>
           <w:rPr>
             <w:rStyle w:val="aff1"/>
@@ -2111,7 +2125,7 @@
             <w:noProof/>
             <w:webHidden/>
           </w:rPr>
-          <w:instrText xml:space="preserve"> PAGEREF _Toc239689064 \h </w:instrText>
+          <w:instrText xml:space="preserve"> PAGEREF _Toc239829949 \h </w:instrText>
         </w:r>
         <w:r>
           <w:rPr>
@@ -2131,7 +2145,7 @@
             <w:noProof/>
             <w:webHidden/>
           </w:rPr>
-          <w:t>13</w:t>
+          <w:t>12</w:t>
         </w:r>
         <w:r>
           <w:rPr>
@@ -2160,7 +2174,7 @@
           <w14:ligatures w14:val="standardContextual"/>
         </w:rPr>
       </w:pPr>
-      <w:hyperlink w:anchor="_Toc239689065" w:history="1">
+      <w:hyperlink w:anchor="_Toc239829950" w:history="1">
         <w:r>
           <w:rPr>
             <w:rStyle w:val="aff1"/>
@@ -2187,7 +2201,7 @@
             <w:noProof/>
             <w:webHidden/>
           </w:rPr>
-          <w:instrText xml:space="preserve"> PAGEREF _Toc239689065 \h </w:instrText>
+          <w:instrText xml:space="preserve"> PAGEREF _Toc239829950 \h </w:instrText>
         </w:r>
         <w:r>
           <w:rPr>
@@ -2207,7 +2221,7 @@
             <w:noProof/>
             <w:webHidden/>
           </w:rPr>
-          <w:t>14</w:t>
+          <w:t>13</w:t>
         </w:r>
         <w:r>
           <w:rPr>
@@ -2236,7 +2250,7 @@
           <w14:ligatures w14:val="standardContextual"/>
         </w:rPr>
       </w:pPr>
-      <w:hyperlink w:anchor="_Toc239689066" w:history="1">
+      <w:hyperlink w:anchor="_Toc239829951" w:history="1">
         <w:r>
           <w:rPr>
             <w:rStyle w:val="aff1"/>
@@ -2263,7 +2277,7 @@
             <w:noProof/>
             <w:webHidden/>
           </w:rPr>
-          <w:instrText xml:space="preserve"> PAGEREF _Toc239689066 \h </w:instrText>
+          <w:instrText xml:space="preserve"> PAGEREF _Toc239829951 \h </w:instrText>
         </w:r>
         <w:r>
           <w:rPr>
@@ -2283,7 +2297,7 @@
             <w:noProof/>
             <w:webHidden/>
           </w:rPr>
-          <w:t>14</w:t>
+          <w:t>13</w:t>
         </w:r>
         <w:r>
           <w:rPr>
@@ -2312,7 +2326,7 @@
           <w14:ligatures w14:val="standardContextual"/>
         </w:rPr>
       </w:pPr>
-      <w:hyperlink w:anchor="_Toc239689067" w:history="1">
+      <w:hyperlink w:anchor="_Toc239829952" w:history="1">
         <w:r>
           <w:rPr>
             <w:rStyle w:val="aff1"/>
@@ -2339,7 +2353,7 @@
             <w:noProof/>
             <w:webHidden/>
           </w:rPr>
-          <w:instrText xml:space="preserve"> PAGEREF _Toc239689067 \h </w:instrText>
+          <w:instrText xml:space="preserve"> PAGEREF _Toc239829952 \h </w:instrText>
         </w:r>
         <w:r>
           <w:rPr>
@@ -2359,7 +2373,7 @@
             <w:noProof/>
             <w:webHidden/>
           </w:rPr>
-          <w:t>14</w:t>
+          <w:t>13</w:t>
         </w:r>
         <w:r>
           <w:rPr>
@@ -2388,7 +2402,7 @@
           <w14:ligatures w14:val="standardContextual"/>
         </w:rPr>
       </w:pPr>
-      <w:hyperlink w:anchor="_Toc239689068" w:history="1">
+      <w:hyperlink w:anchor="_Toc239829953" w:history="1">
         <w:r>
           <w:rPr>
             <w:rStyle w:val="aff1"/>
@@ -2415,7 +2429,7 @@
             <w:noProof/>
             <w:webHidden/>
           </w:rPr>
-          <w:instrText xml:space="preserve"> PAGEREF _Toc239689068 \h </w:instrText>
+          <w:instrText xml:space="preserve"> PAGEREF _Toc239829953 \h </w:instrText>
         </w:r>
         <w:r>
           <w:rPr>
@@ -2435,7 +2449,7 @@
             <w:noProof/>
             <w:webHidden/>
           </w:rPr>
-          <w:t>15</w:t>
+          <w:t>13</w:t>
         </w:r>
         <w:r>
           <w:rPr>
@@ -2464,7 +2478,7 @@
           <w14:ligatures w14:val="standardContextual"/>
         </w:rPr>
       </w:pPr>
-      <w:hyperlink w:anchor="_Toc239689069" w:history="1">
+      <w:hyperlink w:anchor="_Toc239829954" w:history="1">
         <w:r>
           <w:rPr>
             <w:rStyle w:val="aff1"/>
@@ -2491,7 +2505,7 @@
             <w:noProof/>
             <w:webHidden/>
           </w:rPr>
-          <w:instrText xml:space="preserve"> PAGEREF _Toc239689069 \h </w:instrText>
+          <w:instrText xml:space="preserve"> PAGEREF _Toc239829954 \h </w:instrText>
         </w:r>
         <w:r>
           <w:rPr>
@@ -2511,7 +2525,7 @@
             <w:noProof/>
             <w:webHidden/>
           </w:rPr>
-          <w:t>15</w:t>
+          <w:t>13</w:t>
         </w:r>
         <w:r>
           <w:rPr>
@@ -2540,7 +2554,7 @@
           <w14:ligatures w14:val="standardContextual"/>
         </w:rPr>
       </w:pPr>
-      <w:hyperlink w:anchor="_Toc239689070" w:history="1">
+      <w:hyperlink w:anchor="_Toc239829955" w:history="1">
         <w:r>
           <w:rPr>
             <w:rStyle w:val="aff1"/>
@@ -2567,7 +2581,7 @@
             <w:noProof/>
             <w:webHidden/>
           </w:rPr>
-          <w:instrText xml:space="preserve"> PAGEREF _Toc239689070 \h </w:instrText>
+          <w:instrText xml:space="preserve"> PAGEREF _Toc239829955 \h </w:instrText>
         </w:r>
         <w:r>
           <w:rPr>
@@ -2587,7 +2601,7 @@
             <w:noProof/>
             <w:webHidden/>
           </w:rPr>
-          <w:t>15</w:t>
+          <w:t>14</w:t>
         </w:r>
         <w:r>
           <w:rPr>
@@ -2616,7 +2630,7 @@
           <w14:ligatures w14:val="standardContextual"/>
         </w:rPr>
       </w:pPr>
-      <w:hyperlink w:anchor="_Toc239689071" w:history="1">
+      <w:hyperlink w:anchor="_Toc239829956" w:history="1">
         <w:r>
           <w:rPr>
             <w:rStyle w:val="aff1"/>
@@ -2643,7 +2657,7 @@
             <w:noProof/>
             <w:webHidden/>
           </w:rPr>
-          <w:instrText xml:space="preserve"> PAGEREF _Toc239689071 \h </w:instrText>
+          <w:instrText xml:space="preserve"> PAGEREF _Toc239829956 \h </w:instrText>
         </w:r>
         <w:r>
           <w:rPr>
@@ -2663,7 +2677,7 @@
             <w:noProof/>
             <w:webHidden/>
           </w:rPr>
-          <w:t>15</w:t>
+          <w:t>14</w:t>
         </w:r>
         <w:r>
           <w:rPr>
@@ -2692,7 +2706,7 @@
           <w14:ligatures w14:val="standardContextual"/>
         </w:rPr>
       </w:pPr>
-      <w:hyperlink w:anchor="_Toc239689072" w:history="1">
+      <w:hyperlink w:anchor="_Toc239829957" w:history="1">
         <w:r>
           <w:rPr>
             <w:rStyle w:val="aff1"/>
@@ -2719,7 +2733,7 @@
             <w:noProof/>
             <w:webHidden/>
           </w:rPr>
-          <w:instrText xml:space="preserve"> PAGEREF _Toc239689072 \h </w:instrText>
+          <w:instrText xml:space="preserve"> PAGEREF _Toc239829957 \h </w:instrText>
         </w:r>
         <w:r>
           <w:rPr>
@@ -2739,7 +2753,7 @@
             <w:noProof/>
             <w:webHidden/>
           </w:rPr>
-          <w:t>16</w:t>
+          <w:t>14</w:t>
         </w:r>
         <w:r>
           <w:rPr>
@@ -2768,7 +2782,7 @@
           <w14:ligatures w14:val="standardContextual"/>
         </w:rPr>
       </w:pPr>
-      <w:hyperlink w:anchor="_Toc239689073" w:history="1">
+      <w:hyperlink w:anchor="_Toc239829958" w:history="1">
         <w:r>
           <w:rPr>
             <w:rStyle w:val="aff1"/>
@@ -2795,7 +2809,7 @@
             <w:noProof/>
             <w:webHidden/>
           </w:rPr>
-          <w:instrText xml:space="preserve"> PAGEREF _Toc239689073 \h </w:instrText>
+          <w:instrText xml:space="preserve"> PAGEREF _Toc239829958 \h </w:instrText>
         </w:r>
         <w:r>
           <w:rPr>
@@ -2815,7 +2829,7 @@
             <w:noProof/>
             <w:webHidden/>
           </w:rPr>
-          <w:t>16</w:t>
+          <w:t>14</w:t>
         </w:r>
         <w:r>
           <w:rPr>
@@ -2844,7 +2858,7 @@
           <w14:ligatures w14:val="standardContextual"/>
         </w:rPr>
       </w:pPr>
-      <w:hyperlink w:anchor="_Toc239689074" w:history="1">
+      <w:hyperlink w:anchor="_Toc239829959" w:history="1">
         <w:r>
           <w:rPr>
             <w:rStyle w:val="aff1"/>
@@ -2871,7 +2885,7 @@
             <w:noProof/>
             <w:webHidden/>
           </w:rPr>
-          <w:instrText xml:space="preserve"> PAGEREF _Toc239689074 \h </w:instrText>
+          <w:instrText xml:space="preserve"> PAGEREF _Toc239829959 \h </w:instrText>
         </w:r>
         <w:r>
           <w:rPr>
@@ -2891,7 +2905,7 @@
             <w:noProof/>
             <w:webHidden/>
           </w:rPr>
-          <w:t>16</w:t>
+          <w:t>14</w:t>
         </w:r>
         <w:r>
           <w:rPr>
@@ -2920,7 +2934,7 @@
           <w14:ligatures w14:val="standardContextual"/>
         </w:rPr>
       </w:pPr>
-      <w:hyperlink w:anchor="_Toc239689075" w:history="1">
+      <w:hyperlink w:anchor="_Toc239829960" w:history="1">
         <w:r>
           <w:rPr>
             <w:rStyle w:val="aff1"/>
@@ -2947,7 +2961,7 @@
             <w:noProof/>
             <w:webHidden/>
           </w:rPr>
-          <w:instrText xml:space="preserve"> PAGEREF _Toc239689075 \h </w:instrText>
+          <w:instrText xml:space="preserve"> PAGEREF _Toc239829960 \h </w:instrText>
         </w:r>
         <w:r>
           <w:rPr>
@@ -2967,7 +2981,7 @@
             <w:noProof/>
             <w:webHidden/>
           </w:rPr>
-          <w:t>16</w:t>
+          <w:t>15</w:t>
         </w:r>
         <w:r>
           <w:rPr>
@@ -2996,7 +3010,7 @@
           <w14:ligatures w14:val="standardContextual"/>
         </w:rPr>
       </w:pPr>
-      <w:hyperlink w:anchor="_Toc239689076" w:history="1">
+      <w:hyperlink w:anchor="_Toc239829961" w:history="1">
         <w:r>
           <w:rPr>
             <w:rStyle w:val="aff1"/>
@@ -3023,7 +3037,7 @@
             <w:noProof/>
             <w:webHidden/>
           </w:rPr>
-          <w:instrText xml:space="preserve"> PAGEREF _Toc239689076 \h </w:instrText>
+          <w:instrText xml:space="preserve"> PAGEREF _Toc239829961 \h </w:instrText>
         </w:r>
         <w:r>
           <w:rPr>
@@ -3043,7 +3057,7 @@
             <w:noProof/>
             <w:webHidden/>
           </w:rPr>
-          <w:t>17</w:t>
+          <w:t>15</w:t>
         </w:r>
         <w:r>
           <w:rPr>
@@ -3072,7 +3086,7 @@
           <w14:ligatures w14:val="standardContextual"/>
         </w:rPr>
       </w:pPr>
-      <w:hyperlink w:anchor="_Toc239689077" w:history="1">
+      <w:hyperlink w:anchor="_Toc239829962" w:history="1">
         <w:r>
           <w:rPr>
             <w:rStyle w:val="aff1"/>
@@ -3099,7 +3113,7 @@
             <w:noProof/>
             <w:webHidden/>
           </w:rPr>
-          <w:instrText xml:space="preserve"> PAGEREF _Toc239689077 \h </w:instrText>
+          <w:instrText xml:space="preserve"> PAGEREF _Toc239829962 \h </w:instrText>
         </w:r>
         <w:r>
           <w:rPr>
@@ -3119,7 +3133,7 @@
             <w:noProof/>
             <w:webHidden/>
           </w:rPr>
-          <w:t>17</w:t>
+          <w:t>16</w:t>
         </w:r>
         <w:r>
           <w:rPr>
@@ -3148,7 +3162,7 @@
           <w14:ligatures w14:val="standardContextual"/>
         </w:rPr>
       </w:pPr>
-      <w:hyperlink w:anchor="_Toc239689078" w:history="1">
+      <w:hyperlink w:anchor="_Toc239829963" w:history="1">
         <w:r>
           <w:rPr>
             <w:rStyle w:val="aff1"/>
@@ -3175,7 +3189,7 @@
             <w:noProof/>
             <w:webHidden/>
           </w:rPr>
-          <w:instrText xml:space="preserve"> PAGEREF _Toc239689078 \h </w:instrText>
+          <w:instrText xml:space="preserve"> PAGEREF _Toc239829963 \h </w:instrText>
         </w:r>
         <w:r>
           <w:rPr>
@@ -3195,7 +3209,7 @@
             <w:noProof/>
             <w:webHidden/>
           </w:rPr>
-          <w:t>17</w:t>
+          <w:t>16</w:t>
         </w:r>
         <w:r>
           <w:rPr>
@@ -3224,7 +3238,7 @@
           <w14:ligatures w14:val="standardContextual"/>
         </w:rPr>
       </w:pPr>
-      <w:hyperlink w:anchor="_Toc239689079" w:history="1">
+      <w:hyperlink w:anchor="_Toc239829964" w:history="1">
         <w:r>
           <w:rPr>
             <w:rStyle w:val="aff1"/>
@@ -3251,7 +3265,7 @@
             <w:noProof/>
             <w:webHidden/>
           </w:rPr>
-          <w:instrText xml:space="preserve"> PAGEREF _Toc239689079 \h </w:instrText>
+          <w:instrText xml:space="preserve"> PAGEREF _Toc239829964 \h </w:instrText>
         </w:r>
         <w:r>
           <w:rPr>
@@ -3271,7 +3285,7 @@
             <w:noProof/>
             <w:webHidden/>
           </w:rPr>
-          <w:t>17</w:t>
+          <w:t>16</w:t>
         </w:r>
         <w:r>
           <w:rPr>
@@ -3300,7 +3314,7 @@
           <w14:ligatures w14:val="standardContextual"/>
         </w:rPr>
       </w:pPr>
-      <w:hyperlink w:anchor="_Toc239689080" w:history="1">
+      <w:hyperlink w:anchor="_Toc239829965" w:history="1">
         <w:r>
           <w:rPr>
             <w:rStyle w:val="aff1"/>
@@ -3327,7 +3341,7 @@
             <w:noProof/>
             <w:webHidden/>
           </w:rPr>
-          <w:instrText xml:space="preserve"> PAGEREF _Toc239689080 \h </w:instrText>
+          <w:instrText xml:space="preserve"> PAGEREF _Toc239829965 \h </w:instrText>
         </w:r>
         <w:r>
           <w:rPr>
@@ -3347,7 +3361,7 @@
             <w:noProof/>
             <w:webHidden/>
           </w:rPr>
-          <w:t>19</w:t>
+          <w:t>17</w:t>
         </w:r>
         <w:r>
           <w:rPr>
@@ -3376,7 +3390,7 @@
           <w14:ligatures w14:val="standardContextual"/>
         </w:rPr>
       </w:pPr>
-      <w:hyperlink w:anchor="_Toc239689081" w:history="1">
+      <w:hyperlink w:anchor="_Toc239829966" w:history="1">
         <w:r>
           <w:rPr>
             <w:rStyle w:val="aff1"/>
@@ -3403,7 +3417,7 @@
             <w:noProof/>
             <w:webHidden/>
           </w:rPr>
-          <w:instrText xml:space="preserve"> PAGEREF _Toc239689081 \h </w:instrText>
+          <w:instrText xml:space="preserve"> PAGEREF _Toc239829966 \h </w:instrText>
         </w:r>
         <w:r>
           <w:rPr>
@@ -3423,7 +3437,7 @@
             <w:noProof/>
             <w:webHidden/>
           </w:rPr>
-          <w:t>20</w:t>
+          <w:t>17</w:t>
         </w:r>
         <w:r>
           <w:rPr>
@@ -3452,7 +3466,7 @@
           <w14:ligatures w14:val="standardContextual"/>
         </w:rPr>
       </w:pPr>
-      <w:hyperlink w:anchor="_Toc239689082" w:history="1">
+      <w:hyperlink w:anchor="_Toc239829967" w:history="1">
         <w:r>
           <w:rPr>
             <w:rStyle w:val="aff1"/>
@@ -3479,7 +3493,7 @@
             <w:noProof/>
             <w:webHidden/>
           </w:rPr>
-          <w:instrText xml:space="preserve"> PAGEREF _Toc239689082 \h </w:instrText>
+          <w:instrText xml:space="preserve"> PAGEREF _Toc239829967 \h </w:instrText>
         </w:r>
         <w:r>
           <w:rPr>
@@ -3499,7 +3513,7 @@
             <w:noProof/>
             <w:webHidden/>
           </w:rPr>
-          <w:t>20</w:t>
+          <w:t>18</w:t>
         </w:r>
         <w:r>
           <w:rPr>
@@ -3528,7 +3542,7 @@
           <w14:ligatures w14:val="standardContextual"/>
         </w:rPr>
       </w:pPr>
-      <w:hyperlink w:anchor="_Toc239689083" w:history="1">
+      <w:hyperlink w:anchor="_Toc239829968" w:history="1">
         <w:r>
           <w:rPr>
             <w:rStyle w:val="aff1"/>
@@ -3555,7 +3569,7 @@
             <w:noProof/>
             <w:webHidden/>
           </w:rPr>
-          <w:instrText xml:space="preserve"> PAGEREF _Toc239689083 \h </w:instrText>
+          <w:instrText xml:space="preserve"> PAGEREF _Toc239829968 \h </w:instrText>
         </w:r>
         <w:r>
           <w:rPr>
@@ -3575,7 +3589,7 @@
             <w:noProof/>
             <w:webHidden/>
           </w:rPr>
-          <w:t>21</w:t>
+          <w:t>18</w:t>
         </w:r>
         <w:r>
           <w:rPr>
@@ -3604,7 +3618,7 @@
           <w14:ligatures w14:val="standardContextual"/>
         </w:rPr>
       </w:pPr>
-      <w:hyperlink w:anchor="_Toc239689084" w:history="1">
+      <w:hyperlink w:anchor="_Toc239829969" w:history="1">
         <w:r>
           <w:rPr>
             <w:rStyle w:val="aff1"/>
@@ -3631,7 +3645,7 @@
             <w:noProof/>
             <w:webHidden/>
           </w:rPr>
-          <w:instrText xml:space="preserve"> PAGEREF _Toc239689084 \h </w:instrText>
+          <w:instrText xml:space="preserve"> PAGEREF _Toc239829969 \h </w:instrText>
         </w:r>
         <w:r>
           <w:rPr>
@@ -3651,7 +3665,7 @@
             <w:noProof/>
             <w:webHidden/>
           </w:rPr>
-          <w:t>22</w:t>
+          <w:t>19</w:t>
         </w:r>
         <w:r>
           <w:rPr>
@@ -3680,7 +3694,7 @@
           <w14:ligatures w14:val="standardContextual"/>
         </w:rPr>
       </w:pPr>
-      <w:hyperlink w:anchor="_Toc239689085" w:history="1">
+      <w:hyperlink w:anchor="_Toc239829970" w:history="1">
         <w:r>
           <w:rPr>
             <w:rStyle w:val="aff1"/>
@@ -3707,7 +3721,7 @@
             <w:noProof/>
             <w:webHidden/>
           </w:rPr>
-          <w:instrText xml:space="preserve"> PAGEREF _Toc239689085 \h </w:instrText>
+          <w:instrText xml:space="preserve"> PAGEREF _Toc239829970 \h </w:instrText>
         </w:r>
         <w:r>
           <w:rPr>
@@ -3727,7 +3741,7 @@
             <w:noProof/>
             <w:webHidden/>
           </w:rPr>
-          <w:t>23</w:t>
+          <w:t>20</w:t>
         </w:r>
         <w:r>
           <w:rPr>
@@ -3756,7 +3770,7 @@
           <w14:ligatures w14:val="standardContextual"/>
         </w:rPr>
       </w:pPr>
-      <w:hyperlink w:anchor="_Toc239689086" w:history="1">
+      <w:hyperlink w:anchor="_Toc239829971" w:history="1">
         <w:r>
           <w:rPr>
             <w:rStyle w:val="aff1"/>
@@ -3783,7 +3797,7 @@
             <w:noProof/>
             <w:webHidden/>
           </w:rPr>
-          <w:instrText xml:space="preserve"> PAGEREF _Toc239689086 \h </w:instrText>
+          <w:instrText xml:space="preserve"> PAGEREF _Toc239829971 \h </w:instrText>
         </w:r>
         <w:r>
           <w:rPr>
@@ -3803,7 +3817,7 @@
             <w:noProof/>
             <w:webHidden/>
           </w:rPr>
-          <w:t>24</w:t>
+          <w:t>21</w:t>
         </w:r>
         <w:r>
           <w:rPr>
@@ -3832,7 +3846,7 @@
           <w14:ligatures w14:val="standardContextual"/>
         </w:rPr>
       </w:pPr>
-      <w:hyperlink w:anchor="_Toc239689087" w:history="1">
+      <w:hyperlink w:anchor="_Toc239829972" w:history="1">
         <w:r>
           <w:rPr>
             <w:rStyle w:val="aff1"/>
@@ -3859,7 +3873,7 @@
             <w:noProof/>
             <w:webHidden/>
           </w:rPr>
-          <w:instrText xml:space="preserve"> PAGEREF _Toc239689087 \h </w:instrText>
+          <w:instrText xml:space="preserve"> PAGEREF _Toc239829972 \h </w:instrText>
         </w:r>
         <w:r>
           <w:rPr>
@@ -3879,7 +3893,7 @@
             <w:noProof/>
             <w:webHidden/>
           </w:rPr>
-          <w:t>24</w:t>
+          <w:t>21</w:t>
         </w:r>
         <w:r>
           <w:rPr>
@@ -3908,7 +3922,7 @@
           <w14:ligatures w14:val="standardContextual"/>
         </w:rPr>
       </w:pPr>
-      <w:hyperlink w:anchor="_Toc239689088" w:history="1">
+      <w:hyperlink w:anchor="_Toc239829973" w:history="1">
         <w:r>
           <w:rPr>
             <w:rStyle w:val="aff1"/>
@@ -3935,7 +3949,7 @@
             <w:noProof/>
             <w:webHidden/>
           </w:rPr>
-          <w:instrText xml:space="preserve"> PAGEREF _Toc239689088 \h </w:instrText>
+          <w:instrText xml:space="preserve"> PAGEREF _Toc239829973 \h </w:instrText>
         </w:r>
         <w:r>
           <w:rPr>
@@ -3955,7 +3969,7 @@
             <w:noProof/>
             <w:webHidden/>
           </w:rPr>
-          <w:t>24</w:t>
+          <w:t>21</w:t>
         </w:r>
         <w:r>
           <w:rPr>
@@ -3984,7 +3998,7 @@
           <w14:ligatures w14:val="standardContextual"/>
         </w:rPr>
       </w:pPr>
-      <w:hyperlink w:anchor="_Toc239689089" w:history="1">
+      <w:hyperlink w:anchor="_Toc239829974" w:history="1">
         <w:r>
           <w:rPr>
             <w:rStyle w:val="aff1"/>
@@ -4011,7 +4025,7 @@
             <w:noProof/>
             <w:webHidden/>
           </w:rPr>
-          <w:instrText xml:space="preserve"> PAGEREF _Toc239689089 \h </w:instrText>
+          <w:instrText xml:space="preserve"> PAGEREF _Toc239829974 \h </w:instrText>
         </w:r>
         <w:r>
           <w:rPr>
@@ -4031,7 +4045,7 @@
             <w:noProof/>
             <w:webHidden/>
           </w:rPr>
-          <w:t>25</w:t>
+          <w:t>21</w:t>
         </w:r>
         <w:r>
           <w:rPr>
@@ -4060,7 +4074,7 @@
           <w14:ligatures w14:val="standardContextual"/>
         </w:rPr>
       </w:pPr>
-      <w:hyperlink w:anchor="_Toc239689090" w:history="1">
+      <w:hyperlink w:anchor="_Toc239829975" w:history="1">
         <w:r>
           <w:rPr>
             <w:rStyle w:val="aff1"/>
@@ -4087,7 +4101,7 @@
             <w:noProof/>
             <w:webHidden/>
           </w:rPr>
-          <w:instrText xml:space="preserve"> PAGEREF _Toc239689090 \h </w:instrText>
+          <w:instrText xml:space="preserve"> PAGEREF _Toc239829975 \h </w:instrText>
         </w:r>
         <w:r>
           <w:rPr>
@@ -4107,7 +4121,7 @@
             <w:noProof/>
             <w:webHidden/>
           </w:rPr>
-          <w:t>25</w:t>
+          <w:t>22</w:t>
         </w:r>
         <w:r>
           <w:rPr>
@@ -4136,7 +4150,7 @@
           <w14:ligatures w14:val="standardContextual"/>
         </w:rPr>
       </w:pPr>
-      <w:hyperlink w:anchor="_Toc239689091" w:history="1">
+      <w:hyperlink w:anchor="_Toc239829976" w:history="1">
         <w:r>
           <w:rPr>
             <w:rStyle w:val="aff1"/>
@@ -4163,7 +4177,7 @@
             <w:noProof/>
             <w:webHidden/>
           </w:rPr>
-          <w:instrText xml:space="preserve"> PAGEREF _Toc239689091 \h </w:instrText>
+          <w:instrText xml:space="preserve"> PAGEREF _Toc239829976 \h </w:instrText>
         </w:r>
         <w:r>
           <w:rPr>
@@ -4183,7 +4197,7 @@
             <w:noProof/>
             <w:webHidden/>
           </w:rPr>
-          <w:t>25</w:t>
+          <w:t>23</w:t>
         </w:r>
         <w:r>
           <w:rPr>
@@ -4211,7 +4225,7 @@
           <w14:ligatures w14:val="standardContextual"/>
         </w:rPr>
       </w:pPr>
-      <w:hyperlink w:anchor="_Toc239689092" w:history="1">
+      <w:hyperlink w:anchor="_Toc239829977" w:history="1">
         <w:r>
           <w:rPr>
             <w:rStyle w:val="aff1"/>
@@ -4238,7 +4252,7 @@
             <w:noProof/>
             <w:webHidden/>
           </w:rPr>
-          <w:instrText xml:space="preserve"> PAGEREF _Toc239689092 \h </w:instrText>
+          <w:instrText xml:space="preserve"> PAGEREF _Toc239829977 \h </w:instrText>
         </w:r>
         <w:r>
           <w:rPr>
@@ -4258,7 +4272,7 @@
             <w:noProof/>
             <w:webHidden/>
           </w:rPr>
-          <w:t>27</w:t>
+          <w:t>24</w:t>
         </w:r>
         <w:r>
           <w:rPr>
@@ -4287,7 +4301,7 @@
           <w14:ligatures w14:val="standardContextual"/>
         </w:rPr>
       </w:pPr>
-      <w:hyperlink w:anchor="_Toc239689093" w:history="1">
+      <w:hyperlink w:anchor="_Toc239829978" w:history="1">
         <w:r>
           <w:rPr>
             <w:rStyle w:val="aff1"/>
@@ -4314,7 +4328,7 @@
             <w:noProof/>
             <w:webHidden/>
           </w:rPr>
-          <w:instrText xml:space="preserve"> PAGEREF _Toc239689093 \h </w:instrText>
+          <w:instrText xml:space="preserve"> PAGEREF _Toc239829978 \h </w:instrText>
         </w:r>
         <w:r>
           <w:rPr>
@@ -4334,7 +4348,7 @@
             <w:noProof/>
             <w:webHidden/>
           </w:rPr>
-          <w:t>27</w:t>
+          <w:t>24</w:t>
         </w:r>
         <w:r>
           <w:rPr>
@@ -4363,7 +4377,7 @@
           <w14:ligatures w14:val="standardContextual"/>
         </w:rPr>
       </w:pPr>
-      <w:hyperlink w:anchor="_Toc239689094" w:history="1">
+      <w:hyperlink w:anchor="_Toc239829979" w:history="1">
         <w:r>
           <w:rPr>
             <w:rStyle w:val="aff1"/>
@@ -4390,7 +4404,7 @@
             <w:noProof/>
             <w:webHidden/>
           </w:rPr>
-          <w:instrText xml:space="preserve"> PAGEREF _Toc239689094 \h </w:instrText>
+          <w:instrText xml:space="preserve"> PAGEREF _Toc239829979 \h </w:instrText>
         </w:r>
         <w:r>
           <w:rPr>
@@ -4410,7 +4424,7 @@
             <w:noProof/>
             <w:webHidden/>
           </w:rPr>
-          <w:t>27</w:t>
+          <w:t>24</w:t>
         </w:r>
         <w:r>
           <w:rPr>
@@ -4439,7 +4453,7 @@
           <w14:ligatures w14:val="standardContextual"/>
         </w:rPr>
       </w:pPr>
-      <w:hyperlink w:anchor="_Toc239689095" w:history="1">
+      <w:hyperlink w:anchor="_Toc239829980" w:history="1">
         <w:r>
           <w:rPr>
             <w:rStyle w:val="aff1"/>
@@ -4466,7 +4480,7 @@
             <w:noProof/>
             <w:webHidden/>
           </w:rPr>
-          <w:instrText xml:space="preserve"> PAGEREF _Toc239689095 \h </w:instrText>
+          <w:instrText xml:space="preserve"> PAGEREF _Toc239829980 \h </w:instrText>
         </w:r>
         <w:r>
           <w:rPr>
@@ -4486,7 +4500,7 @@
             <w:noProof/>
             <w:webHidden/>
           </w:rPr>
-          <w:t>27</w:t>
+          <w:t>24</w:t>
         </w:r>
         <w:r>
           <w:rPr>
@@ -4515,13 +4529,13 @@
           <w14:ligatures w14:val="standardContextual"/>
         </w:rPr>
       </w:pPr>
-      <w:hyperlink w:anchor="_Toc239689096" w:history="1">
+      <w:hyperlink w:anchor="_Toc239829981" w:history="1">
         <w:r>
           <w:rPr>
             <w:rStyle w:val="aff1"/>
             <w:noProof/>
           </w:rPr>
-          <w:t>Steam Proximity Voice / Guard Speech Noise</w:t>
+          <w:t>3.1.3 Steam Proximity Voice / Guard Speech Noise</w:t>
         </w:r>
         <w:r>
           <w:rPr>
@@ -4542,7 +4556,7 @@
             <w:noProof/>
             <w:webHidden/>
           </w:rPr>
-          <w:instrText xml:space="preserve"> PAGEREF _Toc239689096 \h </w:instrText>
+          <w:instrText xml:space="preserve"> PAGEREF _Toc239829981 \h </w:instrText>
         </w:r>
         <w:r>
           <w:rPr>
@@ -4562,7 +4576,7 @@
             <w:noProof/>
             <w:webHidden/>
           </w:rPr>
-          <w:t>28</w:t>
+          <w:t>24</w:t>
         </w:r>
         <w:r>
           <w:rPr>
@@ -4591,13 +4605,13 @@
           <w14:ligatures w14:val="standardContextual"/>
         </w:rPr>
       </w:pPr>
-      <w:hyperlink w:anchor="_Toc239689097" w:history="1">
+      <w:hyperlink w:anchor="_Toc239829982" w:history="1">
         <w:r>
           <w:rPr>
             <w:rStyle w:val="aff1"/>
             <w:noProof/>
           </w:rPr>
-          <w:t>3.1.3 주요 Replicated 상태</w:t>
+          <w:t>3.1.4 주요 Replicated 상태</w:t>
         </w:r>
         <w:r>
           <w:rPr>
@@ -4618,7 +4632,7 @@
             <w:noProof/>
             <w:webHidden/>
           </w:rPr>
-          <w:instrText xml:space="preserve"> PAGEREF _Toc239689097 \h </w:instrText>
+          <w:instrText xml:space="preserve"> PAGEREF _Toc239829982 \h </w:instrText>
         </w:r>
         <w:r>
           <w:rPr>
@@ -4638,7 +4652,7 @@
             <w:noProof/>
             <w:webHidden/>
           </w:rPr>
-          <w:t>28</w:t>
+          <w:t>25</w:t>
         </w:r>
         <w:r>
           <w:rPr>
@@ -4667,13 +4681,13 @@
           <w14:ligatures w14:val="standardContextual"/>
         </w:rPr>
       </w:pPr>
-      <w:hyperlink w:anchor="_Toc239689098" w:history="1">
+      <w:hyperlink w:anchor="_Toc239829983" w:history="1">
         <w:r>
           <w:rPr>
             <w:rStyle w:val="aff1"/>
             <w:noProof/>
           </w:rPr>
-          <w:t>3.1.4 서버 권한 정책</w:t>
+          <w:t>3.1.5 서버 권한 정책</w:t>
         </w:r>
         <w:r>
           <w:rPr>
@@ -4694,7 +4708,7 @@
             <w:noProof/>
             <w:webHidden/>
           </w:rPr>
-          <w:instrText xml:space="preserve"> PAGEREF _Toc239689098 \h </w:instrText>
+          <w:instrText xml:space="preserve"> PAGEREF _Toc239829983 \h </w:instrText>
         </w:r>
         <w:r>
           <w:rPr>
@@ -4714,7 +4728,7 @@
             <w:noProof/>
             <w:webHidden/>
           </w:rPr>
-          <w:t>28</w:t>
+          <w:t>25</w:t>
         </w:r>
         <w:r>
           <w:rPr>
@@ -4743,13 +4757,13 @@
           <w14:ligatures w14:val="standardContextual"/>
         </w:rPr>
       </w:pPr>
-      <w:hyperlink w:anchor="_Toc239689099" w:history="1">
+      <w:hyperlink w:anchor="_Toc239829984" w:history="1">
         <w:r>
           <w:rPr>
             <w:rStyle w:val="aff1"/>
             <w:noProof/>
           </w:rPr>
-          <w:t>3.1.5 Disconnect 정책</w:t>
+          <w:t>3.1.6 Disconnect 정책</w:t>
         </w:r>
         <w:r>
           <w:rPr>
@@ -4770,7 +4784,7 @@
             <w:noProof/>
             <w:webHidden/>
           </w:rPr>
-          <w:instrText xml:space="preserve"> PAGEREF _Toc239689099 \h </w:instrText>
+          <w:instrText xml:space="preserve"> PAGEREF _Toc239829984 \h </w:instrText>
         </w:r>
         <w:r>
           <w:rPr>
@@ -4790,7 +4804,7 @@
             <w:noProof/>
             <w:webHidden/>
           </w:rPr>
-          <w:t>29</w:t>
+          <w:t>26</w:t>
         </w:r>
         <w:r>
           <w:rPr>
@@ -4819,13 +4833,13 @@
           <w14:ligatures w14:val="standardContextual"/>
         </w:rPr>
       </w:pPr>
-      <w:hyperlink w:anchor="_Toc239689100" w:history="1">
+      <w:hyperlink w:anchor="_Toc239829985" w:history="1">
         <w:r>
           <w:rPr>
             <w:rStyle w:val="aff1"/>
             <w:noProof/>
           </w:rPr>
-          <w:t>3.1.6 필수 Edge Case</w:t>
+          <w:t>3.1.7 필수 Edge Case</w:t>
         </w:r>
         <w:r>
           <w:rPr>
@@ -4846,7 +4860,7 @@
             <w:noProof/>
             <w:webHidden/>
           </w:rPr>
-          <w:instrText xml:space="preserve"> PAGEREF _Toc239689100 \h </w:instrText>
+          <w:instrText xml:space="preserve"> PAGEREF _Toc239829985 \h </w:instrText>
         </w:r>
         <w:r>
           <w:rPr>
@@ -4866,7 +4880,7 @@
             <w:noProof/>
             <w:webHidden/>
           </w:rPr>
-          <w:t>29</w:t>
+          <w:t>26</w:t>
         </w:r>
         <w:r>
           <w:rPr>
@@ -4895,7 +4909,7 @@
           <w14:ligatures w14:val="standardContextual"/>
         </w:rPr>
       </w:pPr>
-      <w:hyperlink w:anchor="_Toc239689101" w:history="1">
+      <w:hyperlink w:anchor="_Toc239829986" w:history="1">
         <w:r>
           <w:rPr>
             <w:rStyle w:val="aff1"/>
@@ -4922,7 +4936,7 @@
             <w:noProof/>
             <w:webHidden/>
           </w:rPr>
-          <w:instrText xml:space="preserve"> PAGEREF _Toc239689101 \h </w:instrText>
+          <w:instrText xml:space="preserve"> PAGEREF _Toc239829986 \h </w:instrText>
         </w:r>
         <w:r>
           <w:rPr>
@@ -4942,7 +4956,7 @@
             <w:noProof/>
             <w:webHidden/>
           </w:rPr>
-          <w:t>29</w:t>
+          <w:t>26</w:t>
         </w:r>
         <w:r>
           <w:rPr>
@@ -4971,7 +4985,7 @@
           <w14:ligatures w14:val="standardContextual"/>
         </w:rPr>
       </w:pPr>
-      <w:hyperlink w:anchor="_Toc239689102" w:history="1">
+      <w:hyperlink w:anchor="_Toc239829987" w:history="1">
         <w:r>
           <w:rPr>
             <w:rStyle w:val="aff1"/>
@@ -4998,7 +5012,7 @@
             <w:noProof/>
             <w:webHidden/>
           </w:rPr>
-          <w:instrText xml:space="preserve"> PAGEREF _Toc239689102 \h </w:instrText>
+          <w:instrText xml:space="preserve"> PAGEREF _Toc239829987 \h </w:instrText>
         </w:r>
         <w:r>
           <w:rPr>
@@ -5018,7 +5032,7 @@
             <w:noProof/>
             <w:webHidden/>
           </w:rPr>
-          <w:t>29</w:t>
+          <w:t>26</w:t>
         </w:r>
         <w:r>
           <w:rPr>
@@ -5047,7 +5061,7 @@
           <w14:ligatures w14:val="standardContextual"/>
         </w:rPr>
       </w:pPr>
-      <w:hyperlink w:anchor="_Toc239689103" w:history="1">
+      <w:hyperlink w:anchor="_Toc239829988" w:history="1">
         <w:r>
           <w:rPr>
             <w:rStyle w:val="aff1"/>
@@ -5074,7 +5088,7 @@
             <w:noProof/>
             <w:webHidden/>
           </w:rPr>
-          <w:instrText xml:space="preserve"> PAGEREF _Toc239689103 \h </w:instrText>
+          <w:instrText xml:space="preserve"> PAGEREF _Toc239829988 \h </w:instrText>
         </w:r>
         <w:r>
           <w:rPr>
@@ -5094,7 +5108,7 @@
             <w:noProof/>
             <w:webHidden/>
           </w:rPr>
-          <w:t>30</w:t>
+          <w:t>27</w:t>
         </w:r>
         <w:r>
           <w:rPr>
@@ -5123,7 +5137,7 @@
           <w14:ligatures w14:val="standardContextual"/>
         </w:rPr>
       </w:pPr>
-      <w:hyperlink w:anchor="_Toc239689104" w:history="1">
+      <w:hyperlink w:anchor="_Toc239829989" w:history="1">
         <w:r>
           <w:rPr>
             <w:rStyle w:val="aff1"/>
@@ -5150,7 +5164,7 @@
             <w:noProof/>
             <w:webHidden/>
           </w:rPr>
-          <w:instrText xml:space="preserve"> PAGEREF _Toc239689104 \h </w:instrText>
+          <w:instrText xml:space="preserve"> PAGEREF _Toc239829989 \h </w:instrText>
         </w:r>
         <w:r>
           <w:rPr>
@@ -5170,7 +5184,7 @@
             <w:noProof/>
             <w:webHidden/>
           </w:rPr>
-          <w:t>30</w:t>
+          <w:t>27</w:t>
         </w:r>
         <w:r>
           <w:rPr>
@@ -5199,7 +5213,7 @@
           <w14:ligatures w14:val="standardContextual"/>
         </w:rPr>
       </w:pPr>
-      <w:hyperlink w:anchor="_Toc239689105" w:history="1">
+      <w:hyperlink w:anchor="_Toc239829990" w:history="1">
         <w:r>
           <w:rPr>
             <w:rStyle w:val="aff1"/>
@@ -5226,7 +5240,7 @@
             <w:noProof/>
             <w:webHidden/>
           </w:rPr>
-          <w:instrText xml:space="preserve"> PAGEREF _Toc239689105 \h </w:instrText>
+          <w:instrText xml:space="preserve"> PAGEREF _Toc239829990 \h </w:instrText>
         </w:r>
         <w:r>
           <w:rPr>
@@ -5246,7 +5260,7 @@
             <w:noProof/>
             <w:webHidden/>
           </w:rPr>
-          <w:t>30</w:t>
+          <w:t>27</w:t>
         </w:r>
         <w:r>
           <w:rPr>
@@ -5275,7 +5289,7 @@
           <w14:ligatures w14:val="standardContextual"/>
         </w:rPr>
       </w:pPr>
-      <w:hyperlink w:anchor="_Toc239689106" w:history="1">
+      <w:hyperlink w:anchor="_Toc239829991" w:history="1">
         <w:r>
           <w:rPr>
             <w:rStyle w:val="aff1"/>
@@ -5302,7 +5316,7 @@
             <w:noProof/>
             <w:webHidden/>
           </w:rPr>
-          <w:instrText xml:space="preserve"> PAGEREF _Toc239689106 \h </w:instrText>
+          <w:instrText xml:space="preserve"> PAGEREF _Toc239829991 \h </w:instrText>
         </w:r>
         <w:r>
           <w:rPr>
@@ -5322,7 +5336,7 @@
             <w:noProof/>
             <w:webHidden/>
           </w:rPr>
-          <w:t>31</w:t>
+          <w:t>28</w:t>
         </w:r>
         <w:r>
           <w:rPr>
@@ -5351,7 +5365,7 @@
           <w14:ligatures w14:val="standardContextual"/>
         </w:rPr>
       </w:pPr>
-      <w:hyperlink w:anchor="_Toc239689107" w:history="1">
+      <w:hyperlink w:anchor="_Toc239829992" w:history="1">
         <w:r>
           <w:rPr>
             <w:rStyle w:val="aff1"/>
@@ -5378,7 +5392,7 @@
             <w:noProof/>
             <w:webHidden/>
           </w:rPr>
-          <w:instrText xml:space="preserve"> PAGEREF _Toc239689107 \h </w:instrText>
+          <w:instrText xml:space="preserve"> PAGEREF _Toc239829992 \h </w:instrText>
         </w:r>
         <w:r>
           <w:rPr>
@@ -5398,7 +5412,7 @@
             <w:noProof/>
             <w:webHidden/>
           </w:rPr>
-          <w:t>31</w:t>
+          <w:t>28</w:t>
         </w:r>
         <w:r>
           <w:rPr>
@@ -5427,7 +5441,7 @@
           <w14:ligatures w14:val="standardContextual"/>
         </w:rPr>
       </w:pPr>
-      <w:hyperlink w:anchor="_Toc239689108" w:history="1">
+      <w:hyperlink w:anchor="_Toc239829993" w:history="1">
         <w:r>
           <w:rPr>
             <w:rStyle w:val="aff1"/>
@@ -5454,7 +5468,7 @@
             <w:noProof/>
             <w:webHidden/>
           </w:rPr>
-          <w:instrText xml:space="preserve"> PAGEREF _Toc239689108 \h </w:instrText>
+          <w:instrText xml:space="preserve"> PAGEREF _Toc239829993 \h </w:instrText>
         </w:r>
         <w:r>
           <w:rPr>
@@ -5474,7 +5488,7 @@
             <w:noProof/>
             <w:webHidden/>
           </w:rPr>
-          <w:t>31</w:t>
+          <w:t>28</w:t>
         </w:r>
         <w:r>
           <w:rPr>
@@ -5503,7 +5517,7 @@
           <w14:ligatures w14:val="standardContextual"/>
         </w:rPr>
       </w:pPr>
-      <w:hyperlink w:anchor="_Toc239689109" w:history="1">
+      <w:hyperlink w:anchor="_Toc239829994" w:history="1">
         <w:r>
           <w:rPr>
             <w:rStyle w:val="aff1"/>
@@ -5530,7 +5544,7 @@
             <w:noProof/>
             <w:webHidden/>
           </w:rPr>
-          <w:instrText xml:space="preserve"> PAGEREF _Toc239689109 \h </w:instrText>
+          <w:instrText xml:space="preserve"> PAGEREF _Toc239829994 \h </w:instrText>
         </w:r>
         <w:r>
           <w:rPr>
@@ -5550,7 +5564,7 @@
             <w:noProof/>
             <w:webHidden/>
           </w:rPr>
-          <w:t>31</w:t>
+          <w:t>28</w:t>
         </w:r>
         <w:r>
           <w:rPr>
@@ -5579,7 +5593,7 @@
           <w14:ligatures w14:val="standardContextual"/>
         </w:rPr>
       </w:pPr>
-      <w:hyperlink w:anchor="_Toc239689110" w:history="1">
+      <w:hyperlink w:anchor="_Toc239829995" w:history="1">
         <w:r>
           <w:rPr>
             <w:rStyle w:val="aff1"/>
@@ -5606,7 +5620,7 @@
             <w:noProof/>
             <w:webHidden/>
           </w:rPr>
-          <w:instrText xml:space="preserve"> PAGEREF _Toc239689110 \h </w:instrText>
+          <w:instrText xml:space="preserve"> PAGEREF _Toc239829995 \h </w:instrText>
         </w:r>
         <w:r>
           <w:rPr>
@@ -5626,7 +5640,7 @@
             <w:noProof/>
             <w:webHidden/>
           </w:rPr>
-          <w:t>32</w:t>
+          <w:t>29</w:t>
         </w:r>
         <w:r>
           <w:rPr>
@@ -5655,7 +5669,7 @@
           <w14:ligatures w14:val="standardContextual"/>
         </w:rPr>
       </w:pPr>
-      <w:hyperlink w:anchor="_Toc239689111" w:history="1">
+      <w:hyperlink w:anchor="_Toc239829996" w:history="1">
         <w:r>
           <w:rPr>
             <w:rStyle w:val="aff1"/>
@@ -5682,7 +5696,7 @@
             <w:noProof/>
             <w:webHidden/>
           </w:rPr>
-          <w:instrText xml:space="preserve"> PAGEREF _Toc239689111 \h </w:instrText>
+          <w:instrText xml:space="preserve"> PAGEREF _Toc239829996 \h </w:instrText>
         </w:r>
         <w:r>
           <w:rPr>
@@ -5702,7 +5716,7 @@
             <w:noProof/>
             <w:webHidden/>
           </w:rPr>
-          <w:t>32</w:t>
+          <w:t>29</w:t>
         </w:r>
         <w:r>
           <w:rPr>
@@ -5731,7 +5745,7 @@
           <w14:ligatures w14:val="standardContextual"/>
         </w:rPr>
       </w:pPr>
-      <w:hyperlink w:anchor="_Toc239689112" w:history="1">
+      <w:hyperlink w:anchor="_Toc239829997" w:history="1">
         <w:r>
           <w:rPr>
             <w:rStyle w:val="aff1"/>
@@ -5758,7 +5772,7 @@
             <w:noProof/>
             <w:webHidden/>
           </w:rPr>
-          <w:instrText xml:space="preserve"> PAGEREF _Toc239689112 \h </w:instrText>
+          <w:instrText xml:space="preserve"> PAGEREF _Toc239829997 \h </w:instrText>
         </w:r>
         <w:r>
           <w:rPr>
@@ -5778,7 +5792,7 @@
             <w:noProof/>
             <w:webHidden/>
           </w:rPr>
-          <w:t>33</w:t>
+          <w:t>30</w:t>
         </w:r>
         <w:r>
           <w:rPr>
@@ -5807,7 +5821,7 @@
           <w14:ligatures w14:val="standardContextual"/>
         </w:rPr>
       </w:pPr>
-      <w:hyperlink w:anchor="_Toc239689113" w:history="1">
+      <w:hyperlink w:anchor="_Toc239829998" w:history="1">
         <w:r>
           <w:rPr>
             <w:rStyle w:val="aff1"/>
@@ -5834,7 +5848,7 @@
             <w:noProof/>
             <w:webHidden/>
           </w:rPr>
-          <w:instrText xml:space="preserve"> PAGEREF _Toc239689113 \h </w:instrText>
+          <w:instrText xml:space="preserve"> PAGEREF _Toc239829998 \h </w:instrText>
         </w:r>
         <w:r>
           <w:rPr>
@@ -5854,7 +5868,7 @@
             <w:noProof/>
             <w:webHidden/>
           </w:rPr>
-          <w:t>33</w:t>
+          <w:t>30</w:t>
         </w:r>
         <w:r>
           <w:rPr>
@@ -5882,7 +5896,7 @@
           <w14:ligatures w14:val="standardContextual"/>
         </w:rPr>
       </w:pPr>
-      <w:hyperlink w:anchor="_Toc239689114" w:history="1">
+      <w:hyperlink w:anchor="_Toc239829999" w:history="1">
         <w:r>
           <w:rPr>
             <w:rStyle w:val="aff1"/>
@@ -5909,7 +5923,7 @@
             <w:noProof/>
             <w:webHidden/>
           </w:rPr>
-          <w:instrText xml:space="preserve"> PAGEREF _Toc239689114 \h </w:instrText>
+          <w:instrText xml:space="preserve"> PAGEREF _Toc239829999 \h </w:instrText>
         </w:r>
         <w:r>
           <w:rPr>
@@ -5929,7 +5943,7 @@
             <w:noProof/>
             <w:webHidden/>
           </w:rPr>
-          <w:t>34</w:t>
+          <w:t>31</w:t>
         </w:r>
         <w:r>
           <w:rPr>
@@ -5958,7 +5972,7 @@
           <w14:ligatures w14:val="standardContextual"/>
         </w:rPr>
       </w:pPr>
-      <w:hyperlink w:anchor="_Toc239689115" w:history="1">
+      <w:hyperlink w:anchor="_Toc239830000" w:history="1">
         <w:r>
           <w:rPr>
             <w:rStyle w:val="aff1"/>
@@ -5985,7 +5999,7 @@
             <w:noProof/>
             <w:webHidden/>
           </w:rPr>
-          <w:instrText xml:space="preserve"> PAGEREF _Toc239689115 \h </w:instrText>
+          <w:instrText xml:space="preserve"> PAGEREF _Toc239830000 \h </w:instrText>
         </w:r>
         <w:r>
           <w:rPr>
@@ -6005,7 +6019,7 @@
             <w:noProof/>
             <w:webHidden/>
           </w:rPr>
-          <w:t>34</w:t>
+          <w:t>31</w:t>
         </w:r>
         <w:r>
           <w:rPr>
@@ -6034,7 +6048,7 @@
           <w14:ligatures w14:val="standardContextual"/>
         </w:rPr>
       </w:pPr>
-      <w:hyperlink w:anchor="_Toc239689116" w:history="1">
+      <w:hyperlink w:anchor="_Toc239830001" w:history="1">
         <w:r>
           <w:rPr>
             <w:rStyle w:val="aff1"/>
@@ -6061,7 +6075,7 @@
             <w:noProof/>
             <w:webHidden/>
           </w:rPr>
-          <w:instrText xml:space="preserve"> PAGEREF _Toc239689116 \h </w:instrText>
+          <w:instrText xml:space="preserve"> PAGEREF _Toc239830001 \h </w:instrText>
         </w:r>
         <w:r>
           <w:rPr>
@@ -6081,7 +6095,7 @@
             <w:noProof/>
             <w:webHidden/>
           </w:rPr>
-          <w:t>34</w:t>
+          <w:t>31</w:t>
         </w:r>
         <w:r>
           <w:rPr>
@@ -6110,7 +6124,7 @@
           <w14:ligatures w14:val="standardContextual"/>
         </w:rPr>
       </w:pPr>
-      <w:hyperlink w:anchor="_Toc239689117" w:history="1">
+      <w:hyperlink w:anchor="_Toc239830002" w:history="1">
         <w:r>
           <w:rPr>
             <w:rStyle w:val="aff1"/>
@@ -6137,7 +6151,7 @@
             <w:noProof/>
             <w:webHidden/>
           </w:rPr>
-          <w:instrText xml:space="preserve"> PAGEREF _Toc239689117 \h </w:instrText>
+          <w:instrText xml:space="preserve"> PAGEREF _Toc239830002 \h </w:instrText>
         </w:r>
         <w:r>
           <w:rPr>
@@ -6157,7 +6171,7 @@
             <w:noProof/>
             <w:webHidden/>
           </w:rPr>
-          <w:t>36</w:t>
+          <w:t>32</w:t>
         </w:r>
         <w:r>
           <w:rPr>
@@ -6186,7 +6200,7 @@
           <w14:ligatures w14:val="standardContextual"/>
         </w:rPr>
       </w:pPr>
-      <w:hyperlink w:anchor="_Toc239689118" w:history="1">
+      <w:hyperlink w:anchor="_Toc239830003" w:history="1">
         <w:r>
           <w:rPr>
             <w:rStyle w:val="aff1"/>
@@ -6213,7 +6227,7 @@
             <w:noProof/>
             <w:webHidden/>
           </w:rPr>
-          <w:instrText xml:space="preserve"> PAGEREF _Toc239689118 \h </w:instrText>
+          <w:instrText xml:space="preserve"> PAGEREF _Toc239830003 \h </w:instrText>
         </w:r>
         <w:r>
           <w:rPr>
@@ -6233,7 +6247,7 @@
             <w:noProof/>
             <w:webHidden/>
           </w:rPr>
-          <w:t>36</w:t>
+          <w:t>33</w:t>
         </w:r>
         <w:r>
           <w:rPr>
@@ -6262,7 +6276,7 @@
           <w14:ligatures w14:val="standardContextual"/>
         </w:rPr>
       </w:pPr>
-      <w:hyperlink w:anchor="_Toc239689119" w:history="1">
+      <w:hyperlink w:anchor="_Toc239830004" w:history="1">
         <w:r>
           <w:rPr>
             <w:rStyle w:val="aff1"/>
@@ -6289,7 +6303,7 @@
             <w:noProof/>
             <w:webHidden/>
           </w:rPr>
-          <w:instrText xml:space="preserve"> PAGEREF _Toc239689119 \h </w:instrText>
+          <w:instrText xml:space="preserve"> PAGEREF _Toc239830004 \h </w:instrText>
         </w:r>
         <w:r>
           <w:rPr>
@@ -6309,7 +6323,235 @@
             <w:noProof/>
             <w:webHidden/>
           </w:rPr>
-          <w:t>37</w:t>
+          <w:t>33</w:t>
+        </w:r>
+        <w:r>
+          <w:rPr>
+            <w:noProof/>
+            <w:webHidden/>
+          </w:rPr>
+          <w:fldChar w:fldCharType="end"/>
+        </w:r>
+      </w:hyperlink>
+    </w:p>
+    <w:p>
+      <w:pPr>
+        <w:pStyle w:val="36"/>
+        <w:tabs>
+          <w:tab w:val="right" w:leader="dot" w:pos="9856"/>
+        </w:tabs>
+        <w:ind w:left="840"/>
+        <w:rPr>
+          <w:rFonts w:asciiTheme="minorHAnsi" w:eastAsiaTheme="minorEastAsia" w:hAnsiTheme="minorHAnsi" w:cstheme="minorBidi"/>
+          <w:noProof/>
+          <w:color w:val="auto"/>
+          <w:kern w:val="2"/>
+          <w:sz w:val="22"/>
+          <w:szCs w:val="24"/>
+          <w:lang w:eastAsia="ko-KR"/>
+          <w14:ligatures w14:val="standardContextual"/>
+        </w:rPr>
+      </w:pPr>
+      <w:hyperlink w:anchor="_Toc239830005" w:history="1">
+        <w:r>
+          <w:rPr>
+            <w:rStyle w:val="aff1"/>
+            <w:noProof/>
+          </w:rPr>
+          <w:t>4.1.5 경계 요청과 연결 종료 회귀</w:t>
+        </w:r>
+        <w:r>
+          <w:rPr>
+            <w:noProof/>
+            <w:webHidden/>
+          </w:rPr>
+          <w:tab/>
+        </w:r>
+        <w:r>
+          <w:rPr>
+            <w:noProof/>
+            <w:webHidden/>
+          </w:rPr>
+          <w:fldChar w:fldCharType="begin"/>
+        </w:r>
+        <w:r>
+          <w:rPr>
+            <w:noProof/>
+            <w:webHidden/>
+          </w:rPr>
+          <w:instrText xml:space="preserve"> PAGEREF _Toc239830005 \h </w:instrText>
+        </w:r>
+        <w:r>
+          <w:rPr>
+            <w:noProof/>
+            <w:webHidden/>
+          </w:rPr>
+        </w:r>
+        <w:r>
+          <w:rPr>
+            <w:noProof/>
+            <w:webHidden/>
+          </w:rPr>
+          <w:fldChar w:fldCharType="separate"/>
+        </w:r>
+        <w:r>
+          <w:rPr>
+            <w:noProof/>
+            <w:webHidden/>
+          </w:rPr>
+          <w:t>34</w:t>
+        </w:r>
+        <w:r>
+          <w:rPr>
+            <w:noProof/>
+            <w:webHidden/>
+          </w:rPr>
+          <w:fldChar w:fldCharType="end"/>
+        </w:r>
+      </w:hyperlink>
+    </w:p>
+    <w:p>
+      <w:pPr>
+        <w:pStyle w:val="36"/>
+        <w:tabs>
+          <w:tab w:val="right" w:leader="dot" w:pos="9856"/>
+        </w:tabs>
+        <w:ind w:left="840"/>
+        <w:rPr>
+          <w:rFonts w:asciiTheme="minorHAnsi" w:eastAsiaTheme="minorEastAsia" w:hAnsiTheme="minorHAnsi" w:cstheme="minorBidi"/>
+          <w:noProof/>
+          <w:color w:val="auto"/>
+          <w:kern w:val="2"/>
+          <w:sz w:val="22"/>
+          <w:szCs w:val="24"/>
+          <w:lang w:eastAsia="ko-KR"/>
+          <w14:ligatures w14:val="standardContextual"/>
+        </w:rPr>
+      </w:pPr>
+      <w:hyperlink w:anchor="_Toc239830006" w:history="1">
+        <w:r>
+          <w:rPr>
+            <w:rStyle w:val="aff1"/>
+            <w:noProof/>
+          </w:rPr>
+          <w:t>4.1.6 Navigation과 시작 Capsule 검증</w:t>
+        </w:r>
+        <w:r>
+          <w:rPr>
+            <w:noProof/>
+            <w:webHidden/>
+          </w:rPr>
+          <w:tab/>
+        </w:r>
+        <w:r>
+          <w:rPr>
+            <w:noProof/>
+            <w:webHidden/>
+          </w:rPr>
+          <w:fldChar w:fldCharType="begin"/>
+        </w:r>
+        <w:r>
+          <w:rPr>
+            <w:noProof/>
+            <w:webHidden/>
+          </w:rPr>
+          <w:instrText xml:space="preserve"> PAGEREF _Toc239830006 \h </w:instrText>
+        </w:r>
+        <w:r>
+          <w:rPr>
+            <w:noProof/>
+            <w:webHidden/>
+          </w:rPr>
+        </w:r>
+        <w:r>
+          <w:rPr>
+            <w:noProof/>
+            <w:webHidden/>
+          </w:rPr>
+          <w:fldChar w:fldCharType="separate"/>
+        </w:r>
+        <w:r>
+          <w:rPr>
+            <w:noProof/>
+            <w:webHidden/>
+          </w:rPr>
+          <w:t>34</w:t>
+        </w:r>
+        <w:r>
+          <w:rPr>
+            <w:noProof/>
+            <w:webHidden/>
+          </w:rPr>
+          <w:fldChar w:fldCharType="end"/>
+        </w:r>
+      </w:hyperlink>
+    </w:p>
+    <w:p>
+      <w:pPr>
+        <w:pStyle w:val="36"/>
+        <w:tabs>
+          <w:tab w:val="right" w:leader="dot" w:pos="9856"/>
+        </w:tabs>
+        <w:ind w:left="840"/>
+        <w:rPr>
+          <w:rFonts w:asciiTheme="minorHAnsi" w:eastAsiaTheme="minorEastAsia" w:hAnsiTheme="minorHAnsi" w:cstheme="minorBidi"/>
+          <w:noProof/>
+          <w:color w:val="auto"/>
+          <w:kern w:val="2"/>
+          <w:sz w:val="22"/>
+          <w:szCs w:val="24"/>
+          <w:lang w:eastAsia="ko-KR"/>
+          <w14:ligatures w14:val="standardContextual"/>
+        </w:rPr>
+      </w:pPr>
+      <w:hyperlink w:anchor="_Toc239830007" w:history="1">
+        <w:r>
+          <w:rPr>
+            <w:rStyle w:val="aff1"/>
+            <w:noProof/>
+          </w:rPr>
+          <w:t>4.1.7 Package 입력과 산출물 검증</w:t>
+        </w:r>
+        <w:r>
+          <w:rPr>
+            <w:noProof/>
+            <w:webHidden/>
+          </w:rPr>
+          <w:tab/>
+        </w:r>
+        <w:r>
+          <w:rPr>
+            <w:noProof/>
+            <w:webHidden/>
+          </w:rPr>
+          <w:fldChar w:fldCharType="begin"/>
+        </w:r>
+        <w:r>
+          <w:rPr>
+            <w:noProof/>
+            <w:webHidden/>
+          </w:rPr>
+          <w:instrText xml:space="preserve"> PAGEREF _Toc239830007 \h </w:instrText>
+        </w:r>
+        <w:r>
+          <w:rPr>
+            <w:noProof/>
+            <w:webHidden/>
+          </w:rPr>
+        </w:r>
+        <w:r>
+          <w:rPr>
+            <w:noProof/>
+            <w:webHidden/>
+          </w:rPr>
+          <w:fldChar w:fldCharType="separate"/>
+        </w:r>
+        <w:r>
+          <w:rPr>
+            <w:noProof/>
+            <w:webHidden/>
+          </w:rPr>
+          <w:t>34</w:t>
         </w:r>
         <w:r>
           <w:rPr>
@@ -6338,7 +6580,7 @@
           <w14:ligatures w14:val="standardContextual"/>
         </w:rPr>
       </w:pPr>
-      <w:hyperlink w:anchor="_Toc239689120" w:history="1">
+      <w:hyperlink w:anchor="_Toc239830008" w:history="1">
         <w:r>
           <w:rPr>
             <w:rStyle w:val="aff1"/>
@@ -6365,7 +6607,7 @@
             <w:noProof/>
             <w:webHidden/>
           </w:rPr>
-          <w:instrText xml:space="preserve"> PAGEREF _Toc239689120 \h </w:instrText>
+          <w:instrText xml:space="preserve"> PAGEREF _Toc239830008 \h </w:instrText>
         </w:r>
         <w:r>
           <w:rPr>
@@ -6385,7 +6627,7 @@
             <w:noProof/>
             <w:webHidden/>
           </w:rPr>
-          <w:t>37</w:t>
+          <w:t>35</w:t>
         </w:r>
         <w:r>
           <w:rPr>
@@ -6414,7 +6656,7 @@
           <w14:ligatures w14:val="standardContextual"/>
         </w:rPr>
       </w:pPr>
-      <w:hyperlink w:anchor="_Toc239689121" w:history="1">
+      <w:hyperlink w:anchor="_Toc239830009" w:history="1">
         <w:r>
           <w:rPr>
             <w:rStyle w:val="aff1"/>
@@ -6441,7 +6683,7 @@
             <w:noProof/>
             <w:webHidden/>
           </w:rPr>
-          <w:instrText xml:space="preserve"> PAGEREF _Toc239689121 \h </w:instrText>
+          <w:instrText xml:space="preserve"> PAGEREF _Toc239830009 \h </w:instrText>
         </w:r>
         <w:r>
           <w:rPr>
@@ -6461,7 +6703,7 @@
             <w:noProof/>
             <w:webHidden/>
           </w:rPr>
-          <w:t>37</w:t>
+          <w:t>35</w:t>
         </w:r>
         <w:r>
           <w:rPr>
@@ -6490,7 +6732,7 @@
           <w14:ligatures w14:val="standardContextual"/>
         </w:rPr>
       </w:pPr>
-      <w:hyperlink w:anchor="_Toc239689122" w:history="1">
+      <w:hyperlink w:anchor="_Toc239830010" w:history="1">
         <w:r>
           <w:rPr>
             <w:rStyle w:val="aff1"/>
@@ -6517,7 +6759,7 @@
             <w:noProof/>
             <w:webHidden/>
           </w:rPr>
-          <w:instrText xml:space="preserve"> PAGEREF _Toc239689122 \h </w:instrText>
+          <w:instrText xml:space="preserve"> PAGEREF _Toc239830010 \h </w:instrText>
         </w:r>
         <w:r>
           <w:rPr>
@@ -6537,7 +6779,7 @@
             <w:noProof/>
             <w:webHidden/>
           </w:rPr>
-          <w:t>38</w:t>
+          <w:t>35</w:t>
         </w:r>
         <w:r>
           <w:rPr>
@@ -6566,7 +6808,7 @@
           <w14:ligatures w14:val="standardContextual"/>
         </w:rPr>
       </w:pPr>
-      <w:hyperlink w:anchor="_Toc239689123" w:history="1">
+      <w:hyperlink w:anchor="_Toc239830011" w:history="1">
         <w:r>
           <w:rPr>
             <w:rStyle w:val="aff1"/>
@@ -6593,7 +6835,7 @@
             <w:noProof/>
             <w:webHidden/>
           </w:rPr>
-          <w:instrText xml:space="preserve"> PAGEREF _Toc239689123 \h </w:instrText>
+          <w:instrText xml:space="preserve"> PAGEREF _Toc239830011 \h </w:instrText>
         </w:r>
         <w:r>
           <w:rPr>
@@ -6613,7 +6855,7 @@
             <w:noProof/>
             <w:webHidden/>
           </w:rPr>
-          <w:t>38</w:t>
+          <w:t>35</w:t>
         </w:r>
         <w:r>
           <w:rPr>
@@ -6642,7 +6884,7 @@
           <w14:ligatures w14:val="standardContextual"/>
         </w:rPr>
       </w:pPr>
-      <w:hyperlink w:anchor="_Toc239689124" w:history="1">
+      <w:hyperlink w:anchor="_Toc239830012" w:history="1">
         <w:r>
           <w:rPr>
             <w:rStyle w:val="aff1"/>
@@ -6669,7 +6911,7 @@
             <w:noProof/>
             <w:webHidden/>
           </w:rPr>
-          <w:instrText xml:space="preserve"> PAGEREF _Toc239689124 \h </w:instrText>
+          <w:instrText xml:space="preserve"> PAGEREF _Toc239830012 \h </w:instrText>
         </w:r>
         <w:r>
           <w:rPr>
@@ -6689,7 +6931,7 @@
             <w:noProof/>
             <w:webHidden/>
           </w:rPr>
-          <w:t>38</w:t>
+          <w:t>36</w:t>
         </w:r>
         <w:r>
           <w:rPr>
@@ -6718,7 +6960,7 @@
           <w14:ligatures w14:val="standardContextual"/>
         </w:rPr>
       </w:pPr>
-      <w:hyperlink w:anchor="_Toc239689125" w:history="1">
+      <w:hyperlink w:anchor="_Toc239830013" w:history="1">
         <w:r>
           <w:rPr>
             <w:rStyle w:val="aff1"/>
@@ -6745,7 +6987,7 @@
             <w:noProof/>
             <w:webHidden/>
           </w:rPr>
-          <w:instrText xml:space="preserve"> PAGEREF _Toc239689125 \h </w:instrText>
+          <w:instrText xml:space="preserve"> PAGEREF _Toc239830013 \h </w:instrText>
         </w:r>
         <w:r>
           <w:rPr>
@@ -6765,7 +7007,7 @@
             <w:noProof/>
             <w:webHidden/>
           </w:rPr>
-          <w:t>38</w:t>
+          <w:t>36</w:t>
         </w:r>
         <w:r>
           <w:rPr>
@@ -6794,7 +7036,7 @@
           <w14:ligatures w14:val="standardContextual"/>
         </w:rPr>
       </w:pPr>
-      <w:hyperlink w:anchor="_Toc239689126" w:history="1">
+      <w:hyperlink w:anchor="_Toc239830014" w:history="1">
         <w:r>
           <w:rPr>
             <w:rStyle w:val="aff1"/>
@@ -6821,7 +7063,7 @@
             <w:noProof/>
             <w:webHidden/>
           </w:rPr>
-          <w:instrText xml:space="preserve"> PAGEREF _Toc239689126 \h </w:instrText>
+          <w:instrText xml:space="preserve"> PAGEREF _Toc239830014 \h </w:instrText>
         </w:r>
         <w:r>
           <w:rPr>
@@ -6841,7 +7083,7 @@
             <w:noProof/>
             <w:webHidden/>
           </w:rPr>
-          <w:t>39</w:t>
+          <w:t>36</w:t>
         </w:r>
         <w:r>
           <w:rPr>
@@ -6870,7 +7112,7 @@
           <w14:ligatures w14:val="standardContextual"/>
         </w:rPr>
       </w:pPr>
-      <w:hyperlink w:anchor="_Toc239689127" w:history="1">
+      <w:hyperlink w:anchor="_Toc239830015" w:history="1">
         <w:r>
           <w:rPr>
             <w:rStyle w:val="aff1"/>
@@ -6897,7 +7139,7 @@
             <w:noProof/>
             <w:webHidden/>
           </w:rPr>
-          <w:instrText xml:space="preserve"> PAGEREF _Toc239689127 \h </w:instrText>
+          <w:instrText xml:space="preserve"> PAGEREF _Toc239830015 \h </w:instrText>
         </w:r>
         <w:r>
           <w:rPr>
@@ -6917,7 +7159,7 @@
             <w:noProof/>
             <w:webHidden/>
           </w:rPr>
-          <w:t>39</w:t>
+          <w:t>36</w:t>
         </w:r>
         <w:r>
           <w:rPr>
@@ -6946,7 +7188,7 @@
           <w14:ligatures w14:val="standardContextual"/>
         </w:rPr>
       </w:pPr>
-      <w:hyperlink w:anchor="_Toc239689128" w:history="1">
+      <w:hyperlink w:anchor="_Toc239830016" w:history="1">
         <w:r>
           <w:rPr>
             <w:rStyle w:val="aff1"/>
@@ -6973,7 +7215,7 @@
             <w:noProof/>
             <w:webHidden/>
           </w:rPr>
-          <w:instrText xml:space="preserve"> PAGEREF _Toc239689128 \h </w:instrText>
+          <w:instrText xml:space="preserve"> PAGEREF _Toc239830016 \h </w:instrText>
         </w:r>
         <w:r>
           <w:rPr>
@@ -6993,7 +7235,7 @@
             <w:noProof/>
             <w:webHidden/>
           </w:rPr>
-          <w:t>39</w:t>
+          <w:t>36</w:t>
         </w:r>
         <w:r>
           <w:rPr>
@@ -7022,7 +7264,7 @@
           <w14:ligatures w14:val="standardContextual"/>
         </w:rPr>
       </w:pPr>
-      <w:hyperlink w:anchor="_Toc239689129" w:history="1">
+      <w:hyperlink w:anchor="_Toc239830017" w:history="1">
         <w:r>
           <w:rPr>
             <w:rStyle w:val="aff1"/>
@@ -7049,7 +7291,7 @@
             <w:noProof/>
             <w:webHidden/>
           </w:rPr>
-          <w:instrText xml:space="preserve"> PAGEREF _Toc239689129 \h </w:instrText>
+          <w:instrText xml:space="preserve"> PAGEREF _Toc239830017 \h </w:instrText>
         </w:r>
         <w:r>
           <w:rPr>
@@ -7069,7 +7311,7 @@
             <w:noProof/>
             <w:webHidden/>
           </w:rPr>
-          <w:t>39</w:t>
+          <w:t>36</w:t>
         </w:r>
         <w:r>
           <w:rPr>
@@ -7098,7 +7340,7 @@
           <w14:ligatures w14:val="standardContextual"/>
         </w:rPr>
       </w:pPr>
-      <w:hyperlink w:anchor="_Toc239689130" w:history="1">
+      <w:hyperlink w:anchor="_Toc239830018" w:history="1">
         <w:r>
           <w:rPr>
             <w:rStyle w:val="aff1"/>
@@ -7125,7 +7367,7 @@
             <w:noProof/>
             <w:webHidden/>
           </w:rPr>
-          <w:instrText xml:space="preserve"> PAGEREF _Toc239689130 \h </w:instrText>
+          <w:instrText xml:space="preserve"> PAGEREF _Toc239830018 \h </w:instrText>
         </w:r>
         <w:r>
           <w:rPr>
@@ -7145,7 +7387,7 @@
             <w:noProof/>
             <w:webHidden/>
           </w:rPr>
-          <w:t>39</w:t>
+          <w:t>37</w:t>
         </w:r>
         <w:r>
           <w:rPr>
@@ -7174,7 +7416,7 @@
           <w14:ligatures w14:val="standardContextual"/>
         </w:rPr>
       </w:pPr>
-      <w:hyperlink w:anchor="_Toc239689131" w:history="1">
+      <w:hyperlink w:anchor="_Toc239830019" w:history="1">
         <w:r>
           <w:rPr>
             <w:rStyle w:val="aff1"/>
@@ -7201,7 +7443,7 @@
             <w:noProof/>
             <w:webHidden/>
           </w:rPr>
-          <w:instrText xml:space="preserve"> PAGEREF _Toc239689131 \h </w:instrText>
+          <w:instrText xml:space="preserve"> PAGEREF _Toc239830019 \h </w:instrText>
         </w:r>
         <w:r>
           <w:rPr>
@@ -7221,7 +7463,7 @@
             <w:noProof/>
             <w:webHidden/>
           </w:rPr>
-          <w:t>40</w:t>
+          <w:t>37</w:t>
         </w:r>
         <w:r>
           <w:rPr>
@@ -7250,7 +7492,7 @@
           <w14:ligatures w14:val="standardContextual"/>
         </w:rPr>
       </w:pPr>
-      <w:hyperlink w:anchor="_Toc239689132" w:history="1">
+      <w:hyperlink w:anchor="_Toc239830020" w:history="1">
         <w:r>
           <w:rPr>
             <w:rStyle w:val="aff1"/>
@@ -7277,7 +7519,7 @@
             <w:noProof/>
             <w:webHidden/>
           </w:rPr>
-          <w:instrText xml:space="preserve"> PAGEREF _Toc239689132 \h </w:instrText>
+          <w:instrText xml:space="preserve"> PAGEREF _Toc239830020 \h </w:instrText>
         </w:r>
         <w:r>
           <w:rPr>
@@ -7297,7 +7539,7 @@
             <w:noProof/>
             <w:webHidden/>
           </w:rPr>
-          <w:t>40</w:t>
+          <w:t>38</w:t>
         </w:r>
         <w:r>
           <w:rPr>
@@ -7326,7 +7568,7 @@
           <w14:ligatures w14:val="standardContextual"/>
         </w:rPr>
       </w:pPr>
-      <w:hyperlink w:anchor="_Toc239689133" w:history="1">
+      <w:hyperlink w:anchor="_Toc239830021" w:history="1">
         <w:r>
           <w:rPr>
             <w:rStyle w:val="aff1"/>
@@ -7353,7 +7595,7 @@
             <w:noProof/>
             <w:webHidden/>
           </w:rPr>
-          <w:instrText xml:space="preserve"> PAGEREF _Toc239689133 \h </w:instrText>
+          <w:instrText xml:space="preserve"> PAGEREF _Toc239830021 \h </w:instrText>
         </w:r>
         <w:r>
           <w:rPr>
@@ -7373,7 +7615,7 @@
             <w:noProof/>
             <w:webHidden/>
           </w:rPr>
-          <w:t>41</w:t>
+          <w:t>38</w:t>
         </w:r>
         <w:r>
           <w:rPr>
@@ -7402,7 +7644,7 @@
           <w14:ligatures w14:val="standardContextual"/>
         </w:rPr>
       </w:pPr>
-      <w:hyperlink w:anchor="_Toc239689134" w:history="1">
+      <w:hyperlink w:anchor="_Toc239830022" w:history="1">
         <w:r>
           <w:rPr>
             <w:rStyle w:val="aff1"/>
@@ -7429,7 +7671,7 @@
             <w:noProof/>
             <w:webHidden/>
           </w:rPr>
-          <w:instrText xml:space="preserve"> PAGEREF _Toc239689134 \h </w:instrText>
+          <w:instrText xml:space="preserve"> PAGEREF _Toc239830022 \h </w:instrText>
         </w:r>
         <w:r>
           <w:rPr>
@@ -7449,7 +7691,7 @@
             <w:noProof/>
             <w:webHidden/>
           </w:rPr>
-          <w:t>41</w:t>
+          <w:t>38</w:t>
         </w:r>
         <w:r>
           <w:rPr>
@@ -7478,7 +7720,7 @@
           <w14:ligatures w14:val="standardContextual"/>
         </w:rPr>
       </w:pPr>
-      <w:hyperlink w:anchor="_Toc239689135" w:history="1">
+      <w:hyperlink w:anchor="_Toc239830023" w:history="1">
         <w:r>
           <w:rPr>
             <w:rStyle w:val="aff1"/>
@@ -7505,7 +7747,7 @@
             <w:noProof/>
             <w:webHidden/>
           </w:rPr>
-          <w:instrText xml:space="preserve"> PAGEREF _Toc239689135 \h </w:instrText>
+          <w:instrText xml:space="preserve"> PAGEREF _Toc239830023 \h </w:instrText>
         </w:r>
         <w:r>
           <w:rPr>
@@ -7525,7 +7767,7 @@
             <w:noProof/>
             <w:webHidden/>
           </w:rPr>
-          <w:t>41</w:t>
+          <w:t>38</w:t>
         </w:r>
         <w:r>
           <w:rPr>
@@ -7554,7 +7796,7 @@
           <w14:ligatures w14:val="standardContextual"/>
         </w:rPr>
       </w:pPr>
-      <w:hyperlink w:anchor="_Toc239689136" w:history="1">
+      <w:hyperlink w:anchor="_Toc239830024" w:history="1">
         <w:r>
           <w:rPr>
             <w:rStyle w:val="aff1"/>
@@ -7581,7 +7823,7 @@
             <w:noProof/>
             <w:webHidden/>
           </w:rPr>
-          <w:instrText xml:space="preserve"> PAGEREF _Toc239689136 \h </w:instrText>
+          <w:instrText xml:space="preserve"> PAGEREF _Toc239830024 \h </w:instrText>
         </w:r>
         <w:r>
           <w:rPr>
@@ -7601,7 +7843,7 @@
             <w:noProof/>
             <w:webHidden/>
           </w:rPr>
-          <w:t>42</w:t>
+          <w:t>39</w:t>
         </w:r>
         <w:r>
           <w:rPr>
@@ -7630,7 +7872,7 @@
           <w14:ligatures w14:val="standardContextual"/>
         </w:rPr>
       </w:pPr>
-      <w:hyperlink w:anchor="_Toc239689137" w:history="1">
+      <w:hyperlink w:anchor="_Toc239830025" w:history="1">
         <w:r>
           <w:rPr>
             <w:rStyle w:val="aff1"/>
@@ -7657,7 +7899,7 @@
             <w:noProof/>
             <w:webHidden/>
           </w:rPr>
-          <w:instrText xml:space="preserve"> PAGEREF _Toc239689137 \h </w:instrText>
+          <w:instrText xml:space="preserve"> PAGEREF _Toc239830025 \h </w:instrText>
         </w:r>
         <w:r>
           <w:rPr>
@@ -7677,7 +7919,7 @@
             <w:noProof/>
             <w:webHidden/>
           </w:rPr>
-          <w:t>42</w:t>
+          <w:t>39</w:t>
         </w:r>
         <w:r>
           <w:rPr>
@@ -7706,7 +7948,7 @@
           <w14:ligatures w14:val="standardContextual"/>
         </w:rPr>
       </w:pPr>
-      <w:hyperlink w:anchor="_Toc239689138" w:history="1">
+      <w:hyperlink w:anchor="_Toc239830026" w:history="1">
         <w:r>
           <w:rPr>
             <w:rStyle w:val="aff1"/>
@@ -7733,7 +7975,7 @@
             <w:noProof/>
             <w:webHidden/>
           </w:rPr>
-          <w:instrText xml:space="preserve"> PAGEREF _Toc239689138 \h </w:instrText>
+          <w:instrText xml:space="preserve"> PAGEREF _Toc239830026 \h </w:instrText>
         </w:r>
         <w:r>
           <w:rPr>
@@ -7753,7 +7995,7 @@
             <w:noProof/>
             <w:webHidden/>
           </w:rPr>
-          <w:t>43</w:t>
+          <w:t>39</w:t>
         </w:r>
         <w:r>
           <w:rPr>
@@ -7782,7 +8024,7 @@
           <w14:ligatures w14:val="standardContextual"/>
         </w:rPr>
       </w:pPr>
-      <w:hyperlink w:anchor="_Toc239689139" w:history="1">
+      <w:hyperlink w:anchor="_Toc239830027" w:history="1">
         <w:r>
           <w:rPr>
             <w:rStyle w:val="aff1"/>
@@ -7809,7 +8051,7 @@
             <w:noProof/>
             <w:webHidden/>
           </w:rPr>
-          <w:instrText xml:space="preserve"> PAGEREF _Toc239689139 \h </w:instrText>
+          <w:instrText xml:space="preserve"> PAGEREF _Toc239830027 \h </w:instrText>
         </w:r>
         <w:r>
           <w:rPr>
@@ -7829,7 +8071,7 @@
             <w:noProof/>
             <w:webHidden/>
           </w:rPr>
-          <w:t>43</w:t>
+          <w:t>40</w:t>
         </w:r>
         <w:r>
           <w:rPr>
@@ -7858,7 +8100,7 @@
           <w14:ligatures w14:val="standardContextual"/>
         </w:rPr>
       </w:pPr>
-      <w:hyperlink w:anchor="_Toc239689140" w:history="1">
+      <w:hyperlink w:anchor="_Toc239830028" w:history="1">
         <w:r>
           <w:rPr>
             <w:rStyle w:val="aff1"/>
@@ -7885,7 +8127,7 @@
             <w:noProof/>
             <w:webHidden/>
           </w:rPr>
-          <w:instrText xml:space="preserve"> PAGEREF _Toc239689140 \h </w:instrText>
+          <w:instrText xml:space="preserve"> PAGEREF _Toc239830028 \h </w:instrText>
         </w:r>
         <w:r>
           <w:rPr>
@@ -7905,7 +8147,7 @@
             <w:noProof/>
             <w:webHidden/>
           </w:rPr>
-          <w:t>44</w:t>
+          <w:t>40</w:t>
         </w:r>
         <w:r>
           <w:rPr>
@@ -7934,7 +8176,7 @@
           <w14:ligatures w14:val="standardContextual"/>
         </w:rPr>
       </w:pPr>
-      <w:hyperlink w:anchor="_Toc239689141" w:history="1">
+      <w:hyperlink w:anchor="_Toc239830029" w:history="1">
         <w:r>
           <w:rPr>
             <w:rStyle w:val="aff1"/>
@@ -7961,7 +8203,7 @@
             <w:noProof/>
             <w:webHidden/>
           </w:rPr>
-          <w:instrText xml:space="preserve"> PAGEREF _Toc239689141 \h </w:instrText>
+          <w:instrText xml:space="preserve"> PAGEREF _Toc239830029 \h </w:instrText>
         </w:r>
         <w:r>
           <w:rPr>
@@ -7981,7 +8223,7 @@
             <w:noProof/>
             <w:webHidden/>
           </w:rPr>
-          <w:t>44</w:t>
+          <w:t>41</w:t>
         </w:r>
         <w:r>
           <w:rPr>
@@ -8010,7 +8252,7 @@
           <w14:ligatures w14:val="standardContextual"/>
         </w:rPr>
       </w:pPr>
-      <w:hyperlink w:anchor="_Toc239689142" w:history="1">
+      <w:hyperlink w:anchor="_Toc239830030" w:history="1">
         <w:r>
           <w:rPr>
             <w:rStyle w:val="aff1"/>
@@ -8037,7 +8279,7 @@
             <w:noProof/>
             <w:webHidden/>
           </w:rPr>
-          <w:instrText xml:space="preserve"> PAGEREF _Toc239689142 \h </w:instrText>
+          <w:instrText xml:space="preserve"> PAGEREF _Toc239830030 \h </w:instrText>
         </w:r>
         <w:r>
           <w:rPr>
@@ -8057,7 +8299,7 @@
             <w:noProof/>
             <w:webHidden/>
           </w:rPr>
-          <w:t>44</w:t>
+          <w:t>41</w:t>
         </w:r>
         <w:r>
           <w:rPr>
@@ -8086,7 +8328,7 @@
           <w14:ligatures w14:val="standardContextual"/>
         </w:rPr>
       </w:pPr>
-      <w:hyperlink w:anchor="_Toc239689143" w:history="1">
+      <w:hyperlink w:anchor="_Toc239830031" w:history="1">
         <w:r>
           <w:rPr>
             <w:rStyle w:val="aff1"/>
@@ -8113,7 +8355,7 @@
             <w:noProof/>
             <w:webHidden/>
           </w:rPr>
-          <w:instrText xml:space="preserve"> PAGEREF _Toc239689143 \h </w:instrText>
+          <w:instrText xml:space="preserve"> PAGEREF _Toc239830031 \h </w:instrText>
         </w:r>
         <w:r>
           <w:rPr>
@@ -8133,7 +8375,7 @@
             <w:noProof/>
             <w:webHidden/>
           </w:rPr>
-          <w:t>45</w:t>
+          <w:t>42</w:t>
         </w:r>
         <w:r>
           <w:rPr>
@@ -8162,7 +8404,7 @@
           <w14:ligatures w14:val="standardContextual"/>
         </w:rPr>
       </w:pPr>
-      <w:hyperlink w:anchor="_Toc239689144" w:history="1">
+      <w:hyperlink w:anchor="_Toc239830032" w:history="1">
         <w:r>
           <w:rPr>
             <w:rStyle w:val="aff1"/>
@@ -8189,7 +8431,7 @@
             <w:noProof/>
             <w:webHidden/>
           </w:rPr>
-          <w:instrText xml:space="preserve"> PAGEREF _Toc239689144 \h </w:instrText>
+          <w:instrText xml:space="preserve"> PAGEREF _Toc239830032 \h </w:instrText>
         </w:r>
         <w:r>
           <w:rPr>
@@ -8209,7 +8451,7 @@
             <w:noProof/>
             <w:webHidden/>
           </w:rPr>
-          <w:t>45</w:t>
+          <w:t>42</w:t>
         </w:r>
         <w:r>
           <w:rPr>
@@ -8238,7 +8480,7 @@
           <w14:ligatures w14:val="standardContextual"/>
         </w:rPr>
       </w:pPr>
-      <w:hyperlink w:anchor="_Toc239689145" w:history="1">
+      <w:hyperlink w:anchor="_Toc239830033" w:history="1">
         <w:r>
           <w:rPr>
             <w:rStyle w:val="aff1"/>
@@ -8265,7 +8507,7 @@
             <w:noProof/>
             <w:webHidden/>
           </w:rPr>
-          <w:instrText xml:space="preserve"> PAGEREF _Toc239689145 \h </w:instrText>
+          <w:instrText xml:space="preserve"> PAGEREF _Toc239830033 \h </w:instrText>
         </w:r>
         <w:r>
           <w:rPr>
@@ -8285,7 +8527,7 @@
             <w:noProof/>
             <w:webHidden/>
           </w:rPr>
-          <w:t>46</w:t>
+          <w:t>43</w:t>
         </w:r>
         <w:r>
           <w:rPr>
@@ -8314,7 +8556,7 @@
           <w14:ligatures w14:val="standardContextual"/>
         </w:rPr>
       </w:pPr>
-      <w:hyperlink w:anchor="_Toc239689146" w:history="1">
+      <w:hyperlink w:anchor="_Toc239830034" w:history="1">
         <w:r>
           <w:rPr>
             <w:rStyle w:val="aff1"/>
@@ -8341,7 +8583,7 @@
             <w:noProof/>
             <w:webHidden/>
           </w:rPr>
-          <w:instrText xml:space="preserve"> PAGEREF _Toc239689146 \h </w:instrText>
+          <w:instrText xml:space="preserve"> PAGEREF _Toc239830034 \h </w:instrText>
         </w:r>
         <w:r>
           <w:rPr>
@@ -8361,7 +8603,7 @@
             <w:noProof/>
             <w:webHidden/>
           </w:rPr>
-          <w:t>46</w:t>
+          <w:t>43</w:t>
         </w:r>
         <w:r>
           <w:rPr>
@@ -8390,7 +8632,7 @@
           <w14:ligatures w14:val="standardContextual"/>
         </w:rPr>
       </w:pPr>
-      <w:hyperlink w:anchor="_Toc239689147" w:history="1">
+      <w:hyperlink w:anchor="_Toc239830035" w:history="1">
         <w:r>
           <w:rPr>
             <w:rStyle w:val="aff1"/>
@@ -8417,7 +8659,7 @@
             <w:noProof/>
             <w:webHidden/>
           </w:rPr>
-          <w:instrText xml:space="preserve"> PAGEREF _Toc239689147 \h </w:instrText>
+          <w:instrText xml:space="preserve"> PAGEREF _Toc239830035 \h </w:instrText>
         </w:r>
         <w:r>
           <w:rPr>
@@ -8437,7 +8679,7 @@
             <w:noProof/>
             <w:webHidden/>
           </w:rPr>
-          <w:t>48</w:t>
+          <w:t>45</w:t>
         </w:r>
         <w:r>
           <w:rPr>
@@ -8466,7 +8708,7 @@
           <w14:ligatures w14:val="standardContextual"/>
         </w:rPr>
       </w:pPr>
-      <w:hyperlink w:anchor="_Toc239689148" w:history="1">
+      <w:hyperlink w:anchor="_Toc239830036" w:history="1">
         <w:r>
           <w:rPr>
             <w:rStyle w:val="aff1"/>
@@ -8493,7 +8735,7 @@
             <w:noProof/>
             <w:webHidden/>
           </w:rPr>
-          <w:instrText xml:space="preserve"> PAGEREF _Toc239689148 \h </w:instrText>
+          <w:instrText xml:space="preserve"> PAGEREF _Toc239830036 \h </w:instrText>
         </w:r>
         <w:r>
           <w:rPr>
@@ -8513,7 +8755,7 @@
             <w:noProof/>
             <w:webHidden/>
           </w:rPr>
-          <w:t>48</w:t>
+          <w:t>45</w:t>
         </w:r>
         <w:r>
           <w:rPr>
@@ -8542,7 +8784,7 @@
           <w14:ligatures w14:val="standardContextual"/>
         </w:rPr>
       </w:pPr>
-      <w:hyperlink w:anchor="_Toc239689149" w:history="1">
+      <w:hyperlink w:anchor="_Toc239830037" w:history="1">
         <w:r>
           <w:rPr>
             <w:rStyle w:val="aff1"/>
@@ -8569,7 +8811,7 @@
             <w:noProof/>
             <w:webHidden/>
           </w:rPr>
-          <w:instrText xml:space="preserve"> PAGEREF _Toc239689149 \h </w:instrText>
+          <w:instrText xml:space="preserve"> PAGEREF _Toc239830037 \h </w:instrText>
         </w:r>
         <w:r>
           <w:rPr>
@@ -8589,7 +8831,7 @@
             <w:noProof/>
             <w:webHidden/>
           </w:rPr>
-          <w:t>49</w:t>
+          <w:t>46</w:t>
         </w:r>
         <w:r>
           <w:rPr>
@@ -8617,7 +8859,7 @@
           <w14:ligatures w14:val="standardContextual"/>
         </w:rPr>
       </w:pPr>
-      <w:hyperlink w:anchor="_Toc239689150" w:history="1">
+      <w:hyperlink w:anchor="_Toc239830038" w:history="1">
         <w:r>
           <w:rPr>
             <w:rStyle w:val="aff1"/>
@@ -8644,7 +8886,7 @@
             <w:noProof/>
             <w:webHidden/>
           </w:rPr>
-          <w:instrText xml:space="preserve"> PAGEREF _Toc239689150 \h </w:instrText>
+          <w:instrText xml:space="preserve"> PAGEREF _Toc239830038 \h </w:instrText>
         </w:r>
         <w:r>
           <w:rPr>
@@ -8664,7 +8906,7 @@
             <w:noProof/>
             <w:webHidden/>
           </w:rPr>
-          <w:t>50</w:t>
+          <w:t>47</w:t>
         </w:r>
         <w:r>
           <w:rPr>
@@ -8684,9 +8926,12 @@
       </w:r>
     </w:p>
     <w:p>
-      <w:r>
-        <w:br w:type="page"/>
-      </w:r>
+      <w:pPr>
+        <w:spacing w:after="0" w:line="20" w:lineRule="exact"/>
+        <w:rPr>
+          <w:sz w:val="2"/>
+        </w:rPr>
+      </w:pPr>
     </w:p>
     <w:p>
       <w:pPr>
@@ -8696,7 +8941,7 @@
           <w:numId w:val="10"/>
         </w:numPr>
       </w:pPr>
-      <w:bookmarkStart w:id="0" w:name="_Toc239689044"/>
+      <w:bookmarkStart w:id="0" w:name="_Toc239829929"/>
       <w:r>
         <w:lastRenderedPageBreak/>
         <w:t>기술</w:t>
@@ -8729,7 +8974,7 @@
           <w:numId w:val="10"/>
         </w:numPr>
       </w:pPr>
-      <w:bookmarkStart w:id="1" w:name="_Toc239689045"/>
+      <w:bookmarkStart w:id="1" w:name="_Toc239829930"/>
       <w:r>
         <w:t>Network Authority / Data</w:t>
       </w:r>
@@ -8743,7 +8988,7 @@
           <w:numId w:val="10"/>
         </w:numPr>
       </w:pPr>
-      <w:bookmarkStart w:id="2" w:name="_Toc239689046"/>
+      <w:bookmarkStart w:id="2" w:name="_Toc239829931"/>
       <w:r>
         <w:t>Authority Flow</w:t>
       </w:r>
@@ -8792,7 +9037,10 @@
     </w:tbl>
     <w:p>
       <w:pPr>
-        <w:spacing w:after="20"/>
+        <w:spacing w:after="0" w:line="20" w:lineRule="exact"/>
+        <w:rPr>
+          <w:sz w:val="2"/>
+        </w:rPr>
       </w:pPr>
     </w:p>
     <w:p>
@@ -8803,7 +9051,7 @@
           <w:numId w:val="10"/>
         </w:numPr>
       </w:pPr>
-      <w:bookmarkStart w:id="3" w:name="_Toc239689047"/>
+      <w:bookmarkStart w:id="3" w:name="_Toc239829932"/>
       <w:r>
         <w:t>Client Cannot Commit</w:t>
       </w:r>
@@ -8889,7 +9137,7 @@
           <w:numId w:val="10"/>
         </w:numPr>
       </w:pPr>
-      <w:bookmarkStart w:id="4" w:name="_Toc239689048"/>
+      <w:bookmarkStart w:id="4" w:name="_Toc239829933"/>
       <w:r>
         <w:t>Data Tables</w:t>
       </w:r>
@@ -8910,6 +9158,7 @@
       <w:tr>
         <w:trPr>
           <w:cantSplit/>
+          <w:tblHeader/>
           <w:jc w:val="center"/>
         </w:trPr>
         <w:tc>
@@ -8927,6 +9176,7 @@
           <w:p>
             <w:pPr>
               <w:pStyle w:val="TableText"/>
+              <w:keepNext/>
               <w:jc w:val="center"/>
             </w:pPr>
             <w:r>
@@ -8954,6 +9204,7 @@
           <w:p>
             <w:pPr>
               <w:pStyle w:val="TableText"/>
+              <w:keepNext/>
               <w:jc w:val="center"/>
             </w:pPr>
             <w:r>
@@ -9290,7 +9541,10 @@
     </w:tbl>
     <w:p>
       <w:pPr>
-        <w:spacing w:after="20"/>
+        <w:spacing w:after="0" w:line="20" w:lineRule="exact"/>
+        <w:rPr>
+          <w:sz w:val="2"/>
+        </w:rPr>
       </w:pPr>
     </w:p>
     <w:p>
@@ -9301,7 +9555,7 @@
           <w:numId w:val="10"/>
         </w:numPr>
       </w:pPr>
-      <w:bookmarkStart w:id="5" w:name="_Toc239689049"/>
+      <w:bookmarkStart w:id="5" w:name="_Toc239829934"/>
       <w:r>
         <w:t>W1~W3 Implementation Baseline</w:t>
       </w:r>
@@ -9315,7 +9569,7 @@
           <w:numId w:val="10"/>
         </w:numPr>
       </w:pPr>
-      <w:bookmarkStart w:id="6" w:name="_Toc239689050"/>
+      <w:bookmarkStart w:id="6" w:name="_Toc239829935"/>
       <w:r>
         <w:t>W1 — Core Multiplayer / Inventory</w:t>
       </w:r>
@@ -9336,6 +9590,7 @@
       <w:tr>
         <w:trPr>
           <w:cantSplit/>
+          <w:tblHeader/>
           <w:jc w:val="center"/>
         </w:trPr>
         <w:tc>
@@ -9353,6 +9608,7 @@
           <w:p>
             <w:pPr>
               <w:pStyle w:val="TableText"/>
+              <w:keepNext/>
               <w:jc w:val="center"/>
             </w:pPr>
             <w:r>
@@ -9379,6 +9635,7 @@
           <w:p>
             <w:pPr>
               <w:pStyle w:val="TableText"/>
+              <w:keepNext/>
               <w:jc w:val="center"/>
             </w:pPr>
             <w:r>
@@ -9508,7 +9765,6 @@
               <w:pStyle w:val="TableText"/>
             </w:pPr>
             <w:r>
-              <w:lastRenderedPageBreak/>
               <w:t>Move / Rotate / Drop / Reacquire</w:t>
             </w:r>
           </w:p>
@@ -9543,6 +9799,7 @@
               <w:pStyle w:val="TableText"/>
             </w:pPr>
             <w:r>
+              <w:lastRenderedPageBreak/>
               <w:t>QuickSlot InstanceId</w:t>
             </w:r>
           </w:p>
@@ -9599,7 +9856,10 @@
     </w:tbl>
     <w:p>
       <w:pPr>
-        <w:spacing w:after="20"/>
+        <w:spacing w:after="0" w:line="20" w:lineRule="exact"/>
+        <w:rPr>
+          <w:sz w:val="2"/>
+        </w:rPr>
       </w:pPr>
     </w:p>
     <w:p>
@@ -9610,7 +9870,7 @@
           <w:numId w:val="10"/>
         </w:numPr>
       </w:pPr>
-      <w:bookmarkStart w:id="7" w:name="_Toc239689051"/>
+      <w:bookmarkStart w:id="7" w:name="_Toc239829936"/>
       <w:r>
         <w:t>W2 — Blueprint / UI / Guard Shell</w:t>
       </w:r>
@@ -9631,6 +9891,7 @@
       <w:tr>
         <w:trPr>
           <w:cantSplit/>
+          <w:tblHeader/>
           <w:jc w:val="center"/>
         </w:trPr>
         <w:tc>
@@ -9648,6 +9909,7 @@
           <w:p>
             <w:pPr>
               <w:pStyle w:val="TableText"/>
+              <w:keepNext/>
               <w:jc w:val="center"/>
             </w:pPr>
             <w:r>
@@ -9675,6 +9937,7 @@
           <w:p>
             <w:pPr>
               <w:pStyle w:val="TableText"/>
+              <w:keepNext/>
               <w:jc w:val="center"/>
             </w:pPr>
             <w:r>
@@ -9999,7 +10262,10 @@
     </w:tbl>
     <w:p>
       <w:pPr>
-        <w:spacing w:after="20"/>
+        <w:spacing w:after="0" w:line="20" w:lineRule="exact"/>
+        <w:rPr>
+          <w:sz w:val="2"/>
+        </w:rPr>
       </w:pPr>
     </w:p>
     <w:p>
@@ -10010,7 +10276,7 @@
           <w:numId w:val="10"/>
         </w:numPr>
       </w:pPr>
-      <w:bookmarkStart w:id="8" w:name="_Toc239689052"/>
+      <w:bookmarkStart w:id="8" w:name="_Toc239829937"/>
       <w:r>
         <w:t>W3 Start Rule</w:t>
       </w:r>
@@ -10062,7 +10328,10 @@
     </w:tbl>
     <w:p>
       <w:pPr>
-        <w:spacing w:after="20"/>
+        <w:spacing w:after="0" w:line="20" w:lineRule="exact"/>
+        <w:rPr>
+          <w:sz w:val="2"/>
+        </w:rPr>
       </w:pPr>
     </w:p>
     <w:p>
@@ -10073,7 +10342,7 @@
           <w:numId w:val="10"/>
         </w:numPr>
       </w:pPr>
-      <w:bookmarkStart w:id="9" w:name="_Toc239689053"/>
+      <w:bookmarkStart w:id="9" w:name="_Toc239829938"/>
       <w:r>
         <w:t>Risk / Cut Rules</w:t>
       </w:r>
@@ -10094,6 +10363,7 @@
       <w:tr>
         <w:trPr>
           <w:cantSplit/>
+          <w:tblHeader/>
           <w:jc w:val="center"/>
         </w:trPr>
         <w:tc>
@@ -10111,6 +10381,7 @@
           <w:p>
             <w:pPr>
               <w:pStyle w:val="TableText"/>
+              <w:keepNext/>
               <w:jc w:val="center"/>
             </w:pPr>
             <w:r>
@@ -10138,6 +10409,7 @@
           <w:p>
             <w:pPr>
               <w:pStyle w:val="TableText"/>
+              <w:keepNext/>
               <w:jc w:val="center"/>
             </w:pPr>
             <w:r>
@@ -10434,7 +10706,10 @@
     </w:tbl>
     <w:p>
       <w:pPr>
-        <w:spacing w:after="20"/>
+        <w:spacing w:after="0" w:line="20" w:lineRule="exact"/>
+        <w:rPr>
+          <w:sz w:val="2"/>
+        </w:rPr>
       </w:pPr>
     </w:p>
     <w:p>
@@ -10445,7 +10720,7 @@
           <w:numId w:val="10"/>
         </w:numPr>
       </w:pPr>
-      <w:bookmarkStart w:id="10" w:name="_Toc239689054"/>
+      <w:bookmarkStart w:id="10" w:name="_Toc239829939"/>
       <w:r>
         <w:lastRenderedPageBreak/>
         <w:t>Automatic Cut Order</w:t>
@@ -10563,7 +10838,10 @@
     </w:tbl>
     <w:p>
       <w:pPr>
-        <w:spacing w:after="20"/>
+        <w:spacing w:after="0" w:line="20" w:lineRule="exact"/>
+        <w:rPr>
+          <w:sz w:val="2"/>
+        </w:rPr>
       </w:pPr>
     </w:p>
     <w:p>
@@ -10574,7 +10852,7 @@
           <w:numId w:val="10"/>
         </w:numPr>
       </w:pPr>
-      <w:bookmarkStart w:id="11" w:name="_Toc239689055"/>
+      <w:bookmarkStart w:id="11" w:name="_Toc239829940"/>
       <w:r>
         <w:lastRenderedPageBreak/>
         <w:t>런타임</w:t>
@@ -10595,7 +10873,7 @@
           <w:numId w:val="10"/>
         </w:numPr>
       </w:pPr>
-      <w:bookmarkStart w:id="12" w:name="_Toc239689056"/>
+      <w:bookmarkStart w:id="12" w:name="_Toc239829941"/>
       <w:r>
         <w:t>구현</w:t>
       </w:r>
@@ -10621,7 +10899,7 @@
           <w:numId w:val="10"/>
         </w:numPr>
       </w:pPr>
-      <w:bookmarkStart w:id="13" w:name="_Toc239689057"/>
+      <w:bookmarkStart w:id="13" w:name="_Toc239829942"/>
       <w:r>
         <w:t>재사용</w:t>
       </w:r>
@@ -10661,6 +10939,7 @@
       <w:tr>
         <w:trPr>
           <w:cantSplit/>
+          <w:tblHeader/>
           <w:jc w:val="center"/>
         </w:trPr>
         <w:tc>
@@ -10678,6 +10957,7 @@
           <w:p>
             <w:pPr>
               <w:pStyle w:val="TableText"/>
+              <w:keepNext/>
               <w:jc w:val="center"/>
             </w:pPr>
             <w:r>
@@ -10705,6 +10985,7 @@
           <w:p>
             <w:pPr>
               <w:pStyle w:val="TableText"/>
+              <w:keepNext/>
               <w:jc w:val="center"/>
             </w:pPr>
             <w:r>
@@ -10732,6 +11013,7 @@
           <w:p>
             <w:pPr>
               <w:pStyle w:val="TableText"/>
+              <w:keepNext/>
               <w:jc w:val="center"/>
             </w:pPr>
             <w:r>
@@ -11261,7 +11543,10 @@
     </w:tbl>
     <w:p>
       <w:pPr>
-        <w:spacing w:after="20"/>
+        <w:spacing w:after="0" w:line="20" w:lineRule="exact"/>
+        <w:rPr>
+          <w:sz w:val="2"/>
+        </w:rPr>
       </w:pPr>
     </w:p>
     <w:p>
@@ -11272,7 +11557,7 @@
           <w:numId w:val="10"/>
         </w:numPr>
       </w:pPr>
-      <w:bookmarkStart w:id="14" w:name="_Toc239689058"/>
+      <w:bookmarkStart w:id="14" w:name="_Toc239829943"/>
       <w:r>
         <w:t xml:space="preserve">Legacy </w:t>
       </w:r>
@@ -11303,6 +11588,7 @@
       <w:tr>
         <w:trPr>
           <w:cantSplit/>
+          <w:tblHeader/>
           <w:jc w:val="center"/>
         </w:trPr>
         <w:tc>
@@ -11320,6 +11606,7 @@
           <w:p>
             <w:pPr>
               <w:pStyle w:val="TableText"/>
+              <w:keepNext/>
               <w:jc w:val="center"/>
             </w:pPr>
             <w:r>
@@ -11347,6 +11634,7 @@
           <w:p>
             <w:pPr>
               <w:pStyle w:val="TableText"/>
+              <w:keepNext/>
               <w:jc w:val="center"/>
             </w:pPr>
             <w:r>
@@ -11374,6 +11662,7 @@
           <w:p>
             <w:pPr>
               <w:pStyle w:val="TableText"/>
+              <w:keepNext/>
               <w:jc w:val="center"/>
             </w:pPr>
             <w:r>
@@ -11789,7 +12078,10 @@
     </w:tbl>
     <w:p>
       <w:pPr>
-        <w:spacing w:after="20"/>
+        <w:spacing w:after="0" w:line="20" w:lineRule="exact"/>
+        <w:rPr>
+          <w:sz w:val="2"/>
+        </w:rPr>
       </w:pPr>
     </w:p>
     <w:p>
@@ -11800,7 +12092,7 @@
           <w:numId w:val="10"/>
         </w:numPr>
       </w:pPr>
-      <w:bookmarkStart w:id="15" w:name="_Toc239689059"/>
+      <w:bookmarkStart w:id="15" w:name="_Toc239829944"/>
       <w:r>
         <w:lastRenderedPageBreak/>
         <w:t>캐릭터</w:t>
@@ -11839,7 +12131,7 @@
           <w:numId w:val="10"/>
         </w:numPr>
       </w:pPr>
-      <w:bookmarkStart w:id="16" w:name="_Toc239689060"/>
+      <w:bookmarkStart w:id="16" w:name="_Toc239829945"/>
       <w:r>
         <w:t>기본</w:t>
       </w:r>
@@ -11867,6 +12159,7 @@
       <w:tr>
         <w:trPr>
           <w:cantSplit/>
+          <w:tblHeader/>
           <w:jc w:val="center"/>
         </w:trPr>
         <w:tc>
@@ -11884,6 +12177,7 @@
           <w:p>
             <w:pPr>
               <w:pStyle w:val="TableText"/>
+              <w:keepNext/>
               <w:jc w:val="center"/>
             </w:pPr>
             <w:r>
@@ -11911,6 +12205,7 @@
           <w:p>
             <w:pPr>
               <w:pStyle w:val="TableText"/>
+              <w:keepNext/>
               <w:jc w:val="center"/>
             </w:pPr>
             <w:r>
@@ -11938,6 +12233,7 @@
           <w:p>
             <w:pPr>
               <w:pStyle w:val="TableText"/>
+              <w:keepNext/>
               <w:jc w:val="center"/>
             </w:pPr>
             <w:r>
@@ -12620,7 +12916,10 @@
     </w:tbl>
     <w:p>
       <w:pPr>
-        <w:spacing w:after="20"/>
+        <w:spacing w:after="0" w:line="20" w:lineRule="exact"/>
+        <w:rPr>
+          <w:sz w:val="2"/>
+        </w:rPr>
       </w:pPr>
     </w:p>
     <w:p>
@@ -12631,7 +12930,7 @@
           <w:numId w:val="10"/>
         </w:numPr>
       </w:pPr>
-      <w:bookmarkStart w:id="17" w:name="_Toc239689061"/>
+      <w:bookmarkStart w:id="17" w:name="_Toc239829946"/>
       <w:r>
         <w:t>1</w:t>
       </w:r>
@@ -12708,7 +13007,7 @@
           <w:numId w:val="10"/>
         </w:numPr>
       </w:pPr>
-      <w:bookmarkStart w:id="18" w:name="_Toc239689062"/>
+      <w:bookmarkStart w:id="18" w:name="_Toc239829947"/>
       <w:r>
         <w:t>커스터마이징</w:t>
       </w:r>
@@ -12742,6 +13041,7 @@
       <w:tr>
         <w:trPr>
           <w:cantSplit/>
+          <w:tblHeader/>
           <w:jc w:val="center"/>
         </w:trPr>
         <w:tc>
@@ -12759,6 +13059,7 @@
           <w:p>
             <w:pPr>
               <w:pStyle w:val="TableText"/>
+              <w:keepNext/>
               <w:jc w:val="center"/>
             </w:pPr>
             <w:r>
@@ -12786,6 +13087,7 @@
           <w:p>
             <w:pPr>
               <w:pStyle w:val="TableText"/>
+              <w:keepNext/>
               <w:jc w:val="center"/>
             </w:pPr>
             <w:r>
@@ -12813,6 +13115,7 @@
           <w:p>
             <w:pPr>
               <w:pStyle w:val="TableText"/>
+              <w:keepNext/>
               <w:jc w:val="center"/>
             </w:pPr>
             <w:r>
@@ -12840,6 +13143,7 @@
           <w:p>
             <w:pPr>
               <w:pStyle w:val="TableText"/>
+              <w:keepNext/>
               <w:jc w:val="center"/>
             </w:pPr>
             <w:r>
@@ -13019,7 +13323,6 @@
               <w:rPr>
                 <w:sz w:val="16"/>
               </w:rPr>
-              <w:lastRenderedPageBreak/>
               <w:t>의상</w:t>
             </w:r>
           </w:p>
@@ -13079,11 +13382,11 @@
     </w:tbl>
     <w:p>
       <w:pPr>
-        <w:spacing w:after="20"/>
-      </w:pPr>
-      <w:r>
-        <w:br w:type="page"/>
-      </w:r>
+        <w:spacing w:after="0" w:line="20" w:lineRule="exact"/>
+        <w:rPr>
+          <w:sz w:val="2"/>
+        </w:rPr>
+      </w:pPr>
     </w:p>
     <w:tbl>
       <w:tblPr>
@@ -13101,6 +13404,7 @@
       <w:tr>
         <w:trPr>
           <w:cantSplit/>
+          <w:tblHeader/>
           <w:jc w:val="center"/>
         </w:trPr>
         <w:tc>
@@ -13118,6 +13422,7 @@
           <w:p>
             <w:pPr>
               <w:pStyle w:val="TableText"/>
+              <w:keepNext/>
               <w:jc w:val="center"/>
             </w:pPr>
             <w:r>
@@ -13145,6 +13450,7 @@
           <w:p>
             <w:pPr>
               <w:pStyle w:val="TableText"/>
+              <w:keepNext/>
               <w:jc w:val="center"/>
             </w:pPr>
             <w:r>
@@ -13171,6 +13477,7 @@
           <w:p>
             <w:pPr>
               <w:pStyle w:val="TableText"/>
+              <w:keepNext/>
               <w:jc w:val="center"/>
             </w:pPr>
             <w:r>
@@ -13426,7 +13733,10 @@
     </w:tbl>
     <w:p>
       <w:pPr>
-        <w:spacing w:after="20"/>
+        <w:spacing w:after="0" w:line="20" w:lineRule="exact"/>
+        <w:rPr>
+          <w:sz w:val="2"/>
+        </w:rPr>
       </w:pPr>
     </w:p>
     <w:tbl>
@@ -13445,6 +13755,7 @@
       <w:tr>
         <w:trPr>
           <w:cantSplit/>
+          <w:tblHeader/>
           <w:jc w:val="center"/>
         </w:trPr>
         <w:tc>
@@ -13462,6 +13773,7 @@
           <w:p>
             <w:pPr>
               <w:pStyle w:val="TableText"/>
+              <w:keepNext/>
               <w:jc w:val="center"/>
             </w:pPr>
             <w:r>
@@ -13488,6 +13800,7 @@
           <w:p>
             <w:pPr>
               <w:pStyle w:val="TableText"/>
+              <w:keepNext/>
               <w:jc w:val="center"/>
             </w:pPr>
             <w:r>
@@ -13514,6 +13827,7 @@
           <w:p>
             <w:pPr>
               <w:pStyle w:val="TableText"/>
+              <w:keepNext/>
               <w:jc w:val="center"/>
             </w:pPr>
             <w:r>
@@ -13721,7 +14035,10 @@
     </w:tbl>
     <w:p>
       <w:pPr>
-        <w:spacing w:after="20"/>
+        <w:spacing w:after="0" w:line="20" w:lineRule="exact"/>
+        <w:rPr>
+          <w:sz w:val="2"/>
+        </w:rPr>
       </w:pPr>
     </w:p>
     <w:tbl>
@@ -13739,6 +14056,7 @@
       <w:tr>
         <w:trPr>
           <w:cantSplit/>
+          <w:tblHeader/>
           <w:jc w:val="center"/>
         </w:trPr>
         <w:tc>
@@ -13756,6 +14074,7 @@
           <w:p>
             <w:pPr>
               <w:pStyle w:val="TableText"/>
+              <w:keepNext/>
               <w:jc w:val="center"/>
             </w:pPr>
             <w:r>
@@ -13782,6 +14101,7 @@
           <w:p>
             <w:pPr>
               <w:pStyle w:val="TableText"/>
+              <w:keepNext/>
               <w:jc w:val="center"/>
             </w:pPr>
             <w:r>
@@ -13899,7 +14219,10 @@
     </w:tbl>
     <w:p>
       <w:pPr>
-        <w:spacing w:after="20"/>
+        <w:spacing w:after="0" w:line="20" w:lineRule="exact"/>
+        <w:rPr>
+          <w:sz w:val="2"/>
+        </w:rPr>
       </w:pPr>
     </w:p>
     <w:tbl>
@@ -13948,7 +14271,10 @@
     </w:tbl>
     <w:p>
       <w:pPr>
-        <w:spacing w:after="20"/>
+        <w:spacing w:after="0" w:line="20" w:lineRule="exact"/>
+        <w:rPr>
+          <w:sz w:val="2"/>
+        </w:rPr>
       </w:pPr>
     </w:p>
     <w:p>
@@ -13959,7 +14285,7 @@
           <w:numId w:val="10"/>
         </w:numPr>
       </w:pPr>
-      <w:bookmarkStart w:id="19" w:name="_Toc239689063"/>
+      <w:bookmarkStart w:id="19" w:name="_Toc239829948"/>
       <w:r>
         <w:t xml:space="preserve">Grid Inventory, Loose Loot </w:t>
       </w:r>
@@ -13982,7 +14308,7 @@
           <w:numId w:val="10"/>
         </w:numPr>
       </w:pPr>
-      <w:bookmarkStart w:id="20" w:name="_Toc239689064"/>
+      <w:bookmarkStart w:id="20" w:name="_Toc239829949"/>
       <w:r>
         <w:t xml:space="preserve">Grid Inventory </w:t>
       </w:r>
@@ -14041,7 +14367,6 @@
         </w:numPr>
       </w:pPr>
       <w:r>
-        <w:lastRenderedPageBreak/>
         <w:t>Pickup/Move/Rotate/Drop/QuickSlot Assignment는 모두 Server RPC → Validation → Snapshot 순서다.</w:t>
       </w:r>
     </w:p>
@@ -14065,8 +14390,9 @@
           <w:numId w:val="10"/>
         </w:numPr>
       </w:pPr>
-      <w:bookmarkStart w:id="21" w:name="_Toc239689065"/>
+      <w:bookmarkStart w:id="21" w:name="_Toc239829950"/>
       <w:r>
+        <w:lastRenderedPageBreak/>
         <w:t xml:space="preserve">Loose Loot </w:t>
       </w:r>
       <w:r>
@@ -14094,6 +14420,7 @@
       <w:tr>
         <w:trPr>
           <w:cantSplit/>
+          <w:tblHeader/>
           <w:jc w:val="center"/>
         </w:trPr>
         <w:tc>
@@ -14111,6 +14438,7 @@
           <w:p>
             <w:pPr>
               <w:pStyle w:val="TableText"/>
+              <w:keepNext/>
               <w:jc w:val="center"/>
             </w:pPr>
             <w:r>
@@ -14138,6 +14466,7 @@
           <w:p>
             <w:pPr>
               <w:pStyle w:val="TableText"/>
+              <w:keepNext/>
               <w:jc w:val="center"/>
             </w:pPr>
             <w:r>
@@ -14165,6 +14494,7 @@
           <w:p>
             <w:pPr>
               <w:pStyle w:val="TableText"/>
+              <w:keepNext/>
               <w:jc w:val="center"/>
             </w:pPr>
             <w:r>
@@ -14192,6 +14522,7 @@
           <w:p>
             <w:pPr>
               <w:pStyle w:val="TableText"/>
+              <w:keepNext/>
               <w:jc w:val="center"/>
             </w:pPr>
             <w:r>
@@ -14219,6 +14550,7 @@
           <w:p>
             <w:pPr>
               <w:pStyle w:val="TableText"/>
+              <w:keepNext/>
               <w:jc w:val="center"/>
             </w:pPr>
             <w:r>
@@ -14246,6 +14578,7 @@
           <w:p>
             <w:pPr>
               <w:pStyle w:val="TableText"/>
+              <w:keepNext/>
               <w:jc w:val="center"/>
             </w:pPr>
             <w:r>
@@ -14273,6 +14606,7 @@
           <w:p>
             <w:pPr>
               <w:pStyle w:val="TableText"/>
+              <w:keepNext/>
               <w:jc w:val="center"/>
             </w:pPr>
             <w:r>
@@ -14480,7 +14814,7 @@
               <w:rPr>
                 <w:sz w:val="16"/>
               </w:rPr>
-              <w:t>500</w:t>
+              <w:t>600</w:t>
             </w:r>
           </w:p>
         </w:tc>
@@ -14497,7 +14831,7 @@
               <w:rPr>
                 <w:sz w:val="16"/>
               </w:rPr>
-              <w:t>2×2</w:t>
+              <w:t>2×1</w:t>
             </w:r>
           </w:p>
         </w:tc>
@@ -14514,7 +14848,7 @@
               <w:rPr>
                 <w:sz w:val="16"/>
               </w:rPr>
-              <w:t>4</w:t>
+              <w:t>2.5</w:t>
             </w:r>
           </w:p>
         </w:tc>
@@ -14605,7 +14939,7 @@
               <w:rPr>
                 <w:sz w:val="16"/>
               </w:rPr>
-              <w:t>300</w:t>
+              <w:t>450</w:t>
             </w:r>
           </w:p>
         </w:tc>
@@ -14679,7 +15013,7 @@
               <w:rPr>
                 <w:sz w:val="16"/>
               </w:rPr>
-              <w:t>★</w:t>
+              <w:t>★★★</w:t>
             </w:r>
           </w:p>
         </w:tc>
@@ -14730,7 +15064,7 @@
               <w:rPr>
                 <w:sz w:val="16"/>
               </w:rPr>
-              <w:t>150</w:t>
+              <w:t>700</w:t>
             </w:r>
           </w:p>
         </w:tc>
@@ -14855,7 +15189,7 @@
               <w:rPr>
                 <w:sz w:val="16"/>
               </w:rPr>
-              <w:t>300</w:t>
+              <w:t>350</w:t>
             </w:r>
           </w:p>
         </w:tc>
@@ -14872,7 +15206,7 @@
               <w:rPr>
                 <w:sz w:val="16"/>
               </w:rPr>
-              <w:t>1×3</w:t>
+              <w:t>2×3</w:t>
             </w:r>
           </w:p>
         </w:tc>
@@ -14889,7 +15223,7 @@
               <w:rPr>
                 <w:sz w:val="16"/>
               </w:rPr>
-              <w:t>3</w:t>
+              <w:t>3.5</w:t>
             </w:r>
           </w:p>
         </w:tc>
@@ -14914,12 +15248,15 @@
     </w:tbl>
     <w:p>
       <w:pPr>
-        <w:spacing w:after="20"/>
+        <w:spacing w:after="0" w:line="20" w:lineRule="exact"/>
+        <w:rPr>
+          <w:sz w:val="2"/>
+        </w:rPr>
       </w:pPr>
     </w:p>
     <w:p>
       <w:r>
-        <w:t>Painting은 일반 Loose Loot Row가 아니라 Display Case와 연결된 Artifact다. 단, Original 획득 후의 보유 위치는 별도 Carry Slot이 아니라 동일한 5×5 Grid Item Instance다. Surface Template 난이도와 Original BaseGridSize의 매핑은 하 1×2, 중 2×2, 상 3×2로 고정하며 서버가 배정된 Template에서 해석한다.</w:t>
+        <w:t>Painting Display Case의 Original은 일반 Loose Loot Row와 구분되는 Artifact다. Loose Loot 카탈로그의 Loot_Painting은 별도의 회화 전리품이다. 단, Original 획득 후의 보유 위치는 별도 Carry Slot이 아니라 동일한 5×5 Grid Item Instance다. Surface Template 난이도와 Original BaseGridSize의 매핑은 하 1×2, 중 2×2, 상 3×2로 고정하며 서버가 배정된 Template에서 해석한다.</w:t>
       </w:r>
     </w:p>
     <w:p>
@@ -14930,7 +15267,7 @@
           <w:numId w:val="10"/>
         </w:numPr>
       </w:pPr>
-      <w:bookmarkStart w:id="22" w:name="_Toc239689066"/>
+      <w:bookmarkStart w:id="22" w:name="_Toc239829951"/>
       <w:r>
         <w:t>무게</w:t>
       </w:r>
@@ -14993,7 +15330,10 @@
     </w:tbl>
     <w:p>
       <w:pPr>
-        <w:spacing w:after="20"/>
+        <w:spacing w:after="0" w:line="20" w:lineRule="exact"/>
+        <w:rPr>
+          <w:sz w:val="2"/>
+        </w:rPr>
       </w:pPr>
     </w:p>
     <w:p>
@@ -15004,7 +15344,7 @@
           <w:numId w:val="10"/>
         </w:numPr>
       </w:pPr>
-      <w:bookmarkStart w:id="23" w:name="_Toc239689067"/>
+      <w:bookmarkStart w:id="23" w:name="_Toc239829952"/>
       <w:r>
         <w:t>QuickSlot</w:t>
       </w:r>
@@ -15027,6 +15367,7 @@
       <w:tr>
         <w:trPr>
           <w:cantSplit/>
+          <w:tblHeader/>
           <w:jc w:val="center"/>
         </w:trPr>
         <w:tc>
@@ -15044,6 +15385,7 @@
           <w:p>
             <w:pPr>
               <w:pStyle w:val="TableText"/>
+              <w:keepNext/>
               <w:jc w:val="center"/>
             </w:pPr>
             <w:r>
@@ -15071,6 +15413,7 @@
           <w:p>
             <w:pPr>
               <w:pStyle w:val="TableText"/>
+              <w:keepNext/>
               <w:jc w:val="center"/>
             </w:pPr>
             <w:r>
@@ -15098,6 +15441,7 @@
           <w:p>
             <w:pPr>
               <w:pStyle w:val="TableText"/>
+              <w:keepNext/>
               <w:jc w:val="center"/>
             </w:pPr>
             <w:r>
@@ -15125,6 +15469,7 @@
           <w:p>
             <w:pPr>
               <w:pStyle w:val="TableText"/>
+              <w:keepNext/>
               <w:jc w:val="center"/>
             </w:pPr>
             <w:r>
@@ -15215,7 +15560,10 @@
     </w:tbl>
     <w:p>
       <w:pPr>
-        <w:spacing w:after="20"/>
+        <w:spacing w:after="0" w:line="20" w:lineRule="exact"/>
+        <w:rPr>
+          <w:sz w:val="2"/>
+        </w:rPr>
       </w:pPr>
     </w:p>
     <w:p>
@@ -15262,9 +15610,8 @@
           <w:numId w:val="10"/>
         </w:numPr>
       </w:pPr>
-      <w:bookmarkStart w:id="24" w:name="_Toc239689068"/>
+      <w:bookmarkStart w:id="24" w:name="_Toc239829953"/>
       <w:r>
-        <w:lastRenderedPageBreak/>
         <w:t xml:space="preserve">First-Person </w:t>
       </w:r>
       <w:r>
@@ -15301,7 +15648,7 @@
           <w:numId w:val="10"/>
         </w:numPr>
       </w:pPr>
-      <w:bookmarkStart w:id="25" w:name="_Toc239689069"/>
+      <w:bookmarkStart w:id="25" w:name="_Toc239829954"/>
       <w:r>
         <w:t>손전등</w:t>
       </w:r>
@@ -15323,6 +15670,7 @@
       <w:tr>
         <w:trPr>
           <w:cantSplit/>
+          <w:tblHeader/>
           <w:jc w:val="center"/>
         </w:trPr>
         <w:tc>
@@ -15340,6 +15688,7 @@
           <w:p>
             <w:pPr>
               <w:pStyle w:val="TableText"/>
+              <w:keepNext/>
               <w:jc w:val="center"/>
             </w:pPr>
             <w:r>
@@ -15366,6 +15715,7 @@
           <w:p>
             <w:pPr>
               <w:pStyle w:val="TableText"/>
+              <w:keepNext/>
               <w:jc w:val="center"/>
             </w:pPr>
             <w:r>
@@ -15392,6 +15742,7 @@
           <w:p>
             <w:pPr>
               <w:pStyle w:val="TableText"/>
+              <w:keepNext/>
               <w:jc w:val="center"/>
             </w:pPr>
             <w:r>
@@ -15695,7 +16046,10 @@
     </w:tbl>
     <w:p>
       <w:pPr>
-        <w:spacing w:after="20"/>
+        <w:spacing w:after="0" w:line="20" w:lineRule="exact"/>
+        <w:rPr>
+          <w:sz w:val="2"/>
+        </w:rPr>
       </w:pPr>
     </w:p>
     <w:p>
@@ -15706,8 +16060,9 @@
           <w:numId w:val="10"/>
         </w:numPr>
       </w:pPr>
-      <w:bookmarkStart w:id="26" w:name="_Toc239689070"/>
+      <w:bookmarkStart w:id="26" w:name="_Toc239829955"/>
       <w:r>
+        <w:lastRenderedPageBreak/>
         <w:t>Noise Level</w:t>
       </w:r>
       <w:bookmarkEnd w:id="26"/>
@@ -15758,7 +16113,10 @@
     </w:tbl>
     <w:p>
       <w:pPr>
-        <w:spacing w:after="20"/>
+        <w:spacing w:after="0" w:line="20" w:lineRule="exact"/>
+        <w:rPr>
+          <w:sz w:val="2"/>
+        </w:rPr>
       </w:pPr>
     </w:p>
     <w:tbl>
@@ -15778,6 +16136,7 @@
       <w:tr>
         <w:trPr>
           <w:cantSplit/>
+          <w:tblHeader/>
           <w:jc w:val="center"/>
         </w:trPr>
         <w:tc>
@@ -15795,6 +16154,7 @@
           <w:p>
             <w:pPr>
               <w:pStyle w:val="TableText"/>
+              <w:keepNext/>
               <w:jc w:val="center"/>
             </w:pPr>
             <w:r>
@@ -15822,6 +16182,7 @@
           <w:p>
             <w:pPr>
               <w:pStyle w:val="TableText"/>
+              <w:keepNext/>
               <w:jc w:val="center"/>
             </w:pPr>
             <w:r>
@@ -15849,6 +16210,7 @@
           <w:p>
             <w:pPr>
               <w:pStyle w:val="TableText"/>
+              <w:keepNext/>
               <w:jc w:val="center"/>
             </w:pPr>
             <w:r>
@@ -15876,6 +16238,7 @@
           <w:p>
             <w:pPr>
               <w:pStyle w:val="TableText"/>
+              <w:keepNext/>
               <w:jc w:val="center"/>
             </w:pPr>
             <w:r>
@@ -16336,7 +16699,10 @@
     </w:tbl>
     <w:p>
       <w:pPr>
-        <w:spacing w:after="20"/>
+        <w:spacing w:after="0" w:line="20" w:lineRule="exact"/>
+        <w:rPr>
+          <w:sz w:val="2"/>
+        </w:rPr>
       </w:pPr>
     </w:p>
     <w:p>
@@ -16347,7 +16713,7 @@
           <w:numId w:val="10"/>
         </w:numPr>
       </w:pPr>
-      <w:bookmarkStart w:id="27" w:name="_Toc239689071"/>
+      <w:bookmarkStart w:id="27" w:name="_Toc239829956"/>
       <w:r>
         <w:t xml:space="preserve">Guard SoundPing </w:t>
       </w:r>
@@ -16377,6 +16743,7 @@
       <w:tr>
         <w:trPr>
           <w:cantSplit/>
+          <w:tblHeader/>
           <w:jc w:val="center"/>
         </w:trPr>
         <w:tc>
@@ -16394,6 +16761,7 @@
           <w:p>
             <w:pPr>
               <w:pStyle w:val="TableText"/>
+              <w:keepNext/>
               <w:jc w:val="center"/>
             </w:pPr>
             <w:r>
@@ -16420,6 +16788,7 @@
           <w:p>
             <w:pPr>
               <w:pStyle w:val="TableText"/>
+              <w:keepNext/>
               <w:jc w:val="center"/>
             </w:pPr>
             <w:r>
@@ -16605,7 +16974,10 @@
     </w:tbl>
     <w:p>
       <w:pPr>
-        <w:spacing w:after="20"/>
+        <w:spacing w:after="0" w:line="20" w:lineRule="exact"/>
+        <w:rPr>
+          <w:sz w:val="2"/>
+        </w:rPr>
       </w:pPr>
     </w:p>
     <w:p>
@@ -16653,7 +17025,6 @@
         </w:numPr>
       </w:pPr>
       <w:r>
-        <w:lastRenderedPageBreak/>
         <w:t>SoundPing Event는 서버에서만 Guard 반응에 사용하며 Client HUD로 복제하거나 Player Marker를 표시하지 않는다.</w:t>
       </w:r>
     </w:p>
@@ -16665,7 +17036,7 @@
           <w:numId w:val="10"/>
         </w:numPr>
       </w:pPr>
-      <w:bookmarkStart w:id="28" w:name="_Toc239689072"/>
+      <w:bookmarkStart w:id="28" w:name="_Toc239829957"/>
       <w:r>
         <w:t xml:space="preserve">Guard PvE AI </w:t>
       </w:r>
@@ -16682,7 +17053,7 @@
           <w:numId w:val="10"/>
         </w:numPr>
       </w:pPr>
-      <w:bookmarkStart w:id="29" w:name="_Toc239689073"/>
+      <w:bookmarkStart w:id="29" w:name="_Toc239829958"/>
       <w:r>
         <w:t>기본</w:t>
       </w:r>
@@ -16713,6 +17084,7 @@
       <w:tr>
         <w:trPr>
           <w:cantSplit/>
+          <w:tblHeader/>
           <w:jc w:val="center"/>
         </w:trPr>
         <w:tc>
@@ -16730,6 +17102,7 @@
           <w:p>
             <w:pPr>
               <w:pStyle w:val="TableText"/>
+              <w:keepNext/>
               <w:jc w:val="center"/>
             </w:pPr>
             <w:r>
@@ -16757,6 +17130,7 @@
           <w:p>
             <w:pPr>
               <w:pStyle w:val="TableText"/>
+              <w:keepNext/>
               <w:jc w:val="center"/>
             </w:pPr>
             <w:r>
@@ -16784,6 +17158,7 @@
           <w:p>
             <w:pPr>
               <w:pStyle w:val="TableText"/>
+              <w:keepNext/>
               <w:jc w:val="center"/>
             </w:pPr>
             <w:r>
@@ -16811,6 +17186,7 @@
           <w:p>
             <w:pPr>
               <w:pStyle w:val="TableText"/>
+              <w:keepNext/>
               <w:jc w:val="center"/>
             </w:pPr>
             <w:r>
@@ -16838,6 +17214,7 @@
           <w:p>
             <w:pPr>
               <w:pStyle w:val="TableText"/>
+              <w:keepNext/>
               <w:jc w:val="center"/>
             </w:pPr>
             <w:r>
@@ -16865,6 +17242,7 @@
           <w:p>
             <w:pPr>
               <w:pStyle w:val="TableText"/>
+              <w:keepNext/>
               <w:jc w:val="center"/>
             </w:pPr>
             <w:r>
@@ -16913,7 +17291,7 @@
               <w:rPr>
                 <w:sz w:val="16"/>
               </w:rPr>
-              <w:t>500</w:t>
+              <w:t>750</w:t>
             </w:r>
           </w:p>
         </w:tc>
@@ -16930,7 +17308,7 @@
               <w:rPr>
                 <w:sz w:val="16"/>
               </w:rPr>
-              <w:t>40°</w:t>
+              <w:t>60°</w:t>
             </w:r>
           </w:p>
         </w:tc>
@@ -17021,7 +17399,7 @@
               <w:rPr>
                 <w:sz w:val="16"/>
               </w:rPr>
-              <w:t>600</w:t>
+              <w:t>900</w:t>
             </w:r>
           </w:p>
         </w:tc>
@@ -17038,7 +17416,7 @@
               <w:rPr>
                 <w:sz w:val="16"/>
               </w:rPr>
-              <w:t>45°</w:t>
+              <w:t>70°</w:t>
             </w:r>
           </w:p>
         </w:tc>
@@ -17129,7 +17507,7 @@
               <w:rPr>
                 <w:sz w:val="16"/>
               </w:rPr>
-              <w:t>725</w:t>
+              <w:t>1,087.5</w:t>
             </w:r>
           </w:p>
         </w:tc>
@@ -17146,7 +17524,7 @@
               <w:rPr>
                 <w:sz w:val="16"/>
               </w:rPr>
-              <w:t>52.5°</w:t>
+              <w:t>80°</w:t>
             </w:r>
           </w:p>
         </w:tc>
@@ -17205,7 +17583,10 @@
     </w:tbl>
     <w:p>
       <w:pPr>
-        <w:spacing w:after="20"/>
+        <w:spacing w:after="0" w:line="20" w:lineRule="exact"/>
+        <w:rPr>
+          <w:sz w:val="2"/>
+        </w:rPr>
       </w:pPr>
     </w:p>
     <w:p>
@@ -17216,7 +17597,7 @@
           <w:numId w:val="10"/>
         </w:numPr>
       </w:pPr>
-      <w:bookmarkStart w:id="30" w:name="_Toc239689074"/>
+      <w:bookmarkStart w:id="30" w:name="_Toc239829959"/>
       <w:r>
         <w:t>상태</w:t>
       </w:r>
@@ -17250,6 +17631,7 @@
       <w:tr>
         <w:trPr>
           <w:cantSplit/>
+          <w:tblHeader/>
           <w:jc w:val="center"/>
         </w:trPr>
         <w:tc>
@@ -17267,6 +17649,7 @@
           <w:p>
             <w:pPr>
               <w:pStyle w:val="TableText"/>
+              <w:keepNext/>
               <w:jc w:val="center"/>
             </w:pPr>
             <w:r>
@@ -17275,6 +17658,7 @@
                 <w:color w:val="17365D"/>
                 <w:sz w:val="17"/>
               </w:rPr>
+              <w:lastRenderedPageBreak/>
               <w:t>상태</w:t>
             </w:r>
           </w:p>
@@ -17294,6 +17678,7 @@
           <w:p>
             <w:pPr>
               <w:pStyle w:val="TableText"/>
+              <w:keepNext/>
               <w:jc w:val="center"/>
             </w:pPr>
             <w:r>
@@ -17321,6 +17706,7 @@
           <w:p>
             <w:pPr>
               <w:pStyle w:val="TableText"/>
+              <w:keepNext/>
               <w:jc w:val="center"/>
             </w:pPr>
             <w:r>
@@ -17348,6 +17734,7 @@
           <w:p>
             <w:pPr>
               <w:pStyle w:val="TableText"/>
+              <w:keepNext/>
               <w:jc w:val="center"/>
             </w:pPr>
             <w:r>
@@ -17876,7 +18263,10 @@
     </w:tbl>
     <w:p>
       <w:pPr>
-        <w:spacing w:after="20"/>
+        <w:spacing w:after="0" w:line="20" w:lineRule="exact"/>
+        <w:rPr>
+          <w:sz w:val="2"/>
+        </w:rPr>
       </w:pPr>
     </w:p>
     <w:p>
@@ -17887,7 +18277,7 @@
           <w:numId w:val="10"/>
         </w:numPr>
       </w:pPr>
-      <w:bookmarkStart w:id="31" w:name="_Toc239689075"/>
+      <w:bookmarkStart w:id="31" w:name="_Toc239829960"/>
       <w:r>
         <w:t>InspectExhibit</w:t>
       </w:r>
@@ -17949,9 +18339,8 @@
           <w:numId w:val="10"/>
         </w:numPr>
       </w:pPr>
-      <w:bookmarkStart w:id="32" w:name="_Toc239689076"/>
+      <w:bookmarkStart w:id="32" w:name="_Toc239829961"/>
       <w:r>
-        <w:lastRenderedPageBreak/>
         <w:t>CCTV</w:t>
       </w:r>
       <w:r>
@@ -17984,6 +18373,7 @@
     </w:p>
     <w:p>
       <w:r>
+        <w:lastRenderedPageBreak/>
         <w:t>Laser Barrier는 Protected Painting Case를 EditInstanceOnly 직접 참조한다. Data Validation은 연결된 Artifact가 FourStar이고 v1 Painting Assignment인지 확인한다. Forgery Quality는 Laser 배치 기준으로 사용하지 않는다.</w:t>
       </w:r>
     </w:p>
@@ -17995,7 +18385,7 @@
           <w:numId w:val="10"/>
         </w:numPr>
       </w:pPr>
-      <w:bookmarkStart w:id="33" w:name="_Toc239689077"/>
+      <w:bookmarkStart w:id="33" w:name="_Toc239829962"/>
       <w:r>
         <w:t>Arrest</w:t>
       </w:r>
@@ -18029,7 +18419,7 @@
           <w:numId w:val="10"/>
         </w:numPr>
       </w:pPr>
-      <w:bookmarkStart w:id="34" w:name="_Toc239689078"/>
+      <w:bookmarkStart w:id="34" w:name="_Toc239829963"/>
       <w:r>
         <w:t xml:space="preserve">Target Artifact, Exhibit Case Isolation </w:t>
       </w:r>
@@ -18052,7 +18442,7 @@
           <w:numId w:val="10"/>
         </w:numPr>
       </w:pPr>
-      <w:bookmarkStart w:id="35" w:name="_Toc239689079"/>
+      <w:bookmarkStart w:id="35" w:name="_Toc239829964"/>
       <w:r>
         <w:t xml:space="preserve">Artifact / Exhibit Case </w:t>
       </w:r>
@@ -18063,18 +18453,10 @@
     </w:p>
     <w:p>
       <w:r>
-        <w:t xml:space="preserve">v1.0의 활성 Exhibit는 AHeistPaintingDisplayCaseActor 하나다. Required/Optional Assignment는 ForgeryType=Drawing인 Painting Case만 사용한다. AHeistObjectDisplayCaseActor와 </w:t>
-      </w:r>
-      <w:r>
-        <w:lastRenderedPageBreak/>
-        <w:t>BP_ObjectDisplayCase는 삭제하지 않고 Deferred Expansion Canonical Shell로 보존하며 Release Map, Assignment, UI Entry와 Cook에서는 비활성화한다.</w:t>
+        <w:t>v1.0의 활성 Exhibit는 AHeistPaintingDisplayCaseActor 하나다. Required/Optional Assignment는 ForgeryType=Drawing인 Painting Case만 사용한다. AHeistObjectDisplayCaseActor와 BP_ObjectDisplayCase는 삭제하지 않고 Deferred Expansion Canonical Shell로 보존하며 Release Map, Assignment, UI Entry와 Cook에서는 비활성화한다.</w:t>
       </w:r>
     </w:p>
-    <w:p>
-      <w:r>
-        <w:br w:type="page"/>
-      </w:r>
-    </w:p>
+    <w:p/>
     <w:tbl>
       <w:tblPr>
         <w:tblStyle w:val="af9"/>
@@ -18091,6 +18473,7 @@
       <w:tr>
         <w:trPr>
           <w:cantSplit/>
+          <w:tblHeader/>
           <w:jc w:val="center"/>
         </w:trPr>
         <w:tc>
@@ -18108,6 +18491,7 @@
           <w:p>
             <w:pPr>
               <w:pStyle w:val="TableText"/>
+              <w:keepNext/>
               <w:jc w:val="center"/>
             </w:pPr>
             <w:r>
@@ -18115,7 +18499,6 @@
                 <w:b/>
                 <w:color w:val="17365D"/>
               </w:rPr>
-              <w:lastRenderedPageBreak/>
               <w:t>구분</w:t>
             </w:r>
           </w:p>
@@ -18135,6 +18518,7 @@
           <w:p>
             <w:pPr>
               <w:pStyle w:val="TableText"/>
+              <w:keepNext/>
               <w:jc w:val="center"/>
             </w:pPr>
             <w:r>
@@ -18161,6 +18545,7 @@
           <w:p>
             <w:pPr>
               <w:pStyle w:val="TableText"/>
+              <w:keepNext/>
               <w:jc w:val="center"/>
             </w:pPr>
             <w:r>
@@ -18422,6 +18807,7 @@
           </w:tcPr>
           <w:p>
             <w:r>
+              <w:lastRenderedPageBreak/>
               <w:t>Quality 영향</w:t>
             </w:r>
           </w:p>
@@ -18455,7 +18841,10 @@
     </w:tbl>
     <w:p>
       <w:pPr>
-        <w:spacing w:after="20"/>
+        <w:spacing w:after="0" w:line="20" w:lineRule="exact"/>
+        <w:rPr>
+          <w:sz w:val="2"/>
+        </w:rPr>
       </w:pPr>
     </w:p>
     <w:p>
@@ -18466,7 +18855,7 @@
           <w:numId w:val="10"/>
         </w:numPr>
       </w:pPr>
-      <w:bookmarkStart w:id="36" w:name="_Toc239689080"/>
+      <w:bookmarkStart w:id="36" w:name="_Toc239829965"/>
       <w:r>
         <w:t xml:space="preserve">Painting Display Case </w:t>
       </w:r>
@@ -18524,7 +18913,10 @@
     </w:tbl>
     <w:p>
       <w:pPr>
-        <w:spacing w:after="20"/>
+        <w:spacing w:after="0" w:line="20" w:lineRule="exact"/>
+        <w:rPr>
+          <w:sz w:val="2"/>
+        </w:rPr>
       </w:pPr>
     </w:p>
     <w:tbl>
@@ -18543,6 +18935,7 @@
       <w:tr>
         <w:trPr>
           <w:cantSplit/>
+          <w:tblHeader/>
           <w:jc w:val="center"/>
         </w:trPr>
         <w:tc>
@@ -18560,6 +18953,7 @@
           <w:p>
             <w:pPr>
               <w:pStyle w:val="TableText"/>
+              <w:keepNext/>
               <w:jc w:val="center"/>
             </w:pPr>
             <w:r>
@@ -18587,6 +18981,7 @@
           <w:p>
             <w:pPr>
               <w:pStyle w:val="TableText"/>
+              <w:keepNext/>
               <w:jc w:val="center"/>
             </w:pPr>
             <w:r>
@@ -18614,6 +19009,7 @@
           <w:p>
             <w:pPr>
               <w:pStyle w:val="TableText"/>
+              <w:keepNext/>
               <w:jc w:val="center"/>
             </w:pPr>
             <w:r>
@@ -18927,7 +19323,6 @@
           </w:tcPr>
           <w:p>
             <w:r>
-              <w:lastRenderedPageBreak/>
               <w:t>OriginalRemoved</w:t>
             </w:r>
           </w:p>
@@ -19099,7 +19494,10 @@
     </w:tbl>
     <w:p>
       <w:pPr>
-        <w:spacing w:after="20"/>
+        <w:spacing w:after="0" w:line="20" w:lineRule="exact"/>
+        <w:rPr>
+          <w:sz w:val="2"/>
+        </w:rPr>
       </w:pPr>
     </w:p>
     <w:p>
@@ -19110,7 +19508,7 @@
           <w:numId w:val="10"/>
         </w:numPr>
       </w:pPr>
-      <w:bookmarkStart w:id="37" w:name="_Toc239689081"/>
+      <w:bookmarkStart w:id="37" w:name="_Toc239829966"/>
       <w:r>
         <w:t>Observation / Full-Screen Mode</w:t>
       </w:r>
@@ -19130,6 +19528,15 @@
     </w:p>
     <w:p>
       <w:pPr>
+        <w:pStyle w:val="a0"/>
+      </w:pPr>
+      <w:r>
+        <w:lastRenderedPageBreak/>
+        <w:t>관찰 참고 작품은 현재 Case에서 준비한 Owner-only Forgery ArtifactId를 사용한다. 계약의 Required Target 표시는 별도로 유지한다. Action과 Forgery 준비 상태가 어느 순서로 복제돼도 준비 전에는 참고 표시를 숨기고 두 상태가 모두 유효할 때 갱신한다.</w:t>
+      </w:r>
+    </w:p>
+    <w:p>
+      <w:pPr>
         <w:pStyle w:val="a"/>
         <w:numPr>
           <w:ilvl w:val="0"/>
@@ -19184,7 +19591,7 @@
           <w:numId w:val="10"/>
         </w:numPr>
       </w:pPr>
-      <w:bookmarkStart w:id="38" w:name="_Toc239689082"/>
+      <w:bookmarkStart w:id="38" w:name="_Toc239829967"/>
       <w:r>
         <w:t>Replica Review / Atomic Swap</w:t>
       </w:r>
@@ -19217,6 +19624,14 @@
     <w:p>
       <w:pPr>
         <w:pStyle w:val="a0"/>
+      </w:pPr>
+      <w:r>
+        <w:t>E Confirm과 R Redraw는 요청 시점의 Stun·Arrest·Escape 등 행동 제한을 재검증한다. R은 신규 Surface Session이므로 Alarmed/Lockdown에서도 거부한다. 거부만으로 기존 ReplicaReady 후보를 제거하지 않는다.</w:t>
+      </w:r>
+    </w:p>
+    <w:p>
+      <w:pPr>
+        <w:pStyle w:val="a0"/>
         <w:numPr>
           <w:ilvl w:val="0"/>
           <w:numId w:val="21"/>
@@ -19247,7 +19662,6 @@
         </w:numPr>
       </w:pPr>
       <w:r>
-        <w:lastRenderedPageBreak/>
         <w:t>성공한 E Confirm은 ReplicaSwap SoundPing과 Multicast/Blueprint Audio·World Feedback을 발생시킨다. Guard는 서버 SoundPing으로 InvestigateNoise에 진입하며 Inspection은 최소 교체 유예 시간 이후 활성화한다.</w:t>
       </w:r>
     </w:p>
@@ -19259,7 +19673,7 @@
           <w:numId w:val="10"/>
         </w:numPr>
       </w:pPr>
-      <w:bookmarkStart w:id="39" w:name="_Toc239689083"/>
+      <w:bookmarkStart w:id="39" w:name="_Toc239829968"/>
       <w:r>
         <w:t xml:space="preserve">Stroke </w:t>
       </w:r>
@@ -19301,6 +19715,7 @@
         </w:numPr>
       </w:pPr>
       <w:r>
+        <w:lastRenderedPageBreak/>
         <w:t>Stroke Count, Point Count, 좌표 범위, Stroke별 BrushPresetIndex 배열 수와 허용 범위, Payload Size를 검증한다. 허용 Brush Preset은 Template 비율과 무관한 고정 정규화 지름 소 0.020 / 중 0.040 / 대 0.080 세 단계이며, 800×800 Drawing Surface 기준 16 / 32 / 64 px다. Brush Preset 변경은 이후 새로 시작하는 Stroke에만 적용하고 이미 그린 Stroke의 굵기는 유지하며 Eraser 반경에는 영향을 주지 않는다. Local Painter와 화면 Raster는 전송 Point Budget과 분리해 제한 없이 유지하고, Submit 시에만 로컬 데이터를 변경하지 않는 전송용 복사본을 단순화한다. 정규화 좌표는 X/Y를 각각 16-bit Unsigned Integer로 양자화해 uint32 하나에 Packing한다. Template Transport Point Budget은 Easy 4096, Medium 5120, Hard 6144이며 48 KiB Payload 검증을 유지한다. 일반 UI는 Point Budget과 Score Raster Resolution을 노출하지 않고 Palette, Brush Size, 남은 시간과 ‘예상 품질 {점수}/100 · 제출 가능 70+’ 단일 표시를 사용한다. 작업 방법 Instruction과 별도 Mode Status는 튜토리얼 및 통합 Footer가 담당한다. Local Preview의 256×256 OpenCV 평가는 Pointer 입력 중 최대 1.25초 간격, Pointer Release 뒤 0.12초 기준으로 갱신하며 입력 Event마다 타이머를 다시 시작하지 않는다. Local Preview가 70 미만이면 Submit Button을 비활성화하지만, Submit 시 서버 권한 최종 평가는 항상 전체 256×256 경로를 사용한다.</w:t>
       </w:r>
     </w:p>
@@ -19336,9 +19751,8 @@
           <w:numId w:val="10"/>
         </w:numPr>
       </w:pPr>
-      <w:bookmarkStart w:id="40" w:name="_Toc239689084"/>
+      <w:bookmarkStart w:id="40" w:name="_Toc239829969"/>
       <w:r>
-        <w:lastRenderedPageBreak/>
         <w:t>Forgery Score And Replica Acceptance</w:t>
       </w:r>
       <w:bookmarkEnd w:id="40"/>
@@ -19381,11 +19795,11 @@
     </w:tbl>
     <w:p>
       <w:pPr>
-        <w:spacing w:after="20"/>
-      </w:pPr>
-      <w:r>
-        <w:br w:type="page"/>
-      </w:r>
+        <w:spacing w:after="0" w:line="20" w:lineRule="exact"/>
+        <w:rPr>
+          <w:sz w:val="2"/>
+        </w:rPr>
+      </w:pPr>
     </w:p>
     <w:tbl>
       <w:tblPr>
@@ -19402,6 +19816,7 @@
       <w:tr>
         <w:trPr>
           <w:cantSplit/>
+          <w:tblHeader/>
           <w:jc w:val="center"/>
         </w:trPr>
         <w:tc>
@@ -19419,6 +19834,7 @@
           <w:p>
             <w:pPr>
               <w:pStyle w:val="TableText"/>
+              <w:keepNext/>
               <w:jc w:val="center"/>
             </w:pPr>
             <w:r>
@@ -19426,7 +19842,6 @@
                 <w:b/>
                 <w:color w:val="17365D"/>
               </w:rPr>
-              <w:lastRenderedPageBreak/>
               <w:t>점수</w:t>
             </w:r>
           </w:p>
@@ -19444,6 +19859,9 @@
             <w:vAlign w:val="center"/>
           </w:tcPr>
           <w:p>
+            <w:pPr>
+              <w:keepNext/>
+            </w:pPr>
             <w:r>
               <w:t>서버 제출 결과</w:t>
             </w:r>
@@ -19558,6 +19976,7 @@
               <w:pStyle w:val="TableText"/>
             </w:pPr>
             <w:r>
+              <w:lastRenderedPageBreak/>
               <w:t>30–49</w:t>
             </w:r>
           </w:p>
@@ -19608,7 +20027,10 @@
     </w:tbl>
     <w:p>
       <w:pPr>
-        <w:spacing w:after="20"/>
+        <w:spacing w:after="0" w:line="20" w:lineRule="exact"/>
+        <w:rPr>
+          <w:sz w:val="2"/>
+        </w:rPr>
       </w:pPr>
     </w:p>
     <w:p>
@@ -19619,7 +20041,7 @@
           <w:numId w:val="10"/>
         </w:numPr>
       </w:pPr>
-      <w:bookmarkStart w:id="41" w:name="_Toc239689085"/>
+      <w:bookmarkStart w:id="41" w:name="_Toc239829970"/>
       <w:r>
         <w:t xml:space="preserve">Template </w:t>
       </w:r>
@@ -19649,6 +20071,7 @@
       <w:tr>
         <w:trPr>
           <w:cantSplit/>
+          <w:tblHeader/>
           <w:jc w:val="center"/>
         </w:trPr>
         <w:tc>
@@ -19666,6 +20089,7 @@
           <w:p>
             <w:pPr>
               <w:pStyle w:val="TableText"/>
+              <w:keepNext/>
               <w:jc w:val="center"/>
             </w:pPr>
             <w:r>
@@ -19693,6 +20117,7 @@
           <w:p>
             <w:pPr>
               <w:pStyle w:val="TableText"/>
+              <w:keepNext/>
               <w:jc w:val="center"/>
             </w:pPr>
             <w:r>
@@ -20484,7 +20909,6 @@
               <w:rPr>
                 <w:sz w:val="16"/>
               </w:rPr>
-              <w:lastRenderedPageBreak/>
               <w:t>RecommendedPaletteCount</w:t>
             </w:r>
           </w:p>
@@ -20538,7 +20962,10 @@
     </w:tbl>
     <w:p>
       <w:pPr>
-        <w:spacing w:after="20"/>
+        <w:spacing w:after="0" w:line="20" w:lineRule="exact"/>
+        <w:rPr>
+          <w:sz w:val="2"/>
+        </w:rPr>
       </w:pPr>
     </w:p>
     <w:p>
@@ -20549,8 +20976,9 @@
           <w:numId w:val="10"/>
         </w:numPr>
       </w:pPr>
-      <w:bookmarkStart w:id="42" w:name="_Toc239689086"/>
+      <w:bookmarkStart w:id="42" w:name="_Toc239829971"/>
       <w:r>
+        <w:lastRenderedPageBreak/>
         <w:t>Deferred Expansion: Object Assembly</w:t>
       </w:r>
       <w:bookmarkEnd w:id="42"/>
@@ -20578,7 +21006,7 @@
           <w:numId w:val="10"/>
         </w:numPr>
       </w:pPr>
-      <w:bookmarkStart w:id="43" w:name="_Toc239689087"/>
+      <w:bookmarkStart w:id="43" w:name="_Toc239829972"/>
       <w:r>
         <w:t xml:space="preserve">Alert, Lockdown, Shared Extraction </w:t>
       </w:r>
@@ -20601,7 +21029,7 @@
           <w:numId w:val="10"/>
         </w:numPr>
       </w:pPr>
-      <w:bookmarkStart w:id="44" w:name="_Toc239689088"/>
+      <w:bookmarkStart w:id="44" w:name="_Toc239829973"/>
       <w:r>
         <w:t>Alert Level</w:t>
       </w:r>
@@ -20623,6 +21051,7 @@
       <w:tr>
         <w:trPr>
           <w:cantSplit/>
+          <w:tblHeader/>
           <w:jc w:val="center"/>
         </w:trPr>
         <w:tc>
@@ -20638,6 +21067,9 @@
             <w:vAlign w:val="center"/>
           </w:tcPr>
           <w:p>
+            <w:pPr>
+              <w:keepNext/>
+            </w:pPr>
             <w:r>
               <w:t>Alert Meter / 내부 Level</w:t>
             </w:r>
@@ -20656,6 +21088,9 @@
             <w:vAlign w:val="center"/>
           </w:tcPr>
           <w:p>
+            <w:pPr>
+              <w:keepNext/>
+            </w:pPr>
             <w:r>
               <w:t>월드 변화</w:t>
             </w:r>
@@ -20674,6 +21109,9 @@
             <w:vAlign w:val="center"/>
           </w:tcPr>
           <w:p>
+            <w:pPr>
+              <w:keepNext/>
+            </w:pPr>
             <w:r>
               <w:t>UI/Audio</w:t>
             </w:r>
@@ -20892,9 +21330,8 @@
           <w:numId w:val="10"/>
         </w:numPr>
       </w:pPr>
-      <w:bookmarkStart w:id="45" w:name="_Toc239689089"/>
+      <w:bookmarkStart w:id="45" w:name="_Toc239829974"/>
       <w:r>
-        <w:lastRenderedPageBreak/>
         <w:t>Vent Settlement</w:t>
       </w:r>
       <w:r>
@@ -20926,6 +21363,7 @@
         </w:numPr>
       </w:pPr>
       <w:r>
+        <w:lastRenderedPageBreak/>
         <w:t>AHeistGameState는 기존 EscapePhase 상태와 함께 EscapePhaseUnlockServerTime(float, 미설정 -1)을 복제한다. 서버 InitializeEscapePhase는 InGame이고 ContractSnapshot.Outcome이 None일 때만 현재 서버 시각에 개방 지연을 더해 저장한다. 종료 Outcome 또는 비 InGame 초기화에서는 -1로 되돌리고, SetMatchPhase의 비 InGame 전환에서도 -1로 정리한다. 0초도 유효한 시각이며, UI는 읽기 전용 Getter와 서버 시각의 차이로 남은 시간을 표시한다. 이 표시는 서버의 개방 판정과 요청 검증을 변경하지 않는다.</w:t>
       </w:r>
     </w:p>
@@ -21009,7 +21447,7 @@
           <w:numId w:val="10"/>
         </w:numPr>
       </w:pPr>
-      <w:bookmarkStart w:id="46" w:name="_Toc239689090"/>
+      <w:bookmarkStart w:id="46" w:name="_Toc239829975"/>
       <w:r>
         <w:t>성공</w:t>
       </w:r>
@@ -21036,6 +21474,7 @@
       <w:tr>
         <w:trPr>
           <w:cantSplit/>
+          <w:tblHeader/>
           <w:jc w:val="center"/>
         </w:trPr>
         <w:tc>
@@ -21053,6 +21492,7 @@
           <w:p>
             <w:pPr>
               <w:pStyle w:val="TableText"/>
+              <w:keepNext/>
               <w:jc w:val="center"/>
             </w:pPr>
             <w:r>
@@ -21079,6 +21519,7 @@
           <w:p>
             <w:pPr>
               <w:pStyle w:val="TableText"/>
+              <w:keepNext/>
               <w:jc w:val="center"/>
             </w:pPr>
             <w:r>
@@ -21230,7 +21671,10 @@
     </w:tbl>
     <w:p>
       <w:pPr>
-        <w:spacing w:after="20"/>
+        <w:spacing w:after="0" w:line="20" w:lineRule="exact"/>
+        <w:rPr>
+          <w:sz w:val="2"/>
+        </w:rPr>
       </w:pPr>
     </w:p>
     <w:p>
@@ -21241,8 +21685,9 @@
           <w:numId w:val="10"/>
         </w:numPr>
       </w:pPr>
-      <w:bookmarkStart w:id="47" w:name="_Toc239689091"/>
+      <w:bookmarkStart w:id="47" w:name="_Toc239829976"/>
       <w:r>
+        <w:lastRenderedPageBreak/>
         <w:t>Team Reward / Contribution</w:t>
       </w:r>
       <w:bookmarkEnd w:id="47"/>
@@ -21285,11 +21730,11 @@
     </w:tbl>
     <w:p>
       <w:pPr>
-        <w:spacing w:after="20"/>
-      </w:pPr>
-      <w:r>
-        <w:br w:type="page"/>
-      </w:r>
+        <w:spacing w:after="0" w:line="20" w:lineRule="exact"/>
+        <w:rPr>
+          <w:sz w:val="2"/>
+        </w:rPr>
+      </w:pPr>
     </w:p>
     <w:tbl>
       <w:tblPr>
@@ -21306,6 +21751,7 @@
       <w:tr>
         <w:trPr>
           <w:cantSplit/>
+          <w:tblHeader/>
           <w:jc w:val="center"/>
         </w:trPr>
         <w:tc>
@@ -21323,6 +21769,7 @@
           <w:p>
             <w:pPr>
               <w:pStyle w:val="TableText"/>
+              <w:keepNext/>
               <w:jc w:val="center"/>
             </w:pPr>
             <w:r>
@@ -21331,7 +21778,6 @@
                 <w:color w:val="17365D"/>
                 <w:sz w:val="17"/>
               </w:rPr>
-              <w:lastRenderedPageBreak/>
               <w:t>Contribution</w:t>
             </w:r>
           </w:p>
@@ -21351,6 +21797,7 @@
           <w:p>
             <w:pPr>
               <w:pStyle w:val="TableText"/>
+              <w:keepNext/>
               <w:jc w:val="center"/>
             </w:pPr>
             <w:r>
@@ -21687,7 +22134,10 @@
     </w:tbl>
     <w:p>
       <w:pPr>
-        <w:spacing w:after="20"/>
+        <w:spacing w:after="0" w:line="20" w:lineRule="exact"/>
+        <w:rPr>
+          <w:sz w:val="2"/>
+        </w:rPr>
       </w:pPr>
     </w:p>
     <w:p>
@@ -21698,7 +22148,7 @@
           <w:numId w:val="10"/>
         </w:numPr>
       </w:pPr>
-      <w:bookmarkStart w:id="48" w:name="_Toc239689092"/>
+      <w:bookmarkStart w:id="48" w:name="_Toc239829977"/>
       <w:r>
         <w:lastRenderedPageBreak/>
         <w:t>멀티플레이</w:t>
@@ -21725,7 +22175,7 @@
           <w:numId w:val="10"/>
         </w:numPr>
       </w:pPr>
-      <w:bookmarkStart w:id="49" w:name="_Toc239689093"/>
+      <w:bookmarkStart w:id="49" w:name="_Toc239829978"/>
       <w:r>
         <w:t>멀티플레이어</w:t>
       </w:r>
@@ -21751,7 +22201,7 @@
           <w:numId w:val="10"/>
         </w:numPr>
       </w:pPr>
-      <w:bookmarkStart w:id="50" w:name="_Toc239689094"/>
+      <w:bookmarkStart w:id="50" w:name="_Toc239829979"/>
       <w:r>
         <w:t>네트워크</w:t>
       </w:r>
@@ -21778,6 +22228,7 @@
       <w:tr>
         <w:trPr>
           <w:cantSplit/>
+          <w:tblHeader/>
           <w:jc w:val="center"/>
         </w:trPr>
         <w:tc>
@@ -21795,6 +22246,7 @@
           <w:p>
             <w:pPr>
               <w:pStyle w:val="TableText"/>
+              <w:keepNext/>
               <w:jc w:val="center"/>
             </w:pPr>
             <w:r>
@@ -21822,6 +22274,7 @@
           <w:p>
             <w:pPr>
               <w:pStyle w:val="TableText"/>
+              <w:keepNext/>
               <w:jc w:val="center"/>
             </w:pPr>
             <w:r>
@@ -22192,7 +22645,10 @@
     </w:tbl>
     <w:p>
       <w:pPr>
-        <w:spacing w:after="20"/>
+        <w:spacing w:after="0" w:line="20" w:lineRule="exact"/>
+        <w:rPr>
+          <w:sz w:val="2"/>
+        </w:rPr>
       </w:pPr>
     </w:p>
     <w:p>
@@ -22203,7 +22659,7 @@
           <w:numId w:val="10"/>
         </w:numPr>
       </w:pPr>
-      <w:bookmarkStart w:id="51" w:name="_Toc239689095"/>
+      <w:bookmarkStart w:id="51" w:name="_Toc239829980"/>
       <w:r>
         <w:t>Release Player Count / Session Start</w:t>
       </w:r>
@@ -22225,8 +22681,22 @@
       </w:r>
     </w:p>
     <w:p>
+      <w:pPr>
+        <w:pStyle w:val="31"/>
+        <w:numPr>
+          <w:ilvl w:val="2"/>
+          <w:numId w:val="10"/>
+        </w:numPr>
+      </w:pPr>
+      <w:bookmarkStart w:id="52" w:name="_Toc239829981"/>
       <w:r>
-        <w:t>보이스 출력 음소거와 Guard Hearing은 서로 다른 계약이다. 특정 동료를 로컬에서 음소거해도 서버의 Voice SoundPing에는 영향이 없다. PTT 해제, 입력 음소거, 유효하지 않은 Player/Pawn, 비 InGame Phase는 발화 보고와 Guard Hearing을 중단한다.</w:t>
+        <w:t>Steam Proximity Voice / Guard Speech Noise</w:t>
+      </w:r>
+      <w:bookmarkEnd w:id="52"/>
+    </w:p>
+    <w:p>
+      <w:r>
+        <w:t>Steam Online Voice와 UVOIPTalker를 사용한다. V Hold Push-to-Talk만 지원하고 Open Mic은 v1 범위에서 제외한다. Lobby/Result는 비공간 팀 음성, InGame은 Character Mesh에 부착된 공간 음성으로 운용하며 0~250cm 정상 음량, 250~1,500cm 감쇠, 1,500cm 밖 무음을 기본값으로 한다.</w:t>
       </w:r>
     </w:p>
     <w:p>
@@ -22237,18 +22707,8 @@
     <w:p>
       <w:r>
         <w:lastRenderedPageBreak/>
-        <w:t>Steam Online Voice와 UVOIPTalker를 사용한다. V Hold Push-to-Talk만 지원하고 Open Mic은 v1 범위에서 제외한다. Lobby/Result는 비공간 팀 음성, InGame은 Character Mesh에 부착된 공간 음성으로 운용하며 0~250cm 정상 음량, 250~1,500cm 감쇠, 1,500cm 밖 무음을 기본값으로 한다.</w:t>
+        <w:t>보이스 출력 음소거와 Guard Hearing은 서로 다른 계약이다. 특정 동료를 로컬에서 음소거해도 서버의 Voice SoundPing에는 영향이 없다. PTT 해제, 입력 음소거, 유효하지 않은 Player/Pawn, 비 InGame Phase는 발화 보고와 Guard Hearing을 중단한다.</w:t>
       </w:r>
-    </w:p>
-    <w:p>
-      <w:pPr>
-        <w:pStyle w:val="31"/>
-      </w:pPr>
-      <w:bookmarkStart w:id="52" w:name="_Toc239689096"/>
-      <w:r>
-        <w:t>Steam Proximity Voice / Guard Speech Noise</w:t>
-      </w:r>
-      <w:bookmarkEnd w:id="52"/>
     </w:p>
     <w:p>
       <w:pPr>
@@ -22258,7 +22718,7 @@
           <w:numId w:val="10"/>
         </w:numPr>
       </w:pPr>
-      <w:bookmarkStart w:id="53" w:name="_Toc239689097"/>
+      <w:bookmarkStart w:id="53" w:name="_Toc239829982"/>
       <w:r>
         <w:t>주요</w:t>
       </w:r>
@@ -22286,6 +22746,7 @@
       <w:tr>
         <w:trPr>
           <w:cantSplit/>
+          <w:tblHeader/>
           <w:jc w:val="center"/>
         </w:trPr>
         <w:tc>
@@ -22303,6 +22764,7 @@
           <w:p>
             <w:pPr>
               <w:pStyle w:val="TableText"/>
+              <w:keepNext/>
               <w:jc w:val="center"/>
             </w:pPr>
             <w:r>
@@ -22330,6 +22792,7 @@
           <w:p>
             <w:pPr>
               <w:pStyle w:val="TableText"/>
+              <w:keepNext/>
               <w:jc w:val="center"/>
             </w:pPr>
             <w:r>
@@ -22357,6 +22820,7 @@
           <w:p>
             <w:pPr>
               <w:pStyle w:val="TableText"/>
+              <w:keepNext/>
               <w:jc w:val="center"/>
             </w:pPr>
             <w:r>
@@ -23033,7 +23497,10 @@
     </w:tbl>
     <w:p>
       <w:pPr>
-        <w:spacing w:after="20"/>
+        <w:spacing w:after="0" w:line="20" w:lineRule="exact"/>
+        <w:rPr>
+          <w:sz w:val="2"/>
+        </w:rPr>
       </w:pPr>
     </w:p>
     <w:p>
@@ -23044,7 +23511,7 @@
           <w:numId w:val="10"/>
         </w:numPr>
       </w:pPr>
-      <w:bookmarkStart w:id="54" w:name="_Toc239689098"/>
+      <w:bookmarkStart w:id="54" w:name="_Toc239829983"/>
       <w:r>
         <w:t>서버</w:t>
       </w:r>
@@ -23077,6 +23544,7 @@
       <w:tr>
         <w:trPr>
           <w:cantSplit/>
+          <w:tblHeader/>
           <w:jc w:val="center"/>
         </w:trPr>
         <w:tc>
@@ -23094,6 +23562,7 @@
           <w:p>
             <w:pPr>
               <w:pStyle w:val="TableText"/>
+              <w:keepNext/>
               <w:jc w:val="center"/>
             </w:pPr>
             <w:r>
@@ -23120,6 +23589,7 @@
           <w:p>
             <w:pPr>
               <w:pStyle w:val="TableText"/>
+              <w:keepNext/>
               <w:jc w:val="center"/>
             </w:pPr>
             <w:r>
@@ -23169,7 +23639,10 @@
     </w:tbl>
     <w:p>
       <w:pPr>
-        <w:spacing w:after="20"/>
+        <w:spacing w:after="0" w:line="20" w:lineRule="exact"/>
+        <w:rPr>
+          <w:sz w:val="2"/>
+        </w:rPr>
       </w:pPr>
     </w:p>
     <w:p>
@@ -23180,7 +23653,7 @@
           <w:numId w:val="10"/>
         </w:numPr>
       </w:pPr>
-      <w:bookmarkStart w:id="55" w:name="_Toc239689099"/>
+      <w:bookmarkStart w:id="55" w:name="_Toc239829984"/>
       <w:r>
         <w:lastRenderedPageBreak/>
         <w:t xml:space="preserve">Disconnect </w:t>
@@ -23205,6 +23678,7 @@
       <w:tr>
         <w:trPr>
           <w:cantSplit/>
+          <w:tblHeader/>
           <w:jc w:val="center"/>
         </w:trPr>
         <w:tc>
@@ -23222,6 +23696,7 @@
           <w:p>
             <w:pPr>
               <w:pStyle w:val="TableText"/>
+              <w:keepNext/>
               <w:jc w:val="center"/>
             </w:pPr>
             <w:r>
@@ -23248,6 +23723,7 @@
           <w:p>
             <w:pPr>
               <w:pStyle w:val="TableText"/>
+              <w:keepNext/>
               <w:jc w:val="center"/>
             </w:pPr>
             <w:r>
@@ -23289,7 +23765,7 @@
               <w:pStyle w:val="TableText"/>
             </w:pPr>
             <w:r>
-              <w:t>Match Cancel → Lobby</w:t>
+              <w:t>Session 종료 → Title Menu</w:t>
             </w:r>
           </w:p>
         </w:tc>
@@ -23501,7 +23977,10 @@
     </w:tbl>
     <w:p>
       <w:pPr>
-        <w:spacing w:after="20"/>
+        <w:spacing w:after="0" w:line="20" w:lineRule="exact"/>
+        <w:rPr>
+          <w:sz w:val="2"/>
+        </w:rPr>
       </w:pPr>
     </w:p>
     <w:p>
@@ -23512,7 +23991,7 @@
           <w:numId w:val="10"/>
         </w:numPr>
       </w:pPr>
-      <w:bookmarkStart w:id="56" w:name="_Toc239689100"/>
+      <w:bookmarkStart w:id="56" w:name="_Toc239829985"/>
       <w:r>
         <w:t>필수</w:t>
       </w:r>
@@ -23649,7 +24128,7 @@
           <w:numId w:val="10"/>
         </w:numPr>
       </w:pPr>
-      <w:bookmarkStart w:id="57" w:name="_Toc239689101"/>
+      <w:bookmarkStart w:id="57" w:name="_Toc239829986"/>
       <w:r>
         <w:t xml:space="preserve">Gameplay Architecture, FastArray </w:t>
       </w:r>
@@ -23669,7 +24148,7 @@
           <w:numId w:val="10"/>
         </w:numPr>
       </w:pPr>
-      <w:bookmarkStart w:id="58" w:name="_Toc239689102"/>
+      <w:bookmarkStart w:id="58" w:name="_Toc239829987"/>
       <w:r>
         <w:t>책임</w:t>
       </w:r>
@@ -23696,6 +24175,7 @@
       <w:tr>
         <w:trPr>
           <w:cantSplit/>
+          <w:tblHeader/>
           <w:jc w:val="center"/>
         </w:trPr>
         <w:tc>
@@ -23713,6 +24193,7 @@
           <w:p>
             <w:pPr>
               <w:pStyle w:val="TableText"/>
+              <w:keepNext/>
               <w:jc w:val="center"/>
             </w:pPr>
             <w:r>
@@ -23740,6 +24221,7 @@
           <w:p>
             <w:pPr>
               <w:pStyle w:val="TableText"/>
+              <w:keepNext/>
               <w:jc w:val="center"/>
             </w:pPr>
             <w:r>
@@ -23919,7 +24401,6 @@
               <w:rPr>
                 <w:sz w:val="16"/>
               </w:rPr>
-              <w:lastRenderedPageBreak/>
               <w:t>Character</w:t>
             </w:r>
           </w:p>
@@ -23960,6 +24441,7 @@
               <w:rPr>
                 <w:sz w:val="16"/>
               </w:rPr>
+              <w:lastRenderedPageBreak/>
               <w:t>Components</w:t>
             </w:r>
           </w:p>
@@ -24105,7 +24587,10 @@
     </w:tbl>
     <w:p>
       <w:pPr>
-        <w:spacing w:after="20"/>
+        <w:spacing w:after="0" w:line="20" w:lineRule="exact"/>
+        <w:rPr>
+          <w:sz w:val="2"/>
+        </w:rPr>
       </w:pPr>
     </w:p>
     <w:p>
@@ -24116,7 +24601,7 @@
           <w:numId w:val="10"/>
         </w:numPr>
       </w:pPr>
-      <w:bookmarkStart w:id="59" w:name="_Toc239689103"/>
+      <w:bookmarkStart w:id="59" w:name="_Toc239829988"/>
       <w:r>
         <w:t xml:space="preserve">FastArray </w:t>
       </w:r>
@@ -24181,7 +24666,7 @@
           <w:numId w:val="10"/>
         </w:numPr>
       </w:pPr>
-      <w:bookmarkStart w:id="60" w:name="_Toc239689104"/>
+      <w:bookmarkStart w:id="60" w:name="_Toc239829989"/>
       <w:r>
         <w:t>서버</w:t>
       </w:r>
@@ -24208,6 +24693,7 @@
       <w:tr>
         <w:trPr>
           <w:cantSplit/>
+          <w:tblHeader/>
           <w:jc w:val="center"/>
         </w:trPr>
         <w:tc>
@@ -24225,6 +24711,7 @@
           <w:p>
             <w:pPr>
               <w:pStyle w:val="TableText"/>
+              <w:keepNext/>
               <w:jc w:val="center"/>
             </w:pPr>
             <w:r>
@@ -24252,6 +24739,7 @@
           <w:p>
             <w:pPr>
               <w:pStyle w:val="TableText"/>
+              <w:keepNext/>
               <w:jc w:val="center"/>
             </w:pPr>
             <w:r>
@@ -24588,7 +25076,10 @@
     </w:tbl>
     <w:p>
       <w:pPr>
-        <w:spacing w:after="20"/>
+        <w:spacing w:after="0" w:line="20" w:lineRule="exact"/>
+        <w:rPr>
+          <w:sz w:val="2"/>
+        </w:rPr>
       </w:pPr>
     </w:p>
     <w:p>
@@ -24599,7 +25090,7 @@
           <w:numId w:val="10"/>
         </w:numPr>
       </w:pPr>
-      <w:bookmarkStart w:id="61" w:name="_Toc239689105"/>
+      <w:bookmarkStart w:id="61" w:name="_Toc239829990"/>
       <w:r>
         <w:t>GameplayTag Dictionary</w:t>
       </w:r>
@@ -24620,6 +25111,7 @@
       <w:tr>
         <w:trPr>
           <w:cantSplit/>
+          <w:tblHeader/>
           <w:jc w:val="center"/>
         </w:trPr>
         <w:tc>
@@ -24637,6 +25129,7 @@
           <w:p>
             <w:pPr>
               <w:pStyle w:val="TableText"/>
+              <w:keepNext/>
               <w:jc w:val="center"/>
             </w:pPr>
             <w:r>
@@ -24663,6 +25156,7 @@
           <w:p>
             <w:pPr>
               <w:pStyle w:val="TableText"/>
+              <w:keepNext/>
               <w:jc w:val="center"/>
             </w:pPr>
             <w:r>
@@ -24882,7 +25376,10 @@
     </w:tbl>
     <w:p>
       <w:pPr>
-        <w:spacing w:after="20"/>
+        <w:spacing w:after="0" w:line="20" w:lineRule="exact"/>
+        <w:rPr>
+          <w:sz w:val="2"/>
+        </w:rPr>
       </w:pPr>
     </w:p>
     <w:p>
@@ -24893,7 +25390,7 @@
           <w:numId w:val="10"/>
         </w:numPr>
       </w:pPr>
-      <w:bookmarkStart w:id="62" w:name="_Toc239689106"/>
+      <w:bookmarkStart w:id="62" w:name="_Toc239829991"/>
       <w:r>
         <w:lastRenderedPageBreak/>
         <w:t xml:space="preserve">Tag Query </w:t>
@@ -24918,6 +25415,7 @@
       <w:tr>
         <w:trPr>
           <w:cantSplit/>
+          <w:tblHeader/>
           <w:jc w:val="center"/>
         </w:trPr>
         <w:tc>
@@ -24935,6 +25433,7 @@
           <w:p>
             <w:pPr>
               <w:pStyle w:val="TableText"/>
+              <w:keepNext/>
               <w:jc w:val="center"/>
             </w:pPr>
             <w:r>
@@ -24961,6 +25460,7 @@
           <w:p>
             <w:pPr>
               <w:pStyle w:val="TableText"/>
+              <w:keepNext/>
               <w:jc w:val="center"/>
             </w:pPr>
             <w:r>
@@ -25174,7 +25674,10 @@
     </w:tbl>
     <w:p>
       <w:pPr>
-        <w:spacing w:after="20"/>
+        <w:spacing w:after="0" w:line="20" w:lineRule="exact"/>
+        <w:rPr>
+          <w:sz w:val="2"/>
+        </w:rPr>
       </w:pPr>
     </w:p>
     <w:p>
@@ -25185,7 +25688,7 @@
           <w:numId w:val="10"/>
         </w:numPr>
       </w:pPr>
-      <w:bookmarkStart w:id="63" w:name="_Toc239689107"/>
+      <w:bookmarkStart w:id="63" w:name="_Toc239829992"/>
       <w:r>
         <w:t xml:space="preserve">HUD, UI/UX </w:t>
       </w:r>
@@ -25208,7 +25711,7 @@
           <w:numId w:val="10"/>
         </w:numPr>
       </w:pPr>
-      <w:bookmarkStart w:id="64" w:name="_Toc239689108"/>
+      <w:bookmarkStart w:id="64" w:name="_Toc239829993"/>
       <w:r>
         <w:t xml:space="preserve">UI </w:t>
       </w:r>
@@ -25244,6 +25747,7 @@
       <w:tr>
         <w:trPr>
           <w:cantSplit/>
+          <w:tblHeader/>
           <w:jc w:val="center"/>
         </w:trPr>
         <w:tc>
@@ -25259,6 +25763,9 @@
             <w:vAlign w:val="center"/>
           </w:tcPr>
           <w:p>
+            <w:pPr>
+              <w:keepNext/>
+            </w:pPr>
             <w:r>
               <w:t>순위</w:t>
             </w:r>
@@ -25277,6 +25784,9 @@
             <w:vAlign w:val="center"/>
           </w:tcPr>
           <w:p>
+            <w:pPr>
+              <w:keepNext/>
+            </w:pPr>
             <w:r>
               <w:t>정보</w:t>
             </w:r>
@@ -25398,7 +25908,10 @@
     </w:tbl>
     <w:p>
       <w:pPr>
-        <w:spacing w:after="20"/>
+        <w:spacing w:after="0" w:line="20" w:lineRule="exact"/>
+        <w:rPr>
+          <w:sz w:val="2"/>
+        </w:rPr>
       </w:pPr>
     </w:p>
     <w:p>
@@ -25409,7 +25922,7 @@
           <w:numId w:val="10"/>
         </w:numPr>
       </w:pPr>
-      <w:bookmarkStart w:id="65" w:name="_Toc239689109"/>
+      <w:bookmarkStart w:id="65" w:name="_Toc239829994"/>
       <w:r>
         <w:t>화면</w:t>
       </w:r>
@@ -25436,6 +25949,7 @@
       <w:tr>
         <w:trPr>
           <w:cantSplit/>
+          <w:tblHeader/>
           <w:jc w:val="center"/>
         </w:trPr>
         <w:tc>
@@ -25453,6 +25967,7 @@
           <w:p>
             <w:pPr>
               <w:pStyle w:val="TableText"/>
+              <w:keepNext/>
               <w:jc w:val="center"/>
             </w:pPr>
             <w:r>
@@ -25480,6 +25995,7 @@
           <w:p>
             <w:pPr>
               <w:pStyle w:val="TableText"/>
+              <w:keepNext/>
               <w:jc w:val="center"/>
             </w:pPr>
             <w:r>
@@ -25591,7 +26107,6 @@
               <w:rPr>
                 <w:sz w:val="16"/>
               </w:rPr>
-              <w:lastRenderedPageBreak/>
               <w:t>Main HUD</w:t>
             </w:r>
           </w:p>
@@ -25706,6 +26221,7 @@
               <w:rPr>
                 <w:sz w:val="16"/>
               </w:rPr>
+              <w:lastRenderedPageBreak/>
               <w:t>Inventory</w:t>
             </w:r>
           </w:p>
@@ -25919,7 +26435,10 @@
     </w:tbl>
     <w:p>
       <w:pPr>
-        <w:spacing w:after="20"/>
+        <w:spacing w:after="0" w:line="20" w:lineRule="exact"/>
+        <w:rPr>
+          <w:sz w:val="2"/>
+        </w:rPr>
       </w:pPr>
     </w:p>
     <w:p>
@@ -25930,7 +26449,7 @@
           <w:numId w:val="10"/>
         </w:numPr>
       </w:pPr>
-      <w:bookmarkStart w:id="66" w:name="_Toc239689110"/>
+      <w:bookmarkStart w:id="66" w:name="_Toc239829995"/>
       <w:r>
         <w:t xml:space="preserve">MVVM </w:t>
       </w:r>
@@ -26007,7 +26526,7 @@
           <w:numId w:val="10"/>
         </w:numPr>
       </w:pPr>
-      <w:bookmarkStart w:id="67" w:name="_Toc239689111"/>
+      <w:bookmarkStart w:id="67" w:name="_Toc239829996"/>
       <w:r>
         <w:t xml:space="preserve">ViewModel </w:t>
       </w:r>
@@ -26031,6 +26550,7 @@
       <w:tr>
         <w:trPr>
           <w:cantSplit/>
+          <w:tblHeader/>
           <w:jc w:val="center"/>
         </w:trPr>
         <w:tc>
@@ -26048,6 +26568,7 @@
           <w:p>
             <w:pPr>
               <w:pStyle w:val="TableText"/>
+              <w:keepNext/>
               <w:jc w:val="center"/>
             </w:pPr>
             <w:r>
@@ -26075,6 +26596,7 @@
           <w:p>
             <w:pPr>
               <w:pStyle w:val="TableText"/>
+              <w:keepNext/>
               <w:jc w:val="center"/>
             </w:pPr>
             <w:r>
@@ -26456,7 +26978,10 @@
     </w:tbl>
     <w:p>
       <w:pPr>
-        <w:spacing w:after="20"/>
+        <w:spacing w:after="0" w:line="20" w:lineRule="exact"/>
+        <w:rPr>
+          <w:sz w:val="2"/>
+        </w:rPr>
       </w:pPr>
     </w:p>
     <w:p>
@@ -26467,7 +26992,7 @@
           <w:numId w:val="10"/>
         </w:numPr>
       </w:pPr>
-      <w:bookmarkStart w:id="68" w:name="_Toc239689112"/>
+      <w:bookmarkStart w:id="68" w:name="_Toc239829997"/>
       <w:r>
         <w:t xml:space="preserve">Forgery </w:t>
       </w:r>
@@ -26492,7 +27017,7 @@
           <w:numId w:val="10"/>
         </w:numPr>
       </w:pPr>
-      <w:bookmarkStart w:id="69" w:name="_Toc239689113"/>
+      <w:bookmarkStart w:id="69" w:name="_Toc239829998"/>
       <w:r>
         <w:t>상호작용</w:t>
       </w:r>
@@ -26531,6 +27056,7 @@
       <w:tr>
         <w:trPr>
           <w:cantSplit/>
+          <w:tblHeader/>
           <w:jc w:val="center"/>
         </w:trPr>
         <w:tc>
@@ -26548,6 +27074,7 @@
           <w:p>
             <w:pPr>
               <w:pStyle w:val="TableText"/>
+              <w:keepNext/>
               <w:jc w:val="center"/>
             </w:pPr>
             <w:r>
@@ -26556,6 +27083,7 @@
                 <w:color w:val="17365D"/>
                 <w:sz w:val="17"/>
               </w:rPr>
+              <w:lastRenderedPageBreak/>
               <w:t>상황</w:t>
             </w:r>
           </w:p>
@@ -26575,6 +27103,7 @@
           <w:p>
             <w:pPr>
               <w:pStyle w:val="TableText"/>
+              <w:keepNext/>
               <w:jc w:val="center"/>
             </w:pPr>
             <w:r>
@@ -26788,7 +27317,6 @@
               <w:rPr>
                 <w:sz w:val="16"/>
               </w:rPr>
-              <w:lastRenderedPageBreak/>
               <w:t>Alert Increased</w:t>
             </w:r>
           </w:p>
@@ -27072,7 +27600,10 @@
     </w:tbl>
     <w:p>
       <w:pPr>
-        <w:spacing w:after="20"/>
+        <w:spacing w:after="0" w:line="20" w:lineRule="exact"/>
+        <w:rPr>
+          <w:sz w:val="2"/>
+        </w:rPr>
       </w:pPr>
     </w:p>
     <w:p>
@@ -27084,7 +27615,7 @@
           <w:numId w:val="10"/>
         </w:numPr>
       </w:pPr>
-      <w:bookmarkStart w:id="70" w:name="_Toc239689114"/>
+      <w:bookmarkStart w:id="70" w:name="_Toc239829999"/>
       <w:r>
         <w:t>데이터</w:t>
       </w:r>
@@ -27110,7 +27641,7 @@
           <w:numId w:val="10"/>
         </w:numPr>
       </w:pPr>
-      <w:bookmarkStart w:id="71" w:name="_Toc239689115"/>
+      <w:bookmarkStart w:id="71" w:name="_Toc239830000"/>
       <w:r>
         <w:t xml:space="preserve">Debug, Telemetry, KPI </w:t>
       </w:r>
@@ -27130,7 +27661,7 @@
           <w:numId w:val="10"/>
         </w:numPr>
       </w:pPr>
-      <w:bookmarkStart w:id="72" w:name="_Toc239689116"/>
+      <w:bookmarkStart w:id="72" w:name="_Toc239830001"/>
       <w:r>
         <w:t>Debug Command</w:t>
       </w:r>
@@ -27151,6 +27682,7 @@
       <w:tr>
         <w:trPr>
           <w:cantSplit/>
+          <w:tblHeader/>
           <w:jc w:val="center"/>
         </w:trPr>
         <w:tc>
@@ -27168,6 +27700,7 @@
           <w:p>
             <w:pPr>
               <w:pStyle w:val="TableText"/>
+              <w:keepNext/>
               <w:jc w:val="center"/>
             </w:pPr>
             <w:r>
@@ -27195,6 +27728,7 @@
           <w:p>
             <w:pPr>
               <w:pStyle w:val="TableText"/>
+              <w:keepNext/>
               <w:jc w:val="center"/>
             </w:pPr>
             <w:r>
@@ -27294,6 +27828,7 @@
               <w:rPr>
                 <w:sz w:val="16"/>
               </w:rPr>
+              <w:lastRenderedPageBreak/>
               <w:t>HeistInvDump</w:t>
             </w:r>
           </w:p>
@@ -27516,15 +28051,10 @@
         <w:spacing w:after="20"/>
       </w:pPr>
       <w:r>
-        <w:lastRenderedPageBreak/>
         <w:t>명령 서명과 실행 조건은 UHeistCheatManager 및 기능별 Help를 확인한다. 진단·Seed 결과는 일반 플레이 완주 증거를 대체하지 않는다.</w:t>
       </w:r>
     </w:p>
-    <w:p>
-      <w:r>
-        <w:br w:type="page"/>
-      </w:r>
-    </w:p>
+    <w:p/>
     <w:p>
       <w:pPr>
         <w:pStyle w:val="31"/>
@@ -27533,9 +28063,8 @@
           <w:numId w:val="10"/>
         </w:numPr>
       </w:pPr>
-      <w:bookmarkStart w:id="73" w:name="_Toc239689117"/>
+      <w:bookmarkStart w:id="73" w:name="_Toc239830002"/>
       <w:r>
-        <w:lastRenderedPageBreak/>
         <w:t>Telemetry / Log Event</w:t>
       </w:r>
       <w:bookmarkEnd w:id="73"/>
@@ -27555,6 +28084,7 @@
       <w:tr>
         <w:trPr>
           <w:cantSplit/>
+          <w:tblHeader/>
           <w:jc w:val="center"/>
         </w:trPr>
         <w:tc>
@@ -27572,6 +28102,7 @@
           <w:p>
             <w:pPr>
               <w:pStyle w:val="TableText"/>
+              <w:keepNext/>
               <w:jc w:val="center"/>
             </w:pPr>
             <w:r>
@@ -27599,6 +28130,7 @@
           <w:p>
             <w:pPr>
               <w:pStyle w:val="TableText"/>
+              <w:keepNext/>
               <w:jc w:val="center"/>
             </w:pPr>
             <w:r>
@@ -28178,6 +28710,7 @@
           </w:tcPr>
           <w:p>
             <w:r>
+              <w:lastRenderedPageBreak/>
               <w:t>PlayerArrested</w:t>
             </w:r>
           </w:p>
@@ -28197,7 +28730,10 @@
     </w:tbl>
     <w:p>
       <w:pPr>
-        <w:spacing w:after="20"/>
+        <w:spacing w:after="0" w:line="20" w:lineRule="exact"/>
+        <w:rPr>
+          <w:sz w:val="2"/>
+        </w:rPr>
       </w:pPr>
     </w:p>
     <w:p>
@@ -28208,7 +28744,7 @@
           <w:numId w:val="10"/>
         </w:numPr>
       </w:pPr>
-      <w:bookmarkStart w:id="74" w:name="_Toc239689118"/>
+      <w:bookmarkStart w:id="74" w:name="_Toc239830003"/>
       <w:r>
         <w:t>Playtest KPI</w:t>
       </w:r>
@@ -28229,6 +28765,7 @@
       <w:tr>
         <w:trPr>
           <w:cantSplit/>
+          <w:tblHeader/>
           <w:jc w:val="center"/>
         </w:trPr>
         <w:tc>
@@ -28246,6 +28783,7 @@
           <w:p>
             <w:pPr>
               <w:pStyle w:val="TableText"/>
+              <w:keepNext/>
               <w:jc w:val="center"/>
             </w:pPr>
             <w:r>
@@ -28273,6 +28811,7 @@
           <w:p>
             <w:pPr>
               <w:pStyle w:val="TableText"/>
+              <w:keepNext/>
               <w:jc w:val="center"/>
             </w:pPr>
             <w:r>
@@ -28464,7 +29003,6 @@
               <w:rPr>
                 <w:sz w:val="16"/>
               </w:rPr>
-              <w:lastRenderedPageBreak/>
               <w:t>Surface Duration</w:t>
             </w:r>
           </w:p>
@@ -28752,7 +29290,10 @@
     </w:tbl>
     <w:p>
       <w:pPr>
-        <w:spacing w:after="20"/>
+        <w:spacing w:after="0" w:line="20" w:lineRule="exact"/>
+        <w:rPr>
+          <w:sz w:val="2"/>
+        </w:rPr>
       </w:pPr>
     </w:p>
     <w:p>
@@ -28763,7 +29304,7 @@
           <w:numId w:val="10"/>
         </w:numPr>
       </w:pPr>
-      <w:bookmarkStart w:id="75" w:name="_Toc239689119"/>
+      <w:bookmarkStart w:id="75" w:name="_Toc239830004"/>
       <w:r>
         <w:t xml:space="preserve">Release QA </w:t>
       </w:r>
@@ -28894,14 +29435,176 @@
     </w:p>
     <w:p>
       <w:pPr>
+        <w:pStyle w:val="31"/>
+        <w:numPr>
+          <w:ilvl w:val="2"/>
+          <w:numId w:val="10"/>
+        </w:numPr>
+      </w:pPr>
+      <w:bookmarkStart w:id="76" w:name="_Toc239830005"/>
+      <w:r>
+        <w:lastRenderedPageBreak/>
+        <w:t>경계</w:t>
+      </w:r>
+      <w:r>
+        <w:t xml:space="preserve"> </w:t>
+      </w:r>
+      <w:r>
+        <w:t>요청과</w:t>
+      </w:r>
+      <w:r>
+        <w:t xml:space="preserve"> </w:t>
+      </w:r>
+      <w:r>
+        <w:t>연결</w:t>
+      </w:r>
+      <w:r>
+        <w:t xml:space="preserve"> </w:t>
+      </w:r>
+      <w:r>
+        <w:t>종료</w:t>
+      </w:r>
+      <w:r>
+        <w:t xml:space="preserve"> </w:t>
+      </w:r>
+      <w:r>
+        <w:t>회귀</w:t>
+      </w:r>
+      <w:bookmarkEnd w:id="76"/>
+    </w:p>
+    <w:p>
+      <w:pPr>
+        <w:pStyle w:val="a0"/>
+      </w:pPr>
+      <w:r>
+        <w:t>Stun 적용으로 Cast/Inventory를 정리한 뒤 도착한 Inventory 열기, Pickup/Observation/Rescue와 Preview E/R 요청을 서버가 거부하고 Item, Case, Input 상태를 변경하지 않는지 확인한다. 제한 상태를 정리하는 닫기 요청은 허용한다.</w:t>
+      </w:r>
+    </w:p>
+    <w:p>
+      <w:pPr>
+        <w:pStyle w:val="a0"/>
+      </w:pPr>
+      <w:r>
+        <w:t>ReplicaReady 상태에서 Alarmed/Lockdown 진입 후 R 요청을 거부하고 후보를 보존하는지 확인한다. 마지막 Active Player가 연결을 종료하면 PlayerArray에서 실제 제거되고 Carried Value가 갱신된 뒤 Outcome을 재평가한다. 남은 Player가 Escaped/Arrested뿐이면 Match Timer 만료를 기다리지 않고 정산하며 확정 Result를 중복 생성하지 않는다.</w:t>
+      </w:r>
+    </w:p>
+    <w:p>
+      <w:pPr>
+        <w:pStyle w:val="a0"/>
+      </w:pPr>
+      <w:r>
+        <w:t>Lobby에서 Ready를 서버가 직접 설정하는 자동화는 다음 Travel 전에 서버의 Client World 로드 완료와 Remote Pawn의 Possession ACK 일치를 확인한다. 화면 Phase와 Player 수만으로 전환 준비를 확정하거나 고정 시간 대기·강제 ACK로 통과시키지 않는다.</w:t>
+      </w:r>
+    </w:p>
+    <w:p>
+      <w:pPr>
+        <w:pStyle w:val="31"/>
+        <w:numPr>
+          <w:ilvl w:val="2"/>
+          <w:numId w:val="10"/>
+        </w:numPr>
+      </w:pPr>
+      <w:bookmarkStart w:id="77" w:name="_Toc239830006"/>
+      <w:r>
+        <w:t>Navigation</w:t>
+      </w:r>
+      <w:r>
+        <w:t>과</w:t>
+      </w:r>
+      <w:r>
+        <w:t xml:space="preserve"> </w:t>
+      </w:r>
+      <w:r>
+        <w:t>시작</w:t>
+      </w:r>
+      <w:r>
+        <w:t xml:space="preserve"> Capsule </w:t>
+      </w:r>
+      <w:r>
+        <w:t>검증</w:t>
+      </w:r>
+      <w:bookmarkEnd w:id="77"/>
+    </w:p>
+    <w:p>
+      <w:pPr>
+        <w:pStyle w:val="a0"/>
+      </w:pPr>
+      <w:r>
+        <w:t>Strict 검사는 Map당 RecastNavMesh 1개와 max_simplification_error=0.1을 확인한다. Navigation이 준비되기 전에는 경로 Graph와 시작 Capsule을 NOT_TESTED로 남긴다. 준비 후 Partial Path가 없는 Graph와 Guard 시작 위치의 Capsule 점유를 검사한다.</w:t>
+      </w:r>
+    </w:p>
+    <w:p>
+      <w:pPr>
+        <w:pStyle w:val="a0"/>
+      </w:pPr>
+      <w:r>
+        <w:t>시작 Capsule 점유 검사는 바닥 접촉 허용 오차로 Radius와 HalfHeight를 각각 1 cm 줄여 사용한다. Runtime Capsule 크기는 바꾸지 않는다. 경로 Graph PASS는 경로 전체 Capsule Sweep이나 자연 순찰의 정체 부재를 보장하지 않으므로 각각 별도 증거로 남긴다.</w:t>
+      </w:r>
+    </w:p>
+    <w:p>
+      <w:pPr>
+        <w:pStyle w:val="31"/>
+        <w:numPr>
+          <w:ilvl w:val="2"/>
+          <w:numId w:val="10"/>
+        </w:numPr>
+      </w:pPr>
+      <w:bookmarkStart w:id="78" w:name="_Toc239830007"/>
+      <w:r>
+        <w:t xml:space="preserve">Package </w:t>
+      </w:r>
+      <w:r>
+        <w:t>입력과</w:t>
+      </w:r>
+      <w:r>
+        <w:t xml:space="preserve"> </w:t>
+      </w:r>
+      <w:r>
+        <w:t>산출물</w:t>
+      </w:r>
+      <w:r>
+        <w:t xml:space="preserve"> </w:t>
+      </w:r>
+      <w:r>
+        <w:t>검증</w:t>
+      </w:r>
+      <w:bookmarkEnd w:id="78"/>
+    </w:p>
+    <w:p>
+      <w:pPr>
+        <w:pStyle w:val="a0"/>
+      </w:pPr>
+      <w:r>
+        <w:t>PackageProject.ps1은 UAT 시작 시 Full Git Revision, Dirty 상태와 Source 입력 지문을 고정하고 종료 후 같은 입력인지 검사한다. 신규 BuildInfo.json schema 2는 Source 입력 SHA와 External Content Lock SHA를 함께 기록한다. Git에서 제외된 외부 Content는 ExternalContentLock.json의 경로·크기·SHA로 고정한다.</w:t>
+      </w:r>
+    </w:p>
+    <w:p>
+      <w:pPr>
+        <w:pStyle w:val="a0"/>
+      </w:pPr>
+      <w:r>
+        <w:t>Package에는 동일 External Content Lock을 동봉한다. ValidatePackage.ps1은 BuildInfo와 동봉 Lock의 지문 일치를 검사한다. 이 검사는 현재 Checkout의 외부 파일 재검증이나 라이선스 권리 승인과 구분한다.</w:t>
+      </w:r>
+    </w:p>
+    <w:p>
+      <w:pPr>
+        <w:pStyle w:val="a0"/>
+      </w:pPr>
+      <w:r>
+        <w:t>Bootstrap 실행 파일 하나로 Package Root를 확정하고 해당 Root 안의 BuildInfo, Runtime, Pak/IoStore와 필수 DLL을 검증한다. 여러 Package의 필수 파일을 합쳐 통과시키지 않으며 모호하거나 불완전한 Root는 Depot 후보로 만들지 않는다. UAT가 Editor Target을 다시 Build할 수 있으므로 Editor 검사와 Packaging은 순차 실행한다.</w:t>
+      </w:r>
+    </w:p>
+    <w:p>
+      <w:pPr>
         <w:pStyle w:val="21"/>
         <w:numPr>
           <w:ilvl w:val="1"/>
           <w:numId w:val="10"/>
         </w:numPr>
       </w:pPr>
-      <w:bookmarkStart w:id="76" w:name="_Toc239689120"/>
+      <w:bookmarkStart w:id="79" w:name="_Toc239830008"/>
       <w:r>
+        <w:lastRenderedPageBreak/>
         <w:t xml:space="preserve">DataTable / DataAsset </w:t>
       </w:r>
       <w:r>
@@ -28913,7 +29616,7 @@
       <w:r>
         <w:t>명세</w:t>
       </w:r>
-      <w:bookmarkEnd w:id="76"/>
+      <w:bookmarkEnd w:id="79"/>
     </w:p>
     <w:p>
       <w:pPr>
@@ -28923,7 +29626,7 @@
           <w:numId w:val="10"/>
         </w:numPr>
       </w:pPr>
-      <w:bookmarkStart w:id="77" w:name="_Toc239689121"/>
+      <w:bookmarkStart w:id="80" w:name="_Toc239830009"/>
       <w:r>
         <w:t>데이터</w:t>
       </w:r>
@@ -28933,7 +29636,7 @@
       <w:r>
         <w:t>원칙</w:t>
       </w:r>
-      <w:bookmarkEnd w:id="77"/>
+      <w:bookmarkEnd w:id="80"/>
     </w:p>
     <w:tbl>
       <w:tblPr>
@@ -28950,6 +29653,7 @@
       <w:tr>
         <w:trPr>
           <w:cantSplit/>
+          <w:tblHeader/>
           <w:jc w:val="center"/>
         </w:trPr>
         <w:tc>
@@ -28967,6 +29671,7 @@
           <w:p>
             <w:pPr>
               <w:pStyle w:val="TableText"/>
+              <w:keepNext/>
               <w:jc w:val="center"/>
             </w:pPr>
             <w:r>
@@ -28993,6 +29698,7 @@
           <w:p>
             <w:pPr>
               <w:pStyle w:val="TableText"/>
+              <w:keepNext/>
               <w:jc w:val="center"/>
             </w:pPr>
             <w:r>
@@ -29144,7 +29850,10 @@
     </w:tbl>
     <w:p>
       <w:pPr>
-        <w:spacing w:after="20"/>
+        <w:spacing w:after="0" w:line="20" w:lineRule="exact"/>
+        <w:rPr>
+          <w:sz w:val="2"/>
+        </w:rPr>
       </w:pPr>
     </w:p>
     <w:p>
@@ -29160,15 +29869,14 @@
           <w:numId w:val="10"/>
         </w:numPr>
       </w:pPr>
-      <w:bookmarkStart w:id="78" w:name="_Toc239689122"/>
+      <w:bookmarkStart w:id="81" w:name="_Toc239830010"/>
       <w:r>
-        <w:lastRenderedPageBreak/>
         <w:t>주요</w:t>
       </w:r>
       <w:r>
         <w:t xml:space="preserve"> Enum</w:t>
       </w:r>
-      <w:bookmarkEnd w:id="78"/>
+      <w:bookmarkEnd w:id="81"/>
     </w:p>
     <w:tbl>
       <w:tblPr>
@@ -29185,6 +29893,7 @@
       <w:tr>
         <w:trPr>
           <w:cantSplit/>
+          <w:tblHeader/>
           <w:jc w:val="center"/>
         </w:trPr>
         <w:tc>
@@ -29202,6 +29911,7 @@
           <w:p>
             <w:pPr>
               <w:pStyle w:val="TableText"/>
+              <w:keepNext/>
               <w:jc w:val="center"/>
             </w:pPr>
             <w:r>
@@ -29229,6 +29939,7 @@
           <w:p>
             <w:pPr>
               <w:pStyle w:val="TableText"/>
+              <w:keepNext/>
               <w:jc w:val="center"/>
             </w:pPr>
             <w:r>
@@ -29673,7 +30384,10 @@
     </w:tbl>
     <w:p>
       <w:pPr>
-        <w:spacing w:after="20"/>
+        <w:spacing w:after="0" w:line="20" w:lineRule="exact"/>
+        <w:rPr>
+          <w:sz w:val="2"/>
+        </w:rPr>
       </w:pPr>
     </w:p>
     <w:p>
@@ -29684,15 +30398,15 @@
           <w:numId w:val="10"/>
         </w:numPr>
       </w:pPr>
-      <w:bookmarkStart w:id="79" w:name="_Toc239689123"/>
+      <w:bookmarkStart w:id="82" w:name="_Toc239830011"/>
       <w:r>
         <w:t>DT_ItemMaster</w:t>
       </w:r>
-      <w:bookmarkEnd w:id="79"/>
+      <w:bookmarkEnd w:id="82"/>
     </w:p>
     <w:p>
       <w:r>
-        <w:t>공통 필드: ItemId, ItemTag, ItemType, DisplayName, Icon, Width, Height, Weight, bCanDrop, bCanUseQuickSlot, bCanRotate, bReleaseRequired. World Visual은 Loot/Artifact/Template Data가 소유하며 Item Row마다 Actor Class를 선택하지 않는다.</w:t>
+        <w:t>공통 필드: ItemId, DisplayName, CategoryTag, ItemType, GridSize, Weight, bCanRotate, bCanUseQuickSlot, bAvailableInV1, Icon. World Visual은 Loot/Artifact/Template Data가 소유하며 Item Row마다 Actor Class를 선택하지 않는다.</w:t>
       </w:r>
     </w:p>
     <w:tbl>
@@ -29714,6 +30428,7 @@
       <w:tr>
         <w:trPr>
           <w:cantSplit/>
+          <w:tblHeader/>
           <w:jc w:val="center"/>
         </w:trPr>
         <w:tc>
@@ -29731,6 +30446,7 @@
           <w:p>
             <w:pPr>
               <w:pStyle w:val="TableText"/>
+              <w:keepNext/>
               <w:jc w:val="center"/>
             </w:pPr>
             <w:r>
@@ -29758,6 +30474,7 @@
           <w:p>
             <w:pPr>
               <w:pStyle w:val="TableText"/>
+              <w:keepNext/>
               <w:jc w:val="center"/>
             </w:pPr>
             <w:r>
@@ -29785,6 +30502,7 @@
           <w:p>
             <w:pPr>
               <w:pStyle w:val="TableText"/>
+              <w:keepNext/>
               <w:jc w:val="center"/>
             </w:pPr>
             <w:r>
@@ -29812,6 +30530,7 @@
           <w:p>
             <w:pPr>
               <w:pStyle w:val="TableText"/>
+              <w:keepNext/>
               <w:jc w:val="center"/>
             </w:pPr>
             <w:r>
@@ -29839,6 +30558,7 @@
           <w:p>
             <w:pPr>
               <w:pStyle w:val="TableText"/>
+              <w:keepNext/>
               <w:jc w:val="center"/>
             </w:pPr>
             <w:r>
@@ -29866,6 +30586,7 @@
           <w:p>
             <w:pPr>
               <w:pStyle w:val="TableText"/>
+              <w:keepNext/>
               <w:jc w:val="center"/>
             </w:pPr>
             <w:r>
@@ -30039,7 +30760,7 @@
               <w:rPr>
                 <w:sz w:val="16"/>
               </w:rPr>
-              <w:t>2×2</w:t>
+              <w:t>2×1</w:t>
             </w:r>
           </w:p>
         </w:tc>
@@ -30056,7 +30777,7 @@
               <w:rPr>
                 <w:sz w:val="16"/>
               </w:rPr>
-              <w:t>4</w:t>
+              <w:t>2.5</w:t>
             </w:r>
           </w:p>
         </w:tc>
@@ -30471,7 +31192,7 @@
               <w:rPr>
                 <w:sz w:val="16"/>
               </w:rPr>
-              <w:t>1×3</w:t>
+              <w:t>2×3</w:t>
             </w:r>
           </w:p>
         </w:tc>
@@ -30488,7 +31209,7 @@
               <w:rPr>
                 <w:sz w:val="16"/>
               </w:rPr>
-              <w:t>3</w:t>
+              <w:t>3.5</w:t>
             </w:r>
           </w:p>
         </w:tc>
@@ -30530,7 +31251,10 @@
     </w:tbl>
     <w:p>
       <w:pPr>
-        <w:spacing w:after="20"/>
+        <w:spacing w:after="0" w:line="20" w:lineRule="exact"/>
+        <w:rPr>
+          <w:sz w:val="2"/>
+        </w:rPr>
       </w:pPr>
     </w:p>
     <w:p>
@@ -30541,15 +31265,16 @@
           <w:numId w:val="10"/>
         </w:numPr>
       </w:pPr>
-      <w:bookmarkStart w:id="80" w:name="_Toc239689124"/>
+      <w:bookmarkStart w:id="83" w:name="_Toc239830012"/>
       <w:r>
+        <w:lastRenderedPageBreak/>
         <w:t>DT_LootData</w:t>
       </w:r>
-      <w:bookmarkEnd w:id="80"/>
+      <w:bookmarkEnd w:id="83"/>
     </w:p>
     <w:p>
       <w:r>
-        <w:t>필드: ItemId, LootGrade, ScoreValue, SpawnCategory, SpawnWeight, WorldMesh, WorldMaterials, WorldVisualRelativeTransform. Spawn Actor Class는 Row가 소유하지 않고 공용 BP_Loot 하나를 시스템 설정이 소유한다. Piñata/경쟁 Reveal 필드는 Deprecated이며 신규 Row에서는 사용하지 않는다. v1 MatchStart는 DA_GameBalance의 Vault 1개와 Exhibition 4개를 공급하고, 카테고리별 서버 Seed와 SpawnWeight로 Item을 선택한다.</w:t>
+        <w:t>필드: ItemId, LootGrade, ScoreValue, SpawnCategory, SpawnWeight, WorldMesh, WorldMaterials, WorldVisualRelativeTransform. Spawn Actor Class는 Row가 소유하지 않고 공용 BP_Loot 하나를 시스템 설정이 소유한다. Piñata/경쟁 Reveal 필드는 현재 Row에 존재하지 않는다. v1 MatchStart는 DA_GameBalance의 Vault 1개와 Exhibition 4개를 공급하고, 카테고리별 서버 Seed와 SpawnWeight로 Item을 선택한다.</w:t>
       </w:r>
     </w:p>
     <w:p>
@@ -30560,11 +31285,11 @@
           <w:numId w:val="10"/>
         </w:numPr>
       </w:pPr>
-      <w:bookmarkStart w:id="81" w:name="_Toc239689125"/>
+      <w:bookmarkStart w:id="84" w:name="_Toc239830013"/>
       <w:r>
         <w:t>DT_UsableItemData</w:t>
       </w:r>
-      <w:bookmarkEnd w:id="81"/>
+      <w:bookmarkEnd w:id="84"/>
     </w:p>
     <w:tbl>
       <w:tblPr>
@@ -30585,6 +31310,7 @@
       <w:tr>
         <w:trPr>
           <w:cantSplit/>
+          <w:tblHeader/>
           <w:jc w:val="center"/>
         </w:trPr>
         <w:tc>
@@ -30602,6 +31328,7 @@
           <w:p>
             <w:pPr>
               <w:pStyle w:val="TableText"/>
+              <w:keepNext/>
               <w:jc w:val="center"/>
             </w:pPr>
             <w:r>
@@ -30629,6 +31356,7 @@
           <w:p>
             <w:pPr>
               <w:pStyle w:val="TableText"/>
+              <w:keepNext/>
               <w:jc w:val="center"/>
             </w:pPr>
             <w:r>
@@ -30656,6 +31384,7 @@
           <w:p>
             <w:pPr>
               <w:pStyle w:val="TableText"/>
+              <w:keepNext/>
               <w:jc w:val="center"/>
             </w:pPr>
             <w:r>
@@ -30683,6 +31412,7 @@
           <w:p>
             <w:pPr>
               <w:pStyle w:val="TableText"/>
+              <w:keepNext/>
               <w:jc w:val="center"/>
             </w:pPr>
             <w:r>
@@ -30710,6 +31440,7 @@
           <w:p>
             <w:pPr>
               <w:pStyle w:val="TableText"/>
+              <w:keepNext/>
               <w:jc w:val="center"/>
             </w:pPr>
             <w:r>
@@ -30737,6 +31468,7 @@
           <w:p>
             <w:pPr>
               <w:pStyle w:val="TableText"/>
+              <w:keepNext/>
               <w:jc w:val="center"/>
             </w:pPr>
             <w:r>
@@ -30861,7 +31593,10 @@
     </w:tbl>
     <w:p>
       <w:pPr>
-        <w:spacing w:after="20"/>
+        <w:spacing w:after="0" w:line="20" w:lineRule="exact"/>
+        <w:rPr>
+          <w:sz w:val="2"/>
+        </w:rPr>
       </w:pPr>
     </w:p>
     <w:p>
@@ -30872,11 +31607,11 @@
           <w:numId w:val="10"/>
         </w:numPr>
       </w:pPr>
-      <w:bookmarkStart w:id="82" w:name="_Toc239689126"/>
+      <w:bookmarkStart w:id="85" w:name="_Toc239830014"/>
       <w:r>
         <w:t>DT_SoundPingData</w:t>
       </w:r>
-      <w:bookmarkEnd w:id="82"/>
+      <w:bookmarkEnd w:id="85"/>
     </w:p>
     <w:tbl>
       <w:tblPr>
@@ -30897,6 +31632,7 @@
       <w:tr>
         <w:trPr>
           <w:cantSplit/>
+          <w:tblHeader/>
           <w:jc w:val="center"/>
         </w:trPr>
         <w:tc>
@@ -30914,6 +31650,7 @@
           <w:p>
             <w:pPr>
               <w:pStyle w:val="TableText"/>
+              <w:keepNext/>
               <w:jc w:val="center"/>
             </w:pPr>
             <w:r>
@@ -30941,6 +31678,7 @@
           <w:p>
             <w:pPr>
               <w:pStyle w:val="TableText"/>
+              <w:keepNext/>
               <w:jc w:val="center"/>
             </w:pPr>
             <w:r>
@@ -30968,6 +31706,7 @@
           <w:p>
             <w:pPr>
               <w:pStyle w:val="TableText"/>
+              <w:keepNext/>
               <w:jc w:val="center"/>
             </w:pPr>
             <w:r>
@@ -30995,6 +31734,7 @@
           <w:p>
             <w:pPr>
               <w:pStyle w:val="TableText"/>
+              <w:keepNext/>
               <w:jc w:val="center"/>
             </w:pPr>
             <w:r>
@@ -31022,6 +31762,7 @@
           <w:p>
             <w:pPr>
               <w:pStyle w:val="TableText"/>
+              <w:keepNext/>
               <w:jc w:val="center"/>
             </w:pPr>
             <w:r>
@@ -31049,6 +31790,7 @@
           <w:p>
             <w:pPr>
               <w:pStyle w:val="TableText"/>
+              <w:keepNext/>
               <w:jc w:val="center"/>
             </w:pPr>
             <w:r>
@@ -31677,7 +32419,10 @@
     </w:tbl>
     <w:p>
       <w:pPr>
-        <w:spacing w:after="20"/>
+        <w:spacing w:after="0" w:line="20" w:lineRule="exact"/>
+        <w:rPr>
+          <w:sz w:val="2"/>
+        </w:rPr>
       </w:pPr>
     </w:p>
     <w:p>
@@ -31688,11 +32433,11 @@
           <w:numId w:val="10"/>
         </w:numPr>
       </w:pPr>
-      <w:bookmarkStart w:id="83" w:name="_Toc239689127"/>
+      <w:bookmarkStart w:id="86" w:name="_Toc239830015"/>
       <w:r>
         <w:t>DT_GuardData</w:t>
       </w:r>
-      <w:bookmarkEnd w:id="83"/>
+      <w:bookmarkEnd w:id="86"/>
     </w:p>
     <w:p>
       <w:r>
@@ -31707,11 +32452,11 @@
           <w:numId w:val="10"/>
         </w:numPr>
       </w:pPr>
-      <w:bookmarkStart w:id="84" w:name="_Toc239689128"/>
+      <w:bookmarkStart w:id="87" w:name="_Toc239830016"/>
       <w:r>
         <w:t>DT_ArtifactData</w:t>
       </w:r>
-      <w:bookmarkEnd w:id="84"/>
+      <w:bookmarkEnd w:id="87"/>
     </w:p>
     <w:p>
       <w:r>
@@ -31726,11 +32471,11 @@
           <w:numId w:val="10"/>
         </w:numPr>
       </w:pPr>
-      <w:bookmarkStart w:id="85" w:name="_Toc239689129"/>
+      <w:bookmarkStart w:id="88" w:name="_Toc239830017"/>
       <w:r>
         <w:t>DT_ForgeryTemplate</w:t>
       </w:r>
-      <w:bookmarkEnd w:id="85"/>
+      <w:bookmarkEnd w:id="88"/>
     </w:p>
     <w:p>
       <w:r>
@@ -31745,14 +32490,15 @@
           <w:numId w:val="10"/>
         </w:numPr>
       </w:pPr>
-      <w:bookmarkStart w:id="86" w:name="_Toc239689130"/>
+      <w:bookmarkStart w:id="89" w:name="_Toc239830018"/>
       <w:r>
+        <w:lastRenderedPageBreak/>
         <w:t>기타</w:t>
       </w:r>
       <w:r>
         <w:t xml:space="preserve"> Table</w:t>
       </w:r>
-      <w:bookmarkEnd w:id="86"/>
+      <w:bookmarkEnd w:id="89"/>
     </w:p>
     <w:tbl>
       <w:tblPr>
@@ -31769,6 +32515,7 @@
       <w:tr>
         <w:trPr>
           <w:cantSplit/>
+          <w:tblHeader/>
           <w:jc w:val="center"/>
         </w:trPr>
         <w:tc>
@@ -31786,6 +32533,7 @@
           <w:p>
             <w:pPr>
               <w:pStyle w:val="TableText"/>
+              <w:keepNext/>
               <w:jc w:val="center"/>
             </w:pPr>
             <w:r>
@@ -31813,6 +32561,7 @@
           <w:p>
             <w:pPr>
               <w:pStyle w:val="TableText"/>
+              <w:keepNext/>
               <w:jc w:val="center"/>
             </w:pPr>
             <w:r>
@@ -32124,7 +32873,6 @@
               <w:rPr>
                 <w:sz w:val="16"/>
               </w:rPr>
-              <w:lastRenderedPageBreak/>
               <w:t>DT_CustomizationData</w:t>
             </w:r>
           </w:p>
@@ -32292,7 +33040,10 @@
     </w:tbl>
     <w:p>
       <w:pPr>
-        <w:spacing w:after="20"/>
+        <w:spacing w:after="0" w:line="20" w:lineRule="exact"/>
+        <w:rPr>
+          <w:sz w:val="2"/>
+        </w:rPr>
       </w:pPr>
     </w:p>
     <w:p>
@@ -32303,14 +33054,14 @@
           <w:numId w:val="10"/>
         </w:numPr>
       </w:pPr>
-      <w:bookmarkStart w:id="87" w:name="_Toc239689131"/>
+      <w:bookmarkStart w:id="90" w:name="_Toc239830019"/>
       <w:r>
         <w:t xml:space="preserve">Runtime </w:t>
       </w:r>
       <w:r>
         <w:t>구조체</w:t>
       </w:r>
-      <w:bookmarkEnd w:id="87"/>
+      <w:bookmarkEnd w:id="90"/>
     </w:p>
     <w:tbl>
       <w:tblPr>
@@ -32327,6 +33078,7 @@
       <w:tr>
         <w:trPr>
           <w:cantSplit/>
+          <w:tblHeader/>
           <w:jc w:val="center"/>
         </w:trPr>
         <w:tc>
@@ -32344,6 +33096,7 @@
           <w:p>
             <w:pPr>
               <w:pStyle w:val="TableText"/>
+              <w:keepNext/>
               <w:jc w:val="center"/>
             </w:pPr>
             <w:r>
@@ -32371,6 +33124,7 @@
           <w:p>
             <w:pPr>
               <w:pStyle w:val="TableText"/>
+              <w:keepNext/>
               <w:jc w:val="center"/>
             </w:pPr>
             <w:r>
@@ -32647,7 +33401,7 @@
               <w:rPr>
                 <w:sz w:val="16"/>
               </w:rPr>
-              <w:t>MapId, FloorPlanTexture, WorldMin/Max, ZoneLabels, DefaultExitMarkers</w:t>
+              <w:t>MapId, MapDisplayName, FloorPlanTexture, WorldMin/Max, MapNorthAxis, ZoneAnchors, ContractTargetGalleryZoneId, DefaultExitAnchors</w:t>
             </w:r>
           </w:p>
         </w:tc>
@@ -32763,7 +33517,10 @@
     </w:tbl>
     <w:p>
       <w:pPr>
-        <w:spacing w:after="20"/>
+        <w:spacing w:after="0" w:line="20" w:lineRule="exact"/>
+        <w:rPr>
+          <w:sz w:val="2"/>
+        </w:rPr>
       </w:pPr>
     </w:p>
     <w:p>
@@ -32774,11 +33531,12 @@
           <w:numId w:val="10"/>
         </w:numPr>
       </w:pPr>
-      <w:bookmarkStart w:id="88" w:name="_Toc239689132"/>
+      <w:bookmarkStart w:id="91" w:name="_Toc239830020"/>
       <w:r>
+        <w:lastRenderedPageBreak/>
         <w:t>Validation</w:t>
       </w:r>
-      <w:bookmarkEnd w:id="88"/>
+      <w:bookmarkEnd w:id="91"/>
     </w:p>
     <w:p>
       <w:pPr>
@@ -32837,7 +33595,6 @@
         </w:numPr>
       </w:pPr>
       <w:r>
-        <w:lastRenderedPageBreak/>
         <w:t>QuickSlot InstanceId가 Inventory에 존재</w:t>
       </w:r>
     </w:p>
@@ -32873,7 +33630,7 @@
           <w:numId w:val="10"/>
         </w:numPr>
       </w:pPr>
-      <w:bookmarkStart w:id="89" w:name="_Toc239689133"/>
+      <w:bookmarkStart w:id="92" w:name="_Toc239830021"/>
       <w:r>
         <w:t>최소</w:t>
       </w:r>
@@ -32901,7 +33658,7 @@
       <w:r>
         <w:t>운영</w:t>
       </w:r>
-      <w:bookmarkEnd w:id="89"/>
+      <w:bookmarkEnd w:id="92"/>
     </w:p>
     <w:p>
       <w:pPr>
@@ -32911,7 +33668,7 @@
           <w:numId w:val="10"/>
         </w:numPr>
       </w:pPr>
-      <w:bookmarkStart w:id="90" w:name="_Toc239689134"/>
+      <w:bookmarkStart w:id="93" w:name="_Toc239830022"/>
       <w:r>
         <w:t>최소</w:t>
       </w:r>
@@ -32927,7 +33684,7 @@
       <w:r>
         <w:t>목록</w:t>
       </w:r>
-      <w:bookmarkEnd w:id="90"/>
+      <w:bookmarkEnd w:id="93"/>
     </w:p>
     <w:tbl>
       <w:tblPr>
@@ -32944,6 +33701,7 @@
       <w:tr>
         <w:trPr>
           <w:cantSplit/>
+          <w:tblHeader/>
           <w:jc w:val="center"/>
         </w:trPr>
         <w:tc>
@@ -32961,6 +33719,7 @@
           <w:p>
             <w:pPr>
               <w:pStyle w:val="TableText"/>
+              <w:keepNext/>
               <w:jc w:val="center"/>
             </w:pPr>
             <w:r>
@@ -32988,6 +33747,7 @@
           <w:p>
             <w:pPr>
               <w:pStyle w:val="TableText"/>
+              <w:keepNext/>
               <w:jc w:val="center"/>
             </w:pPr>
             <w:r>
@@ -33389,7 +34149,10 @@
     </w:tbl>
     <w:p>
       <w:pPr>
-        <w:spacing w:after="20"/>
+        <w:spacing w:after="0" w:line="20" w:lineRule="exact"/>
+        <w:rPr>
+          <w:sz w:val="2"/>
+        </w:rPr>
       </w:pPr>
     </w:p>
     <w:p>
@@ -33400,14 +34163,14 @@
           <w:numId w:val="10"/>
         </w:numPr>
       </w:pPr>
-      <w:bookmarkStart w:id="91" w:name="_Toc239689135"/>
+      <w:bookmarkStart w:id="94" w:name="_Toc239830023"/>
       <w:r>
         <w:t>시스템</w:t>
       </w:r>
       <w:r>
         <w:t xml:space="preserve"> Definition of Done</w:t>
       </w:r>
-      <w:bookmarkEnd w:id="91"/>
+      <w:bookmarkEnd w:id="94"/>
     </w:p>
     <w:tbl>
       <w:tblPr>
@@ -33424,6 +34187,7 @@
       <w:tr>
         <w:trPr>
           <w:cantSplit/>
+          <w:tblHeader/>
           <w:jc w:val="center"/>
         </w:trPr>
         <w:tc>
@@ -33441,6 +34205,7 @@
           <w:p>
             <w:pPr>
               <w:pStyle w:val="TableText"/>
+              <w:keepNext/>
               <w:jc w:val="center"/>
             </w:pPr>
             <w:r>
@@ -33468,6 +34233,7 @@
           <w:p>
             <w:pPr>
               <w:pStyle w:val="TableText"/>
+              <w:keepNext/>
               <w:jc w:val="center"/>
             </w:pPr>
             <w:r>
@@ -33653,6 +34419,7 @@
           </w:tcPr>
           <w:p>
             <w:r>
+              <w:lastRenderedPageBreak/>
               <w:t>Surface Forgery</w:t>
             </w:r>
           </w:p>
@@ -33681,7 +34448,6 @@
           </w:tcPr>
           <w:p>
             <w:r>
-              <w:lastRenderedPageBreak/>
               <w:t>Object Assembly Compatibility</w:t>
             </w:r>
           </w:p>
@@ -33861,7 +34627,10 @@
     </w:tbl>
     <w:p>
       <w:pPr>
-        <w:spacing w:after="20"/>
+        <w:spacing w:after="0" w:line="20" w:lineRule="exact"/>
+        <w:rPr>
+          <w:sz w:val="2"/>
+        </w:rPr>
       </w:pPr>
     </w:p>
     <w:p>
@@ -33872,11 +34641,11 @@
           <w:numId w:val="10"/>
         </w:numPr>
       </w:pPr>
-      <w:bookmarkStart w:id="92" w:name="_Toc239689136"/>
+      <w:bookmarkStart w:id="95" w:name="_Toc239830024"/>
       <w:r>
         <w:t>Contract Run Runtime Contracts</w:t>
       </w:r>
-      <w:bookmarkEnd w:id="92"/>
+      <w:bookmarkEnd w:id="95"/>
     </w:p>
     <w:p>
       <w:pPr>
@@ -33886,11 +34655,11 @@
           <w:numId w:val="10"/>
         </w:numPr>
       </w:pPr>
-      <w:bookmarkStart w:id="93" w:name="_Toc239689137"/>
+      <w:bookmarkStart w:id="96" w:name="_Toc239830025"/>
       <w:r>
         <w:t>Contract Snapshot</w:t>
       </w:r>
-      <w:bookmarkEnd w:id="93"/>
+      <w:bookmarkEnd w:id="96"/>
     </w:p>
     <w:tbl>
       <w:tblPr>
@@ -33908,6 +34677,7 @@
       <w:tr>
         <w:trPr>
           <w:cantSplit/>
+          <w:tblHeader/>
           <w:jc w:val="center"/>
         </w:trPr>
         <w:tc>
@@ -33925,6 +34695,7 @@
           <w:p>
             <w:pPr>
               <w:pStyle w:val="TableText"/>
+              <w:keepNext/>
               <w:jc w:val="center"/>
             </w:pPr>
             <w:r>
@@ -33951,6 +34722,7 @@
           <w:p>
             <w:pPr>
               <w:pStyle w:val="TableText"/>
+              <w:keepNext/>
               <w:jc w:val="center"/>
             </w:pPr>
             <w:r>
@@ -33977,6 +34749,7 @@
           <w:p>
             <w:pPr>
               <w:pStyle w:val="TableText"/>
+              <w:keepNext/>
               <w:jc w:val="center"/>
             </w:pPr>
             <w:r>
@@ -34268,7 +35041,10 @@
     </w:tbl>
     <w:p>
       <w:pPr>
-        <w:spacing w:after="20"/>
+        <w:spacing w:after="0" w:line="20" w:lineRule="exact"/>
+        <w:rPr>
+          <w:sz w:val="2"/>
+        </w:rPr>
       </w:pPr>
     </w:p>
     <w:tbl>
@@ -34328,14 +35104,13 @@
     </w:tbl>
     <w:p>
       <w:pPr>
-        <w:spacing w:after="20"/>
+        <w:spacing w:after="0" w:line="20" w:lineRule="exact"/>
+        <w:rPr>
+          <w:sz w:val="2"/>
+        </w:rPr>
       </w:pPr>
     </w:p>
-    <w:p>
-      <w:r>
-        <w:br w:type="page"/>
-      </w:r>
-    </w:p>
+    <w:p/>
     <w:p>
       <w:pPr>
         <w:pStyle w:val="31"/>
@@ -34344,12 +35119,11 @@
           <w:numId w:val="10"/>
         </w:numPr>
       </w:pPr>
-      <w:bookmarkStart w:id="94" w:name="_Toc239689138"/>
+      <w:bookmarkStart w:id="97" w:name="_Toc239830026"/>
       <w:r>
-        <w:lastRenderedPageBreak/>
         <w:t>Exhibit Assignment Snapshot</w:t>
       </w:r>
-      <w:bookmarkEnd w:id="94"/>
+      <w:bookmarkEnd w:id="97"/>
     </w:p>
     <w:tbl>
       <w:tblPr>
@@ -34366,6 +35140,7 @@
       <w:tr>
         <w:trPr>
           <w:cantSplit/>
+          <w:tblHeader/>
           <w:jc w:val="center"/>
         </w:trPr>
         <w:tc>
@@ -34383,6 +35158,7 @@
           <w:p>
             <w:pPr>
               <w:pStyle w:val="TableText"/>
+              <w:keepNext/>
               <w:jc w:val="center"/>
             </w:pPr>
             <w:r>
@@ -34409,6 +35185,7 @@
           <w:p>
             <w:pPr>
               <w:pStyle w:val="TableText"/>
+              <w:keepNext/>
               <w:jc w:val="center"/>
             </w:pPr>
             <w:r>
@@ -34572,6 +35349,7 @@
               <w:pStyle w:val="TableText"/>
             </w:pPr>
             <w:r>
+              <w:lastRenderedPageBreak/>
               <w:t>bRequiredTarget</w:t>
             </w:r>
           </w:p>
@@ -34594,7 +35372,10 @@
     </w:tbl>
     <w:p>
       <w:pPr>
-        <w:spacing w:after="20"/>
+        <w:spacing w:after="0" w:line="20" w:lineRule="exact"/>
+        <w:rPr>
+          <w:sz w:val="2"/>
+        </w:rPr>
       </w:pPr>
     </w:p>
     <w:p>
@@ -34653,11 +35434,11 @@
           <w:numId w:val="10"/>
         </w:numPr>
       </w:pPr>
-      <w:bookmarkStart w:id="95" w:name="_Toc239689139"/>
+      <w:bookmarkStart w:id="98" w:name="_Toc239830027"/>
       <w:r>
         <w:t>Surface Forgery Timer and Timeout Handling / Assembly Deferred</w:t>
       </w:r>
-      <w:bookmarkEnd w:id="95"/>
+      <w:bookmarkEnd w:id="98"/>
     </w:p>
     <w:tbl>
       <w:tblPr>
@@ -34676,6 +35457,7 @@
       <w:tr>
         <w:trPr>
           <w:cantSplit/>
+          <w:tblHeader/>
           <w:jc w:val="center"/>
         </w:trPr>
         <w:tc>
@@ -34693,6 +35475,7 @@
           <w:p>
             <w:pPr>
               <w:pStyle w:val="TableText"/>
+              <w:keepNext/>
               <w:jc w:val="center"/>
             </w:pPr>
             <w:r>
@@ -34719,6 +35502,7 @@
           <w:p>
             <w:pPr>
               <w:pStyle w:val="TableText"/>
+              <w:keepNext/>
               <w:jc w:val="center"/>
             </w:pPr>
             <w:r>
@@ -34745,6 +35529,7 @@
           <w:p>
             <w:pPr>
               <w:pStyle w:val="TableText"/>
+              <w:keepNext/>
               <w:jc w:val="center"/>
             </w:pPr>
             <w:r>
@@ -34769,6 +35554,9 @@
             <w:vAlign w:val="center"/>
           </w:tcPr>
           <w:p>
+            <w:pPr>
+              <w:keepNext/>
+            </w:pPr>
             <w:r>
               <w:t>Timeout</w:t>
             </w:r>
@@ -34893,7 +35681,10 @@
     </w:tbl>
     <w:p>
       <w:pPr>
-        <w:spacing w:after="20"/>
+        <w:spacing w:after="0" w:line="20" w:lineRule="exact"/>
+        <w:rPr>
+          <w:sz w:val="2"/>
+        </w:rPr>
       </w:pPr>
     </w:p>
     <w:p>
@@ -34932,11 +35723,7 @@
         <w:t>Cancel/Timeout/Arrest/Disconnect/EndPlay/Match End에서 Case Session Lock을 해제한다. Timeout은 Surface Stroke/Object Entry와 Preview를 폐기하고 Replica를 생성하지 않으며, Case 반경 ForgeryTimeoutInvestigationRadius 안의 Patrol/ReturnToPatrol Guard 중 가장 가까운 한 명에게 한 번만 InvestigateNoise를 요청한다. Timeout 자체는 Alert를 변경하지 않는다.</w:t>
       </w:r>
     </w:p>
-    <w:p>
-      <w:r>
-        <w:br w:type="page"/>
-      </w:r>
-    </w:p>
+    <w:p/>
     <w:p>
       <w:pPr>
         <w:pStyle w:val="31"/>
@@ -34945,953 +35732,9 @@
           <w:numId w:val="10"/>
         </w:numPr>
       </w:pPr>
-      <w:bookmarkStart w:id="96" w:name="_Toc239689140"/>
+      <w:bookmarkStart w:id="99" w:name="_Toc239830028"/>
       <w:r>
-        <w:lastRenderedPageBreak/>
         <w:t>Locomotion, Weight and Footstep</w:t>
-      </w:r>
-      <w:bookmarkEnd w:id="96"/>
-    </w:p>
-    <w:tbl>
-      <w:tblPr>
-        <w:tblStyle w:val="af9"/>
-        <w:tblW w:w="9864" w:type="dxa"/>
-        <w:jc w:val="center"/>
-        <w:tblLayout w:type="fixed"/>
-        <w:tblLook w:val="04A0" w:firstRow="1" w:lastRow="0" w:firstColumn="1" w:lastColumn="0" w:noHBand="0" w:noVBand="1"/>
-      </w:tblPr>
-      <w:tblGrid>
-        <w:gridCol w:w="9864"/>
-      </w:tblGrid>
-      <w:tr>
-        <w:trPr>
-          <w:cantSplit/>
-          <w:jc w:val="center"/>
-        </w:trPr>
-        <w:tc>
-          <w:tcPr>
-            <w:tcW w:w="9864" w:type="dxa"/>
-            <w:shd w:val="clear" w:color="auto" w:fill="F3F5F7"/>
-            <w:tcMar>
-              <w:top w:w="80" w:type="dxa"/>
-              <w:left w:w="100" w:type="dxa"/>
-              <w:bottom w:w="80" w:type="dxa"/>
-              <w:right w:w="100" w:type="dxa"/>
-            </w:tcMar>
-          </w:tcPr>
-          <w:p>
-            <w:pPr>
-              <w:pStyle w:val="CodeBlock"/>
-            </w:pPr>
-            <w:r>
-              <w:rPr>
-                <w:rFonts w:ascii="Consolas" w:eastAsia="Consolas" w:hAnsi="Consolas" w:cs="Consolas"/>
-              </w:rPr>
-              <w:t>ResolvedWalkSpeed = Clamp(300 - TotalCarryWeight × 7.5, 150, 300)</w:t>
-            </w:r>
-            <w:r>
-              <w:br/>
-            </w:r>
-            <w:r>
-              <w:rPr>
-                <w:rFonts w:ascii="Consolas" w:eastAsia="Consolas" w:hAnsi="Consolas" w:cs="Consolas"/>
-              </w:rPr>
-              <w:t>ResolvedSprintSpeed = Clamp(600 - TotalCarryWeight × 15, 250, 600)</w:t>
-            </w:r>
-          </w:p>
-        </w:tc>
-      </w:tr>
-    </w:tbl>
-    <w:p>
-      <w:pPr>
-        <w:spacing w:after="20"/>
-      </w:pPr>
-    </w:p>
-    <w:tbl>
-      <w:tblPr>
-        <w:tblStyle w:val="af9"/>
-        <w:tblW w:w="9864" w:type="dxa"/>
-        <w:jc w:val="center"/>
-        <w:tblLayout w:type="fixed"/>
-        <w:tblLook w:val="04A0" w:firstRow="1" w:lastRow="0" w:firstColumn="1" w:lastColumn="0" w:noHBand="0" w:noVBand="1"/>
-      </w:tblPr>
-      <w:tblGrid>
-        <w:gridCol w:w="2466"/>
-        <w:gridCol w:w="1973"/>
-        <w:gridCol w:w="5425"/>
-      </w:tblGrid>
-      <w:tr>
-        <w:trPr>
-          <w:cantSplit/>
-          <w:jc w:val="center"/>
-        </w:trPr>
-        <w:tc>
-          <w:tcPr>
-            <w:tcW w:w="2466" w:type="dxa"/>
-            <w:shd w:val="clear" w:color="auto" w:fill="EAF2F8"/>
-            <w:tcMar>
-              <w:top w:w="80" w:type="dxa"/>
-              <w:left w:w="100" w:type="dxa"/>
-              <w:bottom w:w="80" w:type="dxa"/>
-              <w:right w:w="100" w:type="dxa"/>
-            </w:tcMar>
-            <w:vAlign w:val="center"/>
-          </w:tcPr>
-          <w:p>
-            <w:pPr>
-              <w:pStyle w:val="TableText"/>
-              <w:jc w:val="center"/>
-            </w:pPr>
-            <w:r>
-              <w:rPr>
-                <w:b/>
-                <w:color w:val="17365D"/>
-              </w:rPr>
-              <w:t>Event</w:t>
-            </w:r>
-          </w:p>
-        </w:tc>
-        <w:tc>
-          <w:tcPr>
-            <w:tcW w:w="1973" w:type="dxa"/>
-            <w:shd w:val="clear" w:color="auto" w:fill="EAF2F8"/>
-            <w:tcMar>
-              <w:top w:w="80" w:type="dxa"/>
-              <w:left w:w="100" w:type="dxa"/>
-              <w:bottom w:w="80" w:type="dxa"/>
-              <w:right w:w="100" w:type="dxa"/>
-            </w:tcMar>
-            <w:vAlign w:val="center"/>
-          </w:tcPr>
-          <w:p>
-            <w:pPr>
-              <w:pStyle w:val="TableText"/>
-              <w:jc w:val="center"/>
-            </w:pPr>
-            <w:r>
-              <w:rPr>
-                <w:b/>
-                <w:color w:val="17365D"/>
-              </w:rPr>
-              <w:t>Base Radius</w:t>
-            </w:r>
-          </w:p>
-        </w:tc>
-        <w:tc>
-          <w:tcPr>
-            <w:tcW w:w="5425" w:type="dxa"/>
-            <w:shd w:val="clear" w:color="auto" w:fill="EAF2F8"/>
-            <w:tcMar>
-              <w:top w:w="80" w:type="dxa"/>
-              <w:left w:w="100" w:type="dxa"/>
-              <w:bottom w:w="80" w:type="dxa"/>
-              <w:right w:w="100" w:type="dxa"/>
-            </w:tcMar>
-            <w:vAlign w:val="center"/>
-          </w:tcPr>
-          <w:p>
-            <w:pPr>
-              <w:pStyle w:val="TableText"/>
-              <w:jc w:val="center"/>
-            </w:pPr>
-            <w:r>
-              <w:rPr>
-                <w:b/>
-                <w:color w:val="17365D"/>
-              </w:rPr>
-              <w:t>Server Rule</w:t>
-            </w:r>
-          </w:p>
-        </w:tc>
-      </w:tr>
-      <w:tr>
-        <w:trPr>
-          <w:cantSplit/>
-          <w:jc w:val="center"/>
-        </w:trPr>
-        <w:tc>
-          <w:tcPr>
-            <w:tcW w:w="2466" w:type="dxa"/>
-            <w:vAlign w:val="center"/>
-          </w:tcPr>
-          <w:p>
-            <w:pPr>
-              <w:pStyle w:val="TableText"/>
-            </w:pPr>
-            <w:r>
-              <w:t>Walk Footstep</w:t>
-            </w:r>
-          </w:p>
-        </w:tc>
-        <w:tc>
-          <w:tcPr>
-            <w:tcW w:w="1973" w:type="dxa"/>
-            <w:vAlign w:val="center"/>
-          </w:tcPr>
-          <w:p>
-            <w:pPr>
-              <w:pStyle w:val="TableText"/>
-            </w:pPr>
-            <w:r>
-              <w:t>500 cm</w:t>
-            </w:r>
-          </w:p>
-        </w:tc>
-        <w:tc>
-          <w:tcPr>
-            <w:tcW w:w="5425" w:type="dxa"/>
-            <w:vAlign w:val="center"/>
-          </w:tcPr>
-          <w:p>
-            <w:pPr>
-              <w:pStyle w:val="TableText"/>
-            </w:pPr>
-            <w:r>
-              <w:t>Pace·Surface·Weight를 적용해 Guard Noise Event 생성</w:t>
-            </w:r>
-          </w:p>
-        </w:tc>
-      </w:tr>
-      <w:tr>
-        <w:trPr>
-          <w:cantSplit/>
-          <w:jc w:val="center"/>
-        </w:trPr>
-        <w:tc>
-          <w:tcPr>
-            <w:tcW w:w="2466" w:type="dxa"/>
-            <w:vAlign w:val="center"/>
-          </w:tcPr>
-          <w:p>
-            <w:pPr>
-              <w:pStyle w:val="TableText"/>
-            </w:pPr>
-            <w:r>
-              <w:t>Sprint Footstep</w:t>
-            </w:r>
-          </w:p>
-        </w:tc>
-        <w:tc>
-          <w:tcPr>
-            <w:tcW w:w="1973" w:type="dxa"/>
-            <w:vAlign w:val="center"/>
-          </w:tcPr>
-          <w:p>
-            <w:pPr>
-              <w:pStyle w:val="TableText"/>
-            </w:pPr>
-            <w:r>
-              <w:t>1,000 cm</w:t>
-            </w:r>
-          </w:p>
-        </w:tc>
-        <w:tc>
-          <w:tcPr>
-            <w:tcW w:w="5425" w:type="dxa"/>
-            <w:vAlign w:val="center"/>
-          </w:tcPr>
-          <w:p>
-            <w:pPr>
-              <w:pStyle w:val="TableText"/>
-            </w:pPr>
-            <w:r>
-              <w:t>Stamina 없이 속도와 소음의 교환을 형성</w:t>
-            </w:r>
-          </w:p>
-        </w:tc>
-      </w:tr>
-      <w:tr>
-        <w:trPr>
-          <w:cantSplit/>
-          <w:jc w:val="center"/>
-        </w:trPr>
-        <w:tc>
-          <w:tcPr>
-            <w:tcW w:w="2466" w:type="dxa"/>
-            <w:vAlign w:val="center"/>
-          </w:tcPr>
-          <w:p>
-            <w:pPr>
-              <w:pStyle w:val="TableText"/>
-            </w:pPr>
-            <w:r>
-              <w:t>Voice Speech</w:t>
-            </w:r>
-          </w:p>
-        </w:tc>
-        <w:tc>
-          <w:tcPr>
-            <w:tcW w:w="1973" w:type="dxa"/>
-            <w:vAlign w:val="center"/>
-          </w:tcPr>
-          <w:p>
-            <w:pPr>
-              <w:pStyle w:val="TableText"/>
-            </w:pPr>
-            <w:r>
-              <w:t>800 cm</w:t>
-            </w:r>
-          </w:p>
-        </w:tc>
-        <w:tc>
-          <w:tcPr>
-            <w:tcW w:w="5425" w:type="dxa"/>
-            <w:vAlign w:val="center"/>
-          </w:tcPr>
-          <w:p>
-            <w:pPr>
-              <w:pStyle w:val="TableText"/>
-            </w:pPr>
-            <w:r>
-              <w:t>PTT + IOnlineVoice 실제 발화를 Client가 보고하고 Server가 Phase·Pawn·0.8초 Rate Limit을 검증해 Authoritative Location에서 생성</w:t>
-            </w:r>
-          </w:p>
-        </w:tc>
-      </w:tr>
-    </w:tbl>
-    <w:p>
-      <w:pPr>
-        <w:spacing w:after="20"/>
-      </w:pPr>
-    </w:p>
-    <w:p>
-      <w:pPr>
-        <w:pStyle w:val="a0"/>
-        <w:numPr>
-          <w:ilvl w:val="0"/>
-          <w:numId w:val="11"/>
-        </w:numPr>
-      </w:pPr>
-      <w:r>
-        <w:t>Inventory, Map, Forgery, Security Hold, Stun, Arrest, Escaped 상태에서 Sprint를 허용하지 않는다. Assembly 차단값은 Deferred 호환용으로만 남는다.</w:t>
-      </w:r>
-    </w:p>
-    <w:p>
-      <w:pPr>
-        <w:pStyle w:val="a0"/>
-        <w:numPr>
-          <w:ilvl w:val="0"/>
-          <w:numId w:val="11"/>
-        </w:numPr>
-      </w:pPr>
-      <w:r>
-        <w:t>Sprint Request와 실제 MaxWalkSpeed는 Weight, Match Phase, Player State를 서버에서 검증한다.</w:t>
-      </w:r>
-    </w:p>
-    <w:p>
-      <w:pPr>
-        <w:pStyle w:val="31"/>
-        <w:numPr>
-          <w:ilvl w:val="2"/>
-          <w:numId w:val="10"/>
-        </w:numPr>
-      </w:pPr>
-      <w:bookmarkStart w:id="97" w:name="_Toc239689141"/>
-      <w:r>
-        <w:t>Identity, Nameplate and Team Status</w:t>
-      </w:r>
-      <w:bookmarkEnd w:id="97"/>
-    </w:p>
-    <w:tbl>
-      <w:tblPr>
-        <w:tblStyle w:val="af9"/>
-        <w:tblW w:w="9864" w:type="dxa"/>
-        <w:jc w:val="center"/>
-        <w:tblLayout w:type="fixed"/>
-        <w:tblLook w:val="04A0" w:firstRow="1" w:lastRow="0" w:firstColumn="1" w:lastColumn="0" w:noHBand="0" w:noVBand="1"/>
-      </w:tblPr>
-      <w:tblGrid>
-        <w:gridCol w:w="2959"/>
-        <w:gridCol w:w="4439"/>
-        <w:gridCol w:w="2466"/>
-      </w:tblGrid>
-      <w:tr>
-        <w:trPr>
-          <w:cantSplit/>
-          <w:jc w:val="center"/>
-        </w:trPr>
-        <w:tc>
-          <w:tcPr>
-            <w:tcW w:w="2959" w:type="dxa"/>
-            <w:shd w:val="clear" w:color="auto" w:fill="EAF2F8"/>
-            <w:tcMar>
-              <w:top w:w="80" w:type="dxa"/>
-              <w:left w:w="100" w:type="dxa"/>
-              <w:bottom w:w="80" w:type="dxa"/>
-              <w:right w:w="100" w:type="dxa"/>
-            </w:tcMar>
-            <w:vAlign w:val="center"/>
-          </w:tcPr>
-          <w:p>
-            <w:pPr>
-              <w:pStyle w:val="TableText"/>
-              <w:jc w:val="center"/>
-            </w:pPr>
-            <w:r>
-              <w:rPr>
-                <w:b/>
-                <w:color w:val="17365D"/>
-              </w:rPr>
-              <w:t>Owner</w:t>
-            </w:r>
-          </w:p>
-        </w:tc>
-        <w:tc>
-          <w:tcPr>
-            <w:tcW w:w="4439" w:type="dxa"/>
-            <w:shd w:val="clear" w:color="auto" w:fill="EAF2F8"/>
-            <w:tcMar>
-              <w:top w:w="80" w:type="dxa"/>
-              <w:left w:w="100" w:type="dxa"/>
-              <w:bottom w:w="80" w:type="dxa"/>
-              <w:right w:w="100" w:type="dxa"/>
-            </w:tcMar>
-            <w:vAlign w:val="center"/>
-          </w:tcPr>
-          <w:p>
-            <w:pPr>
-              <w:pStyle w:val="TableText"/>
-              <w:jc w:val="center"/>
-            </w:pPr>
-            <w:r>
-              <w:rPr>
-                <w:b/>
-                <w:color w:val="17365D"/>
-              </w:rPr>
-              <w:t>State</w:t>
-            </w:r>
-          </w:p>
-        </w:tc>
-        <w:tc>
-          <w:tcPr>
-            <w:tcW w:w="2466" w:type="dxa"/>
-            <w:shd w:val="clear" w:color="auto" w:fill="EAF2F8"/>
-            <w:tcMar>
-              <w:top w:w="80" w:type="dxa"/>
-              <w:left w:w="100" w:type="dxa"/>
-              <w:bottom w:w="80" w:type="dxa"/>
-              <w:right w:w="100" w:type="dxa"/>
-            </w:tcMar>
-            <w:vAlign w:val="center"/>
-          </w:tcPr>
-          <w:p>
-            <w:pPr>
-              <w:pStyle w:val="TableText"/>
-              <w:jc w:val="center"/>
-            </w:pPr>
-            <w:r>
-              <w:rPr>
-                <w:b/>
-                <w:color w:val="17365D"/>
-              </w:rPr>
-              <w:t>Consumer</w:t>
-            </w:r>
-          </w:p>
-        </w:tc>
-      </w:tr>
-      <w:tr>
-        <w:trPr>
-          <w:cantSplit/>
-          <w:jc w:val="center"/>
-        </w:trPr>
-        <w:tc>
-          <w:tcPr>
-            <w:tcW w:w="2959" w:type="dxa"/>
-            <w:vAlign w:val="center"/>
-          </w:tcPr>
-          <w:p>
-            <w:pPr>
-              <w:pStyle w:val="TableText"/>
-            </w:pPr>
-            <w:r>
-              <w:t>AHeistPlayerState</w:t>
-            </w:r>
-          </w:p>
-        </w:tc>
-        <w:tc>
-          <w:tcPr>
-            <w:tcW w:w="4439" w:type="dxa"/>
-            <w:vAlign w:val="center"/>
-          </w:tcPr>
-          <w:p>
-            <w:pPr>
-              <w:pStyle w:val="TableText"/>
-            </w:pPr>
-            <w:r>
-              <w:t>Platform Display Name, Heist Player Id, Player Color, Crew Status</w:t>
-            </w:r>
-          </w:p>
-        </w:tc>
-        <w:tc>
-          <w:tcPr>
-            <w:tcW w:w="2466" w:type="dxa"/>
-            <w:vAlign w:val="center"/>
-          </w:tcPr>
-          <w:p>
-            <w:pPr>
-              <w:pStyle w:val="TableText"/>
-            </w:pPr>
-            <w:r>
-              <w:t>Nameplate, Team HUD, Map, Result</w:t>
-            </w:r>
-          </w:p>
-        </w:tc>
-      </w:tr>
-      <w:tr>
-        <w:trPr>
-          <w:cantSplit/>
-          <w:jc w:val="center"/>
-        </w:trPr>
-        <w:tc>
-          <w:tcPr>
-            <w:tcW w:w="2959" w:type="dxa"/>
-            <w:vAlign w:val="center"/>
-          </w:tcPr>
-          <w:p>
-            <w:pPr>
-              <w:pStyle w:val="TableText"/>
-            </w:pPr>
-            <w:r>
-              <w:t>Character / Component</w:t>
-            </w:r>
-          </w:p>
-        </w:tc>
-        <w:tc>
-          <w:tcPr>
-            <w:tcW w:w="4439" w:type="dxa"/>
-            <w:vAlign w:val="center"/>
-          </w:tcPr>
-          <w:p>
-            <w:pPr>
-              <w:pStyle w:val="TableText"/>
-            </w:pPr>
-            <w:r>
-              <w:t>거리·Occlusion·Carry/Movement Presentation Hook</w:t>
-            </w:r>
-          </w:p>
-        </w:tc>
-        <w:tc>
-          <w:tcPr>
-            <w:tcW w:w="2466" w:type="dxa"/>
-            <w:vAlign w:val="center"/>
-          </w:tcPr>
-          <w:p>
-            <w:pPr>
-              <w:pStyle w:val="TableText"/>
-            </w:pPr>
-            <w:r>
-              <w:t>Remote Nameplate / World Presentation</w:t>
-            </w:r>
-          </w:p>
-        </w:tc>
-      </w:tr>
-      <w:tr>
-        <w:trPr>
-          <w:cantSplit/>
-          <w:jc w:val="center"/>
-        </w:trPr>
-        <w:tc>
-          <w:tcPr>
-            <w:tcW w:w="2959" w:type="dxa"/>
-            <w:vAlign w:val="center"/>
-          </w:tcPr>
-          <w:p>
-            <w:pPr>
-              <w:pStyle w:val="TableText"/>
-            </w:pPr>
-            <w:r>
-              <w:t>UHeistHUDViewModel</w:t>
-            </w:r>
-          </w:p>
-        </w:tc>
-        <w:tc>
-          <w:tcPr>
-            <w:tcW w:w="4439" w:type="dxa"/>
-            <w:vAlign w:val="center"/>
-          </w:tcPr>
-          <w:p>
-            <w:pPr>
-              <w:pStyle w:val="TableText"/>
-            </w:pPr>
-            <w:r>
-              <w:t>복제 Snapshot의 표시용 변환</w:t>
-            </w:r>
-          </w:p>
-        </w:tc>
-        <w:tc>
-          <w:tcPr>
-            <w:tcW w:w="2466" w:type="dxa"/>
-            <w:vAlign w:val="center"/>
-          </w:tcPr>
-          <w:p>
-            <w:pPr>
-              <w:pStyle w:val="TableText"/>
-            </w:pPr>
-            <w:r>
-              <w:t>WBP Layout / Animation / Color / Icon</w:t>
-            </w:r>
-          </w:p>
-        </w:tc>
-      </w:tr>
-    </w:tbl>
-    <w:p>
-      <w:pPr>
-        <w:spacing w:after="20"/>
-      </w:pPr>
-    </w:p>
-    <w:p>
-      <w:pPr>
-        <w:pStyle w:val="a0"/>
-        <w:numPr>
-          <w:ilvl w:val="0"/>
-          <w:numId w:val="11"/>
-        </w:numPr>
-      </w:pPr>
-      <w:r>
-        <w:t>Display Name이 비어 있으면 PLAYER {HeistPlayerId}를 사용한다.</w:t>
-      </w:r>
-    </w:p>
-    <w:p>
-      <w:pPr>
-        <w:pStyle w:val="a0"/>
-        <w:numPr>
-          <w:ilvl w:val="0"/>
-          <w:numId w:val="11"/>
-        </w:numPr>
-      </w:pPr>
-      <w:r>
-        <w:t>Local Owning Player의 Nameplate는 숨기고 Remote Player는 2~2,500cm에서 표시하며 원거리 Fade를 적용한다.</w:t>
-      </w:r>
-    </w:p>
-    <w:p>
-      <w:pPr>
-        <w:pStyle w:val="a0"/>
-        <w:numPr>
-          <w:ilvl w:val="0"/>
-          <w:numId w:val="11"/>
-        </w:numPr>
-      </w:pPr>
-      <w:r>
-        <w:t>v1 Crew Status는 Active, Forging, CarryingOriginal, Heavy, Stunned, Arrested, Escaped를 사용한다. Assembling은 Deferred Object Assembly Serialization/cleanup 호환 상태로만 보존하며 v1 플레이에서 새로 발생시키지 않는다.</w:t>
-      </w:r>
-    </w:p>
-    <w:p>
-      <w:pPr>
-        <w:pStyle w:val="31"/>
-        <w:numPr>
-          <w:ilvl w:val="2"/>
-          <w:numId w:val="10"/>
-        </w:numPr>
-      </w:pPr>
-      <w:bookmarkStart w:id="98" w:name="_Toc239689142"/>
-      <w:r>
-        <w:t>Floor Plan Projection and Information Policy</w:t>
-      </w:r>
-      <w:bookmarkEnd w:id="98"/>
-    </w:p>
-    <w:tbl>
-      <w:tblPr>
-        <w:tblStyle w:val="af9"/>
-        <w:tblW w:w="9864" w:type="dxa"/>
-        <w:jc w:val="center"/>
-        <w:tblLayout w:type="fixed"/>
-        <w:tblLook w:val="04A0" w:firstRow="1" w:lastRow="0" w:firstColumn="1" w:lastColumn="0" w:noHBand="0" w:noVBand="1"/>
-      </w:tblPr>
-      <w:tblGrid>
-        <w:gridCol w:w="9864"/>
-      </w:tblGrid>
-      <w:tr>
-        <w:trPr>
-          <w:cantSplit/>
-          <w:jc w:val="center"/>
-        </w:trPr>
-        <w:tc>
-          <w:tcPr>
-            <w:tcW w:w="9864" w:type="dxa"/>
-            <w:shd w:val="clear" w:color="auto" w:fill="F3F5F7"/>
-            <w:tcMar>
-              <w:top w:w="80" w:type="dxa"/>
-              <w:left w:w="100" w:type="dxa"/>
-              <w:bottom w:w="80" w:type="dxa"/>
-              <w:right w:w="100" w:type="dxa"/>
-            </w:tcMar>
-          </w:tcPr>
-          <w:p>
-            <w:pPr>
-              <w:pStyle w:val="CodeBlock"/>
-            </w:pPr>
-            <w:r>
-              <w:rPr>
-                <w:rFonts w:ascii="Consolas" w:eastAsia="Consolas" w:hAnsi="Consolas" w:cs="Consolas"/>
-              </w:rPr>
-              <w:t>U = Clamp((WorldX - WorldMinX) / (WorldMaxX - WorldMinX), 0, 1)</w:t>
-            </w:r>
-            <w:r>
-              <w:br/>
-            </w:r>
-            <w:r>
-              <w:rPr>
-                <w:rFonts w:ascii="Consolas" w:eastAsia="Consolas" w:hAnsi="Consolas" w:cs="Consolas"/>
-              </w:rPr>
-              <w:t>V = Clamp((WorldY - WorldMinY) / (WorldMaxY - WorldMinY), 0, 1)</w:t>
-            </w:r>
-          </w:p>
-        </w:tc>
-      </w:tr>
-    </w:tbl>
-    <w:p>
-      <w:pPr>
-        <w:spacing w:after="20"/>
-      </w:pPr>
-    </w:p>
-    <w:tbl>
-      <w:tblPr>
-        <w:tblStyle w:val="af9"/>
-        <w:tblW w:w="9864" w:type="dxa"/>
-        <w:jc w:val="center"/>
-        <w:tblLayout w:type="fixed"/>
-        <w:tblLook w:val="04A0" w:firstRow="1" w:lastRow="0" w:firstColumn="1" w:lastColumn="0" w:noHBand="0" w:noVBand="1"/>
-      </w:tblPr>
-      <w:tblGrid>
-        <w:gridCol w:w="3617"/>
-        <w:gridCol w:w="6247"/>
-      </w:tblGrid>
-      <w:tr>
-        <w:trPr>
-          <w:cantSplit/>
-          <w:jc w:val="center"/>
-        </w:trPr>
-        <w:tc>
-          <w:tcPr>
-            <w:tcW w:w="3617" w:type="dxa"/>
-            <w:shd w:val="clear" w:color="auto" w:fill="EAF2F8"/>
-            <w:tcMar>
-              <w:top w:w="80" w:type="dxa"/>
-              <w:left w:w="100" w:type="dxa"/>
-              <w:bottom w:w="80" w:type="dxa"/>
-              <w:right w:w="100" w:type="dxa"/>
-            </w:tcMar>
-            <w:vAlign w:val="center"/>
-          </w:tcPr>
-          <w:p>
-            <w:pPr>
-              <w:pStyle w:val="TableText"/>
-              <w:jc w:val="center"/>
-            </w:pPr>
-            <w:r>
-              <w:rPr>
-                <w:b/>
-                <w:color w:val="17365D"/>
-              </w:rPr>
-              <w:t>FHeistMapPresentationRow</w:t>
-            </w:r>
-          </w:p>
-        </w:tc>
-        <w:tc>
-          <w:tcPr>
-            <w:tcW w:w="6247" w:type="dxa"/>
-            <w:shd w:val="clear" w:color="auto" w:fill="EAF2F8"/>
-            <w:tcMar>
-              <w:top w:w="80" w:type="dxa"/>
-              <w:left w:w="100" w:type="dxa"/>
-              <w:bottom w:w="80" w:type="dxa"/>
-              <w:right w:w="100" w:type="dxa"/>
-            </w:tcMar>
-            <w:vAlign w:val="center"/>
-          </w:tcPr>
-          <w:p>
-            <w:pPr>
-              <w:pStyle w:val="TableText"/>
-              <w:jc w:val="center"/>
-            </w:pPr>
-            <w:r>
-              <w:rPr>
-                <w:b/>
-                <w:color w:val="17365D"/>
-              </w:rPr>
-              <w:t>Requirement</w:t>
-            </w:r>
-          </w:p>
-        </w:tc>
-      </w:tr>
-      <w:tr>
-        <w:trPr>
-          <w:cantSplit/>
-          <w:jc w:val="center"/>
-        </w:trPr>
-        <w:tc>
-          <w:tcPr>
-            <w:tcW w:w="3617" w:type="dxa"/>
-            <w:vAlign w:val="center"/>
-          </w:tcPr>
-          <w:p>
-            <w:pPr>
-              <w:pStyle w:val="TableText"/>
-            </w:pPr>
-            <w:r>
-              <w:t>MapId / FloorPlanTexture</w:t>
-            </w:r>
-          </w:p>
-        </w:tc>
-        <w:tc>
-          <w:tcPr>
-            <w:tcW w:w="6247" w:type="dxa"/>
-            <w:vAlign w:val="center"/>
-          </w:tcPr>
-          <w:p>
-            <w:pPr>
-              <w:pStyle w:val="TableText"/>
-            </w:pPr>
-            <w:r>
-              <w:t>현재 Map과 Texture가 일치</w:t>
-            </w:r>
-          </w:p>
-        </w:tc>
-      </w:tr>
-      <w:tr>
-        <w:trPr>
-          <w:cantSplit/>
-          <w:jc w:val="center"/>
-        </w:trPr>
-        <w:tc>
-          <w:tcPr>
-            <w:tcW w:w="3617" w:type="dxa"/>
-            <w:vAlign w:val="center"/>
-          </w:tcPr>
-          <w:p>
-            <w:pPr>
-              <w:pStyle w:val="TableText"/>
-            </w:pPr>
-            <w:r>
-              <w:lastRenderedPageBreak/>
-              <w:t>WorldMin / WorldMax</w:t>
-            </w:r>
-          </w:p>
-        </w:tc>
-        <w:tc>
-          <w:tcPr>
-            <w:tcW w:w="6247" w:type="dxa"/>
-            <w:vAlign w:val="center"/>
-          </w:tcPr>
-          <w:p>
-            <w:pPr>
-              <w:pStyle w:val="TableText"/>
-            </w:pPr>
-            <w:r>
-              <w:t>X/Y 크기가 0보다 큼</w:t>
-            </w:r>
-          </w:p>
-        </w:tc>
-      </w:tr>
-      <w:tr>
-        <w:trPr>
-          <w:cantSplit/>
-          <w:jc w:val="center"/>
-        </w:trPr>
-        <w:tc>
-          <w:tcPr>
-            <w:tcW w:w="3617" w:type="dxa"/>
-            <w:vAlign w:val="center"/>
-          </w:tcPr>
-          <w:p>
-            <w:pPr>
-              <w:pStyle w:val="TableText"/>
-            </w:pPr>
-            <w:r>
-              <w:t>MapNorth / Axis</w:t>
-            </w:r>
-          </w:p>
-        </w:tc>
-        <w:tc>
-          <w:tcPr>
-            <w:tcW w:w="6247" w:type="dxa"/>
-            <w:vAlign w:val="center"/>
-          </w:tcPr>
-          <w:p>
-            <w:pPr>
-              <w:pStyle w:val="TableText"/>
-            </w:pPr>
-            <w:r>
-              <w:t>Floor Plan의 북쪽과 World Axis가 일치</w:t>
-            </w:r>
-          </w:p>
-        </w:tc>
-      </w:tr>
-      <w:tr>
-        <w:trPr>
-          <w:cantSplit/>
-          <w:jc w:val="center"/>
-        </w:trPr>
-        <w:tc>
-          <w:tcPr>
-            <w:tcW w:w="3617" w:type="dxa"/>
-            <w:vAlign w:val="center"/>
-          </w:tcPr>
-          <w:p>
-            <w:pPr>
-              <w:pStyle w:val="TableText"/>
-            </w:pPr>
-            <w:r>
-              <w:t>ZoneLabels / ExitMarker</w:t>
-            </w:r>
-          </w:p>
-        </w:tc>
-        <w:tc>
-          <w:tcPr>
-            <w:tcW w:w="6247" w:type="dxa"/>
-            <w:vAlign w:val="center"/>
-          </w:tcPr>
-          <w:p>
-            <w:pPr>
-              <w:pStyle w:val="TableText"/>
-            </w:pPr>
-            <w:r>
-              <w:t>Presentation Data만 소유하며 Gameplay State를 변경하지 않음</w:t>
-            </w:r>
-          </w:p>
-        </w:tc>
-      </w:tr>
-    </w:tbl>
-    <w:p>
-      <w:pPr>
-        <w:spacing w:after="20"/>
-      </w:pPr>
-    </w:p>
-    <w:p>
-      <w:pPr>
-        <w:pStyle w:val="a0"/>
-        <w:numPr>
-          <w:ilvl w:val="0"/>
-          <w:numId w:val="11"/>
-        </w:numPr>
-      </w:pPr>
-      <w:r>
-        <w:t>Map은 Guard 위치, 시야 Cone, SoundPing, 미탐색 Loose Loot, 숨겨진 Spawn을 표시하지 않는다.</w:t>
-      </w:r>
-    </w:p>
-    <w:p>
-      <w:pPr>
-        <w:pStyle w:val="a0"/>
-        <w:numPr>
-          <w:ilvl w:val="0"/>
-          <w:numId w:val="11"/>
-        </w:numPr>
-      </w:pPr>
-      <w:r>
-        <w:t>Map Close/Arrest/Match End/Disconnect/Travel에서 Widget, Cursor, Mouse Capture, Input Context를 정리한다.</w:t>
-      </w:r>
-    </w:p>
-    <w:p>
-      <w:pPr>
-        <w:pStyle w:val="31"/>
-        <w:numPr>
-          <w:ilvl w:val="2"/>
-          <w:numId w:val="10"/>
-        </w:numPr>
-      </w:pPr>
-      <w:bookmarkStart w:id="99" w:name="_Toc239689143"/>
-      <w:r>
-        <w:t>Drop, Recovery, Deposit and Outcome</w:t>
       </w:r>
       <w:bookmarkEnd w:id="99"/>
     </w:p>
@@ -35923,28 +35766,23 @@
             </w:tcMar>
           </w:tcPr>
           <w:p>
-            <w:r>
-              <w:t>Grid-held Original/Loot → 180초 Vent Cast</w:t>
+            <w:pPr>
+              <w:pStyle w:val="CodeBlock"/>
+            </w:pPr>
+            <w:r>
+              <w:rPr>
+                <w:rFonts w:ascii="Consolas" w:eastAsia="Consolas" w:hAnsi="Consolas" w:cs="Consolas"/>
+              </w:rPr>
+              <w:t>ResolvedWalkSpeed = Clamp(300 - TotalCarryWeight × 7.5, 150, 300)</w:t>
             </w:r>
             <w:r>
               <w:br/>
-              <w:t>→ Server validates Phase/Player/Inventory and selects LooseLootOnly or FullEscape</w:t>
-            </w:r>
-            <w:r>
-              <w:br/>
-              <w:t>→ LooseLootOnly removes Loot only → SecuredValue, Player stays Active</w:t>
-            </w:r>
-            <w:r>
-              <w:br/>
-              <w:t>→ FullEscape removes remaining Loot/Original → RequiredTargetSecured / Escaped</w:t>
-            </w:r>
-            <w:r>
-              <w:br/>
-              <w:t>→ Arrest path reserves Evidence slots → World Pickup spawn → Inventory clear → Detention teleport</w:t>
-            </w:r>
-            <w:r>
-              <w:br/>
-              <w:t>→ Outcome evaluation → Team Result replication</w:t>
+            </w:r>
+            <w:r>
+              <w:rPr>
+                <w:rFonts w:ascii="Consolas" w:eastAsia="Consolas" w:hAnsi="Consolas" w:cs="Consolas"/>
+              </w:rPr>
+              <w:t>ResolvedSprintSpeed = Clamp(600 - TotalCarryWeight × 15, 250, 600)</w:t>
             </w:r>
           </w:p>
         </w:tc>
@@ -35952,7 +35790,265 @@
     </w:tbl>
     <w:p>
       <w:pPr>
-        <w:spacing w:after="20"/>
+        <w:spacing w:after="0" w:line="20" w:lineRule="exact"/>
+        <w:rPr>
+          <w:sz w:val="2"/>
+        </w:rPr>
+      </w:pPr>
+    </w:p>
+    <w:tbl>
+      <w:tblPr>
+        <w:tblStyle w:val="af9"/>
+        <w:tblW w:w="9864" w:type="dxa"/>
+        <w:jc w:val="center"/>
+        <w:tblLayout w:type="fixed"/>
+        <w:tblLook w:val="04A0" w:firstRow="1" w:lastRow="0" w:firstColumn="1" w:lastColumn="0" w:noHBand="0" w:noVBand="1"/>
+      </w:tblPr>
+      <w:tblGrid>
+        <w:gridCol w:w="2466"/>
+        <w:gridCol w:w="1973"/>
+        <w:gridCol w:w="5425"/>
+      </w:tblGrid>
+      <w:tr>
+        <w:trPr>
+          <w:cantSplit/>
+          <w:tblHeader/>
+          <w:jc w:val="center"/>
+        </w:trPr>
+        <w:tc>
+          <w:tcPr>
+            <w:tcW w:w="2466" w:type="dxa"/>
+            <w:shd w:val="clear" w:color="auto" w:fill="EAF2F8"/>
+            <w:tcMar>
+              <w:top w:w="80" w:type="dxa"/>
+              <w:left w:w="100" w:type="dxa"/>
+              <w:bottom w:w="80" w:type="dxa"/>
+              <w:right w:w="100" w:type="dxa"/>
+            </w:tcMar>
+            <w:vAlign w:val="center"/>
+          </w:tcPr>
+          <w:p>
+            <w:pPr>
+              <w:pStyle w:val="TableText"/>
+              <w:keepNext/>
+              <w:jc w:val="center"/>
+            </w:pPr>
+            <w:r>
+              <w:rPr>
+                <w:b/>
+                <w:color w:val="17365D"/>
+              </w:rPr>
+              <w:t>Event</w:t>
+            </w:r>
+          </w:p>
+        </w:tc>
+        <w:tc>
+          <w:tcPr>
+            <w:tcW w:w="1973" w:type="dxa"/>
+            <w:shd w:val="clear" w:color="auto" w:fill="EAF2F8"/>
+            <w:tcMar>
+              <w:top w:w="80" w:type="dxa"/>
+              <w:left w:w="100" w:type="dxa"/>
+              <w:bottom w:w="80" w:type="dxa"/>
+              <w:right w:w="100" w:type="dxa"/>
+            </w:tcMar>
+            <w:vAlign w:val="center"/>
+          </w:tcPr>
+          <w:p>
+            <w:pPr>
+              <w:pStyle w:val="TableText"/>
+              <w:keepNext/>
+              <w:jc w:val="center"/>
+            </w:pPr>
+            <w:r>
+              <w:rPr>
+                <w:b/>
+                <w:color w:val="17365D"/>
+              </w:rPr>
+              <w:t>Base Radius</w:t>
+            </w:r>
+          </w:p>
+        </w:tc>
+        <w:tc>
+          <w:tcPr>
+            <w:tcW w:w="5425" w:type="dxa"/>
+            <w:shd w:val="clear" w:color="auto" w:fill="EAF2F8"/>
+            <w:tcMar>
+              <w:top w:w="80" w:type="dxa"/>
+              <w:left w:w="100" w:type="dxa"/>
+              <w:bottom w:w="80" w:type="dxa"/>
+              <w:right w:w="100" w:type="dxa"/>
+            </w:tcMar>
+            <w:vAlign w:val="center"/>
+          </w:tcPr>
+          <w:p>
+            <w:pPr>
+              <w:pStyle w:val="TableText"/>
+              <w:keepNext/>
+              <w:jc w:val="center"/>
+            </w:pPr>
+            <w:r>
+              <w:rPr>
+                <w:b/>
+                <w:color w:val="17365D"/>
+              </w:rPr>
+              <w:t>Server Rule</w:t>
+            </w:r>
+          </w:p>
+        </w:tc>
+      </w:tr>
+      <w:tr>
+        <w:trPr>
+          <w:cantSplit/>
+          <w:jc w:val="center"/>
+        </w:trPr>
+        <w:tc>
+          <w:tcPr>
+            <w:tcW w:w="2466" w:type="dxa"/>
+            <w:vAlign w:val="center"/>
+          </w:tcPr>
+          <w:p>
+            <w:pPr>
+              <w:pStyle w:val="TableText"/>
+            </w:pPr>
+            <w:r>
+              <w:t>Walk Footstep</w:t>
+            </w:r>
+          </w:p>
+        </w:tc>
+        <w:tc>
+          <w:tcPr>
+            <w:tcW w:w="1973" w:type="dxa"/>
+            <w:vAlign w:val="center"/>
+          </w:tcPr>
+          <w:p>
+            <w:pPr>
+              <w:pStyle w:val="TableText"/>
+            </w:pPr>
+            <w:r>
+              <w:t>500 cm</w:t>
+            </w:r>
+          </w:p>
+        </w:tc>
+        <w:tc>
+          <w:tcPr>
+            <w:tcW w:w="5425" w:type="dxa"/>
+            <w:vAlign w:val="center"/>
+          </w:tcPr>
+          <w:p>
+            <w:pPr>
+              <w:pStyle w:val="TableText"/>
+            </w:pPr>
+            <w:r>
+              <w:t>Pace·Surface·Weight를 적용해 Guard Noise Event 생성</w:t>
+            </w:r>
+          </w:p>
+        </w:tc>
+      </w:tr>
+      <w:tr>
+        <w:trPr>
+          <w:cantSplit/>
+          <w:jc w:val="center"/>
+        </w:trPr>
+        <w:tc>
+          <w:tcPr>
+            <w:tcW w:w="2466" w:type="dxa"/>
+            <w:vAlign w:val="center"/>
+          </w:tcPr>
+          <w:p>
+            <w:pPr>
+              <w:pStyle w:val="TableText"/>
+            </w:pPr>
+            <w:r>
+              <w:t>Sprint Footstep</w:t>
+            </w:r>
+          </w:p>
+        </w:tc>
+        <w:tc>
+          <w:tcPr>
+            <w:tcW w:w="1973" w:type="dxa"/>
+            <w:vAlign w:val="center"/>
+          </w:tcPr>
+          <w:p>
+            <w:pPr>
+              <w:pStyle w:val="TableText"/>
+            </w:pPr>
+            <w:r>
+              <w:t>1,000 cm</w:t>
+            </w:r>
+          </w:p>
+        </w:tc>
+        <w:tc>
+          <w:tcPr>
+            <w:tcW w:w="5425" w:type="dxa"/>
+            <w:vAlign w:val="center"/>
+          </w:tcPr>
+          <w:p>
+            <w:pPr>
+              <w:pStyle w:val="TableText"/>
+            </w:pPr>
+            <w:r>
+              <w:t>Stamina 없이 속도와 소음의 교환을 형성</w:t>
+            </w:r>
+          </w:p>
+        </w:tc>
+      </w:tr>
+      <w:tr>
+        <w:trPr>
+          <w:cantSplit/>
+          <w:jc w:val="center"/>
+        </w:trPr>
+        <w:tc>
+          <w:tcPr>
+            <w:tcW w:w="2466" w:type="dxa"/>
+            <w:vAlign w:val="center"/>
+          </w:tcPr>
+          <w:p>
+            <w:pPr>
+              <w:pStyle w:val="TableText"/>
+            </w:pPr>
+            <w:r>
+              <w:lastRenderedPageBreak/>
+              <w:t>Voice Speech</w:t>
+            </w:r>
+          </w:p>
+        </w:tc>
+        <w:tc>
+          <w:tcPr>
+            <w:tcW w:w="1973" w:type="dxa"/>
+            <w:vAlign w:val="center"/>
+          </w:tcPr>
+          <w:p>
+            <w:pPr>
+              <w:pStyle w:val="TableText"/>
+            </w:pPr>
+            <w:r>
+              <w:t>800 cm</w:t>
+            </w:r>
+          </w:p>
+        </w:tc>
+        <w:tc>
+          <w:tcPr>
+            <w:tcW w:w="5425" w:type="dxa"/>
+            <w:vAlign w:val="center"/>
+          </w:tcPr>
+          <w:p>
+            <w:pPr>
+              <w:pStyle w:val="TableText"/>
+            </w:pPr>
+            <w:r>
+              <w:t>PTT + IOnlineVoice 실제 발화를 Client가 보고하고 Server가 Phase·Pawn·0.8초 Rate Limit을 검증해 Authoritative Location에서 생성</w:t>
+            </w:r>
+          </w:p>
+        </w:tc>
+      </w:tr>
+    </w:tbl>
+    <w:p>
+      <w:pPr>
+        <w:spacing w:after="0" w:line="20" w:lineRule="exact"/>
+        <w:rPr>
+          <w:sz w:val="2"/>
+        </w:rPr>
       </w:pPr>
     </w:p>
     <w:p>
@@ -35964,7 +36060,7 @@
         </w:numPr>
       </w:pPr>
       <w:r>
-        <w:t>Vent Server Entry는 동일 Cast를 재사용하되 LooseLootOnly Settlement와 FullEscape를 서버가 분기한다. LooseLootOnly는 5×5 Grid의 Loot Item만 검증·제거하고 Secured Value를 갱신하며 Original/Required Target과 Active 상태를 유지한다. FullEscape는 남은 Loot/Original Instance를 전부 검증·제거하고 Required Target 상태와 Escaped를 확정한다. Arrest는 전체 미정산 Loot/Original Snapshot과 Evidence 슬롯을 먼저 예약하고 World Pickup Spawn, Inventory Clear, Detention Teleport, Arrest Commit을 단일 서버 Transaction으로 처리하며 실패 시 Spawn/위치/Inventory를 Rollback한다.</w:t>
+        <w:t>Inventory, Map, Forgery, Security Hold, Stun, Arrest, Escaped 상태에서 Sprint를 허용하지 않는다. Assembly 차단값은 Deferred 호환용으로만 남는다.</w:t>
       </w:r>
     </w:p>
     <w:p>
@@ -35976,8 +36072,276 @@
         </w:numPr>
       </w:pPr>
       <w:r>
-        <w:t>먼저 Escaped한 Player는 다시 Gameplay State로 돌아오지 않으며 Team Status에서 관찰만 한다.</w:t>
+        <w:t>Sprint Request와 실제 MaxWalkSpeed는 Weight, Match Phase, Player State를 서버에서 검증한다.</w:t>
       </w:r>
+    </w:p>
+    <w:p>
+      <w:pPr>
+        <w:pStyle w:val="31"/>
+        <w:numPr>
+          <w:ilvl w:val="2"/>
+          <w:numId w:val="10"/>
+        </w:numPr>
+      </w:pPr>
+      <w:bookmarkStart w:id="100" w:name="_Toc239830029"/>
+      <w:r>
+        <w:t>Identity, Nameplate and Team Status</w:t>
+      </w:r>
+      <w:bookmarkEnd w:id="100"/>
+    </w:p>
+    <w:tbl>
+      <w:tblPr>
+        <w:tblStyle w:val="af9"/>
+        <w:tblW w:w="9864" w:type="dxa"/>
+        <w:jc w:val="center"/>
+        <w:tblLayout w:type="fixed"/>
+        <w:tblLook w:val="04A0" w:firstRow="1" w:lastRow="0" w:firstColumn="1" w:lastColumn="0" w:noHBand="0" w:noVBand="1"/>
+      </w:tblPr>
+      <w:tblGrid>
+        <w:gridCol w:w="2959"/>
+        <w:gridCol w:w="4439"/>
+        <w:gridCol w:w="2466"/>
+      </w:tblGrid>
+      <w:tr>
+        <w:trPr>
+          <w:cantSplit/>
+          <w:tblHeader/>
+          <w:jc w:val="center"/>
+        </w:trPr>
+        <w:tc>
+          <w:tcPr>
+            <w:tcW w:w="2959" w:type="dxa"/>
+            <w:shd w:val="clear" w:color="auto" w:fill="EAF2F8"/>
+            <w:tcMar>
+              <w:top w:w="80" w:type="dxa"/>
+              <w:left w:w="100" w:type="dxa"/>
+              <w:bottom w:w="80" w:type="dxa"/>
+              <w:right w:w="100" w:type="dxa"/>
+            </w:tcMar>
+            <w:vAlign w:val="center"/>
+          </w:tcPr>
+          <w:p>
+            <w:pPr>
+              <w:pStyle w:val="TableText"/>
+              <w:keepNext/>
+              <w:jc w:val="center"/>
+            </w:pPr>
+            <w:r>
+              <w:rPr>
+                <w:b/>
+                <w:color w:val="17365D"/>
+              </w:rPr>
+              <w:t>Owner</w:t>
+            </w:r>
+          </w:p>
+        </w:tc>
+        <w:tc>
+          <w:tcPr>
+            <w:tcW w:w="4439" w:type="dxa"/>
+            <w:shd w:val="clear" w:color="auto" w:fill="EAF2F8"/>
+            <w:tcMar>
+              <w:top w:w="80" w:type="dxa"/>
+              <w:left w:w="100" w:type="dxa"/>
+              <w:bottom w:w="80" w:type="dxa"/>
+              <w:right w:w="100" w:type="dxa"/>
+            </w:tcMar>
+            <w:vAlign w:val="center"/>
+          </w:tcPr>
+          <w:p>
+            <w:pPr>
+              <w:pStyle w:val="TableText"/>
+              <w:keepNext/>
+              <w:jc w:val="center"/>
+            </w:pPr>
+            <w:r>
+              <w:rPr>
+                <w:b/>
+                <w:color w:val="17365D"/>
+              </w:rPr>
+              <w:t>State</w:t>
+            </w:r>
+          </w:p>
+        </w:tc>
+        <w:tc>
+          <w:tcPr>
+            <w:tcW w:w="2466" w:type="dxa"/>
+            <w:shd w:val="clear" w:color="auto" w:fill="EAF2F8"/>
+            <w:tcMar>
+              <w:top w:w="80" w:type="dxa"/>
+              <w:left w:w="100" w:type="dxa"/>
+              <w:bottom w:w="80" w:type="dxa"/>
+              <w:right w:w="100" w:type="dxa"/>
+            </w:tcMar>
+            <w:vAlign w:val="center"/>
+          </w:tcPr>
+          <w:p>
+            <w:pPr>
+              <w:pStyle w:val="TableText"/>
+              <w:keepNext/>
+              <w:jc w:val="center"/>
+            </w:pPr>
+            <w:r>
+              <w:rPr>
+                <w:b/>
+                <w:color w:val="17365D"/>
+              </w:rPr>
+              <w:t>Consumer</w:t>
+            </w:r>
+          </w:p>
+        </w:tc>
+      </w:tr>
+      <w:tr>
+        <w:trPr>
+          <w:cantSplit/>
+          <w:jc w:val="center"/>
+        </w:trPr>
+        <w:tc>
+          <w:tcPr>
+            <w:tcW w:w="2959" w:type="dxa"/>
+            <w:vAlign w:val="center"/>
+          </w:tcPr>
+          <w:p>
+            <w:pPr>
+              <w:pStyle w:val="TableText"/>
+            </w:pPr>
+            <w:r>
+              <w:t>AHeistPlayerState</w:t>
+            </w:r>
+          </w:p>
+        </w:tc>
+        <w:tc>
+          <w:tcPr>
+            <w:tcW w:w="4439" w:type="dxa"/>
+            <w:vAlign w:val="center"/>
+          </w:tcPr>
+          <w:p>
+            <w:pPr>
+              <w:pStyle w:val="TableText"/>
+            </w:pPr>
+            <w:r>
+              <w:t>Platform Display Name, Heist Player Id, Player Color, Crew Status</w:t>
+            </w:r>
+          </w:p>
+        </w:tc>
+        <w:tc>
+          <w:tcPr>
+            <w:tcW w:w="2466" w:type="dxa"/>
+            <w:vAlign w:val="center"/>
+          </w:tcPr>
+          <w:p>
+            <w:pPr>
+              <w:pStyle w:val="TableText"/>
+            </w:pPr>
+            <w:r>
+              <w:t>Nameplate, Team HUD, Map, Result</w:t>
+            </w:r>
+          </w:p>
+        </w:tc>
+      </w:tr>
+      <w:tr>
+        <w:trPr>
+          <w:cantSplit/>
+          <w:jc w:val="center"/>
+        </w:trPr>
+        <w:tc>
+          <w:tcPr>
+            <w:tcW w:w="2959" w:type="dxa"/>
+            <w:vAlign w:val="center"/>
+          </w:tcPr>
+          <w:p>
+            <w:pPr>
+              <w:pStyle w:val="TableText"/>
+            </w:pPr>
+            <w:r>
+              <w:t>Character / Component</w:t>
+            </w:r>
+          </w:p>
+        </w:tc>
+        <w:tc>
+          <w:tcPr>
+            <w:tcW w:w="4439" w:type="dxa"/>
+            <w:vAlign w:val="center"/>
+          </w:tcPr>
+          <w:p>
+            <w:pPr>
+              <w:pStyle w:val="TableText"/>
+            </w:pPr>
+            <w:r>
+              <w:t>거리·Occlusion·Carry/Movement Presentation Hook</w:t>
+            </w:r>
+          </w:p>
+        </w:tc>
+        <w:tc>
+          <w:tcPr>
+            <w:tcW w:w="2466" w:type="dxa"/>
+            <w:vAlign w:val="center"/>
+          </w:tcPr>
+          <w:p>
+            <w:pPr>
+              <w:pStyle w:val="TableText"/>
+            </w:pPr>
+            <w:r>
+              <w:t>Remote Nameplate / World Presentation</w:t>
+            </w:r>
+          </w:p>
+        </w:tc>
+      </w:tr>
+      <w:tr>
+        <w:trPr>
+          <w:cantSplit/>
+          <w:jc w:val="center"/>
+        </w:trPr>
+        <w:tc>
+          <w:tcPr>
+            <w:tcW w:w="2959" w:type="dxa"/>
+            <w:vAlign w:val="center"/>
+          </w:tcPr>
+          <w:p>
+            <w:pPr>
+              <w:pStyle w:val="TableText"/>
+            </w:pPr>
+            <w:r>
+              <w:t>UHeistHUDViewModel</w:t>
+            </w:r>
+          </w:p>
+        </w:tc>
+        <w:tc>
+          <w:tcPr>
+            <w:tcW w:w="4439" w:type="dxa"/>
+            <w:vAlign w:val="center"/>
+          </w:tcPr>
+          <w:p>
+            <w:pPr>
+              <w:pStyle w:val="TableText"/>
+            </w:pPr>
+            <w:r>
+              <w:t>복제 Snapshot의 표시용 변환</w:t>
+            </w:r>
+          </w:p>
+        </w:tc>
+        <w:tc>
+          <w:tcPr>
+            <w:tcW w:w="2466" w:type="dxa"/>
+            <w:vAlign w:val="center"/>
+          </w:tcPr>
+          <w:p>
+            <w:pPr>
+              <w:pStyle w:val="TableText"/>
+            </w:pPr>
+            <w:r>
+              <w:t>WBP Layout / Animation / Color / Icon</w:t>
+            </w:r>
+          </w:p>
+        </w:tc>
+      </w:tr>
+    </w:tbl>
+    <w:p>
+      <w:pPr>
+        <w:spacing w:after="0" w:line="20" w:lineRule="exact"/>
+        <w:rPr>
+          <w:sz w:val="2"/>
+        </w:rPr>
+      </w:pPr>
     </w:p>
     <w:p>
       <w:pPr>
@@ -35988,7 +36352,31 @@
         </w:numPr>
       </w:pPr>
       <w:r>
-        <w:t>Required Target / Loot Value Quota / Secured Value / Contract Outcome은 Server만 확정한다.</w:t>
+        <w:t>Display Name이 비어 있으면 PLAYER {HeistPlayerId}를 사용한다.</w:t>
+      </w:r>
+    </w:p>
+    <w:p>
+      <w:pPr>
+        <w:pStyle w:val="a0"/>
+        <w:numPr>
+          <w:ilvl w:val="0"/>
+          <w:numId w:val="11"/>
+        </w:numPr>
+      </w:pPr>
+      <w:r>
+        <w:t>Local Owning Player의 Nameplate는 숨기고 Remote Player는 2~2,500cm에서 표시하며 원거리 Fade를 적용한다.</w:t>
+      </w:r>
+    </w:p>
+    <w:p>
+      <w:pPr>
+        <w:pStyle w:val="a0"/>
+        <w:numPr>
+          <w:ilvl w:val="0"/>
+          <w:numId w:val="11"/>
+        </w:numPr>
+      </w:pPr>
+      <w:r>
+        <w:t>v1 Crew Status는 Active, Forging, CarryingOriginal, Heavy, Stunned, Arrested, Escaped를 사용한다. Assembling은 Deferred Object Assembly Serialization/cleanup 호환 상태로만 보존하며 v1 플레이에서 새로 발생시키지 않는다.</w:t>
       </w:r>
     </w:p>
     <w:p>
@@ -35999,11 +36387,463 @@
           <w:numId w:val="10"/>
         </w:numPr>
       </w:pPr>
-      <w:bookmarkStart w:id="100" w:name="_Toc239689144"/>
+      <w:bookmarkStart w:id="101" w:name="_Toc239830030"/>
+      <w:r>
+        <w:t>Floor Plan Projection and Information Policy</w:t>
+      </w:r>
+      <w:bookmarkEnd w:id="101"/>
+    </w:p>
+    <w:tbl>
+      <w:tblPr>
+        <w:tblStyle w:val="af9"/>
+        <w:tblW w:w="9864" w:type="dxa"/>
+        <w:jc w:val="center"/>
+        <w:tblLayout w:type="fixed"/>
+        <w:tblLook w:val="04A0" w:firstRow="1" w:lastRow="0" w:firstColumn="1" w:lastColumn="0" w:noHBand="0" w:noVBand="1"/>
+      </w:tblPr>
+      <w:tblGrid>
+        <w:gridCol w:w="9864"/>
+      </w:tblGrid>
+      <w:tr>
+        <w:trPr>
+          <w:cantSplit/>
+          <w:jc w:val="center"/>
+        </w:trPr>
+        <w:tc>
+          <w:tcPr>
+            <w:tcW w:w="9864" w:type="dxa"/>
+            <w:shd w:val="clear" w:color="auto" w:fill="F3F5F7"/>
+            <w:tcMar>
+              <w:top w:w="80" w:type="dxa"/>
+              <w:left w:w="100" w:type="dxa"/>
+              <w:bottom w:w="80" w:type="dxa"/>
+              <w:right w:w="100" w:type="dxa"/>
+            </w:tcMar>
+          </w:tcPr>
+          <w:p>
+            <w:pPr>
+              <w:pStyle w:val="CodeBlock"/>
+            </w:pPr>
+            <w:r>
+              <w:rPr>
+                <w:rFonts w:ascii="Consolas" w:eastAsia="Consolas" w:hAnsi="Consolas" w:cs="Consolas"/>
+              </w:rPr>
+              <w:t>U = Clamp((WorldX - WorldMinX) / (WorldMaxX - WorldMinX), 0, 1)</w:t>
+            </w:r>
+            <w:r>
+              <w:br/>
+            </w:r>
+            <w:r>
+              <w:rPr>
+                <w:rFonts w:ascii="Consolas" w:eastAsia="Consolas" w:hAnsi="Consolas" w:cs="Consolas"/>
+              </w:rPr>
+              <w:t>V = 1 - Clamp((WorldY - WorldMinY) / (WorldMaxY - WorldMinY), 0, 1)</w:t>
+            </w:r>
+          </w:p>
+          <w:p>
+            <w:pPr>
+              <w:pStyle w:val="a0"/>
+            </w:pPr>
+            <w:r>
+              <w:t>위 식은 현재 M01/M02/M03의 MapNorthAxis=PositiveY 기준이다. 다른 축은 FHeistMapPresentationRow::ProjectWorldLocationToMapUV의 축 회전을 적용하며 Texture와 Marker에 같은 변환을 사용한다.</w:t>
+            </w:r>
+          </w:p>
+        </w:tc>
+      </w:tr>
+    </w:tbl>
+    <w:p>
+      <w:pPr>
+        <w:spacing w:after="0" w:line="20" w:lineRule="exact"/>
+        <w:rPr>
+          <w:sz w:val="2"/>
+        </w:rPr>
+      </w:pPr>
+    </w:p>
+    <w:tbl>
+      <w:tblPr>
+        <w:tblStyle w:val="af9"/>
+        <w:tblW w:w="9864" w:type="dxa"/>
+        <w:jc w:val="center"/>
+        <w:tblLayout w:type="fixed"/>
+        <w:tblLook w:val="04A0" w:firstRow="1" w:lastRow="0" w:firstColumn="1" w:lastColumn="0" w:noHBand="0" w:noVBand="1"/>
+      </w:tblPr>
+      <w:tblGrid>
+        <w:gridCol w:w="3617"/>
+        <w:gridCol w:w="6247"/>
+      </w:tblGrid>
+      <w:tr>
+        <w:trPr>
+          <w:cantSplit/>
+          <w:tblHeader/>
+          <w:jc w:val="center"/>
+        </w:trPr>
+        <w:tc>
+          <w:tcPr>
+            <w:tcW w:w="3617" w:type="dxa"/>
+            <w:shd w:val="clear" w:color="auto" w:fill="EAF2F8"/>
+            <w:tcMar>
+              <w:top w:w="80" w:type="dxa"/>
+              <w:left w:w="100" w:type="dxa"/>
+              <w:bottom w:w="80" w:type="dxa"/>
+              <w:right w:w="100" w:type="dxa"/>
+            </w:tcMar>
+            <w:vAlign w:val="center"/>
+          </w:tcPr>
+          <w:p>
+            <w:pPr>
+              <w:pStyle w:val="TableText"/>
+              <w:keepNext/>
+              <w:jc w:val="center"/>
+            </w:pPr>
+            <w:r>
+              <w:rPr>
+                <w:b/>
+                <w:color w:val="17365D"/>
+              </w:rPr>
+              <w:t>FHeistMapPresentationRow</w:t>
+            </w:r>
+          </w:p>
+        </w:tc>
+        <w:tc>
+          <w:tcPr>
+            <w:tcW w:w="6247" w:type="dxa"/>
+            <w:shd w:val="clear" w:color="auto" w:fill="EAF2F8"/>
+            <w:tcMar>
+              <w:top w:w="80" w:type="dxa"/>
+              <w:left w:w="100" w:type="dxa"/>
+              <w:bottom w:w="80" w:type="dxa"/>
+              <w:right w:w="100" w:type="dxa"/>
+            </w:tcMar>
+            <w:vAlign w:val="center"/>
+          </w:tcPr>
+          <w:p>
+            <w:pPr>
+              <w:pStyle w:val="TableText"/>
+              <w:keepNext/>
+              <w:jc w:val="center"/>
+            </w:pPr>
+            <w:r>
+              <w:rPr>
+                <w:b/>
+                <w:color w:val="17365D"/>
+              </w:rPr>
+              <w:t>Requirement</w:t>
+            </w:r>
+          </w:p>
+        </w:tc>
+      </w:tr>
+      <w:tr>
+        <w:trPr>
+          <w:cantSplit/>
+          <w:jc w:val="center"/>
+        </w:trPr>
+        <w:tc>
+          <w:tcPr>
+            <w:tcW w:w="3617" w:type="dxa"/>
+            <w:vAlign w:val="center"/>
+          </w:tcPr>
+          <w:p>
+            <w:pPr>
+              <w:pStyle w:val="TableText"/>
+            </w:pPr>
+            <w:r>
+              <w:t>MapId / FloorPlanTexture</w:t>
+            </w:r>
+          </w:p>
+        </w:tc>
+        <w:tc>
+          <w:tcPr>
+            <w:tcW w:w="6247" w:type="dxa"/>
+            <w:vAlign w:val="center"/>
+          </w:tcPr>
+          <w:p>
+            <w:pPr>
+              <w:pStyle w:val="TableText"/>
+            </w:pPr>
+            <w:r>
+              <w:t>현재 Map과 Texture가 일치</w:t>
+            </w:r>
+          </w:p>
+        </w:tc>
+      </w:tr>
+      <w:tr>
+        <w:trPr>
+          <w:cantSplit/>
+          <w:jc w:val="center"/>
+        </w:trPr>
+        <w:tc>
+          <w:tcPr>
+            <w:tcW w:w="3617" w:type="dxa"/>
+            <w:vAlign w:val="center"/>
+          </w:tcPr>
+          <w:p>
+            <w:pPr>
+              <w:pStyle w:val="TableText"/>
+            </w:pPr>
+            <w:r>
+              <w:t>WorldMin / WorldMax</w:t>
+            </w:r>
+          </w:p>
+        </w:tc>
+        <w:tc>
+          <w:tcPr>
+            <w:tcW w:w="6247" w:type="dxa"/>
+            <w:vAlign w:val="center"/>
+          </w:tcPr>
+          <w:p>
+            <w:pPr>
+              <w:pStyle w:val="TableText"/>
+            </w:pPr>
+            <w:r>
+              <w:t>X/Y 크기가 0보다 큼</w:t>
+            </w:r>
+          </w:p>
+        </w:tc>
+      </w:tr>
+      <w:tr>
+        <w:trPr>
+          <w:cantSplit/>
+          <w:jc w:val="center"/>
+        </w:trPr>
+        <w:tc>
+          <w:tcPr>
+            <w:tcW w:w="3617" w:type="dxa"/>
+            <w:vAlign w:val="center"/>
+          </w:tcPr>
+          <w:p>
+            <w:pPr>
+              <w:pStyle w:val="TableText"/>
+            </w:pPr>
+            <w:r>
+              <w:t>MapNorthAxis</w:t>
+            </w:r>
+          </w:p>
+        </w:tc>
+        <w:tc>
+          <w:tcPr>
+            <w:tcW w:w="6247" w:type="dxa"/>
+            <w:vAlign w:val="center"/>
+          </w:tcPr>
+          <w:p>
+            <w:pPr>
+              <w:pStyle w:val="TableText"/>
+            </w:pPr>
+            <w:r>
+              <w:t>Floor Plan의 북쪽과 World Axis가 일치</w:t>
+            </w:r>
+          </w:p>
+        </w:tc>
+      </w:tr>
+      <w:tr>
+        <w:trPr>
+          <w:cantSplit/>
+          <w:jc w:val="center"/>
+        </w:trPr>
+        <w:tc>
+          <w:tcPr>
+            <w:tcW w:w="3617" w:type="dxa"/>
+            <w:vAlign w:val="center"/>
+          </w:tcPr>
+          <w:p>
+            <w:pPr>
+              <w:pStyle w:val="TableText"/>
+            </w:pPr>
+            <w:r>
+              <w:t>ZoneAnchors / DefaultExitAnchors</w:t>
+            </w:r>
+          </w:p>
+        </w:tc>
+        <w:tc>
+          <w:tcPr>
+            <w:tcW w:w="6247" w:type="dxa"/>
+            <w:vAlign w:val="center"/>
+          </w:tcPr>
+          <w:p>
+            <w:pPr>
+              <w:pStyle w:val="TableText"/>
+            </w:pPr>
+            <w:r>
+              <w:t>Presentation Data만 소유하며 Gameplay State를 변경하지 않음</w:t>
+            </w:r>
+          </w:p>
+        </w:tc>
+      </w:tr>
+    </w:tbl>
+    <w:p>
+      <w:pPr>
+        <w:spacing w:after="0" w:line="20" w:lineRule="exact"/>
+        <w:rPr>
+          <w:sz w:val="2"/>
+        </w:rPr>
+      </w:pPr>
+    </w:p>
+    <w:p>
+      <w:pPr>
+        <w:pStyle w:val="a0"/>
+        <w:numPr>
+          <w:ilvl w:val="0"/>
+          <w:numId w:val="11"/>
+        </w:numPr>
+      </w:pPr>
+      <w:r>
+        <w:t>Map은 Guard 위치, 시야 Cone, SoundPing, 미탐색 Loose Loot, 숨겨진 Spawn을 표시하지 않는다.</w:t>
+      </w:r>
+    </w:p>
+    <w:p>
+      <w:pPr>
+        <w:pStyle w:val="a0"/>
+        <w:numPr>
+          <w:ilvl w:val="0"/>
+          <w:numId w:val="11"/>
+        </w:numPr>
+      </w:pPr>
+      <w:r>
+        <w:t>Map Close/Arrest/Match End/Disconnect/Travel에서 Widget, Cursor, Mouse Capture, Input Context를 정리한다.</w:t>
+      </w:r>
+    </w:p>
+    <w:p>
+      <w:pPr>
+        <w:pStyle w:val="a0"/>
+      </w:pPr>
+      <w:r>
+        <w:lastRenderedPageBreak/>
+        <w:t>Floor Plan PNG는 저장된 Map의 Geometry를 export_floor_plan_geometry.py로 추출한 FloorPlanGeometry.json에서 생성한다. 기본 생성 및 -FloorPlanOnly는 출력 전에 Editor에서 현재 Geometry를 읽기 전용으로 비교하고, Bounds가 같더라도 벽·문·방 구조의 지문이 다르면 중단한다. 비교 통과 후 PNG를 만들고 Editor에서 Import한다.</w:t>
+      </w:r>
+    </w:p>
+    <w:p>
+      <w:pPr>
+        <w:pStyle w:val="a0"/>
+      </w:pPr>
+      <w:r>
+        <w:t>.umap SHA는 읽기 전용 검사의 저장 방지 증거다. Navigation만 바뀌어 Map SHA가 달라진 경우에는 Geometry가 같으면 Floor Plan을 오래된 것으로 판정하지 않는다.</w:t>
+      </w:r>
+    </w:p>
+    <w:p>
+      <w:pPr>
+        <w:pStyle w:val="31"/>
+        <w:numPr>
+          <w:ilvl w:val="2"/>
+          <w:numId w:val="10"/>
+        </w:numPr>
+      </w:pPr>
+      <w:bookmarkStart w:id="102" w:name="_Toc239830031"/>
+      <w:r>
+        <w:t>Drop, Recovery, Deposit and Outcome</w:t>
+      </w:r>
+      <w:bookmarkEnd w:id="102"/>
+    </w:p>
+    <w:tbl>
+      <w:tblPr>
+        <w:tblStyle w:val="af9"/>
+        <w:tblW w:w="9864" w:type="dxa"/>
+        <w:jc w:val="center"/>
+        <w:tblLayout w:type="fixed"/>
+        <w:tblLook w:val="04A0" w:firstRow="1" w:lastRow="0" w:firstColumn="1" w:lastColumn="0" w:noHBand="0" w:noVBand="1"/>
+      </w:tblPr>
+      <w:tblGrid>
+        <w:gridCol w:w="9864"/>
+      </w:tblGrid>
+      <w:tr>
+        <w:trPr>
+          <w:cantSplit/>
+          <w:jc w:val="center"/>
+        </w:trPr>
+        <w:tc>
+          <w:tcPr>
+            <w:tcW w:w="9864" w:type="dxa"/>
+            <w:shd w:val="clear" w:color="auto" w:fill="F3F5F7"/>
+            <w:tcMar>
+              <w:top w:w="80" w:type="dxa"/>
+              <w:left w:w="100" w:type="dxa"/>
+              <w:bottom w:w="80" w:type="dxa"/>
+              <w:right w:w="100" w:type="dxa"/>
+            </w:tcMar>
+          </w:tcPr>
+          <w:p>
+            <w:r>
+              <w:t>Grid-held Original/Loot → 180초 Vent Cast</w:t>
+            </w:r>
+            <w:r>
+              <w:br/>
+              <w:t>→ Server validates Phase/Player/Inventory and selects LooseLootOnly or FullEscape</w:t>
+            </w:r>
+            <w:r>
+              <w:br/>
+              <w:t>→ LooseLootOnly removes Loot only → SecuredValue, Player stays Active</w:t>
+            </w:r>
+            <w:r>
+              <w:br/>
+              <w:t>→ FullEscape removes remaining Loot/Original → RequiredTargetSecured / Escaped</w:t>
+            </w:r>
+            <w:r>
+              <w:br/>
+              <w:t>→ Arrest path reserves Evidence slots → World Pickup spawn → Inventory clear → Detention teleport</w:t>
+            </w:r>
+            <w:r>
+              <w:br/>
+              <w:t>→ Outcome evaluation → Team Result replication</w:t>
+            </w:r>
+          </w:p>
+        </w:tc>
+      </w:tr>
+    </w:tbl>
+    <w:p>
+      <w:pPr>
+        <w:spacing w:after="0" w:line="20" w:lineRule="exact"/>
+        <w:rPr>
+          <w:sz w:val="2"/>
+        </w:rPr>
+      </w:pPr>
+    </w:p>
+    <w:p>
+      <w:pPr>
+        <w:pStyle w:val="a0"/>
+        <w:numPr>
+          <w:ilvl w:val="0"/>
+          <w:numId w:val="11"/>
+        </w:numPr>
+      </w:pPr>
+      <w:r>
+        <w:t>Vent Server Entry는 동일 Cast를 재사용하되 LooseLootOnly Settlement와 FullEscape를 서버가 분기한다. LooseLootOnly는 5×5 Grid의 Loot Item만 검증·제거하고 Secured Value를 갱신하며 Original/Required Target과 Active 상태를 유지한다. FullEscape는 남은 Loot/Original Instance를 전부 검증·제거하고 Required Target 상태와 Escaped를 확정한다. Arrest는 전체 미정산 Loot/Original Snapshot과 Evidence 슬롯을 먼저 예약하고 World Pickup Spawn, Inventory Clear, Detention Teleport, Arrest Commit을 단일 서버 Transaction으로 처리하며 실패 시 Spawn/위치/Inventory를 Rollback한다.</w:t>
+      </w:r>
+    </w:p>
+    <w:p>
+      <w:pPr>
+        <w:pStyle w:val="a0"/>
+        <w:numPr>
+          <w:ilvl w:val="0"/>
+          <w:numId w:val="11"/>
+        </w:numPr>
+      </w:pPr>
+      <w:r>
+        <w:t>먼저 Escaped한 Player는 다시 Gameplay State로 돌아오지 않으며 Team Status에서 관찰만 한다.</w:t>
+      </w:r>
+    </w:p>
+    <w:p>
+      <w:pPr>
+        <w:pStyle w:val="a0"/>
+        <w:numPr>
+          <w:ilvl w:val="0"/>
+          <w:numId w:val="11"/>
+        </w:numPr>
+      </w:pPr>
+      <w:r>
+        <w:t>Required Target / Loot Value Quota / Secured Value / Contract Outcome은 Server만 확정한다.</w:t>
+      </w:r>
+    </w:p>
+    <w:p>
+      <w:pPr>
+        <w:pStyle w:val="31"/>
+        <w:numPr>
+          <w:ilvl w:val="2"/>
+          <w:numId w:val="10"/>
+        </w:numPr>
+      </w:pPr>
+      <w:bookmarkStart w:id="103" w:name="_Toc239830032"/>
       <w:r>
         <w:t>Greed Decision Telemetry Contract</w:t>
       </w:r>
-      <w:bookmarkEnd w:id="100"/>
+      <w:bookmarkEnd w:id="103"/>
     </w:p>
     <w:p>
       <w:r>
@@ -36053,7 +36893,10 @@
     </w:tbl>
     <w:p>
       <w:pPr>
-        <w:spacing w:after="20"/>
+        <w:spacing w:after="0" w:line="20" w:lineRule="exact"/>
+        <w:rPr>
+          <w:sz w:val="2"/>
+        </w:rPr>
       </w:pPr>
     </w:p>
     <w:tbl>
@@ -36072,6 +36915,7 @@
       <w:tr>
         <w:trPr>
           <w:cantSplit/>
+          <w:tblHeader/>
           <w:jc w:val="center"/>
         </w:trPr>
         <w:tc>
@@ -36089,6 +36933,7 @@
           <w:p>
             <w:pPr>
               <w:pStyle w:val="TableText"/>
+              <w:keepNext/>
               <w:jc w:val="center"/>
             </w:pPr>
             <w:r>
@@ -36097,7 +36942,6 @@
                 <w:color w:val="17365D"/>
                 <w:sz w:val="17"/>
               </w:rPr>
-              <w:lastRenderedPageBreak/>
               <w:t>Priority</w:t>
             </w:r>
           </w:p>
@@ -36117,6 +36961,7 @@
           <w:p>
             <w:pPr>
               <w:pStyle w:val="TableText"/>
+              <w:keepNext/>
               <w:jc w:val="center"/>
             </w:pPr>
             <w:r>
@@ -36144,6 +36989,7 @@
           <w:p>
             <w:pPr>
               <w:pStyle w:val="TableText"/>
+              <w:keepNext/>
               <w:jc w:val="center"/>
             </w:pPr>
             <w:r>
@@ -36226,6 +37072,7 @@
               <w:rPr>
                 <w:sz w:val="16"/>
               </w:rPr>
+              <w:lastRenderedPageBreak/>
               <w:t>P1</w:t>
             </w:r>
           </w:p>
@@ -36553,7 +37400,10 @@
     </w:tbl>
     <w:p>
       <w:pPr>
-        <w:spacing w:after="20"/>
+        <w:spacing w:after="0" w:line="20" w:lineRule="exact"/>
+        <w:rPr>
+          <w:sz w:val="2"/>
+        </w:rPr>
       </w:pPr>
     </w:p>
     <w:p>
@@ -36564,7 +37414,7 @@
           <w:numId w:val="10"/>
         </w:numPr>
       </w:pPr>
-      <w:bookmarkStart w:id="101" w:name="_Toc239689145"/>
+      <w:bookmarkStart w:id="104" w:name="_Toc239830033"/>
       <w:r>
         <w:t xml:space="preserve">Contract DataTable, DataAsset </w:t>
       </w:r>
@@ -36574,7 +37424,7 @@
       <w:r>
         <w:t xml:space="preserve"> Runtime Structure</w:t>
       </w:r>
-      <w:bookmarkEnd w:id="101"/>
+      <w:bookmarkEnd w:id="104"/>
     </w:p>
     <w:p>
       <w:pPr>
@@ -36584,11 +37434,11 @@
           <w:numId w:val="10"/>
         </w:numPr>
       </w:pPr>
-      <w:bookmarkStart w:id="102" w:name="_Toc239689146"/>
+      <w:bookmarkStart w:id="105" w:name="_Toc239830034"/>
       <w:r>
         <w:t>Data Ownership</w:t>
       </w:r>
-      <w:bookmarkEnd w:id="102"/>
+      <w:bookmarkEnd w:id="105"/>
     </w:p>
     <w:p>
       <w:r>
@@ -36611,6 +37461,7 @@
       <w:tr>
         <w:trPr>
           <w:cantSplit/>
+          <w:tblHeader/>
         </w:trPr>
         <w:tc>
           <w:tcPr>
@@ -36624,6 +37475,9 @@
             <w:vAlign w:val="center"/>
           </w:tcPr>
           <w:p>
+            <w:pPr>
+              <w:keepNext/>
+            </w:pPr>
             <w:r>
               <w:rPr>
                 <w:b/>
@@ -36645,6 +37499,7 @@
           </w:tcPr>
           <w:p>
             <w:pPr>
+              <w:keepNext/>
               <w:jc w:val="center"/>
             </w:pPr>
             <w:r>
@@ -36667,6 +37522,9 @@
             <w:vAlign w:val="center"/>
           </w:tcPr>
           <w:p>
+            <w:pPr>
+              <w:keepNext/>
+            </w:pPr>
             <w:r>
               <w:rPr>
                 <w:b/>
@@ -37126,6 +37984,7 @@
       <w:tr>
         <w:trPr>
           <w:cantSplit/>
+          <w:tblHeader/>
           <w:jc w:val="center"/>
         </w:trPr>
         <w:tc>
@@ -37143,6 +38002,7 @@
           <w:p>
             <w:pPr>
               <w:pStyle w:val="TableText"/>
+              <w:keepNext/>
               <w:jc w:val="center"/>
             </w:pPr>
             <w:r>
@@ -37170,6 +38030,7 @@
           <w:p>
             <w:pPr>
               <w:pStyle w:val="TableText"/>
+              <w:keepNext/>
               <w:jc w:val="center"/>
             </w:pPr>
             <w:r>
@@ -37197,6 +38058,7 @@
           <w:p>
             <w:pPr>
               <w:pStyle w:val="TableText"/>
+              <w:keepNext/>
               <w:jc w:val="center"/>
             </w:pPr>
             <w:r>
@@ -37293,7 +38155,7 @@
               <w:rPr>
                 <w:sz w:val="16"/>
               </w:rPr>
-              <w:t>MapId, FloorPlanTexture, WorldMin/Max, ZoneLabels, DefaultExitMarkers</w:t>
+              <w:t>MapId, MapDisplayName, FloorPlanTexture, WorldMin/Max, MapNorthAxis, ZoneAnchors, ContractTargetGalleryZoneId, DefaultExitAnchors</w:t>
             </w:r>
           </w:p>
         </w:tc>
@@ -37435,6 +38297,7 @@
               <w:rPr>
                 <w:sz w:val="16"/>
               </w:rPr>
+              <w:lastRenderedPageBreak/>
               <w:t>FHeistObjectAssemblyTemplateRow (Deferred)</w:t>
             </w:r>
           </w:p>
@@ -37486,7 +38349,6 @@
           </w:tcPr>
           <w:p>
             <w:r>
-              <w:lastRenderedPageBreak/>
               <w:t>FHeistObjectAssemblyPartRow (Deferred)</w:t>
             </w:r>
           </w:p>
@@ -37543,7 +38405,7 @@
           </w:tcPr>
           <w:p>
             <w:r>
-              <w:t>ItemId, Value, SpawnCategory, SpawnWeight, WorldMesh, WorldMaterials, VisualRelativeTransform</w:t>
+              <w:t>ItemId, LootGrade, ScoreValue, SpawnCategory, SpawnWeight, WorldMesh, WorldMaterials, WorldVisualRelativeTransform</w:t>
             </w:r>
           </w:p>
         </w:tc>
@@ -37619,7 +38481,10 @@
     </w:tbl>
     <w:p>
       <w:pPr>
-        <w:spacing w:after="20"/>
+        <w:spacing w:after="0" w:line="20" w:lineRule="exact"/>
+        <w:rPr>
+          <w:sz w:val="2"/>
+        </w:rPr>
       </w:pPr>
     </w:p>
     <w:p>
@@ -37630,11 +38495,11 @@
           <w:numId w:val="10"/>
         </w:numPr>
       </w:pPr>
-      <w:bookmarkStart w:id="103" w:name="_Toc239689147"/>
+      <w:bookmarkStart w:id="106" w:name="_Toc239830035"/>
       <w:r>
         <w:t>Contract Row Starting Example</w:t>
       </w:r>
-      <w:bookmarkEnd w:id="103"/>
+      <w:bookmarkEnd w:id="106"/>
     </w:p>
     <w:tbl>
       <w:tblPr>
@@ -37652,6 +38517,7 @@
       <w:tr>
         <w:trPr>
           <w:cantSplit/>
+          <w:tblHeader/>
           <w:jc w:val="center"/>
         </w:trPr>
         <w:tc>
@@ -37669,6 +38535,7 @@
           <w:p>
             <w:pPr>
               <w:pStyle w:val="TableText"/>
+              <w:keepNext/>
               <w:jc w:val="center"/>
             </w:pPr>
             <w:r>
@@ -37696,6 +38563,7 @@
           <w:p>
             <w:pPr>
               <w:pStyle w:val="TableText"/>
+              <w:keepNext/>
               <w:jc w:val="center"/>
             </w:pPr>
             <w:r>
@@ -37723,6 +38591,7 @@
           <w:p>
             <w:pPr>
               <w:pStyle w:val="TableText"/>
+              <w:keepNext/>
               <w:jc w:val="center"/>
             </w:pPr>
             <w:r>
@@ -38177,7 +39046,10 @@
     </w:tbl>
     <w:p>
       <w:pPr>
-        <w:spacing w:after="20"/>
+        <w:spacing w:after="0" w:line="20" w:lineRule="exact"/>
+        <w:rPr>
+          <w:sz w:val="2"/>
+        </w:rPr>
       </w:pPr>
     </w:p>
     <w:p>
@@ -38188,11 +39060,11 @@
           <w:numId w:val="10"/>
         </w:numPr>
       </w:pPr>
-      <w:bookmarkStart w:id="104" w:name="_Toc239689148"/>
+      <w:bookmarkStart w:id="107" w:name="_Toc239830036"/>
       <w:r>
         <w:t>Runtime Snapshot and Replication</w:t>
       </w:r>
-      <w:bookmarkEnd w:id="104"/>
+      <w:bookmarkEnd w:id="107"/>
     </w:p>
     <w:tbl>
       <w:tblPr>
@@ -38210,6 +39082,7 @@
       <w:tr>
         <w:trPr>
           <w:cantSplit/>
+          <w:tblHeader/>
           <w:jc w:val="center"/>
         </w:trPr>
         <w:tc>
@@ -38227,6 +39100,7 @@
           <w:p>
             <w:pPr>
               <w:pStyle w:val="TableText"/>
+              <w:keepNext/>
               <w:jc w:val="center"/>
             </w:pPr>
             <w:r>
@@ -38253,6 +39127,7 @@
           <w:p>
             <w:pPr>
               <w:pStyle w:val="TableText"/>
+              <w:keepNext/>
               <w:jc w:val="center"/>
             </w:pPr>
             <w:r>
@@ -38279,6 +39154,7 @@
           <w:p>
             <w:pPr>
               <w:pStyle w:val="TableText"/>
+              <w:keepNext/>
               <w:jc w:val="center"/>
             </w:pPr>
             <w:r>
@@ -38396,6 +39272,7 @@
               <w:pStyle w:val="TableText"/>
             </w:pPr>
             <w:r>
+              <w:lastRenderedPageBreak/>
               <w:t>Player Presentation</w:t>
             </w:r>
           </w:p>
@@ -38438,7 +39315,6 @@
           </w:tcPr>
           <w:p>
             <w:r>
-              <w:lastRenderedPageBreak/>
               <w:t>Surface Replica</w:t>
             </w:r>
           </w:p>
@@ -38601,7 +39477,10 @@
     </w:tbl>
     <w:p>
       <w:pPr>
-        <w:spacing w:after="20"/>
+        <w:spacing w:after="0" w:line="20" w:lineRule="exact"/>
+        <w:rPr>
+          <w:sz w:val="2"/>
+        </w:rPr>
       </w:pPr>
     </w:p>
     <w:p>
@@ -38612,11 +39491,11 @@
           <w:numId w:val="10"/>
         </w:numPr>
       </w:pPr>
-      <w:bookmarkStart w:id="105" w:name="_Toc239689149"/>
+      <w:bookmarkStart w:id="108" w:name="_Toc239830037"/>
       <w:r>
         <w:t>Data Validation Rules</w:t>
       </w:r>
-      <w:bookmarkEnd w:id="105"/>
+      <w:bookmarkEnd w:id="108"/>
     </w:p>
     <w:p>
       <w:pPr>
@@ -38692,14 +39571,30 @@
     </w:p>
     <w:p>
       <w:pPr>
+        <w:pStyle w:val="a0"/>
+      </w:pPr>
+      <w:r>
+        <w:t>Surface 원본 검증은 Map별 Candidates, Reference, Mask, Palette, Metadata와 Data Row의 개수 및 고유 TemplateId 대응을 함께 검사한다. 결과 파일 개수만으로 원본의 재생성 가능성을 PASS 처리하지 않는다. 권리 증거가 누락된 항목은 별도 FAIL로 유지한다.</w:t>
+      </w:r>
+    </w:p>
+    <w:p>
+      <w:pPr>
+        <w:pStyle w:val="a0"/>
+      </w:pPr>
+      <w:r>
+        <w:t>Forgery Import는 기존 Texture 폴더를 선삭제하지 않고 Editor의 replace_existing 경로로 갱신한다. 필수 Asset Import/저장 결과를 확인한 경우에만 성공으로 기록한다. 실패 시 일부 Asset이 갱신됐을 수 있으므로 전체 Rollback을 보장한 것으로 보고하지 않는다.</w:t>
+      </w:r>
+    </w:p>
+    <w:p>
+      <w:pPr>
         <w:pStyle w:val="AppendixHeading"/>
       </w:pPr>
-      <w:bookmarkStart w:id="106" w:name="_Toc239689150"/>
+      <w:bookmarkStart w:id="109" w:name="_Toc239830038"/>
       <w:r>
         <w:lastRenderedPageBreak/>
         <w:t>Appendix C — Comprehensive Definition of Done</w:t>
       </w:r>
-      <w:bookmarkEnd w:id="106"/>
+      <w:bookmarkEnd w:id="109"/>
     </w:p>
     <w:p>
       <w:pPr>

--- a/Museum_Heist_TDD.docx
+++ b/Museum_Heist_TDD.docx
@@ -579,7 +579,7 @@
       <w:r>
         <w:fldChar w:fldCharType="separate"/>
       </w:r>
-      <w:hyperlink w:anchor="_Toc239829929" w:history="1">
+      <w:hyperlink w:anchor="_Toc240001579" w:history="1">
         <w:r>
           <w:rPr>
             <w:rStyle w:val="aff1"/>
@@ -606,7 +606,7 @@
             <w:noProof/>
             <w:webHidden/>
           </w:rPr>
-          <w:instrText xml:space="preserve"> PAGEREF _Toc239829929 \h </w:instrText>
+          <w:instrText xml:space="preserve"> PAGEREF _Toc240001579 \h </w:instrText>
         </w:r>
         <w:r>
           <w:rPr>
@@ -655,7 +655,7 @@
           <w14:ligatures w14:val="standardContextual"/>
         </w:rPr>
       </w:pPr>
-      <w:hyperlink w:anchor="_Toc239829930" w:history="1">
+      <w:hyperlink w:anchor="_Toc240001580" w:history="1">
         <w:r>
           <w:rPr>
             <w:rStyle w:val="aff1"/>
@@ -682,7 +682,7 @@
             <w:noProof/>
             <w:webHidden/>
           </w:rPr>
-          <w:instrText xml:space="preserve"> PAGEREF _Toc239829930 \h </w:instrText>
+          <w:instrText xml:space="preserve"> PAGEREF _Toc240001580 \h </w:instrText>
         </w:r>
         <w:r>
           <w:rPr>
@@ -731,7 +731,7 @@
           <w14:ligatures w14:val="standardContextual"/>
         </w:rPr>
       </w:pPr>
-      <w:hyperlink w:anchor="_Toc239829931" w:history="1">
+      <w:hyperlink w:anchor="_Toc240001581" w:history="1">
         <w:r>
           <w:rPr>
             <w:rStyle w:val="aff1"/>
@@ -758,7 +758,7 @@
             <w:noProof/>
             <w:webHidden/>
           </w:rPr>
-          <w:instrText xml:space="preserve"> PAGEREF _Toc239829931 \h </w:instrText>
+          <w:instrText xml:space="preserve"> PAGEREF _Toc240001581 \h </w:instrText>
         </w:r>
         <w:r>
           <w:rPr>
@@ -807,7 +807,7 @@
           <w14:ligatures w14:val="standardContextual"/>
         </w:rPr>
       </w:pPr>
-      <w:hyperlink w:anchor="_Toc239829932" w:history="1">
+      <w:hyperlink w:anchor="_Toc240001582" w:history="1">
         <w:r>
           <w:rPr>
             <w:rStyle w:val="aff1"/>
@@ -834,7 +834,7 @@
             <w:noProof/>
             <w:webHidden/>
           </w:rPr>
-          <w:instrText xml:space="preserve"> PAGEREF _Toc239829932 \h </w:instrText>
+          <w:instrText xml:space="preserve"> PAGEREF _Toc240001582 \h </w:instrText>
         </w:r>
         <w:r>
           <w:rPr>
@@ -883,7 +883,7 @@
           <w14:ligatures w14:val="standardContextual"/>
         </w:rPr>
       </w:pPr>
-      <w:hyperlink w:anchor="_Toc239829933" w:history="1">
+      <w:hyperlink w:anchor="_Toc240001583" w:history="1">
         <w:r>
           <w:rPr>
             <w:rStyle w:val="aff1"/>
@@ -910,7 +910,7 @@
             <w:noProof/>
             <w:webHidden/>
           </w:rPr>
-          <w:instrText xml:space="preserve"> PAGEREF _Toc239829933 \h </w:instrText>
+          <w:instrText xml:space="preserve"> PAGEREF _Toc240001583 \h </w:instrText>
         </w:r>
         <w:r>
           <w:rPr>
@@ -959,7 +959,7 @@
           <w14:ligatures w14:val="standardContextual"/>
         </w:rPr>
       </w:pPr>
-      <w:hyperlink w:anchor="_Toc239829934" w:history="1">
+      <w:hyperlink w:anchor="_Toc240001584" w:history="1">
         <w:r>
           <w:rPr>
             <w:rStyle w:val="aff1"/>
@@ -986,7 +986,7 @@
             <w:noProof/>
             <w:webHidden/>
           </w:rPr>
-          <w:instrText xml:space="preserve"> PAGEREF _Toc239829934 \h </w:instrText>
+          <w:instrText xml:space="preserve"> PAGEREF _Toc240001584 \h </w:instrText>
         </w:r>
         <w:r>
           <w:rPr>
@@ -1035,7 +1035,7 @@
           <w14:ligatures w14:val="standardContextual"/>
         </w:rPr>
       </w:pPr>
-      <w:hyperlink w:anchor="_Toc239829935" w:history="1">
+      <w:hyperlink w:anchor="_Toc240001585" w:history="1">
         <w:r>
           <w:rPr>
             <w:rStyle w:val="aff1"/>
@@ -1062,7 +1062,7 @@
             <w:noProof/>
             <w:webHidden/>
           </w:rPr>
-          <w:instrText xml:space="preserve"> PAGEREF _Toc239829935 \h </w:instrText>
+          <w:instrText xml:space="preserve"> PAGEREF _Toc240001585 \h </w:instrText>
         </w:r>
         <w:r>
           <w:rPr>
@@ -1111,7 +1111,7 @@
           <w14:ligatures w14:val="standardContextual"/>
         </w:rPr>
       </w:pPr>
-      <w:hyperlink w:anchor="_Toc239829936" w:history="1">
+      <w:hyperlink w:anchor="_Toc240001586" w:history="1">
         <w:r>
           <w:rPr>
             <w:rStyle w:val="aff1"/>
@@ -1138,7 +1138,7 @@
             <w:noProof/>
             <w:webHidden/>
           </w:rPr>
-          <w:instrText xml:space="preserve"> PAGEREF _Toc239829936 \h </w:instrText>
+          <w:instrText xml:space="preserve"> PAGEREF _Toc240001586 \h </w:instrText>
         </w:r>
         <w:r>
           <w:rPr>
@@ -1187,7 +1187,7 @@
           <w14:ligatures w14:val="standardContextual"/>
         </w:rPr>
       </w:pPr>
-      <w:hyperlink w:anchor="_Toc239829937" w:history="1">
+      <w:hyperlink w:anchor="_Toc240001587" w:history="1">
         <w:r>
           <w:rPr>
             <w:rStyle w:val="aff1"/>
@@ -1214,7 +1214,7 @@
             <w:noProof/>
             <w:webHidden/>
           </w:rPr>
-          <w:instrText xml:space="preserve"> PAGEREF _Toc239829937 \h </w:instrText>
+          <w:instrText xml:space="preserve"> PAGEREF _Toc240001587 \h </w:instrText>
         </w:r>
         <w:r>
           <w:rPr>
@@ -1263,7 +1263,7 @@
           <w14:ligatures w14:val="standardContextual"/>
         </w:rPr>
       </w:pPr>
-      <w:hyperlink w:anchor="_Toc239829938" w:history="1">
+      <w:hyperlink w:anchor="_Toc240001588" w:history="1">
         <w:r>
           <w:rPr>
             <w:rStyle w:val="aff1"/>
@@ -1290,7 +1290,7 @@
             <w:noProof/>
             <w:webHidden/>
           </w:rPr>
-          <w:instrText xml:space="preserve"> PAGEREF _Toc239829938 \h </w:instrText>
+          <w:instrText xml:space="preserve"> PAGEREF _Toc240001588 \h </w:instrText>
         </w:r>
         <w:r>
           <w:rPr>
@@ -1339,7 +1339,7 @@
           <w14:ligatures w14:val="standardContextual"/>
         </w:rPr>
       </w:pPr>
-      <w:hyperlink w:anchor="_Toc239829939" w:history="1">
+      <w:hyperlink w:anchor="_Toc240001589" w:history="1">
         <w:r>
           <w:rPr>
             <w:rStyle w:val="aff1"/>
@@ -1366,7 +1366,7 @@
             <w:noProof/>
             <w:webHidden/>
           </w:rPr>
-          <w:instrText xml:space="preserve"> PAGEREF _Toc239829939 \h </w:instrText>
+          <w:instrText xml:space="preserve"> PAGEREF _Toc240001589 \h </w:instrText>
         </w:r>
         <w:r>
           <w:rPr>
@@ -1414,7 +1414,7 @@
           <w14:ligatures w14:val="standardContextual"/>
         </w:rPr>
       </w:pPr>
-      <w:hyperlink w:anchor="_Toc239829940" w:history="1">
+      <w:hyperlink w:anchor="_Toc240001590" w:history="1">
         <w:r>
           <w:rPr>
             <w:rStyle w:val="aff1"/>
@@ -1441,7 +1441,7 @@
             <w:noProof/>
             <w:webHidden/>
           </w:rPr>
-          <w:instrText xml:space="preserve"> PAGEREF _Toc239829940 \h </w:instrText>
+          <w:instrText xml:space="preserve"> PAGEREF _Toc240001590 \h </w:instrText>
         </w:r>
         <w:r>
           <w:rPr>
@@ -1490,7 +1490,7 @@
           <w14:ligatures w14:val="standardContextual"/>
         </w:rPr>
       </w:pPr>
-      <w:hyperlink w:anchor="_Toc239829941" w:history="1">
+      <w:hyperlink w:anchor="_Toc240001591" w:history="1">
         <w:r>
           <w:rPr>
             <w:rStyle w:val="aff1"/>
@@ -1517,7 +1517,7 @@
             <w:noProof/>
             <w:webHidden/>
           </w:rPr>
-          <w:instrText xml:space="preserve"> PAGEREF _Toc239829941 \h </w:instrText>
+          <w:instrText xml:space="preserve"> PAGEREF _Toc240001591 \h </w:instrText>
         </w:r>
         <w:r>
           <w:rPr>
@@ -1566,7 +1566,7 @@
           <w14:ligatures w14:val="standardContextual"/>
         </w:rPr>
       </w:pPr>
-      <w:hyperlink w:anchor="_Toc239829942" w:history="1">
+      <w:hyperlink w:anchor="_Toc240001592" w:history="1">
         <w:r>
           <w:rPr>
             <w:rStyle w:val="aff1"/>
@@ -1593,7 +1593,7 @@
             <w:noProof/>
             <w:webHidden/>
           </w:rPr>
-          <w:instrText xml:space="preserve"> PAGEREF _Toc239829942 \h </w:instrText>
+          <w:instrText xml:space="preserve"> PAGEREF _Toc240001592 \h </w:instrText>
         </w:r>
         <w:r>
           <w:rPr>
@@ -1642,7 +1642,7 @@
           <w14:ligatures w14:val="standardContextual"/>
         </w:rPr>
       </w:pPr>
-      <w:hyperlink w:anchor="_Toc239829943" w:history="1">
+      <w:hyperlink w:anchor="_Toc240001593" w:history="1">
         <w:r>
           <w:rPr>
             <w:rStyle w:val="aff1"/>
@@ -1669,7 +1669,7 @@
             <w:noProof/>
             <w:webHidden/>
           </w:rPr>
-          <w:instrText xml:space="preserve"> PAGEREF _Toc239829943 \h </w:instrText>
+          <w:instrText xml:space="preserve"> PAGEREF _Toc240001593 \h </w:instrText>
         </w:r>
         <w:r>
           <w:rPr>
@@ -1718,7 +1718,7 @@
           <w14:ligatures w14:val="standardContextual"/>
         </w:rPr>
       </w:pPr>
-      <w:hyperlink w:anchor="_Toc239829944" w:history="1">
+      <w:hyperlink w:anchor="_Toc240001594" w:history="1">
         <w:r>
           <w:rPr>
             <w:rStyle w:val="aff1"/>
@@ -1745,7 +1745,7 @@
             <w:noProof/>
             <w:webHidden/>
           </w:rPr>
-          <w:instrText xml:space="preserve"> PAGEREF _Toc239829944 \h </w:instrText>
+          <w:instrText xml:space="preserve"> PAGEREF _Toc240001594 \h </w:instrText>
         </w:r>
         <w:r>
           <w:rPr>
@@ -1794,7 +1794,7 @@
           <w14:ligatures w14:val="standardContextual"/>
         </w:rPr>
       </w:pPr>
-      <w:hyperlink w:anchor="_Toc239829945" w:history="1">
+      <w:hyperlink w:anchor="_Toc240001595" w:history="1">
         <w:r>
           <w:rPr>
             <w:rStyle w:val="aff1"/>
@@ -1821,7 +1821,7 @@
             <w:noProof/>
             <w:webHidden/>
           </w:rPr>
-          <w:instrText xml:space="preserve"> PAGEREF _Toc239829945 \h </w:instrText>
+          <w:instrText xml:space="preserve"> PAGEREF _Toc240001595 \h </w:instrText>
         </w:r>
         <w:r>
           <w:rPr>
@@ -1870,7 +1870,7 @@
           <w14:ligatures w14:val="standardContextual"/>
         </w:rPr>
       </w:pPr>
-      <w:hyperlink w:anchor="_Toc239829946" w:history="1">
+      <w:hyperlink w:anchor="_Toc240001596" w:history="1">
         <w:r>
           <w:rPr>
             <w:rStyle w:val="aff1"/>
@@ -1897,7 +1897,7 @@
             <w:noProof/>
             <w:webHidden/>
           </w:rPr>
-          <w:instrText xml:space="preserve"> PAGEREF _Toc239829946 \h </w:instrText>
+          <w:instrText xml:space="preserve"> PAGEREF _Toc240001596 \h </w:instrText>
         </w:r>
         <w:r>
           <w:rPr>
@@ -1946,7 +1946,7 @@
           <w14:ligatures w14:val="standardContextual"/>
         </w:rPr>
       </w:pPr>
-      <w:hyperlink w:anchor="_Toc239829947" w:history="1">
+      <w:hyperlink w:anchor="_Toc240001597" w:history="1">
         <w:r>
           <w:rPr>
             <w:rStyle w:val="aff1"/>
@@ -1973,7 +1973,7 @@
             <w:noProof/>
             <w:webHidden/>
           </w:rPr>
-          <w:instrText xml:space="preserve"> PAGEREF _Toc239829947 \h </w:instrText>
+          <w:instrText xml:space="preserve"> PAGEREF _Toc240001597 \h </w:instrText>
         </w:r>
         <w:r>
           <w:rPr>
@@ -2022,7 +2022,7 @@
           <w14:ligatures w14:val="standardContextual"/>
         </w:rPr>
       </w:pPr>
-      <w:hyperlink w:anchor="_Toc239829948" w:history="1">
+      <w:hyperlink w:anchor="_Toc240001598" w:history="1">
         <w:r>
           <w:rPr>
             <w:rStyle w:val="aff1"/>
@@ -2049,7 +2049,7 @@
             <w:noProof/>
             <w:webHidden/>
           </w:rPr>
-          <w:instrText xml:space="preserve"> PAGEREF _Toc239829948 \h </w:instrText>
+          <w:instrText xml:space="preserve"> PAGEREF _Toc240001598 \h </w:instrText>
         </w:r>
         <w:r>
           <w:rPr>
@@ -2098,7 +2098,7 @@
           <w14:ligatures w14:val="standardContextual"/>
         </w:rPr>
       </w:pPr>
-      <w:hyperlink w:anchor="_Toc239829949" w:history="1">
+      <w:hyperlink w:anchor="_Toc240001599" w:history="1">
         <w:r>
           <w:rPr>
             <w:rStyle w:val="aff1"/>
@@ -2125,7 +2125,7 @@
             <w:noProof/>
             <w:webHidden/>
           </w:rPr>
-          <w:instrText xml:space="preserve"> PAGEREF _Toc239829949 \h </w:instrText>
+          <w:instrText xml:space="preserve"> PAGEREF _Toc240001599 \h </w:instrText>
         </w:r>
         <w:r>
           <w:rPr>
@@ -2174,7 +2174,7 @@
           <w14:ligatures w14:val="standardContextual"/>
         </w:rPr>
       </w:pPr>
-      <w:hyperlink w:anchor="_Toc239829950" w:history="1">
+      <w:hyperlink w:anchor="_Toc240001600" w:history="1">
         <w:r>
           <w:rPr>
             <w:rStyle w:val="aff1"/>
@@ -2201,7 +2201,7 @@
             <w:noProof/>
             <w:webHidden/>
           </w:rPr>
-          <w:instrText xml:space="preserve"> PAGEREF _Toc239829950 \h </w:instrText>
+          <w:instrText xml:space="preserve"> PAGEREF _Toc240001600 \h </w:instrText>
         </w:r>
         <w:r>
           <w:rPr>
@@ -2250,7 +2250,7 @@
           <w14:ligatures w14:val="standardContextual"/>
         </w:rPr>
       </w:pPr>
-      <w:hyperlink w:anchor="_Toc239829951" w:history="1">
+      <w:hyperlink w:anchor="_Toc240001601" w:history="1">
         <w:r>
           <w:rPr>
             <w:rStyle w:val="aff1"/>
@@ -2277,7 +2277,7 @@
             <w:noProof/>
             <w:webHidden/>
           </w:rPr>
-          <w:instrText xml:space="preserve"> PAGEREF _Toc239829951 \h </w:instrText>
+          <w:instrText xml:space="preserve"> PAGEREF _Toc240001601 \h </w:instrText>
         </w:r>
         <w:r>
           <w:rPr>
@@ -2326,7 +2326,7 @@
           <w14:ligatures w14:val="standardContextual"/>
         </w:rPr>
       </w:pPr>
-      <w:hyperlink w:anchor="_Toc239829952" w:history="1">
+      <w:hyperlink w:anchor="_Toc240001602" w:history="1">
         <w:r>
           <w:rPr>
             <w:rStyle w:val="aff1"/>
@@ -2353,7 +2353,7 @@
             <w:noProof/>
             <w:webHidden/>
           </w:rPr>
-          <w:instrText xml:space="preserve"> PAGEREF _Toc239829952 \h </w:instrText>
+          <w:instrText xml:space="preserve"> PAGEREF _Toc240001602 \h </w:instrText>
         </w:r>
         <w:r>
           <w:rPr>
@@ -2402,7 +2402,7 @@
           <w14:ligatures w14:val="standardContextual"/>
         </w:rPr>
       </w:pPr>
-      <w:hyperlink w:anchor="_Toc239829953" w:history="1">
+      <w:hyperlink w:anchor="_Toc240001603" w:history="1">
         <w:r>
           <w:rPr>
             <w:rStyle w:val="aff1"/>
@@ -2429,7 +2429,7 @@
             <w:noProof/>
             <w:webHidden/>
           </w:rPr>
-          <w:instrText xml:space="preserve"> PAGEREF _Toc239829953 \h </w:instrText>
+          <w:instrText xml:space="preserve"> PAGEREF _Toc240001603 \h </w:instrText>
         </w:r>
         <w:r>
           <w:rPr>
@@ -2478,7 +2478,7 @@
           <w14:ligatures w14:val="standardContextual"/>
         </w:rPr>
       </w:pPr>
-      <w:hyperlink w:anchor="_Toc239829954" w:history="1">
+      <w:hyperlink w:anchor="_Toc240001604" w:history="1">
         <w:r>
           <w:rPr>
             <w:rStyle w:val="aff1"/>
@@ -2505,7 +2505,7 @@
             <w:noProof/>
             <w:webHidden/>
           </w:rPr>
-          <w:instrText xml:space="preserve"> PAGEREF _Toc239829954 \h </w:instrText>
+          <w:instrText xml:space="preserve"> PAGEREF _Toc240001604 \h </w:instrText>
         </w:r>
         <w:r>
           <w:rPr>
@@ -2554,7 +2554,7 @@
           <w14:ligatures w14:val="standardContextual"/>
         </w:rPr>
       </w:pPr>
-      <w:hyperlink w:anchor="_Toc239829955" w:history="1">
+      <w:hyperlink w:anchor="_Toc240001605" w:history="1">
         <w:r>
           <w:rPr>
             <w:rStyle w:val="aff1"/>
@@ -2581,7 +2581,7 @@
             <w:noProof/>
             <w:webHidden/>
           </w:rPr>
-          <w:instrText xml:space="preserve"> PAGEREF _Toc239829955 \h </w:instrText>
+          <w:instrText xml:space="preserve"> PAGEREF _Toc240001605 \h </w:instrText>
         </w:r>
         <w:r>
           <w:rPr>
@@ -2630,7 +2630,7 @@
           <w14:ligatures w14:val="standardContextual"/>
         </w:rPr>
       </w:pPr>
-      <w:hyperlink w:anchor="_Toc239829956" w:history="1">
+      <w:hyperlink w:anchor="_Toc240001606" w:history="1">
         <w:r>
           <w:rPr>
             <w:rStyle w:val="aff1"/>
@@ -2657,7 +2657,7 @@
             <w:noProof/>
             <w:webHidden/>
           </w:rPr>
-          <w:instrText xml:space="preserve"> PAGEREF _Toc239829956 \h </w:instrText>
+          <w:instrText xml:space="preserve"> PAGEREF _Toc240001606 \h </w:instrText>
         </w:r>
         <w:r>
           <w:rPr>
@@ -2706,7 +2706,7 @@
           <w14:ligatures w14:val="standardContextual"/>
         </w:rPr>
       </w:pPr>
-      <w:hyperlink w:anchor="_Toc239829957" w:history="1">
+      <w:hyperlink w:anchor="_Toc240001607" w:history="1">
         <w:r>
           <w:rPr>
             <w:rStyle w:val="aff1"/>
@@ -2733,7 +2733,7 @@
             <w:noProof/>
             <w:webHidden/>
           </w:rPr>
-          <w:instrText xml:space="preserve"> PAGEREF _Toc239829957 \h </w:instrText>
+          <w:instrText xml:space="preserve"> PAGEREF _Toc240001607 \h </w:instrText>
         </w:r>
         <w:r>
           <w:rPr>
@@ -2782,7 +2782,7 @@
           <w14:ligatures w14:val="standardContextual"/>
         </w:rPr>
       </w:pPr>
-      <w:hyperlink w:anchor="_Toc239829958" w:history="1">
+      <w:hyperlink w:anchor="_Toc240001608" w:history="1">
         <w:r>
           <w:rPr>
             <w:rStyle w:val="aff1"/>
@@ -2809,7 +2809,7 @@
             <w:noProof/>
             <w:webHidden/>
           </w:rPr>
-          <w:instrText xml:space="preserve"> PAGEREF _Toc239829958 \h </w:instrText>
+          <w:instrText xml:space="preserve"> PAGEREF _Toc240001608 \h </w:instrText>
         </w:r>
         <w:r>
           <w:rPr>
@@ -2858,7 +2858,7 @@
           <w14:ligatures w14:val="standardContextual"/>
         </w:rPr>
       </w:pPr>
-      <w:hyperlink w:anchor="_Toc239829959" w:history="1">
+      <w:hyperlink w:anchor="_Toc240001609" w:history="1">
         <w:r>
           <w:rPr>
             <w:rStyle w:val="aff1"/>
@@ -2885,7 +2885,7 @@
             <w:noProof/>
             <w:webHidden/>
           </w:rPr>
-          <w:instrText xml:space="preserve"> PAGEREF _Toc239829959 \h </w:instrText>
+          <w:instrText xml:space="preserve"> PAGEREF _Toc240001609 \h </w:instrText>
         </w:r>
         <w:r>
           <w:rPr>
@@ -2934,7 +2934,7 @@
           <w14:ligatures w14:val="standardContextual"/>
         </w:rPr>
       </w:pPr>
-      <w:hyperlink w:anchor="_Toc239829960" w:history="1">
+      <w:hyperlink w:anchor="_Toc240001610" w:history="1">
         <w:r>
           <w:rPr>
             <w:rStyle w:val="aff1"/>
@@ -2961,7 +2961,7 @@
             <w:noProof/>
             <w:webHidden/>
           </w:rPr>
-          <w:instrText xml:space="preserve"> PAGEREF _Toc239829960 \h </w:instrText>
+          <w:instrText xml:space="preserve"> PAGEREF _Toc240001610 \h </w:instrText>
         </w:r>
         <w:r>
           <w:rPr>
@@ -3010,7 +3010,7 @@
           <w14:ligatures w14:val="standardContextual"/>
         </w:rPr>
       </w:pPr>
-      <w:hyperlink w:anchor="_Toc239829961" w:history="1">
+      <w:hyperlink w:anchor="_Toc240001611" w:history="1">
         <w:r>
           <w:rPr>
             <w:rStyle w:val="aff1"/>
@@ -3037,7 +3037,7 @@
             <w:noProof/>
             <w:webHidden/>
           </w:rPr>
-          <w:instrText xml:space="preserve"> PAGEREF _Toc239829961 \h </w:instrText>
+          <w:instrText xml:space="preserve"> PAGEREF _Toc240001611 \h </w:instrText>
         </w:r>
         <w:r>
           <w:rPr>
@@ -3086,7 +3086,7 @@
           <w14:ligatures w14:val="standardContextual"/>
         </w:rPr>
       </w:pPr>
-      <w:hyperlink w:anchor="_Toc239829962" w:history="1">
+      <w:hyperlink w:anchor="_Toc240001612" w:history="1">
         <w:r>
           <w:rPr>
             <w:rStyle w:val="aff1"/>
@@ -3113,7 +3113,7 @@
             <w:noProof/>
             <w:webHidden/>
           </w:rPr>
-          <w:instrText xml:space="preserve"> PAGEREF _Toc239829962 \h </w:instrText>
+          <w:instrText xml:space="preserve"> PAGEREF _Toc240001612 \h </w:instrText>
         </w:r>
         <w:r>
           <w:rPr>
@@ -3162,7 +3162,7 @@
           <w14:ligatures w14:val="standardContextual"/>
         </w:rPr>
       </w:pPr>
-      <w:hyperlink w:anchor="_Toc239829963" w:history="1">
+      <w:hyperlink w:anchor="_Toc240001613" w:history="1">
         <w:r>
           <w:rPr>
             <w:rStyle w:val="aff1"/>
@@ -3189,7 +3189,7 @@
             <w:noProof/>
             <w:webHidden/>
           </w:rPr>
-          <w:instrText xml:space="preserve"> PAGEREF _Toc239829963 \h </w:instrText>
+          <w:instrText xml:space="preserve"> PAGEREF _Toc240001613 \h </w:instrText>
         </w:r>
         <w:r>
           <w:rPr>
@@ -3238,7 +3238,7 @@
           <w14:ligatures w14:val="standardContextual"/>
         </w:rPr>
       </w:pPr>
-      <w:hyperlink w:anchor="_Toc239829964" w:history="1">
+      <w:hyperlink w:anchor="_Toc240001614" w:history="1">
         <w:r>
           <w:rPr>
             <w:rStyle w:val="aff1"/>
@@ -3265,7 +3265,7 @@
             <w:noProof/>
             <w:webHidden/>
           </w:rPr>
-          <w:instrText xml:space="preserve"> PAGEREF _Toc239829964 \h </w:instrText>
+          <w:instrText xml:space="preserve"> PAGEREF _Toc240001614 \h </w:instrText>
         </w:r>
         <w:r>
           <w:rPr>
@@ -3314,7 +3314,7 @@
           <w14:ligatures w14:val="standardContextual"/>
         </w:rPr>
       </w:pPr>
-      <w:hyperlink w:anchor="_Toc239829965" w:history="1">
+      <w:hyperlink w:anchor="_Toc240001615" w:history="1">
         <w:r>
           <w:rPr>
             <w:rStyle w:val="aff1"/>
@@ -3341,7 +3341,7 @@
             <w:noProof/>
             <w:webHidden/>
           </w:rPr>
-          <w:instrText xml:space="preserve"> PAGEREF _Toc239829965 \h </w:instrText>
+          <w:instrText xml:space="preserve"> PAGEREF _Toc240001615 \h </w:instrText>
         </w:r>
         <w:r>
           <w:rPr>
@@ -3390,7 +3390,7 @@
           <w14:ligatures w14:val="standardContextual"/>
         </w:rPr>
       </w:pPr>
-      <w:hyperlink w:anchor="_Toc239829966" w:history="1">
+      <w:hyperlink w:anchor="_Toc240001616" w:history="1">
         <w:r>
           <w:rPr>
             <w:rStyle w:val="aff1"/>
@@ -3417,7 +3417,7 @@
             <w:noProof/>
             <w:webHidden/>
           </w:rPr>
-          <w:instrText xml:space="preserve"> PAGEREF _Toc239829966 \h </w:instrText>
+          <w:instrText xml:space="preserve"> PAGEREF _Toc240001616 \h </w:instrText>
         </w:r>
         <w:r>
           <w:rPr>
@@ -3466,7 +3466,7 @@
           <w14:ligatures w14:val="standardContextual"/>
         </w:rPr>
       </w:pPr>
-      <w:hyperlink w:anchor="_Toc239829967" w:history="1">
+      <w:hyperlink w:anchor="_Toc240001617" w:history="1">
         <w:r>
           <w:rPr>
             <w:rStyle w:val="aff1"/>
@@ -3493,7 +3493,7 @@
             <w:noProof/>
             <w:webHidden/>
           </w:rPr>
-          <w:instrText xml:space="preserve"> PAGEREF _Toc239829967 \h </w:instrText>
+          <w:instrText xml:space="preserve"> PAGEREF _Toc240001617 \h </w:instrText>
         </w:r>
         <w:r>
           <w:rPr>
@@ -3542,7 +3542,7 @@
           <w14:ligatures w14:val="standardContextual"/>
         </w:rPr>
       </w:pPr>
-      <w:hyperlink w:anchor="_Toc239829968" w:history="1">
+      <w:hyperlink w:anchor="_Toc240001618" w:history="1">
         <w:r>
           <w:rPr>
             <w:rStyle w:val="aff1"/>
@@ -3569,7 +3569,7 @@
             <w:noProof/>
             <w:webHidden/>
           </w:rPr>
-          <w:instrText xml:space="preserve"> PAGEREF _Toc239829968 \h </w:instrText>
+          <w:instrText xml:space="preserve"> PAGEREF _Toc240001618 \h </w:instrText>
         </w:r>
         <w:r>
           <w:rPr>
@@ -3618,7 +3618,7 @@
           <w14:ligatures w14:val="standardContextual"/>
         </w:rPr>
       </w:pPr>
-      <w:hyperlink w:anchor="_Toc239829969" w:history="1">
+      <w:hyperlink w:anchor="_Toc240001619" w:history="1">
         <w:r>
           <w:rPr>
             <w:rStyle w:val="aff1"/>
@@ -3645,7 +3645,7 @@
             <w:noProof/>
             <w:webHidden/>
           </w:rPr>
-          <w:instrText xml:space="preserve"> PAGEREF _Toc239829969 \h </w:instrText>
+          <w:instrText xml:space="preserve"> PAGEREF _Toc240001619 \h </w:instrText>
         </w:r>
         <w:r>
           <w:rPr>
@@ -3694,7 +3694,7 @@
           <w14:ligatures w14:val="standardContextual"/>
         </w:rPr>
       </w:pPr>
-      <w:hyperlink w:anchor="_Toc239829970" w:history="1">
+      <w:hyperlink w:anchor="_Toc240001620" w:history="1">
         <w:r>
           <w:rPr>
             <w:rStyle w:val="aff1"/>
@@ -3721,7 +3721,7 @@
             <w:noProof/>
             <w:webHidden/>
           </w:rPr>
-          <w:instrText xml:space="preserve"> PAGEREF _Toc239829970 \h </w:instrText>
+          <w:instrText xml:space="preserve"> PAGEREF _Toc240001620 \h </w:instrText>
         </w:r>
         <w:r>
           <w:rPr>
@@ -3770,7 +3770,7 @@
           <w14:ligatures w14:val="standardContextual"/>
         </w:rPr>
       </w:pPr>
-      <w:hyperlink w:anchor="_Toc239829971" w:history="1">
+      <w:hyperlink w:anchor="_Toc240001621" w:history="1">
         <w:r>
           <w:rPr>
             <w:rStyle w:val="aff1"/>
@@ -3797,7 +3797,7 @@
             <w:noProof/>
             <w:webHidden/>
           </w:rPr>
-          <w:instrText xml:space="preserve"> PAGEREF _Toc239829971 \h </w:instrText>
+          <w:instrText xml:space="preserve"> PAGEREF _Toc240001621 \h </w:instrText>
         </w:r>
         <w:r>
           <w:rPr>
@@ -3846,7 +3846,7 @@
           <w14:ligatures w14:val="standardContextual"/>
         </w:rPr>
       </w:pPr>
-      <w:hyperlink w:anchor="_Toc239829972" w:history="1">
+      <w:hyperlink w:anchor="_Toc240001622" w:history="1">
         <w:r>
           <w:rPr>
             <w:rStyle w:val="aff1"/>
@@ -3873,7 +3873,7 @@
             <w:noProof/>
             <w:webHidden/>
           </w:rPr>
-          <w:instrText xml:space="preserve"> PAGEREF _Toc239829972 \h </w:instrText>
+          <w:instrText xml:space="preserve"> PAGEREF _Toc240001622 \h </w:instrText>
         </w:r>
         <w:r>
           <w:rPr>
@@ -3922,7 +3922,7 @@
           <w14:ligatures w14:val="standardContextual"/>
         </w:rPr>
       </w:pPr>
-      <w:hyperlink w:anchor="_Toc239829973" w:history="1">
+      <w:hyperlink w:anchor="_Toc240001623" w:history="1">
         <w:r>
           <w:rPr>
             <w:rStyle w:val="aff1"/>
@@ -3949,7 +3949,7 @@
             <w:noProof/>
             <w:webHidden/>
           </w:rPr>
-          <w:instrText xml:space="preserve"> PAGEREF _Toc239829973 \h </w:instrText>
+          <w:instrText xml:space="preserve"> PAGEREF _Toc240001623 \h </w:instrText>
         </w:r>
         <w:r>
           <w:rPr>
@@ -3998,7 +3998,7 @@
           <w14:ligatures w14:val="standardContextual"/>
         </w:rPr>
       </w:pPr>
-      <w:hyperlink w:anchor="_Toc239829974" w:history="1">
+      <w:hyperlink w:anchor="_Toc240001624" w:history="1">
         <w:r>
           <w:rPr>
             <w:rStyle w:val="aff1"/>
@@ -4025,7 +4025,7 @@
             <w:noProof/>
             <w:webHidden/>
           </w:rPr>
-          <w:instrText xml:space="preserve"> PAGEREF _Toc239829974 \h </w:instrText>
+          <w:instrText xml:space="preserve"> PAGEREF _Toc240001624 \h </w:instrText>
         </w:r>
         <w:r>
           <w:rPr>
@@ -4074,7 +4074,7 @@
           <w14:ligatures w14:val="standardContextual"/>
         </w:rPr>
       </w:pPr>
-      <w:hyperlink w:anchor="_Toc239829975" w:history="1">
+      <w:hyperlink w:anchor="_Toc240001625" w:history="1">
         <w:r>
           <w:rPr>
             <w:rStyle w:val="aff1"/>
@@ -4101,7 +4101,7 @@
             <w:noProof/>
             <w:webHidden/>
           </w:rPr>
-          <w:instrText xml:space="preserve"> PAGEREF _Toc239829975 \h </w:instrText>
+          <w:instrText xml:space="preserve"> PAGEREF _Toc240001625 \h </w:instrText>
         </w:r>
         <w:r>
           <w:rPr>
@@ -4150,7 +4150,7 @@
           <w14:ligatures w14:val="standardContextual"/>
         </w:rPr>
       </w:pPr>
-      <w:hyperlink w:anchor="_Toc239829976" w:history="1">
+      <w:hyperlink w:anchor="_Toc240001626" w:history="1">
         <w:r>
           <w:rPr>
             <w:rStyle w:val="aff1"/>
@@ -4177,7 +4177,7 @@
             <w:noProof/>
             <w:webHidden/>
           </w:rPr>
-          <w:instrText xml:space="preserve"> PAGEREF _Toc239829976 \h </w:instrText>
+          <w:instrText xml:space="preserve"> PAGEREF _Toc240001626 \h </w:instrText>
         </w:r>
         <w:r>
           <w:rPr>
@@ -4225,7 +4225,7 @@
           <w14:ligatures w14:val="standardContextual"/>
         </w:rPr>
       </w:pPr>
-      <w:hyperlink w:anchor="_Toc239829977" w:history="1">
+      <w:hyperlink w:anchor="_Toc240001627" w:history="1">
         <w:r>
           <w:rPr>
             <w:rStyle w:val="aff1"/>
@@ -4252,7 +4252,7 @@
             <w:noProof/>
             <w:webHidden/>
           </w:rPr>
-          <w:instrText xml:space="preserve"> PAGEREF _Toc239829977 \h </w:instrText>
+          <w:instrText xml:space="preserve"> PAGEREF _Toc240001627 \h </w:instrText>
         </w:r>
         <w:r>
           <w:rPr>
@@ -4301,7 +4301,7 @@
           <w14:ligatures w14:val="standardContextual"/>
         </w:rPr>
       </w:pPr>
-      <w:hyperlink w:anchor="_Toc239829978" w:history="1">
+      <w:hyperlink w:anchor="_Toc240001628" w:history="1">
         <w:r>
           <w:rPr>
             <w:rStyle w:val="aff1"/>
@@ -4328,7 +4328,7 @@
             <w:noProof/>
             <w:webHidden/>
           </w:rPr>
-          <w:instrText xml:space="preserve"> PAGEREF _Toc239829978 \h </w:instrText>
+          <w:instrText xml:space="preserve"> PAGEREF _Toc240001628 \h </w:instrText>
         </w:r>
         <w:r>
           <w:rPr>
@@ -4377,7 +4377,7 @@
           <w14:ligatures w14:val="standardContextual"/>
         </w:rPr>
       </w:pPr>
-      <w:hyperlink w:anchor="_Toc239829979" w:history="1">
+      <w:hyperlink w:anchor="_Toc240001629" w:history="1">
         <w:r>
           <w:rPr>
             <w:rStyle w:val="aff1"/>
@@ -4404,7 +4404,7 @@
             <w:noProof/>
             <w:webHidden/>
           </w:rPr>
-          <w:instrText xml:space="preserve"> PAGEREF _Toc239829979 \h </w:instrText>
+          <w:instrText xml:space="preserve"> PAGEREF _Toc240001629 \h </w:instrText>
         </w:r>
         <w:r>
           <w:rPr>
@@ -4453,7 +4453,7 @@
           <w14:ligatures w14:val="standardContextual"/>
         </w:rPr>
       </w:pPr>
-      <w:hyperlink w:anchor="_Toc239829980" w:history="1">
+      <w:hyperlink w:anchor="_Toc240001630" w:history="1">
         <w:r>
           <w:rPr>
             <w:rStyle w:val="aff1"/>
@@ -4480,7 +4480,7 @@
             <w:noProof/>
             <w:webHidden/>
           </w:rPr>
-          <w:instrText xml:space="preserve"> PAGEREF _Toc239829980 \h </w:instrText>
+          <w:instrText xml:space="preserve"> PAGEREF _Toc240001630 \h </w:instrText>
         </w:r>
         <w:r>
           <w:rPr>
@@ -4529,7 +4529,7 @@
           <w14:ligatures w14:val="standardContextual"/>
         </w:rPr>
       </w:pPr>
-      <w:hyperlink w:anchor="_Toc239829981" w:history="1">
+      <w:hyperlink w:anchor="_Toc240001631" w:history="1">
         <w:r>
           <w:rPr>
             <w:rStyle w:val="aff1"/>
@@ -4556,7 +4556,7 @@
             <w:noProof/>
             <w:webHidden/>
           </w:rPr>
-          <w:instrText xml:space="preserve"> PAGEREF _Toc239829981 \h </w:instrText>
+          <w:instrText xml:space="preserve"> PAGEREF _Toc240001631 \h </w:instrText>
         </w:r>
         <w:r>
           <w:rPr>
@@ -4605,7 +4605,7 @@
           <w14:ligatures w14:val="standardContextual"/>
         </w:rPr>
       </w:pPr>
-      <w:hyperlink w:anchor="_Toc239829982" w:history="1">
+      <w:hyperlink w:anchor="_Toc240001632" w:history="1">
         <w:r>
           <w:rPr>
             <w:rStyle w:val="aff1"/>
@@ -4632,7 +4632,7 @@
             <w:noProof/>
             <w:webHidden/>
           </w:rPr>
-          <w:instrText xml:space="preserve"> PAGEREF _Toc239829982 \h </w:instrText>
+          <w:instrText xml:space="preserve"> PAGEREF _Toc240001632 \h </w:instrText>
         </w:r>
         <w:r>
           <w:rPr>
@@ -4681,7 +4681,7 @@
           <w14:ligatures w14:val="standardContextual"/>
         </w:rPr>
       </w:pPr>
-      <w:hyperlink w:anchor="_Toc239829983" w:history="1">
+      <w:hyperlink w:anchor="_Toc240001633" w:history="1">
         <w:r>
           <w:rPr>
             <w:rStyle w:val="aff1"/>
@@ -4708,7 +4708,7 @@
             <w:noProof/>
             <w:webHidden/>
           </w:rPr>
-          <w:instrText xml:space="preserve"> PAGEREF _Toc239829983 \h </w:instrText>
+          <w:instrText xml:space="preserve"> PAGEREF _Toc240001633 \h </w:instrText>
         </w:r>
         <w:r>
           <w:rPr>
@@ -4757,7 +4757,7 @@
           <w14:ligatures w14:val="standardContextual"/>
         </w:rPr>
       </w:pPr>
-      <w:hyperlink w:anchor="_Toc239829984" w:history="1">
+      <w:hyperlink w:anchor="_Toc240001634" w:history="1">
         <w:r>
           <w:rPr>
             <w:rStyle w:val="aff1"/>
@@ -4784,7 +4784,7 @@
             <w:noProof/>
             <w:webHidden/>
           </w:rPr>
-          <w:instrText xml:space="preserve"> PAGEREF _Toc239829984 \h </w:instrText>
+          <w:instrText xml:space="preserve"> PAGEREF _Toc240001634 \h </w:instrText>
         </w:r>
         <w:r>
           <w:rPr>
@@ -4833,7 +4833,7 @@
           <w14:ligatures w14:val="standardContextual"/>
         </w:rPr>
       </w:pPr>
-      <w:hyperlink w:anchor="_Toc239829985" w:history="1">
+      <w:hyperlink w:anchor="_Toc240001635" w:history="1">
         <w:r>
           <w:rPr>
             <w:rStyle w:val="aff1"/>
@@ -4860,7 +4860,7 @@
             <w:noProof/>
             <w:webHidden/>
           </w:rPr>
-          <w:instrText xml:space="preserve"> PAGEREF _Toc239829985 \h </w:instrText>
+          <w:instrText xml:space="preserve"> PAGEREF _Toc240001635 \h </w:instrText>
         </w:r>
         <w:r>
           <w:rPr>
@@ -4909,7 +4909,7 @@
           <w14:ligatures w14:val="standardContextual"/>
         </w:rPr>
       </w:pPr>
-      <w:hyperlink w:anchor="_Toc239829986" w:history="1">
+      <w:hyperlink w:anchor="_Toc240001636" w:history="1">
         <w:r>
           <w:rPr>
             <w:rStyle w:val="aff1"/>
@@ -4936,7 +4936,7 @@
             <w:noProof/>
             <w:webHidden/>
           </w:rPr>
-          <w:instrText xml:space="preserve"> PAGEREF _Toc239829986 \h </w:instrText>
+          <w:instrText xml:space="preserve"> PAGEREF _Toc240001636 \h </w:instrText>
         </w:r>
         <w:r>
           <w:rPr>
@@ -4985,7 +4985,7 @@
           <w14:ligatures w14:val="standardContextual"/>
         </w:rPr>
       </w:pPr>
-      <w:hyperlink w:anchor="_Toc239829987" w:history="1">
+      <w:hyperlink w:anchor="_Toc240001637" w:history="1">
         <w:r>
           <w:rPr>
             <w:rStyle w:val="aff1"/>
@@ -5012,7 +5012,7 @@
             <w:noProof/>
             <w:webHidden/>
           </w:rPr>
-          <w:instrText xml:space="preserve"> PAGEREF _Toc239829987 \h </w:instrText>
+          <w:instrText xml:space="preserve"> PAGEREF _Toc240001637 \h </w:instrText>
         </w:r>
         <w:r>
           <w:rPr>
@@ -5061,7 +5061,7 @@
           <w14:ligatures w14:val="standardContextual"/>
         </w:rPr>
       </w:pPr>
-      <w:hyperlink w:anchor="_Toc239829988" w:history="1">
+      <w:hyperlink w:anchor="_Toc240001638" w:history="1">
         <w:r>
           <w:rPr>
             <w:rStyle w:val="aff1"/>
@@ -5088,7 +5088,7 @@
             <w:noProof/>
             <w:webHidden/>
           </w:rPr>
-          <w:instrText xml:space="preserve"> PAGEREF _Toc239829988 \h </w:instrText>
+          <w:instrText xml:space="preserve"> PAGEREF _Toc240001638 \h </w:instrText>
         </w:r>
         <w:r>
           <w:rPr>
@@ -5137,7 +5137,7 @@
           <w14:ligatures w14:val="standardContextual"/>
         </w:rPr>
       </w:pPr>
-      <w:hyperlink w:anchor="_Toc239829989" w:history="1">
+      <w:hyperlink w:anchor="_Toc240001639" w:history="1">
         <w:r>
           <w:rPr>
             <w:rStyle w:val="aff1"/>
@@ -5164,7 +5164,7 @@
             <w:noProof/>
             <w:webHidden/>
           </w:rPr>
-          <w:instrText xml:space="preserve"> PAGEREF _Toc239829989 \h </w:instrText>
+          <w:instrText xml:space="preserve"> PAGEREF _Toc240001639 \h </w:instrText>
         </w:r>
         <w:r>
           <w:rPr>
@@ -5213,7 +5213,7 @@
           <w14:ligatures w14:val="standardContextual"/>
         </w:rPr>
       </w:pPr>
-      <w:hyperlink w:anchor="_Toc239829990" w:history="1">
+      <w:hyperlink w:anchor="_Toc240001640" w:history="1">
         <w:r>
           <w:rPr>
             <w:rStyle w:val="aff1"/>
@@ -5240,7 +5240,7 @@
             <w:noProof/>
             <w:webHidden/>
           </w:rPr>
-          <w:instrText xml:space="preserve"> PAGEREF _Toc239829990 \h </w:instrText>
+          <w:instrText xml:space="preserve"> PAGEREF _Toc240001640 \h </w:instrText>
         </w:r>
         <w:r>
           <w:rPr>
@@ -5289,7 +5289,7 @@
           <w14:ligatures w14:val="standardContextual"/>
         </w:rPr>
       </w:pPr>
-      <w:hyperlink w:anchor="_Toc239829991" w:history="1">
+      <w:hyperlink w:anchor="_Toc240001641" w:history="1">
         <w:r>
           <w:rPr>
             <w:rStyle w:val="aff1"/>
@@ -5316,7 +5316,7 @@
             <w:noProof/>
             <w:webHidden/>
           </w:rPr>
-          <w:instrText xml:space="preserve"> PAGEREF _Toc239829991 \h </w:instrText>
+          <w:instrText xml:space="preserve"> PAGEREF _Toc240001641 \h </w:instrText>
         </w:r>
         <w:r>
           <w:rPr>
@@ -5365,7 +5365,7 @@
           <w14:ligatures w14:val="standardContextual"/>
         </w:rPr>
       </w:pPr>
-      <w:hyperlink w:anchor="_Toc239829992" w:history="1">
+      <w:hyperlink w:anchor="_Toc240001642" w:history="1">
         <w:r>
           <w:rPr>
             <w:rStyle w:val="aff1"/>
@@ -5392,7 +5392,7 @@
             <w:noProof/>
             <w:webHidden/>
           </w:rPr>
-          <w:instrText xml:space="preserve"> PAGEREF _Toc239829992 \h </w:instrText>
+          <w:instrText xml:space="preserve"> PAGEREF _Toc240001642 \h </w:instrText>
         </w:r>
         <w:r>
           <w:rPr>
@@ -5441,7 +5441,7 @@
           <w14:ligatures w14:val="standardContextual"/>
         </w:rPr>
       </w:pPr>
-      <w:hyperlink w:anchor="_Toc239829993" w:history="1">
+      <w:hyperlink w:anchor="_Toc240001643" w:history="1">
         <w:r>
           <w:rPr>
             <w:rStyle w:val="aff1"/>
@@ -5468,7 +5468,7 @@
             <w:noProof/>
             <w:webHidden/>
           </w:rPr>
-          <w:instrText xml:space="preserve"> PAGEREF _Toc239829993 \h </w:instrText>
+          <w:instrText xml:space="preserve"> PAGEREF _Toc240001643 \h </w:instrText>
         </w:r>
         <w:r>
           <w:rPr>
@@ -5517,7 +5517,7 @@
           <w14:ligatures w14:val="standardContextual"/>
         </w:rPr>
       </w:pPr>
-      <w:hyperlink w:anchor="_Toc239829994" w:history="1">
+      <w:hyperlink w:anchor="_Toc240001644" w:history="1">
         <w:r>
           <w:rPr>
             <w:rStyle w:val="aff1"/>
@@ -5544,7 +5544,7 @@
             <w:noProof/>
             <w:webHidden/>
           </w:rPr>
-          <w:instrText xml:space="preserve"> PAGEREF _Toc239829994 \h </w:instrText>
+          <w:instrText xml:space="preserve"> PAGEREF _Toc240001644 \h </w:instrText>
         </w:r>
         <w:r>
           <w:rPr>
@@ -5593,7 +5593,7 @@
           <w14:ligatures w14:val="standardContextual"/>
         </w:rPr>
       </w:pPr>
-      <w:hyperlink w:anchor="_Toc239829995" w:history="1">
+      <w:hyperlink w:anchor="_Toc240001645" w:history="1">
         <w:r>
           <w:rPr>
             <w:rStyle w:val="aff1"/>
@@ -5620,7 +5620,7 @@
             <w:noProof/>
             <w:webHidden/>
           </w:rPr>
-          <w:instrText xml:space="preserve"> PAGEREF _Toc239829995 \h </w:instrText>
+          <w:instrText xml:space="preserve"> PAGEREF _Toc240001645 \h </w:instrText>
         </w:r>
         <w:r>
           <w:rPr>
@@ -5669,7 +5669,7 @@
           <w14:ligatures w14:val="standardContextual"/>
         </w:rPr>
       </w:pPr>
-      <w:hyperlink w:anchor="_Toc239829996" w:history="1">
+      <w:hyperlink w:anchor="_Toc240001646" w:history="1">
         <w:r>
           <w:rPr>
             <w:rStyle w:val="aff1"/>
@@ -5696,7 +5696,7 @@
             <w:noProof/>
             <w:webHidden/>
           </w:rPr>
-          <w:instrText xml:space="preserve"> PAGEREF _Toc239829996 \h </w:instrText>
+          <w:instrText xml:space="preserve"> PAGEREF _Toc240001646 \h </w:instrText>
         </w:r>
         <w:r>
           <w:rPr>
@@ -5745,7 +5745,7 @@
           <w14:ligatures w14:val="standardContextual"/>
         </w:rPr>
       </w:pPr>
-      <w:hyperlink w:anchor="_Toc239829997" w:history="1">
+      <w:hyperlink w:anchor="_Toc240001647" w:history="1">
         <w:r>
           <w:rPr>
             <w:rStyle w:val="aff1"/>
@@ -5772,7 +5772,7 @@
             <w:noProof/>
             <w:webHidden/>
           </w:rPr>
-          <w:instrText xml:space="preserve"> PAGEREF _Toc239829997 \h </w:instrText>
+          <w:instrText xml:space="preserve"> PAGEREF _Toc240001647 \h </w:instrText>
         </w:r>
         <w:r>
           <w:rPr>
@@ -5821,7 +5821,7 @@
           <w14:ligatures w14:val="standardContextual"/>
         </w:rPr>
       </w:pPr>
-      <w:hyperlink w:anchor="_Toc239829998" w:history="1">
+      <w:hyperlink w:anchor="_Toc240001648" w:history="1">
         <w:r>
           <w:rPr>
             <w:rStyle w:val="aff1"/>
@@ -5848,7 +5848,7 @@
             <w:noProof/>
             <w:webHidden/>
           </w:rPr>
-          <w:instrText xml:space="preserve"> PAGEREF _Toc239829998 \h </w:instrText>
+          <w:instrText xml:space="preserve"> PAGEREF _Toc240001648 \h </w:instrText>
         </w:r>
         <w:r>
           <w:rPr>
@@ -5896,7 +5896,7 @@
           <w14:ligatures w14:val="standardContextual"/>
         </w:rPr>
       </w:pPr>
-      <w:hyperlink w:anchor="_Toc239829999" w:history="1">
+      <w:hyperlink w:anchor="_Toc240001649" w:history="1">
         <w:r>
           <w:rPr>
             <w:rStyle w:val="aff1"/>
@@ -5923,7 +5923,7 @@
             <w:noProof/>
             <w:webHidden/>
           </w:rPr>
-          <w:instrText xml:space="preserve"> PAGEREF _Toc239829999 \h </w:instrText>
+          <w:instrText xml:space="preserve"> PAGEREF _Toc240001649 \h </w:instrText>
         </w:r>
         <w:r>
           <w:rPr>
@@ -5972,7 +5972,7 @@
           <w14:ligatures w14:val="standardContextual"/>
         </w:rPr>
       </w:pPr>
-      <w:hyperlink w:anchor="_Toc239830000" w:history="1">
+      <w:hyperlink w:anchor="_Toc240001650" w:history="1">
         <w:r>
           <w:rPr>
             <w:rStyle w:val="aff1"/>
@@ -5999,7 +5999,7 @@
             <w:noProof/>
             <w:webHidden/>
           </w:rPr>
-          <w:instrText xml:space="preserve"> PAGEREF _Toc239830000 \h </w:instrText>
+          <w:instrText xml:space="preserve"> PAGEREF _Toc240001650 \h </w:instrText>
         </w:r>
         <w:r>
           <w:rPr>
@@ -6048,7 +6048,7 @@
           <w14:ligatures w14:val="standardContextual"/>
         </w:rPr>
       </w:pPr>
-      <w:hyperlink w:anchor="_Toc239830001" w:history="1">
+      <w:hyperlink w:anchor="_Toc240001651" w:history="1">
         <w:r>
           <w:rPr>
             <w:rStyle w:val="aff1"/>
@@ -6075,7 +6075,7 @@
             <w:noProof/>
             <w:webHidden/>
           </w:rPr>
-          <w:instrText xml:space="preserve"> PAGEREF _Toc239830001 \h </w:instrText>
+          <w:instrText xml:space="preserve"> PAGEREF _Toc240001651 \h </w:instrText>
         </w:r>
         <w:r>
           <w:rPr>
@@ -6124,7 +6124,7 @@
           <w14:ligatures w14:val="standardContextual"/>
         </w:rPr>
       </w:pPr>
-      <w:hyperlink w:anchor="_Toc239830002" w:history="1">
+      <w:hyperlink w:anchor="_Toc240001652" w:history="1">
         <w:r>
           <w:rPr>
             <w:rStyle w:val="aff1"/>
@@ -6151,7 +6151,7 @@
             <w:noProof/>
             <w:webHidden/>
           </w:rPr>
-          <w:instrText xml:space="preserve"> PAGEREF _Toc239830002 \h </w:instrText>
+          <w:instrText xml:space="preserve"> PAGEREF _Toc240001652 \h </w:instrText>
         </w:r>
         <w:r>
           <w:rPr>
@@ -6200,7 +6200,7 @@
           <w14:ligatures w14:val="standardContextual"/>
         </w:rPr>
       </w:pPr>
-      <w:hyperlink w:anchor="_Toc239830003" w:history="1">
+      <w:hyperlink w:anchor="_Toc240001653" w:history="1">
         <w:r>
           <w:rPr>
             <w:rStyle w:val="aff1"/>
@@ -6227,7 +6227,7 @@
             <w:noProof/>
             <w:webHidden/>
           </w:rPr>
-          <w:instrText xml:space="preserve"> PAGEREF _Toc239830003 \h </w:instrText>
+          <w:instrText xml:space="preserve"> PAGEREF _Toc240001653 \h </w:instrText>
         </w:r>
         <w:r>
           <w:rPr>
@@ -6276,7 +6276,7 @@
           <w14:ligatures w14:val="standardContextual"/>
         </w:rPr>
       </w:pPr>
-      <w:hyperlink w:anchor="_Toc239830004" w:history="1">
+      <w:hyperlink w:anchor="_Toc240001654" w:history="1">
         <w:r>
           <w:rPr>
             <w:rStyle w:val="aff1"/>
@@ -6303,7 +6303,7 @@
             <w:noProof/>
             <w:webHidden/>
           </w:rPr>
-          <w:instrText xml:space="preserve"> PAGEREF _Toc239830004 \h </w:instrText>
+          <w:instrText xml:space="preserve"> PAGEREF _Toc240001654 \h </w:instrText>
         </w:r>
         <w:r>
           <w:rPr>
@@ -6352,7 +6352,7 @@
           <w14:ligatures w14:val="standardContextual"/>
         </w:rPr>
       </w:pPr>
-      <w:hyperlink w:anchor="_Toc239830005" w:history="1">
+      <w:hyperlink w:anchor="_Toc240001655" w:history="1">
         <w:r>
           <w:rPr>
             <w:rStyle w:val="aff1"/>
@@ -6379,7 +6379,7 @@
             <w:noProof/>
             <w:webHidden/>
           </w:rPr>
-          <w:instrText xml:space="preserve"> PAGEREF _Toc239830005 \h </w:instrText>
+          <w:instrText xml:space="preserve"> PAGEREF _Toc240001655 \h </w:instrText>
         </w:r>
         <w:r>
           <w:rPr>
@@ -6428,7 +6428,7 @@
           <w14:ligatures w14:val="standardContextual"/>
         </w:rPr>
       </w:pPr>
-      <w:hyperlink w:anchor="_Toc239830006" w:history="1">
+      <w:hyperlink w:anchor="_Toc240001656" w:history="1">
         <w:r>
           <w:rPr>
             <w:rStyle w:val="aff1"/>
@@ -6455,7 +6455,7 @@
             <w:noProof/>
             <w:webHidden/>
           </w:rPr>
-          <w:instrText xml:space="preserve"> PAGEREF _Toc239830006 \h </w:instrText>
+          <w:instrText xml:space="preserve"> PAGEREF _Toc240001656 \h </w:instrText>
         </w:r>
         <w:r>
           <w:rPr>
@@ -6504,7 +6504,7 @@
           <w14:ligatures w14:val="standardContextual"/>
         </w:rPr>
       </w:pPr>
-      <w:hyperlink w:anchor="_Toc239830007" w:history="1">
+      <w:hyperlink w:anchor="_Toc240001657" w:history="1">
         <w:r>
           <w:rPr>
             <w:rStyle w:val="aff1"/>
@@ -6531,7 +6531,7 @@
             <w:noProof/>
             <w:webHidden/>
           </w:rPr>
-          <w:instrText xml:space="preserve"> PAGEREF _Toc239830007 \h </w:instrText>
+          <w:instrText xml:space="preserve"> PAGEREF _Toc240001657 \h </w:instrText>
         </w:r>
         <w:r>
           <w:rPr>
@@ -6580,7 +6580,7 @@
           <w14:ligatures w14:val="standardContextual"/>
         </w:rPr>
       </w:pPr>
-      <w:hyperlink w:anchor="_Toc239830008" w:history="1">
+      <w:hyperlink w:anchor="_Toc240001658" w:history="1">
         <w:r>
           <w:rPr>
             <w:rStyle w:val="aff1"/>
@@ -6607,7 +6607,7 @@
             <w:noProof/>
             <w:webHidden/>
           </w:rPr>
-          <w:instrText xml:space="preserve"> PAGEREF _Toc239830008 \h </w:instrText>
+          <w:instrText xml:space="preserve"> PAGEREF _Toc240001658 \h </w:instrText>
         </w:r>
         <w:r>
           <w:rPr>
@@ -6656,7 +6656,7 @@
           <w14:ligatures w14:val="standardContextual"/>
         </w:rPr>
       </w:pPr>
-      <w:hyperlink w:anchor="_Toc239830009" w:history="1">
+      <w:hyperlink w:anchor="_Toc240001659" w:history="1">
         <w:r>
           <w:rPr>
             <w:rStyle w:val="aff1"/>
@@ -6683,7 +6683,7 @@
             <w:noProof/>
             <w:webHidden/>
           </w:rPr>
-          <w:instrText xml:space="preserve"> PAGEREF _Toc239830009 \h </w:instrText>
+          <w:instrText xml:space="preserve"> PAGEREF _Toc240001659 \h </w:instrText>
         </w:r>
         <w:r>
           <w:rPr>
@@ -6732,7 +6732,7 @@
           <w14:ligatures w14:val="standardContextual"/>
         </w:rPr>
       </w:pPr>
-      <w:hyperlink w:anchor="_Toc239830010" w:history="1">
+      <w:hyperlink w:anchor="_Toc240001660" w:history="1">
         <w:r>
           <w:rPr>
             <w:rStyle w:val="aff1"/>
@@ -6759,7 +6759,7 @@
             <w:noProof/>
             <w:webHidden/>
           </w:rPr>
-          <w:instrText xml:space="preserve"> PAGEREF _Toc239830010 \h </w:instrText>
+          <w:instrText xml:space="preserve"> PAGEREF _Toc240001660 \h </w:instrText>
         </w:r>
         <w:r>
           <w:rPr>
@@ -6808,7 +6808,7 @@
           <w14:ligatures w14:val="standardContextual"/>
         </w:rPr>
       </w:pPr>
-      <w:hyperlink w:anchor="_Toc239830011" w:history="1">
+      <w:hyperlink w:anchor="_Toc240001661" w:history="1">
         <w:r>
           <w:rPr>
             <w:rStyle w:val="aff1"/>
@@ -6835,7 +6835,7 @@
             <w:noProof/>
             <w:webHidden/>
           </w:rPr>
-          <w:instrText xml:space="preserve"> PAGEREF _Toc239830011 \h </w:instrText>
+          <w:instrText xml:space="preserve"> PAGEREF _Toc240001661 \h </w:instrText>
         </w:r>
         <w:r>
           <w:rPr>
@@ -6884,7 +6884,7 @@
           <w14:ligatures w14:val="standardContextual"/>
         </w:rPr>
       </w:pPr>
-      <w:hyperlink w:anchor="_Toc239830012" w:history="1">
+      <w:hyperlink w:anchor="_Toc240001662" w:history="1">
         <w:r>
           <w:rPr>
             <w:rStyle w:val="aff1"/>
@@ -6911,7 +6911,7 @@
             <w:noProof/>
             <w:webHidden/>
           </w:rPr>
-          <w:instrText xml:space="preserve"> PAGEREF _Toc239830012 \h </w:instrText>
+          <w:instrText xml:space="preserve"> PAGEREF _Toc240001662 \h </w:instrText>
         </w:r>
         <w:r>
           <w:rPr>
@@ -6960,7 +6960,7 @@
           <w14:ligatures w14:val="standardContextual"/>
         </w:rPr>
       </w:pPr>
-      <w:hyperlink w:anchor="_Toc239830013" w:history="1">
+      <w:hyperlink w:anchor="_Toc240001663" w:history="1">
         <w:r>
           <w:rPr>
             <w:rStyle w:val="aff1"/>
@@ -6987,7 +6987,7 @@
             <w:noProof/>
             <w:webHidden/>
           </w:rPr>
-          <w:instrText xml:space="preserve"> PAGEREF _Toc239830013 \h </w:instrText>
+          <w:instrText xml:space="preserve"> PAGEREF _Toc240001663 \h </w:instrText>
         </w:r>
         <w:r>
           <w:rPr>
@@ -7036,7 +7036,7 @@
           <w14:ligatures w14:val="standardContextual"/>
         </w:rPr>
       </w:pPr>
-      <w:hyperlink w:anchor="_Toc239830014" w:history="1">
+      <w:hyperlink w:anchor="_Toc240001664" w:history="1">
         <w:r>
           <w:rPr>
             <w:rStyle w:val="aff1"/>
@@ -7063,7 +7063,7 @@
             <w:noProof/>
             <w:webHidden/>
           </w:rPr>
-          <w:instrText xml:space="preserve"> PAGEREF _Toc239830014 \h </w:instrText>
+          <w:instrText xml:space="preserve"> PAGEREF _Toc240001664 \h </w:instrText>
         </w:r>
         <w:r>
           <w:rPr>
@@ -7112,7 +7112,7 @@
           <w14:ligatures w14:val="standardContextual"/>
         </w:rPr>
       </w:pPr>
-      <w:hyperlink w:anchor="_Toc239830015" w:history="1">
+      <w:hyperlink w:anchor="_Toc240001665" w:history="1">
         <w:r>
           <w:rPr>
             <w:rStyle w:val="aff1"/>
@@ -7139,7 +7139,7 @@
             <w:noProof/>
             <w:webHidden/>
           </w:rPr>
-          <w:instrText xml:space="preserve"> PAGEREF _Toc239830015 \h </w:instrText>
+          <w:instrText xml:space="preserve"> PAGEREF _Toc240001665 \h </w:instrText>
         </w:r>
         <w:r>
           <w:rPr>
@@ -7188,7 +7188,7 @@
           <w14:ligatures w14:val="standardContextual"/>
         </w:rPr>
       </w:pPr>
-      <w:hyperlink w:anchor="_Toc239830016" w:history="1">
+      <w:hyperlink w:anchor="_Toc240001666" w:history="1">
         <w:r>
           <w:rPr>
             <w:rStyle w:val="aff1"/>
@@ -7215,7 +7215,7 @@
             <w:noProof/>
             <w:webHidden/>
           </w:rPr>
-          <w:instrText xml:space="preserve"> PAGEREF _Toc239830016 \h </w:instrText>
+          <w:instrText xml:space="preserve"> PAGEREF _Toc240001666 \h </w:instrText>
         </w:r>
         <w:r>
           <w:rPr>
@@ -7264,7 +7264,7 @@
           <w14:ligatures w14:val="standardContextual"/>
         </w:rPr>
       </w:pPr>
-      <w:hyperlink w:anchor="_Toc239830017" w:history="1">
+      <w:hyperlink w:anchor="_Toc240001667" w:history="1">
         <w:r>
           <w:rPr>
             <w:rStyle w:val="aff1"/>
@@ -7291,7 +7291,7 @@
             <w:noProof/>
             <w:webHidden/>
           </w:rPr>
-          <w:instrText xml:space="preserve"> PAGEREF _Toc239830017 \h </w:instrText>
+          <w:instrText xml:space="preserve"> PAGEREF _Toc240001667 \h </w:instrText>
         </w:r>
         <w:r>
           <w:rPr>
@@ -7340,7 +7340,7 @@
           <w14:ligatures w14:val="standardContextual"/>
         </w:rPr>
       </w:pPr>
-      <w:hyperlink w:anchor="_Toc239830018" w:history="1">
+      <w:hyperlink w:anchor="_Toc240001668" w:history="1">
         <w:r>
           <w:rPr>
             <w:rStyle w:val="aff1"/>
@@ -7367,7 +7367,7 @@
             <w:noProof/>
             <w:webHidden/>
           </w:rPr>
-          <w:instrText xml:space="preserve"> PAGEREF _Toc239830018 \h </w:instrText>
+          <w:instrText xml:space="preserve"> PAGEREF _Toc240001668 \h </w:instrText>
         </w:r>
         <w:r>
           <w:rPr>
@@ -7416,7 +7416,7 @@
           <w14:ligatures w14:val="standardContextual"/>
         </w:rPr>
       </w:pPr>
-      <w:hyperlink w:anchor="_Toc239830019" w:history="1">
+      <w:hyperlink w:anchor="_Toc240001669" w:history="1">
         <w:r>
           <w:rPr>
             <w:rStyle w:val="aff1"/>
@@ -7443,7 +7443,7 @@
             <w:noProof/>
             <w:webHidden/>
           </w:rPr>
-          <w:instrText xml:space="preserve"> PAGEREF _Toc239830019 \h </w:instrText>
+          <w:instrText xml:space="preserve"> PAGEREF _Toc240001669 \h </w:instrText>
         </w:r>
         <w:r>
           <w:rPr>
@@ -7492,7 +7492,7 @@
           <w14:ligatures w14:val="standardContextual"/>
         </w:rPr>
       </w:pPr>
-      <w:hyperlink w:anchor="_Toc239830020" w:history="1">
+      <w:hyperlink w:anchor="_Toc240001670" w:history="1">
         <w:r>
           <w:rPr>
             <w:rStyle w:val="aff1"/>
@@ -7519,7 +7519,7 @@
             <w:noProof/>
             <w:webHidden/>
           </w:rPr>
-          <w:instrText xml:space="preserve"> PAGEREF _Toc239830020 \h </w:instrText>
+          <w:instrText xml:space="preserve"> PAGEREF _Toc240001670 \h </w:instrText>
         </w:r>
         <w:r>
           <w:rPr>
@@ -7568,7 +7568,7 @@
           <w14:ligatures w14:val="standardContextual"/>
         </w:rPr>
       </w:pPr>
-      <w:hyperlink w:anchor="_Toc239830021" w:history="1">
+      <w:hyperlink w:anchor="_Toc240001671" w:history="1">
         <w:r>
           <w:rPr>
             <w:rStyle w:val="aff1"/>
@@ -7595,7 +7595,7 @@
             <w:noProof/>
             <w:webHidden/>
           </w:rPr>
-          <w:instrText xml:space="preserve"> PAGEREF _Toc239830021 \h </w:instrText>
+          <w:instrText xml:space="preserve"> PAGEREF _Toc240001671 \h </w:instrText>
         </w:r>
         <w:r>
           <w:rPr>
@@ -7644,7 +7644,7 @@
           <w14:ligatures w14:val="standardContextual"/>
         </w:rPr>
       </w:pPr>
-      <w:hyperlink w:anchor="_Toc239830022" w:history="1">
+      <w:hyperlink w:anchor="_Toc240001672" w:history="1">
         <w:r>
           <w:rPr>
             <w:rStyle w:val="aff1"/>
@@ -7671,7 +7671,7 @@
             <w:noProof/>
             <w:webHidden/>
           </w:rPr>
-          <w:instrText xml:space="preserve"> PAGEREF _Toc239830022 \h </w:instrText>
+          <w:instrText xml:space="preserve"> PAGEREF _Toc240001672 \h </w:instrText>
         </w:r>
         <w:r>
           <w:rPr>
@@ -7720,7 +7720,7 @@
           <w14:ligatures w14:val="standardContextual"/>
         </w:rPr>
       </w:pPr>
-      <w:hyperlink w:anchor="_Toc239830023" w:history="1">
+      <w:hyperlink w:anchor="_Toc240001673" w:history="1">
         <w:r>
           <w:rPr>
             <w:rStyle w:val="aff1"/>
@@ -7747,7 +7747,7 @@
             <w:noProof/>
             <w:webHidden/>
           </w:rPr>
-          <w:instrText xml:space="preserve"> PAGEREF _Toc239830023 \h </w:instrText>
+          <w:instrText xml:space="preserve"> PAGEREF _Toc240001673 \h </w:instrText>
         </w:r>
         <w:r>
           <w:rPr>
@@ -7796,7 +7796,7 @@
           <w14:ligatures w14:val="standardContextual"/>
         </w:rPr>
       </w:pPr>
-      <w:hyperlink w:anchor="_Toc239830024" w:history="1">
+      <w:hyperlink w:anchor="_Toc240001674" w:history="1">
         <w:r>
           <w:rPr>
             <w:rStyle w:val="aff1"/>
@@ -7823,7 +7823,7 @@
             <w:noProof/>
             <w:webHidden/>
           </w:rPr>
-          <w:instrText xml:space="preserve"> PAGEREF _Toc239830024 \h </w:instrText>
+          <w:instrText xml:space="preserve"> PAGEREF _Toc240001674 \h </w:instrText>
         </w:r>
         <w:r>
           <w:rPr>
@@ -7872,7 +7872,7 @@
           <w14:ligatures w14:val="standardContextual"/>
         </w:rPr>
       </w:pPr>
-      <w:hyperlink w:anchor="_Toc239830025" w:history="1">
+      <w:hyperlink w:anchor="_Toc240001675" w:history="1">
         <w:r>
           <w:rPr>
             <w:rStyle w:val="aff1"/>
@@ -7899,7 +7899,7 @@
             <w:noProof/>
             <w:webHidden/>
           </w:rPr>
-          <w:instrText xml:space="preserve"> PAGEREF _Toc239830025 \h </w:instrText>
+          <w:instrText xml:space="preserve"> PAGEREF _Toc240001675 \h </w:instrText>
         </w:r>
         <w:r>
           <w:rPr>
@@ -7948,7 +7948,7 @@
           <w14:ligatures w14:val="standardContextual"/>
         </w:rPr>
       </w:pPr>
-      <w:hyperlink w:anchor="_Toc239830026" w:history="1">
+      <w:hyperlink w:anchor="_Toc240001676" w:history="1">
         <w:r>
           <w:rPr>
             <w:rStyle w:val="aff1"/>
@@ -7975,7 +7975,7 @@
             <w:noProof/>
             <w:webHidden/>
           </w:rPr>
-          <w:instrText xml:space="preserve"> PAGEREF _Toc239830026 \h </w:instrText>
+          <w:instrText xml:space="preserve"> PAGEREF _Toc240001676 \h </w:instrText>
         </w:r>
         <w:r>
           <w:rPr>
@@ -8024,7 +8024,7 @@
           <w14:ligatures w14:val="standardContextual"/>
         </w:rPr>
       </w:pPr>
-      <w:hyperlink w:anchor="_Toc239830027" w:history="1">
+      <w:hyperlink w:anchor="_Toc240001677" w:history="1">
         <w:r>
           <w:rPr>
             <w:rStyle w:val="aff1"/>
@@ -8051,7 +8051,7 @@
             <w:noProof/>
             <w:webHidden/>
           </w:rPr>
-          <w:instrText xml:space="preserve"> PAGEREF _Toc239830027 \h </w:instrText>
+          <w:instrText xml:space="preserve"> PAGEREF _Toc240001677 \h </w:instrText>
         </w:r>
         <w:r>
           <w:rPr>
@@ -8100,7 +8100,7 @@
           <w14:ligatures w14:val="standardContextual"/>
         </w:rPr>
       </w:pPr>
-      <w:hyperlink w:anchor="_Toc239830028" w:history="1">
+      <w:hyperlink w:anchor="_Toc240001678" w:history="1">
         <w:r>
           <w:rPr>
             <w:rStyle w:val="aff1"/>
@@ -8127,7 +8127,7 @@
             <w:noProof/>
             <w:webHidden/>
           </w:rPr>
-          <w:instrText xml:space="preserve"> PAGEREF _Toc239830028 \h </w:instrText>
+          <w:instrText xml:space="preserve"> PAGEREF _Toc240001678 \h </w:instrText>
         </w:r>
         <w:r>
           <w:rPr>
@@ -8176,7 +8176,7 @@
           <w14:ligatures w14:val="standardContextual"/>
         </w:rPr>
       </w:pPr>
-      <w:hyperlink w:anchor="_Toc239830029" w:history="1">
+      <w:hyperlink w:anchor="_Toc240001679" w:history="1">
         <w:r>
           <w:rPr>
             <w:rStyle w:val="aff1"/>
@@ -8203,7 +8203,7 @@
             <w:noProof/>
             <w:webHidden/>
           </w:rPr>
-          <w:instrText xml:space="preserve"> PAGEREF _Toc239830029 \h </w:instrText>
+          <w:instrText xml:space="preserve"> PAGEREF _Toc240001679 \h </w:instrText>
         </w:r>
         <w:r>
           <w:rPr>
@@ -8252,7 +8252,7 @@
           <w14:ligatures w14:val="standardContextual"/>
         </w:rPr>
       </w:pPr>
-      <w:hyperlink w:anchor="_Toc239830030" w:history="1">
+      <w:hyperlink w:anchor="_Toc240001680" w:history="1">
         <w:r>
           <w:rPr>
             <w:rStyle w:val="aff1"/>
@@ -8279,7 +8279,7 @@
             <w:noProof/>
             <w:webHidden/>
           </w:rPr>
-          <w:instrText xml:space="preserve"> PAGEREF _Toc239830030 \h </w:instrText>
+          <w:instrText xml:space="preserve"> PAGEREF _Toc240001680 \h </w:instrText>
         </w:r>
         <w:r>
           <w:rPr>
@@ -8328,7 +8328,7 @@
           <w14:ligatures w14:val="standardContextual"/>
         </w:rPr>
       </w:pPr>
-      <w:hyperlink w:anchor="_Toc239830031" w:history="1">
+      <w:hyperlink w:anchor="_Toc240001681" w:history="1">
         <w:r>
           <w:rPr>
             <w:rStyle w:val="aff1"/>
@@ -8355,7 +8355,7 @@
             <w:noProof/>
             <w:webHidden/>
           </w:rPr>
-          <w:instrText xml:space="preserve"> PAGEREF _Toc239830031 \h </w:instrText>
+          <w:instrText xml:space="preserve"> PAGEREF _Toc240001681 \h </w:instrText>
         </w:r>
         <w:r>
           <w:rPr>
@@ -8404,7 +8404,7 @@
           <w14:ligatures w14:val="standardContextual"/>
         </w:rPr>
       </w:pPr>
-      <w:hyperlink w:anchor="_Toc239830032" w:history="1">
+      <w:hyperlink w:anchor="_Toc240001682" w:history="1">
         <w:r>
           <w:rPr>
             <w:rStyle w:val="aff1"/>
@@ -8431,7 +8431,7 @@
             <w:noProof/>
             <w:webHidden/>
           </w:rPr>
-          <w:instrText xml:space="preserve"> PAGEREF _Toc239830032 \h </w:instrText>
+          <w:instrText xml:space="preserve"> PAGEREF _Toc240001682 \h </w:instrText>
         </w:r>
         <w:r>
           <w:rPr>
@@ -8451,7 +8451,7 @@
             <w:noProof/>
             <w:webHidden/>
           </w:rPr>
-          <w:t>42</w:t>
+          <w:t>43</w:t>
         </w:r>
         <w:r>
           <w:rPr>
@@ -8480,7 +8480,7 @@
           <w14:ligatures w14:val="standardContextual"/>
         </w:rPr>
       </w:pPr>
-      <w:hyperlink w:anchor="_Toc239830033" w:history="1">
+      <w:hyperlink w:anchor="_Toc240001683" w:history="1">
         <w:r>
           <w:rPr>
             <w:rStyle w:val="aff1"/>
@@ -8507,7 +8507,7 @@
             <w:noProof/>
             <w:webHidden/>
           </w:rPr>
-          <w:instrText xml:space="preserve"> PAGEREF _Toc239830033 \h </w:instrText>
+          <w:instrText xml:space="preserve"> PAGEREF _Toc240001683 \h </w:instrText>
         </w:r>
         <w:r>
           <w:rPr>
@@ -8556,7 +8556,7 @@
           <w14:ligatures w14:val="standardContextual"/>
         </w:rPr>
       </w:pPr>
-      <w:hyperlink w:anchor="_Toc239830034" w:history="1">
+      <w:hyperlink w:anchor="_Toc240001684" w:history="1">
         <w:r>
           <w:rPr>
             <w:rStyle w:val="aff1"/>
@@ -8583,7 +8583,7 @@
             <w:noProof/>
             <w:webHidden/>
           </w:rPr>
-          <w:instrText xml:space="preserve"> PAGEREF _Toc239830034 \h </w:instrText>
+          <w:instrText xml:space="preserve"> PAGEREF _Toc240001684 \h </w:instrText>
         </w:r>
         <w:r>
           <w:rPr>
@@ -8632,7 +8632,7 @@
           <w14:ligatures w14:val="standardContextual"/>
         </w:rPr>
       </w:pPr>
-      <w:hyperlink w:anchor="_Toc239830035" w:history="1">
+      <w:hyperlink w:anchor="_Toc240001685" w:history="1">
         <w:r>
           <w:rPr>
             <w:rStyle w:val="aff1"/>
@@ -8659,7 +8659,7 @@
             <w:noProof/>
             <w:webHidden/>
           </w:rPr>
-          <w:instrText xml:space="preserve"> PAGEREF _Toc239830035 \h </w:instrText>
+          <w:instrText xml:space="preserve"> PAGEREF _Toc240001685 \h </w:instrText>
         </w:r>
         <w:r>
           <w:rPr>
@@ -8708,7 +8708,7 @@
           <w14:ligatures w14:val="standardContextual"/>
         </w:rPr>
       </w:pPr>
-      <w:hyperlink w:anchor="_Toc239830036" w:history="1">
+      <w:hyperlink w:anchor="_Toc240001686" w:history="1">
         <w:r>
           <w:rPr>
             <w:rStyle w:val="aff1"/>
@@ -8735,7 +8735,7 @@
             <w:noProof/>
             <w:webHidden/>
           </w:rPr>
-          <w:instrText xml:space="preserve"> PAGEREF _Toc239830036 \h </w:instrText>
+          <w:instrText xml:space="preserve"> PAGEREF _Toc240001686 \h </w:instrText>
         </w:r>
         <w:r>
           <w:rPr>
@@ -8755,7 +8755,7 @@
             <w:noProof/>
             <w:webHidden/>
           </w:rPr>
-          <w:t>45</w:t>
+          <w:t>46</w:t>
         </w:r>
         <w:r>
           <w:rPr>
@@ -8784,7 +8784,7 @@
           <w14:ligatures w14:val="standardContextual"/>
         </w:rPr>
       </w:pPr>
-      <w:hyperlink w:anchor="_Toc239830037" w:history="1">
+      <w:hyperlink w:anchor="_Toc240001687" w:history="1">
         <w:r>
           <w:rPr>
             <w:rStyle w:val="aff1"/>
@@ -8811,7 +8811,7 @@
             <w:noProof/>
             <w:webHidden/>
           </w:rPr>
-          <w:instrText xml:space="preserve"> PAGEREF _Toc239830037 \h </w:instrText>
+          <w:instrText xml:space="preserve"> PAGEREF _Toc240001687 \h </w:instrText>
         </w:r>
         <w:r>
           <w:rPr>
@@ -8859,7 +8859,7 @@
           <w14:ligatures w14:val="standardContextual"/>
         </w:rPr>
       </w:pPr>
-      <w:hyperlink w:anchor="_Toc239830038" w:history="1">
+      <w:hyperlink w:anchor="_Toc240001688" w:history="1">
         <w:r>
           <w:rPr>
             <w:rStyle w:val="aff1"/>
@@ -8886,7 +8886,7 @@
             <w:noProof/>
             <w:webHidden/>
           </w:rPr>
-          <w:instrText xml:space="preserve"> PAGEREF _Toc239830038 \h </w:instrText>
+          <w:instrText xml:space="preserve"> PAGEREF _Toc240001688 \h </w:instrText>
         </w:r>
         <w:r>
           <w:rPr>
@@ -8906,7 +8906,7 @@
             <w:noProof/>
             <w:webHidden/>
           </w:rPr>
-          <w:t>47</w:t>
+          <w:t>48</w:t>
         </w:r>
         <w:r>
           <w:rPr>
@@ -8941,7 +8941,7 @@
           <w:numId w:val="10"/>
         </w:numPr>
       </w:pPr>
-      <w:bookmarkStart w:id="0" w:name="_Toc239829929"/>
+      <w:bookmarkStart w:id="0" w:name="_Toc240001579"/>
       <w:r>
         <w:lastRenderedPageBreak/>
         <w:t>기술</w:t>
@@ -8974,7 +8974,7 @@
           <w:numId w:val="10"/>
         </w:numPr>
       </w:pPr>
-      <w:bookmarkStart w:id="1" w:name="_Toc239829930"/>
+      <w:bookmarkStart w:id="1" w:name="_Toc240001580"/>
       <w:r>
         <w:t>Network Authority / Data</w:t>
       </w:r>
@@ -8988,7 +8988,7 @@
           <w:numId w:val="10"/>
         </w:numPr>
       </w:pPr>
-      <w:bookmarkStart w:id="2" w:name="_Toc239829931"/>
+      <w:bookmarkStart w:id="2" w:name="_Toc240001581"/>
       <w:r>
         <w:t>Authority Flow</w:t>
       </w:r>
@@ -9051,7 +9051,7 @@
           <w:numId w:val="10"/>
         </w:numPr>
       </w:pPr>
-      <w:bookmarkStart w:id="3" w:name="_Toc239829932"/>
+      <w:bookmarkStart w:id="3" w:name="_Toc240001582"/>
       <w:r>
         <w:t>Client Cannot Commit</w:t>
       </w:r>
@@ -9137,7 +9137,7 @@
           <w:numId w:val="10"/>
         </w:numPr>
       </w:pPr>
-      <w:bookmarkStart w:id="4" w:name="_Toc239829933"/>
+      <w:bookmarkStart w:id="4" w:name="_Toc240001583"/>
       <w:r>
         <w:t>Data Tables</w:t>
       </w:r>
@@ -9555,7 +9555,7 @@
           <w:numId w:val="10"/>
         </w:numPr>
       </w:pPr>
-      <w:bookmarkStart w:id="5" w:name="_Toc239829934"/>
+      <w:bookmarkStart w:id="5" w:name="_Toc240001584"/>
       <w:r>
         <w:t>W1~W3 Implementation Baseline</w:t>
       </w:r>
@@ -9569,7 +9569,7 @@
           <w:numId w:val="10"/>
         </w:numPr>
       </w:pPr>
-      <w:bookmarkStart w:id="6" w:name="_Toc239829935"/>
+      <w:bookmarkStart w:id="6" w:name="_Toc240001585"/>
       <w:r>
         <w:t>W1 — Core Multiplayer / Inventory</w:t>
       </w:r>
@@ -9870,7 +9870,7 @@
           <w:numId w:val="10"/>
         </w:numPr>
       </w:pPr>
-      <w:bookmarkStart w:id="7" w:name="_Toc239829936"/>
+      <w:bookmarkStart w:id="7" w:name="_Toc240001586"/>
       <w:r>
         <w:t>W2 — Blueprint / UI / Guard Shell</w:t>
       </w:r>
@@ -10276,7 +10276,7 @@
           <w:numId w:val="10"/>
         </w:numPr>
       </w:pPr>
-      <w:bookmarkStart w:id="8" w:name="_Toc239829937"/>
+      <w:bookmarkStart w:id="8" w:name="_Toc240001587"/>
       <w:r>
         <w:t>W3 Start Rule</w:t>
       </w:r>
@@ -10342,7 +10342,7 @@
           <w:numId w:val="10"/>
         </w:numPr>
       </w:pPr>
-      <w:bookmarkStart w:id="9" w:name="_Toc239829938"/>
+      <w:bookmarkStart w:id="9" w:name="_Toc240001588"/>
       <w:r>
         <w:t>Risk / Cut Rules</w:t>
       </w:r>
@@ -10720,7 +10720,7 @@
           <w:numId w:val="10"/>
         </w:numPr>
       </w:pPr>
-      <w:bookmarkStart w:id="10" w:name="_Toc239829939"/>
+      <w:bookmarkStart w:id="10" w:name="_Toc240001589"/>
       <w:r>
         <w:lastRenderedPageBreak/>
         <w:t>Automatic Cut Order</w:t>
@@ -10852,7 +10852,7 @@
           <w:numId w:val="10"/>
         </w:numPr>
       </w:pPr>
-      <w:bookmarkStart w:id="11" w:name="_Toc239829940"/>
+      <w:bookmarkStart w:id="11" w:name="_Toc240001590"/>
       <w:r>
         <w:lastRenderedPageBreak/>
         <w:t>런타임</w:t>
@@ -10873,7 +10873,7 @@
           <w:numId w:val="10"/>
         </w:numPr>
       </w:pPr>
-      <w:bookmarkStart w:id="12" w:name="_Toc239829941"/>
+      <w:bookmarkStart w:id="12" w:name="_Toc240001591"/>
       <w:r>
         <w:t>구현</w:t>
       </w:r>
@@ -10899,7 +10899,7 @@
           <w:numId w:val="10"/>
         </w:numPr>
       </w:pPr>
-      <w:bookmarkStart w:id="13" w:name="_Toc239829942"/>
+      <w:bookmarkStart w:id="13" w:name="_Toc240001592"/>
       <w:r>
         <w:t>재사용</w:t>
       </w:r>
@@ -11557,7 +11557,7 @@
           <w:numId w:val="10"/>
         </w:numPr>
       </w:pPr>
-      <w:bookmarkStart w:id="14" w:name="_Toc239829943"/>
+      <w:bookmarkStart w:id="14" w:name="_Toc240001593"/>
       <w:r>
         <w:t xml:space="preserve">Legacy </w:t>
       </w:r>
@@ -12092,7 +12092,7 @@
           <w:numId w:val="10"/>
         </w:numPr>
       </w:pPr>
-      <w:bookmarkStart w:id="15" w:name="_Toc239829944"/>
+      <w:bookmarkStart w:id="15" w:name="_Toc240001594"/>
       <w:r>
         <w:lastRenderedPageBreak/>
         <w:t>캐릭터</w:t>
@@ -12131,7 +12131,7 @@
           <w:numId w:val="10"/>
         </w:numPr>
       </w:pPr>
-      <w:bookmarkStart w:id="16" w:name="_Toc239829945"/>
+      <w:bookmarkStart w:id="16" w:name="_Toc240001595"/>
       <w:r>
         <w:t>기본</w:t>
       </w:r>
@@ -12930,7 +12930,7 @@
           <w:numId w:val="10"/>
         </w:numPr>
       </w:pPr>
-      <w:bookmarkStart w:id="17" w:name="_Toc239829946"/>
+      <w:bookmarkStart w:id="17" w:name="_Toc240001596"/>
       <w:r>
         <w:t>1</w:t>
       </w:r>
@@ -13007,7 +13007,7 @@
           <w:numId w:val="10"/>
         </w:numPr>
       </w:pPr>
-      <w:bookmarkStart w:id="18" w:name="_Toc239829947"/>
+      <w:bookmarkStart w:id="18" w:name="_Toc240001597"/>
       <w:r>
         <w:t>커스터마이징</w:t>
       </w:r>
@@ -14285,7 +14285,7 @@
           <w:numId w:val="10"/>
         </w:numPr>
       </w:pPr>
-      <w:bookmarkStart w:id="19" w:name="_Toc239829948"/>
+      <w:bookmarkStart w:id="19" w:name="_Toc240001598"/>
       <w:r>
         <w:t xml:space="preserve">Grid Inventory, Loose Loot </w:t>
       </w:r>
@@ -14308,7 +14308,7 @@
           <w:numId w:val="10"/>
         </w:numPr>
       </w:pPr>
-      <w:bookmarkStart w:id="20" w:name="_Toc239829949"/>
+      <w:bookmarkStart w:id="20" w:name="_Toc240001599"/>
       <w:r>
         <w:t xml:space="preserve">Grid Inventory </w:t>
       </w:r>
@@ -14390,7 +14390,7 @@
           <w:numId w:val="10"/>
         </w:numPr>
       </w:pPr>
-      <w:bookmarkStart w:id="21" w:name="_Toc239829950"/>
+      <w:bookmarkStart w:id="21" w:name="_Toc240001600"/>
       <w:r>
         <w:lastRenderedPageBreak/>
         <w:t xml:space="preserve">Loose Loot </w:t>
@@ -15267,7 +15267,7 @@
           <w:numId w:val="10"/>
         </w:numPr>
       </w:pPr>
-      <w:bookmarkStart w:id="22" w:name="_Toc239829951"/>
+      <w:bookmarkStart w:id="22" w:name="_Toc240001601"/>
       <w:r>
         <w:t>무게</w:t>
       </w:r>
@@ -15344,7 +15344,7 @@
           <w:numId w:val="10"/>
         </w:numPr>
       </w:pPr>
-      <w:bookmarkStart w:id="23" w:name="_Toc239829952"/>
+      <w:bookmarkStart w:id="23" w:name="_Toc240001602"/>
       <w:r>
         <w:t>QuickSlot</w:t>
       </w:r>
@@ -15610,7 +15610,7 @@
           <w:numId w:val="10"/>
         </w:numPr>
       </w:pPr>
-      <w:bookmarkStart w:id="24" w:name="_Toc239829953"/>
+      <w:bookmarkStart w:id="24" w:name="_Toc240001603"/>
       <w:r>
         <w:t xml:space="preserve">First-Person </w:t>
       </w:r>
@@ -15648,7 +15648,7 @@
           <w:numId w:val="10"/>
         </w:numPr>
       </w:pPr>
-      <w:bookmarkStart w:id="25" w:name="_Toc239829954"/>
+      <w:bookmarkStart w:id="25" w:name="_Toc240001604"/>
       <w:r>
         <w:t>손전등</w:t>
       </w:r>
@@ -16060,7 +16060,7 @@
           <w:numId w:val="10"/>
         </w:numPr>
       </w:pPr>
-      <w:bookmarkStart w:id="26" w:name="_Toc239829955"/>
+      <w:bookmarkStart w:id="26" w:name="_Toc240001605"/>
       <w:r>
         <w:lastRenderedPageBreak/>
         <w:t>Noise Level</w:t>
@@ -16713,7 +16713,7 @@
           <w:numId w:val="10"/>
         </w:numPr>
       </w:pPr>
-      <w:bookmarkStart w:id="27" w:name="_Toc239829956"/>
+      <w:bookmarkStart w:id="27" w:name="_Toc240001606"/>
       <w:r>
         <w:t xml:space="preserve">Guard SoundPing </w:t>
       </w:r>
@@ -17036,7 +17036,7 @@
           <w:numId w:val="10"/>
         </w:numPr>
       </w:pPr>
-      <w:bookmarkStart w:id="28" w:name="_Toc239829957"/>
+      <w:bookmarkStart w:id="28" w:name="_Toc240001607"/>
       <w:r>
         <w:t xml:space="preserve">Guard PvE AI </w:t>
       </w:r>
@@ -17053,7 +17053,7 @@
           <w:numId w:val="10"/>
         </w:numPr>
       </w:pPr>
-      <w:bookmarkStart w:id="29" w:name="_Toc239829958"/>
+      <w:bookmarkStart w:id="29" w:name="_Toc240001608"/>
       <w:r>
         <w:t>기본</w:t>
       </w:r>
@@ -17597,7 +17597,7 @@
           <w:numId w:val="10"/>
         </w:numPr>
       </w:pPr>
-      <w:bookmarkStart w:id="30" w:name="_Toc239829959"/>
+      <w:bookmarkStart w:id="30" w:name="_Toc240001609"/>
       <w:r>
         <w:t>상태</w:t>
       </w:r>
@@ -18277,7 +18277,7 @@
           <w:numId w:val="10"/>
         </w:numPr>
       </w:pPr>
-      <w:bookmarkStart w:id="31" w:name="_Toc239829960"/>
+      <w:bookmarkStart w:id="31" w:name="_Toc240001610"/>
       <w:r>
         <w:t>InspectExhibit</w:t>
       </w:r>
@@ -18339,7 +18339,7 @@
           <w:numId w:val="10"/>
         </w:numPr>
       </w:pPr>
-      <w:bookmarkStart w:id="32" w:name="_Toc239829961"/>
+      <w:bookmarkStart w:id="32" w:name="_Toc240001611"/>
       <w:r>
         <w:t>CCTV</w:t>
       </w:r>
@@ -18385,7 +18385,7 @@
           <w:numId w:val="10"/>
         </w:numPr>
       </w:pPr>
-      <w:bookmarkStart w:id="33" w:name="_Toc239829962"/>
+      <w:bookmarkStart w:id="33" w:name="_Toc240001612"/>
       <w:r>
         <w:t>Arrest</w:t>
       </w:r>
@@ -18419,7 +18419,7 @@
           <w:numId w:val="10"/>
         </w:numPr>
       </w:pPr>
-      <w:bookmarkStart w:id="34" w:name="_Toc239829963"/>
+      <w:bookmarkStart w:id="34" w:name="_Toc240001613"/>
       <w:r>
         <w:t xml:space="preserve">Target Artifact, Exhibit Case Isolation </w:t>
       </w:r>
@@ -18442,7 +18442,7 @@
           <w:numId w:val="10"/>
         </w:numPr>
       </w:pPr>
-      <w:bookmarkStart w:id="35" w:name="_Toc239829964"/>
+      <w:bookmarkStart w:id="35" w:name="_Toc240001614"/>
       <w:r>
         <w:t xml:space="preserve">Artifact / Exhibit Case </w:t>
       </w:r>
@@ -18855,7 +18855,7 @@
           <w:numId w:val="10"/>
         </w:numPr>
       </w:pPr>
-      <w:bookmarkStart w:id="36" w:name="_Toc239829965"/>
+      <w:bookmarkStart w:id="36" w:name="_Toc240001615"/>
       <w:r>
         <w:t xml:space="preserve">Painting Display Case </w:t>
       </w:r>
@@ -19508,7 +19508,7 @@
           <w:numId w:val="10"/>
         </w:numPr>
       </w:pPr>
-      <w:bookmarkStart w:id="37" w:name="_Toc239829966"/>
+      <w:bookmarkStart w:id="37" w:name="_Toc240001616"/>
       <w:r>
         <w:t>Observation / Full-Screen Mode</w:t>
       </w:r>
@@ -19591,7 +19591,7 @@
           <w:numId w:val="10"/>
         </w:numPr>
       </w:pPr>
-      <w:bookmarkStart w:id="38" w:name="_Toc239829967"/>
+      <w:bookmarkStart w:id="38" w:name="_Toc240001617"/>
       <w:r>
         <w:t>Replica Review / Atomic Swap</w:t>
       </w:r>
@@ -19673,7 +19673,7 @@
           <w:numId w:val="10"/>
         </w:numPr>
       </w:pPr>
-      <w:bookmarkStart w:id="39" w:name="_Toc239829968"/>
+      <w:bookmarkStart w:id="39" w:name="_Toc240001618"/>
       <w:r>
         <w:t xml:space="preserve">Stroke </w:t>
       </w:r>
@@ -19751,7 +19751,7 @@
           <w:numId w:val="10"/>
         </w:numPr>
       </w:pPr>
-      <w:bookmarkStart w:id="40" w:name="_Toc239829969"/>
+      <w:bookmarkStart w:id="40" w:name="_Toc240001619"/>
       <w:r>
         <w:t>Forgery Score And Replica Acceptance</w:t>
       </w:r>
@@ -20041,7 +20041,7 @@
           <w:numId w:val="10"/>
         </w:numPr>
       </w:pPr>
-      <w:bookmarkStart w:id="41" w:name="_Toc239829970"/>
+      <w:bookmarkStart w:id="41" w:name="_Toc240001620"/>
       <w:r>
         <w:t xml:space="preserve">Template </w:t>
       </w:r>
@@ -20976,7 +20976,7 @@
           <w:numId w:val="10"/>
         </w:numPr>
       </w:pPr>
-      <w:bookmarkStart w:id="42" w:name="_Toc239829971"/>
+      <w:bookmarkStart w:id="42" w:name="_Toc240001621"/>
       <w:r>
         <w:lastRenderedPageBreak/>
         <w:t>Deferred Expansion: Object Assembly</w:t>
@@ -21006,7 +21006,7 @@
           <w:numId w:val="10"/>
         </w:numPr>
       </w:pPr>
-      <w:bookmarkStart w:id="43" w:name="_Toc239829972"/>
+      <w:bookmarkStart w:id="43" w:name="_Toc240001622"/>
       <w:r>
         <w:t xml:space="preserve">Alert, Lockdown, Shared Extraction </w:t>
       </w:r>
@@ -21029,7 +21029,7 @@
           <w:numId w:val="10"/>
         </w:numPr>
       </w:pPr>
-      <w:bookmarkStart w:id="44" w:name="_Toc239829973"/>
+      <w:bookmarkStart w:id="44" w:name="_Toc240001623"/>
       <w:r>
         <w:t>Alert Level</w:t>
       </w:r>
@@ -21330,7 +21330,7 @@
           <w:numId w:val="10"/>
         </w:numPr>
       </w:pPr>
-      <w:bookmarkStart w:id="45" w:name="_Toc239829974"/>
+      <w:bookmarkStart w:id="45" w:name="_Toc240001624"/>
       <w:r>
         <w:t>Vent Settlement</w:t>
       </w:r>
@@ -21447,7 +21447,7 @@
           <w:numId w:val="10"/>
         </w:numPr>
       </w:pPr>
-      <w:bookmarkStart w:id="46" w:name="_Toc239829975"/>
+      <w:bookmarkStart w:id="46" w:name="_Toc240001625"/>
       <w:r>
         <w:t>성공</w:t>
       </w:r>
@@ -21685,7 +21685,7 @@
           <w:numId w:val="10"/>
         </w:numPr>
       </w:pPr>
-      <w:bookmarkStart w:id="47" w:name="_Toc239829976"/>
+      <w:bookmarkStart w:id="47" w:name="_Toc240001626"/>
       <w:r>
         <w:lastRenderedPageBreak/>
         <w:t>Team Reward / Contribution</w:t>
@@ -22148,7 +22148,7 @@
           <w:numId w:val="10"/>
         </w:numPr>
       </w:pPr>
-      <w:bookmarkStart w:id="48" w:name="_Toc239829977"/>
+      <w:bookmarkStart w:id="48" w:name="_Toc240001627"/>
       <w:r>
         <w:lastRenderedPageBreak/>
         <w:t>멀티플레이</w:t>
@@ -22175,7 +22175,7 @@
           <w:numId w:val="10"/>
         </w:numPr>
       </w:pPr>
-      <w:bookmarkStart w:id="49" w:name="_Toc239829978"/>
+      <w:bookmarkStart w:id="49" w:name="_Toc240001628"/>
       <w:r>
         <w:t>멀티플레이어</w:t>
       </w:r>
@@ -22201,7 +22201,7 @@
           <w:numId w:val="10"/>
         </w:numPr>
       </w:pPr>
-      <w:bookmarkStart w:id="50" w:name="_Toc239829979"/>
+      <w:bookmarkStart w:id="50" w:name="_Toc240001629"/>
       <w:r>
         <w:t>네트워크</w:t>
       </w:r>
@@ -22659,7 +22659,7 @@
           <w:numId w:val="10"/>
         </w:numPr>
       </w:pPr>
-      <w:bookmarkStart w:id="51" w:name="_Toc239829980"/>
+      <w:bookmarkStart w:id="51" w:name="_Toc240001630"/>
       <w:r>
         <w:t>Release Player Count / Session Start</w:t>
       </w:r>
@@ -22688,7 +22688,7 @@
           <w:numId w:val="10"/>
         </w:numPr>
       </w:pPr>
-      <w:bookmarkStart w:id="52" w:name="_Toc239829981"/>
+      <w:bookmarkStart w:id="52" w:name="_Toc240001631"/>
       <w:r>
         <w:t>Steam Proximity Voice / Guard Speech Noise</w:t>
       </w:r>
@@ -22718,7 +22718,7 @@
           <w:numId w:val="10"/>
         </w:numPr>
       </w:pPr>
-      <w:bookmarkStart w:id="53" w:name="_Toc239829982"/>
+      <w:bookmarkStart w:id="53" w:name="_Toc240001632"/>
       <w:r>
         <w:t>주요</w:t>
       </w:r>
@@ -23511,7 +23511,7 @@
           <w:numId w:val="10"/>
         </w:numPr>
       </w:pPr>
-      <w:bookmarkStart w:id="54" w:name="_Toc239829983"/>
+      <w:bookmarkStart w:id="54" w:name="_Toc240001633"/>
       <w:r>
         <w:t>서버</w:t>
       </w:r>
@@ -23653,7 +23653,7 @@
           <w:numId w:val="10"/>
         </w:numPr>
       </w:pPr>
-      <w:bookmarkStart w:id="55" w:name="_Toc239829984"/>
+      <w:bookmarkStart w:id="55" w:name="_Toc240001634"/>
       <w:r>
         <w:lastRenderedPageBreak/>
         <w:t xml:space="preserve">Disconnect </w:t>
@@ -23991,7 +23991,7 @@
           <w:numId w:val="10"/>
         </w:numPr>
       </w:pPr>
-      <w:bookmarkStart w:id="56" w:name="_Toc239829985"/>
+      <w:bookmarkStart w:id="56" w:name="_Toc240001635"/>
       <w:r>
         <w:t>필수</w:t>
       </w:r>
@@ -24128,7 +24128,7 @@
           <w:numId w:val="10"/>
         </w:numPr>
       </w:pPr>
-      <w:bookmarkStart w:id="57" w:name="_Toc239829986"/>
+      <w:bookmarkStart w:id="57" w:name="_Toc240001636"/>
       <w:r>
         <w:t xml:space="preserve">Gameplay Architecture, FastArray </w:t>
       </w:r>
@@ -24148,7 +24148,7 @@
           <w:numId w:val="10"/>
         </w:numPr>
       </w:pPr>
-      <w:bookmarkStart w:id="58" w:name="_Toc239829987"/>
+      <w:bookmarkStart w:id="58" w:name="_Toc240001637"/>
       <w:r>
         <w:t>책임</w:t>
       </w:r>
@@ -24601,7 +24601,7 @@
           <w:numId w:val="10"/>
         </w:numPr>
       </w:pPr>
-      <w:bookmarkStart w:id="59" w:name="_Toc239829988"/>
+      <w:bookmarkStart w:id="59" w:name="_Toc240001638"/>
       <w:r>
         <w:t xml:space="preserve">FastArray </w:t>
       </w:r>
@@ -24666,7 +24666,7 @@
           <w:numId w:val="10"/>
         </w:numPr>
       </w:pPr>
-      <w:bookmarkStart w:id="60" w:name="_Toc239829989"/>
+      <w:bookmarkStart w:id="60" w:name="_Toc240001639"/>
       <w:r>
         <w:t>서버</w:t>
       </w:r>
@@ -25090,7 +25090,7 @@
           <w:numId w:val="10"/>
         </w:numPr>
       </w:pPr>
-      <w:bookmarkStart w:id="61" w:name="_Toc239829990"/>
+      <w:bookmarkStart w:id="61" w:name="_Toc240001640"/>
       <w:r>
         <w:t>GameplayTag Dictionary</w:t>
       </w:r>
@@ -25390,7 +25390,7 @@
           <w:numId w:val="10"/>
         </w:numPr>
       </w:pPr>
-      <w:bookmarkStart w:id="62" w:name="_Toc239829991"/>
+      <w:bookmarkStart w:id="62" w:name="_Toc240001641"/>
       <w:r>
         <w:lastRenderedPageBreak/>
         <w:t xml:space="preserve">Tag Query </w:t>
@@ -25688,7 +25688,7 @@
           <w:numId w:val="10"/>
         </w:numPr>
       </w:pPr>
-      <w:bookmarkStart w:id="63" w:name="_Toc239829992"/>
+      <w:bookmarkStart w:id="63" w:name="_Toc240001642"/>
       <w:r>
         <w:t xml:space="preserve">HUD, UI/UX </w:t>
       </w:r>
@@ -25711,7 +25711,7 @@
           <w:numId w:val="10"/>
         </w:numPr>
       </w:pPr>
-      <w:bookmarkStart w:id="64" w:name="_Toc239829993"/>
+      <w:bookmarkStart w:id="64" w:name="_Toc240001643"/>
       <w:r>
         <w:t xml:space="preserve">UI </w:t>
       </w:r>
@@ -25922,7 +25922,7 @@
           <w:numId w:val="10"/>
         </w:numPr>
       </w:pPr>
-      <w:bookmarkStart w:id="65" w:name="_Toc239829994"/>
+      <w:bookmarkStart w:id="65" w:name="_Toc240001644"/>
       <w:r>
         <w:t>화면</w:t>
       </w:r>
@@ -26449,7 +26449,7 @@
           <w:numId w:val="10"/>
         </w:numPr>
       </w:pPr>
-      <w:bookmarkStart w:id="66" w:name="_Toc239829995"/>
+      <w:bookmarkStart w:id="66" w:name="_Toc240001645"/>
       <w:r>
         <w:t xml:space="preserve">MVVM </w:t>
       </w:r>
@@ -26526,7 +26526,7 @@
           <w:numId w:val="10"/>
         </w:numPr>
       </w:pPr>
-      <w:bookmarkStart w:id="67" w:name="_Toc239829996"/>
+      <w:bookmarkStart w:id="67" w:name="_Toc240001646"/>
       <w:r>
         <w:t xml:space="preserve">ViewModel </w:t>
       </w:r>
@@ -26992,7 +26992,7 @@
           <w:numId w:val="10"/>
         </w:numPr>
       </w:pPr>
-      <w:bookmarkStart w:id="68" w:name="_Toc239829997"/>
+      <w:bookmarkStart w:id="68" w:name="_Toc240001647"/>
       <w:r>
         <w:t xml:space="preserve">Forgery </w:t>
       </w:r>
@@ -27017,7 +27017,7 @@
           <w:numId w:val="10"/>
         </w:numPr>
       </w:pPr>
-      <w:bookmarkStart w:id="69" w:name="_Toc239829998"/>
+      <w:bookmarkStart w:id="69" w:name="_Toc240001648"/>
       <w:r>
         <w:t>상호작용</w:t>
       </w:r>
@@ -27615,7 +27615,7 @@
           <w:numId w:val="10"/>
         </w:numPr>
       </w:pPr>
-      <w:bookmarkStart w:id="70" w:name="_Toc239829999"/>
+      <w:bookmarkStart w:id="70" w:name="_Toc240001649"/>
       <w:r>
         <w:t>데이터</w:t>
       </w:r>
@@ -27641,7 +27641,7 @@
           <w:numId w:val="10"/>
         </w:numPr>
       </w:pPr>
-      <w:bookmarkStart w:id="71" w:name="_Toc239830000"/>
+      <w:bookmarkStart w:id="71" w:name="_Toc240001650"/>
       <w:r>
         <w:t xml:space="preserve">Debug, Telemetry, KPI </w:t>
       </w:r>
@@ -27661,7 +27661,7 @@
           <w:numId w:val="10"/>
         </w:numPr>
       </w:pPr>
-      <w:bookmarkStart w:id="72" w:name="_Toc239830001"/>
+      <w:bookmarkStart w:id="72" w:name="_Toc240001651"/>
       <w:r>
         <w:t>Debug Command</w:t>
       </w:r>
@@ -28063,7 +28063,7 @@
           <w:numId w:val="10"/>
         </w:numPr>
       </w:pPr>
-      <w:bookmarkStart w:id="73" w:name="_Toc239830002"/>
+      <w:bookmarkStart w:id="73" w:name="_Toc240001652"/>
       <w:r>
         <w:t>Telemetry / Log Event</w:t>
       </w:r>
@@ -28744,7 +28744,7 @@
           <w:numId w:val="10"/>
         </w:numPr>
       </w:pPr>
-      <w:bookmarkStart w:id="74" w:name="_Toc239830003"/>
+      <w:bookmarkStart w:id="74" w:name="_Toc240001653"/>
       <w:r>
         <w:t>Playtest KPI</w:t>
       </w:r>
@@ -29304,7 +29304,7 @@
           <w:numId w:val="10"/>
         </w:numPr>
       </w:pPr>
-      <w:bookmarkStart w:id="75" w:name="_Toc239830004"/>
+      <w:bookmarkStart w:id="75" w:name="_Toc240001654"/>
       <w:r>
         <w:t xml:space="preserve">Release QA </w:t>
       </w:r>
@@ -29441,7 +29441,7 @@
           <w:numId w:val="10"/>
         </w:numPr>
       </w:pPr>
-      <w:bookmarkStart w:id="76" w:name="_Toc239830005"/>
+      <w:bookmarkStart w:id="76" w:name="_Toc240001655"/>
       <w:r>
         <w:lastRenderedPageBreak/>
         <w:t>경계</w:t>
@@ -29504,7 +29504,7 @@
           <w:numId w:val="10"/>
         </w:numPr>
       </w:pPr>
-      <w:bookmarkStart w:id="77" w:name="_Toc239830006"/>
+      <w:bookmarkStart w:id="77" w:name="_Toc240001656"/>
       <w:r>
         <w:t>Navigation</w:t>
       </w:r>
@@ -29549,7 +29549,7 @@
           <w:numId w:val="10"/>
         </w:numPr>
       </w:pPr>
-      <w:bookmarkStart w:id="78" w:name="_Toc239830007"/>
+      <w:bookmarkStart w:id="78" w:name="_Toc240001657"/>
       <w:r>
         <w:t xml:space="preserve">Package </w:t>
       </w:r>
@@ -29602,7 +29602,7 @@
           <w:numId w:val="10"/>
         </w:numPr>
       </w:pPr>
-      <w:bookmarkStart w:id="79" w:name="_Toc239830008"/>
+      <w:bookmarkStart w:id="79" w:name="_Toc240001658"/>
       <w:r>
         <w:lastRenderedPageBreak/>
         <w:t xml:space="preserve">DataTable / DataAsset </w:t>
@@ -29626,7 +29626,7 @@
           <w:numId w:val="10"/>
         </w:numPr>
       </w:pPr>
-      <w:bookmarkStart w:id="80" w:name="_Toc239830009"/>
+      <w:bookmarkStart w:id="80" w:name="_Toc240001659"/>
       <w:r>
         <w:t>데이터</w:t>
       </w:r>
@@ -29869,7 +29869,7 @@
           <w:numId w:val="10"/>
         </w:numPr>
       </w:pPr>
-      <w:bookmarkStart w:id="81" w:name="_Toc239830010"/>
+      <w:bookmarkStart w:id="81" w:name="_Toc240001660"/>
       <w:r>
         <w:t>주요</w:t>
       </w:r>
@@ -30398,7 +30398,7 @@
           <w:numId w:val="10"/>
         </w:numPr>
       </w:pPr>
-      <w:bookmarkStart w:id="82" w:name="_Toc239830011"/>
+      <w:bookmarkStart w:id="82" w:name="_Toc240001661"/>
       <w:r>
         <w:t>DT_ItemMaster</w:t>
       </w:r>
@@ -31265,7 +31265,7 @@
           <w:numId w:val="10"/>
         </w:numPr>
       </w:pPr>
-      <w:bookmarkStart w:id="83" w:name="_Toc239830012"/>
+      <w:bookmarkStart w:id="83" w:name="_Toc240001662"/>
       <w:r>
         <w:lastRenderedPageBreak/>
         <w:t>DT_LootData</w:t>
@@ -31285,7 +31285,7 @@
           <w:numId w:val="10"/>
         </w:numPr>
       </w:pPr>
-      <w:bookmarkStart w:id="84" w:name="_Toc239830013"/>
+      <w:bookmarkStart w:id="84" w:name="_Toc240001663"/>
       <w:r>
         <w:t>DT_UsableItemData</w:t>
       </w:r>
@@ -31607,7 +31607,7 @@
           <w:numId w:val="10"/>
         </w:numPr>
       </w:pPr>
-      <w:bookmarkStart w:id="85" w:name="_Toc239830014"/>
+      <w:bookmarkStart w:id="85" w:name="_Toc240001664"/>
       <w:r>
         <w:t>DT_SoundPingData</w:t>
       </w:r>
@@ -32433,7 +32433,7 @@
           <w:numId w:val="10"/>
         </w:numPr>
       </w:pPr>
-      <w:bookmarkStart w:id="86" w:name="_Toc239830015"/>
+      <w:bookmarkStart w:id="86" w:name="_Toc240001665"/>
       <w:r>
         <w:t>DT_GuardData</w:t>
       </w:r>
@@ -32452,7 +32452,7 @@
           <w:numId w:val="10"/>
         </w:numPr>
       </w:pPr>
-      <w:bookmarkStart w:id="87" w:name="_Toc239830016"/>
+      <w:bookmarkStart w:id="87" w:name="_Toc240001666"/>
       <w:r>
         <w:t>DT_ArtifactData</w:t>
       </w:r>
@@ -32471,7 +32471,7 @@
           <w:numId w:val="10"/>
         </w:numPr>
       </w:pPr>
-      <w:bookmarkStart w:id="88" w:name="_Toc239830017"/>
+      <w:bookmarkStart w:id="88" w:name="_Toc240001667"/>
       <w:r>
         <w:t>DT_ForgeryTemplate</w:t>
       </w:r>
@@ -32490,7 +32490,7 @@
           <w:numId w:val="10"/>
         </w:numPr>
       </w:pPr>
-      <w:bookmarkStart w:id="89" w:name="_Toc239830018"/>
+      <w:bookmarkStart w:id="89" w:name="_Toc240001668"/>
       <w:r>
         <w:lastRenderedPageBreak/>
         <w:t>기타</w:t>
@@ -33054,7 +33054,7 @@
           <w:numId w:val="10"/>
         </w:numPr>
       </w:pPr>
-      <w:bookmarkStart w:id="90" w:name="_Toc239830019"/>
+      <w:bookmarkStart w:id="90" w:name="_Toc240001669"/>
       <w:r>
         <w:t xml:space="preserve">Runtime </w:t>
       </w:r>
@@ -33531,7 +33531,7 @@
           <w:numId w:val="10"/>
         </w:numPr>
       </w:pPr>
-      <w:bookmarkStart w:id="91" w:name="_Toc239830020"/>
+      <w:bookmarkStart w:id="91" w:name="_Toc240001670"/>
       <w:r>
         <w:lastRenderedPageBreak/>
         <w:t>Validation</w:t>
@@ -33630,7 +33630,7 @@
           <w:numId w:val="10"/>
         </w:numPr>
       </w:pPr>
-      <w:bookmarkStart w:id="92" w:name="_Toc239830021"/>
+      <w:bookmarkStart w:id="92" w:name="_Toc240001671"/>
       <w:r>
         <w:t>최소</w:t>
       </w:r>
@@ -33668,7 +33668,7 @@
           <w:numId w:val="10"/>
         </w:numPr>
       </w:pPr>
-      <w:bookmarkStart w:id="93" w:name="_Toc239830022"/>
+      <w:bookmarkStart w:id="93" w:name="_Toc240001672"/>
       <w:r>
         <w:t>최소</w:t>
       </w:r>
@@ -34163,7 +34163,7 @@
           <w:numId w:val="10"/>
         </w:numPr>
       </w:pPr>
-      <w:bookmarkStart w:id="94" w:name="_Toc239830023"/>
+      <w:bookmarkStart w:id="94" w:name="_Toc240001673"/>
       <w:r>
         <w:t>시스템</w:t>
       </w:r>
@@ -34641,7 +34641,7 @@
           <w:numId w:val="10"/>
         </w:numPr>
       </w:pPr>
-      <w:bookmarkStart w:id="95" w:name="_Toc239830024"/>
+      <w:bookmarkStart w:id="95" w:name="_Toc240001674"/>
       <w:r>
         <w:t>Contract Run Runtime Contracts</w:t>
       </w:r>
@@ -34655,7 +34655,7 @@
           <w:numId w:val="10"/>
         </w:numPr>
       </w:pPr>
-      <w:bookmarkStart w:id="96" w:name="_Toc239830025"/>
+      <w:bookmarkStart w:id="96" w:name="_Toc240001675"/>
       <w:r>
         <w:t>Contract Snapshot</w:t>
       </w:r>
@@ -35119,7 +35119,7 @@
           <w:numId w:val="10"/>
         </w:numPr>
       </w:pPr>
-      <w:bookmarkStart w:id="97" w:name="_Toc239830026"/>
+      <w:bookmarkStart w:id="97" w:name="_Toc240001676"/>
       <w:r>
         <w:t>Exhibit Assignment Snapshot</w:t>
       </w:r>
@@ -35434,7 +35434,7 @@
           <w:numId w:val="10"/>
         </w:numPr>
       </w:pPr>
-      <w:bookmarkStart w:id="98" w:name="_Toc239830027"/>
+      <w:bookmarkStart w:id="98" w:name="_Toc240001677"/>
       <w:r>
         <w:t>Surface Forgery Timer and Timeout Handling / Assembly Deferred</w:t>
       </w:r>
@@ -35732,7 +35732,7 @@
           <w:numId w:val="10"/>
         </w:numPr>
       </w:pPr>
-      <w:bookmarkStart w:id="99" w:name="_Toc239830028"/>
+      <w:bookmarkStart w:id="99" w:name="_Toc240001678"/>
       <w:r>
         <w:t>Locomotion, Weight and Footstep</w:t>
       </w:r>
@@ -36083,7 +36083,7 @@
           <w:numId w:val="10"/>
         </w:numPr>
       </w:pPr>
-      <w:bookmarkStart w:id="100" w:name="_Toc239830029"/>
+      <w:bookmarkStart w:id="100" w:name="_Toc240001679"/>
       <w:r>
         <w:t>Identity, Nameplate and Team Status</w:t>
       </w:r>
@@ -36387,7 +36387,7 @@
           <w:numId w:val="10"/>
         </w:numPr>
       </w:pPr>
-      <w:bookmarkStart w:id="101" w:name="_Toc239830030"/>
+      <w:bookmarkStart w:id="101" w:name="_Toc240001680"/>
       <w:r>
         <w:t>Floor Plan Projection and Information Policy</w:t>
       </w:r>
@@ -36715,6 +36715,726 @@
         <w:pStyle w:val="a0"/>
       </w:pPr>
       <w:r>
+        <w:t>일반</w:t>
+      </w:r>
+      <w:r>
+        <w:t xml:space="preserve"> </w:t>
+      </w:r>
+      <w:r>
+        <w:t>전시</w:t>
+      </w:r>
+      <w:r>
+        <w:t xml:space="preserve"> </w:t>
+      </w:r>
+      <w:r>
+        <w:t>그림은</w:t>
+      </w:r>
+      <w:r>
+        <w:t xml:space="preserve"> Map</w:t>
+      </w:r>
+      <w:r>
+        <w:t>의</w:t>
+      </w:r>
+      <w:r>
+        <w:t xml:space="preserve"> StaticMeshActor</w:t>
+      </w:r>
+      <w:r>
+        <w:t>와</w:t>
+      </w:r>
+      <w:r>
+        <w:t xml:space="preserve"> </w:t>
+      </w:r>
+      <w:r>
+        <w:t>기존</w:t>
+      </w:r>
+      <w:r>
+        <w:t xml:space="preserve"> Material/Texture</w:t>
+      </w:r>
+      <w:r>
+        <w:t>로</w:t>
+      </w:r>
+      <w:r>
+        <w:t xml:space="preserve"> </w:t>
+      </w:r>
+      <w:r>
+        <w:t>구성하며</w:t>
+      </w:r>
+      <w:r>
+        <w:t xml:space="preserve"> Gameplay Interaction, CaseId, ArtifactId, Contract Assignment, Quota </w:t>
+      </w:r>
+      <w:r>
+        <w:t>및</w:t>
+      </w:r>
+      <w:r>
+        <w:t xml:space="preserve"> Template Shuffle Bag</w:t>
+      </w:r>
+      <w:r>
+        <w:t>에</w:t>
+      </w:r>
+      <w:r>
+        <w:t xml:space="preserve"> </w:t>
+      </w:r>
+      <w:r>
+        <w:t>참여하지</w:t>
+      </w:r>
+      <w:r>
+        <w:t xml:space="preserve"> </w:t>
+      </w:r>
+      <w:r>
+        <w:t>않는다</w:t>
+      </w:r>
+      <w:r>
+        <w:t xml:space="preserve">. </w:t>
+      </w:r>
+      <w:r>
+        <w:t>맵별</w:t>
+      </w:r>
+      <w:r>
+        <w:t xml:space="preserve"> </w:t>
+      </w:r>
+      <w:r>
+        <w:t>활성</w:t>
+      </w:r>
+      <w:r>
+        <w:t xml:space="preserve"> Painting Case 20</w:t>
+      </w:r>
+      <w:r>
+        <w:t>개와</w:t>
+      </w:r>
+      <w:r>
+        <w:t xml:space="preserve"> </w:t>
+      </w:r>
+      <w:r>
+        <w:t>기존</w:t>
+      </w:r>
+      <w:r>
+        <w:t xml:space="preserve"> </w:t>
+      </w:r>
+      <w:r>
+        <w:t>공용</w:t>
+      </w:r>
+      <w:r>
+        <w:t xml:space="preserve"> BP_PaintingDisplayCase</w:t>
+      </w:r>
+      <w:r>
+        <w:t>를</w:t>
+      </w:r>
+      <w:r>
+        <w:t xml:space="preserve"> </w:t>
+      </w:r>
+      <w:r>
+        <w:t>유지한다</w:t>
+      </w:r>
+      <w:r>
+        <w:t xml:space="preserve">. </w:t>
+      </w:r>
+      <w:r>
+        <w:t>비활성</w:t>
+      </w:r>
+      <w:r>
+        <w:t xml:space="preserve"> Case </w:t>
+      </w:r>
+      <w:r>
+        <w:t>숨김을</w:t>
+      </w:r>
+      <w:r>
+        <w:t xml:space="preserve"> </w:t>
+      </w:r>
+      <w:r>
+        <w:t>장식</w:t>
+      </w:r>
+      <w:r>
+        <w:t xml:space="preserve"> </w:t>
+      </w:r>
+      <w:r>
+        <w:t>전시물</w:t>
+      </w:r>
+      <w:r>
+        <w:t xml:space="preserve"> </w:t>
+      </w:r>
+      <w:r>
+        <w:t>구현으로</w:t>
+      </w:r>
+      <w:r>
+        <w:t xml:space="preserve"> </w:t>
+      </w:r>
+      <w:r>
+        <w:t>사용하지</w:t>
+      </w:r>
+      <w:r>
+        <w:t xml:space="preserve"> </w:t>
+      </w:r>
+      <w:r>
+        <w:t>않는다</w:t>
+      </w:r>
+      <w:r>
+        <w:t>.</w:t>
+      </w:r>
+    </w:p>
+    <w:p>
+      <w:pPr>
+        <w:pStyle w:val="a0"/>
+      </w:pPr>
+      <w:r>
+        <w:t>Painting</w:t>
+      </w:r>
+      <w:r>
+        <w:t>의</w:t>
+      </w:r>
+      <w:r>
+        <w:t xml:space="preserve"> Original/Replica </w:t>
+      </w:r>
+      <w:r>
+        <w:t>시각</w:t>
+      </w:r>
+      <w:r>
+        <w:t xml:space="preserve"> </w:t>
+      </w:r>
+      <w:r>
+        <w:t>컴포넌트는</w:t>
+      </w:r>
+      <w:r>
+        <w:t xml:space="preserve"> </w:t>
+      </w:r>
+      <w:r>
+        <w:t>같은</w:t>
+      </w:r>
+      <w:r>
+        <w:t xml:space="preserve"> </w:t>
+      </w:r>
+      <w:r>
+        <w:t>중심</w:t>
+      </w:r>
+      <w:r>
+        <w:t>·</w:t>
+      </w:r>
+      <w:r>
+        <w:t>정면</w:t>
+      </w:r>
+      <w:r>
+        <w:t>·</w:t>
+      </w:r>
+      <w:r>
+        <w:t>크기를</w:t>
+      </w:r>
+      <w:r>
+        <w:t xml:space="preserve"> </w:t>
+      </w:r>
+      <w:r>
+        <w:t>사용한다</w:t>
+      </w:r>
+      <w:r>
+        <w:t xml:space="preserve">. </w:t>
+      </w:r>
+      <w:r>
+        <w:t>액자</w:t>
+      </w:r>
+      <w:r>
+        <w:t xml:space="preserve"> </w:t>
+      </w:r>
+      <w:r>
+        <w:t>중심의</w:t>
+      </w:r>
+      <w:r>
+        <w:t xml:space="preserve"> </w:t>
+      </w:r>
+      <w:r>
+        <w:t>기본</w:t>
+      </w:r>
+      <w:r>
+        <w:t xml:space="preserve"> </w:t>
+      </w:r>
+      <w:r>
+        <w:t>높이는</w:t>
+      </w:r>
+      <w:r>
+        <w:t xml:space="preserve"> </w:t>
+      </w:r>
+      <w:r>
+        <w:t>바닥</w:t>
+      </w:r>
+      <w:r>
+        <w:t xml:space="preserve"> </w:t>
+      </w:r>
+      <w:r>
+        <w:t>위</w:t>
+      </w:r>
+      <w:r>
+        <w:t xml:space="preserve"> 160cm</w:t>
+      </w:r>
+      <w:r>
+        <w:t>이며</w:t>
+      </w:r>
+      <w:r>
+        <w:t xml:space="preserve"> </w:t>
+      </w:r>
+      <w:r>
+        <w:t>실제</w:t>
+      </w:r>
+      <w:r>
+        <w:t xml:space="preserve"> </w:t>
+      </w:r>
+      <w:r>
+        <w:t>전시벽</w:t>
+      </w:r>
+      <w:r>
+        <w:t xml:space="preserve"> </w:t>
+      </w:r>
+      <w:r>
+        <w:t>표면과</w:t>
+      </w:r>
+      <w:r>
+        <w:t xml:space="preserve"> </w:t>
+      </w:r>
+      <w:r>
+        <w:t>시각</w:t>
+      </w:r>
+      <w:r>
+        <w:t xml:space="preserve"> </w:t>
+      </w:r>
+      <w:r>
+        <w:t>면</w:t>
+      </w:r>
+      <w:r>
+        <w:t xml:space="preserve"> </w:t>
+      </w:r>
+      <w:r>
+        <w:t>사이의</w:t>
+      </w:r>
+      <w:r>
+        <w:t xml:space="preserve"> </w:t>
+      </w:r>
+      <w:r>
+        <w:t>작은</w:t>
+      </w:r>
+      <w:r>
+        <w:t xml:space="preserve"> </w:t>
+      </w:r>
+      <w:r>
+        <w:t>간격으로</w:t>
+      </w:r>
+      <w:r>
+        <w:t xml:space="preserve"> </w:t>
+      </w:r>
+      <w:r>
+        <w:t>겹침을</w:t>
+      </w:r>
+      <w:r>
+        <w:t xml:space="preserve"> </w:t>
+      </w:r>
+      <w:r>
+        <w:t>방지한다</w:t>
+      </w:r>
+      <w:r>
+        <w:t xml:space="preserve">. </w:t>
+      </w:r>
+      <w:r>
+        <w:t>두꺼운</w:t>
+      </w:r>
+      <w:r>
+        <w:t xml:space="preserve"> </w:t>
+      </w:r>
+      <w:r>
+        <w:t>프레임과</w:t>
+      </w:r>
+      <w:r>
+        <w:t xml:space="preserve"> </w:t>
+      </w:r>
+      <w:r>
+        <w:t>보안</w:t>
+      </w:r>
+      <w:r>
+        <w:t xml:space="preserve"> </w:t>
+      </w:r>
+      <w:r>
+        <w:t>패널은</w:t>
+      </w:r>
+      <w:r>
+        <w:t xml:space="preserve"> </w:t>
+      </w:r>
+      <w:r>
+        <w:t>정적</w:t>
+      </w:r>
+      <w:r>
+        <w:t xml:space="preserve"> Presentation</w:t>
+      </w:r>
+      <w:r>
+        <w:t>이며</w:t>
+      </w:r>
+      <w:r>
+        <w:t xml:space="preserve"> </w:t>
+      </w:r>
+      <w:r>
+        <w:t>서버</w:t>
+      </w:r>
+      <w:r>
+        <w:t xml:space="preserve"> State, Case Identity, </w:t>
+      </w:r>
+      <w:r>
+        <w:t>상호작용</w:t>
+      </w:r>
+      <w:r>
+        <w:t xml:space="preserve"> Overlap </w:t>
+      </w:r>
+      <w:r>
+        <w:t>방식은</w:t>
+      </w:r>
+      <w:r>
+        <w:t xml:space="preserve"> </w:t>
+      </w:r>
+      <w:r>
+        <w:t>변경하지</w:t>
+      </w:r>
+      <w:r>
+        <w:t xml:space="preserve"> </w:t>
+      </w:r>
+      <w:r>
+        <w:t>않는다</w:t>
+      </w:r>
+      <w:r>
+        <w:t xml:space="preserve">. </w:t>
+      </w:r>
+      <w:r>
+        <w:t>일반</w:t>
+      </w:r>
+      <w:r>
+        <w:t xml:space="preserve"> </w:t>
+      </w:r>
+      <w:r>
+        <w:t>전시물에는</w:t>
+      </w:r>
+      <w:r>
+        <w:t xml:space="preserve"> </w:t>
+      </w:r>
+      <w:r>
+        <w:t>행동</w:t>
+      </w:r>
+      <w:r>
+        <w:t xml:space="preserve"> Prompt</w:t>
+      </w:r>
+      <w:r>
+        <w:t>와</w:t>
+      </w:r>
+      <w:r>
+        <w:t xml:space="preserve"> </w:t>
+      </w:r>
+      <w:r>
+        <w:t>보안</w:t>
+      </w:r>
+      <w:r>
+        <w:t xml:space="preserve"> </w:t>
+      </w:r>
+      <w:r>
+        <w:t>패널을</w:t>
+      </w:r>
+      <w:r>
+        <w:t xml:space="preserve"> </w:t>
+      </w:r>
+      <w:r>
+        <w:t>부여하지</w:t>
+      </w:r>
+      <w:r>
+        <w:t xml:space="preserve"> </w:t>
+      </w:r>
+      <w:r>
+        <w:t>않는다</w:t>
+      </w:r>
+      <w:r>
+        <w:t>.</w:t>
+      </w:r>
+    </w:p>
+    <w:p>
+      <w:pPr>
+        <w:pStyle w:val="a0"/>
+      </w:pPr>
+      <w:r>
+        <w:t>레벨</w:t>
+      </w:r>
+      <w:r>
+        <w:t xml:space="preserve"> </w:t>
+      </w:r>
+      <w:r>
+        <w:t>재배치</w:t>
+      </w:r>
+      <w:r>
+        <w:t xml:space="preserve"> </w:t>
+      </w:r>
+      <w:r>
+        <w:t>후</w:t>
+      </w:r>
+      <w:r>
+        <w:t xml:space="preserve"> </w:t>
+      </w:r>
+      <w:r>
+        <w:t>저장</w:t>
+      </w:r>
+      <w:r>
+        <w:t>·</w:t>
+      </w:r>
+      <w:r>
+        <w:t>재로드한</w:t>
+      </w:r>
+      <w:r>
+        <w:t xml:space="preserve"> Map</w:t>
+      </w:r>
+      <w:r>
+        <w:t>에서</w:t>
+      </w:r>
+      <w:r>
+        <w:t xml:space="preserve"> </w:t>
+      </w:r>
+      <w:r>
+        <w:t>작품</w:t>
+      </w:r>
+      <w:r>
+        <w:t xml:space="preserve"> </w:t>
+      </w:r>
+      <w:r>
+        <w:t>수</w:t>
+      </w:r>
+      <w:r>
+        <w:t xml:space="preserve">/Identity, </w:t>
+      </w:r>
+      <w:r>
+        <w:t>설치</w:t>
+      </w:r>
+      <w:r>
+        <w:t xml:space="preserve"> </w:t>
+      </w:r>
+      <w:r>
+        <w:t>면과</w:t>
+      </w:r>
+      <w:r>
+        <w:t xml:space="preserve"> </w:t>
+      </w:r>
+      <w:r>
+        <w:t>관람</w:t>
+      </w:r>
+      <w:r>
+        <w:t xml:space="preserve"> </w:t>
+      </w:r>
+      <w:r>
+        <w:t>방향</w:t>
+      </w:r>
+      <w:r>
+        <w:t xml:space="preserve">, </w:t>
+      </w:r>
+      <w:r>
+        <w:t>일반</w:t>
+      </w:r>
+      <w:r>
+        <w:t xml:space="preserve"> </w:t>
+      </w:r>
+      <w:r>
+        <w:t>전시물의</w:t>
+      </w:r>
+      <w:r>
+        <w:t xml:space="preserve"> </w:t>
+      </w:r>
+      <w:r>
+        <w:t>비상호작용</w:t>
+      </w:r>
+      <w:r>
+        <w:t xml:space="preserve">, </w:t>
+      </w:r>
+      <w:r>
+        <w:t>주요</w:t>
+      </w:r>
+      <w:r>
+        <w:t xml:space="preserve"> </w:t>
+      </w:r>
+      <w:r>
+        <w:t>직선의</w:t>
+      </w:r>
+      <w:r>
+        <w:t xml:space="preserve"> Visibility </w:t>
+      </w:r>
+      <w:r>
+        <w:t>차단</w:t>
+      </w:r>
+      <w:r>
+        <w:t xml:space="preserve">, Guard </w:t>
+      </w:r>
+      <w:r>
+        <w:t>시작</w:t>
+      </w:r>
+      <w:r>
+        <w:t xml:space="preserve"> Capsule</w:t>
+      </w:r>
+      <w:r>
+        <w:t>과</w:t>
+      </w:r>
+      <w:r>
+        <w:t xml:space="preserve"> </w:t>
+      </w:r>
+      <w:r>
+        <w:t>연결</w:t>
+      </w:r>
+      <w:r>
+        <w:t xml:space="preserve"> </w:t>
+      </w:r>
+      <w:r>
+        <w:t>경로</w:t>
+      </w:r>
+      <w:r>
+        <w:t xml:space="preserve">, Laser/Painting/Button </w:t>
+      </w:r>
+      <w:r>
+        <w:t>연결</w:t>
+      </w:r>
+      <w:r>
+        <w:t xml:space="preserve"> </w:t>
+      </w:r>
+      <w:r>
+        <w:t>및</w:t>
+      </w:r>
+      <w:r>
+        <w:t xml:space="preserve"> </w:t>
+      </w:r>
+      <w:r>
+        <w:t>독립</w:t>
+      </w:r>
+      <w:r>
+        <w:t xml:space="preserve"> </w:t>
+      </w:r>
+      <w:r>
+        <w:t>이탈로를</w:t>
+      </w:r>
+      <w:r>
+        <w:t xml:space="preserve"> </w:t>
+      </w:r>
+      <w:r>
+        <w:t>검사한다</w:t>
+      </w:r>
+      <w:r>
+        <w:t xml:space="preserve">. </w:t>
+      </w:r>
+      <w:r>
+        <w:t>불투명</w:t>
+      </w:r>
+      <w:r>
+        <w:t xml:space="preserve"> </w:t>
+      </w:r>
+      <w:r>
+        <w:t>전시벽은</w:t>
+      </w:r>
+      <w:r>
+        <w:t xml:space="preserve"> Pawn</w:t>
+      </w:r>
+      <w:r>
+        <w:t>과</w:t>
+      </w:r>
+      <w:r>
+        <w:t xml:space="preserve"> Visibility</w:t>
+      </w:r>
+      <w:r>
+        <w:t>를</w:t>
+      </w:r>
+      <w:r>
+        <w:t xml:space="preserve"> </w:t>
+      </w:r>
+      <w:r>
+        <w:t>차단하고</w:t>
+      </w:r>
+      <w:r>
+        <w:t xml:space="preserve"> Floor Plan Geometry</w:t>
+      </w:r>
+      <w:r>
+        <w:t>에</w:t>
+      </w:r>
+      <w:r>
+        <w:t xml:space="preserve"> </w:t>
+      </w:r>
+      <w:r>
+        <w:t>포함한다</w:t>
+      </w:r>
+      <w:r>
+        <w:t>. Geometry</w:t>
+      </w:r>
+      <w:r>
+        <w:t>와</w:t>
+      </w:r>
+      <w:r>
+        <w:t xml:space="preserve"> Floor Plan Texture</w:t>
+      </w:r>
+      <w:r>
+        <w:t>를</w:t>
+      </w:r>
+      <w:r>
+        <w:t xml:space="preserve"> </w:t>
+      </w:r>
+      <w:r>
+        <w:t>재생성한</w:t>
+      </w:r>
+      <w:r>
+        <w:t xml:space="preserve"> </w:t>
+      </w:r>
+      <w:r>
+        <w:t>뒤</w:t>
+      </w:r>
+      <w:r>
+        <w:t xml:space="preserve"> </w:t>
+      </w:r>
+      <w:r>
+        <w:t>자연</w:t>
+      </w:r>
+      <w:r>
+        <w:t xml:space="preserve"> 2</w:t>
+      </w:r>
+      <w:r>
+        <w:t>인</w:t>
+      </w:r>
+      <w:r>
+        <w:t xml:space="preserve"> </w:t>
+      </w:r>
+      <w:r>
+        <w:t>관찰</w:t>
+      </w:r>
+      <w:r>
+        <w:t>·</w:t>
+      </w:r>
+      <w:r>
+        <w:t>위조</w:t>
+      </w:r>
+      <w:r>
+        <w:t>·</w:t>
+      </w:r>
+      <w:r>
+        <w:t>교체</w:t>
+      </w:r>
+      <w:r>
+        <w:t>·</w:t>
+      </w:r>
+      <w:r>
+        <w:t>회수</w:t>
+      </w:r>
+      <w:r>
+        <w:t>·</w:t>
+      </w:r>
+      <w:r>
+        <w:t>귀환을</w:t>
+      </w:r>
+      <w:r>
+        <w:t xml:space="preserve"> </w:t>
+      </w:r>
+      <w:r>
+        <w:t>별도로</w:t>
+      </w:r>
+      <w:r>
+        <w:t xml:space="preserve"> </w:t>
+      </w:r>
+      <w:r>
+        <w:t>확인한다</w:t>
+      </w:r>
+      <w:r>
+        <w:t>.</w:t>
+      </w:r>
+    </w:p>
+    <w:p>
+      <w:pPr>
+        <w:pStyle w:val="a0"/>
+      </w:pPr>
+      <w:r>
         <w:t>.umap SHA는 읽기 전용 검사의 저장 방지 증거다. Navigation만 바뀌어 Map SHA가 달라진 경우에는 Geometry가 같으면 Floor Plan을 오래된 것으로 판정하지 않는다.</w:t>
       </w:r>
     </w:p>
@@ -36726,7 +37446,7 @@
           <w:numId w:val="10"/>
         </w:numPr>
       </w:pPr>
-      <w:bookmarkStart w:id="102" w:name="_Toc239830031"/>
+      <w:bookmarkStart w:id="102" w:name="_Toc240001681"/>
       <w:r>
         <w:t>Drop, Recovery, Deposit and Outcome</w:t>
       </w:r>
@@ -36804,7 +37524,11 @@
         </w:numPr>
       </w:pPr>
       <w:r>
-        <w:t>Vent Server Entry는 동일 Cast를 재사용하되 LooseLootOnly Settlement와 FullEscape를 서버가 분기한다. LooseLootOnly는 5×5 Grid의 Loot Item만 검증·제거하고 Secured Value를 갱신하며 Original/Required Target과 Active 상태를 유지한다. FullEscape는 남은 Loot/Original Instance를 전부 검증·제거하고 Required Target 상태와 Escaped를 확정한다. Arrest는 전체 미정산 Loot/Original Snapshot과 Evidence 슬롯을 먼저 예약하고 World Pickup Spawn, Inventory Clear, Detention Teleport, Arrest Commit을 단일 서버 Transaction으로 처리하며 실패 시 Spawn/위치/Inventory를 Rollback한다.</w:t>
+        <w:t xml:space="preserve">Vent Server Entry는 동일 Cast를 재사용하되 LooseLootOnly Settlement와 FullEscape를 서버가 분기한다. LooseLootOnly는 5×5 Grid의 Loot Item만 검증·제거하고 Secured Value를 갱신하며 Original/Required Target과 Active 상태를 유지한다. FullEscape는 남은 Loot/Original Instance를 전부 검증·제거하고 Required Target 상태와 Escaped를 확정한다. Arrest는 전체 미정산 </w:t>
+      </w:r>
+      <w:r>
+        <w:lastRenderedPageBreak/>
+        <w:t>Loot/Original Snapshot과 Evidence 슬롯을 먼저 예약하고 World Pickup Spawn, Inventory Clear, Detention Teleport, Arrest Commit을 단일 서버 Transaction으로 처리하며 실패 시 Spawn/위치/Inventory를 Rollback한다.</w:t>
       </w:r>
     </w:p>
     <w:p>
@@ -36839,7 +37563,7 @@
           <w:numId w:val="10"/>
         </w:numPr>
       </w:pPr>
-      <w:bookmarkStart w:id="103" w:name="_Toc239830032"/>
+      <w:bookmarkStart w:id="103" w:name="_Toc240001682"/>
       <w:r>
         <w:t>Greed Decision Telemetry Contract</w:t>
       </w:r>
@@ -37072,7 +37796,6 @@
               <w:rPr>
                 <w:sz w:val="16"/>
               </w:rPr>
-              <w:lastRenderedPageBreak/>
               <w:t>P1</w:t>
             </w:r>
           </w:p>
@@ -37414,7 +38137,7 @@
           <w:numId w:val="10"/>
         </w:numPr>
       </w:pPr>
-      <w:bookmarkStart w:id="104" w:name="_Toc239830033"/>
+      <w:bookmarkStart w:id="104" w:name="_Toc240001683"/>
       <w:r>
         <w:t xml:space="preserve">Contract DataTable, DataAsset </w:t>
       </w:r>
@@ -37434,7 +38157,7 @@
           <w:numId w:val="10"/>
         </w:numPr>
       </w:pPr>
-      <w:bookmarkStart w:id="105" w:name="_Toc239830034"/>
+      <w:bookmarkStart w:id="105" w:name="_Toc240001684"/>
       <w:r>
         <w:t>Data Ownership</w:t>
       </w:r>
@@ -37669,6 +38392,7 @@
           </w:tcPr>
           <w:p>
             <w:r>
+              <w:lastRenderedPageBreak/>
               <w:t>Painting Display Case</w:t>
             </w:r>
           </w:p>
@@ -37846,7 +38570,6 @@
           </w:tcPr>
           <w:p>
             <w:r>
-              <w:lastRenderedPageBreak/>
               <w:t>Loot Spawn Point</w:t>
             </w:r>
           </w:p>
@@ -38011,6 +38734,7 @@
                 <w:color w:val="17365D"/>
                 <w:sz w:val="17"/>
               </w:rPr>
+              <w:lastRenderedPageBreak/>
               <w:t>Data Row</w:t>
             </w:r>
           </w:p>
@@ -38297,7 +39021,6 @@
               <w:rPr>
                 <w:sz w:val="16"/>
               </w:rPr>
-              <w:lastRenderedPageBreak/>
               <w:t>FHeistObjectAssemblyTemplateRow (Deferred)</w:t>
             </w:r>
           </w:p>
@@ -38495,7 +39218,7 @@
           <w:numId w:val="10"/>
         </w:numPr>
       </w:pPr>
-      <w:bookmarkStart w:id="106" w:name="_Toc239830035"/>
+      <w:bookmarkStart w:id="106" w:name="_Toc240001685"/>
       <w:r>
         <w:t>Contract Row Starting Example</w:t>
       </w:r>
@@ -38788,6 +39511,7 @@
               <w:rPr>
                 <w:sz w:val="16"/>
               </w:rPr>
+              <w:lastRenderedPageBreak/>
               <w:t>MinimumOptionalExhibits</w:t>
             </w:r>
           </w:p>
@@ -39060,7 +39784,7 @@
           <w:numId w:val="10"/>
         </w:numPr>
       </w:pPr>
-      <w:bookmarkStart w:id="107" w:name="_Toc239830036"/>
+      <w:bookmarkStart w:id="107" w:name="_Toc240001686"/>
       <w:r>
         <w:t>Runtime Snapshot and Replication</w:t>
       </w:r>
@@ -39272,7 +39996,6 @@
               <w:pStyle w:val="TableText"/>
             </w:pPr>
             <w:r>
-              <w:lastRenderedPageBreak/>
               <w:t>Player Presentation</w:t>
             </w:r>
           </w:p>
@@ -39491,7 +40214,7 @@
           <w:numId w:val="10"/>
         </w:numPr>
       </w:pPr>
-      <w:bookmarkStart w:id="108" w:name="_Toc239830037"/>
+      <w:bookmarkStart w:id="108" w:name="_Toc240001687"/>
       <w:r>
         <w:t>Data Validation Rules</w:t>
       </w:r>
@@ -39566,6 +40289,7 @@
         </w:numPr>
       </w:pPr>
       <w:r>
+        <w:lastRenderedPageBreak/>
         <w:t>ProjectResources/DataTableImports JSON을 Source of Truth로 사용하는 Table은 JSON 수정 후 Reimport한다.</w:t>
       </w:r>
     </w:p>
@@ -39589,7 +40313,7 @@
       <w:pPr>
         <w:pStyle w:val="AppendixHeading"/>
       </w:pPr>
-      <w:bookmarkStart w:id="109" w:name="_Toc239830038"/>
+      <w:bookmarkStart w:id="109" w:name="_Toc240001688"/>
       <w:r>
         <w:lastRenderedPageBreak/>
         <w:t>Appendix C — Comprehensive Definition of Done</w:t>

--- a/Museum_Heist_TDD.docx
+++ b/Museum_Heist_TDD.docx
@@ -579,7 +579,7 @@
       <w:r>
         <w:fldChar w:fldCharType="separate"/>
       </w:r>
-      <w:hyperlink w:anchor="_Toc240001579" w:history="1">
+      <w:hyperlink w:anchor="_Toc240045528" w:history="1">
         <w:r>
           <w:rPr>
             <w:rStyle w:val="aff1"/>
@@ -606,7 +606,7 @@
             <w:noProof/>
             <w:webHidden/>
           </w:rPr>
-          <w:instrText xml:space="preserve"> PAGEREF _Toc240001579 \h </w:instrText>
+          <w:instrText xml:space="preserve"> PAGEREF _Toc240045528 \h </w:instrText>
         </w:r>
         <w:r>
           <w:rPr>
@@ -655,7 +655,7 @@
           <w14:ligatures w14:val="standardContextual"/>
         </w:rPr>
       </w:pPr>
-      <w:hyperlink w:anchor="_Toc240001580" w:history="1">
+      <w:hyperlink w:anchor="_Toc240045529" w:history="1">
         <w:r>
           <w:rPr>
             <w:rStyle w:val="aff1"/>
@@ -682,7 +682,7 @@
             <w:noProof/>
             <w:webHidden/>
           </w:rPr>
-          <w:instrText xml:space="preserve"> PAGEREF _Toc240001580 \h </w:instrText>
+          <w:instrText xml:space="preserve"> PAGEREF _Toc240045529 \h </w:instrText>
         </w:r>
         <w:r>
           <w:rPr>
@@ -731,7 +731,7 @@
           <w14:ligatures w14:val="standardContextual"/>
         </w:rPr>
       </w:pPr>
-      <w:hyperlink w:anchor="_Toc240001581" w:history="1">
+      <w:hyperlink w:anchor="_Toc240045530" w:history="1">
         <w:r>
           <w:rPr>
             <w:rStyle w:val="aff1"/>
@@ -758,7 +758,7 @@
             <w:noProof/>
             <w:webHidden/>
           </w:rPr>
-          <w:instrText xml:space="preserve"> PAGEREF _Toc240001581 \h </w:instrText>
+          <w:instrText xml:space="preserve"> PAGEREF _Toc240045530 \h </w:instrText>
         </w:r>
         <w:r>
           <w:rPr>
@@ -807,7 +807,7 @@
           <w14:ligatures w14:val="standardContextual"/>
         </w:rPr>
       </w:pPr>
-      <w:hyperlink w:anchor="_Toc240001582" w:history="1">
+      <w:hyperlink w:anchor="_Toc240045531" w:history="1">
         <w:r>
           <w:rPr>
             <w:rStyle w:val="aff1"/>
@@ -834,7 +834,7 @@
             <w:noProof/>
             <w:webHidden/>
           </w:rPr>
-          <w:instrText xml:space="preserve"> PAGEREF _Toc240001582 \h </w:instrText>
+          <w:instrText xml:space="preserve"> PAGEREF _Toc240045531 \h </w:instrText>
         </w:r>
         <w:r>
           <w:rPr>
@@ -883,7 +883,7 @@
           <w14:ligatures w14:val="standardContextual"/>
         </w:rPr>
       </w:pPr>
-      <w:hyperlink w:anchor="_Toc240001583" w:history="1">
+      <w:hyperlink w:anchor="_Toc240045532" w:history="1">
         <w:r>
           <w:rPr>
             <w:rStyle w:val="aff1"/>
@@ -910,7 +910,7 @@
             <w:noProof/>
             <w:webHidden/>
           </w:rPr>
-          <w:instrText xml:space="preserve"> PAGEREF _Toc240001583 \h </w:instrText>
+          <w:instrText xml:space="preserve"> PAGEREF _Toc240045532 \h </w:instrText>
         </w:r>
         <w:r>
           <w:rPr>
@@ -959,7 +959,7 @@
           <w14:ligatures w14:val="standardContextual"/>
         </w:rPr>
       </w:pPr>
-      <w:hyperlink w:anchor="_Toc240001584" w:history="1">
+      <w:hyperlink w:anchor="_Toc240045533" w:history="1">
         <w:r>
           <w:rPr>
             <w:rStyle w:val="aff1"/>
@@ -986,7 +986,7 @@
             <w:noProof/>
             <w:webHidden/>
           </w:rPr>
-          <w:instrText xml:space="preserve"> PAGEREF _Toc240001584 \h </w:instrText>
+          <w:instrText xml:space="preserve"> PAGEREF _Toc240045533 \h </w:instrText>
         </w:r>
         <w:r>
           <w:rPr>
@@ -1035,7 +1035,7 @@
           <w14:ligatures w14:val="standardContextual"/>
         </w:rPr>
       </w:pPr>
-      <w:hyperlink w:anchor="_Toc240001585" w:history="1">
+      <w:hyperlink w:anchor="_Toc240045534" w:history="1">
         <w:r>
           <w:rPr>
             <w:rStyle w:val="aff1"/>
@@ -1062,7 +1062,7 @@
             <w:noProof/>
             <w:webHidden/>
           </w:rPr>
-          <w:instrText xml:space="preserve"> PAGEREF _Toc240001585 \h </w:instrText>
+          <w:instrText xml:space="preserve"> PAGEREF _Toc240045534 \h </w:instrText>
         </w:r>
         <w:r>
           <w:rPr>
@@ -1111,7 +1111,7 @@
           <w14:ligatures w14:val="standardContextual"/>
         </w:rPr>
       </w:pPr>
-      <w:hyperlink w:anchor="_Toc240001586" w:history="1">
+      <w:hyperlink w:anchor="_Toc240045535" w:history="1">
         <w:r>
           <w:rPr>
             <w:rStyle w:val="aff1"/>
@@ -1138,7 +1138,7 @@
             <w:noProof/>
             <w:webHidden/>
           </w:rPr>
-          <w:instrText xml:space="preserve"> PAGEREF _Toc240001586 \h </w:instrText>
+          <w:instrText xml:space="preserve"> PAGEREF _Toc240045535 \h </w:instrText>
         </w:r>
         <w:r>
           <w:rPr>
@@ -1187,7 +1187,7 @@
           <w14:ligatures w14:val="standardContextual"/>
         </w:rPr>
       </w:pPr>
-      <w:hyperlink w:anchor="_Toc240001587" w:history="1">
+      <w:hyperlink w:anchor="_Toc240045536" w:history="1">
         <w:r>
           <w:rPr>
             <w:rStyle w:val="aff1"/>
@@ -1214,7 +1214,7 @@
             <w:noProof/>
             <w:webHidden/>
           </w:rPr>
-          <w:instrText xml:space="preserve"> PAGEREF _Toc240001587 \h </w:instrText>
+          <w:instrText xml:space="preserve"> PAGEREF _Toc240045536 \h </w:instrText>
         </w:r>
         <w:r>
           <w:rPr>
@@ -1263,7 +1263,7 @@
           <w14:ligatures w14:val="standardContextual"/>
         </w:rPr>
       </w:pPr>
-      <w:hyperlink w:anchor="_Toc240001588" w:history="1">
+      <w:hyperlink w:anchor="_Toc240045537" w:history="1">
         <w:r>
           <w:rPr>
             <w:rStyle w:val="aff1"/>
@@ -1290,7 +1290,7 @@
             <w:noProof/>
             <w:webHidden/>
           </w:rPr>
-          <w:instrText xml:space="preserve"> PAGEREF _Toc240001588 \h </w:instrText>
+          <w:instrText xml:space="preserve"> PAGEREF _Toc240045537 \h </w:instrText>
         </w:r>
         <w:r>
           <w:rPr>
@@ -1339,7 +1339,7 @@
           <w14:ligatures w14:val="standardContextual"/>
         </w:rPr>
       </w:pPr>
-      <w:hyperlink w:anchor="_Toc240001589" w:history="1">
+      <w:hyperlink w:anchor="_Toc240045538" w:history="1">
         <w:r>
           <w:rPr>
             <w:rStyle w:val="aff1"/>
@@ -1366,7 +1366,7 @@
             <w:noProof/>
             <w:webHidden/>
           </w:rPr>
-          <w:instrText xml:space="preserve"> PAGEREF _Toc240001589 \h </w:instrText>
+          <w:instrText xml:space="preserve"> PAGEREF _Toc240045538 \h </w:instrText>
         </w:r>
         <w:r>
           <w:rPr>
@@ -1414,7 +1414,7 @@
           <w14:ligatures w14:val="standardContextual"/>
         </w:rPr>
       </w:pPr>
-      <w:hyperlink w:anchor="_Toc240001590" w:history="1">
+      <w:hyperlink w:anchor="_Toc240045539" w:history="1">
         <w:r>
           <w:rPr>
             <w:rStyle w:val="aff1"/>
@@ -1441,7 +1441,7 @@
             <w:noProof/>
             <w:webHidden/>
           </w:rPr>
-          <w:instrText xml:space="preserve"> PAGEREF _Toc240001590 \h </w:instrText>
+          <w:instrText xml:space="preserve"> PAGEREF _Toc240045539 \h </w:instrText>
         </w:r>
         <w:r>
           <w:rPr>
@@ -1490,7 +1490,7 @@
           <w14:ligatures w14:val="standardContextual"/>
         </w:rPr>
       </w:pPr>
-      <w:hyperlink w:anchor="_Toc240001591" w:history="1">
+      <w:hyperlink w:anchor="_Toc240045540" w:history="1">
         <w:r>
           <w:rPr>
             <w:rStyle w:val="aff1"/>
@@ -1517,7 +1517,7 @@
             <w:noProof/>
             <w:webHidden/>
           </w:rPr>
-          <w:instrText xml:space="preserve"> PAGEREF _Toc240001591 \h </w:instrText>
+          <w:instrText xml:space="preserve"> PAGEREF _Toc240045540 \h </w:instrText>
         </w:r>
         <w:r>
           <w:rPr>
@@ -1566,7 +1566,7 @@
           <w14:ligatures w14:val="standardContextual"/>
         </w:rPr>
       </w:pPr>
-      <w:hyperlink w:anchor="_Toc240001592" w:history="1">
+      <w:hyperlink w:anchor="_Toc240045541" w:history="1">
         <w:r>
           <w:rPr>
             <w:rStyle w:val="aff1"/>
@@ -1593,7 +1593,7 @@
             <w:noProof/>
             <w:webHidden/>
           </w:rPr>
-          <w:instrText xml:space="preserve"> PAGEREF _Toc240001592 \h </w:instrText>
+          <w:instrText xml:space="preserve"> PAGEREF _Toc240045541 \h </w:instrText>
         </w:r>
         <w:r>
           <w:rPr>
@@ -1642,7 +1642,7 @@
           <w14:ligatures w14:val="standardContextual"/>
         </w:rPr>
       </w:pPr>
-      <w:hyperlink w:anchor="_Toc240001593" w:history="1">
+      <w:hyperlink w:anchor="_Toc240045542" w:history="1">
         <w:r>
           <w:rPr>
             <w:rStyle w:val="aff1"/>
@@ -1669,7 +1669,7 @@
             <w:noProof/>
             <w:webHidden/>
           </w:rPr>
-          <w:instrText xml:space="preserve"> PAGEREF _Toc240001593 \h </w:instrText>
+          <w:instrText xml:space="preserve"> PAGEREF _Toc240045542 \h </w:instrText>
         </w:r>
         <w:r>
           <w:rPr>
@@ -1718,7 +1718,7 @@
           <w14:ligatures w14:val="standardContextual"/>
         </w:rPr>
       </w:pPr>
-      <w:hyperlink w:anchor="_Toc240001594" w:history="1">
+      <w:hyperlink w:anchor="_Toc240045543" w:history="1">
         <w:r>
           <w:rPr>
             <w:rStyle w:val="aff1"/>
@@ -1745,7 +1745,7 @@
             <w:noProof/>
             <w:webHidden/>
           </w:rPr>
-          <w:instrText xml:space="preserve"> PAGEREF _Toc240001594 \h </w:instrText>
+          <w:instrText xml:space="preserve"> PAGEREF _Toc240045543 \h </w:instrText>
         </w:r>
         <w:r>
           <w:rPr>
@@ -1794,7 +1794,7 @@
           <w14:ligatures w14:val="standardContextual"/>
         </w:rPr>
       </w:pPr>
-      <w:hyperlink w:anchor="_Toc240001595" w:history="1">
+      <w:hyperlink w:anchor="_Toc240045544" w:history="1">
         <w:r>
           <w:rPr>
             <w:rStyle w:val="aff1"/>
@@ -1821,7 +1821,7 @@
             <w:noProof/>
             <w:webHidden/>
           </w:rPr>
-          <w:instrText xml:space="preserve"> PAGEREF _Toc240001595 \h </w:instrText>
+          <w:instrText xml:space="preserve"> PAGEREF _Toc240045544 \h </w:instrText>
         </w:r>
         <w:r>
           <w:rPr>
@@ -1870,7 +1870,7 @@
           <w14:ligatures w14:val="standardContextual"/>
         </w:rPr>
       </w:pPr>
-      <w:hyperlink w:anchor="_Toc240001596" w:history="1">
+      <w:hyperlink w:anchor="_Toc240045545" w:history="1">
         <w:r>
           <w:rPr>
             <w:rStyle w:val="aff1"/>
@@ -1897,7 +1897,7 @@
             <w:noProof/>
             <w:webHidden/>
           </w:rPr>
-          <w:instrText xml:space="preserve"> PAGEREF _Toc240001596 \h </w:instrText>
+          <w:instrText xml:space="preserve"> PAGEREF _Toc240045545 \h </w:instrText>
         </w:r>
         <w:r>
           <w:rPr>
@@ -1946,7 +1946,7 @@
           <w14:ligatures w14:val="standardContextual"/>
         </w:rPr>
       </w:pPr>
-      <w:hyperlink w:anchor="_Toc240001597" w:history="1">
+      <w:hyperlink w:anchor="_Toc240045546" w:history="1">
         <w:r>
           <w:rPr>
             <w:rStyle w:val="aff1"/>
@@ -1973,7 +1973,7 @@
             <w:noProof/>
             <w:webHidden/>
           </w:rPr>
-          <w:instrText xml:space="preserve"> PAGEREF _Toc240001597 \h </w:instrText>
+          <w:instrText xml:space="preserve"> PAGEREF _Toc240045546 \h </w:instrText>
         </w:r>
         <w:r>
           <w:rPr>
@@ -2022,7 +2022,7 @@
           <w14:ligatures w14:val="standardContextual"/>
         </w:rPr>
       </w:pPr>
-      <w:hyperlink w:anchor="_Toc240001598" w:history="1">
+      <w:hyperlink w:anchor="_Toc240045547" w:history="1">
         <w:r>
           <w:rPr>
             <w:rStyle w:val="aff1"/>
@@ -2049,7 +2049,7 @@
             <w:noProof/>
             <w:webHidden/>
           </w:rPr>
-          <w:instrText xml:space="preserve"> PAGEREF _Toc240001598 \h </w:instrText>
+          <w:instrText xml:space="preserve"> PAGEREF _Toc240045547 \h </w:instrText>
         </w:r>
         <w:r>
           <w:rPr>
@@ -2098,7 +2098,7 @@
           <w14:ligatures w14:val="standardContextual"/>
         </w:rPr>
       </w:pPr>
-      <w:hyperlink w:anchor="_Toc240001599" w:history="1">
+      <w:hyperlink w:anchor="_Toc240045548" w:history="1">
         <w:r>
           <w:rPr>
             <w:rStyle w:val="aff1"/>
@@ -2125,7 +2125,7 @@
             <w:noProof/>
             <w:webHidden/>
           </w:rPr>
-          <w:instrText xml:space="preserve"> PAGEREF _Toc240001599 \h </w:instrText>
+          <w:instrText xml:space="preserve"> PAGEREF _Toc240045548 \h </w:instrText>
         </w:r>
         <w:r>
           <w:rPr>
@@ -2174,7 +2174,7 @@
           <w14:ligatures w14:val="standardContextual"/>
         </w:rPr>
       </w:pPr>
-      <w:hyperlink w:anchor="_Toc240001600" w:history="1">
+      <w:hyperlink w:anchor="_Toc240045549" w:history="1">
         <w:r>
           <w:rPr>
             <w:rStyle w:val="aff1"/>
@@ -2201,7 +2201,7 @@
             <w:noProof/>
             <w:webHidden/>
           </w:rPr>
-          <w:instrText xml:space="preserve"> PAGEREF _Toc240001600 \h </w:instrText>
+          <w:instrText xml:space="preserve"> PAGEREF _Toc240045549 \h </w:instrText>
         </w:r>
         <w:r>
           <w:rPr>
@@ -2250,7 +2250,7 @@
           <w14:ligatures w14:val="standardContextual"/>
         </w:rPr>
       </w:pPr>
-      <w:hyperlink w:anchor="_Toc240001601" w:history="1">
+      <w:hyperlink w:anchor="_Toc240045550" w:history="1">
         <w:r>
           <w:rPr>
             <w:rStyle w:val="aff1"/>
@@ -2277,7 +2277,7 @@
             <w:noProof/>
             <w:webHidden/>
           </w:rPr>
-          <w:instrText xml:space="preserve"> PAGEREF _Toc240001601 \h </w:instrText>
+          <w:instrText xml:space="preserve"> PAGEREF _Toc240045550 \h </w:instrText>
         </w:r>
         <w:r>
           <w:rPr>
@@ -2326,7 +2326,7 @@
           <w14:ligatures w14:val="standardContextual"/>
         </w:rPr>
       </w:pPr>
-      <w:hyperlink w:anchor="_Toc240001602" w:history="1">
+      <w:hyperlink w:anchor="_Toc240045551" w:history="1">
         <w:r>
           <w:rPr>
             <w:rStyle w:val="aff1"/>
@@ -2353,7 +2353,7 @@
             <w:noProof/>
             <w:webHidden/>
           </w:rPr>
-          <w:instrText xml:space="preserve"> PAGEREF _Toc240001602 \h </w:instrText>
+          <w:instrText xml:space="preserve"> PAGEREF _Toc240045551 \h </w:instrText>
         </w:r>
         <w:r>
           <w:rPr>
@@ -2402,7 +2402,7 @@
           <w14:ligatures w14:val="standardContextual"/>
         </w:rPr>
       </w:pPr>
-      <w:hyperlink w:anchor="_Toc240001603" w:history="1">
+      <w:hyperlink w:anchor="_Toc240045552" w:history="1">
         <w:r>
           <w:rPr>
             <w:rStyle w:val="aff1"/>
@@ -2429,7 +2429,7 @@
             <w:noProof/>
             <w:webHidden/>
           </w:rPr>
-          <w:instrText xml:space="preserve"> PAGEREF _Toc240001603 \h </w:instrText>
+          <w:instrText xml:space="preserve"> PAGEREF _Toc240045552 \h </w:instrText>
         </w:r>
         <w:r>
           <w:rPr>
@@ -2478,7 +2478,7 @@
           <w14:ligatures w14:val="standardContextual"/>
         </w:rPr>
       </w:pPr>
-      <w:hyperlink w:anchor="_Toc240001604" w:history="1">
+      <w:hyperlink w:anchor="_Toc240045553" w:history="1">
         <w:r>
           <w:rPr>
             <w:rStyle w:val="aff1"/>
@@ -2505,7 +2505,7 @@
             <w:noProof/>
             <w:webHidden/>
           </w:rPr>
-          <w:instrText xml:space="preserve"> PAGEREF _Toc240001604 \h </w:instrText>
+          <w:instrText xml:space="preserve"> PAGEREF _Toc240045553 \h </w:instrText>
         </w:r>
         <w:r>
           <w:rPr>
@@ -2554,7 +2554,7 @@
           <w14:ligatures w14:val="standardContextual"/>
         </w:rPr>
       </w:pPr>
-      <w:hyperlink w:anchor="_Toc240001605" w:history="1">
+      <w:hyperlink w:anchor="_Toc240045554" w:history="1">
         <w:r>
           <w:rPr>
             <w:rStyle w:val="aff1"/>
@@ -2581,7 +2581,7 @@
             <w:noProof/>
             <w:webHidden/>
           </w:rPr>
-          <w:instrText xml:space="preserve"> PAGEREF _Toc240001605 \h </w:instrText>
+          <w:instrText xml:space="preserve"> PAGEREF _Toc240045554 \h </w:instrText>
         </w:r>
         <w:r>
           <w:rPr>
@@ -2630,7 +2630,7 @@
           <w14:ligatures w14:val="standardContextual"/>
         </w:rPr>
       </w:pPr>
-      <w:hyperlink w:anchor="_Toc240001606" w:history="1">
+      <w:hyperlink w:anchor="_Toc240045555" w:history="1">
         <w:r>
           <w:rPr>
             <w:rStyle w:val="aff1"/>
@@ -2657,7 +2657,7 @@
             <w:noProof/>
             <w:webHidden/>
           </w:rPr>
-          <w:instrText xml:space="preserve"> PAGEREF _Toc240001606 \h </w:instrText>
+          <w:instrText xml:space="preserve"> PAGEREF _Toc240045555 \h </w:instrText>
         </w:r>
         <w:r>
           <w:rPr>
@@ -2706,7 +2706,7 @@
           <w14:ligatures w14:val="standardContextual"/>
         </w:rPr>
       </w:pPr>
-      <w:hyperlink w:anchor="_Toc240001607" w:history="1">
+      <w:hyperlink w:anchor="_Toc240045556" w:history="1">
         <w:r>
           <w:rPr>
             <w:rStyle w:val="aff1"/>
@@ -2733,7 +2733,7 @@
             <w:noProof/>
             <w:webHidden/>
           </w:rPr>
-          <w:instrText xml:space="preserve"> PAGEREF _Toc240001607 \h </w:instrText>
+          <w:instrText xml:space="preserve"> PAGEREF _Toc240045556 \h </w:instrText>
         </w:r>
         <w:r>
           <w:rPr>
@@ -2782,7 +2782,7 @@
           <w14:ligatures w14:val="standardContextual"/>
         </w:rPr>
       </w:pPr>
-      <w:hyperlink w:anchor="_Toc240001608" w:history="1">
+      <w:hyperlink w:anchor="_Toc240045557" w:history="1">
         <w:r>
           <w:rPr>
             <w:rStyle w:val="aff1"/>
@@ -2809,7 +2809,7 @@
             <w:noProof/>
             <w:webHidden/>
           </w:rPr>
-          <w:instrText xml:space="preserve"> PAGEREF _Toc240001608 \h </w:instrText>
+          <w:instrText xml:space="preserve"> PAGEREF _Toc240045557 \h </w:instrText>
         </w:r>
         <w:r>
           <w:rPr>
@@ -2858,7 +2858,7 @@
           <w14:ligatures w14:val="standardContextual"/>
         </w:rPr>
       </w:pPr>
-      <w:hyperlink w:anchor="_Toc240001609" w:history="1">
+      <w:hyperlink w:anchor="_Toc240045558" w:history="1">
         <w:r>
           <w:rPr>
             <w:rStyle w:val="aff1"/>
@@ -2885,7 +2885,7 @@
             <w:noProof/>
             <w:webHidden/>
           </w:rPr>
-          <w:instrText xml:space="preserve"> PAGEREF _Toc240001609 \h </w:instrText>
+          <w:instrText xml:space="preserve"> PAGEREF _Toc240045558 \h </w:instrText>
         </w:r>
         <w:r>
           <w:rPr>
@@ -2934,7 +2934,7 @@
           <w14:ligatures w14:val="standardContextual"/>
         </w:rPr>
       </w:pPr>
-      <w:hyperlink w:anchor="_Toc240001610" w:history="1">
+      <w:hyperlink w:anchor="_Toc240045559" w:history="1">
         <w:r>
           <w:rPr>
             <w:rStyle w:val="aff1"/>
@@ -2961,7 +2961,7 @@
             <w:noProof/>
             <w:webHidden/>
           </w:rPr>
-          <w:instrText xml:space="preserve"> PAGEREF _Toc240001610 \h </w:instrText>
+          <w:instrText xml:space="preserve"> PAGEREF _Toc240045559 \h </w:instrText>
         </w:r>
         <w:r>
           <w:rPr>
@@ -3010,7 +3010,7 @@
           <w14:ligatures w14:val="standardContextual"/>
         </w:rPr>
       </w:pPr>
-      <w:hyperlink w:anchor="_Toc240001611" w:history="1">
+      <w:hyperlink w:anchor="_Toc240045560" w:history="1">
         <w:r>
           <w:rPr>
             <w:rStyle w:val="aff1"/>
@@ -3037,7 +3037,7 @@
             <w:noProof/>
             <w:webHidden/>
           </w:rPr>
-          <w:instrText xml:space="preserve"> PAGEREF _Toc240001611 \h </w:instrText>
+          <w:instrText xml:space="preserve"> PAGEREF _Toc240045560 \h </w:instrText>
         </w:r>
         <w:r>
           <w:rPr>
@@ -3086,7 +3086,7 @@
           <w14:ligatures w14:val="standardContextual"/>
         </w:rPr>
       </w:pPr>
-      <w:hyperlink w:anchor="_Toc240001612" w:history="1">
+      <w:hyperlink w:anchor="_Toc240045561" w:history="1">
         <w:r>
           <w:rPr>
             <w:rStyle w:val="aff1"/>
@@ -3113,7 +3113,7 @@
             <w:noProof/>
             <w:webHidden/>
           </w:rPr>
-          <w:instrText xml:space="preserve"> PAGEREF _Toc240001612 \h </w:instrText>
+          <w:instrText xml:space="preserve"> PAGEREF _Toc240045561 \h </w:instrText>
         </w:r>
         <w:r>
           <w:rPr>
@@ -3162,7 +3162,7 @@
           <w14:ligatures w14:val="standardContextual"/>
         </w:rPr>
       </w:pPr>
-      <w:hyperlink w:anchor="_Toc240001613" w:history="1">
+      <w:hyperlink w:anchor="_Toc240045562" w:history="1">
         <w:r>
           <w:rPr>
             <w:rStyle w:val="aff1"/>
@@ -3189,7 +3189,7 @@
             <w:noProof/>
             <w:webHidden/>
           </w:rPr>
-          <w:instrText xml:space="preserve"> PAGEREF _Toc240001613 \h </w:instrText>
+          <w:instrText xml:space="preserve"> PAGEREF _Toc240045562 \h </w:instrText>
         </w:r>
         <w:r>
           <w:rPr>
@@ -3238,7 +3238,7 @@
           <w14:ligatures w14:val="standardContextual"/>
         </w:rPr>
       </w:pPr>
-      <w:hyperlink w:anchor="_Toc240001614" w:history="1">
+      <w:hyperlink w:anchor="_Toc240045563" w:history="1">
         <w:r>
           <w:rPr>
             <w:rStyle w:val="aff1"/>
@@ -3265,7 +3265,7 @@
             <w:noProof/>
             <w:webHidden/>
           </w:rPr>
-          <w:instrText xml:space="preserve"> PAGEREF _Toc240001614 \h </w:instrText>
+          <w:instrText xml:space="preserve"> PAGEREF _Toc240045563 \h </w:instrText>
         </w:r>
         <w:r>
           <w:rPr>
@@ -3314,7 +3314,7 @@
           <w14:ligatures w14:val="standardContextual"/>
         </w:rPr>
       </w:pPr>
-      <w:hyperlink w:anchor="_Toc240001615" w:history="1">
+      <w:hyperlink w:anchor="_Toc240045564" w:history="1">
         <w:r>
           <w:rPr>
             <w:rStyle w:val="aff1"/>
@@ -3341,7 +3341,7 @@
             <w:noProof/>
             <w:webHidden/>
           </w:rPr>
-          <w:instrText xml:space="preserve"> PAGEREF _Toc240001615 \h </w:instrText>
+          <w:instrText xml:space="preserve"> PAGEREF _Toc240045564 \h </w:instrText>
         </w:r>
         <w:r>
           <w:rPr>
@@ -3390,7 +3390,7 @@
           <w14:ligatures w14:val="standardContextual"/>
         </w:rPr>
       </w:pPr>
-      <w:hyperlink w:anchor="_Toc240001616" w:history="1">
+      <w:hyperlink w:anchor="_Toc240045565" w:history="1">
         <w:r>
           <w:rPr>
             <w:rStyle w:val="aff1"/>
@@ -3417,7 +3417,7 @@
             <w:noProof/>
             <w:webHidden/>
           </w:rPr>
-          <w:instrText xml:space="preserve"> PAGEREF _Toc240001616 \h </w:instrText>
+          <w:instrText xml:space="preserve"> PAGEREF _Toc240045565 \h </w:instrText>
         </w:r>
         <w:r>
           <w:rPr>
@@ -3466,7 +3466,7 @@
           <w14:ligatures w14:val="standardContextual"/>
         </w:rPr>
       </w:pPr>
-      <w:hyperlink w:anchor="_Toc240001617" w:history="1">
+      <w:hyperlink w:anchor="_Toc240045566" w:history="1">
         <w:r>
           <w:rPr>
             <w:rStyle w:val="aff1"/>
@@ -3493,7 +3493,7 @@
             <w:noProof/>
             <w:webHidden/>
           </w:rPr>
-          <w:instrText xml:space="preserve"> PAGEREF _Toc240001617 \h </w:instrText>
+          <w:instrText xml:space="preserve"> PAGEREF _Toc240045566 \h </w:instrText>
         </w:r>
         <w:r>
           <w:rPr>
@@ -3542,7 +3542,7 @@
           <w14:ligatures w14:val="standardContextual"/>
         </w:rPr>
       </w:pPr>
-      <w:hyperlink w:anchor="_Toc240001618" w:history="1">
+      <w:hyperlink w:anchor="_Toc240045567" w:history="1">
         <w:r>
           <w:rPr>
             <w:rStyle w:val="aff1"/>
@@ -3569,7 +3569,7 @@
             <w:noProof/>
             <w:webHidden/>
           </w:rPr>
-          <w:instrText xml:space="preserve"> PAGEREF _Toc240001618 \h </w:instrText>
+          <w:instrText xml:space="preserve"> PAGEREF _Toc240045567 \h </w:instrText>
         </w:r>
         <w:r>
           <w:rPr>
@@ -3618,7 +3618,7 @@
           <w14:ligatures w14:val="standardContextual"/>
         </w:rPr>
       </w:pPr>
-      <w:hyperlink w:anchor="_Toc240001619" w:history="1">
+      <w:hyperlink w:anchor="_Toc240045568" w:history="1">
         <w:r>
           <w:rPr>
             <w:rStyle w:val="aff1"/>
@@ -3645,7 +3645,7 @@
             <w:noProof/>
             <w:webHidden/>
           </w:rPr>
-          <w:instrText xml:space="preserve"> PAGEREF _Toc240001619 \h </w:instrText>
+          <w:instrText xml:space="preserve"> PAGEREF _Toc240045568 \h </w:instrText>
         </w:r>
         <w:r>
           <w:rPr>
@@ -3694,7 +3694,7 @@
           <w14:ligatures w14:val="standardContextual"/>
         </w:rPr>
       </w:pPr>
-      <w:hyperlink w:anchor="_Toc240001620" w:history="1">
+      <w:hyperlink w:anchor="_Toc240045569" w:history="1">
         <w:r>
           <w:rPr>
             <w:rStyle w:val="aff1"/>
@@ -3721,7 +3721,7 @@
             <w:noProof/>
             <w:webHidden/>
           </w:rPr>
-          <w:instrText xml:space="preserve"> PAGEREF _Toc240001620 \h </w:instrText>
+          <w:instrText xml:space="preserve"> PAGEREF _Toc240045569 \h </w:instrText>
         </w:r>
         <w:r>
           <w:rPr>
@@ -3770,7 +3770,7 @@
           <w14:ligatures w14:val="standardContextual"/>
         </w:rPr>
       </w:pPr>
-      <w:hyperlink w:anchor="_Toc240001621" w:history="1">
+      <w:hyperlink w:anchor="_Toc240045570" w:history="1">
         <w:r>
           <w:rPr>
             <w:rStyle w:val="aff1"/>
@@ -3797,7 +3797,7 @@
             <w:noProof/>
             <w:webHidden/>
           </w:rPr>
-          <w:instrText xml:space="preserve"> PAGEREF _Toc240001621 \h </w:instrText>
+          <w:instrText xml:space="preserve"> PAGEREF _Toc240045570 \h </w:instrText>
         </w:r>
         <w:r>
           <w:rPr>
@@ -3846,7 +3846,7 @@
           <w14:ligatures w14:val="standardContextual"/>
         </w:rPr>
       </w:pPr>
-      <w:hyperlink w:anchor="_Toc240001622" w:history="1">
+      <w:hyperlink w:anchor="_Toc240045571" w:history="1">
         <w:r>
           <w:rPr>
             <w:rStyle w:val="aff1"/>
@@ -3873,7 +3873,7 @@
             <w:noProof/>
             <w:webHidden/>
           </w:rPr>
-          <w:instrText xml:space="preserve"> PAGEREF _Toc240001622 \h </w:instrText>
+          <w:instrText xml:space="preserve"> PAGEREF _Toc240045571 \h </w:instrText>
         </w:r>
         <w:r>
           <w:rPr>
@@ -3922,7 +3922,7 @@
           <w14:ligatures w14:val="standardContextual"/>
         </w:rPr>
       </w:pPr>
-      <w:hyperlink w:anchor="_Toc240001623" w:history="1">
+      <w:hyperlink w:anchor="_Toc240045572" w:history="1">
         <w:r>
           <w:rPr>
             <w:rStyle w:val="aff1"/>
@@ -3949,7 +3949,7 @@
             <w:noProof/>
             <w:webHidden/>
           </w:rPr>
-          <w:instrText xml:space="preserve"> PAGEREF _Toc240001623 \h </w:instrText>
+          <w:instrText xml:space="preserve"> PAGEREF _Toc240045572 \h </w:instrText>
         </w:r>
         <w:r>
           <w:rPr>
@@ -3998,7 +3998,7 @@
           <w14:ligatures w14:val="standardContextual"/>
         </w:rPr>
       </w:pPr>
-      <w:hyperlink w:anchor="_Toc240001624" w:history="1">
+      <w:hyperlink w:anchor="_Toc240045573" w:history="1">
         <w:r>
           <w:rPr>
             <w:rStyle w:val="aff1"/>
@@ -4025,7 +4025,7 @@
             <w:noProof/>
             <w:webHidden/>
           </w:rPr>
-          <w:instrText xml:space="preserve"> PAGEREF _Toc240001624 \h </w:instrText>
+          <w:instrText xml:space="preserve"> PAGEREF _Toc240045573 \h </w:instrText>
         </w:r>
         <w:r>
           <w:rPr>
@@ -4074,7 +4074,7 @@
           <w14:ligatures w14:val="standardContextual"/>
         </w:rPr>
       </w:pPr>
-      <w:hyperlink w:anchor="_Toc240001625" w:history="1">
+      <w:hyperlink w:anchor="_Toc240045574" w:history="1">
         <w:r>
           <w:rPr>
             <w:rStyle w:val="aff1"/>
@@ -4101,7 +4101,7 @@
             <w:noProof/>
             <w:webHidden/>
           </w:rPr>
-          <w:instrText xml:space="preserve"> PAGEREF _Toc240001625 \h </w:instrText>
+          <w:instrText xml:space="preserve"> PAGEREF _Toc240045574 \h </w:instrText>
         </w:r>
         <w:r>
           <w:rPr>
@@ -4150,7 +4150,7 @@
           <w14:ligatures w14:val="standardContextual"/>
         </w:rPr>
       </w:pPr>
-      <w:hyperlink w:anchor="_Toc240001626" w:history="1">
+      <w:hyperlink w:anchor="_Toc240045575" w:history="1">
         <w:r>
           <w:rPr>
             <w:rStyle w:val="aff1"/>
@@ -4177,7 +4177,7 @@
             <w:noProof/>
             <w:webHidden/>
           </w:rPr>
-          <w:instrText xml:space="preserve"> PAGEREF _Toc240001626 \h </w:instrText>
+          <w:instrText xml:space="preserve"> PAGEREF _Toc240045575 \h </w:instrText>
         </w:r>
         <w:r>
           <w:rPr>
@@ -4225,7 +4225,7 @@
           <w14:ligatures w14:val="standardContextual"/>
         </w:rPr>
       </w:pPr>
-      <w:hyperlink w:anchor="_Toc240001627" w:history="1">
+      <w:hyperlink w:anchor="_Toc240045576" w:history="1">
         <w:r>
           <w:rPr>
             <w:rStyle w:val="aff1"/>
@@ -4252,7 +4252,7 @@
             <w:noProof/>
             <w:webHidden/>
           </w:rPr>
-          <w:instrText xml:space="preserve"> PAGEREF _Toc240001627 \h </w:instrText>
+          <w:instrText xml:space="preserve"> PAGEREF _Toc240045576 \h </w:instrText>
         </w:r>
         <w:r>
           <w:rPr>
@@ -4301,7 +4301,7 @@
           <w14:ligatures w14:val="standardContextual"/>
         </w:rPr>
       </w:pPr>
-      <w:hyperlink w:anchor="_Toc240001628" w:history="1">
+      <w:hyperlink w:anchor="_Toc240045577" w:history="1">
         <w:r>
           <w:rPr>
             <w:rStyle w:val="aff1"/>
@@ -4328,7 +4328,7 @@
             <w:noProof/>
             <w:webHidden/>
           </w:rPr>
-          <w:instrText xml:space="preserve"> PAGEREF _Toc240001628 \h </w:instrText>
+          <w:instrText xml:space="preserve"> PAGEREF _Toc240045577 \h </w:instrText>
         </w:r>
         <w:r>
           <w:rPr>
@@ -4377,7 +4377,7 @@
           <w14:ligatures w14:val="standardContextual"/>
         </w:rPr>
       </w:pPr>
-      <w:hyperlink w:anchor="_Toc240001629" w:history="1">
+      <w:hyperlink w:anchor="_Toc240045578" w:history="1">
         <w:r>
           <w:rPr>
             <w:rStyle w:val="aff1"/>
@@ -4404,7 +4404,7 @@
             <w:noProof/>
             <w:webHidden/>
           </w:rPr>
-          <w:instrText xml:space="preserve"> PAGEREF _Toc240001629 \h </w:instrText>
+          <w:instrText xml:space="preserve"> PAGEREF _Toc240045578 \h </w:instrText>
         </w:r>
         <w:r>
           <w:rPr>
@@ -4453,7 +4453,7 @@
           <w14:ligatures w14:val="standardContextual"/>
         </w:rPr>
       </w:pPr>
-      <w:hyperlink w:anchor="_Toc240001630" w:history="1">
+      <w:hyperlink w:anchor="_Toc240045579" w:history="1">
         <w:r>
           <w:rPr>
             <w:rStyle w:val="aff1"/>
@@ -4480,7 +4480,7 @@
             <w:noProof/>
             <w:webHidden/>
           </w:rPr>
-          <w:instrText xml:space="preserve"> PAGEREF _Toc240001630 \h </w:instrText>
+          <w:instrText xml:space="preserve"> PAGEREF _Toc240045579 \h </w:instrText>
         </w:r>
         <w:r>
           <w:rPr>
@@ -4529,7 +4529,7 @@
           <w14:ligatures w14:val="standardContextual"/>
         </w:rPr>
       </w:pPr>
-      <w:hyperlink w:anchor="_Toc240001631" w:history="1">
+      <w:hyperlink w:anchor="_Toc240045580" w:history="1">
         <w:r>
           <w:rPr>
             <w:rStyle w:val="aff1"/>
@@ -4556,7 +4556,7 @@
             <w:noProof/>
             <w:webHidden/>
           </w:rPr>
-          <w:instrText xml:space="preserve"> PAGEREF _Toc240001631 \h </w:instrText>
+          <w:instrText xml:space="preserve"> PAGEREF _Toc240045580 \h </w:instrText>
         </w:r>
         <w:r>
           <w:rPr>
@@ -4605,7 +4605,7 @@
           <w14:ligatures w14:val="standardContextual"/>
         </w:rPr>
       </w:pPr>
-      <w:hyperlink w:anchor="_Toc240001632" w:history="1">
+      <w:hyperlink w:anchor="_Toc240045581" w:history="1">
         <w:r>
           <w:rPr>
             <w:rStyle w:val="aff1"/>
@@ -4632,7 +4632,7 @@
             <w:noProof/>
             <w:webHidden/>
           </w:rPr>
-          <w:instrText xml:space="preserve"> PAGEREF _Toc240001632 \h </w:instrText>
+          <w:instrText xml:space="preserve"> PAGEREF _Toc240045581 \h </w:instrText>
         </w:r>
         <w:r>
           <w:rPr>
@@ -4681,7 +4681,7 @@
           <w14:ligatures w14:val="standardContextual"/>
         </w:rPr>
       </w:pPr>
-      <w:hyperlink w:anchor="_Toc240001633" w:history="1">
+      <w:hyperlink w:anchor="_Toc240045582" w:history="1">
         <w:r>
           <w:rPr>
             <w:rStyle w:val="aff1"/>
@@ -4708,7 +4708,7 @@
             <w:noProof/>
             <w:webHidden/>
           </w:rPr>
-          <w:instrText xml:space="preserve"> PAGEREF _Toc240001633 \h </w:instrText>
+          <w:instrText xml:space="preserve"> PAGEREF _Toc240045582 \h </w:instrText>
         </w:r>
         <w:r>
           <w:rPr>
@@ -4757,7 +4757,7 @@
           <w14:ligatures w14:val="standardContextual"/>
         </w:rPr>
       </w:pPr>
-      <w:hyperlink w:anchor="_Toc240001634" w:history="1">
+      <w:hyperlink w:anchor="_Toc240045583" w:history="1">
         <w:r>
           <w:rPr>
             <w:rStyle w:val="aff1"/>
@@ -4784,7 +4784,7 @@
             <w:noProof/>
             <w:webHidden/>
           </w:rPr>
-          <w:instrText xml:space="preserve"> PAGEREF _Toc240001634 \h </w:instrText>
+          <w:instrText xml:space="preserve"> PAGEREF _Toc240045583 \h </w:instrText>
         </w:r>
         <w:r>
           <w:rPr>
@@ -4833,7 +4833,7 @@
           <w14:ligatures w14:val="standardContextual"/>
         </w:rPr>
       </w:pPr>
-      <w:hyperlink w:anchor="_Toc240001635" w:history="1">
+      <w:hyperlink w:anchor="_Toc240045584" w:history="1">
         <w:r>
           <w:rPr>
             <w:rStyle w:val="aff1"/>
@@ -4860,7 +4860,7 @@
             <w:noProof/>
             <w:webHidden/>
           </w:rPr>
-          <w:instrText xml:space="preserve"> PAGEREF _Toc240001635 \h </w:instrText>
+          <w:instrText xml:space="preserve"> PAGEREF _Toc240045584 \h </w:instrText>
         </w:r>
         <w:r>
           <w:rPr>
@@ -4909,7 +4909,7 @@
           <w14:ligatures w14:val="standardContextual"/>
         </w:rPr>
       </w:pPr>
-      <w:hyperlink w:anchor="_Toc240001636" w:history="1">
+      <w:hyperlink w:anchor="_Toc240045585" w:history="1">
         <w:r>
           <w:rPr>
             <w:rStyle w:val="aff1"/>
@@ -4936,7 +4936,7 @@
             <w:noProof/>
             <w:webHidden/>
           </w:rPr>
-          <w:instrText xml:space="preserve"> PAGEREF _Toc240001636 \h </w:instrText>
+          <w:instrText xml:space="preserve"> PAGEREF _Toc240045585 \h </w:instrText>
         </w:r>
         <w:r>
           <w:rPr>
@@ -4985,7 +4985,7 @@
           <w14:ligatures w14:val="standardContextual"/>
         </w:rPr>
       </w:pPr>
-      <w:hyperlink w:anchor="_Toc240001637" w:history="1">
+      <w:hyperlink w:anchor="_Toc240045586" w:history="1">
         <w:r>
           <w:rPr>
             <w:rStyle w:val="aff1"/>
@@ -5012,7 +5012,7 @@
             <w:noProof/>
             <w:webHidden/>
           </w:rPr>
-          <w:instrText xml:space="preserve"> PAGEREF _Toc240001637 \h </w:instrText>
+          <w:instrText xml:space="preserve"> PAGEREF _Toc240045586 \h </w:instrText>
         </w:r>
         <w:r>
           <w:rPr>
@@ -5061,7 +5061,7 @@
           <w14:ligatures w14:val="standardContextual"/>
         </w:rPr>
       </w:pPr>
-      <w:hyperlink w:anchor="_Toc240001638" w:history="1">
+      <w:hyperlink w:anchor="_Toc240045587" w:history="1">
         <w:r>
           <w:rPr>
             <w:rStyle w:val="aff1"/>
@@ -5088,7 +5088,7 @@
             <w:noProof/>
             <w:webHidden/>
           </w:rPr>
-          <w:instrText xml:space="preserve"> PAGEREF _Toc240001638 \h </w:instrText>
+          <w:instrText xml:space="preserve"> PAGEREF _Toc240045587 \h </w:instrText>
         </w:r>
         <w:r>
           <w:rPr>
@@ -5137,7 +5137,7 @@
           <w14:ligatures w14:val="standardContextual"/>
         </w:rPr>
       </w:pPr>
-      <w:hyperlink w:anchor="_Toc240001639" w:history="1">
+      <w:hyperlink w:anchor="_Toc240045588" w:history="1">
         <w:r>
           <w:rPr>
             <w:rStyle w:val="aff1"/>
@@ -5164,7 +5164,7 @@
             <w:noProof/>
             <w:webHidden/>
           </w:rPr>
-          <w:instrText xml:space="preserve"> PAGEREF _Toc240001639 \h </w:instrText>
+          <w:instrText xml:space="preserve"> PAGEREF _Toc240045588 \h </w:instrText>
         </w:r>
         <w:r>
           <w:rPr>
@@ -5213,7 +5213,7 @@
           <w14:ligatures w14:val="standardContextual"/>
         </w:rPr>
       </w:pPr>
-      <w:hyperlink w:anchor="_Toc240001640" w:history="1">
+      <w:hyperlink w:anchor="_Toc240045589" w:history="1">
         <w:r>
           <w:rPr>
             <w:rStyle w:val="aff1"/>
@@ -5240,7 +5240,7 @@
             <w:noProof/>
             <w:webHidden/>
           </w:rPr>
-          <w:instrText xml:space="preserve"> PAGEREF _Toc240001640 \h </w:instrText>
+          <w:instrText xml:space="preserve"> PAGEREF _Toc240045589 \h </w:instrText>
         </w:r>
         <w:r>
           <w:rPr>
@@ -5289,7 +5289,7 @@
           <w14:ligatures w14:val="standardContextual"/>
         </w:rPr>
       </w:pPr>
-      <w:hyperlink w:anchor="_Toc240001641" w:history="1">
+      <w:hyperlink w:anchor="_Toc240045590" w:history="1">
         <w:r>
           <w:rPr>
             <w:rStyle w:val="aff1"/>
@@ -5316,7 +5316,7 @@
             <w:noProof/>
             <w:webHidden/>
           </w:rPr>
-          <w:instrText xml:space="preserve"> PAGEREF _Toc240001641 \h </w:instrText>
+          <w:instrText xml:space="preserve"> PAGEREF _Toc240045590 \h </w:instrText>
         </w:r>
         <w:r>
           <w:rPr>
@@ -5365,7 +5365,7 @@
           <w14:ligatures w14:val="standardContextual"/>
         </w:rPr>
       </w:pPr>
-      <w:hyperlink w:anchor="_Toc240001642" w:history="1">
+      <w:hyperlink w:anchor="_Toc240045591" w:history="1">
         <w:r>
           <w:rPr>
             <w:rStyle w:val="aff1"/>
@@ -5392,7 +5392,7 @@
             <w:noProof/>
             <w:webHidden/>
           </w:rPr>
-          <w:instrText xml:space="preserve"> PAGEREF _Toc240001642 \h </w:instrText>
+          <w:instrText xml:space="preserve"> PAGEREF _Toc240045591 \h </w:instrText>
         </w:r>
         <w:r>
           <w:rPr>
@@ -5441,7 +5441,7 @@
           <w14:ligatures w14:val="standardContextual"/>
         </w:rPr>
       </w:pPr>
-      <w:hyperlink w:anchor="_Toc240001643" w:history="1">
+      <w:hyperlink w:anchor="_Toc240045592" w:history="1">
         <w:r>
           <w:rPr>
             <w:rStyle w:val="aff1"/>
@@ -5468,7 +5468,7 @@
             <w:noProof/>
             <w:webHidden/>
           </w:rPr>
-          <w:instrText xml:space="preserve"> PAGEREF _Toc240001643 \h </w:instrText>
+          <w:instrText xml:space="preserve"> PAGEREF _Toc240045592 \h </w:instrText>
         </w:r>
         <w:r>
           <w:rPr>
@@ -5517,7 +5517,7 @@
           <w14:ligatures w14:val="standardContextual"/>
         </w:rPr>
       </w:pPr>
-      <w:hyperlink w:anchor="_Toc240001644" w:history="1">
+      <w:hyperlink w:anchor="_Toc240045593" w:history="1">
         <w:r>
           <w:rPr>
             <w:rStyle w:val="aff1"/>
@@ -5544,7 +5544,7 @@
             <w:noProof/>
             <w:webHidden/>
           </w:rPr>
-          <w:instrText xml:space="preserve"> PAGEREF _Toc240001644 \h </w:instrText>
+          <w:instrText xml:space="preserve"> PAGEREF _Toc240045593 \h </w:instrText>
         </w:r>
         <w:r>
           <w:rPr>
@@ -5593,7 +5593,7 @@
           <w14:ligatures w14:val="standardContextual"/>
         </w:rPr>
       </w:pPr>
-      <w:hyperlink w:anchor="_Toc240001645" w:history="1">
+      <w:hyperlink w:anchor="_Toc240045594" w:history="1">
         <w:r>
           <w:rPr>
             <w:rStyle w:val="aff1"/>
@@ -5620,7 +5620,7 @@
             <w:noProof/>
             <w:webHidden/>
           </w:rPr>
-          <w:instrText xml:space="preserve"> PAGEREF _Toc240001645 \h </w:instrText>
+          <w:instrText xml:space="preserve"> PAGEREF _Toc240045594 \h </w:instrText>
         </w:r>
         <w:r>
           <w:rPr>
@@ -5669,7 +5669,7 @@
           <w14:ligatures w14:val="standardContextual"/>
         </w:rPr>
       </w:pPr>
-      <w:hyperlink w:anchor="_Toc240001646" w:history="1">
+      <w:hyperlink w:anchor="_Toc240045595" w:history="1">
         <w:r>
           <w:rPr>
             <w:rStyle w:val="aff1"/>
@@ -5696,7 +5696,7 @@
             <w:noProof/>
             <w:webHidden/>
           </w:rPr>
-          <w:instrText xml:space="preserve"> PAGEREF _Toc240001646 \h </w:instrText>
+          <w:instrText xml:space="preserve"> PAGEREF _Toc240045595 \h </w:instrText>
         </w:r>
         <w:r>
           <w:rPr>
@@ -5745,7 +5745,7 @@
           <w14:ligatures w14:val="standardContextual"/>
         </w:rPr>
       </w:pPr>
-      <w:hyperlink w:anchor="_Toc240001647" w:history="1">
+      <w:hyperlink w:anchor="_Toc240045596" w:history="1">
         <w:r>
           <w:rPr>
             <w:rStyle w:val="aff1"/>
@@ -5772,7 +5772,7 @@
             <w:noProof/>
             <w:webHidden/>
           </w:rPr>
-          <w:instrText xml:space="preserve"> PAGEREF _Toc240001647 \h </w:instrText>
+          <w:instrText xml:space="preserve"> PAGEREF _Toc240045596 \h </w:instrText>
         </w:r>
         <w:r>
           <w:rPr>
@@ -5821,7 +5821,7 @@
           <w14:ligatures w14:val="standardContextual"/>
         </w:rPr>
       </w:pPr>
-      <w:hyperlink w:anchor="_Toc240001648" w:history="1">
+      <w:hyperlink w:anchor="_Toc240045597" w:history="1">
         <w:r>
           <w:rPr>
             <w:rStyle w:val="aff1"/>
@@ -5848,7 +5848,7 @@
             <w:noProof/>
             <w:webHidden/>
           </w:rPr>
-          <w:instrText xml:space="preserve"> PAGEREF _Toc240001648 \h </w:instrText>
+          <w:instrText xml:space="preserve"> PAGEREF _Toc240045597 \h </w:instrText>
         </w:r>
         <w:r>
           <w:rPr>
@@ -5896,7 +5896,7 @@
           <w14:ligatures w14:val="standardContextual"/>
         </w:rPr>
       </w:pPr>
-      <w:hyperlink w:anchor="_Toc240001649" w:history="1">
+      <w:hyperlink w:anchor="_Toc240045598" w:history="1">
         <w:r>
           <w:rPr>
             <w:rStyle w:val="aff1"/>
@@ -5923,7 +5923,7 @@
             <w:noProof/>
             <w:webHidden/>
           </w:rPr>
-          <w:instrText xml:space="preserve"> PAGEREF _Toc240001649 \h </w:instrText>
+          <w:instrText xml:space="preserve"> PAGEREF _Toc240045598 \h </w:instrText>
         </w:r>
         <w:r>
           <w:rPr>
@@ -5972,7 +5972,7 @@
           <w14:ligatures w14:val="standardContextual"/>
         </w:rPr>
       </w:pPr>
-      <w:hyperlink w:anchor="_Toc240001650" w:history="1">
+      <w:hyperlink w:anchor="_Toc240045599" w:history="1">
         <w:r>
           <w:rPr>
             <w:rStyle w:val="aff1"/>
@@ -5999,7 +5999,7 @@
             <w:noProof/>
             <w:webHidden/>
           </w:rPr>
-          <w:instrText xml:space="preserve"> PAGEREF _Toc240001650 \h </w:instrText>
+          <w:instrText xml:space="preserve"> PAGEREF _Toc240045599 \h </w:instrText>
         </w:r>
         <w:r>
           <w:rPr>
@@ -6048,7 +6048,7 @@
           <w14:ligatures w14:val="standardContextual"/>
         </w:rPr>
       </w:pPr>
-      <w:hyperlink w:anchor="_Toc240001651" w:history="1">
+      <w:hyperlink w:anchor="_Toc240045600" w:history="1">
         <w:r>
           <w:rPr>
             <w:rStyle w:val="aff1"/>
@@ -6075,7 +6075,7 @@
             <w:noProof/>
             <w:webHidden/>
           </w:rPr>
-          <w:instrText xml:space="preserve"> PAGEREF _Toc240001651 \h </w:instrText>
+          <w:instrText xml:space="preserve"> PAGEREF _Toc240045600 \h </w:instrText>
         </w:r>
         <w:r>
           <w:rPr>
@@ -6124,7 +6124,7 @@
           <w14:ligatures w14:val="standardContextual"/>
         </w:rPr>
       </w:pPr>
-      <w:hyperlink w:anchor="_Toc240001652" w:history="1">
+      <w:hyperlink w:anchor="_Toc240045601" w:history="1">
         <w:r>
           <w:rPr>
             <w:rStyle w:val="aff1"/>
@@ -6151,7 +6151,7 @@
             <w:noProof/>
             <w:webHidden/>
           </w:rPr>
-          <w:instrText xml:space="preserve"> PAGEREF _Toc240001652 \h </w:instrText>
+          <w:instrText xml:space="preserve"> PAGEREF _Toc240045601 \h </w:instrText>
         </w:r>
         <w:r>
           <w:rPr>
@@ -6200,7 +6200,7 @@
           <w14:ligatures w14:val="standardContextual"/>
         </w:rPr>
       </w:pPr>
-      <w:hyperlink w:anchor="_Toc240001653" w:history="1">
+      <w:hyperlink w:anchor="_Toc240045602" w:history="1">
         <w:r>
           <w:rPr>
             <w:rStyle w:val="aff1"/>
@@ -6227,7 +6227,7 @@
             <w:noProof/>
             <w:webHidden/>
           </w:rPr>
-          <w:instrText xml:space="preserve"> PAGEREF _Toc240001653 \h </w:instrText>
+          <w:instrText xml:space="preserve"> PAGEREF _Toc240045602 \h </w:instrText>
         </w:r>
         <w:r>
           <w:rPr>
@@ -6276,7 +6276,7 @@
           <w14:ligatures w14:val="standardContextual"/>
         </w:rPr>
       </w:pPr>
-      <w:hyperlink w:anchor="_Toc240001654" w:history="1">
+      <w:hyperlink w:anchor="_Toc240045603" w:history="1">
         <w:r>
           <w:rPr>
             <w:rStyle w:val="aff1"/>
@@ -6303,7 +6303,7 @@
             <w:noProof/>
             <w:webHidden/>
           </w:rPr>
-          <w:instrText xml:space="preserve"> PAGEREF _Toc240001654 \h </w:instrText>
+          <w:instrText xml:space="preserve"> PAGEREF _Toc240045603 \h </w:instrText>
         </w:r>
         <w:r>
           <w:rPr>
@@ -6352,7 +6352,7 @@
           <w14:ligatures w14:val="standardContextual"/>
         </w:rPr>
       </w:pPr>
-      <w:hyperlink w:anchor="_Toc240001655" w:history="1">
+      <w:hyperlink w:anchor="_Toc240045604" w:history="1">
         <w:r>
           <w:rPr>
             <w:rStyle w:val="aff1"/>
@@ -6379,7 +6379,7 @@
             <w:noProof/>
             <w:webHidden/>
           </w:rPr>
-          <w:instrText xml:space="preserve"> PAGEREF _Toc240001655 \h </w:instrText>
+          <w:instrText xml:space="preserve"> PAGEREF _Toc240045604 \h </w:instrText>
         </w:r>
         <w:r>
           <w:rPr>
@@ -6428,7 +6428,7 @@
           <w14:ligatures w14:val="standardContextual"/>
         </w:rPr>
       </w:pPr>
-      <w:hyperlink w:anchor="_Toc240001656" w:history="1">
+      <w:hyperlink w:anchor="_Toc240045605" w:history="1">
         <w:r>
           <w:rPr>
             <w:rStyle w:val="aff1"/>
@@ -6455,7 +6455,7 @@
             <w:noProof/>
             <w:webHidden/>
           </w:rPr>
-          <w:instrText xml:space="preserve"> PAGEREF _Toc240001656 \h </w:instrText>
+          <w:instrText xml:space="preserve"> PAGEREF _Toc240045605 \h </w:instrText>
         </w:r>
         <w:r>
           <w:rPr>
@@ -6504,7 +6504,7 @@
           <w14:ligatures w14:val="standardContextual"/>
         </w:rPr>
       </w:pPr>
-      <w:hyperlink w:anchor="_Toc240001657" w:history="1">
+      <w:hyperlink w:anchor="_Toc240045606" w:history="1">
         <w:r>
           <w:rPr>
             <w:rStyle w:val="aff1"/>
@@ -6531,7 +6531,7 @@
             <w:noProof/>
             <w:webHidden/>
           </w:rPr>
-          <w:instrText xml:space="preserve"> PAGEREF _Toc240001657 \h </w:instrText>
+          <w:instrText xml:space="preserve"> PAGEREF _Toc240045606 \h </w:instrText>
         </w:r>
         <w:r>
           <w:rPr>
@@ -6580,7 +6580,7 @@
           <w14:ligatures w14:val="standardContextual"/>
         </w:rPr>
       </w:pPr>
-      <w:hyperlink w:anchor="_Toc240001658" w:history="1">
+      <w:hyperlink w:anchor="_Toc240045607" w:history="1">
         <w:r>
           <w:rPr>
             <w:rStyle w:val="aff1"/>
@@ -6607,7 +6607,7 @@
             <w:noProof/>
             <w:webHidden/>
           </w:rPr>
-          <w:instrText xml:space="preserve"> PAGEREF _Toc240001658 \h </w:instrText>
+          <w:instrText xml:space="preserve"> PAGEREF _Toc240045607 \h </w:instrText>
         </w:r>
         <w:r>
           <w:rPr>
@@ -6656,7 +6656,7 @@
           <w14:ligatures w14:val="standardContextual"/>
         </w:rPr>
       </w:pPr>
-      <w:hyperlink w:anchor="_Toc240001659" w:history="1">
+      <w:hyperlink w:anchor="_Toc240045608" w:history="1">
         <w:r>
           <w:rPr>
             <w:rStyle w:val="aff1"/>
@@ -6683,7 +6683,7 @@
             <w:noProof/>
             <w:webHidden/>
           </w:rPr>
-          <w:instrText xml:space="preserve"> PAGEREF _Toc240001659 \h </w:instrText>
+          <w:instrText xml:space="preserve"> PAGEREF _Toc240045608 \h </w:instrText>
         </w:r>
         <w:r>
           <w:rPr>
@@ -6732,7 +6732,7 @@
           <w14:ligatures w14:val="standardContextual"/>
         </w:rPr>
       </w:pPr>
-      <w:hyperlink w:anchor="_Toc240001660" w:history="1">
+      <w:hyperlink w:anchor="_Toc240045609" w:history="1">
         <w:r>
           <w:rPr>
             <w:rStyle w:val="aff1"/>
@@ -6759,7 +6759,7 @@
             <w:noProof/>
             <w:webHidden/>
           </w:rPr>
-          <w:instrText xml:space="preserve"> PAGEREF _Toc240001660 \h </w:instrText>
+          <w:instrText xml:space="preserve"> PAGEREF _Toc240045609 \h </w:instrText>
         </w:r>
         <w:r>
           <w:rPr>
@@ -6808,7 +6808,7 @@
           <w14:ligatures w14:val="standardContextual"/>
         </w:rPr>
       </w:pPr>
-      <w:hyperlink w:anchor="_Toc240001661" w:history="1">
+      <w:hyperlink w:anchor="_Toc240045610" w:history="1">
         <w:r>
           <w:rPr>
             <w:rStyle w:val="aff1"/>
@@ -6835,7 +6835,7 @@
             <w:noProof/>
             <w:webHidden/>
           </w:rPr>
-          <w:instrText xml:space="preserve"> PAGEREF _Toc240001661 \h </w:instrText>
+          <w:instrText xml:space="preserve"> PAGEREF _Toc240045610 \h </w:instrText>
         </w:r>
         <w:r>
           <w:rPr>
@@ -6884,7 +6884,7 @@
           <w14:ligatures w14:val="standardContextual"/>
         </w:rPr>
       </w:pPr>
-      <w:hyperlink w:anchor="_Toc240001662" w:history="1">
+      <w:hyperlink w:anchor="_Toc240045611" w:history="1">
         <w:r>
           <w:rPr>
             <w:rStyle w:val="aff1"/>
@@ -6911,7 +6911,7 @@
             <w:noProof/>
             <w:webHidden/>
           </w:rPr>
-          <w:instrText xml:space="preserve"> PAGEREF _Toc240001662 \h </w:instrText>
+          <w:instrText xml:space="preserve"> PAGEREF _Toc240045611 \h </w:instrText>
         </w:r>
         <w:r>
           <w:rPr>
@@ -6960,7 +6960,7 @@
           <w14:ligatures w14:val="standardContextual"/>
         </w:rPr>
       </w:pPr>
-      <w:hyperlink w:anchor="_Toc240001663" w:history="1">
+      <w:hyperlink w:anchor="_Toc240045612" w:history="1">
         <w:r>
           <w:rPr>
             <w:rStyle w:val="aff1"/>
@@ -6987,7 +6987,7 @@
             <w:noProof/>
             <w:webHidden/>
           </w:rPr>
-          <w:instrText xml:space="preserve"> PAGEREF _Toc240001663 \h </w:instrText>
+          <w:instrText xml:space="preserve"> PAGEREF _Toc240045612 \h </w:instrText>
         </w:r>
         <w:r>
           <w:rPr>
@@ -7036,7 +7036,7 @@
           <w14:ligatures w14:val="standardContextual"/>
         </w:rPr>
       </w:pPr>
-      <w:hyperlink w:anchor="_Toc240001664" w:history="1">
+      <w:hyperlink w:anchor="_Toc240045613" w:history="1">
         <w:r>
           <w:rPr>
             <w:rStyle w:val="aff1"/>
@@ -7063,7 +7063,7 @@
             <w:noProof/>
             <w:webHidden/>
           </w:rPr>
-          <w:instrText xml:space="preserve"> PAGEREF _Toc240001664 \h </w:instrText>
+          <w:instrText xml:space="preserve"> PAGEREF _Toc240045613 \h </w:instrText>
         </w:r>
         <w:r>
           <w:rPr>
@@ -7112,7 +7112,7 @@
           <w14:ligatures w14:val="standardContextual"/>
         </w:rPr>
       </w:pPr>
-      <w:hyperlink w:anchor="_Toc240001665" w:history="1">
+      <w:hyperlink w:anchor="_Toc240045614" w:history="1">
         <w:r>
           <w:rPr>
             <w:rStyle w:val="aff1"/>
@@ -7139,7 +7139,7 @@
             <w:noProof/>
             <w:webHidden/>
           </w:rPr>
-          <w:instrText xml:space="preserve"> PAGEREF _Toc240001665 \h </w:instrText>
+          <w:instrText xml:space="preserve"> PAGEREF _Toc240045614 \h </w:instrText>
         </w:r>
         <w:r>
           <w:rPr>
@@ -7188,7 +7188,7 @@
           <w14:ligatures w14:val="standardContextual"/>
         </w:rPr>
       </w:pPr>
-      <w:hyperlink w:anchor="_Toc240001666" w:history="1">
+      <w:hyperlink w:anchor="_Toc240045615" w:history="1">
         <w:r>
           <w:rPr>
             <w:rStyle w:val="aff1"/>
@@ -7215,7 +7215,7 @@
             <w:noProof/>
             <w:webHidden/>
           </w:rPr>
-          <w:instrText xml:space="preserve"> PAGEREF _Toc240001666 \h </w:instrText>
+          <w:instrText xml:space="preserve"> PAGEREF _Toc240045615 \h </w:instrText>
         </w:r>
         <w:r>
           <w:rPr>
@@ -7264,7 +7264,7 @@
           <w14:ligatures w14:val="standardContextual"/>
         </w:rPr>
       </w:pPr>
-      <w:hyperlink w:anchor="_Toc240001667" w:history="1">
+      <w:hyperlink w:anchor="_Toc240045616" w:history="1">
         <w:r>
           <w:rPr>
             <w:rStyle w:val="aff1"/>
@@ -7291,7 +7291,7 @@
             <w:noProof/>
             <w:webHidden/>
           </w:rPr>
-          <w:instrText xml:space="preserve"> PAGEREF _Toc240001667 \h </w:instrText>
+          <w:instrText xml:space="preserve"> PAGEREF _Toc240045616 \h </w:instrText>
         </w:r>
         <w:r>
           <w:rPr>
@@ -7340,7 +7340,7 @@
           <w14:ligatures w14:val="standardContextual"/>
         </w:rPr>
       </w:pPr>
-      <w:hyperlink w:anchor="_Toc240001668" w:history="1">
+      <w:hyperlink w:anchor="_Toc240045617" w:history="1">
         <w:r>
           <w:rPr>
             <w:rStyle w:val="aff1"/>
@@ -7367,7 +7367,7 @@
             <w:noProof/>
             <w:webHidden/>
           </w:rPr>
-          <w:instrText xml:space="preserve"> PAGEREF _Toc240001668 \h </w:instrText>
+          <w:instrText xml:space="preserve"> PAGEREF _Toc240045617 \h </w:instrText>
         </w:r>
         <w:r>
           <w:rPr>
@@ -7416,7 +7416,7 @@
           <w14:ligatures w14:val="standardContextual"/>
         </w:rPr>
       </w:pPr>
-      <w:hyperlink w:anchor="_Toc240001669" w:history="1">
+      <w:hyperlink w:anchor="_Toc240045618" w:history="1">
         <w:r>
           <w:rPr>
             <w:rStyle w:val="aff1"/>
@@ -7443,7 +7443,7 @@
             <w:noProof/>
             <w:webHidden/>
           </w:rPr>
-          <w:instrText xml:space="preserve"> PAGEREF _Toc240001669 \h </w:instrText>
+          <w:instrText xml:space="preserve"> PAGEREF _Toc240045618 \h </w:instrText>
         </w:r>
         <w:r>
           <w:rPr>
@@ -7492,7 +7492,7 @@
           <w14:ligatures w14:val="standardContextual"/>
         </w:rPr>
       </w:pPr>
-      <w:hyperlink w:anchor="_Toc240001670" w:history="1">
+      <w:hyperlink w:anchor="_Toc240045619" w:history="1">
         <w:r>
           <w:rPr>
             <w:rStyle w:val="aff1"/>
@@ -7519,7 +7519,7 @@
             <w:noProof/>
             <w:webHidden/>
           </w:rPr>
-          <w:instrText xml:space="preserve"> PAGEREF _Toc240001670 \h </w:instrText>
+          <w:instrText xml:space="preserve"> PAGEREF _Toc240045619 \h </w:instrText>
         </w:r>
         <w:r>
           <w:rPr>
@@ -7568,7 +7568,7 @@
           <w14:ligatures w14:val="standardContextual"/>
         </w:rPr>
       </w:pPr>
-      <w:hyperlink w:anchor="_Toc240001671" w:history="1">
+      <w:hyperlink w:anchor="_Toc240045620" w:history="1">
         <w:r>
           <w:rPr>
             <w:rStyle w:val="aff1"/>
@@ -7595,7 +7595,7 @@
             <w:noProof/>
             <w:webHidden/>
           </w:rPr>
-          <w:instrText xml:space="preserve"> PAGEREF _Toc240001671 \h </w:instrText>
+          <w:instrText xml:space="preserve"> PAGEREF _Toc240045620 \h </w:instrText>
         </w:r>
         <w:r>
           <w:rPr>
@@ -7644,7 +7644,7 @@
           <w14:ligatures w14:val="standardContextual"/>
         </w:rPr>
       </w:pPr>
-      <w:hyperlink w:anchor="_Toc240001672" w:history="1">
+      <w:hyperlink w:anchor="_Toc240045621" w:history="1">
         <w:r>
           <w:rPr>
             <w:rStyle w:val="aff1"/>
@@ -7671,7 +7671,7 @@
             <w:noProof/>
             <w:webHidden/>
           </w:rPr>
-          <w:instrText xml:space="preserve"> PAGEREF _Toc240001672 \h </w:instrText>
+          <w:instrText xml:space="preserve"> PAGEREF _Toc240045621 \h </w:instrText>
         </w:r>
         <w:r>
           <w:rPr>
@@ -7720,7 +7720,7 @@
           <w14:ligatures w14:val="standardContextual"/>
         </w:rPr>
       </w:pPr>
-      <w:hyperlink w:anchor="_Toc240001673" w:history="1">
+      <w:hyperlink w:anchor="_Toc240045622" w:history="1">
         <w:r>
           <w:rPr>
             <w:rStyle w:val="aff1"/>
@@ -7747,7 +7747,7 @@
             <w:noProof/>
             <w:webHidden/>
           </w:rPr>
-          <w:instrText xml:space="preserve"> PAGEREF _Toc240001673 \h </w:instrText>
+          <w:instrText xml:space="preserve"> PAGEREF _Toc240045622 \h </w:instrText>
         </w:r>
         <w:r>
           <w:rPr>
@@ -7796,7 +7796,7 @@
           <w14:ligatures w14:val="standardContextual"/>
         </w:rPr>
       </w:pPr>
-      <w:hyperlink w:anchor="_Toc240001674" w:history="1">
+      <w:hyperlink w:anchor="_Toc240045623" w:history="1">
         <w:r>
           <w:rPr>
             <w:rStyle w:val="aff1"/>
@@ -7823,7 +7823,7 @@
             <w:noProof/>
             <w:webHidden/>
           </w:rPr>
-          <w:instrText xml:space="preserve"> PAGEREF _Toc240001674 \h </w:instrText>
+          <w:instrText xml:space="preserve"> PAGEREF _Toc240045623 \h </w:instrText>
         </w:r>
         <w:r>
           <w:rPr>
@@ -7872,7 +7872,7 @@
           <w14:ligatures w14:val="standardContextual"/>
         </w:rPr>
       </w:pPr>
-      <w:hyperlink w:anchor="_Toc240001675" w:history="1">
+      <w:hyperlink w:anchor="_Toc240045624" w:history="1">
         <w:r>
           <w:rPr>
             <w:rStyle w:val="aff1"/>
@@ -7899,7 +7899,7 @@
             <w:noProof/>
             <w:webHidden/>
           </w:rPr>
-          <w:instrText xml:space="preserve"> PAGEREF _Toc240001675 \h </w:instrText>
+          <w:instrText xml:space="preserve"> PAGEREF _Toc240045624 \h </w:instrText>
         </w:r>
         <w:r>
           <w:rPr>
@@ -7948,7 +7948,7 @@
           <w14:ligatures w14:val="standardContextual"/>
         </w:rPr>
       </w:pPr>
-      <w:hyperlink w:anchor="_Toc240001676" w:history="1">
+      <w:hyperlink w:anchor="_Toc240045625" w:history="1">
         <w:r>
           <w:rPr>
             <w:rStyle w:val="aff1"/>
@@ -7975,7 +7975,7 @@
             <w:noProof/>
             <w:webHidden/>
           </w:rPr>
-          <w:instrText xml:space="preserve"> PAGEREF _Toc240001676 \h </w:instrText>
+          <w:instrText xml:space="preserve"> PAGEREF _Toc240045625 \h </w:instrText>
         </w:r>
         <w:r>
           <w:rPr>
@@ -8024,7 +8024,7 @@
           <w14:ligatures w14:val="standardContextual"/>
         </w:rPr>
       </w:pPr>
-      <w:hyperlink w:anchor="_Toc240001677" w:history="1">
+      <w:hyperlink w:anchor="_Toc240045626" w:history="1">
         <w:r>
           <w:rPr>
             <w:rStyle w:val="aff1"/>
@@ -8051,7 +8051,7 @@
             <w:noProof/>
             <w:webHidden/>
           </w:rPr>
-          <w:instrText xml:space="preserve"> PAGEREF _Toc240001677 \h </w:instrText>
+          <w:instrText xml:space="preserve"> PAGEREF _Toc240045626 \h </w:instrText>
         </w:r>
         <w:r>
           <w:rPr>
@@ -8100,7 +8100,7 @@
           <w14:ligatures w14:val="standardContextual"/>
         </w:rPr>
       </w:pPr>
-      <w:hyperlink w:anchor="_Toc240001678" w:history="1">
+      <w:hyperlink w:anchor="_Toc240045627" w:history="1">
         <w:r>
           <w:rPr>
             <w:rStyle w:val="aff1"/>
@@ -8127,7 +8127,7 @@
             <w:noProof/>
             <w:webHidden/>
           </w:rPr>
-          <w:instrText xml:space="preserve"> PAGEREF _Toc240001678 \h </w:instrText>
+          <w:instrText xml:space="preserve"> PAGEREF _Toc240045627 \h </w:instrText>
         </w:r>
         <w:r>
           <w:rPr>
@@ -8176,7 +8176,7 @@
           <w14:ligatures w14:val="standardContextual"/>
         </w:rPr>
       </w:pPr>
-      <w:hyperlink w:anchor="_Toc240001679" w:history="1">
+      <w:hyperlink w:anchor="_Toc240045628" w:history="1">
         <w:r>
           <w:rPr>
             <w:rStyle w:val="aff1"/>
@@ -8203,7 +8203,7 @@
             <w:noProof/>
             <w:webHidden/>
           </w:rPr>
-          <w:instrText xml:space="preserve"> PAGEREF _Toc240001679 \h </w:instrText>
+          <w:instrText xml:space="preserve"> PAGEREF _Toc240045628 \h </w:instrText>
         </w:r>
         <w:r>
           <w:rPr>
@@ -8252,7 +8252,7 @@
           <w14:ligatures w14:val="standardContextual"/>
         </w:rPr>
       </w:pPr>
-      <w:hyperlink w:anchor="_Toc240001680" w:history="1">
+      <w:hyperlink w:anchor="_Toc240045629" w:history="1">
         <w:r>
           <w:rPr>
             <w:rStyle w:val="aff1"/>
@@ -8279,7 +8279,7 @@
             <w:noProof/>
             <w:webHidden/>
           </w:rPr>
-          <w:instrText xml:space="preserve"> PAGEREF _Toc240001680 \h </w:instrText>
+          <w:instrText xml:space="preserve"> PAGEREF _Toc240045629 \h </w:instrText>
         </w:r>
         <w:r>
           <w:rPr>
@@ -8328,7 +8328,7 @@
           <w14:ligatures w14:val="standardContextual"/>
         </w:rPr>
       </w:pPr>
-      <w:hyperlink w:anchor="_Toc240001681" w:history="1">
+      <w:hyperlink w:anchor="_Toc240045630" w:history="1">
         <w:r>
           <w:rPr>
             <w:rStyle w:val="aff1"/>
@@ -8355,7 +8355,7 @@
             <w:noProof/>
             <w:webHidden/>
           </w:rPr>
-          <w:instrText xml:space="preserve"> PAGEREF _Toc240001681 \h </w:instrText>
+          <w:instrText xml:space="preserve"> PAGEREF _Toc240045630 \h </w:instrText>
         </w:r>
         <w:r>
           <w:rPr>
@@ -8404,7 +8404,7 @@
           <w14:ligatures w14:val="standardContextual"/>
         </w:rPr>
       </w:pPr>
-      <w:hyperlink w:anchor="_Toc240001682" w:history="1">
+      <w:hyperlink w:anchor="_Toc240045631" w:history="1">
         <w:r>
           <w:rPr>
             <w:rStyle w:val="aff1"/>
@@ -8431,7 +8431,7 @@
             <w:noProof/>
             <w:webHidden/>
           </w:rPr>
-          <w:instrText xml:space="preserve"> PAGEREF _Toc240001682 \h </w:instrText>
+          <w:instrText xml:space="preserve"> PAGEREF _Toc240045631 \h </w:instrText>
         </w:r>
         <w:r>
           <w:rPr>
@@ -8480,7 +8480,7 @@
           <w14:ligatures w14:val="standardContextual"/>
         </w:rPr>
       </w:pPr>
-      <w:hyperlink w:anchor="_Toc240001683" w:history="1">
+      <w:hyperlink w:anchor="_Toc240045632" w:history="1">
         <w:r>
           <w:rPr>
             <w:rStyle w:val="aff1"/>
@@ -8507,7 +8507,7 @@
             <w:noProof/>
             <w:webHidden/>
           </w:rPr>
-          <w:instrText xml:space="preserve"> PAGEREF _Toc240001683 \h </w:instrText>
+          <w:instrText xml:space="preserve"> PAGEREF _Toc240045632 \h </w:instrText>
         </w:r>
         <w:r>
           <w:rPr>
@@ -8556,7 +8556,7 @@
           <w14:ligatures w14:val="standardContextual"/>
         </w:rPr>
       </w:pPr>
-      <w:hyperlink w:anchor="_Toc240001684" w:history="1">
+      <w:hyperlink w:anchor="_Toc240045633" w:history="1">
         <w:r>
           <w:rPr>
             <w:rStyle w:val="aff1"/>
@@ -8583,7 +8583,7 @@
             <w:noProof/>
             <w:webHidden/>
           </w:rPr>
-          <w:instrText xml:space="preserve"> PAGEREF _Toc240001684 \h </w:instrText>
+          <w:instrText xml:space="preserve"> PAGEREF _Toc240045633 \h </w:instrText>
         </w:r>
         <w:r>
           <w:rPr>
@@ -8632,7 +8632,7 @@
           <w14:ligatures w14:val="standardContextual"/>
         </w:rPr>
       </w:pPr>
-      <w:hyperlink w:anchor="_Toc240001685" w:history="1">
+      <w:hyperlink w:anchor="_Toc240045634" w:history="1">
         <w:r>
           <w:rPr>
             <w:rStyle w:val="aff1"/>
@@ -8659,7 +8659,7 @@
             <w:noProof/>
             <w:webHidden/>
           </w:rPr>
-          <w:instrText xml:space="preserve"> PAGEREF _Toc240001685 \h </w:instrText>
+          <w:instrText xml:space="preserve"> PAGEREF _Toc240045634 \h </w:instrText>
         </w:r>
         <w:r>
           <w:rPr>
@@ -8708,7 +8708,7 @@
           <w14:ligatures w14:val="standardContextual"/>
         </w:rPr>
       </w:pPr>
-      <w:hyperlink w:anchor="_Toc240001686" w:history="1">
+      <w:hyperlink w:anchor="_Toc240045635" w:history="1">
         <w:r>
           <w:rPr>
             <w:rStyle w:val="aff1"/>
@@ -8735,7 +8735,7 @@
             <w:noProof/>
             <w:webHidden/>
           </w:rPr>
-          <w:instrText xml:space="preserve"> PAGEREF _Toc240001686 \h </w:instrText>
+          <w:instrText xml:space="preserve"> PAGEREF _Toc240045635 \h </w:instrText>
         </w:r>
         <w:r>
           <w:rPr>
@@ -8784,7 +8784,7 @@
           <w14:ligatures w14:val="standardContextual"/>
         </w:rPr>
       </w:pPr>
-      <w:hyperlink w:anchor="_Toc240001687" w:history="1">
+      <w:hyperlink w:anchor="_Toc240045636" w:history="1">
         <w:r>
           <w:rPr>
             <w:rStyle w:val="aff1"/>
@@ -8811,7 +8811,7 @@
             <w:noProof/>
             <w:webHidden/>
           </w:rPr>
-          <w:instrText xml:space="preserve"> PAGEREF _Toc240001687 \h </w:instrText>
+          <w:instrText xml:space="preserve"> PAGEREF _Toc240045636 \h </w:instrText>
         </w:r>
         <w:r>
           <w:rPr>
@@ -8859,7 +8859,7 @@
           <w14:ligatures w14:val="standardContextual"/>
         </w:rPr>
       </w:pPr>
-      <w:hyperlink w:anchor="_Toc240001688" w:history="1">
+      <w:hyperlink w:anchor="_Toc240045637" w:history="1">
         <w:r>
           <w:rPr>
             <w:rStyle w:val="aff1"/>
@@ -8886,7 +8886,7 @@
             <w:noProof/>
             <w:webHidden/>
           </w:rPr>
-          <w:instrText xml:space="preserve"> PAGEREF _Toc240001688 \h </w:instrText>
+          <w:instrText xml:space="preserve"> PAGEREF _Toc240045637 \h </w:instrText>
         </w:r>
         <w:r>
           <w:rPr>
@@ -8941,7 +8941,7 @@
           <w:numId w:val="10"/>
         </w:numPr>
       </w:pPr>
-      <w:bookmarkStart w:id="0" w:name="_Toc240001579"/>
+      <w:bookmarkStart w:id="0" w:name="_Toc240045528"/>
       <w:r>
         <w:lastRenderedPageBreak/>
         <w:t>기술</w:t>
@@ -8974,7 +8974,7 @@
           <w:numId w:val="10"/>
         </w:numPr>
       </w:pPr>
-      <w:bookmarkStart w:id="1" w:name="_Toc240001580"/>
+      <w:bookmarkStart w:id="1" w:name="_Toc240045529"/>
       <w:r>
         <w:t>Network Authority / Data</w:t>
       </w:r>
@@ -8988,7 +8988,7 @@
           <w:numId w:val="10"/>
         </w:numPr>
       </w:pPr>
-      <w:bookmarkStart w:id="2" w:name="_Toc240001581"/>
+      <w:bookmarkStart w:id="2" w:name="_Toc240045530"/>
       <w:r>
         <w:t>Authority Flow</w:t>
       </w:r>
@@ -9051,7 +9051,7 @@
           <w:numId w:val="10"/>
         </w:numPr>
       </w:pPr>
-      <w:bookmarkStart w:id="3" w:name="_Toc240001582"/>
+      <w:bookmarkStart w:id="3" w:name="_Toc240045531"/>
       <w:r>
         <w:t>Client Cannot Commit</w:t>
       </w:r>
@@ -9137,7 +9137,7 @@
           <w:numId w:val="10"/>
         </w:numPr>
       </w:pPr>
-      <w:bookmarkStart w:id="4" w:name="_Toc240001583"/>
+      <w:bookmarkStart w:id="4" w:name="_Toc240045532"/>
       <w:r>
         <w:t>Data Tables</w:t>
       </w:r>
@@ -9555,7 +9555,7 @@
           <w:numId w:val="10"/>
         </w:numPr>
       </w:pPr>
-      <w:bookmarkStart w:id="5" w:name="_Toc240001584"/>
+      <w:bookmarkStart w:id="5" w:name="_Toc240045533"/>
       <w:r>
         <w:t>W1~W3 Implementation Baseline</w:t>
       </w:r>
@@ -9569,7 +9569,7 @@
           <w:numId w:val="10"/>
         </w:numPr>
       </w:pPr>
-      <w:bookmarkStart w:id="6" w:name="_Toc240001585"/>
+      <w:bookmarkStart w:id="6" w:name="_Toc240045534"/>
       <w:r>
         <w:t>W1 — Core Multiplayer / Inventory</w:t>
       </w:r>
@@ -9870,7 +9870,7 @@
           <w:numId w:val="10"/>
         </w:numPr>
       </w:pPr>
-      <w:bookmarkStart w:id="7" w:name="_Toc240001586"/>
+      <w:bookmarkStart w:id="7" w:name="_Toc240045535"/>
       <w:r>
         <w:t>W2 — Blueprint / UI / Guard Shell</w:t>
       </w:r>
@@ -10276,7 +10276,7 @@
           <w:numId w:val="10"/>
         </w:numPr>
       </w:pPr>
-      <w:bookmarkStart w:id="8" w:name="_Toc240001587"/>
+      <w:bookmarkStart w:id="8" w:name="_Toc240045536"/>
       <w:r>
         <w:t>W3 Start Rule</w:t>
       </w:r>
@@ -10342,7 +10342,7 @@
           <w:numId w:val="10"/>
         </w:numPr>
       </w:pPr>
-      <w:bookmarkStart w:id="9" w:name="_Toc240001588"/>
+      <w:bookmarkStart w:id="9" w:name="_Toc240045537"/>
       <w:r>
         <w:t>Risk / Cut Rules</w:t>
       </w:r>
@@ -10720,7 +10720,7 @@
           <w:numId w:val="10"/>
         </w:numPr>
       </w:pPr>
-      <w:bookmarkStart w:id="10" w:name="_Toc240001589"/>
+      <w:bookmarkStart w:id="10" w:name="_Toc240045538"/>
       <w:r>
         <w:lastRenderedPageBreak/>
         <w:t>Automatic Cut Order</w:t>
@@ -10852,7 +10852,7 @@
           <w:numId w:val="10"/>
         </w:numPr>
       </w:pPr>
-      <w:bookmarkStart w:id="11" w:name="_Toc240001590"/>
+      <w:bookmarkStart w:id="11" w:name="_Toc240045539"/>
       <w:r>
         <w:lastRenderedPageBreak/>
         <w:t>런타임</w:t>
@@ -10873,7 +10873,7 @@
           <w:numId w:val="10"/>
         </w:numPr>
       </w:pPr>
-      <w:bookmarkStart w:id="12" w:name="_Toc240001591"/>
+      <w:bookmarkStart w:id="12" w:name="_Toc240045540"/>
       <w:r>
         <w:t>구현</w:t>
       </w:r>
@@ -10899,7 +10899,7 @@
           <w:numId w:val="10"/>
         </w:numPr>
       </w:pPr>
-      <w:bookmarkStart w:id="13" w:name="_Toc240001592"/>
+      <w:bookmarkStart w:id="13" w:name="_Toc240045541"/>
       <w:r>
         <w:t>재사용</w:t>
       </w:r>
@@ -11557,7 +11557,7 @@
           <w:numId w:val="10"/>
         </w:numPr>
       </w:pPr>
-      <w:bookmarkStart w:id="14" w:name="_Toc240001593"/>
+      <w:bookmarkStart w:id="14" w:name="_Toc240045542"/>
       <w:r>
         <w:t xml:space="preserve">Legacy </w:t>
       </w:r>
@@ -12092,7 +12092,7 @@
           <w:numId w:val="10"/>
         </w:numPr>
       </w:pPr>
-      <w:bookmarkStart w:id="15" w:name="_Toc240001594"/>
+      <w:bookmarkStart w:id="15" w:name="_Toc240045543"/>
       <w:r>
         <w:lastRenderedPageBreak/>
         <w:t>캐릭터</w:t>
@@ -12131,7 +12131,7 @@
           <w:numId w:val="10"/>
         </w:numPr>
       </w:pPr>
-      <w:bookmarkStart w:id="16" w:name="_Toc240001595"/>
+      <w:bookmarkStart w:id="16" w:name="_Toc240045544"/>
       <w:r>
         <w:t>기본</w:t>
       </w:r>
@@ -12930,7 +12930,7 @@
           <w:numId w:val="10"/>
         </w:numPr>
       </w:pPr>
-      <w:bookmarkStart w:id="17" w:name="_Toc240001596"/>
+      <w:bookmarkStart w:id="17" w:name="_Toc240045545"/>
       <w:r>
         <w:t>1</w:t>
       </w:r>
@@ -13007,7 +13007,7 @@
           <w:numId w:val="10"/>
         </w:numPr>
       </w:pPr>
-      <w:bookmarkStart w:id="18" w:name="_Toc240001597"/>
+      <w:bookmarkStart w:id="18" w:name="_Toc240045546"/>
       <w:r>
         <w:t>커스터마이징</w:t>
       </w:r>
@@ -14285,7 +14285,7 @@
           <w:numId w:val="10"/>
         </w:numPr>
       </w:pPr>
-      <w:bookmarkStart w:id="19" w:name="_Toc240001598"/>
+      <w:bookmarkStart w:id="19" w:name="_Toc240045547"/>
       <w:r>
         <w:t xml:space="preserve">Grid Inventory, Loose Loot </w:t>
       </w:r>
@@ -14308,7 +14308,7 @@
           <w:numId w:val="10"/>
         </w:numPr>
       </w:pPr>
-      <w:bookmarkStart w:id="20" w:name="_Toc240001599"/>
+      <w:bookmarkStart w:id="20" w:name="_Toc240045548"/>
       <w:r>
         <w:t xml:space="preserve">Grid Inventory </w:t>
       </w:r>
@@ -14390,7 +14390,7 @@
           <w:numId w:val="10"/>
         </w:numPr>
       </w:pPr>
-      <w:bookmarkStart w:id="21" w:name="_Toc240001600"/>
+      <w:bookmarkStart w:id="21" w:name="_Toc240045549"/>
       <w:r>
         <w:lastRenderedPageBreak/>
         <w:t xml:space="preserve">Loose Loot </w:t>
@@ -15267,7 +15267,7 @@
           <w:numId w:val="10"/>
         </w:numPr>
       </w:pPr>
-      <w:bookmarkStart w:id="22" w:name="_Toc240001601"/>
+      <w:bookmarkStart w:id="22" w:name="_Toc240045550"/>
       <w:r>
         <w:t>무게</w:t>
       </w:r>
@@ -15344,7 +15344,7 @@
           <w:numId w:val="10"/>
         </w:numPr>
       </w:pPr>
-      <w:bookmarkStart w:id="23" w:name="_Toc240001602"/>
+      <w:bookmarkStart w:id="23" w:name="_Toc240045551"/>
       <w:r>
         <w:t>QuickSlot</w:t>
       </w:r>
@@ -15610,7 +15610,7 @@
           <w:numId w:val="10"/>
         </w:numPr>
       </w:pPr>
-      <w:bookmarkStart w:id="24" w:name="_Toc240001603"/>
+      <w:bookmarkStart w:id="24" w:name="_Toc240045552"/>
       <w:r>
         <w:t xml:space="preserve">First-Person </w:t>
       </w:r>
@@ -15648,7 +15648,7 @@
           <w:numId w:val="10"/>
         </w:numPr>
       </w:pPr>
-      <w:bookmarkStart w:id="25" w:name="_Toc240001604"/>
+      <w:bookmarkStart w:id="25" w:name="_Toc240045553"/>
       <w:r>
         <w:t>손전등</w:t>
       </w:r>
@@ -16060,7 +16060,7 @@
           <w:numId w:val="10"/>
         </w:numPr>
       </w:pPr>
-      <w:bookmarkStart w:id="26" w:name="_Toc240001605"/>
+      <w:bookmarkStart w:id="26" w:name="_Toc240045554"/>
       <w:r>
         <w:lastRenderedPageBreak/>
         <w:t>Noise Level</w:t>
@@ -16713,7 +16713,7 @@
           <w:numId w:val="10"/>
         </w:numPr>
       </w:pPr>
-      <w:bookmarkStart w:id="27" w:name="_Toc240001606"/>
+      <w:bookmarkStart w:id="27" w:name="_Toc240045555"/>
       <w:r>
         <w:t xml:space="preserve">Guard SoundPing </w:t>
       </w:r>
@@ -17036,7 +17036,7 @@
           <w:numId w:val="10"/>
         </w:numPr>
       </w:pPr>
-      <w:bookmarkStart w:id="28" w:name="_Toc240001607"/>
+      <w:bookmarkStart w:id="28" w:name="_Toc240045556"/>
       <w:r>
         <w:t xml:space="preserve">Guard PvE AI </w:t>
       </w:r>
@@ -17053,7 +17053,7 @@
           <w:numId w:val="10"/>
         </w:numPr>
       </w:pPr>
-      <w:bookmarkStart w:id="29" w:name="_Toc240001608"/>
+      <w:bookmarkStart w:id="29" w:name="_Toc240045557"/>
       <w:r>
         <w:t>기본</w:t>
       </w:r>
@@ -17597,7 +17597,7 @@
           <w:numId w:val="10"/>
         </w:numPr>
       </w:pPr>
-      <w:bookmarkStart w:id="30" w:name="_Toc240001609"/>
+      <w:bookmarkStart w:id="30" w:name="_Toc240045558"/>
       <w:r>
         <w:t>상태</w:t>
       </w:r>
@@ -18277,7 +18277,7 @@
           <w:numId w:val="10"/>
         </w:numPr>
       </w:pPr>
-      <w:bookmarkStart w:id="31" w:name="_Toc240001610"/>
+      <w:bookmarkStart w:id="31" w:name="_Toc240045559"/>
       <w:r>
         <w:t>InspectExhibit</w:t>
       </w:r>
@@ -18339,7 +18339,7 @@
           <w:numId w:val="10"/>
         </w:numPr>
       </w:pPr>
-      <w:bookmarkStart w:id="32" w:name="_Toc240001611"/>
+      <w:bookmarkStart w:id="32" w:name="_Toc240045560"/>
       <w:r>
         <w:t>CCTV</w:t>
       </w:r>
@@ -18385,7 +18385,7 @@
           <w:numId w:val="10"/>
         </w:numPr>
       </w:pPr>
-      <w:bookmarkStart w:id="33" w:name="_Toc240001612"/>
+      <w:bookmarkStart w:id="33" w:name="_Toc240045561"/>
       <w:r>
         <w:t>Arrest</w:t>
       </w:r>
@@ -18419,7 +18419,7 @@
           <w:numId w:val="10"/>
         </w:numPr>
       </w:pPr>
-      <w:bookmarkStart w:id="34" w:name="_Toc240001613"/>
+      <w:bookmarkStart w:id="34" w:name="_Toc240045562"/>
       <w:r>
         <w:t xml:space="preserve">Target Artifact, Exhibit Case Isolation </w:t>
       </w:r>
@@ -18442,7 +18442,7 @@
           <w:numId w:val="10"/>
         </w:numPr>
       </w:pPr>
-      <w:bookmarkStart w:id="35" w:name="_Toc240001614"/>
+      <w:bookmarkStart w:id="35" w:name="_Toc240045563"/>
       <w:r>
         <w:t xml:space="preserve">Artifact / Exhibit Case </w:t>
       </w:r>
@@ -18855,7 +18855,7 @@
           <w:numId w:val="10"/>
         </w:numPr>
       </w:pPr>
-      <w:bookmarkStart w:id="36" w:name="_Toc240001615"/>
+      <w:bookmarkStart w:id="36" w:name="_Toc240045564"/>
       <w:r>
         <w:t xml:space="preserve">Painting Display Case </w:t>
       </w:r>
@@ -19508,7 +19508,7 @@
           <w:numId w:val="10"/>
         </w:numPr>
       </w:pPr>
-      <w:bookmarkStart w:id="37" w:name="_Toc240001616"/>
+      <w:bookmarkStart w:id="37" w:name="_Toc240045565"/>
       <w:r>
         <w:t>Observation / Full-Screen Mode</w:t>
       </w:r>
@@ -19591,7 +19591,7 @@
           <w:numId w:val="10"/>
         </w:numPr>
       </w:pPr>
-      <w:bookmarkStart w:id="38" w:name="_Toc240001617"/>
+      <w:bookmarkStart w:id="38" w:name="_Toc240045566"/>
       <w:r>
         <w:t>Replica Review / Atomic Swap</w:t>
       </w:r>
@@ -19673,7 +19673,7 @@
           <w:numId w:val="10"/>
         </w:numPr>
       </w:pPr>
-      <w:bookmarkStart w:id="39" w:name="_Toc240001618"/>
+      <w:bookmarkStart w:id="39" w:name="_Toc240045567"/>
       <w:r>
         <w:t xml:space="preserve">Stroke </w:t>
       </w:r>
@@ -19751,7 +19751,7 @@
           <w:numId w:val="10"/>
         </w:numPr>
       </w:pPr>
-      <w:bookmarkStart w:id="40" w:name="_Toc240001619"/>
+      <w:bookmarkStart w:id="40" w:name="_Toc240045568"/>
       <w:r>
         <w:t>Forgery Score And Replica Acceptance</w:t>
       </w:r>
@@ -20041,7 +20041,7 @@
           <w:numId w:val="10"/>
         </w:numPr>
       </w:pPr>
-      <w:bookmarkStart w:id="41" w:name="_Toc240001620"/>
+      <w:bookmarkStart w:id="41" w:name="_Toc240045569"/>
       <w:r>
         <w:t xml:space="preserve">Template </w:t>
       </w:r>
@@ -20976,7 +20976,7 @@
           <w:numId w:val="10"/>
         </w:numPr>
       </w:pPr>
-      <w:bookmarkStart w:id="42" w:name="_Toc240001621"/>
+      <w:bookmarkStart w:id="42" w:name="_Toc240045570"/>
       <w:r>
         <w:lastRenderedPageBreak/>
         <w:t>Deferred Expansion: Object Assembly</w:t>
@@ -21006,7 +21006,7 @@
           <w:numId w:val="10"/>
         </w:numPr>
       </w:pPr>
-      <w:bookmarkStart w:id="43" w:name="_Toc240001622"/>
+      <w:bookmarkStart w:id="43" w:name="_Toc240045571"/>
       <w:r>
         <w:t xml:space="preserve">Alert, Lockdown, Shared Extraction </w:t>
       </w:r>
@@ -21029,7 +21029,7 @@
           <w:numId w:val="10"/>
         </w:numPr>
       </w:pPr>
-      <w:bookmarkStart w:id="44" w:name="_Toc240001623"/>
+      <w:bookmarkStart w:id="44" w:name="_Toc240045572"/>
       <w:r>
         <w:t>Alert Level</w:t>
       </w:r>
@@ -21330,7 +21330,7 @@
           <w:numId w:val="10"/>
         </w:numPr>
       </w:pPr>
-      <w:bookmarkStart w:id="45" w:name="_Toc240001624"/>
+      <w:bookmarkStart w:id="45" w:name="_Toc240045573"/>
       <w:r>
         <w:t>Vent Settlement</w:t>
       </w:r>
@@ -21447,7 +21447,7 @@
           <w:numId w:val="10"/>
         </w:numPr>
       </w:pPr>
-      <w:bookmarkStart w:id="46" w:name="_Toc240001625"/>
+      <w:bookmarkStart w:id="46" w:name="_Toc240045574"/>
       <w:r>
         <w:t>성공</w:t>
       </w:r>
@@ -21685,7 +21685,7 @@
           <w:numId w:val="10"/>
         </w:numPr>
       </w:pPr>
-      <w:bookmarkStart w:id="47" w:name="_Toc240001626"/>
+      <w:bookmarkStart w:id="47" w:name="_Toc240045575"/>
       <w:r>
         <w:lastRenderedPageBreak/>
         <w:t>Team Reward / Contribution</w:t>
@@ -22148,7 +22148,7 @@
           <w:numId w:val="10"/>
         </w:numPr>
       </w:pPr>
-      <w:bookmarkStart w:id="48" w:name="_Toc240001627"/>
+      <w:bookmarkStart w:id="48" w:name="_Toc240045576"/>
       <w:r>
         <w:lastRenderedPageBreak/>
         <w:t>멀티플레이</w:t>
@@ -22175,7 +22175,7 @@
           <w:numId w:val="10"/>
         </w:numPr>
       </w:pPr>
-      <w:bookmarkStart w:id="49" w:name="_Toc240001628"/>
+      <w:bookmarkStart w:id="49" w:name="_Toc240045577"/>
       <w:r>
         <w:t>멀티플레이어</w:t>
       </w:r>
@@ -22201,7 +22201,7 @@
           <w:numId w:val="10"/>
         </w:numPr>
       </w:pPr>
-      <w:bookmarkStart w:id="50" w:name="_Toc240001629"/>
+      <w:bookmarkStart w:id="50" w:name="_Toc240045578"/>
       <w:r>
         <w:t>네트워크</w:t>
       </w:r>
@@ -22659,7 +22659,7 @@
           <w:numId w:val="10"/>
         </w:numPr>
       </w:pPr>
-      <w:bookmarkStart w:id="51" w:name="_Toc240001630"/>
+      <w:bookmarkStart w:id="51" w:name="_Toc240045579"/>
       <w:r>
         <w:t>Release Player Count / Session Start</w:t>
       </w:r>
@@ -22688,7 +22688,7 @@
           <w:numId w:val="10"/>
         </w:numPr>
       </w:pPr>
-      <w:bookmarkStart w:id="52" w:name="_Toc240001631"/>
+      <w:bookmarkStart w:id="52" w:name="_Toc240045580"/>
       <w:r>
         <w:t>Steam Proximity Voice / Guard Speech Noise</w:t>
       </w:r>
@@ -22718,7 +22718,7 @@
           <w:numId w:val="10"/>
         </w:numPr>
       </w:pPr>
-      <w:bookmarkStart w:id="53" w:name="_Toc240001632"/>
+      <w:bookmarkStart w:id="53" w:name="_Toc240045581"/>
       <w:r>
         <w:t>주요</w:t>
       </w:r>
@@ -23511,7 +23511,7 @@
           <w:numId w:val="10"/>
         </w:numPr>
       </w:pPr>
-      <w:bookmarkStart w:id="54" w:name="_Toc240001633"/>
+      <w:bookmarkStart w:id="54" w:name="_Toc240045582"/>
       <w:r>
         <w:t>서버</w:t>
       </w:r>
@@ -23653,7 +23653,7 @@
           <w:numId w:val="10"/>
         </w:numPr>
       </w:pPr>
-      <w:bookmarkStart w:id="55" w:name="_Toc240001634"/>
+      <w:bookmarkStart w:id="55" w:name="_Toc240045583"/>
       <w:r>
         <w:lastRenderedPageBreak/>
         <w:t xml:space="preserve">Disconnect </w:t>
@@ -23991,7 +23991,7 @@
           <w:numId w:val="10"/>
         </w:numPr>
       </w:pPr>
-      <w:bookmarkStart w:id="56" w:name="_Toc240001635"/>
+      <w:bookmarkStart w:id="56" w:name="_Toc240045584"/>
       <w:r>
         <w:t>필수</w:t>
       </w:r>
@@ -24128,7 +24128,7 @@
           <w:numId w:val="10"/>
         </w:numPr>
       </w:pPr>
-      <w:bookmarkStart w:id="57" w:name="_Toc240001636"/>
+      <w:bookmarkStart w:id="57" w:name="_Toc240045585"/>
       <w:r>
         <w:t xml:space="preserve">Gameplay Architecture, FastArray </w:t>
       </w:r>
@@ -24148,7 +24148,7 @@
           <w:numId w:val="10"/>
         </w:numPr>
       </w:pPr>
-      <w:bookmarkStart w:id="58" w:name="_Toc240001637"/>
+      <w:bookmarkStart w:id="58" w:name="_Toc240045586"/>
       <w:r>
         <w:t>책임</w:t>
       </w:r>
@@ -24601,7 +24601,7 @@
           <w:numId w:val="10"/>
         </w:numPr>
       </w:pPr>
-      <w:bookmarkStart w:id="59" w:name="_Toc240001638"/>
+      <w:bookmarkStart w:id="59" w:name="_Toc240045587"/>
       <w:r>
         <w:t xml:space="preserve">FastArray </w:t>
       </w:r>
@@ -24666,7 +24666,7 @@
           <w:numId w:val="10"/>
         </w:numPr>
       </w:pPr>
-      <w:bookmarkStart w:id="60" w:name="_Toc240001639"/>
+      <w:bookmarkStart w:id="60" w:name="_Toc240045588"/>
       <w:r>
         <w:t>서버</w:t>
       </w:r>
@@ -25090,7 +25090,7 @@
           <w:numId w:val="10"/>
         </w:numPr>
       </w:pPr>
-      <w:bookmarkStart w:id="61" w:name="_Toc240001640"/>
+      <w:bookmarkStart w:id="61" w:name="_Toc240045589"/>
       <w:r>
         <w:t>GameplayTag Dictionary</w:t>
       </w:r>
@@ -25390,7 +25390,7 @@
           <w:numId w:val="10"/>
         </w:numPr>
       </w:pPr>
-      <w:bookmarkStart w:id="62" w:name="_Toc240001641"/>
+      <w:bookmarkStart w:id="62" w:name="_Toc240045590"/>
       <w:r>
         <w:lastRenderedPageBreak/>
         <w:t xml:space="preserve">Tag Query </w:t>
@@ -25688,7 +25688,7 @@
           <w:numId w:val="10"/>
         </w:numPr>
       </w:pPr>
-      <w:bookmarkStart w:id="63" w:name="_Toc240001642"/>
+      <w:bookmarkStart w:id="63" w:name="_Toc240045591"/>
       <w:r>
         <w:t xml:space="preserve">HUD, UI/UX </w:t>
       </w:r>
@@ -25711,7 +25711,7 @@
           <w:numId w:val="10"/>
         </w:numPr>
       </w:pPr>
-      <w:bookmarkStart w:id="64" w:name="_Toc240001643"/>
+      <w:bookmarkStart w:id="64" w:name="_Toc240045592"/>
       <w:r>
         <w:t xml:space="preserve">UI </w:t>
       </w:r>
@@ -25922,7 +25922,7 @@
           <w:numId w:val="10"/>
         </w:numPr>
       </w:pPr>
-      <w:bookmarkStart w:id="65" w:name="_Toc240001644"/>
+      <w:bookmarkStart w:id="65" w:name="_Toc240045593"/>
       <w:r>
         <w:t>화면</w:t>
       </w:r>
@@ -26449,7 +26449,7 @@
           <w:numId w:val="10"/>
         </w:numPr>
       </w:pPr>
-      <w:bookmarkStart w:id="66" w:name="_Toc240001645"/>
+      <w:bookmarkStart w:id="66" w:name="_Toc240045594"/>
       <w:r>
         <w:t xml:space="preserve">MVVM </w:t>
       </w:r>
@@ -26526,7 +26526,7 @@
           <w:numId w:val="10"/>
         </w:numPr>
       </w:pPr>
-      <w:bookmarkStart w:id="67" w:name="_Toc240001646"/>
+      <w:bookmarkStart w:id="67" w:name="_Toc240045595"/>
       <w:r>
         <w:t xml:space="preserve">ViewModel </w:t>
       </w:r>
@@ -26992,7 +26992,7 @@
           <w:numId w:val="10"/>
         </w:numPr>
       </w:pPr>
-      <w:bookmarkStart w:id="68" w:name="_Toc240001647"/>
+      <w:bookmarkStart w:id="68" w:name="_Toc240045596"/>
       <w:r>
         <w:t xml:space="preserve">Forgery </w:t>
       </w:r>
@@ -27017,7 +27017,7 @@
           <w:numId w:val="10"/>
         </w:numPr>
       </w:pPr>
-      <w:bookmarkStart w:id="69" w:name="_Toc240001648"/>
+      <w:bookmarkStart w:id="69" w:name="_Toc240045597"/>
       <w:r>
         <w:t>상호작용</w:t>
       </w:r>
@@ -27615,7 +27615,7 @@
           <w:numId w:val="10"/>
         </w:numPr>
       </w:pPr>
-      <w:bookmarkStart w:id="70" w:name="_Toc240001649"/>
+      <w:bookmarkStart w:id="70" w:name="_Toc240045598"/>
       <w:r>
         <w:t>데이터</w:t>
       </w:r>
@@ -27641,7 +27641,7 @@
           <w:numId w:val="10"/>
         </w:numPr>
       </w:pPr>
-      <w:bookmarkStart w:id="71" w:name="_Toc240001650"/>
+      <w:bookmarkStart w:id="71" w:name="_Toc240045599"/>
       <w:r>
         <w:t xml:space="preserve">Debug, Telemetry, KPI </w:t>
       </w:r>
@@ -27661,7 +27661,7 @@
           <w:numId w:val="10"/>
         </w:numPr>
       </w:pPr>
-      <w:bookmarkStart w:id="72" w:name="_Toc240001651"/>
+      <w:bookmarkStart w:id="72" w:name="_Toc240045600"/>
       <w:r>
         <w:t>Debug Command</w:t>
       </w:r>
@@ -28063,7 +28063,7 @@
           <w:numId w:val="10"/>
         </w:numPr>
       </w:pPr>
-      <w:bookmarkStart w:id="73" w:name="_Toc240001652"/>
+      <w:bookmarkStart w:id="73" w:name="_Toc240045601"/>
       <w:r>
         <w:t>Telemetry / Log Event</w:t>
       </w:r>
@@ -28744,7 +28744,7 @@
           <w:numId w:val="10"/>
         </w:numPr>
       </w:pPr>
-      <w:bookmarkStart w:id="74" w:name="_Toc240001653"/>
+      <w:bookmarkStart w:id="74" w:name="_Toc240045602"/>
       <w:r>
         <w:t>Playtest KPI</w:t>
       </w:r>
@@ -29304,7 +29304,7 @@
           <w:numId w:val="10"/>
         </w:numPr>
       </w:pPr>
-      <w:bookmarkStart w:id="75" w:name="_Toc240001654"/>
+      <w:bookmarkStart w:id="75" w:name="_Toc240045603"/>
       <w:r>
         <w:t xml:space="preserve">Release QA </w:t>
       </w:r>
@@ -29441,7 +29441,7 @@
           <w:numId w:val="10"/>
         </w:numPr>
       </w:pPr>
-      <w:bookmarkStart w:id="76" w:name="_Toc240001655"/>
+      <w:bookmarkStart w:id="76" w:name="_Toc240045604"/>
       <w:r>
         <w:lastRenderedPageBreak/>
         <w:t>경계</w:t>
@@ -29504,7 +29504,7 @@
           <w:numId w:val="10"/>
         </w:numPr>
       </w:pPr>
-      <w:bookmarkStart w:id="77" w:name="_Toc240001656"/>
+      <w:bookmarkStart w:id="77" w:name="_Toc240045605"/>
       <w:r>
         <w:t>Navigation</w:t>
       </w:r>
@@ -29549,7 +29549,7 @@
           <w:numId w:val="10"/>
         </w:numPr>
       </w:pPr>
-      <w:bookmarkStart w:id="78" w:name="_Toc240001657"/>
+      <w:bookmarkStart w:id="78" w:name="_Toc240045606"/>
       <w:r>
         <w:t xml:space="preserve">Package </w:t>
       </w:r>
@@ -29602,7 +29602,7 @@
           <w:numId w:val="10"/>
         </w:numPr>
       </w:pPr>
-      <w:bookmarkStart w:id="79" w:name="_Toc240001658"/>
+      <w:bookmarkStart w:id="79" w:name="_Toc240045607"/>
       <w:r>
         <w:lastRenderedPageBreak/>
         <w:t xml:space="preserve">DataTable / DataAsset </w:t>
@@ -29626,7 +29626,7 @@
           <w:numId w:val="10"/>
         </w:numPr>
       </w:pPr>
-      <w:bookmarkStart w:id="80" w:name="_Toc240001659"/>
+      <w:bookmarkStart w:id="80" w:name="_Toc240045608"/>
       <w:r>
         <w:t>데이터</w:t>
       </w:r>
@@ -29869,7 +29869,7 @@
           <w:numId w:val="10"/>
         </w:numPr>
       </w:pPr>
-      <w:bookmarkStart w:id="81" w:name="_Toc240001660"/>
+      <w:bookmarkStart w:id="81" w:name="_Toc240045609"/>
       <w:r>
         <w:t>주요</w:t>
       </w:r>
@@ -30398,7 +30398,7 @@
           <w:numId w:val="10"/>
         </w:numPr>
       </w:pPr>
-      <w:bookmarkStart w:id="82" w:name="_Toc240001661"/>
+      <w:bookmarkStart w:id="82" w:name="_Toc240045610"/>
       <w:r>
         <w:t>DT_ItemMaster</w:t>
       </w:r>
@@ -31265,7 +31265,7 @@
           <w:numId w:val="10"/>
         </w:numPr>
       </w:pPr>
-      <w:bookmarkStart w:id="83" w:name="_Toc240001662"/>
+      <w:bookmarkStart w:id="83" w:name="_Toc240045611"/>
       <w:r>
         <w:lastRenderedPageBreak/>
         <w:t>DT_LootData</w:t>
@@ -31285,7 +31285,7 @@
           <w:numId w:val="10"/>
         </w:numPr>
       </w:pPr>
-      <w:bookmarkStart w:id="84" w:name="_Toc240001663"/>
+      <w:bookmarkStart w:id="84" w:name="_Toc240045612"/>
       <w:r>
         <w:t>DT_UsableItemData</w:t>
       </w:r>
@@ -31607,7 +31607,7 @@
           <w:numId w:val="10"/>
         </w:numPr>
       </w:pPr>
-      <w:bookmarkStart w:id="85" w:name="_Toc240001664"/>
+      <w:bookmarkStart w:id="85" w:name="_Toc240045613"/>
       <w:r>
         <w:t>DT_SoundPingData</w:t>
       </w:r>
@@ -32433,7 +32433,7 @@
           <w:numId w:val="10"/>
         </w:numPr>
       </w:pPr>
-      <w:bookmarkStart w:id="86" w:name="_Toc240001665"/>
+      <w:bookmarkStart w:id="86" w:name="_Toc240045614"/>
       <w:r>
         <w:t>DT_GuardData</w:t>
       </w:r>
@@ -32452,7 +32452,7 @@
           <w:numId w:val="10"/>
         </w:numPr>
       </w:pPr>
-      <w:bookmarkStart w:id="87" w:name="_Toc240001666"/>
+      <w:bookmarkStart w:id="87" w:name="_Toc240045615"/>
       <w:r>
         <w:t>DT_ArtifactData</w:t>
       </w:r>
@@ -32471,7 +32471,7 @@
           <w:numId w:val="10"/>
         </w:numPr>
       </w:pPr>
-      <w:bookmarkStart w:id="88" w:name="_Toc240001667"/>
+      <w:bookmarkStart w:id="88" w:name="_Toc240045616"/>
       <w:r>
         <w:t>DT_ForgeryTemplate</w:t>
       </w:r>
@@ -32490,7 +32490,7 @@
           <w:numId w:val="10"/>
         </w:numPr>
       </w:pPr>
-      <w:bookmarkStart w:id="89" w:name="_Toc240001668"/>
+      <w:bookmarkStart w:id="89" w:name="_Toc240045617"/>
       <w:r>
         <w:lastRenderedPageBreak/>
         <w:t>기타</w:t>
@@ -33054,7 +33054,7 @@
           <w:numId w:val="10"/>
         </w:numPr>
       </w:pPr>
-      <w:bookmarkStart w:id="90" w:name="_Toc240001669"/>
+      <w:bookmarkStart w:id="90" w:name="_Toc240045618"/>
       <w:r>
         <w:t xml:space="preserve">Runtime </w:t>
       </w:r>
@@ -33531,7 +33531,7 @@
           <w:numId w:val="10"/>
         </w:numPr>
       </w:pPr>
-      <w:bookmarkStart w:id="91" w:name="_Toc240001670"/>
+      <w:bookmarkStart w:id="91" w:name="_Toc240045619"/>
       <w:r>
         <w:lastRenderedPageBreak/>
         <w:t>Validation</w:t>
@@ -33630,7 +33630,7 @@
           <w:numId w:val="10"/>
         </w:numPr>
       </w:pPr>
-      <w:bookmarkStart w:id="92" w:name="_Toc240001671"/>
+      <w:bookmarkStart w:id="92" w:name="_Toc240045620"/>
       <w:r>
         <w:t>최소</w:t>
       </w:r>
@@ -33668,7 +33668,7 @@
           <w:numId w:val="10"/>
         </w:numPr>
       </w:pPr>
-      <w:bookmarkStart w:id="93" w:name="_Toc240001672"/>
+      <w:bookmarkStart w:id="93" w:name="_Toc240045621"/>
       <w:r>
         <w:t>최소</w:t>
       </w:r>
@@ -34163,7 +34163,7 @@
           <w:numId w:val="10"/>
         </w:numPr>
       </w:pPr>
-      <w:bookmarkStart w:id="94" w:name="_Toc240001673"/>
+      <w:bookmarkStart w:id="94" w:name="_Toc240045622"/>
       <w:r>
         <w:t>시스템</w:t>
       </w:r>
@@ -34641,7 +34641,7 @@
           <w:numId w:val="10"/>
         </w:numPr>
       </w:pPr>
-      <w:bookmarkStart w:id="95" w:name="_Toc240001674"/>
+      <w:bookmarkStart w:id="95" w:name="_Toc240045623"/>
       <w:r>
         <w:t>Contract Run Runtime Contracts</w:t>
       </w:r>
@@ -34655,7 +34655,7 @@
           <w:numId w:val="10"/>
         </w:numPr>
       </w:pPr>
-      <w:bookmarkStart w:id="96" w:name="_Toc240001675"/>
+      <w:bookmarkStart w:id="96" w:name="_Toc240045624"/>
       <w:r>
         <w:t>Contract Snapshot</w:t>
       </w:r>
@@ -35119,7 +35119,7 @@
           <w:numId w:val="10"/>
         </w:numPr>
       </w:pPr>
-      <w:bookmarkStart w:id="97" w:name="_Toc240001676"/>
+      <w:bookmarkStart w:id="97" w:name="_Toc240045625"/>
       <w:r>
         <w:t>Exhibit Assignment Snapshot</w:t>
       </w:r>
@@ -35434,7 +35434,7 @@
           <w:numId w:val="10"/>
         </w:numPr>
       </w:pPr>
-      <w:bookmarkStart w:id="98" w:name="_Toc240001677"/>
+      <w:bookmarkStart w:id="98" w:name="_Toc240045626"/>
       <w:r>
         <w:t>Surface Forgery Timer and Timeout Handling / Assembly Deferred</w:t>
       </w:r>
@@ -35732,7 +35732,7 @@
           <w:numId w:val="10"/>
         </w:numPr>
       </w:pPr>
-      <w:bookmarkStart w:id="99" w:name="_Toc240001678"/>
+      <w:bookmarkStart w:id="99" w:name="_Toc240045627"/>
       <w:r>
         <w:t>Locomotion, Weight and Footstep</w:t>
       </w:r>
@@ -36083,7 +36083,7 @@
           <w:numId w:val="10"/>
         </w:numPr>
       </w:pPr>
-      <w:bookmarkStart w:id="100" w:name="_Toc240001679"/>
+      <w:bookmarkStart w:id="100" w:name="_Toc240045628"/>
       <w:r>
         <w:t>Identity, Nameplate and Team Status</w:t>
       </w:r>
@@ -36387,7 +36387,7 @@
           <w:numId w:val="10"/>
         </w:numPr>
       </w:pPr>
-      <w:bookmarkStart w:id="101" w:name="_Toc240001680"/>
+      <w:bookmarkStart w:id="101" w:name="_Toc240045629"/>
       <w:r>
         <w:t>Floor Plan Projection and Information Policy</w:t>
       </w:r>
@@ -36715,160 +36715,7 @@
         <w:pStyle w:val="a0"/>
       </w:pPr>
       <w:r>
-        <w:t>일반</w:t>
-      </w:r>
-      <w:r>
-        <w:t xml:space="preserve"> </w:t>
-      </w:r>
-      <w:r>
-        <w:t>전시</w:t>
-      </w:r>
-      <w:r>
-        <w:t xml:space="preserve"> </w:t>
-      </w:r>
-      <w:r>
-        <w:t>그림은</w:t>
-      </w:r>
-      <w:r>
-        <w:t xml:space="preserve"> Map</w:t>
-      </w:r>
-      <w:r>
-        <w:t>의</w:t>
-      </w:r>
-      <w:r>
-        <w:t xml:space="preserve"> StaticMeshActor</w:t>
-      </w:r>
-      <w:r>
-        <w:t>와</w:t>
-      </w:r>
-      <w:r>
-        <w:t xml:space="preserve"> </w:t>
-      </w:r>
-      <w:r>
-        <w:t>기존</w:t>
-      </w:r>
-      <w:r>
-        <w:t xml:space="preserve"> Material/Texture</w:t>
-      </w:r>
-      <w:r>
-        <w:t>로</w:t>
-      </w:r>
-      <w:r>
-        <w:t xml:space="preserve"> </w:t>
-      </w:r>
-      <w:r>
-        <w:t>구성하며</w:t>
-      </w:r>
-      <w:r>
-        <w:t xml:space="preserve"> Gameplay Interaction, CaseId, ArtifactId, Contract Assignment, Quota </w:t>
-      </w:r>
-      <w:r>
-        <w:t>및</w:t>
-      </w:r>
-      <w:r>
-        <w:t xml:space="preserve"> Template Shuffle Bag</w:t>
-      </w:r>
-      <w:r>
-        <w:t>에</w:t>
-      </w:r>
-      <w:r>
-        <w:t xml:space="preserve"> </w:t>
-      </w:r>
-      <w:r>
-        <w:t>참여하지</w:t>
-      </w:r>
-      <w:r>
-        <w:t xml:space="preserve"> </w:t>
-      </w:r>
-      <w:r>
-        <w:t>않는다</w:t>
-      </w:r>
-      <w:r>
-        <w:t xml:space="preserve">. </w:t>
-      </w:r>
-      <w:r>
-        <w:t>맵별</w:t>
-      </w:r>
-      <w:r>
-        <w:t xml:space="preserve"> </w:t>
-      </w:r>
-      <w:r>
-        <w:t>활성</w:t>
-      </w:r>
-      <w:r>
-        <w:t xml:space="preserve"> Painting Case 20</w:t>
-      </w:r>
-      <w:r>
-        <w:t>개와</w:t>
-      </w:r>
-      <w:r>
-        <w:t xml:space="preserve"> </w:t>
-      </w:r>
-      <w:r>
-        <w:t>기존</w:t>
-      </w:r>
-      <w:r>
-        <w:t xml:space="preserve"> </w:t>
-      </w:r>
-      <w:r>
-        <w:t>공용</w:t>
-      </w:r>
-      <w:r>
-        <w:t xml:space="preserve"> BP_PaintingDisplayCase</w:t>
-      </w:r>
-      <w:r>
-        <w:t>를</w:t>
-      </w:r>
-      <w:r>
-        <w:t xml:space="preserve"> </w:t>
-      </w:r>
-      <w:r>
-        <w:t>유지한다</w:t>
-      </w:r>
-      <w:r>
-        <w:t xml:space="preserve">. </w:t>
-      </w:r>
-      <w:r>
-        <w:t>비활성</w:t>
-      </w:r>
-      <w:r>
-        <w:t xml:space="preserve"> Case </w:t>
-      </w:r>
-      <w:r>
-        <w:t>숨김을</w:t>
-      </w:r>
-      <w:r>
-        <w:t xml:space="preserve"> </w:t>
-      </w:r>
-      <w:r>
-        <w:t>장식</w:t>
-      </w:r>
-      <w:r>
-        <w:t xml:space="preserve"> </w:t>
-      </w:r>
-      <w:r>
-        <w:t>전시물</w:t>
-      </w:r>
-      <w:r>
-        <w:t xml:space="preserve"> </w:t>
-      </w:r>
-      <w:r>
-        <w:t>구현으로</w:t>
-      </w:r>
-      <w:r>
-        <w:t xml:space="preserve"> </w:t>
-      </w:r>
-      <w:r>
-        <w:t>사용하지</w:t>
-      </w:r>
-      <w:r>
-        <w:t xml:space="preserve"> </w:t>
-      </w:r>
-      <w:r>
-        <w:t>않는다</w:t>
-      </w:r>
-      <w:r>
-        <w:t>.</w:t>
+        <w:t>일반 전시 그림은 Map의 StaticMeshActor와 기존 Material/Texture로 구성하며 Gameplay Interaction, CaseId, ArtifactId, Contract Assignment, Quota 및 Template Shuffle Bag에 참여하지 않는다. 맵별 활성 Painting Case 20개와 기존 공용 BP_PaintingDisplayCase를 유지한다. 비활성 Case 숨김을 장식 전시물 구현으로 사용하지 않는다.</w:t>
       </w:r>
     </w:p>
     <w:p>
@@ -36876,271 +36723,7 @@
         <w:pStyle w:val="a0"/>
       </w:pPr>
       <w:r>
-        <w:t>Painting</w:t>
-      </w:r>
-      <w:r>
-        <w:t>의</w:t>
-      </w:r>
-      <w:r>
-        <w:t xml:space="preserve"> Original/Replica </w:t>
-      </w:r>
-      <w:r>
-        <w:t>시각</w:t>
-      </w:r>
-      <w:r>
-        <w:t xml:space="preserve"> </w:t>
-      </w:r>
-      <w:r>
-        <w:t>컴포넌트는</w:t>
-      </w:r>
-      <w:r>
-        <w:t xml:space="preserve"> </w:t>
-      </w:r>
-      <w:r>
-        <w:t>같은</w:t>
-      </w:r>
-      <w:r>
-        <w:t xml:space="preserve"> </w:t>
-      </w:r>
-      <w:r>
-        <w:t>중심</w:t>
-      </w:r>
-      <w:r>
-        <w:t>·</w:t>
-      </w:r>
-      <w:r>
-        <w:t>정면</w:t>
-      </w:r>
-      <w:r>
-        <w:t>·</w:t>
-      </w:r>
-      <w:r>
-        <w:t>크기를</w:t>
-      </w:r>
-      <w:r>
-        <w:t xml:space="preserve"> </w:t>
-      </w:r>
-      <w:r>
-        <w:t>사용한다</w:t>
-      </w:r>
-      <w:r>
-        <w:t xml:space="preserve">. </w:t>
-      </w:r>
-      <w:r>
-        <w:t>액자</w:t>
-      </w:r>
-      <w:r>
-        <w:t xml:space="preserve"> </w:t>
-      </w:r>
-      <w:r>
-        <w:t>중심의</w:t>
-      </w:r>
-      <w:r>
-        <w:t xml:space="preserve"> </w:t>
-      </w:r>
-      <w:r>
-        <w:t>기본</w:t>
-      </w:r>
-      <w:r>
-        <w:t xml:space="preserve"> </w:t>
-      </w:r>
-      <w:r>
-        <w:t>높이는</w:t>
-      </w:r>
-      <w:r>
-        <w:t xml:space="preserve"> </w:t>
-      </w:r>
-      <w:r>
-        <w:t>바닥</w:t>
-      </w:r>
-      <w:r>
-        <w:t xml:space="preserve"> </w:t>
-      </w:r>
-      <w:r>
-        <w:t>위</w:t>
-      </w:r>
-      <w:r>
-        <w:t xml:space="preserve"> 160cm</w:t>
-      </w:r>
-      <w:r>
-        <w:t>이며</w:t>
-      </w:r>
-      <w:r>
-        <w:t xml:space="preserve"> </w:t>
-      </w:r>
-      <w:r>
-        <w:t>실제</w:t>
-      </w:r>
-      <w:r>
-        <w:t xml:space="preserve"> </w:t>
-      </w:r>
-      <w:r>
-        <w:t>전시벽</w:t>
-      </w:r>
-      <w:r>
-        <w:t xml:space="preserve"> </w:t>
-      </w:r>
-      <w:r>
-        <w:t>표면과</w:t>
-      </w:r>
-      <w:r>
-        <w:t xml:space="preserve"> </w:t>
-      </w:r>
-      <w:r>
-        <w:t>시각</w:t>
-      </w:r>
-      <w:r>
-        <w:t xml:space="preserve"> </w:t>
-      </w:r>
-      <w:r>
-        <w:t>면</w:t>
-      </w:r>
-      <w:r>
-        <w:t xml:space="preserve"> </w:t>
-      </w:r>
-      <w:r>
-        <w:t>사이의</w:t>
-      </w:r>
-      <w:r>
-        <w:t xml:space="preserve"> </w:t>
-      </w:r>
-      <w:r>
-        <w:t>작은</w:t>
-      </w:r>
-      <w:r>
-        <w:t xml:space="preserve"> </w:t>
-      </w:r>
-      <w:r>
-        <w:t>간격으로</w:t>
-      </w:r>
-      <w:r>
-        <w:t xml:space="preserve"> </w:t>
-      </w:r>
-      <w:r>
-        <w:t>겹침을</w:t>
-      </w:r>
-      <w:r>
-        <w:t xml:space="preserve"> </w:t>
-      </w:r>
-      <w:r>
-        <w:t>방지한다</w:t>
-      </w:r>
-      <w:r>
-        <w:t xml:space="preserve">. </w:t>
-      </w:r>
-      <w:r>
-        <w:t>두꺼운</w:t>
-      </w:r>
-      <w:r>
-        <w:t xml:space="preserve"> </w:t>
-      </w:r>
-      <w:r>
-        <w:t>프레임과</w:t>
-      </w:r>
-      <w:r>
-        <w:t xml:space="preserve"> </w:t>
-      </w:r>
-      <w:r>
-        <w:t>보안</w:t>
-      </w:r>
-      <w:r>
-        <w:t xml:space="preserve"> </w:t>
-      </w:r>
-      <w:r>
-        <w:t>패널은</w:t>
-      </w:r>
-      <w:r>
-        <w:t xml:space="preserve"> </w:t>
-      </w:r>
-      <w:r>
-        <w:t>정적</w:t>
-      </w:r>
-      <w:r>
-        <w:t xml:space="preserve"> Presentation</w:t>
-      </w:r>
-      <w:r>
-        <w:t>이며</w:t>
-      </w:r>
-      <w:r>
-        <w:t xml:space="preserve"> </w:t>
-      </w:r>
-      <w:r>
-        <w:t>서버</w:t>
-      </w:r>
-      <w:r>
-        <w:t xml:space="preserve"> State, Case Identity, </w:t>
-      </w:r>
-      <w:r>
-        <w:t>상호작용</w:t>
-      </w:r>
-      <w:r>
-        <w:t xml:space="preserve"> Overlap </w:t>
-      </w:r>
-      <w:r>
-        <w:t>방식은</w:t>
-      </w:r>
-      <w:r>
-        <w:t xml:space="preserve"> </w:t>
-      </w:r>
-      <w:r>
-        <w:t>변경하지</w:t>
-      </w:r>
-      <w:r>
-        <w:t xml:space="preserve"> </w:t>
-      </w:r>
-      <w:r>
-        <w:t>않는다</w:t>
-      </w:r>
-      <w:r>
-        <w:t xml:space="preserve">. </w:t>
-      </w:r>
-      <w:r>
-        <w:t>일반</w:t>
-      </w:r>
-      <w:r>
-        <w:t xml:space="preserve"> </w:t>
-      </w:r>
-      <w:r>
-        <w:t>전시물에는</w:t>
-      </w:r>
-      <w:r>
-        <w:t xml:space="preserve"> </w:t>
-      </w:r>
-      <w:r>
-        <w:t>행동</w:t>
-      </w:r>
-      <w:r>
-        <w:t xml:space="preserve"> Prompt</w:t>
-      </w:r>
-      <w:r>
-        <w:t>와</w:t>
-      </w:r>
-      <w:r>
-        <w:t xml:space="preserve"> </w:t>
-      </w:r>
-      <w:r>
-        <w:t>보안</w:t>
-      </w:r>
-      <w:r>
-        <w:t xml:space="preserve"> </w:t>
-      </w:r>
-      <w:r>
-        <w:t>패널을</w:t>
-      </w:r>
-      <w:r>
-        <w:t xml:space="preserve"> </w:t>
-      </w:r>
-      <w:r>
-        <w:t>부여하지</w:t>
-      </w:r>
-      <w:r>
-        <w:t xml:space="preserve"> </w:t>
-      </w:r>
-      <w:r>
-        <w:t>않는다</w:t>
-      </w:r>
-      <w:r>
-        <w:t>.</w:t>
+        <w:t>Painting의 Original/Replica 시각 컴포넌트는 같은 중심·정면·크기를 사용한다. 활성 작품 중심은 바닥 위 160cm를 유지하며 액자와 그림 면 크기는 전시 구성에 맞춰 함께 조절한다. 보안 패널은 프레임 하단을 따라 배치한다. 일반 전시물은 다양한 크기와 다단 높이를 허용하되 행동 Prompt와 보안 패널을 부여하지 않는다. Presentation 변화로 서버 State, Case Identity와 Interaction Overlap 방식을 변경하지 않는다.</w:t>
       </w:r>
     </w:p>
     <w:p>
@@ -37148,286 +36731,7 @@
         <w:pStyle w:val="a0"/>
       </w:pPr>
       <w:r>
-        <w:t>레벨</w:t>
-      </w:r>
-      <w:r>
-        <w:t xml:space="preserve"> </w:t>
-      </w:r>
-      <w:r>
-        <w:t>재배치</w:t>
-      </w:r>
-      <w:r>
-        <w:t xml:space="preserve"> </w:t>
-      </w:r>
-      <w:r>
-        <w:t>후</w:t>
-      </w:r>
-      <w:r>
-        <w:t xml:space="preserve"> </w:t>
-      </w:r>
-      <w:r>
-        <w:t>저장</w:t>
-      </w:r>
-      <w:r>
-        <w:t>·</w:t>
-      </w:r>
-      <w:r>
-        <w:t>재로드한</w:t>
-      </w:r>
-      <w:r>
-        <w:t xml:space="preserve"> Map</w:t>
-      </w:r>
-      <w:r>
-        <w:t>에서</w:t>
-      </w:r>
-      <w:r>
-        <w:t xml:space="preserve"> </w:t>
-      </w:r>
-      <w:r>
-        <w:t>작품</w:t>
-      </w:r>
-      <w:r>
-        <w:t xml:space="preserve"> </w:t>
-      </w:r>
-      <w:r>
-        <w:t>수</w:t>
-      </w:r>
-      <w:r>
-        <w:t xml:space="preserve">/Identity, </w:t>
-      </w:r>
-      <w:r>
-        <w:t>설치</w:t>
-      </w:r>
-      <w:r>
-        <w:t xml:space="preserve"> </w:t>
-      </w:r>
-      <w:r>
-        <w:t>면과</w:t>
-      </w:r>
-      <w:r>
-        <w:t xml:space="preserve"> </w:t>
-      </w:r>
-      <w:r>
-        <w:t>관람</w:t>
-      </w:r>
-      <w:r>
-        <w:t xml:space="preserve"> </w:t>
-      </w:r>
-      <w:r>
-        <w:t>방향</w:t>
-      </w:r>
-      <w:r>
-        <w:t xml:space="preserve">, </w:t>
-      </w:r>
-      <w:r>
-        <w:t>일반</w:t>
-      </w:r>
-      <w:r>
-        <w:t xml:space="preserve"> </w:t>
-      </w:r>
-      <w:r>
-        <w:t>전시물의</w:t>
-      </w:r>
-      <w:r>
-        <w:t xml:space="preserve"> </w:t>
-      </w:r>
-      <w:r>
-        <w:t>비상호작용</w:t>
-      </w:r>
-      <w:r>
-        <w:t xml:space="preserve">, </w:t>
-      </w:r>
-      <w:r>
-        <w:t>주요</w:t>
-      </w:r>
-      <w:r>
-        <w:t xml:space="preserve"> </w:t>
-      </w:r>
-      <w:r>
-        <w:t>직선의</w:t>
-      </w:r>
-      <w:r>
-        <w:t xml:space="preserve"> Visibility </w:t>
-      </w:r>
-      <w:r>
-        <w:t>차단</w:t>
-      </w:r>
-      <w:r>
-        <w:t xml:space="preserve">, Guard </w:t>
-      </w:r>
-      <w:r>
-        <w:t>시작</w:t>
-      </w:r>
-      <w:r>
-        <w:t xml:space="preserve"> Capsule</w:t>
-      </w:r>
-      <w:r>
-        <w:t>과</w:t>
-      </w:r>
-      <w:r>
-        <w:t xml:space="preserve"> </w:t>
-      </w:r>
-      <w:r>
-        <w:t>연결</w:t>
-      </w:r>
-      <w:r>
-        <w:t xml:space="preserve"> </w:t>
-      </w:r>
-      <w:r>
-        <w:t>경로</w:t>
-      </w:r>
-      <w:r>
-        <w:t xml:space="preserve">, Laser/Painting/Button </w:t>
-      </w:r>
-      <w:r>
-        <w:t>연결</w:t>
-      </w:r>
-      <w:r>
-        <w:t xml:space="preserve"> </w:t>
-      </w:r>
-      <w:r>
-        <w:t>및</w:t>
-      </w:r>
-      <w:r>
-        <w:t xml:space="preserve"> </w:t>
-      </w:r>
-      <w:r>
-        <w:t>독립</w:t>
-      </w:r>
-      <w:r>
-        <w:t xml:space="preserve"> </w:t>
-      </w:r>
-      <w:r>
-        <w:t>이탈로를</w:t>
-      </w:r>
-      <w:r>
-        <w:t xml:space="preserve"> </w:t>
-      </w:r>
-      <w:r>
-        <w:t>검사한다</w:t>
-      </w:r>
-      <w:r>
-        <w:t xml:space="preserve">. </w:t>
-      </w:r>
-      <w:r>
-        <w:t>불투명</w:t>
-      </w:r>
-      <w:r>
-        <w:t xml:space="preserve"> </w:t>
-      </w:r>
-      <w:r>
-        <w:t>전시벽은</w:t>
-      </w:r>
-      <w:r>
-        <w:t xml:space="preserve"> Pawn</w:t>
-      </w:r>
-      <w:r>
-        <w:t>과</w:t>
-      </w:r>
-      <w:r>
-        <w:t xml:space="preserve"> Visibility</w:t>
-      </w:r>
-      <w:r>
-        <w:t>를</w:t>
-      </w:r>
-      <w:r>
-        <w:t xml:space="preserve"> </w:t>
-      </w:r>
-      <w:r>
-        <w:t>차단하고</w:t>
-      </w:r>
-      <w:r>
-        <w:t xml:space="preserve"> Floor Plan Geometry</w:t>
-      </w:r>
-      <w:r>
-        <w:t>에</w:t>
-      </w:r>
-      <w:r>
-        <w:t xml:space="preserve"> </w:t>
-      </w:r>
-      <w:r>
-        <w:t>포함한다</w:t>
-      </w:r>
-      <w:r>
-        <w:t>. Geometry</w:t>
-      </w:r>
-      <w:r>
-        <w:t>와</w:t>
-      </w:r>
-      <w:r>
-        <w:t xml:space="preserve"> Floor Plan Texture</w:t>
-      </w:r>
-      <w:r>
-        <w:t>를</w:t>
-      </w:r>
-      <w:r>
-        <w:t xml:space="preserve"> </w:t>
-      </w:r>
-      <w:r>
-        <w:t>재생성한</w:t>
-      </w:r>
-      <w:r>
-        <w:t xml:space="preserve"> </w:t>
-      </w:r>
-      <w:r>
-        <w:t>뒤</w:t>
-      </w:r>
-      <w:r>
-        <w:t xml:space="preserve"> </w:t>
-      </w:r>
-      <w:r>
-        <w:t>자연</w:t>
-      </w:r>
-      <w:r>
-        <w:t xml:space="preserve"> 2</w:t>
-      </w:r>
-      <w:r>
-        <w:t>인</w:t>
-      </w:r>
-      <w:r>
-        <w:t xml:space="preserve"> </w:t>
-      </w:r>
-      <w:r>
-        <w:t>관찰</w:t>
-      </w:r>
-      <w:r>
-        <w:t>·</w:t>
-      </w:r>
-      <w:r>
-        <w:t>위조</w:t>
-      </w:r>
-      <w:r>
-        <w:t>·</w:t>
-      </w:r>
-      <w:r>
-        <w:t>교체</w:t>
-      </w:r>
-      <w:r>
-        <w:t>·</w:t>
-      </w:r>
-      <w:r>
-        <w:t>회수</w:t>
-      </w:r>
-      <w:r>
-        <w:t>·</w:t>
-      </w:r>
-      <w:r>
-        <w:t>귀환을</w:t>
-      </w:r>
-      <w:r>
-        <w:t xml:space="preserve"> </w:t>
-      </w:r>
-      <w:r>
-        <w:t>별도로</w:t>
-      </w:r>
-      <w:r>
-        <w:t xml:space="preserve"> </w:t>
-      </w:r>
-      <w:r>
-        <w:t>확인한다</w:t>
-      </w:r>
-      <w:r>
-        <w:t>.</w:t>
+        <w:t>레벨 재배치 후 저장·재로드한 Map에서 작품 수/Identity, 실제 액자 크기에 따른 중심·모서리 벽 지지, 관람 방향, 그림·프레임 간 간섭, 일반 전시물의 비상호작용과 독립 전시 구성을 검사한다. 실제 배치 Transform에서 패턴 형상을 대조하고 각 맵에 최소 10종이 존재하는지 확인한다. 유형 이름만 다른 동일 구도와 좌우 반전은 다양성 증거로 인정하지 않는다. 기존 Guard 시작 Capsule·경로, Laser/Painting/Button 연결과 독립 이탈로를 재검증한다. 벽·문 Geometry가 바뀐 경우에만 Floor Plan을 재생성하고 자연 2인 액자 구분·위조·회수·귀환은 별도로 확인한다.</w:t>
       </w:r>
     </w:p>
     <w:p>
@@ -37446,7 +36750,7 @@
           <w:numId w:val="10"/>
         </w:numPr>
       </w:pPr>
-      <w:bookmarkStart w:id="102" w:name="_Toc240001681"/>
+      <w:bookmarkStart w:id="102" w:name="_Toc240045630"/>
       <w:r>
         <w:t>Drop, Recovery, Deposit and Outcome</w:t>
       </w:r>
@@ -37524,11 +36828,11 @@
         </w:numPr>
       </w:pPr>
       <w:r>
-        <w:t xml:space="preserve">Vent Server Entry는 동일 Cast를 재사용하되 LooseLootOnly Settlement와 FullEscape를 서버가 분기한다. LooseLootOnly는 5×5 Grid의 Loot Item만 검증·제거하고 Secured Value를 갱신하며 Original/Required Target과 Active 상태를 유지한다. FullEscape는 남은 Loot/Original Instance를 전부 검증·제거하고 Required Target 상태와 Escaped를 확정한다. Arrest는 전체 미정산 </w:t>
+        <w:t xml:space="preserve">Vent Server Entry는 동일 Cast를 재사용하되 LooseLootOnly Settlement와 FullEscape를 서버가 분기한다. LooseLootOnly는 5×5 Grid의 Loot Item만 검증·제거하고 Secured Value를 갱신하며 </w:t>
       </w:r>
       <w:r>
         <w:lastRenderedPageBreak/>
-        <w:t>Loot/Original Snapshot과 Evidence 슬롯을 먼저 예약하고 World Pickup Spawn, Inventory Clear, Detention Teleport, Arrest Commit을 단일 서버 Transaction으로 처리하며 실패 시 Spawn/위치/Inventory를 Rollback한다.</w:t>
+        <w:t>Original/Required Target과 Active 상태를 유지한다. FullEscape는 남은 Loot/Original Instance를 전부 검증·제거하고 Required Target 상태와 Escaped를 확정한다. Arrest는 전체 미정산 Loot/Original Snapshot과 Evidence 슬롯을 먼저 예약하고 World Pickup Spawn, Inventory Clear, Detention Teleport, Arrest Commit을 단일 서버 Transaction으로 처리하며 실패 시 Spawn/위치/Inventory를 Rollback한다.</w:t>
       </w:r>
     </w:p>
     <w:p>
@@ -37563,7 +36867,7 @@
           <w:numId w:val="10"/>
         </w:numPr>
       </w:pPr>
-      <w:bookmarkStart w:id="103" w:name="_Toc240001682"/>
+      <w:bookmarkStart w:id="103" w:name="_Toc240045631"/>
       <w:r>
         <w:t>Greed Decision Telemetry Contract</w:t>
       </w:r>
@@ -38137,7 +37441,7 @@
           <w:numId w:val="10"/>
         </w:numPr>
       </w:pPr>
-      <w:bookmarkStart w:id="104" w:name="_Toc240001683"/>
+      <w:bookmarkStart w:id="104" w:name="_Toc240045632"/>
       <w:r>
         <w:t xml:space="preserve">Contract DataTable, DataAsset </w:t>
       </w:r>
@@ -38157,7 +37461,7 @@
           <w:numId w:val="10"/>
         </w:numPr>
       </w:pPr>
-      <w:bookmarkStart w:id="105" w:name="_Toc240001684"/>
+      <w:bookmarkStart w:id="105" w:name="_Toc240045633"/>
       <w:r>
         <w:t>Data Ownership</w:t>
       </w:r>
@@ -38333,6 +37637,7 @@
           </w:tcPr>
           <w:p>
             <w:r>
+              <w:lastRenderedPageBreak/>
               <w:t>Dropped Original Recovery</w:t>
             </w:r>
           </w:p>
@@ -38392,7 +37697,6 @@
           </w:tcPr>
           <w:p>
             <w:r>
-              <w:lastRenderedPageBreak/>
               <w:t>Painting Display Case</w:t>
             </w:r>
           </w:p>
@@ -39218,7 +38522,7 @@
           <w:numId w:val="10"/>
         </w:numPr>
       </w:pPr>
-      <w:bookmarkStart w:id="106" w:name="_Toc240001685"/>
+      <w:bookmarkStart w:id="106" w:name="_Toc240045634"/>
       <w:r>
         <w:t>Contract Row Starting Example</w:t>
       </w:r>
@@ -39784,7 +39088,7 @@
           <w:numId w:val="10"/>
         </w:numPr>
       </w:pPr>
-      <w:bookmarkStart w:id="107" w:name="_Toc240001686"/>
+      <w:bookmarkStart w:id="107" w:name="_Toc240045635"/>
       <w:r>
         <w:t>Runtime Snapshot and Replication</w:t>
       </w:r>
@@ -40214,7 +39518,7 @@
           <w:numId w:val="10"/>
         </w:numPr>
       </w:pPr>
-      <w:bookmarkStart w:id="108" w:name="_Toc240001687"/>
+      <w:bookmarkStart w:id="108" w:name="_Toc240045636"/>
       <w:r>
         <w:t>Data Validation Rules</w:t>
       </w:r>
@@ -40313,7 +39617,7 @@
       <w:pPr>
         <w:pStyle w:val="AppendixHeading"/>
       </w:pPr>
-      <w:bookmarkStart w:id="109" w:name="_Toc240001688"/>
+      <w:bookmarkStart w:id="109" w:name="_Toc240045637"/>
       <w:r>
         <w:lastRenderedPageBreak/>
         <w:t>Appendix C — Comprehensive Definition of Done</w:t>

--- a/Museum_Heist_TDD.docx
+++ b/Museum_Heist_TDD.docx
@@ -111,7 +111,7 @@
             </w:r>
             <w:r>
               <w:br/>
-              <w:t>문서 정합성 검토 · 2026-09-09</w:t>
+              <w:t>문서 정합성 검토 · 2026-09-12</w:t>
             </w:r>
           </w:p>
         </w:tc>
@@ -579,7 +579,7 @@
       <w:r>
         <w:fldChar w:fldCharType="separate"/>
       </w:r>
-      <w:hyperlink w:anchor="_Toc240045528" w:history="1">
+      <w:hyperlink w:anchor="_Toc240136986" w:history="1">
         <w:r>
           <w:rPr>
             <w:rStyle w:val="aff1"/>
@@ -606,7 +606,7 @@
             <w:noProof/>
             <w:webHidden/>
           </w:rPr>
-          <w:instrText xml:space="preserve"> PAGEREF _Toc240045528 \h </w:instrText>
+          <w:instrText xml:space="preserve"> PAGEREF _Toc240136986 \h </w:instrText>
         </w:r>
         <w:r>
           <w:rPr>
@@ -655,7 +655,7 @@
           <w14:ligatures w14:val="standardContextual"/>
         </w:rPr>
       </w:pPr>
-      <w:hyperlink w:anchor="_Toc240045529" w:history="1">
+      <w:hyperlink w:anchor="_Toc240136987" w:history="1">
         <w:r>
           <w:rPr>
             <w:rStyle w:val="aff1"/>
@@ -682,7 +682,7 @@
             <w:noProof/>
             <w:webHidden/>
           </w:rPr>
-          <w:instrText xml:space="preserve"> PAGEREF _Toc240045529 \h </w:instrText>
+          <w:instrText xml:space="preserve"> PAGEREF _Toc240136987 \h </w:instrText>
         </w:r>
         <w:r>
           <w:rPr>
@@ -731,7 +731,7 @@
           <w14:ligatures w14:val="standardContextual"/>
         </w:rPr>
       </w:pPr>
-      <w:hyperlink w:anchor="_Toc240045530" w:history="1">
+      <w:hyperlink w:anchor="_Toc240136988" w:history="1">
         <w:r>
           <w:rPr>
             <w:rStyle w:val="aff1"/>
@@ -758,7 +758,7 @@
             <w:noProof/>
             <w:webHidden/>
           </w:rPr>
-          <w:instrText xml:space="preserve"> PAGEREF _Toc240045530 \h </w:instrText>
+          <w:instrText xml:space="preserve"> PAGEREF _Toc240136988 \h </w:instrText>
         </w:r>
         <w:r>
           <w:rPr>
@@ -807,7 +807,7 @@
           <w14:ligatures w14:val="standardContextual"/>
         </w:rPr>
       </w:pPr>
-      <w:hyperlink w:anchor="_Toc240045531" w:history="1">
+      <w:hyperlink w:anchor="_Toc240136989" w:history="1">
         <w:r>
           <w:rPr>
             <w:rStyle w:val="aff1"/>
@@ -834,7 +834,7 @@
             <w:noProof/>
             <w:webHidden/>
           </w:rPr>
-          <w:instrText xml:space="preserve"> PAGEREF _Toc240045531 \h </w:instrText>
+          <w:instrText xml:space="preserve"> PAGEREF _Toc240136989 \h </w:instrText>
         </w:r>
         <w:r>
           <w:rPr>
@@ -883,7 +883,7 @@
           <w14:ligatures w14:val="standardContextual"/>
         </w:rPr>
       </w:pPr>
-      <w:hyperlink w:anchor="_Toc240045532" w:history="1">
+      <w:hyperlink w:anchor="_Toc240136990" w:history="1">
         <w:r>
           <w:rPr>
             <w:rStyle w:val="aff1"/>
@@ -910,7 +910,7 @@
             <w:noProof/>
             <w:webHidden/>
           </w:rPr>
-          <w:instrText xml:space="preserve"> PAGEREF _Toc240045532 \h </w:instrText>
+          <w:instrText xml:space="preserve"> PAGEREF _Toc240136990 \h </w:instrText>
         </w:r>
         <w:r>
           <w:rPr>
@@ -959,7 +959,7 @@
           <w14:ligatures w14:val="standardContextual"/>
         </w:rPr>
       </w:pPr>
-      <w:hyperlink w:anchor="_Toc240045533" w:history="1">
+      <w:hyperlink w:anchor="_Toc240136991" w:history="1">
         <w:r>
           <w:rPr>
             <w:rStyle w:val="aff1"/>
@@ -986,7 +986,7 @@
             <w:noProof/>
             <w:webHidden/>
           </w:rPr>
-          <w:instrText xml:space="preserve"> PAGEREF _Toc240045533 \h </w:instrText>
+          <w:instrText xml:space="preserve"> PAGEREF _Toc240136991 \h </w:instrText>
         </w:r>
         <w:r>
           <w:rPr>
@@ -1035,7 +1035,7 @@
           <w14:ligatures w14:val="standardContextual"/>
         </w:rPr>
       </w:pPr>
-      <w:hyperlink w:anchor="_Toc240045534" w:history="1">
+      <w:hyperlink w:anchor="_Toc240136992" w:history="1">
         <w:r>
           <w:rPr>
             <w:rStyle w:val="aff1"/>
@@ -1062,7 +1062,7 @@
             <w:noProof/>
             <w:webHidden/>
           </w:rPr>
-          <w:instrText xml:space="preserve"> PAGEREF _Toc240045534 \h </w:instrText>
+          <w:instrText xml:space="preserve"> PAGEREF _Toc240136992 \h </w:instrText>
         </w:r>
         <w:r>
           <w:rPr>
@@ -1111,7 +1111,7 @@
           <w14:ligatures w14:val="standardContextual"/>
         </w:rPr>
       </w:pPr>
-      <w:hyperlink w:anchor="_Toc240045535" w:history="1">
+      <w:hyperlink w:anchor="_Toc240136993" w:history="1">
         <w:r>
           <w:rPr>
             <w:rStyle w:val="aff1"/>
@@ -1138,7 +1138,7 @@
             <w:noProof/>
             <w:webHidden/>
           </w:rPr>
-          <w:instrText xml:space="preserve"> PAGEREF _Toc240045535 \h </w:instrText>
+          <w:instrText xml:space="preserve"> PAGEREF _Toc240136993 \h </w:instrText>
         </w:r>
         <w:r>
           <w:rPr>
@@ -1187,7 +1187,7 @@
           <w14:ligatures w14:val="standardContextual"/>
         </w:rPr>
       </w:pPr>
-      <w:hyperlink w:anchor="_Toc240045536" w:history="1">
+      <w:hyperlink w:anchor="_Toc240136994" w:history="1">
         <w:r>
           <w:rPr>
             <w:rStyle w:val="aff1"/>
@@ -1214,7 +1214,7 @@
             <w:noProof/>
             <w:webHidden/>
           </w:rPr>
-          <w:instrText xml:space="preserve"> PAGEREF _Toc240045536 \h </w:instrText>
+          <w:instrText xml:space="preserve"> PAGEREF _Toc240136994 \h </w:instrText>
         </w:r>
         <w:r>
           <w:rPr>
@@ -1263,7 +1263,7 @@
           <w14:ligatures w14:val="standardContextual"/>
         </w:rPr>
       </w:pPr>
-      <w:hyperlink w:anchor="_Toc240045537" w:history="1">
+      <w:hyperlink w:anchor="_Toc240136995" w:history="1">
         <w:r>
           <w:rPr>
             <w:rStyle w:val="aff1"/>
@@ -1290,7 +1290,7 @@
             <w:noProof/>
             <w:webHidden/>
           </w:rPr>
-          <w:instrText xml:space="preserve"> PAGEREF _Toc240045537 \h </w:instrText>
+          <w:instrText xml:space="preserve"> PAGEREF _Toc240136995 \h </w:instrText>
         </w:r>
         <w:r>
           <w:rPr>
@@ -1339,7 +1339,7 @@
           <w14:ligatures w14:val="standardContextual"/>
         </w:rPr>
       </w:pPr>
-      <w:hyperlink w:anchor="_Toc240045538" w:history="1">
+      <w:hyperlink w:anchor="_Toc240136996" w:history="1">
         <w:r>
           <w:rPr>
             <w:rStyle w:val="aff1"/>
@@ -1366,7 +1366,7 @@
             <w:noProof/>
             <w:webHidden/>
           </w:rPr>
-          <w:instrText xml:space="preserve"> PAGEREF _Toc240045538 \h </w:instrText>
+          <w:instrText xml:space="preserve"> PAGEREF _Toc240136996 \h </w:instrText>
         </w:r>
         <w:r>
           <w:rPr>
@@ -1414,7 +1414,7 @@
           <w14:ligatures w14:val="standardContextual"/>
         </w:rPr>
       </w:pPr>
-      <w:hyperlink w:anchor="_Toc240045539" w:history="1">
+      <w:hyperlink w:anchor="_Toc240136997" w:history="1">
         <w:r>
           <w:rPr>
             <w:rStyle w:val="aff1"/>
@@ -1441,7 +1441,7 @@
             <w:noProof/>
             <w:webHidden/>
           </w:rPr>
-          <w:instrText xml:space="preserve"> PAGEREF _Toc240045539 \h </w:instrText>
+          <w:instrText xml:space="preserve"> PAGEREF _Toc240136997 \h </w:instrText>
         </w:r>
         <w:r>
           <w:rPr>
@@ -1490,7 +1490,7 @@
           <w14:ligatures w14:val="standardContextual"/>
         </w:rPr>
       </w:pPr>
-      <w:hyperlink w:anchor="_Toc240045540" w:history="1">
+      <w:hyperlink w:anchor="_Toc240136998" w:history="1">
         <w:r>
           <w:rPr>
             <w:rStyle w:val="aff1"/>
@@ -1517,7 +1517,7 @@
             <w:noProof/>
             <w:webHidden/>
           </w:rPr>
-          <w:instrText xml:space="preserve"> PAGEREF _Toc240045540 \h </w:instrText>
+          <w:instrText xml:space="preserve"> PAGEREF _Toc240136998 \h </w:instrText>
         </w:r>
         <w:r>
           <w:rPr>
@@ -1566,7 +1566,7 @@
           <w14:ligatures w14:val="standardContextual"/>
         </w:rPr>
       </w:pPr>
-      <w:hyperlink w:anchor="_Toc240045541" w:history="1">
+      <w:hyperlink w:anchor="_Toc240136999" w:history="1">
         <w:r>
           <w:rPr>
             <w:rStyle w:val="aff1"/>
@@ -1593,7 +1593,7 @@
             <w:noProof/>
             <w:webHidden/>
           </w:rPr>
-          <w:instrText xml:space="preserve"> PAGEREF _Toc240045541 \h </w:instrText>
+          <w:instrText xml:space="preserve"> PAGEREF _Toc240136999 \h </w:instrText>
         </w:r>
         <w:r>
           <w:rPr>
@@ -1642,7 +1642,7 @@
           <w14:ligatures w14:val="standardContextual"/>
         </w:rPr>
       </w:pPr>
-      <w:hyperlink w:anchor="_Toc240045542" w:history="1">
+      <w:hyperlink w:anchor="_Toc240137000" w:history="1">
         <w:r>
           <w:rPr>
             <w:rStyle w:val="aff1"/>
@@ -1669,7 +1669,7 @@
             <w:noProof/>
             <w:webHidden/>
           </w:rPr>
-          <w:instrText xml:space="preserve"> PAGEREF _Toc240045542 \h </w:instrText>
+          <w:instrText xml:space="preserve"> PAGEREF _Toc240137000 \h </w:instrText>
         </w:r>
         <w:r>
           <w:rPr>
@@ -1718,7 +1718,7 @@
           <w14:ligatures w14:val="standardContextual"/>
         </w:rPr>
       </w:pPr>
-      <w:hyperlink w:anchor="_Toc240045543" w:history="1">
+      <w:hyperlink w:anchor="_Toc240137001" w:history="1">
         <w:r>
           <w:rPr>
             <w:rStyle w:val="aff1"/>
@@ -1745,7 +1745,7 @@
             <w:noProof/>
             <w:webHidden/>
           </w:rPr>
-          <w:instrText xml:space="preserve"> PAGEREF _Toc240045543 \h </w:instrText>
+          <w:instrText xml:space="preserve"> PAGEREF _Toc240137001 \h </w:instrText>
         </w:r>
         <w:r>
           <w:rPr>
@@ -1794,7 +1794,7 @@
           <w14:ligatures w14:val="standardContextual"/>
         </w:rPr>
       </w:pPr>
-      <w:hyperlink w:anchor="_Toc240045544" w:history="1">
+      <w:hyperlink w:anchor="_Toc240137002" w:history="1">
         <w:r>
           <w:rPr>
             <w:rStyle w:val="aff1"/>
@@ -1821,7 +1821,7 @@
             <w:noProof/>
             <w:webHidden/>
           </w:rPr>
-          <w:instrText xml:space="preserve"> PAGEREF _Toc240045544 \h </w:instrText>
+          <w:instrText xml:space="preserve"> PAGEREF _Toc240137002 \h </w:instrText>
         </w:r>
         <w:r>
           <w:rPr>
@@ -1870,7 +1870,7 @@
           <w14:ligatures w14:val="standardContextual"/>
         </w:rPr>
       </w:pPr>
-      <w:hyperlink w:anchor="_Toc240045545" w:history="1">
+      <w:hyperlink w:anchor="_Toc240137003" w:history="1">
         <w:r>
           <w:rPr>
             <w:rStyle w:val="aff1"/>
@@ -1897,7 +1897,7 @@
             <w:noProof/>
             <w:webHidden/>
           </w:rPr>
-          <w:instrText xml:space="preserve"> PAGEREF _Toc240045545 \h </w:instrText>
+          <w:instrText xml:space="preserve"> PAGEREF _Toc240137003 \h </w:instrText>
         </w:r>
         <w:r>
           <w:rPr>
@@ -1946,7 +1946,7 @@
           <w14:ligatures w14:val="standardContextual"/>
         </w:rPr>
       </w:pPr>
-      <w:hyperlink w:anchor="_Toc240045546" w:history="1">
+      <w:hyperlink w:anchor="_Toc240137004" w:history="1">
         <w:r>
           <w:rPr>
             <w:rStyle w:val="aff1"/>
@@ -1973,7 +1973,7 @@
             <w:noProof/>
             <w:webHidden/>
           </w:rPr>
-          <w:instrText xml:space="preserve"> PAGEREF _Toc240045546 \h </w:instrText>
+          <w:instrText xml:space="preserve"> PAGEREF _Toc240137004 \h </w:instrText>
         </w:r>
         <w:r>
           <w:rPr>
@@ -2022,7 +2022,7 @@
           <w14:ligatures w14:val="standardContextual"/>
         </w:rPr>
       </w:pPr>
-      <w:hyperlink w:anchor="_Toc240045547" w:history="1">
+      <w:hyperlink w:anchor="_Toc240137005" w:history="1">
         <w:r>
           <w:rPr>
             <w:rStyle w:val="aff1"/>
@@ -2049,7 +2049,7 @@
             <w:noProof/>
             <w:webHidden/>
           </w:rPr>
-          <w:instrText xml:space="preserve"> PAGEREF _Toc240045547 \h </w:instrText>
+          <w:instrText xml:space="preserve"> PAGEREF _Toc240137005 \h </w:instrText>
         </w:r>
         <w:r>
           <w:rPr>
@@ -2098,7 +2098,7 @@
           <w14:ligatures w14:val="standardContextual"/>
         </w:rPr>
       </w:pPr>
-      <w:hyperlink w:anchor="_Toc240045548" w:history="1">
+      <w:hyperlink w:anchor="_Toc240137006" w:history="1">
         <w:r>
           <w:rPr>
             <w:rStyle w:val="aff1"/>
@@ -2125,7 +2125,7 @@
             <w:noProof/>
             <w:webHidden/>
           </w:rPr>
-          <w:instrText xml:space="preserve"> PAGEREF _Toc240045548 \h </w:instrText>
+          <w:instrText xml:space="preserve"> PAGEREF _Toc240137006 \h </w:instrText>
         </w:r>
         <w:r>
           <w:rPr>
@@ -2174,7 +2174,7 @@
           <w14:ligatures w14:val="standardContextual"/>
         </w:rPr>
       </w:pPr>
-      <w:hyperlink w:anchor="_Toc240045549" w:history="1">
+      <w:hyperlink w:anchor="_Toc240137007" w:history="1">
         <w:r>
           <w:rPr>
             <w:rStyle w:val="aff1"/>
@@ -2201,7 +2201,7 @@
             <w:noProof/>
             <w:webHidden/>
           </w:rPr>
-          <w:instrText xml:space="preserve"> PAGEREF _Toc240045549 \h </w:instrText>
+          <w:instrText xml:space="preserve"> PAGEREF _Toc240137007 \h </w:instrText>
         </w:r>
         <w:r>
           <w:rPr>
@@ -2250,7 +2250,7 @@
           <w14:ligatures w14:val="standardContextual"/>
         </w:rPr>
       </w:pPr>
-      <w:hyperlink w:anchor="_Toc240045550" w:history="1">
+      <w:hyperlink w:anchor="_Toc240137008" w:history="1">
         <w:r>
           <w:rPr>
             <w:rStyle w:val="aff1"/>
@@ -2277,7 +2277,7 @@
             <w:noProof/>
             <w:webHidden/>
           </w:rPr>
-          <w:instrText xml:space="preserve"> PAGEREF _Toc240045550 \h </w:instrText>
+          <w:instrText xml:space="preserve"> PAGEREF _Toc240137008 \h </w:instrText>
         </w:r>
         <w:r>
           <w:rPr>
@@ -2326,7 +2326,7 @@
           <w14:ligatures w14:val="standardContextual"/>
         </w:rPr>
       </w:pPr>
-      <w:hyperlink w:anchor="_Toc240045551" w:history="1">
+      <w:hyperlink w:anchor="_Toc240137009" w:history="1">
         <w:r>
           <w:rPr>
             <w:rStyle w:val="aff1"/>
@@ -2353,7 +2353,7 @@
             <w:noProof/>
             <w:webHidden/>
           </w:rPr>
-          <w:instrText xml:space="preserve"> PAGEREF _Toc240045551 \h </w:instrText>
+          <w:instrText xml:space="preserve"> PAGEREF _Toc240137009 \h </w:instrText>
         </w:r>
         <w:r>
           <w:rPr>
@@ -2402,7 +2402,7 @@
           <w14:ligatures w14:val="standardContextual"/>
         </w:rPr>
       </w:pPr>
-      <w:hyperlink w:anchor="_Toc240045552" w:history="1">
+      <w:hyperlink w:anchor="_Toc240137010" w:history="1">
         <w:r>
           <w:rPr>
             <w:rStyle w:val="aff1"/>
@@ -2429,7 +2429,7 @@
             <w:noProof/>
             <w:webHidden/>
           </w:rPr>
-          <w:instrText xml:space="preserve"> PAGEREF _Toc240045552 \h </w:instrText>
+          <w:instrText xml:space="preserve"> PAGEREF _Toc240137010 \h </w:instrText>
         </w:r>
         <w:r>
           <w:rPr>
@@ -2478,7 +2478,7 @@
           <w14:ligatures w14:val="standardContextual"/>
         </w:rPr>
       </w:pPr>
-      <w:hyperlink w:anchor="_Toc240045553" w:history="1">
+      <w:hyperlink w:anchor="_Toc240137011" w:history="1">
         <w:r>
           <w:rPr>
             <w:rStyle w:val="aff1"/>
@@ -2505,7 +2505,7 @@
             <w:noProof/>
             <w:webHidden/>
           </w:rPr>
-          <w:instrText xml:space="preserve"> PAGEREF _Toc240045553 \h </w:instrText>
+          <w:instrText xml:space="preserve"> PAGEREF _Toc240137011 \h </w:instrText>
         </w:r>
         <w:r>
           <w:rPr>
@@ -2554,7 +2554,7 @@
           <w14:ligatures w14:val="standardContextual"/>
         </w:rPr>
       </w:pPr>
-      <w:hyperlink w:anchor="_Toc240045554" w:history="1">
+      <w:hyperlink w:anchor="_Toc240137012" w:history="1">
         <w:r>
           <w:rPr>
             <w:rStyle w:val="aff1"/>
@@ -2581,7 +2581,7 @@
             <w:noProof/>
             <w:webHidden/>
           </w:rPr>
-          <w:instrText xml:space="preserve"> PAGEREF _Toc240045554 \h </w:instrText>
+          <w:instrText xml:space="preserve"> PAGEREF _Toc240137012 \h </w:instrText>
         </w:r>
         <w:r>
           <w:rPr>
@@ -2630,7 +2630,7 @@
           <w14:ligatures w14:val="standardContextual"/>
         </w:rPr>
       </w:pPr>
-      <w:hyperlink w:anchor="_Toc240045555" w:history="1">
+      <w:hyperlink w:anchor="_Toc240137013" w:history="1">
         <w:r>
           <w:rPr>
             <w:rStyle w:val="aff1"/>
@@ -2657,7 +2657,7 @@
             <w:noProof/>
             <w:webHidden/>
           </w:rPr>
-          <w:instrText xml:space="preserve"> PAGEREF _Toc240045555 \h </w:instrText>
+          <w:instrText xml:space="preserve"> PAGEREF _Toc240137013 \h </w:instrText>
         </w:r>
         <w:r>
           <w:rPr>
@@ -2706,7 +2706,7 @@
           <w14:ligatures w14:val="standardContextual"/>
         </w:rPr>
       </w:pPr>
-      <w:hyperlink w:anchor="_Toc240045556" w:history="1">
+      <w:hyperlink w:anchor="_Toc240137014" w:history="1">
         <w:r>
           <w:rPr>
             <w:rStyle w:val="aff1"/>
@@ -2733,7 +2733,7 @@
             <w:noProof/>
             <w:webHidden/>
           </w:rPr>
-          <w:instrText xml:space="preserve"> PAGEREF _Toc240045556 \h </w:instrText>
+          <w:instrText xml:space="preserve"> PAGEREF _Toc240137014 \h </w:instrText>
         </w:r>
         <w:r>
           <w:rPr>
@@ -2782,7 +2782,7 @@
           <w14:ligatures w14:val="standardContextual"/>
         </w:rPr>
       </w:pPr>
-      <w:hyperlink w:anchor="_Toc240045557" w:history="1">
+      <w:hyperlink w:anchor="_Toc240137015" w:history="1">
         <w:r>
           <w:rPr>
             <w:rStyle w:val="aff1"/>
@@ -2809,7 +2809,7 @@
             <w:noProof/>
             <w:webHidden/>
           </w:rPr>
-          <w:instrText xml:space="preserve"> PAGEREF _Toc240045557 \h </w:instrText>
+          <w:instrText xml:space="preserve"> PAGEREF _Toc240137015 \h </w:instrText>
         </w:r>
         <w:r>
           <w:rPr>
@@ -2858,7 +2858,7 @@
           <w14:ligatures w14:val="standardContextual"/>
         </w:rPr>
       </w:pPr>
-      <w:hyperlink w:anchor="_Toc240045558" w:history="1">
+      <w:hyperlink w:anchor="_Toc240137016" w:history="1">
         <w:r>
           <w:rPr>
             <w:rStyle w:val="aff1"/>
@@ -2885,7 +2885,7 @@
             <w:noProof/>
             <w:webHidden/>
           </w:rPr>
-          <w:instrText xml:space="preserve"> PAGEREF _Toc240045558 \h </w:instrText>
+          <w:instrText xml:space="preserve"> PAGEREF _Toc240137016 \h </w:instrText>
         </w:r>
         <w:r>
           <w:rPr>
@@ -2934,7 +2934,7 @@
           <w14:ligatures w14:val="standardContextual"/>
         </w:rPr>
       </w:pPr>
-      <w:hyperlink w:anchor="_Toc240045559" w:history="1">
+      <w:hyperlink w:anchor="_Toc240137017" w:history="1">
         <w:r>
           <w:rPr>
             <w:rStyle w:val="aff1"/>
@@ -2961,7 +2961,7 @@
             <w:noProof/>
             <w:webHidden/>
           </w:rPr>
-          <w:instrText xml:space="preserve"> PAGEREF _Toc240045559 \h </w:instrText>
+          <w:instrText xml:space="preserve"> PAGEREF _Toc240137017 \h </w:instrText>
         </w:r>
         <w:r>
           <w:rPr>
@@ -3010,7 +3010,7 @@
           <w14:ligatures w14:val="standardContextual"/>
         </w:rPr>
       </w:pPr>
-      <w:hyperlink w:anchor="_Toc240045560" w:history="1">
+      <w:hyperlink w:anchor="_Toc240137018" w:history="1">
         <w:r>
           <w:rPr>
             <w:rStyle w:val="aff1"/>
@@ -3037,7 +3037,7 @@
             <w:noProof/>
             <w:webHidden/>
           </w:rPr>
-          <w:instrText xml:space="preserve"> PAGEREF _Toc240045560 \h </w:instrText>
+          <w:instrText xml:space="preserve"> PAGEREF _Toc240137018 \h </w:instrText>
         </w:r>
         <w:r>
           <w:rPr>
@@ -3086,7 +3086,7 @@
           <w14:ligatures w14:val="standardContextual"/>
         </w:rPr>
       </w:pPr>
-      <w:hyperlink w:anchor="_Toc240045561" w:history="1">
+      <w:hyperlink w:anchor="_Toc240137019" w:history="1">
         <w:r>
           <w:rPr>
             <w:rStyle w:val="aff1"/>
@@ -3113,7 +3113,7 @@
             <w:noProof/>
             <w:webHidden/>
           </w:rPr>
-          <w:instrText xml:space="preserve"> PAGEREF _Toc240045561 \h </w:instrText>
+          <w:instrText xml:space="preserve"> PAGEREF _Toc240137019 \h </w:instrText>
         </w:r>
         <w:r>
           <w:rPr>
@@ -3162,7 +3162,7 @@
           <w14:ligatures w14:val="standardContextual"/>
         </w:rPr>
       </w:pPr>
-      <w:hyperlink w:anchor="_Toc240045562" w:history="1">
+      <w:hyperlink w:anchor="_Toc240137020" w:history="1">
         <w:r>
           <w:rPr>
             <w:rStyle w:val="aff1"/>
@@ -3189,7 +3189,7 @@
             <w:noProof/>
             <w:webHidden/>
           </w:rPr>
-          <w:instrText xml:space="preserve"> PAGEREF _Toc240045562 \h </w:instrText>
+          <w:instrText xml:space="preserve"> PAGEREF _Toc240137020 \h </w:instrText>
         </w:r>
         <w:r>
           <w:rPr>
@@ -3238,7 +3238,7 @@
           <w14:ligatures w14:val="standardContextual"/>
         </w:rPr>
       </w:pPr>
-      <w:hyperlink w:anchor="_Toc240045563" w:history="1">
+      <w:hyperlink w:anchor="_Toc240137021" w:history="1">
         <w:r>
           <w:rPr>
             <w:rStyle w:val="aff1"/>
@@ -3265,7 +3265,7 @@
             <w:noProof/>
             <w:webHidden/>
           </w:rPr>
-          <w:instrText xml:space="preserve"> PAGEREF _Toc240045563 \h </w:instrText>
+          <w:instrText xml:space="preserve"> PAGEREF _Toc240137021 \h </w:instrText>
         </w:r>
         <w:r>
           <w:rPr>
@@ -3314,7 +3314,7 @@
           <w14:ligatures w14:val="standardContextual"/>
         </w:rPr>
       </w:pPr>
-      <w:hyperlink w:anchor="_Toc240045564" w:history="1">
+      <w:hyperlink w:anchor="_Toc240137022" w:history="1">
         <w:r>
           <w:rPr>
             <w:rStyle w:val="aff1"/>
@@ -3341,7 +3341,7 @@
             <w:noProof/>
             <w:webHidden/>
           </w:rPr>
-          <w:instrText xml:space="preserve"> PAGEREF _Toc240045564 \h </w:instrText>
+          <w:instrText xml:space="preserve"> PAGEREF _Toc240137022 \h </w:instrText>
         </w:r>
         <w:r>
           <w:rPr>
@@ -3390,7 +3390,7 @@
           <w14:ligatures w14:val="standardContextual"/>
         </w:rPr>
       </w:pPr>
-      <w:hyperlink w:anchor="_Toc240045565" w:history="1">
+      <w:hyperlink w:anchor="_Toc240137023" w:history="1">
         <w:r>
           <w:rPr>
             <w:rStyle w:val="aff1"/>
@@ -3417,7 +3417,7 @@
             <w:noProof/>
             <w:webHidden/>
           </w:rPr>
-          <w:instrText xml:space="preserve"> PAGEREF _Toc240045565 \h </w:instrText>
+          <w:instrText xml:space="preserve"> PAGEREF _Toc240137023 \h </w:instrText>
         </w:r>
         <w:r>
           <w:rPr>
@@ -3437,7 +3437,7 @@
             <w:noProof/>
             <w:webHidden/>
           </w:rPr>
-          <w:t>17</w:t>
+          <w:t>18</w:t>
         </w:r>
         <w:r>
           <w:rPr>
@@ -3466,7 +3466,7 @@
           <w14:ligatures w14:val="standardContextual"/>
         </w:rPr>
       </w:pPr>
-      <w:hyperlink w:anchor="_Toc240045566" w:history="1">
+      <w:hyperlink w:anchor="_Toc240137024" w:history="1">
         <w:r>
           <w:rPr>
             <w:rStyle w:val="aff1"/>
@@ -3493,7 +3493,7 @@
             <w:noProof/>
             <w:webHidden/>
           </w:rPr>
-          <w:instrText xml:space="preserve"> PAGEREF _Toc240045566 \h </w:instrText>
+          <w:instrText xml:space="preserve"> PAGEREF _Toc240137024 \h </w:instrText>
         </w:r>
         <w:r>
           <w:rPr>
@@ -3542,7 +3542,7 @@
           <w14:ligatures w14:val="standardContextual"/>
         </w:rPr>
       </w:pPr>
-      <w:hyperlink w:anchor="_Toc240045567" w:history="1">
+      <w:hyperlink w:anchor="_Toc240137025" w:history="1">
         <w:r>
           <w:rPr>
             <w:rStyle w:val="aff1"/>
@@ -3569,7 +3569,7 @@
             <w:noProof/>
             <w:webHidden/>
           </w:rPr>
-          <w:instrText xml:space="preserve"> PAGEREF _Toc240045567 \h </w:instrText>
+          <w:instrText xml:space="preserve"> PAGEREF _Toc240137025 \h </w:instrText>
         </w:r>
         <w:r>
           <w:rPr>
@@ -3589,7 +3589,7 @@
             <w:noProof/>
             <w:webHidden/>
           </w:rPr>
-          <w:t>18</w:t>
+          <w:t>19</w:t>
         </w:r>
         <w:r>
           <w:rPr>
@@ -3618,7 +3618,7 @@
           <w14:ligatures w14:val="standardContextual"/>
         </w:rPr>
       </w:pPr>
-      <w:hyperlink w:anchor="_Toc240045568" w:history="1">
+      <w:hyperlink w:anchor="_Toc240137026" w:history="1">
         <w:r>
           <w:rPr>
             <w:rStyle w:val="aff1"/>
@@ -3645,7 +3645,7 @@
             <w:noProof/>
             <w:webHidden/>
           </w:rPr>
-          <w:instrText xml:space="preserve"> PAGEREF _Toc240045568 \h </w:instrText>
+          <w:instrText xml:space="preserve"> PAGEREF _Toc240137026 \h </w:instrText>
         </w:r>
         <w:r>
           <w:rPr>
@@ -3694,7 +3694,7 @@
           <w14:ligatures w14:val="standardContextual"/>
         </w:rPr>
       </w:pPr>
-      <w:hyperlink w:anchor="_Toc240045569" w:history="1">
+      <w:hyperlink w:anchor="_Toc240137027" w:history="1">
         <w:r>
           <w:rPr>
             <w:rStyle w:val="aff1"/>
@@ -3721,7 +3721,7 @@
             <w:noProof/>
             <w:webHidden/>
           </w:rPr>
-          <w:instrText xml:space="preserve"> PAGEREF _Toc240045569 \h </w:instrText>
+          <w:instrText xml:space="preserve"> PAGEREF _Toc240137027 \h </w:instrText>
         </w:r>
         <w:r>
           <w:rPr>
@@ -3770,7 +3770,7 @@
           <w14:ligatures w14:val="standardContextual"/>
         </w:rPr>
       </w:pPr>
-      <w:hyperlink w:anchor="_Toc240045570" w:history="1">
+      <w:hyperlink w:anchor="_Toc240137028" w:history="1">
         <w:r>
           <w:rPr>
             <w:rStyle w:val="aff1"/>
@@ -3797,7 +3797,7 @@
             <w:noProof/>
             <w:webHidden/>
           </w:rPr>
-          <w:instrText xml:space="preserve"> PAGEREF _Toc240045570 \h </w:instrText>
+          <w:instrText xml:space="preserve"> PAGEREF _Toc240137028 \h </w:instrText>
         </w:r>
         <w:r>
           <w:rPr>
@@ -3846,7 +3846,7 @@
           <w14:ligatures w14:val="standardContextual"/>
         </w:rPr>
       </w:pPr>
-      <w:hyperlink w:anchor="_Toc240045571" w:history="1">
+      <w:hyperlink w:anchor="_Toc240137029" w:history="1">
         <w:r>
           <w:rPr>
             <w:rStyle w:val="aff1"/>
@@ -3873,7 +3873,7 @@
             <w:noProof/>
             <w:webHidden/>
           </w:rPr>
-          <w:instrText xml:space="preserve"> PAGEREF _Toc240045571 \h </w:instrText>
+          <w:instrText xml:space="preserve"> PAGEREF _Toc240137029 \h </w:instrText>
         </w:r>
         <w:r>
           <w:rPr>
@@ -3922,7 +3922,7 @@
           <w14:ligatures w14:val="standardContextual"/>
         </w:rPr>
       </w:pPr>
-      <w:hyperlink w:anchor="_Toc240045572" w:history="1">
+      <w:hyperlink w:anchor="_Toc240137030" w:history="1">
         <w:r>
           <w:rPr>
             <w:rStyle w:val="aff1"/>
@@ -3949,7 +3949,7 @@
             <w:noProof/>
             <w:webHidden/>
           </w:rPr>
-          <w:instrText xml:space="preserve"> PAGEREF _Toc240045572 \h </w:instrText>
+          <w:instrText xml:space="preserve"> PAGEREF _Toc240137030 \h </w:instrText>
         </w:r>
         <w:r>
           <w:rPr>
@@ -3998,7 +3998,7 @@
           <w14:ligatures w14:val="standardContextual"/>
         </w:rPr>
       </w:pPr>
-      <w:hyperlink w:anchor="_Toc240045573" w:history="1">
+      <w:hyperlink w:anchor="_Toc240137031" w:history="1">
         <w:r>
           <w:rPr>
             <w:rStyle w:val="aff1"/>
@@ -4025,7 +4025,7 @@
             <w:noProof/>
             <w:webHidden/>
           </w:rPr>
-          <w:instrText xml:space="preserve"> PAGEREF _Toc240045573 \h </w:instrText>
+          <w:instrText xml:space="preserve"> PAGEREF _Toc240137031 \h </w:instrText>
         </w:r>
         <w:r>
           <w:rPr>
@@ -4045,7 +4045,7 @@
             <w:noProof/>
             <w:webHidden/>
           </w:rPr>
-          <w:t>21</w:t>
+          <w:t>22</w:t>
         </w:r>
         <w:r>
           <w:rPr>
@@ -4074,7 +4074,7 @@
           <w14:ligatures w14:val="standardContextual"/>
         </w:rPr>
       </w:pPr>
-      <w:hyperlink w:anchor="_Toc240045574" w:history="1">
+      <w:hyperlink w:anchor="_Toc240137032" w:history="1">
         <w:r>
           <w:rPr>
             <w:rStyle w:val="aff1"/>
@@ -4101,7 +4101,7 @@
             <w:noProof/>
             <w:webHidden/>
           </w:rPr>
-          <w:instrText xml:space="preserve"> PAGEREF _Toc240045574 \h </w:instrText>
+          <w:instrText xml:space="preserve"> PAGEREF _Toc240137032 \h </w:instrText>
         </w:r>
         <w:r>
           <w:rPr>
@@ -4121,7 +4121,7 @@
             <w:noProof/>
             <w:webHidden/>
           </w:rPr>
-          <w:t>22</w:t>
+          <w:t>23</w:t>
         </w:r>
         <w:r>
           <w:rPr>
@@ -4150,7 +4150,7 @@
           <w14:ligatures w14:val="standardContextual"/>
         </w:rPr>
       </w:pPr>
-      <w:hyperlink w:anchor="_Toc240045575" w:history="1">
+      <w:hyperlink w:anchor="_Toc240137033" w:history="1">
         <w:r>
           <w:rPr>
             <w:rStyle w:val="aff1"/>
@@ -4177,7 +4177,7 @@
             <w:noProof/>
             <w:webHidden/>
           </w:rPr>
-          <w:instrText xml:space="preserve"> PAGEREF _Toc240045575 \h </w:instrText>
+          <w:instrText xml:space="preserve"> PAGEREF _Toc240137033 \h </w:instrText>
         </w:r>
         <w:r>
           <w:rPr>
@@ -4225,7 +4225,7 @@
           <w14:ligatures w14:val="standardContextual"/>
         </w:rPr>
       </w:pPr>
-      <w:hyperlink w:anchor="_Toc240045576" w:history="1">
+      <w:hyperlink w:anchor="_Toc240137034" w:history="1">
         <w:r>
           <w:rPr>
             <w:rStyle w:val="aff1"/>
@@ -4252,7 +4252,7 @@
             <w:noProof/>
             <w:webHidden/>
           </w:rPr>
-          <w:instrText xml:space="preserve"> PAGEREF _Toc240045576 \h </w:instrText>
+          <w:instrText xml:space="preserve"> PAGEREF _Toc240137034 \h </w:instrText>
         </w:r>
         <w:r>
           <w:rPr>
@@ -4301,7 +4301,7 @@
           <w14:ligatures w14:val="standardContextual"/>
         </w:rPr>
       </w:pPr>
-      <w:hyperlink w:anchor="_Toc240045577" w:history="1">
+      <w:hyperlink w:anchor="_Toc240137035" w:history="1">
         <w:r>
           <w:rPr>
             <w:rStyle w:val="aff1"/>
@@ -4328,7 +4328,7 @@
             <w:noProof/>
             <w:webHidden/>
           </w:rPr>
-          <w:instrText xml:space="preserve"> PAGEREF _Toc240045577 \h </w:instrText>
+          <w:instrText xml:space="preserve"> PAGEREF _Toc240137035 \h </w:instrText>
         </w:r>
         <w:r>
           <w:rPr>
@@ -4377,7 +4377,7 @@
           <w14:ligatures w14:val="standardContextual"/>
         </w:rPr>
       </w:pPr>
-      <w:hyperlink w:anchor="_Toc240045578" w:history="1">
+      <w:hyperlink w:anchor="_Toc240137036" w:history="1">
         <w:r>
           <w:rPr>
             <w:rStyle w:val="aff1"/>
@@ -4404,7 +4404,7 @@
             <w:noProof/>
             <w:webHidden/>
           </w:rPr>
-          <w:instrText xml:space="preserve"> PAGEREF _Toc240045578 \h </w:instrText>
+          <w:instrText xml:space="preserve"> PAGEREF _Toc240137036 \h </w:instrText>
         </w:r>
         <w:r>
           <w:rPr>
@@ -4453,7 +4453,7 @@
           <w14:ligatures w14:val="standardContextual"/>
         </w:rPr>
       </w:pPr>
-      <w:hyperlink w:anchor="_Toc240045579" w:history="1">
+      <w:hyperlink w:anchor="_Toc240137037" w:history="1">
         <w:r>
           <w:rPr>
             <w:rStyle w:val="aff1"/>
@@ -4480,7 +4480,7 @@
             <w:noProof/>
             <w:webHidden/>
           </w:rPr>
-          <w:instrText xml:space="preserve"> PAGEREF _Toc240045579 \h </w:instrText>
+          <w:instrText xml:space="preserve"> PAGEREF _Toc240137037 \h </w:instrText>
         </w:r>
         <w:r>
           <w:rPr>
@@ -4529,7 +4529,7 @@
           <w14:ligatures w14:val="standardContextual"/>
         </w:rPr>
       </w:pPr>
-      <w:hyperlink w:anchor="_Toc240045580" w:history="1">
+      <w:hyperlink w:anchor="_Toc240137038" w:history="1">
         <w:r>
           <w:rPr>
             <w:rStyle w:val="aff1"/>
@@ -4556,7 +4556,7 @@
             <w:noProof/>
             <w:webHidden/>
           </w:rPr>
-          <w:instrText xml:space="preserve"> PAGEREF _Toc240045580 \h </w:instrText>
+          <w:instrText xml:space="preserve"> PAGEREF _Toc240137038 \h </w:instrText>
         </w:r>
         <w:r>
           <w:rPr>
@@ -4605,7 +4605,7 @@
           <w14:ligatures w14:val="standardContextual"/>
         </w:rPr>
       </w:pPr>
-      <w:hyperlink w:anchor="_Toc240045581" w:history="1">
+      <w:hyperlink w:anchor="_Toc240137039" w:history="1">
         <w:r>
           <w:rPr>
             <w:rStyle w:val="aff1"/>
@@ -4632,7 +4632,7 @@
             <w:noProof/>
             <w:webHidden/>
           </w:rPr>
-          <w:instrText xml:space="preserve"> PAGEREF _Toc240045581 \h </w:instrText>
+          <w:instrText xml:space="preserve"> PAGEREF _Toc240137039 \h </w:instrText>
         </w:r>
         <w:r>
           <w:rPr>
@@ -4681,7 +4681,7 @@
           <w14:ligatures w14:val="standardContextual"/>
         </w:rPr>
       </w:pPr>
-      <w:hyperlink w:anchor="_Toc240045582" w:history="1">
+      <w:hyperlink w:anchor="_Toc240137040" w:history="1">
         <w:r>
           <w:rPr>
             <w:rStyle w:val="aff1"/>
@@ -4708,7 +4708,7 @@
             <w:noProof/>
             <w:webHidden/>
           </w:rPr>
-          <w:instrText xml:space="preserve"> PAGEREF _Toc240045582 \h </w:instrText>
+          <w:instrText xml:space="preserve"> PAGEREF _Toc240137040 \h </w:instrText>
         </w:r>
         <w:r>
           <w:rPr>
@@ -4757,7 +4757,7 @@
           <w14:ligatures w14:val="standardContextual"/>
         </w:rPr>
       </w:pPr>
-      <w:hyperlink w:anchor="_Toc240045583" w:history="1">
+      <w:hyperlink w:anchor="_Toc240137041" w:history="1">
         <w:r>
           <w:rPr>
             <w:rStyle w:val="aff1"/>
@@ -4784,7 +4784,7 @@
             <w:noProof/>
             <w:webHidden/>
           </w:rPr>
-          <w:instrText xml:space="preserve"> PAGEREF _Toc240045583 \h </w:instrText>
+          <w:instrText xml:space="preserve"> PAGEREF _Toc240137041 \h </w:instrText>
         </w:r>
         <w:r>
           <w:rPr>
@@ -4833,7 +4833,7 @@
           <w14:ligatures w14:val="standardContextual"/>
         </w:rPr>
       </w:pPr>
-      <w:hyperlink w:anchor="_Toc240045584" w:history="1">
+      <w:hyperlink w:anchor="_Toc240137042" w:history="1">
         <w:r>
           <w:rPr>
             <w:rStyle w:val="aff1"/>
@@ -4860,7 +4860,7 @@
             <w:noProof/>
             <w:webHidden/>
           </w:rPr>
-          <w:instrText xml:space="preserve"> PAGEREF _Toc240045584 \h </w:instrText>
+          <w:instrText xml:space="preserve"> PAGEREF _Toc240137042 \h </w:instrText>
         </w:r>
         <w:r>
           <w:rPr>
@@ -4909,7 +4909,7 @@
           <w14:ligatures w14:val="standardContextual"/>
         </w:rPr>
       </w:pPr>
-      <w:hyperlink w:anchor="_Toc240045585" w:history="1">
+      <w:hyperlink w:anchor="_Toc240137043" w:history="1">
         <w:r>
           <w:rPr>
             <w:rStyle w:val="aff1"/>
@@ -4936,7 +4936,7 @@
             <w:noProof/>
             <w:webHidden/>
           </w:rPr>
-          <w:instrText xml:space="preserve"> PAGEREF _Toc240045585 \h </w:instrText>
+          <w:instrText xml:space="preserve"> PAGEREF _Toc240137043 \h </w:instrText>
         </w:r>
         <w:r>
           <w:rPr>
@@ -4985,7 +4985,7 @@
           <w14:ligatures w14:val="standardContextual"/>
         </w:rPr>
       </w:pPr>
-      <w:hyperlink w:anchor="_Toc240045586" w:history="1">
+      <w:hyperlink w:anchor="_Toc240137044" w:history="1">
         <w:r>
           <w:rPr>
             <w:rStyle w:val="aff1"/>
@@ -5012,7 +5012,7 @@
             <w:noProof/>
             <w:webHidden/>
           </w:rPr>
-          <w:instrText xml:space="preserve"> PAGEREF _Toc240045586 \h </w:instrText>
+          <w:instrText xml:space="preserve"> PAGEREF _Toc240137044 \h </w:instrText>
         </w:r>
         <w:r>
           <w:rPr>
@@ -5061,7 +5061,7 @@
           <w14:ligatures w14:val="standardContextual"/>
         </w:rPr>
       </w:pPr>
-      <w:hyperlink w:anchor="_Toc240045587" w:history="1">
+      <w:hyperlink w:anchor="_Toc240137045" w:history="1">
         <w:r>
           <w:rPr>
             <w:rStyle w:val="aff1"/>
@@ -5088,7 +5088,7 @@
             <w:noProof/>
             <w:webHidden/>
           </w:rPr>
-          <w:instrText xml:space="preserve"> PAGEREF _Toc240045587 \h </w:instrText>
+          <w:instrText xml:space="preserve"> PAGEREF _Toc240137045 \h </w:instrText>
         </w:r>
         <w:r>
           <w:rPr>
@@ -5137,7 +5137,7 @@
           <w14:ligatures w14:val="standardContextual"/>
         </w:rPr>
       </w:pPr>
-      <w:hyperlink w:anchor="_Toc240045588" w:history="1">
+      <w:hyperlink w:anchor="_Toc240137046" w:history="1">
         <w:r>
           <w:rPr>
             <w:rStyle w:val="aff1"/>
@@ -5164,7 +5164,7 @@
             <w:noProof/>
             <w:webHidden/>
           </w:rPr>
-          <w:instrText xml:space="preserve"> PAGEREF _Toc240045588 \h </w:instrText>
+          <w:instrText xml:space="preserve"> PAGEREF _Toc240137046 \h </w:instrText>
         </w:r>
         <w:r>
           <w:rPr>
@@ -5213,7 +5213,7 @@
           <w14:ligatures w14:val="standardContextual"/>
         </w:rPr>
       </w:pPr>
-      <w:hyperlink w:anchor="_Toc240045589" w:history="1">
+      <w:hyperlink w:anchor="_Toc240137047" w:history="1">
         <w:r>
           <w:rPr>
             <w:rStyle w:val="aff1"/>
@@ -5240,7 +5240,7 @@
             <w:noProof/>
             <w:webHidden/>
           </w:rPr>
-          <w:instrText xml:space="preserve"> PAGEREF _Toc240045589 \h </w:instrText>
+          <w:instrText xml:space="preserve"> PAGEREF _Toc240137047 \h </w:instrText>
         </w:r>
         <w:r>
           <w:rPr>
@@ -5289,7 +5289,7 @@
           <w14:ligatures w14:val="standardContextual"/>
         </w:rPr>
       </w:pPr>
-      <w:hyperlink w:anchor="_Toc240045590" w:history="1">
+      <w:hyperlink w:anchor="_Toc240137048" w:history="1">
         <w:r>
           <w:rPr>
             <w:rStyle w:val="aff1"/>
@@ -5316,7 +5316,7 @@
             <w:noProof/>
             <w:webHidden/>
           </w:rPr>
-          <w:instrText xml:space="preserve"> PAGEREF _Toc240045590 \h </w:instrText>
+          <w:instrText xml:space="preserve"> PAGEREF _Toc240137048 \h </w:instrText>
         </w:r>
         <w:r>
           <w:rPr>
@@ -5365,7 +5365,7 @@
           <w14:ligatures w14:val="standardContextual"/>
         </w:rPr>
       </w:pPr>
-      <w:hyperlink w:anchor="_Toc240045591" w:history="1">
+      <w:hyperlink w:anchor="_Toc240137049" w:history="1">
         <w:r>
           <w:rPr>
             <w:rStyle w:val="aff1"/>
@@ -5392,7 +5392,7 @@
             <w:noProof/>
             <w:webHidden/>
           </w:rPr>
-          <w:instrText xml:space="preserve"> PAGEREF _Toc240045591 \h </w:instrText>
+          <w:instrText xml:space="preserve"> PAGEREF _Toc240137049 \h </w:instrText>
         </w:r>
         <w:r>
           <w:rPr>
@@ -5441,7 +5441,7 @@
           <w14:ligatures w14:val="standardContextual"/>
         </w:rPr>
       </w:pPr>
-      <w:hyperlink w:anchor="_Toc240045592" w:history="1">
+      <w:hyperlink w:anchor="_Toc240137050" w:history="1">
         <w:r>
           <w:rPr>
             <w:rStyle w:val="aff1"/>
@@ -5468,7 +5468,7 @@
             <w:noProof/>
             <w:webHidden/>
           </w:rPr>
-          <w:instrText xml:space="preserve"> PAGEREF _Toc240045592 \h </w:instrText>
+          <w:instrText xml:space="preserve"> PAGEREF _Toc240137050 \h </w:instrText>
         </w:r>
         <w:r>
           <w:rPr>
@@ -5517,7 +5517,7 @@
           <w14:ligatures w14:val="standardContextual"/>
         </w:rPr>
       </w:pPr>
-      <w:hyperlink w:anchor="_Toc240045593" w:history="1">
+      <w:hyperlink w:anchor="_Toc240137051" w:history="1">
         <w:r>
           <w:rPr>
             <w:rStyle w:val="aff1"/>
@@ -5544,7 +5544,7 @@
             <w:noProof/>
             <w:webHidden/>
           </w:rPr>
-          <w:instrText xml:space="preserve"> PAGEREF _Toc240045593 \h </w:instrText>
+          <w:instrText xml:space="preserve"> PAGEREF _Toc240137051 \h </w:instrText>
         </w:r>
         <w:r>
           <w:rPr>
@@ -5593,7 +5593,7 @@
           <w14:ligatures w14:val="standardContextual"/>
         </w:rPr>
       </w:pPr>
-      <w:hyperlink w:anchor="_Toc240045594" w:history="1">
+      <w:hyperlink w:anchor="_Toc240137052" w:history="1">
         <w:r>
           <w:rPr>
             <w:rStyle w:val="aff1"/>
@@ -5620,7 +5620,7 @@
             <w:noProof/>
             <w:webHidden/>
           </w:rPr>
-          <w:instrText xml:space="preserve"> PAGEREF _Toc240045594 \h </w:instrText>
+          <w:instrText xml:space="preserve"> PAGEREF _Toc240137052 \h </w:instrText>
         </w:r>
         <w:r>
           <w:rPr>
@@ -5669,7 +5669,7 @@
           <w14:ligatures w14:val="standardContextual"/>
         </w:rPr>
       </w:pPr>
-      <w:hyperlink w:anchor="_Toc240045595" w:history="1">
+      <w:hyperlink w:anchor="_Toc240137053" w:history="1">
         <w:r>
           <w:rPr>
             <w:rStyle w:val="aff1"/>
@@ -5696,7 +5696,7 @@
             <w:noProof/>
             <w:webHidden/>
           </w:rPr>
-          <w:instrText xml:space="preserve"> PAGEREF _Toc240045595 \h </w:instrText>
+          <w:instrText xml:space="preserve"> PAGEREF _Toc240137053 \h </w:instrText>
         </w:r>
         <w:r>
           <w:rPr>
@@ -5745,7 +5745,7 @@
           <w14:ligatures w14:val="standardContextual"/>
         </w:rPr>
       </w:pPr>
-      <w:hyperlink w:anchor="_Toc240045596" w:history="1">
+      <w:hyperlink w:anchor="_Toc240137054" w:history="1">
         <w:r>
           <w:rPr>
             <w:rStyle w:val="aff1"/>
@@ -5772,7 +5772,7 @@
             <w:noProof/>
             <w:webHidden/>
           </w:rPr>
-          <w:instrText xml:space="preserve"> PAGEREF _Toc240045596 \h </w:instrText>
+          <w:instrText xml:space="preserve"> PAGEREF _Toc240137054 \h </w:instrText>
         </w:r>
         <w:r>
           <w:rPr>
@@ -5821,7 +5821,7 @@
           <w14:ligatures w14:val="standardContextual"/>
         </w:rPr>
       </w:pPr>
-      <w:hyperlink w:anchor="_Toc240045597" w:history="1">
+      <w:hyperlink w:anchor="_Toc240137055" w:history="1">
         <w:r>
           <w:rPr>
             <w:rStyle w:val="aff1"/>
@@ -5848,7 +5848,7 @@
             <w:noProof/>
             <w:webHidden/>
           </w:rPr>
-          <w:instrText xml:space="preserve"> PAGEREF _Toc240045597 \h </w:instrText>
+          <w:instrText xml:space="preserve"> PAGEREF _Toc240137055 \h </w:instrText>
         </w:r>
         <w:r>
           <w:rPr>
@@ -5896,7 +5896,7 @@
           <w14:ligatures w14:val="standardContextual"/>
         </w:rPr>
       </w:pPr>
-      <w:hyperlink w:anchor="_Toc240045598" w:history="1">
+      <w:hyperlink w:anchor="_Toc240137056" w:history="1">
         <w:r>
           <w:rPr>
             <w:rStyle w:val="aff1"/>
@@ -5923,7 +5923,7 @@
             <w:noProof/>
             <w:webHidden/>
           </w:rPr>
-          <w:instrText xml:space="preserve"> PAGEREF _Toc240045598 \h </w:instrText>
+          <w:instrText xml:space="preserve"> PAGEREF _Toc240137056 \h </w:instrText>
         </w:r>
         <w:r>
           <w:rPr>
@@ -5972,7 +5972,7 @@
           <w14:ligatures w14:val="standardContextual"/>
         </w:rPr>
       </w:pPr>
-      <w:hyperlink w:anchor="_Toc240045599" w:history="1">
+      <w:hyperlink w:anchor="_Toc240137057" w:history="1">
         <w:r>
           <w:rPr>
             <w:rStyle w:val="aff1"/>
@@ -5999,7 +5999,7 @@
             <w:noProof/>
             <w:webHidden/>
           </w:rPr>
-          <w:instrText xml:space="preserve"> PAGEREF _Toc240045599 \h </w:instrText>
+          <w:instrText xml:space="preserve"> PAGEREF _Toc240137057 \h </w:instrText>
         </w:r>
         <w:r>
           <w:rPr>
@@ -6048,7 +6048,7 @@
           <w14:ligatures w14:val="standardContextual"/>
         </w:rPr>
       </w:pPr>
-      <w:hyperlink w:anchor="_Toc240045600" w:history="1">
+      <w:hyperlink w:anchor="_Toc240137058" w:history="1">
         <w:r>
           <w:rPr>
             <w:rStyle w:val="aff1"/>
@@ -6075,7 +6075,7 @@
             <w:noProof/>
             <w:webHidden/>
           </w:rPr>
-          <w:instrText xml:space="preserve"> PAGEREF _Toc240045600 \h </w:instrText>
+          <w:instrText xml:space="preserve"> PAGEREF _Toc240137058 \h </w:instrText>
         </w:r>
         <w:r>
           <w:rPr>
@@ -6124,7 +6124,7 @@
           <w14:ligatures w14:val="standardContextual"/>
         </w:rPr>
       </w:pPr>
-      <w:hyperlink w:anchor="_Toc240045601" w:history="1">
+      <w:hyperlink w:anchor="_Toc240137059" w:history="1">
         <w:r>
           <w:rPr>
             <w:rStyle w:val="aff1"/>
@@ -6151,7 +6151,7 @@
             <w:noProof/>
             <w:webHidden/>
           </w:rPr>
-          <w:instrText xml:space="preserve"> PAGEREF _Toc240045601 \h </w:instrText>
+          <w:instrText xml:space="preserve"> PAGEREF _Toc240137059 \h </w:instrText>
         </w:r>
         <w:r>
           <w:rPr>
@@ -6200,7 +6200,7 @@
           <w14:ligatures w14:val="standardContextual"/>
         </w:rPr>
       </w:pPr>
-      <w:hyperlink w:anchor="_Toc240045602" w:history="1">
+      <w:hyperlink w:anchor="_Toc240137060" w:history="1">
         <w:r>
           <w:rPr>
             <w:rStyle w:val="aff1"/>
@@ -6227,7 +6227,7 @@
             <w:noProof/>
             <w:webHidden/>
           </w:rPr>
-          <w:instrText xml:space="preserve"> PAGEREF _Toc240045602 \h </w:instrText>
+          <w:instrText xml:space="preserve"> PAGEREF _Toc240137060 \h </w:instrText>
         </w:r>
         <w:r>
           <w:rPr>
@@ -6276,7 +6276,7 @@
           <w14:ligatures w14:val="standardContextual"/>
         </w:rPr>
       </w:pPr>
-      <w:hyperlink w:anchor="_Toc240045603" w:history="1">
+      <w:hyperlink w:anchor="_Toc240137061" w:history="1">
         <w:r>
           <w:rPr>
             <w:rStyle w:val="aff1"/>
@@ -6303,7 +6303,7 @@
             <w:noProof/>
             <w:webHidden/>
           </w:rPr>
-          <w:instrText xml:space="preserve"> PAGEREF _Toc240045603 \h </w:instrText>
+          <w:instrText xml:space="preserve"> PAGEREF _Toc240137061 \h </w:instrText>
         </w:r>
         <w:r>
           <w:rPr>
@@ -6352,7 +6352,7 @@
           <w14:ligatures w14:val="standardContextual"/>
         </w:rPr>
       </w:pPr>
-      <w:hyperlink w:anchor="_Toc240045604" w:history="1">
+      <w:hyperlink w:anchor="_Toc240137062" w:history="1">
         <w:r>
           <w:rPr>
             <w:rStyle w:val="aff1"/>
@@ -6379,7 +6379,7 @@
             <w:noProof/>
             <w:webHidden/>
           </w:rPr>
-          <w:instrText xml:space="preserve"> PAGEREF _Toc240045604 \h </w:instrText>
+          <w:instrText xml:space="preserve"> PAGEREF _Toc240137062 \h </w:instrText>
         </w:r>
         <w:r>
           <w:rPr>
@@ -6428,7 +6428,7 @@
           <w14:ligatures w14:val="standardContextual"/>
         </w:rPr>
       </w:pPr>
-      <w:hyperlink w:anchor="_Toc240045605" w:history="1">
+      <w:hyperlink w:anchor="_Toc240137063" w:history="1">
         <w:r>
           <w:rPr>
             <w:rStyle w:val="aff1"/>
@@ -6455,7 +6455,7 @@
             <w:noProof/>
             <w:webHidden/>
           </w:rPr>
-          <w:instrText xml:space="preserve"> PAGEREF _Toc240045605 \h </w:instrText>
+          <w:instrText xml:space="preserve"> PAGEREF _Toc240137063 \h </w:instrText>
         </w:r>
         <w:r>
           <w:rPr>
@@ -6504,7 +6504,7 @@
           <w14:ligatures w14:val="standardContextual"/>
         </w:rPr>
       </w:pPr>
-      <w:hyperlink w:anchor="_Toc240045606" w:history="1">
+      <w:hyperlink w:anchor="_Toc240137064" w:history="1">
         <w:r>
           <w:rPr>
             <w:rStyle w:val="aff1"/>
@@ -6531,7 +6531,7 @@
             <w:noProof/>
             <w:webHidden/>
           </w:rPr>
-          <w:instrText xml:space="preserve"> PAGEREF _Toc240045606 \h </w:instrText>
+          <w:instrText xml:space="preserve"> PAGEREF _Toc240137064 \h </w:instrText>
         </w:r>
         <w:r>
           <w:rPr>
@@ -6580,7 +6580,7 @@
           <w14:ligatures w14:val="standardContextual"/>
         </w:rPr>
       </w:pPr>
-      <w:hyperlink w:anchor="_Toc240045607" w:history="1">
+      <w:hyperlink w:anchor="_Toc240137065" w:history="1">
         <w:r>
           <w:rPr>
             <w:rStyle w:val="aff1"/>
@@ -6607,7 +6607,7 @@
             <w:noProof/>
             <w:webHidden/>
           </w:rPr>
-          <w:instrText xml:space="preserve"> PAGEREF _Toc240045607 \h </w:instrText>
+          <w:instrText xml:space="preserve"> PAGEREF _Toc240137065 \h </w:instrText>
         </w:r>
         <w:r>
           <w:rPr>
@@ -6656,7 +6656,7 @@
           <w14:ligatures w14:val="standardContextual"/>
         </w:rPr>
       </w:pPr>
-      <w:hyperlink w:anchor="_Toc240045608" w:history="1">
+      <w:hyperlink w:anchor="_Toc240137066" w:history="1">
         <w:r>
           <w:rPr>
             <w:rStyle w:val="aff1"/>
@@ -6683,7 +6683,7 @@
             <w:noProof/>
             <w:webHidden/>
           </w:rPr>
-          <w:instrText xml:space="preserve"> PAGEREF _Toc240045608 \h </w:instrText>
+          <w:instrText xml:space="preserve"> PAGEREF _Toc240137066 \h </w:instrText>
         </w:r>
         <w:r>
           <w:rPr>
@@ -6732,7 +6732,7 @@
           <w14:ligatures w14:val="standardContextual"/>
         </w:rPr>
       </w:pPr>
-      <w:hyperlink w:anchor="_Toc240045609" w:history="1">
+      <w:hyperlink w:anchor="_Toc240137067" w:history="1">
         <w:r>
           <w:rPr>
             <w:rStyle w:val="aff1"/>
@@ -6759,7 +6759,7 @@
             <w:noProof/>
             <w:webHidden/>
           </w:rPr>
-          <w:instrText xml:space="preserve"> PAGEREF _Toc240045609 \h </w:instrText>
+          <w:instrText xml:space="preserve"> PAGEREF _Toc240137067 \h </w:instrText>
         </w:r>
         <w:r>
           <w:rPr>
@@ -6808,7 +6808,7 @@
           <w14:ligatures w14:val="standardContextual"/>
         </w:rPr>
       </w:pPr>
-      <w:hyperlink w:anchor="_Toc240045610" w:history="1">
+      <w:hyperlink w:anchor="_Toc240137068" w:history="1">
         <w:r>
           <w:rPr>
             <w:rStyle w:val="aff1"/>
@@ -6835,7 +6835,7 @@
             <w:noProof/>
             <w:webHidden/>
           </w:rPr>
-          <w:instrText xml:space="preserve"> PAGEREF _Toc240045610 \h </w:instrText>
+          <w:instrText xml:space="preserve"> PAGEREF _Toc240137068 \h </w:instrText>
         </w:r>
         <w:r>
           <w:rPr>
@@ -6884,7 +6884,7 @@
           <w14:ligatures w14:val="standardContextual"/>
         </w:rPr>
       </w:pPr>
-      <w:hyperlink w:anchor="_Toc240045611" w:history="1">
+      <w:hyperlink w:anchor="_Toc240137069" w:history="1">
         <w:r>
           <w:rPr>
             <w:rStyle w:val="aff1"/>
@@ -6911,7 +6911,7 @@
             <w:noProof/>
             <w:webHidden/>
           </w:rPr>
-          <w:instrText xml:space="preserve"> PAGEREF _Toc240045611 \h </w:instrText>
+          <w:instrText xml:space="preserve"> PAGEREF _Toc240137069 \h </w:instrText>
         </w:r>
         <w:r>
           <w:rPr>
@@ -6960,7 +6960,7 @@
           <w14:ligatures w14:val="standardContextual"/>
         </w:rPr>
       </w:pPr>
-      <w:hyperlink w:anchor="_Toc240045612" w:history="1">
+      <w:hyperlink w:anchor="_Toc240137070" w:history="1">
         <w:r>
           <w:rPr>
             <w:rStyle w:val="aff1"/>
@@ -6987,7 +6987,7 @@
             <w:noProof/>
             <w:webHidden/>
           </w:rPr>
-          <w:instrText xml:space="preserve"> PAGEREF _Toc240045612 \h </w:instrText>
+          <w:instrText xml:space="preserve"> PAGEREF _Toc240137070 \h </w:instrText>
         </w:r>
         <w:r>
           <w:rPr>
@@ -7036,7 +7036,7 @@
           <w14:ligatures w14:val="standardContextual"/>
         </w:rPr>
       </w:pPr>
-      <w:hyperlink w:anchor="_Toc240045613" w:history="1">
+      <w:hyperlink w:anchor="_Toc240137071" w:history="1">
         <w:r>
           <w:rPr>
             <w:rStyle w:val="aff1"/>
@@ -7063,7 +7063,7 @@
             <w:noProof/>
             <w:webHidden/>
           </w:rPr>
-          <w:instrText xml:space="preserve"> PAGEREF _Toc240045613 \h </w:instrText>
+          <w:instrText xml:space="preserve"> PAGEREF _Toc240137071 \h </w:instrText>
         </w:r>
         <w:r>
           <w:rPr>
@@ -7112,7 +7112,7 @@
           <w14:ligatures w14:val="standardContextual"/>
         </w:rPr>
       </w:pPr>
-      <w:hyperlink w:anchor="_Toc240045614" w:history="1">
+      <w:hyperlink w:anchor="_Toc240137072" w:history="1">
         <w:r>
           <w:rPr>
             <w:rStyle w:val="aff1"/>
@@ -7139,7 +7139,7 @@
             <w:noProof/>
             <w:webHidden/>
           </w:rPr>
-          <w:instrText xml:space="preserve"> PAGEREF _Toc240045614 \h </w:instrText>
+          <w:instrText xml:space="preserve"> PAGEREF _Toc240137072 \h </w:instrText>
         </w:r>
         <w:r>
           <w:rPr>
@@ -7188,7 +7188,7 @@
           <w14:ligatures w14:val="standardContextual"/>
         </w:rPr>
       </w:pPr>
-      <w:hyperlink w:anchor="_Toc240045615" w:history="1">
+      <w:hyperlink w:anchor="_Toc240137073" w:history="1">
         <w:r>
           <w:rPr>
             <w:rStyle w:val="aff1"/>
@@ -7215,7 +7215,7 @@
             <w:noProof/>
             <w:webHidden/>
           </w:rPr>
-          <w:instrText xml:space="preserve"> PAGEREF _Toc240045615 \h </w:instrText>
+          <w:instrText xml:space="preserve"> PAGEREF _Toc240137073 \h </w:instrText>
         </w:r>
         <w:r>
           <w:rPr>
@@ -7264,7 +7264,7 @@
           <w14:ligatures w14:val="standardContextual"/>
         </w:rPr>
       </w:pPr>
-      <w:hyperlink w:anchor="_Toc240045616" w:history="1">
+      <w:hyperlink w:anchor="_Toc240137074" w:history="1">
         <w:r>
           <w:rPr>
             <w:rStyle w:val="aff1"/>
@@ -7291,7 +7291,7 @@
             <w:noProof/>
             <w:webHidden/>
           </w:rPr>
-          <w:instrText xml:space="preserve"> PAGEREF _Toc240045616 \h </w:instrText>
+          <w:instrText xml:space="preserve"> PAGEREF _Toc240137074 \h </w:instrText>
         </w:r>
         <w:r>
           <w:rPr>
@@ -7340,7 +7340,7 @@
           <w14:ligatures w14:val="standardContextual"/>
         </w:rPr>
       </w:pPr>
-      <w:hyperlink w:anchor="_Toc240045617" w:history="1">
+      <w:hyperlink w:anchor="_Toc240137075" w:history="1">
         <w:r>
           <w:rPr>
             <w:rStyle w:val="aff1"/>
@@ -7367,7 +7367,7 @@
             <w:noProof/>
             <w:webHidden/>
           </w:rPr>
-          <w:instrText xml:space="preserve"> PAGEREF _Toc240045617 \h </w:instrText>
+          <w:instrText xml:space="preserve"> PAGEREF _Toc240137075 \h </w:instrText>
         </w:r>
         <w:r>
           <w:rPr>
@@ -7416,7 +7416,7 @@
           <w14:ligatures w14:val="standardContextual"/>
         </w:rPr>
       </w:pPr>
-      <w:hyperlink w:anchor="_Toc240045618" w:history="1">
+      <w:hyperlink w:anchor="_Toc240137076" w:history="1">
         <w:r>
           <w:rPr>
             <w:rStyle w:val="aff1"/>
@@ -7443,7 +7443,7 @@
             <w:noProof/>
             <w:webHidden/>
           </w:rPr>
-          <w:instrText xml:space="preserve"> PAGEREF _Toc240045618 \h </w:instrText>
+          <w:instrText xml:space="preserve"> PAGEREF _Toc240137076 \h </w:instrText>
         </w:r>
         <w:r>
           <w:rPr>
@@ -7492,7 +7492,7 @@
           <w14:ligatures w14:val="standardContextual"/>
         </w:rPr>
       </w:pPr>
-      <w:hyperlink w:anchor="_Toc240045619" w:history="1">
+      <w:hyperlink w:anchor="_Toc240137077" w:history="1">
         <w:r>
           <w:rPr>
             <w:rStyle w:val="aff1"/>
@@ -7519,7 +7519,7 @@
             <w:noProof/>
             <w:webHidden/>
           </w:rPr>
-          <w:instrText xml:space="preserve"> PAGEREF _Toc240045619 \h </w:instrText>
+          <w:instrText xml:space="preserve"> PAGEREF _Toc240137077 \h </w:instrText>
         </w:r>
         <w:r>
           <w:rPr>
@@ -7568,7 +7568,7 @@
           <w14:ligatures w14:val="standardContextual"/>
         </w:rPr>
       </w:pPr>
-      <w:hyperlink w:anchor="_Toc240045620" w:history="1">
+      <w:hyperlink w:anchor="_Toc240137078" w:history="1">
         <w:r>
           <w:rPr>
             <w:rStyle w:val="aff1"/>
@@ -7595,7 +7595,7 @@
             <w:noProof/>
             <w:webHidden/>
           </w:rPr>
-          <w:instrText xml:space="preserve"> PAGEREF _Toc240045620 \h </w:instrText>
+          <w:instrText xml:space="preserve"> PAGEREF _Toc240137078 \h </w:instrText>
         </w:r>
         <w:r>
           <w:rPr>
@@ -7644,7 +7644,7 @@
           <w14:ligatures w14:val="standardContextual"/>
         </w:rPr>
       </w:pPr>
-      <w:hyperlink w:anchor="_Toc240045621" w:history="1">
+      <w:hyperlink w:anchor="_Toc240137079" w:history="1">
         <w:r>
           <w:rPr>
             <w:rStyle w:val="aff1"/>
@@ -7671,7 +7671,7 @@
             <w:noProof/>
             <w:webHidden/>
           </w:rPr>
-          <w:instrText xml:space="preserve"> PAGEREF _Toc240045621 \h </w:instrText>
+          <w:instrText xml:space="preserve"> PAGEREF _Toc240137079 \h </w:instrText>
         </w:r>
         <w:r>
           <w:rPr>
@@ -7720,7 +7720,7 @@
           <w14:ligatures w14:val="standardContextual"/>
         </w:rPr>
       </w:pPr>
-      <w:hyperlink w:anchor="_Toc240045622" w:history="1">
+      <w:hyperlink w:anchor="_Toc240137080" w:history="1">
         <w:r>
           <w:rPr>
             <w:rStyle w:val="aff1"/>
@@ -7747,7 +7747,7 @@
             <w:noProof/>
             <w:webHidden/>
           </w:rPr>
-          <w:instrText xml:space="preserve"> PAGEREF _Toc240045622 \h </w:instrText>
+          <w:instrText xml:space="preserve"> PAGEREF _Toc240137080 \h </w:instrText>
         </w:r>
         <w:r>
           <w:rPr>
@@ -7796,7 +7796,7 @@
           <w14:ligatures w14:val="standardContextual"/>
         </w:rPr>
       </w:pPr>
-      <w:hyperlink w:anchor="_Toc240045623" w:history="1">
+      <w:hyperlink w:anchor="_Toc240137081" w:history="1">
         <w:r>
           <w:rPr>
             <w:rStyle w:val="aff1"/>
@@ -7823,7 +7823,7 @@
             <w:noProof/>
             <w:webHidden/>
           </w:rPr>
-          <w:instrText xml:space="preserve"> PAGEREF _Toc240045623 \h </w:instrText>
+          <w:instrText xml:space="preserve"> PAGEREF _Toc240137081 \h </w:instrText>
         </w:r>
         <w:r>
           <w:rPr>
@@ -7872,7 +7872,7 @@
           <w14:ligatures w14:val="standardContextual"/>
         </w:rPr>
       </w:pPr>
-      <w:hyperlink w:anchor="_Toc240045624" w:history="1">
+      <w:hyperlink w:anchor="_Toc240137082" w:history="1">
         <w:r>
           <w:rPr>
             <w:rStyle w:val="aff1"/>
@@ -7899,7 +7899,7 @@
             <w:noProof/>
             <w:webHidden/>
           </w:rPr>
-          <w:instrText xml:space="preserve"> PAGEREF _Toc240045624 \h </w:instrText>
+          <w:instrText xml:space="preserve"> PAGEREF _Toc240137082 \h </w:instrText>
         </w:r>
         <w:r>
           <w:rPr>
@@ -7948,7 +7948,7 @@
           <w14:ligatures w14:val="standardContextual"/>
         </w:rPr>
       </w:pPr>
-      <w:hyperlink w:anchor="_Toc240045625" w:history="1">
+      <w:hyperlink w:anchor="_Toc240137083" w:history="1">
         <w:r>
           <w:rPr>
             <w:rStyle w:val="aff1"/>
@@ -7975,7 +7975,7 @@
             <w:noProof/>
             <w:webHidden/>
           </w:rPr>
-          <w:instrText xml:space="preserve"> PAGEREF _Toc240045625 \h </w:instrText>
+          <w:instrText xml:space="preserve"> PAGEREF _Toc240137083 \h </w:instrText>
         </w:r>
         <w:r>
           <w:rPr>
@@ -8024,7 +8024,7 @@
           <w14:ligatures w14:val="standardContextual"/>
         </w:rPr>
       </w:pPr>
-      <w:hyperlink w:anchor="_Toc240045626" w:history="1">
+      <w:hyperlink w:anchor="_Toc240137084" w:history="1">
         <w:r>
           <w:rPr>
             <w:rStyle w:val="aff1"/>
@@ -8051,7 +8051,7 @@
             <w:noProof/>
             <w:webHidden/>
           </w:rPr>
-          <w:instrText xml:space="preserve"> PAGEREF _Toc240045626 \h </w:instrText>
+          <w:instrText xml:space="preserve"> PAGEREF _Toc240137084 \h </w:instrText>
         </w:r>
         <w:r>
           <w:rPr>
@@ -8100,7 +8100,7 @@
           <w14:ligatures w14:val="standardContextual"/>
         </w:rPr>
       </w:pPr>
-      <w:hyperlink w:anchor="_Toc240045627" w:history="1">
+      <w:hyperlink w:anchor="_Toc240137085" w:history="1">
         <w:r>
           <w:rPr>
             <w:rStyle w:val="aff1"/>
@@ -8127,7 +8127,7 @@
             <w:noProof/>
             <w:webHidden/>
           </w:rPr>
-          <w:instrText xml:space="preserve"> PAGEREF _Toc240045627 \h </w:instrText>
+          <w:instrText xml:space="preserve"> PAGEREF _Toc240137085 \h </w:instrText>
         </w:r>
         <w:r>
           <w:rPr>
@@ -8176,7 +8176,7 @@
           <w14:ligatures w14:val="standardContextual"/>
         </w:rPr>
       </w:pPr>
-      <w:hyperlink w:anchor="_Toc240045628" w:history="1">
+      <w:hyperlink w:anchor="_Toc240137086" w:history="1">
         <w:r>
           <w:rPr>
             <w:rStyle w:val="aff1"/>
@@ -8203,7 +8203,7 @@
             <w:noProof/>
             <w:webHidden/>
           </w:rPr>
-          <w:instrText xml:space="preserve"> PAGEREF _Toc240045628 \h </w:instrText>
+          <w:instrText xml:space="preserve"> PAGEREF _Toc240137086 \h </w:instrText>
         </w:r>
         <w:r>
           <w:rPr>
@@ -8252,7 +8252,7 @@
           <w14:ligatures w14:val="standardContextual"/>
         </w:rPr>
       </w:pPr>
-      <w:hyperlink w:anchor="_Toc240045629" w:history="1">
+      <w:hyperlink w:anchor="_Toc240137087" w:history="1">
         <w:r>
           <w:rPr>
             <w:rStyle w:val="aff1"/>
@@ -8279,7 +8279,7 @@
             <w:noProof/>
             <w:webHidden/>
           </w:rPr>
-          <w:instrText xml:space="preserve"> PAGEREF _Toc240045629 \h </w:instrText>
+          <w:instrText xml:space="preserve"> PAGEREF _Toc240137087 \h </w:instrText>
         </w:r>
         <w:r>
           <w:rPr>
@@ -8328,7 +8328,7 @@
           <w14:ligatures w14:val="standardContextual"/>
         </w:rPr>
       </w:pPr>
-      <w:hyperlink w:anchor="_Toc240045630" w:history="1">
+      <w:hyperlink w:anchor="_Toc240137088" w:history="1">
         <w:r>
           <w:rPr>
             <w:rStyle w:val="aff1"/>
@@ -8355,7 +8355,7 @@
             <w:noProof/>
             <w:webHidden/>
           </w:rPr>
-          <w:instrText xml:space="preserve"> PAGEREF _Toc240045630 \h </w:instrText>
+          <w:instrText xml:space="preserve"> PAGEREF _Toc240137088 \h </w:instrText>
         </w:r>
         <w:r>
           <w:rPr>
@@ -8375,7 +8375,7 @@
             <w:noProof/>
             <w:webHidden/>
           </w:rPr>
-          <w:t>42</w:t>
+          <w:t>43</w:t>
         </w:r>
         <w:r>
           <w:rPr>
@@ -8404,7 +8404,7 @@
           <w14:ligatures w14:val="standardContextual"/>
         </w:rPr>
       </w:pPr>
-      <w:hyperlink w:anchor="_Toc240045631" w:history="1">
+      <w:hyperlink w:anchor="_Toc240137089" w:history="1">
         <w:r>
           <w:rPr>
             <w:rStyle w:val="aff1"/>
@@ -8431,7 +8431,7 @@
             <w:noProof/>
             <w:webHidden/>
           </w:rPr>
-          <w:instrText xml:space="preserve"> PAGEREF _Toc240045631 \h </w:instrText>
+          <w:instrText xml:space="preserve"> PAGEREF _Toc240137089 \h </w:instrText>
         </w:r>
         <w:r>
           <w:rPr>
@@ -8480,7 +8480,7 @@
           <w14:ligatures w14:val="standardContextual"/>
         </w:rPr>
       </w:pPr>
-      <w:hyperlink w:anchor="_Toc240045632" w:history="1">
+      <w:hyperlink w:anchor="_Toc240137090" w:history="1">
         <w:r>
           <w:rPr>
             <w:rStyle w:val="aff1"/>
@@ -8507,7 +8507,7 @@
             <w:noProof/>
             <w:webHidden/>
           </w:rPr>
-          <w:instrText xml:space="preserve"> PAGEREF _Toc240045632 \h </w:instrText>
+          <w:instrText xml:space="preserve"> PAGEREF _Toc240137090 \h </w:instrText>
         </w:r>
         <w:r>
           <w:rPr>
@@ -8527,7 +8527,7 @@
             <w:noProof/>
             <w:webHidden/>
           </w:rPr>
-          <w:t>43</w:t>
+          <w:t>44</w:t>
         </w:r>
         <w:r>
           <w:rPr>
@@ -8556,7 +8556,7 @@
           <w14:ligatures w14:val="standardContextual"/>
         </w:rPr>
       </w:pPr>
-      <w:hyperlink w:anchor="_Toc240045633" w:history="1">
+      <w:hyperlink w:anchor="_Toc240137091" w:history="1">
         <w:r>
           <w:rPr>
             <w:rStyle w:val="aff1"/>
@@ -8583,7 +8583,7 @@
             <w:noProof/>
             <w:webHidden/>
           </w:rPr>
-          <w:instrText xml:space="preserve"> PAGEREF _Toc240045633 \h </w:instrText>
+          <w:instrText xml:space="preserve"> PAGEREF _Toc240137091 \h </w:instrText>
         </w:r>
         <w:r>
           <w:rPr>
@@ -8603,7 +8603,7 @@
             <w:noProof/>
             <w:webHidden/>
           </w:rPr>
-          <w:t>43</w:t>
+          <w:t>44</w:t>
         </w:r>
         <w:r>
           <w:rPr>
@@ -8632,7 +8632,7 @@
           <w14:ligatures w14:val="standardContextual"/>
         </w:rPr>
       </w:pPr>
-      <w:hyperlink w:anchor="_Toc240045634" w:history="1">
+      <w:hyperlink w:anchor="_Toc240137092" w:history="1">
         <w:r>
           <w:rPr>
             <w:rStyle w:val="aff1"/>
@@ -8659,7 +8659,7 @@
             <w:noProof/>
             <w:webHidden/>
           </w:rPr>
-          <w:instrText xml:space="preserve"> PAGEREF _Toc240045634 \h </w:instrText>
+          <w:instrText xml:space="preserve"> PAGEREF _Toc240137092 \h </w:instrText>
         </w:r>
         <w:r>
           <w:rPr>
@@ -8679,7 +8679,7 @@
             <w:noProof/>
             <w:webHidden/>
           </w:rPr>
-          <w:t>45</w:t>
+          <w:t>46</w:t>
         </w:r>
         <w:r>
           <w:rPr>
@@ -8708,7 +8708,7 @@
           <w14:ligatures w14:val="standardContextual"/>
         </w:rPr>
       </w:pPr>
-      <w:hyperlink w:anchor="_Toc240045635" w:history="1">
+      <w:hyperlink w:anchor="_Toc240137093" w:history="1">
         <w:r>
           <w:rPr>
             <w:rStyle w:val="aff1"/>
@@ -8735,7 +8735,7 @@
             <w:noProof/>
             <w:webHidden/>
           </w:rPr>
-          <w:instrText xml:space="preserve"> PAGEREF _Toc240045635 \h </w:instrText>
+          <w:instrText xml:space="preserve"> PAGEREF _Toc240137093 \h </w:instrText>
         </w:r>
         <w:r>
           <w:rPr>
@@ -8784,7 +8784,7 @@
           <w14:ligatures w14:val="standardContextual"/>
         </w:rPr>
       </w:pPr>
-      <w:hyperlink w:anchor="_Toc240045636" w:history="1">
+      <w:hyperlink w:anchor="_Toc240137094" w:history="1">
         <w:r>
           <w:rPr>
             <w:rStyle w:val="aff1"/>
@@ -8811,7 +8811,7 @@
             <w:noProof/>
             <w:webHidden/>
           </w:rPr>
-          <w:instrText xml:space="preserve"> PAGEREF _Toc240045636 \h </w:instrText>
+          <w:instrText xml:space="preserve"> PAGEREF _Toc240137094 \h </w:instrText>
         </w:r>
         <w:r>
           <w:rPr>
@@ -8831,7 +8831,7 @@
             <w:noProof/>
             <w:webHidden/>
           </w:rPr>
-          <w:t>46</w:t>
+          <w:t>47</w:t>
         </w:r>
         <w:r>
           <w:rPr>
@@ -8859,7 +8859,7 @@
           <w14:ligatures w14:val="standardContextual"/>
         </w:rPr>
       </w:pPr>
-      <w:hyperlink w:anchor="_Toc240045637" w:history="1">
+      <w:hyperlink w:anchor="_Toc240137095" w:history="1">
         <w:r>
           <w:rPr>
             <w:rStyle w:val="aff1"/>
@@ -8886,7 +8886,7 @@
             <w:noProof/>
             <w:webHidden/>
           </w:rPr>
-          <w:instrText xml:space="preserve"> PAGEREF _Toc240045637 \h </w:instrText>
+          <w:instrText xml:space="preserve"> PAGEREF _Toc240137095 \h </w:instrText>
         </w:r>
         <w:r>
           <w:rPr>
@@ -8941,7 +8941,7 @@
           <w:numId w:val="10"/>
         </w:numPr>
       </w:pPr>
-      <w:bookmarkStart w:id="0" w:name="_Toc240045528"/>
+      <w:bookmarkStart w:id="0" w:name="_Toc240136986"/>
       <w:r>
         <w:lastRenderedPageBreak/>
         <w:t>기술</w:t>
@@ -8974,7 +8974,7 @@
           <w:numId w:val="10"/>
         </w:numPr>
       </w:pPr>
-      <w:bookmarkStart w:id="1" w:name="_Toc240045529"/>
+      <w:bookmarkStart w:id="1" w:name="_Toc240136987"/>
       <w:r>
         <w:t>Network Authority / Data</w:t>
       </w:r>
@@ -8988,7 +8988,7 @@
           <w:numId w:val="10"/>
         </w:numPr>
       </w:pPr>
-      <w:bookmarkStart w:id="2" w:name="_Toc240045530"/>
+      <w:bookmarkStart w:id="2" w:name="_Toc240136988"/>
       <w:r>
         <w:t>Authority Flow</w:t>
       </w:r>
@@ -9051,7 +9051,7 @@
           <w:numId w:val="10"/>
         </w:numPr>
       </w:pPr>
-      <w:bookmarkStart w:id="3" w:name="_Toc240045531"/>
+      <w:bookmarkStart w:id="3" w:name="_Toc240136989"/>
       <w:r>
         <w:t>Client Cannot Commit</w:t>
       </w:r>
@@ -9137,7 +9137,7 @@
           <w:numId w:val="10"/>
         </w:numPr>
       </w:pPr>
-      <w:bookmarkStart w:id="4" w:name="_Toc240045532"/>
+      <w:bookmarkStart w:id="4" w:name="_Toc240136990"/>
       <w:r>
         <w:t>Data Tables</w:t>
       </w:r>
@@ -9555,7 +9555,7 @@
           <w:numId w:val="10"/>
         </w:numPr>
       </w:pPr>
-      <w:bookmarkStart w:id="5" w:name="_Toc240045533"/>
+      <w:bookmarkStart w:id="5" w:name="_Toc240136991"/>
       <w:r>
         <w:t>W1~W3 Implementation Baseline</w:t>
       </w:r>
@@ -9569,7 +9569,7 @@
           <w:numId w:val="10"/>
         </w:numPr>
       </w:pPr>
-      <w:bookmarkStart w:id="6" w:name="_Toc240045534"/>
+      <w:bookmarkStart w:id="6" w:name="_Toc240136992"/>
       <w:r>
         <w:t>W1 — Core Multiplayer / Inventory</w:t>
       </w:r>
@@ -9870,7 +9870,7 @@
           <w:numId w:val="10"/>
         </w:numPr>
       </w:pPr>
-      <w:bookmarkStart w:id="7" w:name="_Toc240045535"/>
+      <w:bookmarkStart w:id="7" w:name="_Toc240136993"/>
       <w:r>
         <w:t>W2 — Blueprint / UI / Guard Shell</w:t>
       </w:r>
@@ -10276,7 +10276,7 @@
           <w:numId w:val="10"/>
         </w:numPr>
       </w:pPr>
-      <w:bookmarkStart w:id="8" w:name="_Toc240045536"/>
+      <w:bookmarkStart w:id="8" w:name="_Toc240136994"/>
       <w:r>
         <w:t>W3 Start Rule</w:t>
       </w:r>
@@ -10342,7 +10342,7 @@
           <w:numId w:val="10"/>
         </w:numPr>
       </w:pPr>
-      <w:bookmarkStart w:id="9" w:name="_Toc240045537"/>
+      <w:bookmarkStart w:id="9" w:name="_Toc240136995"/>
       <w:r>
         <w:t>Risk / Cut Rules</w:t>
       </w:r>
@@ -10720,7 +10720,7 @@
           <w:numId w:val="10"/>
         </w:numPr>
       </w:pPr>
-      <w:bookmarkStart w:id="10" w:name="_Toc240045538"/>
+      <w:bookmarkStart w:id="10" w:name="_Toc240136996"/>
       <w:r>
         <w:lastRenderedPageBreak/>
         <w:t>Automatic Cut Order</w:t>
@@ -10852,7 +10852,7 @@
           <w:numId w:val="10"/>
         </w:numPr>
       </w:pPr>
-      <w:bookmarkStart w:id="11" w:name="_Toc240045539"/>
+      <w:bookmarkStart w:id="11" w:name="_Toc240136997"/>
       <w:r>
         <w:lastRenderedPageBreak/>
         <w:t>런타임</w:t>
@@ -10873,7 +10873,7 @@
           <w:numId w:val="10"/>
         </w:numPr>
       </w:pPr>
-      <w:bookmarkStart w:id="12" w:name="_Toc240045540"/>
+      <w:bookmarkStart w:id="12" w:name="_Toc240136998"/>
       <w:r>
         <w:t>구현</w:t>
       </w:r>
@@ -10899,7 +10899,7 @@
           <w:numId w:val="10"/>
         </w:numPr>
       </w:pPr>
-      <w:bookmarkStart w:id="13" w:name="_Toc240045541"/>
+      <w:bookmarkStart w:id="13" w:name="_Toc240136999"/>
       <w:r>
         <w:t>재사용</w:t>
       </w:r>
@@ -11557,7 +11557,7 @@
           <w:numId w:val="10"/>
         </w:numPr>
       </w:pPr>
-      <w:bookmarkStart w:id="14" w:name="_Toc240045542"/>
+      <w:bookmarkStart w:id="14" w:name="_Toc240137000"/>
       <w:r>
         <w:t xml:space="preserve">Legacy </w:t>
       </w:r>
@@ -12092,7 +12092,7 @@
           <w:numId w:val="10"/>
         </w:numPr>
       </w:pPr>
-      <w:bookmarkStart w:id="15" w:name="_Toc240045543"/>
+      <w:bookmarkStart w:id="15" w:name="_Toc240137001"/>
       <w:r>
         <w:lastRenderedPageBreak/>
         <w:t>캐릭터</w:t>
@@ -12131,7 +12131,7 @@
           <w:numId w:val="10"/>
         </w:numPr>
       </w:pPr>
-      <w:bookmarkStart w:id="16" w:name="_Toc240045544"/>
+      <w:bookmarkStart w:id="16" w:name="_Toc240137002"/>
       <w:r>
         <w:t>기본</w:t>
       </w:r>
@@ -12930,7 +12930,7 @@
           <w:numId w:val="10"/>
         </w:numPr>
       </w:pPr>
-      <w:bookmarkStart w:id="17" w:name="_Toc240045545"/>
+      <w:bookmarkStart w:id="17" w:name="_Toc240137003"/>
       <w:r>
         <w:t>1</w:t>
       </w:r>
@@ -13007,7 +13007,7 @@
           <w:numId w:val="10"/>
         </w:numPr>
       </w:pPr>
-      <w:bookmarkStart w:id="18" w:name="_Toc240045546"/>
+      <w:bookmarkStart w:id="18" w:name="_Toc240137004"/>
       <w:r>
         <w:t>커스터마이징</w:t>
       </w:r>
@@ -14285,7 +14285,7 @@
           <w:numId w:val="10"/>
         </w:numPr>
       </w:pPr>
-      <w:bookmarkStart w:id="19" w:name="_Toc240045547"/>
+      <w:bookmarkStart w:id="19" w:name="_Toc240137005"/>
       <w:r>
         <w:t xml:space="preserve">Grid Inventory, Loose Loot </w:t>
       </w:r>
@@ -14308,7 +14308,7 @@
           <w:numId w:val="10"/>
         </w:numPr>
       </w:pPr>
-      <w:bookmarkStart w:id="20" w:name="_Toc240045548"/>
+      <w:bookmarkStart w:id="20" w:name="_Toc240137006"/>
       <w:r>
         <w:t xml:space="preserve">Grid Inventory </w:t>
       </w:r>
@@ -14390,7 +14390,7 @@
           <w:numId w:val="10"/>
         </w:numPr>
       </w:pPr>
-      <w:bookmarkStart w:id="21" w:name="_Toc240045549"/>
+      <w:bookmarkStart w:id="21" w:name="_Toc240137007"/>
       <w:r>
         <w:lastRenderedPageBreak/>
         <w:t xml:space="preserve">Loose Loot </w:t>
@@ -15267,7 +15267,7 @@
           <w:numId w:val="10"/>
         </w:numPr>
       </w:pPr>
-      <w:bookmarkStart w:id="22" w:name="_Toc240045550"/>
+      <w:bookmarkStart w:id="22" w:name="_Toc240137008"/>
       <w:r>
         <w:t>무게</w:t>
       </w:r>
@@ -15344,7 +15344,7 @@
           <w:numId w:val="10"/>
         </w:numPr>
       </w:pPr>
-      <w:bookmarkStart w:id="23" w:name="_Toc240045551"/>
+      <w:bookmarkStart w:id="23" w:name="_Toc240137009"/>
       <w:r>
         <w:t>QuickSlot</w:t>
       </w:r>
@@ -15610,7 +15610,7 @@
           <w:numId w:val="10"/>
         </w:numPr>
       </w:pPr>
-      <w:bookmarkStart w:id="24" w:name="_Toc240045552"/>
+      <w:bookmarkStart w:id="24" w:name="_Toc240137010"/>
       <w:r>
         <w:t xml:space="preserve">First-Person </w:t>
       </w:r>
@@ -15648,7 +15648,7 @@
           <w:numId w:val="10"/>
         </w:numPr>
       </w:pPr>
-      <w:bookmarkStart w:id="25" w:name="_Toc240045553"/>
+      <w:bookmarkStart w:id="25" w:name="_Toc240137011"/>
       <w:r>
         <w:t>손전등</w:t>
       </w:r>
@@ -16060,7 +16060,7 @@
           <w:numId w:val="10"/>
         </w:numPr>
       </w:pPr>
-      <w:bookmarkStart w:id="26" w:name="_Toc240045554"/>
+      <w:bookmarkStart w:id="26" w:name="_Toc240137012"/>
       <w:r>
         <w:lastRenderedPageBreak/>
         <w:t>Noise Level</w:t>
@@ -16713,7 +16713,7 @@
           <w:numId w:val="10"/>
         </w:numPr>
       </w:pPr>
-      <w:bookmarkStart w:id="27" w:name="_Toc240045555"/>
+      <w:bookmarkStart w:id="27" w:name="_Toc240137013"/>
       <w:r>
         <w:t xml:space="preserve">Guard SoundPing </w:t>
       </w:r>
@@ -17036,7 +17036,7 @@
           <w:numId w:val="10"/>
         </w:numPr>
       </w:pPr>
-      <w:bookmarkStart w:id="28" w:name="_Toc240045556"/>
+      <w:bookmarkStart w:id="28" w:name="_Toc240137014"/>
       <w:r>
         <w:t xml:space="preserve">Guard PvE AI </w:t>
       </w:r>
@@ -17053,7 +17053,7 @@
           <w:numId w:val="10"/>
         </w:numPr>
       </w:pPr>
-      <w:bookmarkStart w:id="29" w:name="_Toc240045557"/>
+      <w:bookmarkStart w:id="29" w:name="_Toc240137015"/>
       <w:r>
         <w:t>기본</w:t>
       </w:r>
@@ -17597,7 +17597,7 @@
           <w:numId w:val="10"/>
         </w:numPr>
       </w:pPr>
-      <w:bookmarkStart w:id="30" w:name="_Toc240045558"/>
+      <w:bookmarkStart w:id="30" w:name="_Toc240137016"/>
       <w:r>
         <w:t>상태</w:t>
       </w:r>
@@ -18277,7 +18277,7 @@
           <w:numId w:val="10"/>
         </w:numPr>
       </w:pPr>
-      <w:bookmarkStart w:id="31" w:name="_Toc240045559"/>
+      <w:bookmarkStart w:id="31" w:name="_Toc240137017"/>
       <w:r>
         <w:t>InspectExhibit</w:t>
       </w:r>
@@ -18339,7 +18339,7 @@
           <w:numId w:val="10"/>
         </w:numPr>
       </w:pPr>
-      <w:bookmarkStart w:id="32" w:name="_Toc240045560"/>
+      <w:bookmarkStart w:id="32" w:name="_Toc240137018"/>
       <w:r>
         <w:t>CCTV</w:t>
       </w:r>
@@ -18374,7 +18374,7 @@
     <w:p>
       <w:r>
         <w:lastRenderedPageBreak/>
-        <w:t>Laser Barrier는 Protected Painting Case를 EditInstanceOnly 직접 참조한다. Data Validation은 연결된 Artifact가 FourStar이고 v1 Painting Assignment인지 확인한다. Forgery Quality는 Laser 배치 기준으로 사용하지 않는다.</w:t>
+        <w:t>Laser Barrier는 Protected Painting Case를 EditInstanceOnly 직접 참조한다. Data Validation은 연결된 Artifact가 FourStar이고 v1 Painting Assignment인지 확인한다. Forgery Quality는 Laser 배치 기준으로 사용하지 않는다. 배치 검사는 연결 개수만 확인하지 않는다. 안정화된 InGame World에서 배치한 모든 Barrier의 IsBarrierEnabled 및 IsBeamActive, 보호 Case의 활성 여부·FourStar·Drawing·비필수 조건을 확인한다. 승인 배치 JSON의 case_artifacts는 Case별 기존 Artifact Data Row 할당을 소유하며, 여러 Case가 공유하는 Optional Row의 등급을 일괄 변경하지 않는다.</w:t>
       </w:r>
     </w:p>
     <w:p>
@@ -18385,7 +18385,7 @@
           <w:numId w:val="10"/>
         </w:numPr>
       </w:pPr>
-      <w:bookmarkStart w:id="33" w:name="_Toc240045561"/>
+      <w:bookmarkStart w:id="33" w:name="_Toc240137019"/>
       <w:r>
         <w:t>Arrest</w:t>
       </w:r>
@@ -18419,7 +18419,7 @@
           <w:numId w:val="10"/>
         </w:numPr>
       </w:pPr>
-      <w:bookmarkStart w:id="34" w:name="_Toc240045562"/>
+      <w:bookmarkStart w:id="34" w:name="_Toc240137020"/>
       <w:r>
         <w:t xml:space="preserve">Target Artifact, Exhibit Case Isolation </w:t>
       </w:r>
@@ -18442,7 +18442,7 @@
           <w:numId w:val="10"/>
         </w:numPr>
       </w:pPr>
-      <w:bookmarkStart w:id="35" w:name="_Toc240045563"/>
+      <w:bookmarkStart w:id="35" w:name="_Toc240137021"/>
       <w:r>
         <w:t xml:space="preserve">Artifact / Exhibit Case </w:t>
       </w:r>
@@ -18762,6 +18762,7 @@
               <w:pStyle w:val="TableText"/>
             </w:pPr>
             <w:r>
+              <w:lastRenderedPageBreak/>
               <w:t>결과 영향</w:t>
             </w:r>
           </w:p>
@@ -18807,7 +18808,6 @@
           </w:tcPr>
           <w:p>
             <w:r>
-              <w:lastRenderedPageBreak/>
               <w:t>Quality 영향</w:t>
             </w:r>
           </w:p>
@@ -18855,7 +18855,7 @@
           <w:numId w:val="10"/>
         </w:numPr>
       </w:pPr>
-      <w:bookmarkStart w:id="36" w:name="_Toc240045564"/>
+      <w:bookmarkStart w:id="36" w:name="_Toc240137022"/>
       <w:r>
         <w:t xml:space="preserve">Painting Display Case </w:t>
       </w:r>
@@ -19508,8 +19508,9 @@
           <w:numId w:val="10"/>
         </w:numPr>
       </w:pPr>
-      <w:bookmarkStart w:id="37" w:name="_Toc240045565"/>
+      <w:bookmarkStart w:id="37" w:name="_Toc240137023"/>
       <w:r>
+        <w:lastRenderedPageBreak/>
         <w:t>Observation / Full-Screen Mode</w:t>
       </w:r>
       <w:bookmarkEnd w:id="37"/>
@@ -19531,7 +19532,6 @@
         <w:pStyle w:val="a0"/>
       </w:pPr>
       <w:r>
-        <w:lastRenderedPageBreak/>
         <w:t>관찰 참고 작품은 현재 Case에서 준비한 Owner-only Forgery ArtifactId를 사용한다. 계약의 Required Target 표시는 별도로 유지한다. Action과 Forgery 준비 상태가 어느 순서로 복제돼도 준비 전에는 참고 표시를 숨기고 두 상태가 모두 유효할 때 갱신한다.</w:t>
       </w:r>
     </w:p>
@@ -19591,7 +19591,7 @@
           <w:numId w:val="10"/>
         </w:numPr>
       </w:pPr>
-      <w:bookmarkStart w:id="38" w:name="_Toc240045566"/>
+      <w:bookmarkStart w:id="38" w:name="_Toc240137024"/>
       <w:r>
         <w:t>Replica Review / Atomic Swap</w:t>
       </w:r>
@@ -19673,8 +19673,9 @@
           <w:numId w:val="10"/>
         </w:numPr>
       </w:pPr>
-      <w:bookmarkStart w:id="39" w:name="_Toc240045567"/>
+      <w:bookmarkStart w:id="39" w:name="_Toc240137025"/>
       <w:r>
+        <w:lastRenderedPageBreak/>
         <w:t xml:space="preserve">Stroke </w:t>
       </w:r>
       <w:r>
@@ -19715,7 +19716,6 @@
         </w:numPr>
       </w:pPr>
       <w:r>
-        <w:lastRenderedPageBreak/>
         <w:t>Stroke Count, Point Count, 좌표 범위, Stroke별 BrushPresetIndex 배열 수와 허용 범위, Payload Size를 검증한다. 허용 Brush Preset은 Template 비율과 무관한 고정 정규화 지름 소 0.020 / 중 0.040 / 대 0.080 세 단계이며, 800×800 Drawing Surface 기준 16 / 32 / 64 px다. Brush Preset 변경은 이후 새로 시작하는 Stroke에만 적용하고 이미 그린 Stroke의 굵기는 유지하며 Eraser 반경에는 영향을 주지 않는다. Local Painter와 화면 Raster는 전송 Point Budget과 분리해 제한 없이 유지하고, Submit 시에만 로컬 데이터를 변경하지 않는 전송용 복사본을 단순화한다. 정규화 좌표는 X/Y를 각각 16-bit Unsigned Integer로 양자화해 uint32 하나에 Packing한다. Template Transport Point Budget은 Easy 4096, Medium 5120, Hard 6144이며 48 KiB Payload 검증을 유지한다. 일반 UI는 Point Budget과 Score Raster Resolution을 노출하지 않고 Palette, Brush Size, 남은 시간과 ‘예상 품질 {점수}/100 · 제출 가능 70+’ 단일 표시를 사용한다. 작업 방법 Instruction과 별도 Mode Status는 튜토리얼 및 통합 Footer가 담당한다. Local Preview의 256×256 OpenCV 평가는 Pointer 입력 중 최대 1.25초 간격, Pointer Release 뒤 0.12초 기준으로 갱신하며 입력 Event마다 타이머를 다시 시작하지 않는다. Local Preview가 70 미만이면 Submit Button을 비활성화하지만, Submit 시 서버 권한 최종 평가는 항상 전체 256×256 경로를 사용한다.</w:t>
       </w:r>
     </w:p>
@@ -19751,7 +19751,7 @@
           <w:numId w:val="10"/>
         </w:numPr>
       </w:pPr>
-      <w:bookmarkStart w:id="40" w:name="_Toc240045568"/>
+      <w:bookmarkStart w:id="40" w:name="_Toc240137026"/>
       <w:r>
         <w:t>Forgery Score And Replica Acceptance</w:t>
       </w:r>
@@ -19914,6 +19914,7 @@
               <w:pStyle w:val="TableText"/>
             </w:pPr>
             <w:r>
+              <w:lastRenderedPageBreak/>
               <w:t>70–89</w:t>
             </w:r>
           </w:p>
@@ -19976,7 +19977,6 @@
               <w:pStyle w:val="TableText"/>
             </w:pPr>
             <w:r>
-              <w:lastRenderedPageBreak/>
               <w:t>30–49</w:t>
             </w:r>
           </w:p>
@@ -20041,7 +20041,7 @@
           <w:numId w:val="10"/>
         </w:numPr>
       </w:pPr>
-      <w:bookmarkStart w:id="41" w:name="_Toc240045569"/>
+      <w:bookmarkStart w:id="41" w:name="_Toc240137027"/>
       <w:r>
         <w:t xml:space="preserve">Template </w:t>
       </w:r>
@@ -20943,6 +20943,7 @@
           </w:tcPr>
           <w:p>
             <w:r>
+              <w:lastRenderedPageBreak/>
               <w:t>TimeoutPolicy</w:t>
             </w:r>
           </w:p>
@@ -20976,9 +20977,8 @@
           <w:numId w:val="10"/>
         </w:numPr>
       </w:pPr>
-      <w:bookmarkStart w:id="42" w:name="_Toc240045570"/>
+      <w:bookmarkStart w:id="42" w:name="_Toc240137028"/>
       <w:r>
-        <w:lastRenderedPageBreak/>
         <w:t>Deferred Expansion: Object Assembly</w:t>
       </w:r>
       <w:bookmarkEnd w:id="42"/>
@@ -21006,7 +21006,7 @@
           <w:numId w:val="10"/>
         </w:numPr>
       </w:pPr>
-      <w:bookmarkStart w:id="43" w:name="_Toc240045571"/>
+      <w:bookmarkStart w:id="43" w:name="_Toc240137029"/>
       <w:r>
         <w:t xml:space="preserve">Alert, Lockdown, Shared Extraction </w:t>
       </w:r>
@@ -21029,7 +21029,7 @@
           <w:numId w:val="10"/>
         </w:numPr>
       </w:pPr>
-      <w:bookmarkStart w:id="44" w:name="_Toc240045572"/>
+      <w:bookmarkStart w:id="44" w:name="_Toc240137030"/>
       <w:r>
         <w:t>Alert Level</w:t>
       </w:r>
@@ -21330,8 +21330,9 @@
           <w:numId w:val="10"/>
         </w:numPr>
       </w:pPr>
-      <w:bookmarkStart w:id="45" w:name="_Toc240045573"/>
+      <w:bookmarkStart w:id="45" w:name="_Toc240137031"/>
       <w:r>
+        <w:lastRenderedPageBreak/>
         <w:t>Vent Settlement</w:t>
       </w:r>
       <w:r>
@@ -21363,7 +21364,6 @@
         </w:numPr>
       </w:pPr>
       <w:r>
-        <w:lastRenderedPageBreak/>
         <w:t>AHeistGameState는 기존 EscapePhase 상태와 함께 EscapePhaseUnlockServerTime(float, 미설정 -1)을 복제한다. 서버 InitializeEscapePhase는 InGame이고 ContractSnapshot.Outcome이 None일 때만 현재 서버 시각에 개방 지연을 더해 저장한다. 종료 Outcome 또는 비 InGame 초기화에서는 -1로 되돌리고, SetMatchPhase의 비 InGame 전환에서도 -1로 정리한다. 0초도 유효한 시각이며, UI는 읽기 전용 Getter와 서버 시각의 차이로 남은 시간을 표시한다. 이 표시는 서버의 개방 판정과 요청 검증을 변경하지 않는다.</w:t>
       </w:r>
     </w:p>
@@ -21447,8 +21447,9 @@
           <w:numId w:val="10"/>
         </w:numPr>
       </w:pPr>
-      <w:bookmarkStart w:id="46" w:name="_Toc240045574"/>
+      <w:bookmarkStart w:id="46" w:name="_Toc240137032"/>
       <w:r>
+        <w:lastRenderedPageBreak/>
         <w:t>성공</w:t>
       </w:r>
       <w:r>
@@ -21685,9 +21686,8 @@
           <w:numId w:val="10"/>
         </w:numPr>
       </w:pPr>
-      <w:bookmarkStart w:id="47" w:name="_Toc240045575"/>
+      <w:bookmarkStart w:id="47" w:name="_Toc240137033"/>
       <w:r>
-        <w:lastRenderedPageBreak/>
         <w:t>Team Reward / Contribution</w:t>
       </w:r>
       <w:bookmarkEnd w:id="47"/>
@@ -22148,7 +22148,7 @@
           <w:numId w:val="10"/>
         </w:numPr>
       </w:pPr>
-      <w:bookmarkStart w:id="48" w:name="_Toc240045576"/>
+      <w:bookmarkStart w:id="48" w:name="_Toc240137034"/>
       <w:r>
         <w:lastRenderedPageBreak/>
         <w:t>멀티플레이</w:t>
@@ -22175,7 +22175,7 @@
           <w:numId w:val="10"/>
         </w:numPr>
       </w:pPr>
-      <w:bookmarkStart w:id="49" w:name="_Toc240045577"/>
+      <w:bookmarkStart w:id="49" w:name="_Toc240137035"/>
       <w:r>
         <w:t>멀티플레이어</w:t>
       </w:r>
@@ -22201,7 +22201,7 @@
           <w:numId w:val="10"/>
         </w:numPr>
       </w:pPr>
-      <w:bookmarkStart w:id="50" w:name="_Toc240045578"/>
+      <w:bookmarkStart w:id="50" w:name="_Toc240137036"/>
       <w:r>
         <w:t>네트워크</w:t>
       </w:r>
@@ -22659,7 +22659,7 @@
           <w:numId w:val="10"/>
         </w:numPr>
       </w:pPr>
-      <w:bookmarkStart w:id="51" w:name="_Toc240045579"/>
+      <w:bookmarkStart w:id="51" w:name="_Toc240137037"/>
       <w:r>
         <w:t>Release Player Count / Session Start</w:t>
       </w:r>
@@ -22688,7 +22688,7 @@
           <w:numId w:val="10"/>
         </w:numPr>
       </w:pPr>
-      <w:bookmarkStart w:id="52" w:name="_Toc240045580"/>
+      <w:bookmarkStart w:id="52" w:name="_Toc240137038"/>
       <w:r>
         <w:t>Steam Proximity Voice / Guard Speech Noise</w:t>
       </w:r>
@@ -22718,7 +22718,7 @@
           <w:numId w:val="10"/>
         </w:numPr>
       </w:pPr>
-      <w:bookmarkStart w:id="53" w:name="_Toc240045581"/>
+      <w:bookmarkStart w:id="53" w:name="_Toc240137039"/>
       <w:r>
         <w:t>주요</w:t>
       </w:r>
@@ -23511,7 +23511,7 @@
           <w:numId w:val="10"/>
         </w:numPr>
       </w:pPr>
-      <w:bookmarkStart w:id="54" w:name="_Toc240045582"/>
+      <w:bookmarkStart w:id="54" w:name="_Toc240137040"/>
       <w:r>
         <w:t>서버</w:t>
       </w:r>
@@ -23653,7 +23653,7 @@
           <w:numId w:val="10"/>
         </w:numPr>
       </w:pPr>
-      <w:bookmarkStart w:id="55" w:name="_Toc240045583"/>
+      <w:bookmarkStart w:id="55" w:name="_Toc240137041"/>
       <w:r>
         <w:lastRenderedPageBreak/>
         <w:t xml:space="preserve">Disconnect </w:t>
@@ -23991,7 +23991,7 @@
           <w:numId w:val="10"/>
         </w:numPr>
       </w:pPr>
-      <w:bookmarkStart w:id="56" w:name="_Toc240045584"/>
+      <w:bookmarkStart w:id="56" w:name="_Toc240137042"/>
       <w:r>
         <w:t>필수</w:t>
       </w:r>
@@ -24128,7 +24128,7 @@
           <w:numId w:val="10"/>
         </w:numPr>
       </w:pPr>
-      <w:bookmarkStart w:id="57" w:name="_Toc240045585"/>
+      <w:bookmarkStart w:id="57" w:name="_Toc240137043"/>
       <w:r>
         <w:t xml:space="preserve">Gameplay Architecture, FastArray </w:t>
       </w:r>
@@ -24148,7 +24148,7 @@
           <w:numId w:val="10"/>
         </w:numPr>
       </w:pPr>
-      <w:bookmarkStart w:id="58" w:name="_Toc240045586"/>
+      <w:bookmarkStart w:id="58" w:name="_Toc240137044"/>
       <w:r>
         <w:t>책임</w:t>
       </w:r>
@@ -24601,7 +24601,7 @@
           <w:numId w:val="10"/>
         </w:numPr>
       </w:pPr>
-      <w:bookmarkStart w:id="59" w:name="_Toc240045587"/>
+      <w:bookmarkStart w:id="59" w:name="_Toc240137045"/>
       <w:r>
         <w:t xml:space="preserve">FastArray </w:t>
       </w:r>
@@ -24666,7 +24666,7 @@
           <w:numId w:val="10"/>
         </w:numPr>
       </w:pPr>
-      <w:bookmarkStart w:id="60" w:name="_Toc240045588"/>
+      <w:bookmarkStart w:id="60" w:name="_Toc240137046"/>
       <w:r>
         <w:t>서버</w:t>
       </w:r>
@@ -25090,7 +25090,7 @@
           <w:numId w:val="10"/>
         </w:numPr>
       </w:pPr>
-      <w:bookmarkStart w:id="61" w:name="_Toc240045589"/>
+      <w:bookmarkStart w:id="61" w:name="_Toc240137047"/>
       <w:r>
         <w:t>GameplayTag Dictionary</w:t>
       </w:r>
@@ -25390,7 +25390,7 @@
           <w:numId w:val="10"/>
         </w:numPr>
       </w:pPr>
-      <w:bookmarkStart w:id="62" w:name="_Toc240045590"/>
+      <w:bookmarkStart w:id="62" w:name="_Toc240137048"/>
       <w:r>
         <w:lastRenderedPageBreak/>
         <w:t xml:space="preserve">Tag Query </w:t>
@@ -25688,7 +25688,7 @@
           <w:numId w:val="10"/>
         </w:numPr>
       </w:pPr>
-      <w:bookmarkStart w:id="63" w:name="_Toc240045591"/>
+      <w:bookmarkStart w:id="63" w:name="_Toc240137049"/>
       <w:r>
         <w:t xml:space="preserve">HUD, UI/UX </w:t>
       </w:r>
@@ -25704,6 +25704,12 @@
       <w:bookmarkEnd w:id="63"/>
     </w:p>
     <w:p>
+      <w:pPr/>
+      <w:r>
+        <w:t>UI 텍스처는 /Game/Assets/UI/Catalogue, 글꼴은 /Game/Assets/UI/Fonts/Catalogue에서 참조한다. WBP가 버튼 상태와 패널의 9-slice 표현을 소유한다. 작성하는 위젯 크기·오프셋·패딩·아이콘 크기와 폰트 크기는 4의 배수로 통일한다. 앵커·정렬·DPI 배율 및 월드 좌표에서 투영한 동적 위치는 이 정수 크기 규칙의 대상이 아니다. 변경 후 WBP 컴파일과 크기 감사, 주요 화면 렌더로 잘림을 확인하며 입력·서버 상태 전환은 기존 ViewModel 계약을 유지한다.</w:t>
+      </w:r>
+    </w:p>
+    <w:p>
       <w:pPr>
         <w:pStyle w:val="31"/>
         <w:numPr>
@@ -25711,7 +25717,7 @@
           <w:numId w:val="10"/>
         </w:numPr>
       </w:pPr>
-      <w:bookmarkStart w:id="64" w:name="_Toc240045592"/>
+      <w:bookmarkStart w:id="64" w:name="_Toc240137050"/>
       <w:r>
         <w:t xml:space="preserve">UI </w:t>
       </w:r>
@@ -25922,7 +25928,7 @@
           <w:numId w:val="10"/>
         </w:numPr>
       </w:pPr>
-      <w:bookmarkStart w:id="65" w:name="_Toc240045593"/>
+      <w:bookmarkStart w:id="65" w:name="_Toc240137051"/>
       <w:r>
         <w:t>화면</w:t>
       </w:r>
@@ -26449,7 +26455,7 @@
           <w:numId w:val="10"/>
         </w:numPr>
       </w:pPr>
-      <w:bookmarkStart w:id="66" w:name="_Toc240045594"/>
+      <w:bookmarkStart w:id="66" w:name="_Toc240137052"/>
       <w:r>
         <w:t xml:space="preserve">MVVM </w:t>
       </w:r>
@@ -26526,7 +26532,7 @@
           <w:numId w:val="10"/>
         </w:numPr>
       </w:pPr>
-      <w:bookmarkStart w:id="67" w:name="_Toc240045595"/>
+      <w:bookmarkStart w:id="67" w:name="_Toc240137053"/>
       <w:r>
         <w:t xml:space="preserve">ViewModel </w:t>
       </w:r>
@@ -26992,7 +26998,7 @@
           <w:numId w:val="10"/>
         </w:numPr>
       </w:pPr>
-      <w:bookmarkStart w:id="68" w:name="_Toc240045596"/>
+      <w:bookmarkStart w:id="68" w:name="_Toc240137054"/>
       <w:r>
         <w:t xml:space="preserve">Forgery </w:t>
       </w:r>
@@ -27017,7 +27023,7 @@
           <w:numId w:val="10"/>
         </w:numPr>
       </w:pPr>
-      <w:bookmarkStart w:id="69" w:name="_Toc240045597"/>
+      <w:bookmarkStart w:id="69" w:name="_Toc240137055"/>
       <w:r>
         <w:t>상호작용</w:t>
       </w:r>
@@ -27615,7 +27621,7 @@
           <w:numId w:val="10"/>
         </w:numPr>
       </w:pPr>
-      <w:bookmarkStart w:id="70" w:name="_Toc240045598"/>
+      <w:bookmarkStart w:id="70" w:name="_Toc240137056"/>
       <w:r>
         <w:t>데이터</w:t>
       </w:r>
@@ -27641,7 +27647,7 @@
           <w:numId w:val="10"/>
         </w:numPr>
       </w:pPr>
-      <w:bookmarkStart w:id="71" w:name="_Toc240045599"/>
+      <w:bookmarkStart w:id="71" w:name="_Toc240137057"/>
       <w:r>
         <w:t xml:space="preserve">Debug, Telemetry, KPI </w:t>
       </w:r>
@@ -27661,7 +27667,7 @@
           <w:numId w:val="10"/>
         </w:numPr>
       </w:pPr>
-      <w:bookmarkStart w:id="72" w:name="_Toc240045600"/>
+      <w:bookmarkStart w:id="72" w:name="_Toc240137058"/>
       <w:r>
         <w:t>Debug Command</w:t>
       </w:r>
@@ -28063,7 +28069,7 @@
           <w:numId w:val="10"/>
         </w:numPr>
       </w:pPr>
-      <w:bookmarkStart w:id="73" w:name="_Toc240045601"/>
+      <w:bookmarkStart w:id="73" w:name="_Toc240137059"/>
       <w:r>
         <w:t>Telemetry / Log Event</w:t>
       </w:r>
@@ -28744,7 +28750,7 @@
           <w:numId w:val="10"/>
         </w:numPr>
       </w:pPr>
-      <w:bookmarkStart w:id="74" w:name="_Toc240045602"/>
+      <w:bookmarkStart w:id="74" w:name="_Toc240137060"/>
       <w:r>
         <w:t>Playtest KPI</w:t>
       </w:r>
@@ -29304,7 +29310,7 @@
           <w:numId w:val="10"/>
         </w:numPr>
       </w:pPr>
-      <w:bookmarkStart w:id="75" w:name="_Toc240045603"/>
+      <w:bookmarkStart w:id="75" w:name="_Toc240137061"/>
       <w:r>
         <w:t xml:space="preserve">Release QA </w:t>
       </w:r>
@@ -29441,7 +29447,7 @@
           <w:numId w:val="10"/>
         </w:numPr>
       </w:pPr>
-      <w:bookmarkStart w:id="76" w:name="_Toc240045604"/>
+      <w:bookmarkStart w:id="76" w:name="_Toc240137062"/>
       <w:r>
         <w:lastRenderedPageBreak/>
         <w:t>경계</w:t>
@@ -29504,7 +29510,7 @@
           <w:numId w:val="10"/>
         </w:numPr>
       </w:pPr>
-      <w:bookmarkStart w:id="77" w:name="_Toc240045605"/>
+      <w:bookmarkStart w:id="77" w:name="_Toc240137063"/>
       <w:r>
         <w:t>Navigation</w:t>
       </w:r>
@@ -29549,7 +29555,7 @@
           <w:numId w:val="10"/>
         </w:numPr>
       </w:pPr>
-      <w:bookmarkStart w:id="78" w:name="_Toc240045606"/>
+      <w:bookmarkStart w:id="78" w:name="_Toc240137064"/>
       <w:r>
         <w:t xml:space="preserve">Package </w:t>
       </w:r>
@@ -29602,7 +29608,7 @@
           <w:numId w:val="10"/>
         </w:numPr>
       </w:pPr>
-      <w:bookmarkStart w:id="79" w:name="_Toc240045607"/>
+      <w:bookmarkStart w:id="79" w:name="_Toc240137065"/>
       <w:r>
         <w:lastRenderedPageBreak/>
         <w:t xml:space="preserve">DataTable / DataAsset </w:t>
@@ -29626,7 +29632,7 @@
           <w:numId w:val="10"/>
         </w:numPr>
       </w:pPr>
-      <w:bookmarkStart w:id="80" w:name="_Toc240045608"/>
+      <w:bookmarkStart w:id="80" w:name="_Toc240137066"/>
       <w:r>
         <w:t>데이터</w:t>
       </w:r>
@@ -29869,7 +29875,7 @@
           <w:numId w:val="10"/>
         </w:numPr>
       </w:pPr>
-      <w:bookmarkStart w:id="81" w:name="_Toc240045609"/>
+      <w:bookmarkStart w:id="81" w:name="_Toc240137067"/>
       <w:r>
         <w:t>주요</w:t>
       </w:r>
@@ -30398,7 +30404,7 @@
           <w:numId w:val="10"/>
         </w:numPr>
       </w:pPr>
-      <w:bookmarkStart w:id="82" w:name="_Toc240045610"/>
+      <w:bookmarkStart w:id="82" w:name="_Toc240137068"/>
       <w:r>
         <w:t>DT_ItemMaster</w:t>
       </w:r>
@@ -31265,7 +31271,7 @@
           <w:numId w:val="10"/>
         </w:numPr>
       </w:pPr>
-      <w:bookmarkStart w:id="83" w:name="_Toc240045611"/>
+      <w:bookmarkStart w:id="83" w:name="_Toc240137069"/>
       <w:r>
         <w:lastRenderedPageBreak/>
         <w:t>DT_LootData</w:t>
@@ -31285,7 +31291,7 @@
           <w:numId w:val="10"/>
         </w:numPr>
       </w:pPr>
-      <w:bookmarkStart w:id="84" w:name="_Toc240045612"/>
+      <w:bookmarkStart w:id="84" w:name="_Toc240137070"/>
       <w:r>
         <w:t>DT_UsableItemData</w:t>
       </w:r>
@@ -31607,7 +31613,7 @@
           <w:numId w:val="10"/>
         </w:numPr>
       </w:pPr>
-      <w:bookmarkStart w:id="85" w:name="_Toc240045613"/>
+      <w:bookmarkStart w:id="85" w:name="_Toc240137071"/>
       <w:r>
         <w:t>DT_SoundPingData</w:t>
       </w:r>
@@ -32433,7 +32439,7 @@
           <w:numId w:val="10"/>
         </w:numPr>
       </w:pPr>
-      <w:bookmarkStart w:id="86" w:name="_Toc240045614"/>
+      <w:bookmarkStart w:id="86" w:name="_Toc240137072"/>
       <w:r>
         <w:t>DT_GuardData</w:t>
       </w:r>
@@ -32452,7 +32458,7 @@
           <w:numId w:val="10"/>
         </w:numPr>
       </w:pPr>
-      <w:bookmarkStart w:id="87" w:name="_Toc240045615"/>
+      <w:bookmarkStart w:id="87" w:name="_Toc240137073"/>
       <w:r>
         <w:t>DT_ArtifactData</w:t>
       </w:r>
@@ -32471,7 +32477,7 @@
           <w:numId w:val="10"/>
         </w:numPr>
       </w:pPr>
-      <w:bookmarkStart w:id="88" w:name="_Toc240045616"/>
+      <w:bookmarkStart w:id="88" w:name="_Toc240137074"/>
       <w:r>
         <w:t>DT_ForgeryTemplate</w:t>
       </w:r>
@@ -32490,7 +32496,7 @@
           <w:numId w:val="10"/>
         </w:numPr>
       </w:pPr>
-      <w:bookmarkStart w:id="89" w:name="_Toc240045617"/>
+      <w:bookmarkStart w:id="89" w:name="_Toc240137075"/>
       <w:r>
         <w:lastRenderedPageBreak/>
         <w:t>기타</w:t>
@@ -33054,7 +33060,7 @@
           <w:numId w:val="10"/>
         </w:numPr>
       </w:pPr>
-      <w:bookmarkStart w:id="90" w:name="_Toc240045618"/>
+      <w:bookmarkStart w:id="90" w:name="_Toc240137076"/>
       <w:r>
         <w:t xml:space="preserve">Runtime </w:t>
       </w:r>
@@ -33531,7 +33537,7 @@
           <w:numId w:val="10"/>
         </w:numPr>
       </w:pPr>
-      <w:bookmarkStart w:id="91" w:name="_Toc240045619"/>
+      <w:bookmarkStart w:id="91" w:name="_Toc240137077"/>
       <w:r>
         <w:lastRenderedPageBreak/>
         <w:t>Validation</w:t>
@@ -33630,7 +33636,7 @@
           <w:numId w:val="10"/>
         </w:numPr>
       </w:pPr>
-      <w:bookmarkStart w:id="92" w:name="_Toc240045620"/>
+      <w:bookmarkStart w:id="92" w:name="_Toc240137078"/>
       <w:r>
         <w:t>최소</w:t>
       </w:r>
@@ -33668,7 +33674,7 @@
           <w:numId w:val="10"/>
         </w:numPr>
       </w:pPr>
-      <w:bookmarkStart w:id="93" w:name="_Toc240045621"/>
+      <w:bookmarkStart w:id="93" w:name="_Toc240137079"/>
       <w:r>
         <w:t>최소</w:t>
       </w:r>
@@ -34163,7 +34169,7 @@
           <w:numId w:val="10"/>
         </w:numPr>
       </w:pPr>
-      <w:bookmarkStart w:id="94" w:name="_Toc240045622"/>
+      <w:bookmarkStart w:id="94" w:name="_Toc240137080"/>
       <w:r>
         <w:t>시스템</w:t>
       </w:r>
@@ -34641,7 +34647,7 @@
           <w:numId w:val="10"/>
         </w:numPr>
       </w:pPr>
-      <w:bookmarkStart w:id="95" w:name="_Toc240045623"/>
+      <w:bookmarkStart w:id="95" w:name="_Toc240137081"/>
       <w:r>
         <w:t>Contract Run Runtime Contracts</w:t>
       </w:r>
@@ -34655,7 +34661,7 @@
           <w:numId w:val="10"/>
         </w:numPr>
       </w:pPr>
-      <w:bookmarkStart w:id="96" w:name="_Toc240045624"/>
+      <w:bookmarkStart w:id="96" w:name="_Toc240137082"/>
       <w:r>
         <w:t>Contract Snapshot</w:t>
       </w:r>
@@ -35119,7 +35125,7 @@
           <w:numId w:val="10"/>
         </w:numPr>
       </w:pPr>
-      <w:bookmarkStart w:id="97" w:name="_Toc240045625"/>
+      <w:bookmarkStart w:id="97" w:name="_Toc240137083"/>
       <w:r>
         <w:t>Exhibit Assignment Snapshot</w:t>
       </w:r>
@@ -35434,7 +35440,7 @@
           <w:numId w:val="10"/>
         </w:numPr>
       </w:pPr>
-      <w:bookmarkStart w:id="98" w:name="_Toc240045626"/>
+      <w:bookmarkStart w:id="98" w:name="_Toc240137084"/>
       <w:r>
         <w:t>Surface Forgery Timer and Timeout Handling / Assembly Deferred</w:t>
       </w:r>
@@ -35732,7 +35738,7 @@
           <w:numId w:val="10"/>
         </w:numPr>
       </w:pPr>
-      <w:bookmarkStart w:id="99" w:name="_Toc240045627"/>
+      <w:bookmarkStart w:id="99" w:name="_Toc240137085"/>
       <w:r>
         <w:t>Locomotion, Weight and Footstep</w:t>
       </w:r>
@@ -36083,7 +36089,7 @@
           <w:numId w:val="10"/>
         </w:numPr>
       </w:pPr>
-      <w:bookmarkStart w:id="100" w:name="_Toc240045628"/>
+      <w:bookmarkStart w:id="100" w:name="_Toc240137086"/>
       <w:r>
         <w:t>Identity, Nameplate and Team Status</w:t>
       </w:r>
@@ -36387,7 +36393,7 @@
           <w:numId w:val="10"/>
         </w:numPr>
       </w:pPr>
-      <w:bookmarkStart w:id="101" w:name="_Toc240045629"/>
+      <w:bookmarkStart w:id="101" w:name="_Toc240137087"/>
       <w:r>
         <w:t>Floor Plan Projection and Information Policy</w:t>
       </w:r>
@@ -36723,7 +36729,7 @@
         <w:pStyle w:val="a0"/>
       </w:pPr>
       <w:r>
-        <w:t>Painting의 Original/Replica 시각 컴포넌트는 같은 중심·정면·크기를 사용한다. 활성 작품 중심은 바닥 위 160cm를 유지하며 액자와 그림 면 크기는 전시 구성에 맞춰 함께 조절한다. 보안 패널은 프레임 하단을 따라 배치한다. 일반 전시물은 다양한 크기와 다단 높이를 허용하되 행동 Prompt와 보안 패널을 부여하지 않는다. Presentation 변화로 서버 State, Case Identity와 Interaction Overlap 방식을 변경하지 않는다.</w:t>
+        <w:t>Painting의 Original/Replica 시각 컴포넌트는 같은 중심·정면·크기를 사용한다. 활성 작품 중심은 기본 160cm이며 다단 군집에서는 승인된 슬롯 높이 119~190cm를 사용한다. Interaction Actor의 바닥 기준과 Overlap 범위는 유지하며 액자와 그림 면 크기는 전시 구성에 맞춰 함께 조절한다. 보안 패널은 프레임 하단을 따라 배치한다. 일반 전시물은 다양한 크기와 다단 높이를 허용하되 행동 Prompt와 보안 패널을 부여하지 않는다. Presentation 변화로 서버 State, Case Identity와 Interaction Overlap 방식을 변경하지 않는다.</w:t>
       </w:r>
     </w:p>
     <w:p>
@@ -36731,7 +36737,7 @@
         <w:pStyle w:val="a0"/>
       </w:pPr>
       <w:r>
-        <w:t>레벨 재배치 후 저장·재로드한 Map에서 작품 수/Identity, 실제 액자 크기에 따른 중심·모서리 벽 지지, 관람 방향, 그림·프레임 간 간섭, 일반 전시물의 비상호작용과 독립 전시 구성을 검사한다. 실제 배치 Transform에서 패턴 형상을 대조하고 각 맵에 최소 10종이 존재하는지 확인한다. 유형 이름만 다른 동일 구도와 좌우 반전은 다양성 증거로 인정하지 않는다. 기존 Guard 시작 Capsule·경로, Laser/Painting/Button 연결과 독립 이탈로를 재검증한다. 벽·문 Geometry가 바뀐 경우에만 Floor Plan을 재생성하고 자연 2인 액자 구분·위조·회수·귀환은 별도로 확인한다.</w:t>
+        <w:t>레벨 재배치 후 저장·재로드한 Map에서 작품 수/Identity, 실제 액자 크기에 따른 중심·모서리 벽 지지, 관람 방향, 그림·프레임 간 간섭, 일반 전시물의 비상호작용과 독립 전시 구성을 검사한다. 실제 배치 Transform에서 패턴 형상을 대조하고 각 맵에 최소 10종이 존재하는지 확인한다. 유형 이름만 다른 동일 구도와 좌우 반전은 다양성 증거로 인정하지 않는다. 기존 Guard 시작 Capsule·경로, Laser/Painting/Button 연결과 독립 이탈로를 재검증한다. 벽·문 Geometry가 바뀐 경우에만 Floor Plan을 재생성하고 자연 2인 액자 구분·위조·회수·귀환은 별도로 확인한다. 승인 배치의 좌표 원본은 ProjectResources/SourceArt/Gallery/MuseumLevelLayout.json이며 단위는 m, Unreal 적용은 cm로 변환한다. A01~A20은 설계 배치 번호이고 case_mapping으로 기존 CaseId에 연결한다. 재생성은 이 원본의 벽·문·작품·경비 경로·Laser 연결·회수 Anchor를 사용하며 이전 좌표로 덮어쓰지 않는다. 별도 검토 Level에서 구성 후 동일 검사에 통과한 Map을 기존 출시 경로에 저장한다. 필수 Case의 Identity를 유지하며 M01 A08, M02 A13, M03 A08의 동측 일반 전시 슬롯으로 이동한다. 버튼 차폐벽은 props에 실제 충돌 Bounds를 기록하고 저장 Nav와 전체 경로 Capsule Sweep, 버튼 점유 및 순찰 경로에서의 시선 차단을 재검사한다. M02 D08·D30 출입구는 벽으로 닫고 북동 고가실은 기존 북측 관리 회랑, 남동 고가실은 S3 전시실을 일반 출입·이탈로로 유지한다. 목표 이동 시 DT_MapPresentation의 ContractTargetGalleryZoneId와 ZoneAnchor 위치·이름도 함께 갱신한다. loot_spawn_overrides는 기존 전리품 지점과 받침대의 좌표를 함께 지정하며 스폰 수와 분류는 유지한다.</w:t>
       </w:r>
     </w:p>
     <w:p>
@@ -36750,8 +36756,9 @@
           <w:numId w:val="10"/>
         </w:numPr>
       </w:pPr>
-      <w:bookmarkStart w:id="102" w:name="_Toc240045630"/>
+      <w:bookmarkStart w:id="102" w:name="_Toc240137088"/>
       <w:r>
+        <w:lastRenderedPageBreak/>
         <w:t>Drop, Recovery, Deposit and Outcome</w:t>
       </w:r>
       <w:bookmarkEnd w:id="102"/>
@@ -36828,11 +36835,7 @@
         </w:numPr>
       </w:pPr>
       <w:r>
-        <w:t xml:space="preserve">Vent Server Entry는 동일 Cast를 재사용하되 LooseLootOnly Settlement와 FullEscape를 서버가 분기한다. LooseLootOnly는 5×5 Grid의 Loot Item만 검증·제거하고 Secured Value를 갱신하며 </w:t>
-      </w:r>
-      <w:r>
-        <w:lastRenderedPageBreak/>
-        <w:t>Original/Required Target과 Active 상태를 유지한다. FullEscape는 남은 Loot/Original Instance를 전부 검증·제거하고 Required Target 상태와 Escaped를 확정한다. Arrest는 전체 미정산 Loot/Original Snapshot과 Evidence 슬롯을 먼저 예약하고 World Pickup Spawn, Inventory Clear, Detention Teleport, Arrest Commit을 단일 서버 Transaction으로 처리하며 실패 시 Spawn/위치/Inventory를 Rollback한다.</w:t>
+        <w:t>Vent Server Entry는 동일 Cast를 재사용하되 LooseLootOnly Settlement와 FullEscape를 서버가 분기한다. LooseLootOnly는 5×5 Grid의 Loot Item만 검증·제거하고 Secured Value를 갱신하며 Original/Required Target과 Active 상태를 유지한다. FullEscape는 남은 Loot/Original Instance를 전부 검증·제거하고 Required Target 상태와 Escaped를 확정한다. Arrest는 전체 미정산 Loot/Original Snapshot과 Evidence 슬롯을 먼저 예약하고 World Pickup Spawn, Inventory Clear, Detention Teleport, Arrest Commit을 단일 서버 Transaction으로 처리하며 실패 시 Spawn/위치/Inventory를 Rollback한다.</w:t>
       </w:r>
     </w:p>
     <w:p>
@@ -36867,7 +36870,7 @@
           <w:numId w:val="10"/>
         </w:numPr>
       </w:pPr>
-      <w:bookmarkStart w:id="103" w:name="_Toc240045631"/>
+      <w:bookmarkStart w:id="103" w:name="_Toc240137089"/>
       <w:r>
         <w:t>Greed Decision Telemetry Contract</w:t>
       </w:r>
@@ -37441,8 +37444,9 @@
           <w:numId w:val="10"/>
         </w:numPr>
       </w:pPr>
-      <w:bookmarkStart w:id="104" w:name="_Toc240045632"/>
+      <w:bookmarkStart w:id="104" w:name="_Toc240137090"/>
       <w:r>
+        <w:lastRenderedPageBreak/>
         <w:t xml:space="preserve">Contract DataTable, DataAsset </w:t>
       </w:r>
       <w:r>
@@ -37461,7 +37465,7 @@
           <w:numId w:val="10"/>
         </w:numPr>
       </w:pPr>
-      <w:bookmarkStart w:id="105" w:name="_Toc240045633"/>
+      <w:bookmarkStart w:id="105" w:name="_Toc240137091"/>
       <w:r>
         <w:t>Data Ownership</w:t>
       </w:r>
@@ -37637,7 +37641,6 @@
           </w:tcPr>
           <w:p>
             <w:r>
-              <w:lastRenderedPageBreak/>
               <w:t>Dropped Original Recovery</w:t>
             </w:r>
           </w:p>
@@ -37968,6 +37971,7 @@
         <w:pStyle w:val="a0"/>
       </w:pPr>
       <w:r>
+        <w:lastRenderedPageBreak/>
         <w:t>Loose Loot와 Dropped Original은 서버 상태와 회수 Transaction이 다르므로 각각 하나의 공용 Shell을 유지한다.</w:t>
       </w:r>
     </w:p>
@@ -38038,7 +38042,6 @@
                 <w:color w:val="17365D"/>
                 <w:sz w:val="17"/>
               </w:rPr>
-              <w:lastRenderedPageBreak/>
               <w:t>Data Row</w:t>
             </w:r>
           </w:p>
@@ -38421,6 +38424,7 @@
               <w:rPr>
                 <w:sz w:val="16"/>
               </w:rPr>
+              <w:lastRenderedPageBreak/>
               <w:t>FHeistLootDataRow</w:t>
             </w:r>
           </w:p>
@@ -38522,7 +38526,7 @@
           <w:numId w:val="10"/>
         </w:numPr>
       </w:pPr>
-      <w:bookmarkStart w:id="106" w:name="_Toc240045634"/>
+      <w:bookmarkStart w:id="106" w:name="_Toc240137092"/>
       <w:r>
         <w:t>Contract Row Starting Example</w:t>
       </w:r>
@@ -38815,7 +38819,6 @@
               <w:rPr>
                 <w:sz w:val="16"/>
               </w:rPr>
-              <w:lastRenderedPageBreak/>
               <w:t>MinimumOptionalExhibits</w:t>
             </w:r>
           </w:p>
@@ -39088,7 +39091,7 @@
           <w:numId w:val="10"/>
         </w:numPr>
       </w:pPr>
-      <w:bookmarkStart w:id="107" w:name="_Toc240045635"/>
+      <w:bookmarkStart w:id="107" w:name="_Toc240137093"/>
       <w:r>
         <w:t>Runtime Snapshot and Replication</w:t>
       </w:r>
@@ -39432,6 +39435,7 @@
               <w:pStyle w:val="TableText"/>
             </w:pPr>
             <w:r>
+              <w:lastRenderedPageBreak/>
               <w:t>FHeistTeamResult</w:t>
             </w:r>
           </w:p>
@@ -39518,7 +39522,7 @@
           <w:numId w:val="10"/>
         </w:numPr>
       </w:pPr>
-      <w:bookmarkStart w:id="108" w:name="_Toc240045636"/>
+      <w:bookmarkStart w:id="108" w:name="_Toc240137094"/>
       <w:r>
         <w:t>Data Validation Rules</w:t>
       </w:r>
@@ -39593,7 +39597,6 @@
         </w:numPr>
       </w:pPr>
       <w:r>
-        <w:lastRenderedPageBreak/>
         <w:t>ProjectResources/DataTableImports JSON을 Source of Truth로 사용하는 Table은 JSON 수정 후 Reimport한다.</w:t>
       </w:r>
     </w:p>
@@ -39617,7 +39620,7 @@
       <w:pPr>
         <w:pStyle w:val="AppendixHeading"/>
       </w:pPr>
-      <w:bookmarkStart w:id="109" w:name="_Toc240045637"/>
+      <w:bookmarkStart w:id="109" w:name="_Toc240137095"/>
       <w:r>
         <w:lastRenderedPageBreak/>
         <w:t>Appendix C — Comprehensive Definition of Done</w:t>
